--- a/docs/ADOORA-System-Guide.docx
+++ b/docs/ADOORA-System-Guide.docx
@@ -62,7 +62,7 @@
         <w:spacing w:after="120"/>
       </w:pPr>
       <w:r>
-        <w:t>Status as of: 29 September 2026</w:t>
+        <w:t>Status as of: 1 October 2026</w:t>
       </w:r>
     </w:p>
     <w:p>
@@ -96,7 +96,7 @@
     <w:sdt>
       <w:sdtPr>
         <w:alias w:val="Contents"/>
-        <w:id w:val="465635144"/>
+        <w:id w:val="630220383"/>
       </w:sdtPr>
       <w:sdtEndPr/>
       <w:sdtContent>
@@ -125,7 +125,7 @@
           <w:r>
             <w:fldChar w:fldCharType="separate"/>
           </w:r>
-          <w:hyperlink w:anchor="_Toc241612361" w:history="1">
+          <w:hyperlink w:anchor="_Toc241788987" w:history="1">
             <w:r>
               <w:rPr>
                 <w:rStyle w:val="Hyperlink"/>
@@ -149,7 +149,7 @@
               <w:rPr>
                 <w:noProof/>
               </w:rPr>
-              <w:instrText xml:space="preserve"> PAGEREF _Toc241612361 \h </w:instrText>
+              <w:instrText xml:space="preserve"> PAGEREF _Toc241788987 \h </w:instrText>
             </w:r>
             <w:r>
               <w:rPr>
@@ -166,7 +166,7 @@
               <w:rPr>
                 <w:noProof/>
               </w:rPr>
-              <w:t>3</w:t>
+              <w:t>4</w:t>
             </w:r>
             <w:r>
               <w:rPr>
@@ -192,7 +192,7 @@
               <w14:ligatures w14:val="standardContextual"/>
             </w:rPr>
           </w:pPr>
-          <w:hyperlink w:anchor="_Toc241612362" w:history="1">
+          <w:hyperlink w:anchor="_Toc241788988" w:history="1">
             <w:r>
               <w:rPr>
                 <w:rStyle w:val="Hyperlink"/>
@@ -216,7 +216,7 @@
               <w:rPr>
                 <w:noProof/>
               </w:rPr>
-              <w:instrText xml:space="preserve"> PAGEREF _Toc241612362 \h </w:instrText>
+              <w:instrText xml:space="preserve"> PAGEREF _Toc241788988 \h </w:instrText>
             </w:r>
             <w:r>
               <w:rPr>
@@ -233,7 +233,7 @@
               <w:rPr>
                 <w:noProof/>
               </w:rPr>
-              <w:t>3</w:t>
+              <w:t>4</w:t>
             </w:r>
             <w:r>
               <w:rPr>
@@ -259,7 +259,7 @@
               <w14:ligatures w14:val="standardContextual"/>
             </w:rPr>
           </w:pPr>
-          <w:hyperlink w:anchor="_Toc241612363" w:history="1">
+          <w:hyperlink w:anchor="_Toc241788989" w:history="1">
             <w:r>
               <w:rPr>
                 <w:rStyle w:val="Hyperlink"/>
@@ -283,7 +283,7 @@
               <w:rPr>
                 <w:noProof/>
               </w:rPr>
-              <w:instrText xml:space="preserve"> PAGEREF _Toc241612363 \h </w:instrText>
+              <w:instrText xml:space="preserve"> PAGEREF _Toc241788989 \h </w:instrText>
             </w:r>
             <w:r>
               <w:rPr>
@@ -300,7 +300,7 @@
               <w:rPr>
                 <w:noProof/>
               </w:rPr>
-              <w:t>4</w:t>
+              <w:t>6</w:t>
             </w:r>
             <w:r>
               <w:rPr>
@@ -326,13 +326,13 @@
               <w14:ligatures w14:val="standardContextual"/>
             </w:rPr>
           </w:pPr>
-          <w:hyperlink w:anchor="_Toc241612364" w:history="1">
+          <w:hyperlink w:anchor="_Toc241788990" w:history="1">
             <w:r>
               <w:rPr>
                 <w:rStyle w:val="Hyperlink"/>
                 <w:noProof/>
               </w:rPr>
-              <w:t>Three separate doors</w:t>
+              <w:t>Three separate sign-ins</w:t>
             </w:r>
             <w:r>
               <w:rPr>
@@ -350,7 +350,7 @@
               <w:rPr>
                 <w:noProof/>
               </w:rPr>
-              <w:instrText xml:space="preserve"> PAGEREF _Toc241612364 \h </w:instrText>
+              <w:instrText xml:space="preserve"> PAGEREF _Toc241788990 \h </w:instrText>
             </w:r>
             <w:r>
               <w:rPr>
@@ -367,7 +367,7 @@
               <w:rPr>
                 <w:noProof/>
               </w:rPr>
-              <w:t>4</w:t>
+              <w:t>6</w:t>
             </w:r>
             <w:r>
               <w:rPr>
@@ -393,7 +393,7 @@
               <w14:ligatures w14:val="standardContextual"/>
             </w:rPr>
           </w:pPr>
-          <w:hyperlink w:anchor="_Toc241612365" w:history="1">
+          <w:hyperlink w:anchor="_Toc241788991" w:history="1">
             <w:r>
               <w:rPr>
                 <w:rStyle w:val="Hyperlink"/>
@@ -417,7 +417,7 @@
               <w:rPr>
                 <w:noProof/>
               </w:rPr>
-              <w:instrText xml:space="preserve"> PAGEREF _Toc241612365 \h </w:instrText>
+              <w:instrText xml:space="preserve"> PAGEREF _Toc241788991 \h </w:instrText>
             </w:r>
             <w:r>
               <w:rPr>
@@ -434,7 +434,7 @@
               <w:rPr>
                 <w:noProof/>
               </w:rPr>
-              <w:t>4</w:t>
+              <w:t>6</w:t>
             </w:r>
             <w:r>
               <w:rPr>
@@ -460,12 +460,79 @@
               <w14:ligatures w14:val="standardContextual"/>
             </w:rPr>
           </w:pPr>
-          <w:hyperlink w:anchor="_Toc241612366" w:history="1">
+          <w:hyperlink w:anchor="_Toc241788992" w:history="1">
             <w:r>
               <w:rPr>
                 <w:rStyle w:val="Hyperlink"/>
                 <w:noProof/>
               </w:rPr>
+              <w:t>Who can sign in: the Team page panel</w:t>
+            </w:r>
+            <w:r>
+              <w:rPr>
+                <w:noProof/>
+              </w:rPr>
+              <w:tab/>
+            </w:r>
+            <w:r>
+              <w:rPr>
+                <w:noProof/>
+              </w:rPr>
+              <w:fldChar w:fldCharType="begin"/>
+            </w:r>
+            <w:r>
+              <w:rPr>
+                <w:noProof/>
+              </w:rPr>
+              <w:instrText xml:space="preserve"> PAGEREF _Toc241788992 \h </w:instrText>
+            </w:r>
+            <w:r>
+              <w:rPr>
+                <w:noProof/>
+              </w:rPr>
+            </w:r>
+            <w:r>
+              <w:rPr>
+                <w:noProof/>
+              </w:rPr>
+              <w:fldChar w:fldCharType="separate"/>
+            </w:r>
+            <w:r>
+              <w:rPr>
+                <w:noProof/>
+              </w:rPr>
+              <w:t>7</w:t>
+            </w:r>
+            <w:r>
+              <w:rPr>
+                <w:noProof/>
+              </w:rPr>
+              <w:fldChar w:fldCharType="end"/>
+            </w:r>
+          </w:hyperlink>
+        </w:p>
+        <w:p>
+          <w:pPr>
+            <w:pStyle w:val="TOC2"/>
+            <w:tabs>
+              <w:tab w:val="right" w:leader="dot" w:pos="9296"/>
+            </w:tabs>
+            <w:rPr>
+              <w:rFonts w:asciiTheme="minorHAnsi" w:eastAsiaTheme="minorEastAsia" w:hAnsiTheme="minorHAnsi" w:cstheme="minorBidi"/>
+              <w:noProof/>
+              <w:color w:val="auto"/>
+              <w:kern w:val="2"/>
+              <w:sz w:val="24"/>
+              <w:szCs w:val="24"/>
+              <w14:ligatures w14:val="standardContextual"/>
+            </w:rPr>
+          </w:pPr>
+          <w:hyperlink w:anchor="_Toc241788993" w:history="1">
+            <w:r>
+              <w:rPr>
+                <w:rStyle w:val="Hyperlink"/>
+                <w:noProof/>
+              </w:rPr>
               <w:t>Staying signed in, and stopping access</w:t>
             </w:r>
             <w:r>
@@ -484,7 +551,7 @@
               <w:rPr>
                 <w:noProof/>
               </w:rPr>
-              <w:instrText xml:space="preserve"> PAGEREF _Toc241612366 \h </w:instrText>
+              <w:instrText xml:space="preserve"> PAGEREF _Toc241788993 \h </w:instrText>
             </w:r>
             <w:r>
               <w:rPr>
@@ -501,7 +568,7 @@
               <w:rPr>
                 <w:noProof/>
               </w:rPr>
-              <w:t>4</w:t>
+              <w:t>7</w:t>
             </w:r>
             <w:r>
               <w:rPr>
@@ -527,7 +594,7 @@
               <w14:ligatures w14:val="standardContextual"/>
             </w:rPr>
           </w:pPr>
-          <w:hyperlink w:anchor="_Toc241612367" w:history="1">
+          <w:hyperlink w:anchor="_Toc241788994" w:history="1">
             <w:r>
               <w:rPr>
                 <w:rStyle w:val="Hyperlink"/>
@@ -551,7 +618,7 @@
               <w:rPr>
                 <w:noProof/>
               </w:rPr>
-              <w:instrText xml:space="preserve"> PAGEREF _Toc241612367 \h </w:instrText>
+              <w:instrText xml:space="preserve"> PAGEREF _Toc241788994 \h </w:instrText>
             </w:r>
             <w:r>
               <w:rPr>
@@ -568,7 +635,7 @@
               <w:rPr>
                 <w:noProof/>
               </w:rPr>
-              <w:t>5</w:t>
+              <w:t>8</w:t>
             </w:r>
             <w:r>
               <w:rPr>
@@ -594,7 +661,7 @@
               <w14:ligatures w14:val="standardContextual"/>
             </w:rPr>
           </w:pPr>
-          <w:hyperlink w:anchor="_Toc241612368" w:history="1">
+          <w:hyperlink w:anchor="_Toc241788995" w:history="1">
             <w:r>
               <w:rPr>
                 <w:rStyle w:val="Hyperlink"/>
@@ -618,7 +685,7 @@
               <w:rPr>
                 <w:noProof/>
               </w:rPr>
-              <w:instrText xml:space="preserve"> PAGEREF _Toc241612368 \h </w:instrText>
+              <w:instrText xml:space="preserve"> PAGEREF _Toc241788995 \h </w:instrText>
             </w:r>
             <w:r>
               <w:rPr>
@@ -635,7 +702,7 @@
               <w:rPr>
                 <w:noProof/>
               </w:rPr>
-              <w:t>6</w:t>
+              <w:t>9</w:t>
             </w:r>
             <w:r>
               <w:rPr>
@@ -661,7 +728,7 @@
               <w14:ligatures w14:val="standardContextual"/>
             </w:rPr>
           </w:pPr>
-          <w:hyperlink w:anchor="_Toc241612369" w:history="1">
+          <w:hyperlink w:anchor="_Toc241788996" w:history="1">
             <w:r>
               <w:rPr>
                 <w:rStyle w:val="Hyperlink"/>
@@ -685,7 +752,7 @@
               <w:rPr>
                 <w:noProof/>
               </w:rPr>
-              <w:instrText xml:space="preserve"> PAGEREF _Toc241612369 \h </w:instrText>
+              <w:instrText xml:space="preserve"> PAGEREF _Toc241788996 \h </w:instrText>
             </w:r>
             <w:r>
               <w:rPr>
@@ -702,7 +769,7 @@
               <w:rPr>
                 <w:noProof/>
               </w:rPr>
-              <w:t>6</w:t>
+              <w:t>9</w:t>
             </w:r>
             <w:r>
               <w:rPr>
@@ -728,7 +795,7 @@
               <w14:ligatures w14:val="standardContextual"/>
             </w:rPr>
           </w:pPr>
-          <w:hyperlink w:anchor="_Toc241612370" w:history="1">
+          <w:hyperlink w:anchor="_Toc241788997" w:history="1">
             <w:r>
               <w:rPr>
                 <w:rStyle w:val="Hyperlink"/>
@@ -752,7 +819,7 @@
               <w:rPr>
                 <w:noProof/>
               </w:rPr>
-              <w:instrText xml:space="preserve"> PAGEREF _Toc241612370 \h </w:instrText>
+              <w:instrText xml:space="preserve"> PAGEREF _Toc241788997 \h </w:instrText>
             </w:r>
             <w:r>
               <w:rPr>
@@ -769,7 +836,7 @@
               <w:rPr>
                 <w:noProof/>
               </w:rPr>
-              <w:t>6</w:t>
+              <w:t>9</w:t>
             </w:r>
             <w:r>
               <w:rPr>
@@ -795,7 +862,7 @@
               <w14:ligatures w14:val="standardContextual"/>
             </w:rPr>
           </w:pPr>
-          <w:hyperlink w:anchor="_Toc241612371" w:history="1">
+          <w:hyperlink w:anchor="_Toc241788998" w:history="1">
             <w:r>
               <w:rPr>
                 <w:rStyle w:val="Hyperlink"/>
@@ -819,7 +886,7 @@
               <w:rPr>
                 <w:noProof/>
               </w:rPr>
-              <w:instrText xml:space="preserve"> PAGEREF _Toc241612371 \h </w:instrText>
+              <w:instrText xml:space="preserve"> PAGEREF _Toc241788998 \h </w:instrText>
             </w:r>
             <w:r>
               <w:rPr>
@@ -836,7 +903,7 @@
               <w:rPr>
                 <w:noProof/>
               </w:rPr>
-              <w:t>7</w:t>
+              <w:t>10</w:t>
             </w:r>
             <w:r>
               <w:rPr>
@@ -862,7 +929,7 @@
               <w14:ligatures w14:val="standardContextual"/>
             </w:rPr>
           </w:pPr>
-          <w:hyperlink w:anchor="_Toc241612372" w:history="1">
+          <w:hyperlink w:anchor="_Toc241788999" w:history="1">
             <w:r>
               <w:rPr>
                 <w:rStyle w:val="Hyperlink"/>
@@ -886,7 +953,7 @@
               <w:rPr>
                 <w:noProof/>
               </w:rPr>
-              <w:instrText xml:space="preserve"> PAGEREF _Toc241612372 \h </w:instrText>
+              <w:instrText xml:space="preserve"> PAGEREF _Toc241788999 \h </w:instrText>
             </w:r>
             <w:r>
               <w:rPr>
@@ -903,7 +970,7 @@
               <w:rPr>
                 <w:noProof/>
               </w:rPr>
-              <w:t>7</w:t>
+              <w:t>10</w:t>
             </w:r>
             <w:r>
               <w:rPr>
@@ -929,7 +996,7 @@
               <w14:ligatures w14:val="standardContextual"/>
             </w:rPr>
           </w:pPr>
-          <w:hyperlink w:anchor="_Toc241612373" w:history="1">
+          <w:hyperlink w:anchor="_Toc241789000" w:history="1">
             <w:r>
               <w:rPr>
                 <w:rStyle w:val="Hyperlink"/>
@@ -953,7 +1020,7 @@
               <w:rPr>
                 <w:noProof/>
               </w:rPr>
-              <w:instrText xml:space="preserve"> PAGEREF _Toc241612373 \h </w:instrText>
+              <w:instrText xml:space="preserve"> PAGEREF _Toc241789000 \h </w:instrText>
             </w:r>
             <w:r>
               <w:rPr>
@@ -970,7 +1037,7 @@
               <w:rPr>
                 <w:noProof/>
               </w:rPr>
-              <w:t>8</w:t>
+              <w:t>11</w:t>
             </w:r>
             <w:r>
               <w:rPr>
@@ -996,7 +1063,7 @@
               <w14:ligatures w14:val="standardContextual"/>
             </w:rPr>
           </w:pPr>
-          <w:hyperlink w:anchor="_Toc241612374" w:history="1">
+          <w:hyperlink w:anchor="_Toc241789001" w:history="1">
             <w:r>
               <w:rPr>
                 <w:rStyle w:val="Hyperlink"/>
@@ -1020,7 +1087,7 @@
               <w:rPr>
                 <w:noProof/>
               </w:rPr>
-              <w:instrText xml:space="preserve"> PAGEREF _Toc241612374 \h </w:instrText>
+              <w:instrText xml:space="preserve"> PAGEREF _Toc241789001 \h </w:instrText>
             </w:r>
             <w:r>
               <w:rPr>
@@ -1037,7 +1104,7 @@
               <w:rPr>
                 <w:noProof/>
               </w:rPr>
-              <w:t>9</w:t>
+              <w:t>12</w:t>
             </w:r>
             <w:r>
               <w:rPr>
@@ -1063,7 +1130,7 @@
               <w14:ligatures w14:val="standardContextual"/>
             </w:rPr>
           </w:pPr>
-          <w:hyperlink w:anchor="_Toc241612375" w:history="1">
+          <w:hyperlink w:anchor="_Toc241789002" w:history="1">
             <w:r>
               <w:rPr>
                 <w:rStyle w:val="Hyperlink"/>
@@ -1087,7 +1154,7 @@
               <w:rPr>
                 <w:noProof/>
               </w:rPr>
-              <w:instrText xml:space="preserve"> PAGEREF _Toc241612375 \h </w:instrText>
+              <w:instrText xml:space="preserve"> PAGEREF _Toc241789002 \h </w:instrText>
             </w:r>
             <w:r>
               <w:rPr>
@@ -1104,7 +1171,7 @@
               <w:rPr>
                 <w:noProof/>
               </w:rPr>
-              <w:t>9</w:t>
+              <w:t>12</w:t>
             </w:r>
             <w:r>
               <w:rPr>
@@ -1130,7 +1197,7 @@
               <w14:ligatures w14:val="standardContextual"/>
             </w:rPr>
           </w:pPr>
-          <w:hyperlink w:anchor="_Toc241612376" w:history="1">
+          <w:hyperlink w:anchor="_Toc241789003" w:history="1">
             <w:r>
               <w:rPr>
                 <w:rStyle w:val="Hyperlink"/>
@@ -1154,7 +1221,7 @@
               <w:rPr>
                 <w:noProof/>
               </w:rPr>
-              <w:instrText xml:space="preserve"> PAGEREF _Toc241612376 \h </w:instrText>
+              <w:instrText xml:space="preserve"> PAGEREF _Toc241789003 \h </w:instrText>
             </w:r>
             <w:r>
               <w:rPr>
@@ -1171,7 +1238,7 @@
               <w:rPr>
                 <w:noProof/>
               </w:rPr>
-              <w:t>9</w:t>
+              <w:t>12</w:t>
             </w:r>
             <w:r>
               <w:rPr>
@@ -1197,7 +1264,7 @@
               <w14:ligatures w14:val="standardContextual"/>
             </w:rPr>
           </w:pPr>
-          <w:hyperlink w:anchor="_Toc241612377" w:history="1">
+          <w:hyperlink w:anchor="_Toc241789004" w:history="1">
             <w:r>
               <w:rPr>
                 <w:rStyle w:val="Hyperlink"/>
@@ -1221,7 +1288,7 @@
               <w:rPr>
                 <w:noProof/>
               </w:rPr>
-              <w:instrText xml:space="preserve"> PAGEREF _Toc241612377 \h </w:instrText>
+              <w:instrText xml:space="preserve"> PAGEREF _Toc241789004 \h </w:instrText>
             </w:r>
             <w:r>
               <w:rPr>
@@ -1238,7 +1305,7 @@
               <w:rPr>
                 <w:noProof/>
               </w:rPr>
-              <w:t>10</w:t>
+              <w:t>13</w:t>
             </w:r>
             <w:r>
               <w:rPr>
@@ -1264,7 +1331,7 @@
               <w14:ligatures w14:val="standardContextual"/>
             </w:rPr>
           </w:pPr>
-          <w:hyperlink w:anchor="_Toc241612378" w:history="1">
+          <w:hyperlink w:anchor="_Toc241789005" w:history="1">
             <w:r>
               <w:rPr>
                 <w:rStyle w:val="Hyperlink"/>
@@ -1288,7 +1355,7 @@
               <w:rPr>
                 <w:noProof/>
               </w:rPr>
-              <w:instrText xml:space="preserve"> PAGEREF _Toc241612378 \h </w:instrText>
+              <w:instrText xml:space="preserve"> PAGEREF _Toc241789005 \h </w:instrText>
             </w:r>
             <w:r>
               <w:rPr>
@@ -1305,7 +1372,7 @@
               <w:rPr>
                 <w:noProof/>
               </w:rPr>
-              <w:t>10</w:t>
+              <w:t>13</w:t>
             </w:r>
             <w:r>
               <w:rPr>
@@ -1331,7 +1398,7 @@
               <w14:ligatures w14:val="standardContextual"/>
             </w:rPr>
           </w:pPr>
-          <w:hyperlink w:anchor="_Toc241612379" w:history="1">
+          <w:hyperlink w:anchor="_Toc241789006" w:history="1">
             <w:r>
               <w:rPr>
                 <w:rStyle w:val="Hyperlink"/>
@@ -1355,7 +1422,7 @@
               <w:rPr>
                 <w:noProof/>
               </w:rPr>
-              <w:instrText xml:space="preserve"> PAGEREF _Toc241612379 \h </w:instrText>
+              <w:instrText xml:space="preserve"> PAGEREF _Toc241789006 \h </w:instrText>
             </w:r>
             <w:r>
               <w:rPr>
@@ -1372,7 +1439,7 @@
               <w:rPr>
                 <w:noProof/>
               </w:rPr>
-              <w:t>10</w:t>
+              <w:t>13</w:t>
             </w:r>
             <w:r>
               <w:rPr>
@@ -1398,7 +1465,7 @@
               <w14:ligatures w14:val="standardContextual"/>
             </w:rPr>
           </w:pPr>
-          <w:hyperlink w:anchor="_Toc241612380" w:history="1">
+          <w:hyperlink w:anchor="_Toc241789007" w:history="1">
             <w:r>
               <w:rPr>
                 <w:rStyle w:val="Hyperlink"/>
@@ -1422,7 +1489,7 @@
               <w:rPr>
                 <w:noProof/>
               </w:rPr>
-              <w:instrText xml:space="preserve"> PAGEREF _Toc241612380 \h </w:instrText>
+              <w:instrText xml:space="preserve"> PAGEREF _Toc241789007 \h </w:instrText>
             </w:r>
             <w:r>
               <w:rPr>
@@ -1439,7 +1506,7 @@
               <w:rPr>
                 <w:noProof/>
               </w:rPr>
-              <w:t>11</w:t>
+              <w:t>14</w:t>
             </w:r>
             <w:r>
               <w:rPr>
@@ -1465,7 +1532,7 @@
               <w14:ligatures w14:val="standardContextual"/>
             </w:rPr>
           </w:pPr>
-          <w:hyperlink w:anchor="_Toc241612381" w:history="1">
+          <w:hyperlink w:anchor="_Toc241789008" w:history="1">
             <w:r>
               <w:rPr>
                 <w:rStyle w:val="Hyperlink"/>
@@ -1489,7 +1556,7 @@
               <w:rPr>
                 <w:noProof/>
               </w:rPr>
-              <w:instrText xml:space="preserve"> PAGEREF _Toc241612381 \h </w:instrText>
+              <w:instrText xml:space="preserve"> PAGEREF _Toc241789008 \h </w:instrText>
             </w:r>
             <w:r>
               <w:rPr>
@@ -1506,7 +1573,7 @@
               <w:rPr>
                 <w:noProof/>
               </w:rPr>
-              <w:t>12</w:t>
+              <w:t>15</w:t>
             </w:r>
             <w:r>
               <w:rPr>
@@ -1532,7 +1599,7 @@
               <w14:ligatures w14:val="standardContextual"/>
             </w:rPr>
           </w:pPr>
-          <w:hyperlink w:anchor="_Toc241612382" w:history="1">
+          <w:hyperlink w:anchor="_Toc241789009" w:history="1">
             <w:r>
               <w:rPr>
                 <w:rStyle w:val="Hyperlink"/>
@@ -1556,7 +1623,7 @@
               <w:rPr>
                 <w:noProof/>
               </w:rPr>
-              <w:instrText xml:space="preserve"> PAGEREF _Toc241612382 \h </w:instrText>
+              <w:instrText xml:space="preserve"> PAGEREF _Toc241789009 \h </w:instrText>
             </w:r>
             <w:r>
               <w:rPr>
@@ -1573,7 +1640,74 @@
               <w:rPr>
                 <w:noProof/>
               </w:rPr>
-              <w:t>12</w:t>
+              <w:t>15</w:t>
+            </w:r>
+            <w:r>
+              <w:rPr>
+                <w:noProof/>
+              </w:rPr>
+              <w:fldChar w:fldCharType="end"/>
+            </w:r>
+          </w:hyperlink>
+        </w:p>
+        <w:p>
+          <w:pPr>
+            <w:pStyle w:val="TOC2"/>
+            <w:tabs>
+              <w:tab w:val="right" w:leader="dot" w:pos="9296"/>
+            </w:tabs>
+            <w:rPr>
+              <w:rFonts w:asciiTheme="minorHAnsi" w:eastAsiaTheme="minorEastAsia" w:hAnsiTheme="minorHAnsi" w:cstheme="minorBidi"/>
+              <w:noProof/>
+              <w:color w:val="auto"/>
+              <w:kern w:val="2"/>
+              <w:sz w:val="24"/>
+              <w:szCs w:val="24"/>
+              <w14:ligatures w14:val="standardContextual"/>
+            </w:rPr>
+          </w:pPr>
+          <w:hyperlink w:anchor="_Toc241789010" w:history="1">
+            <w:r>
+              <w:rPr>
+                <w:rStyle w:val="Hyperlink"/>
+                <w:noProof/>
+              </w:rPr>
+              <w:t>On phones</w:t>
+            </w:r>
+            <w:r>
+              <w:rPr>
+                <w:noProof/>
+              </w:rPr>
+              <w:tab/>
+            </w:r>
+            <w:r>
+              <w:rPr>
+                <w:noProof/>
+              </w:rPr>
+              <w:fldChar w:fldCharType="begin"/>
+            </w:r>
+            <w:r>
+              <w:rPr>
+                <w:noProof/>
+              </w:rPr>
+              <w:instrText xml:space="preserve"> PAGEREF _Toc241789010 \h </w:instrText>
+            </w:r>
+            <w:r>
+              <w:rPr>
+                <w:noProof/>
+              </w:rPr>
+            </w:r>
+            <w:r>
+              <w:rPr>
+                <w:noProof/>
+              </w:rPr>
+              <w:fldChar w:fldCharType="separate"/>
+            </w:r>
+            <w:r>
+              <w:rPr>
+                <w:noProof/>
+              </w:rPr>
+              <w:t>15</w:t>
             </w:r>
             <w:r>
               <w:rPr>
@@ -1599,7 +1733,7 @@
               <w14:ligatures w14:val="standardContextual"/>
             </w:rPr>
           </w:pPr>
-          <w:hyperlink w:anchor="_Toc241612383" w:history="1">
+          <w:hyperlink w:anchor="_Toc241789011" w:history="1">
             <w:r>
               <w:rPr>
                 <w:rStyle w:val="Hyperlink"/>
@@ -1623,7 +1757,7 @@
               <w:rPr>
                 <w:noProof/>
               </w:rPr>
-              <w:instrText xml:space="preserve"> PAGEREF _Toc241612383 \h </w:instrText>
+              <w:instrText xml:space="preserve"> PAGEREF _Toc241789011 \h </w:instrText>
             </w:r>
             <w:r>
               <w:rPr>
@@ -1640,7 +1774,7 @@
               <w:rPr>
                 <w:noProof/>
               </w:rPr>
-              <w:t>13</w:t>
+              <w:t>16</w:t>
             </w:r>
             <w:r>
               <w:rPr>
@@ -1666,7 +1800,7 @@
               <w14:ligatures w14:val="standardContextual"/>
             </w:rPr>
           </w:pPr>
-          <w:hyperlink w:anchor="_Toc241612384" w:history="1">
+          <w:hyperlink w:anchor="_Toc241789012" w:history="1">
             <w:r>
               <w:rPr>
                 <w:rStyle w:val="Hyperlink"/>
@@ -1690,7 +1824,7 @@
               <w:rPr>
                 <w:noProof/>
               </w:rPr>
-              <w:instrText xml:space="preserve"> PAGEREF _Toc241612384 \h </w:instrText>
+              <w:instrText xml:space="preserve"> PAGEREF _Toc241789012 \h </w:instrText>
             </w:r>
             <w:r>
               <w:rPr>
@@ -1707,7 +1841,7 @@
               <w:rPr>
                 <w:noProof/>
               </w:rPr>
-              <w:t>13</w:t>
+              <w:t>16</w:t>
             </w:r>
             <w:r>
               <w:rPr>
@@ -1733,7 +1867,7 @@
               <w14:ligatures w14:val="standardContextual"/>
             </w:rPr>
           </w:pPr>
-          <w:hyperlink w:anchor="_Toc241612385" w:history="1">
+          <w:hyperlink w:anchor="_Toc241789013" w:history="1">
             <w:r>
               <w:rPr>
                 <w:rStyle w:val="Hyperlink"/>
@@ -1757,7 +1891,7 @@
               <w:rPr>
                 <w:noProof/>
               </w:rPr>
-              <w:instrText xml:space="preserve"> PAGEREF _Toc241612385 \h </w:instrText>
+              <w:instrText xml:space="preserve"> PAGEREF _Toc241789013 \h </w:instrText>
             </w:r>
             <w:r>
               <w:rPr>
@@ -1774,7 +1908,7 @@
               <w:rPr>
                 <w:noProof/>
               </w:rPr>
-              <w:t>13</w:t>
+              <w:t>16</w:t>
             </w:r>
             <w:r>
               <w:rPr>
@@ -1800,7 +1934,7 @@
               <w14:ligatures w14:val="standardContextual"/>
             </w:rPr>
           </w:pPr>
-          <w:hyperlink w:anchor="_Toc241612386" w:history="1">
+          <w:hyperlink w:anchor="_Toc241789014" w:history="1">
             <w:r>
               <w:rPr>
                 <w:rStyle w:val="Hyperlink"/>
@@ -1824,7 +1958,7 @@
               <w:rPr>
                 <w:noProof/>
               </w:rPr>
-              <w:instrText xml:space="preserve"> PAGEREF _Toc241612386 \h </w:instrText>
+              <w:instrText xml:space="preserve"> PAGEREF _Toc241789014 \h </w:instrText>
             </w:r>
             <w:r>
               <w:rPr>
@@ -1841,7 +1975,7 @@
               <w:rPr>
                 <w:noProof/>
               </w:rPr>
-              <w:t>13</w:t>
+              <w:t>16</w:t>
             </w:r>
             <w:r>
               <w:rPr>
@@ -1867,7 +2001,7 @@
               <w14:ligatures w14:val="standardContextual"/>
             </w:rPr>
           </w:pPr>
-          <w:hyperlink w:anchor="_Toc241612387" w:history="1">
+          <w:hyperlink w:anchor="_Toc241789015" w:history="1">
             <w:r>
               <w:rPr>
                 <w:rStyle w:val="Hyperlink"/>
@@ -1891,7 +2025,7 @@
               <w:rPr>
                 <w:noProof/>
               </w:rPr>
-              <w:instrText xml:space="preserve"> PAGEREF _Toc241612387 \h </w:instrText>
+              <w:instrText xml:space="preserve"> PAGEREF _Toc241789015 \h </w:instrText>
             </w:r>
             <w:r>
               <w:rPr>
@@ -1908,7 +2042,7 @@
               <w:rPr>
                 <w:noProof/>
               </w:rPr>
-              <w:t>14</w:t>
+              <w:t>17</w:t>
             </w:r>
             <w:r>
               <w:rPr>
@@ -1934,7 +2068,7 @@
               <w14:ligatures w14:val="standardContextual"/>
             </w:rPr>
           </w:pPr>
-          <w:hyperlink w:anchor="_Toc241612388" w:history="1">
+          <w:hyperlink w:anchor="_Toc241789016" w:history="1">
             <w:r>
               <w:rPr>
                 <w:rStyle w:val="Hyperlink"/>
@@ -1958,7 +2092,7 @@
               <w:rPr>
                 <w:noProof/>
               </w:rPr>
-              <w:instrText xml:space="preserve"> PAGEREF _Toc241612388 \h </w:instrText>
+              <w:instrText xml:space="preserve"> PAGEREF _Toc241789016 \h </w:instrText>
             </w:r>
             <w:r>
               <w:rPr>
@@ -1975,7 +2109,7 @@
               <w:rPr>
                 <w:noProof/>
               </w:rPr>
-              <w:t>15</w:t>
+              <w:t>18</w:t>
             </w:r>
             <w:r>
               <w:rPr>
@@ -2001,7 +2135,7 @@
               <w14:ligatures w14:val="standardContextual"/>
             </w:rPr>
           </w:pPr>
-          <w:hyperlink w:anchor="_Toc241612389" w:history="1">
+          <w:hyperlink w:anchor="_Toc241789017" w:history="1">
             <w:r>
               <w:rPr>
                 <w:rStyle w:val="Hyperlink"/>
@@ -2025,7 +2159,7 @@
               <w:rPr>
                 <w:noProof/>
               </w:rPr>
-              <w:instrText xml:space="preserve"> PAGEREF _Toc241612389 \h </w:instrText>
+              <w:instrText xml:space="preserve"> PAGEREF _Toc241789017 \h </w:instrText>
             </w:r>
             <w:r>
               <w:rPr>
@@ -2042,7 +2176,7 @@
               <w:rPr>
                 <w:noProof/>
               </w:rPr>
-              <w:t>15</w:t>
+              <w:t>18</w:t>
             </w:r>
             <w:r>
               <w:rPr>
@@ -2068,7 +2202,7 @@
               <w14:ligatures w14:val="standardContextual"/>
             </w:rPr>
           </w:pPr>
-          <w:hyperlink w:anchor="_Toc241612390" w:history="1">
+          <w:hyperlink w:anchor="_Toc241789018" w:history="1">
             <w:r>
               <w:rPr>
                 <w:rStyle w:val="Hyperlink"/>
@@ -2092,7 +2226,7 @@
               <w:rPr>
                 <w:noProof/>
               </w:rPr>
-              <w:instrText xml:space="preserve"> PAGEREF _Toc241612390 \h </w:instrText>
+              <w:instrText xml:space="preserve"> PAGEREF _Toc241789018 \h </w:instrText>
             </w:r>
             <w:r>
               <w:rPr>
@@ -2109,7 +2243,7 @@
               <w:rPr>
                 <w:noProof/>
               </w:rPr>
-              <w:t>15</w:t>
+              <w:t>18</w:t>
             </w:r>
             <w:r>
               <w:rPr>
@@ -2135,7 +2269,7 @@
               <w14:ligatures w14:val="standardContextual"/>
             </w:rPr>
           </w:pPr>
-          <w:hyperlink w:anchor="_Toc241612391" w:history="1">
+          <w:hyperlink w:anchor="_Toc241789019" w:history="1">
             <w:r>
               <w:rPr>
                 <w:rStyle w:val="Hyperlink"/>
@@ -2159,7 +2293,7 @@
               <w:rPr>
                 <w:noProof/>
               </w:rPr>
-              <w:instrText xml:space="preserve"> PAGEREF _Toc241612391 \h </w:instrText>
+              <w:instrText xml:space="preserve"> PAGEREF _Toc241789019 \h </w:instrText>
             </w:r>
             <w:r>
               <w:rPr>
@@ -2176,7 +2310,7 @@
               <w:rPr>
                 <w:noProof/>
               </w:rPr>
-              <w:t>15</w:t>
+              <w:t>18</w:t>
             </w:r>
             <w:r>
               <w:rPr>
@@ -2202,7 +2336,7 @@
               <w14:ligatures w14:val="standardContextual"/>
             </w:rPr>
           </w:pPr>
-          <w:hyperlink w:anchor="_Toc241612392" w:history="1">
+          <w:hyperlink w:anchor="_Toc241789020" w:history="1">
             <w:r>
               <w:rPr>
                 <w:rStyle w:val="Hyperlink"/>
@@ -2226,7 +2360,7 @@
               <w:rPr>
                 <w:noProof/>
               </w:rPr>
-              <w:instrText xml:space="preserve"> PAGEREF _Toc241612392 \h </w:instrText>
+              <w:instrText xml:space="preserve"> PAGEREF _Toc241789020 \h </w:instrText>
             </w:r>
             <w:r>
               <w:rPr>
@@ -2243,7 +2377,7 @@
               <w:rPr>
                 <w:noProof/>
               </w:rPr>
-              <w:t>16</w:t>
+              <w:t>19</w:t>
             </w:r>
             <w:r>
               <w:rPr>
@@ -2269,7 +2403,7 @@
               <w14:ligatures w14:val="standardContextual"/>
             </w:rPr>
           </w:pPr>
-          <w:hyperlink w:anchor="_Toc241612393" w:history="1">
+          <w:hyperlink w:anchor="_Toc241789021" w:history="1">
             <w:r>
               <w:rPr>
                 <w:rStyle w:val="Hyperlink"/>
@@ -2293,7 +2427,7 @@
               <w:rPr>
                 <w:noProof/>
               </w:rPr>
-              <w:instrText xml:space="preserve"> PAGEREF _Toc241612393 \h </w:instrText>
+              <w:instrText xml:space="preserve"> PAGEREF _Toc241789021 \h </w:instrText>
             </w:r>
             <w:r>
               <w:rPr>
@@ -2310,7 +2444,7 @@
               <w:rPr>
                 <w:noProof/>
               </w:rPr>
-              <w:t>17</w:t>
+              <w:t>20</w:t>
             </w:r>
             <w:r>
               <w:rPr>
@@ -2336,7 +2470,7 @@
               <w14:ligatures w14:val="standardContextual"/>
             </w:rPr>
           </w:pPr>
-          <w:hyperlink w:anchor="_Toc241612394" w:history="1">
+          <w:hyperlink w:anchor="_Toc241789022" w:history="1">
             <w:r>
               <w:rPr>
                 <w:rStyle w:val="Hyperlink"/>
@@ -2360,7 +2494,7 @@
               <w:rPr>
                 <w:noProof/>
               </w:rPr>
-              <w:instrText xml:space="preserve"> PAGEREF _Toc241612394 \h </w:instrText>
+              <w:instrText xml:space="preserve"> PAGEREF _Toc241789022 \h </w:instrText>
             </w:r>
             <w:r>
               <w:rPr>
@@ -2377,7 +2511,7 @@
               <w:rPr>
                 <w:noProof/>
               </w:rPr>
-              <w:t>17</w:t>
+              <w:t>20</w:t>
             </w:r>
             <w:r>
               <w:rPr>
@@ -2403,7 +2537,7 @@
               <w14:ligatures w14:val="standardContextual"/>
             </w:rPr>
           </w:pPr>
-          <w:hyperlink w:anchor="_Toc241612395" w:history="1">
+          <w:hyperlink w:anchor="_Toc241789023" w:history="1">
             <w:r>
               <w:rPr>
                 <w:rStyle w:val="Hyperlink"/>
@@ -2427,7 +2561,7 @@
               <w:rPr>
                 <w:noProof/>
               </w:rPr>
-              <w:instrText xml:space="preserve"> PAGEREF _Toc241612395 \h </w:instrText>
+              <w:instrText xml:space="preserve"> PAGEREF _Toc241789023 \h </w:instrText>
             </w:r>
             <w:r>
               <w:rPr>
@@ -2444,7 +2578,7 @@
               <w:rPr>
                 <w:noProof/>
               </w:rPr>
-              <w:t>18</w:t>
+              <w:t>21</w:t>
             </w:r>
             <w:r>
               <w:rPr>
@@ -2470,7 +2604,7 @@
               <w14:ligatures w14:val="standardContextual"/>
             </w:rPr>
           </w:pPr>
-          <w:hyperlink w:anchor="_Toc241612396" w:history="1">
+          <w:hyperlink w:anchor="_Toc241789024" w:history="1">
             <w:r>
               <w:rPr>
                 <w:rStyle w:val="Hyperlink"/>
@@ -2494,7 +2628,7 @@
               <w:rPr>
                 <w:noProof/>
               </w:rPr>
-              <w:instrText xml:space="preserve"> PAGEREF _Toc241612396 \h </w:instrText>
+              <w:instrText xml:space="preserve"> PAGEREF _Toc241789024 \h </w:instrText>
             </w:r>
             <w:r>
               <w:rPr>
@@ -2511,7 +2645,7 @@
               <w:rPr>
                 <w:noProof/>
               </w:rPr>
-              <w:t>19</w:t>
+              <w:t>22</w:t>
             </w:r>
             <w:r>
               <w:rPr>
@@ -2533,7 +2667,7 @@
         <w:pStyle w:val="Heading1"/>
         <w:pageBreakBefore/>
       </w:pPr>
-      <w:bookmarkStart w:id="0" w:name="_Toc241612361"/>
+      <w:bookmarkStart w:id="0" w:name="_Toc241788987"/>
       <w:r>
         <w:t>1. The system at a glance</w:t>
       </w:r>
@@ -2982,7 +3116,7 @@
               <w:spacing w:after="40" w:line="270" w:lineRule="auto"/>
             </w:pPr>
             <w:r>
-              <w:t>The firm's lawyers</w:t>
+              <w:t>The firm's lawyers (owners and administrators too, for cases assigned to them)</w:t>
             </w:r>
           </w:p>
         </w:tc>
@@ -3173,7 +3307,7 @@
         <w:keepNext/>
         <w:keepLines/>
       </w:pPr>
-      <w:bookmarkStart w:id="1" w:name="_Toc241612362"/>
+      <w:bookmarkStart w:id="1" w:name="_Toc241788988"/>
       <w:r>
         <w:t>How the pieces fit</w:t>
       </w:r>
@@ -3300,7 +3434,7 @@
         <w:pStyle w:val="Heading1"/>
         <w:pageBreakBefore/>
       </w:pPr>
-      <w:bookmarkStart w:id="2" w:name="_Toc241612363"/>
+      <w:bookmarkStart w:id="2" w:name="_Toc241788989"/>
       <w:r>
         <w:t>2. Signing in</w:t>
       </w:r>
@@ -3312,9 +3446,9 @@
         <w:keepNext/>
         <w:keepLines/>
       </w:pPr>
-      <w:bookmarkStart w:id="3" w:name="_Toc241612364"/>
-      <w:r>
-        <w:t>Three separate doors</w:t>
+      <w:bookmarkStart w:id="3" w:name="_Toc241788990"/>
+      <w:r>
+        <w:t>Three separate sign-ins</w:t>
       </w:r>
       <w:bookmarkEnd w:id="3"/>
     </w:p>
@@ -3323,7 +3457,7 @@
         <w:spacing w:after="140" w:line="300" w:lineRule="auto"/>
       </w:pPr>
       <w:r>
-        <w:t>There are three sign-in pages, and each opens only its own kind of account:</w:t>
+        <w:t>There are three sign-in pages. Each one works on its own: signing in or out of one never affects the other two.</w:t>
       </w:r>
     </w:p>
     <w:tbl>
@@ -3344,9 +3478,9 @@
         <w:tblLook w:val="04A0" w:firstRow="1" w:lastRow="0" w:firstColumn="1" w:lastColumn="0" w:noHBand="0" w:noVBand="1"/>
       </w:tblPr>
       <w:tblGrid>
-        <w:gridCol w:w="2792"/>
-        <w:gridCol w:w="2792"/>
-        <w:gridCol w:w="3722"/>
+        <w:gridCol w:w="2978"/>
+        <w:gridCol w:w="3164"/>
+        <w:gridCol w:w="3164"/>
       </w:tblGrid>
       <w:tr>
         <w:tblPrEx>
@@ -3360,7 +3494,7 @@
         </w:trPr>
         <w:tc>
           <w:tcPr>
-            <w:tcW w:w="2792" w:type="dxa"/>
+            <w:tcW w:w="2978" w:type="dxa"/>
             <w:tcBorders>
               <w:top w:val="single" w:sz="4" w:space="0" w:color="D5D9E0"/>
               <w:left w:val="single" w:sz="4" w:space="0" w:color="D5D9E0"/>
@@ -3391,7 +3525,7 @@
         </w:tc>
         <w:tc>
           <w:tcPr>
-            <w:tcW w:w="2792" w:type="dxa"/>
+            <w:tcW w:w="3164" w:type="dxa"/>
             <w:tcBorders>
               <w:top w:val="single" w:sz="4" w:space="0" w:color="D5D9E0"/>
               <w:left w:val="single" w:sz="4" w:space="0" w:color="D5D9E0"/>
@@ -3416,13 +3550,13 @@
                 <w:bCs/>
                 <w:color w:val="FFFFFF"/>
               </w:rPr>
-              <w:t>Accounts it opens</w:t>
-            </w:r>
-          </w:p>
-        </w:tc>
-        <w:tc>
-          <w:tcPr>
-            <w:tcW w:w="3722" w:type="dxa"/>
+              <w:t>Who can use it</w:t>
+            </w:r>
+          </w:p>
+        </w:tc>
+        <w:tc>
+          <w:tcPr>
+            <w:tcW w:w="3164" w:type="dxa"/>
             <w:tcBorders>
               <w:top w:val="single" w:sz="4" w:space="0" w:color="D5D9E0"/>
               <w:left w:val="single" w:sz="4" w:space="0" w:color="D5D9E0"/>
@@ -3461,76 +3595,84 @@
         </w:tblPrEx>
         <w:tc>
           <w:tcPr>
-            <w:tcW w:w="2792" w:type="dxa"/>
-            <w:tcBorders>
-              <w:top w:val="single" w:sz="4" w:space="0" w:color="D5D9E0"/>
-              <w:left w:val="single" w:sz="4" w:space="0" w:color="D5D9E0"/>
-              <w:bottom w:val="single" w:sz="4" w:space="0" w:color="D5D9E0"/>
-              <w:right w:val="single" w:sz="4" w:space="0" w:color="D5D9E0"/>
-            </w:tcBorders>
-            <w:tcMar>
-              <w:top w:w="80" w:type="dxa"/>
-              <w:left w:w="120" w:type="dxa"/>
-              <w:bottom w:w="80" w:type="dxa"/>
-              <w:right w:w="120" w:type="dxa"/>
-            </w:tcMar>
-          </w:tcPr>
-          <w:p>
-            <w:pPr>
-              <w:spacing w:after="40" w:line="270" w:lineRule="auto"/>
-            </w:pPr>
-            <w:r>
-              <w:t>/admin/login</w:t>
-            </w:r>
-          </w:p>
-        </w:tc>
-        <w:tc>
-          <w:tcPr>
-            <w:tcW w:w="2792" w:type="dxa"/>
-            <w:tcBorders>
-              <w:top w:val="single" w:sz="4" w:space="0" w:color="D5D9E0"/>
-              <w:left w:val="single" w:sz="4" w:space="0" w:color="D5D9E0"/>
-              <w:bottom w:val="single" w:sz="4" w:space="0" w:color="D5D9E0"/>
-              <w:right w:val="single" w:sz="4" w:space="0" w:color="D5D9E0"/>
-            </w:tcBorders>
-            <w:tcMar>
-              <w:top w:w="80" w:type="dxa"/>
-              <w:left w:w="120" w:type="dxa"/>
-              <w:bottom w:w="80" w:type="dxa"/>
-              <w:right w:w="120" w:type="dxa"/>
-            </w:tcMar>
-          </w:tcPr>
-          <w:p>
-            <w:pPr>
-              <w:spacing w:after="40" w:line="270" w:lineRule="auto"/>
-            </w:pPr>
-            <w:r>
-              <w:t>Owners and administrators</w:t>
-            </w:r>
-          </w:p>
-        </w:tc>
-        <w:tc>
-          <w:tcPr>
-            <w:tcW w:w="3722" w:type="dxa"/>
-            <w:tcBorders>
-              <w:top w:val="single" w:sz="4" w:space="0" w:color="D5D9E0"/>
-              <w:left w:val="single" w:sz="4" w:space="0" w:color="D5D9E0"/>
-              <w:bottom w:val="single" w:sz="4" w:space="0" w:color="D5D9E0"/>
-              <w:right w:val="single" w:sz="4" w:space="0" w:color="D5D9E0"/>
-            </w:tcBorders>
-            <w:tcMar>
-              <w:top w:w="80" w:type="dxa"/>
-              <w:left w:w="120" w:type="dxa"/>
-              <w:bottom w:w="80" w:type="dxa"/>
-              <w:right w:w="120" w:type="dxa"/>
-            </w:tcMar>
-          </w:tcPr>
-          <w:p>
-            <w:pPr>
-              <w:spacing w:after="40" w:line="270" w:lineRule="auto"/>
-            </w:pPr>
-            <w:r>
-              <w:t>The admin console</w:t>
+            <w:tcW w:w="2978" w:type="dxa"/>
+            <w:tcBorders>
+              <w:top w:val="single" w:sz="4" w:space="0" w:color="D5D9E0"/>
+              <w:left w:val="single" w:sz="4" w:space="0" w:color="D5D9E0"/>
+              <w:bottom w:val="single" w:sz="4" w:space="0" w:color="D5D9E0"/>
+              <w:right w:val="single" w:sz="4" w:space="0" w:color="D5D9E0"/>
+            </w:tcBorders>
+            <w:tcMar>
+              <w:top w:w="80" w:type="dxa"/>
+              <w:left w:w="120" w:type="dxa"/>
+              <w:bottom w:w="80" w:type="dxa"/>
+              <w:right w:w="120" w:type="dxa"/>
+            </w:tcMar>
+          </w:tcPr>
+          <w:p>
+            <w:pPr>
+              <w:spacing w:after="40" w:line="270" w:lineRule="auto"/>
+            </w:pPr>
+            <w:r>
+              <w:t>/login</w:t>
+            </w:r>
+          </w:p>
+          <w:p>
+            <w:pPr>
+              <w:spacing w:after="40" w:line="270" w:lineRule="auto"/>
+            </w:pPr>
+            <w:r>
+              <w:t>(the Login button on the website)</w:t>
+            </w:r>
+          </w:p>
+        </w:tc>
+        <w:tc>
+          <w:tcPr>
+            <w:tcW w:w="3164" w:type="dxa"/>
+            <w:tcBorders>
+              <w:top w:val="single" w:sz="4" w:space="0" w:color="D5D9E0"/>
+              <w:left w:val="single" w:sz="4" w:space="0" w:color="D5D9E0"/>
+              <w:bottom w:val="single" w:sz="4" w:space="0" w:color="D5D9E0"/>
+              <w:right w:val="single" w:sz="4" w:space="0" w:color="D5D9E0"/>
+            </w:tcBorders>
+            <w:tcMar>
+              <w:top w:w="80" w:type="dxa"/>
+              <w:left w:w="120" w:type="dxa"/>
+              <w:bottom w:w="80" w:type="dxa"/>
+              <w:right w:w="120" w:type="dxa"/>
+            </w:tcMar>
+          </w:tcPr>
+          <w:p>
+            <w:pPr>
+              <w:spacing w:after="40" w:line="270" w:lineRule="auto"/>
+            </w:pPr>
+            <w:r>
+              <w:t>Anyone, as a client</w:t>
+            </w:r>
+          </w:p>
+        </w:tc>
+        <w:tc>
+          <w:tcPr>
+            <w:tcW w:w="3164" w:type="dxa"/>
+            <w:tcBorders>
+              <w:top w:val="single" w:sz="4" w:space="0" w:color="D5D9E0"/>
+              <w:left w:val="single" w:sz="4" w:space="0" w:color="D5D9E0"/>
+              <w:bottom w:val="single" w:sz="4" w:space="0" w:color="D5D9E0"/>
+              <w:right w:val="single" w:sz="4" w:space="0" w:color="D5D9E0"/>
+            </w:tcBorders>
+            <w:tcMar>
+              <w:top w:w="80" w:type="dxa"/>
+              <w:left w:w="120" w:type="dxa"/>
+              <w:bottom w:w="80" w:type="dxa"/>
+              <w:right w:w="120" w:type="dxa"/>
+            </w:tcMar>
+          </w:tcPr>
+          <w:p>
+            <w:pPr>
+              <w:spacing w:after="40" w:line="270" w:lineRule="auto"/>
+            </w:pPr>
+            <w:r>
+              <w:t>The client dashboard</w:t>
             </w:r>
           </w:p>
         </w:tc>
@@ -3544,7 +3686,7 @@
         </w:tblPrEx>
         <w:tc>
           <w:tcPr>
-            <w:tcW w:w="2792" w:type="dxa"/>
+            <w:tcW w:w="2978" w:type="dxa"/>
             <w:tcBorders>
               <w:top w:val="single" w:sz="4" w:space="0" w:color="D5D9E0"/>
               <w:left w:val="single" w:sz="4" w:space="0" w:color="D5D9E0"/>
@@ -3566,54 +3708,62 @@
               <w:t>/lawyer/login</w:t>
             </w:r>
           </w:p>
-        </w:tc>
-        <w:tc>
-          <w:tcPr>
-            <w:tcW w:w="2792" w:type="dxa"/>
-            <w:tcBorders>
-              <w:top w:val="single" w:sz="4" w:space="0" w:color="D5D9E0"/>
-              <w:left w:val="single" w:sz="4" w:space="0" w:color="D5D9E0"/>
-              <w:bottom w:val="single" w:sz="4" w:space="0" w:color="D5D9E0"/>
-              <w:right w:val="single" w:sz="4" w:space="0" w:color="D5D9E0"/>
-            </w:tcBorders>
-            <w:tcMar>
-              <w:top w:w="80" w:type="dxa"/>
-              <w:left w:w="120" w:type="dxa"/>
-              <w:bottom w:w="80" w:type="dxa"/>
-              <w:right w:w="120" w:type="dxa"/>
-            </w:tcMar>
-          </w:tcPr>
-          <w:p>
-            <w:pPr>
-              <w:spacing w:after="40" w:line="270" w:lineRule="auto"/>
-            </w:pPr>
-            <w:r>
-              <w:t>Lawyers</w:t>
-            </w:r>
-          </w:p>
-        </w:tc>
-        <w:tc>
-          <w:tcPr>
-            <w:tcW w:w="3722" w:type="dxa"/>
-            <w:tcBorders>
-              <w:top w:val="single" w:sz="4" w:space="0" w:color="D5D9E0"/>
-              <w:left w:val="single" w:sz="4" w:space="0" w:color="D5D9E0"/>
-              <w:bottom w:val="single" w:sz="4" w:space="0" w:color="D5D9E0"/>
-              <w:right w:val="single" w:sz="4" w:space="0" w:color="D5D9E0"/>
-            </w:tcBorders>
-            <w:tcMar>
-              <w:top w:w="80" w:type="dxa"/>
-              <w:left w:w="120" w:type="dxa"/>
-              <w:bottom w:w="80" w:type="dxa"/>
-              <w:right w:w="120" w:type="dxa"/>
-            </w:tcMar>
-          </w:tcPr>
-          <w:p>
-            <w:pPr>
-              <w:spacing w:after="40" w:line="270" w:lineRule="auto"/>
-            </w:pPr>
-            <w:r>
-              <w:t>The lawyer workspace (their assigned cases only)</w:t>
+          <w:p>
+            <w:pPr>
+              <w:spacing w:after="40" w:line="270" w:lineRule="auto"/>
+            </w:pPr>
+            <w:r>
+              <w:t>('Lawyer login' in the website's Login box)</w:t>
+            </w:r>
+          </w:p>
+        </w:tc>
+        <w:tc>
+          <w:tcPr>
+            <w:tcW w:w="3164" w:type="dxa"/>
+            <w:tcBorders>
+              <w:top w:val="single" w:sz="4" w:space="0" w:color="D5D9E0"/>
+              <w:left w:val="single" w:sz="4" w:space="0" w:color="D5D9E0"/>
+              <w:bottom w:val="single" w:sz="4" w:space="0" w:color="D5D9E0"/>
+              <w:right w:val="single" w:sz="4" w:space="0" w:color="D5D9E0"/>
+            </w:tcBorders>
+            <w:tcMar>
+              <w:top w:w="80" w:type="dxa"/>
+              <w:left w:w="120" w:type="dxa"/>
+              <w:bottom w:w="80" w:type="dxa"/>
+              <w:right w:w="120" w:type="dxa"/>
+            </w:tcMar>
+          </w:tcPr>
+          <w:p>
+            <w:pPr>
+              <w:spacing w:after="40" w:line="270" w:lineRule="auto"/>
+            </w:pPr>
+            <w:r>
+              <w:t>People on the Team page with access Lawyer, Admin or Owner</w:t>
+            </w:r>
+          </w:p>
+        </w:tc>
+        <w:tc>
+          <w:tcPr>
+            <w:tcW w:w="3164" w:type="dxa"/>
+            <w:tcBorders>
+              <w:top w:val="single" w:sz="4" w:space="0" w:color="D5D9E0"/>
+              <w:left w:val="single" w:sz="4" w:space="0" w:color="D5D9E0"/>
+              <w:bottom w:val="single" w:sz="4" w:space="0" w:color="D5D9E0"/>
+              <w:right w:val="single" w:sz="4" w:space="0" w:color="D5D9E0"/>
+            </w:tcBorders>
+            <w:tcMar>
+              <w:top w:w="80" w:type="dxa"/>
+              <w:left w:w="120" w:type="dxa"/>
+              <w:bottom w:w="80" w:type="dxa"/>
+              <w:right w:w="120" w:type="dxa"/>
+            </w:tcMar>
+          </w:tcPr>
+          <w:p>
+            <w:pPr>
+              <w:spacing w:after="40" w:line="270" w:lineRule="auto"/>
+            </w:pPr>
+            <w:r>
+              <w:t>The lawyer workspace: only the cases assigned to that person</w:t>
             </w:r>
           </w:p>
         </w:tc>
@@ -3627,76 +3777,84 @@
         </w:tblPrEx>
         <w:tc>
           <w:tcPr>
-            <w:tcW w:w="2792" w:type="dxa"/>
-            <w:tcBorders>
-              <w:top w:val="single" w:sz="4" w:space="0" w:color="D5D9E0"/>
-              <w:left w:val="single" w:sz="4" w:space="0" w:color="D5D9E0"/>
-              <w:bottom w:val="single" w:sz="4" w:space="0" w:color="D5D9E0"/>
-              <w:right w:val="single" w:sz="4" w:space="0" w:color="D5D9E0"/>
-            </w:tcBorders>
-            <w:tcMar>
-              <w:top w:w="80" w:type="dxa"/>
-              <w:left w:w="120" w:type="dxa"/>
-              <w:bottom w:w="80" w:type="dxa"/>
-              <w:right w:w="120" w:type="dxa"/>
-            </w:tcMar>
-          </w:tcPr>
-          <w:p>
-            <w:pPr>
-              <w:spacing w:after="40" w:line="270" w:lineRule="auto"/>
-            </w:pPr>
-            <w:r>
-              <w:t>/login (also the Login button on the website)</w:t>
-            </w:r>
-          </w:p>
-        </w:tc>
-        <w:tc>
-          <w:tcPr>
-            <w:tcW w:w="2792" w:type="dxa"/>
-            <w:tcBorders>
-              <w:top w:val="single" w:sz="4" w:space="0" w:color="D5D9E0"/>
-              <w:left w:val="single" w:sz="4" w:space="0" w:color="D5D9E0"/>
-              <w:bottom w:val="single" w:sz="4" w:space="0" w:color="D5D9E0"/>
-              <w:right w:val="single" w:sz="4" w:space="0" w:color="D5D9E0"/>
-            </w:tcBorders>
-            <w:tcMar>
-              <w:top w:w="80" w:type="dxa"/>
-              <w:left w:w="120" w:type="dxa"/>
-              <w:bottom w:w="80" w:type="dxa"/>
-              <w:right w:w="120" w:type="dxa"/>
-            </w:tcMar>
-          </w:tcPr>
-          <w:p>
-            <w:pPr>
-              <w:spacing w:after="40" w:line="270" w:lineRule="auto"/>
-            </w:pPr>
-            <w:r>
-              <w:t>Clients</w:t>
-            </w:r>
-          </w:p>
-        </w:tc>
-        <w:tc>
-          <w:tcPr>
-            <w:tcW w:w="3722" w:type="dxa"/>
-            <w:tcBorders>
-              <w:top w:val="single" w:sz="4" w:space="0" w:color="D5D9E0"/>
-              <w:left w:val="single" w:sz="4" w:space="0" w:color="D5D9E0"/>
-              <w:bottom w:val="single" w:sz="4" w:space="0" w:color="D5D9E0"/>
-              <w:right w:val="single" w:sz="4" w:space="0" w:color="D5D9E0"/>
-            </w:tcBorders>
-            <w:tcMar>
-              <w:top w:w="80" w:type="dxa"/>
-              <w:left w:w="120" w:type="dxa"/>
-              <w:bottom w:w="80" w:type="dxa"/>
-              <w:right w:w="120" w:type="dxa"/>
-            </w:tcMar>
-          </w:tcPr>
-          <w:p>
-            <w:pPr>
-              <w:spacing w:after="40" w:line="270" w:lineRule="auto"/>
-            </w:pPr>
-            <w:r>
-              <w:t>The client dashboard</w:t>
+            <w:tcW w:w="2978" w:type="dxa"/>
+            <w:tcBorders>
+              <w:top w:val="single" w:sz="4" w:space="0" w:color="D5D9E0"/>
+              <w:left w:val="single" w:sz="4" w:space="0" w:color="D5D9E0"/>
+              <w:bottom w:val="single" w:sz="4" w:space="0" w:color="D5D9E0"/>
+              <w:right w:val="single" w:sz="4" w:space="0" w:color="D5D9E0"/>
+            </w:tcBorders>
+            <w:tcMar>
+              <w:top w:w="80" w:type="dxa"/>
+              <w:left w:w="120" w:type="dxa"/>
+              <w:bottom w:w="80" w:type="dxa"/>
+              <w:right w:w="120" w:type="dxa"/>
+            </w:tcMar>
+          </w:tcPr>
+          <w:p>
+            <w:pPr>
+              <w:spacing w:after="40" w:line="270" w:lineRule="auto"/>
+            </w:pPr>
+            <w:r>
+              <w:t>/admin/login</w:t>
+            </w:r>
+          </w:p>
+          <w:p>
+            <w:pPr>
+              <w:spacing w:after="40" w:line="270" w:lineRule="auto"/>
+            </w:pPr>
+            <w:r>
+              <w:t>(not linked anywhere on the website)</w:t>
+            </w:r>
+          </w:p>
+        </w:tc>
+        <w:tc>
+          <w:tcPr>
+            <w:tcW w:w="3164" w:type="dxa"/>
+            <w:tcBorders>
+              <w:top w:val="single" w:sz="4" w:space="0" w:color="D5D9E0"/>
+              <w:left w:val="single" w:sz="4" w:space="0" w:color="D5D9E0"/>
+              <w:bottom w:val="single" w:sz="4" w:space="0" w:color="D5D9E0"/>
+              <w:right w:val="single" w:sz="4" w:space="0" w:color="D5D9E0"/>
+            </w:tcBorders>
+            <w:tcMar>
+              <w:top w:w="80" w:type="dxa"/>
+              <w:left w:w="120" w:type="dxa"/>
+              <w:bottom w:w="80" w:type="dxa"/>
+              <w:right w:w="120" w:type="dxa"/>
+            </w:tcMar>
+          </w:tcPr>
+          <w:p>
+            <w:pPr>
+              <w:spacing w:after="40" w:line="270" w:lineRule="auto"/>
+            </w:pPr>
+            <w:r>
+              <w:t>People on the Team page with access Owner, Admin or Editor</w:t>
+            </w:r>
+          </w:p>
+        </w:tc>
+        <w:tc>
+          <w:tcPr>
+            <w:tcW w:w="3164" w:type="dxa"/>
+            <w:tcBorders>
+              <w:top w:val="single" w:sz="4" w:space="0" w:color="D5D9E0"/>
+              <w:left w:val="single" w:sz="4" w:space="0" w:color="D5D9E0"/>
+              <w:bottom w:val="single" w:sz="4" w:space="0" w:color="D5D9E0"/>
+              <w:right w:val="single" w:sz="4" w:space="0" w:color="D5D9E0"/>
+            </w:tcBorders>
+            <w:tcMar>
+              <w:top w:w="80" w:type="dxa"/>
+              <w:left w:w="120" w:type="dxa"/>
+              <w:bottom w:w="80" w:type="dxa"/>
+              <w:right w:w="120" w:type="dxa"/>
+            </w:tcMar>
+          </w:tcPr>
+          <w:p>
+            <w:pPr>
+              <w:spacing w:after="40" w:line="270" w:lineRule="auto"/>
+            </w:pPr>
+            <w:r>
+              <w:t>The admin console</w:t>
             </w:r>
           </w:p>
         </w:tc>
@@ -3721,10 +3879,10 @@
           <w:b/>
           <w:bCs/>
         </w:rPr>
-        <w:t>One email, two accounts.</w:t>
-      </w:r>
-      <w:r>
-        <w:t xml:space="preserve"> The same email can belong to a firm account and a client account. Which one opens depends only on the page used. For example, a partner can also be a client of the firm and sign in at /login to see only their own matters.</w:t>
+        <w:t>All three at once.</w:t>
+      </w:r>
+      <w:r>
+        <w:t xml:space="preserve"> Each area keeps its own sign-in, so one person, for example an owner, can be signed in to the admin console, the lawyer workspace and (with a client account) the client dashboard in the same browser at the same time.</w:t>
       </w:r>
     </w:p>
     <w:p>
@@ -3741,10 +3899,10 @@
           <w:b/>
           <w:bCs/>
         </w:rPr>
-        <w:t>Wrong door.</w:t>
-      </w:r>
-      <w:r>
-        <w:t xml:space="preserve"> A lawyer who uses the admin sign-in is pointed to the lawyer sign-in, and the other way round. Someone signed in to one area who opens another is offered 'Sign out and sign in here'.</w:t>
+        <w:t>Signing out</w:t>
+      </w:r>
+      <w:r>
+        <w:t xml:space="preserve"> of one area leaves the other two signed in.</w:t>
       </w:r>
     </w:p>
     <w:p>
@@ -3761,23 +3919,11 @@
           <w:b/>
           <w:bCs/>
         </w:rPr>
-        <w:t>One sign-in per browser.</w:t>
-      </w:r>
-      <w:r>
-        <w:t xml:space="preserve"> Signing in at one page signs the browser out of the other. Use a second browser (or a private window) to be in two areas at once.</w:t>
-      </w:r>
-    </w:p>
-    <w:p>
-      <w:pPr>
-        <w:pStyle w:val="Heading2"/>
-        <w:keepNext/>
-        <w:keepLines/>
-      </w:pPr>
-      <w:bookmarkStart w:id="4" w:name="_Toc241612365"/>
-      <w:r>
-        <w:t>How people prove who they are</w:t>
-      </w:r>
-      <w:bookmarkEnd w:id="4"/>
+        <w:t>Owners and administrators in the lawyer workspace</w:t>
+      </w:r>
+      <w:r>
+        <w:t xml:space="preserve"> work exactly as a lawyer does there: they see only the cases they are assigned to. They see every case in the admin console.</w:t>
+      </w:r>
     </w:p>
     <w:p>
       <w:pPr>
@@ -3793,50 +3939,10 @@
           <w:b/>
           <w:bCs/>
         </w:rPr>
-        <w:t>Firm members</w:t>
-      </w:r>
-      <w:r>
-        <w:t xml:space="preserve"> use 'Continue with Google' with the email an administrator added for them in Team (Lawyers). There are no passwords to send or reset.</w:t>
-      </w:r>
-    </w:p>
-    <w:p>
-      <w:pPr>
-        <w:pStyle w:val="ListParagraph"/>
-        <w:numPr>
-          <w:ilvl w:val="0"/>
-          <w:numId w:val="2"/>
-        </w:numPr>
-        <w:spacing w:after="80" w:line="290" w:lineRule="auto"/>
-      </w:pPr>
-      <w:r>
-        <w:rPr>
-          <w:b/>
-          <w:bCs/>
-        </w:rPr>
-        <w:t>Clients</w:t>
-      </w:r>
-      <w:r>
-        <w:t xml:space="preserve"> can use a one-time code sent to their mobile (via MSG91), or 'Continue with Google'. A client who signs in with Google is asked once to add and confirm their mobile number.</w:t>
-      </w:r>
-    </w:p>
-    <w:p>
-      <w:pPr>
-        <w:pStyle w:val="ListParagraph"/>
-        <w:numPr>
-          <w:ilvl w:val="0"/>
-          <w:numId w:val="2"/>
-        </w:numPr>
-        <w:spacing w:after="80" w:line="290" w:lineRule="auto"/>
-      </w:pPr>
-      <w:r>
-        <w:rPr>
-          <w:b/>
-          <w:bCs/>
-        </w:rPr>
-        <w:t>The first owner</w:t>
-      </w:r>
-      <w:r>
-        <w:t xml:space="preserve"> is created automatically the first time an email listed in the server setting ADMIN_EMAILS signs in at the admin page.</w:t>
+        <w:t>The admin page is not advertised.</w:t>
+      </w:r>
+      <w:r>
+        <w:t xml:space="preserve"> It is reached only by typing /admin/login; the website and the other sign-in pages do not link to it.</w:t>
       </w:r>
     </w:p>
     <w:p>
@@ -3845,48 +3951,11 @@
         <w:keepNext/>
         <w:keepLines/>
       </w:pPr>
-      <w:bookmarkStart w:id="5" w:name="_Toc241612366"/>
-      <w:r>
-        <w:t>Staying signed in, and stopping access</w:t>
-      </w:r>
-      <w:bookmarkEnd w:id="5"/>
-    </w:p>
-    <w:p>
-      <w:pPr>
-        <w:pStyle w:val="ListParagraph"/>
-        <w:numPr>
-          <w:ilvl w:val="0"/>
-          <w:numId w:val="2"/>
-        </w:numPr>
-        <w:spacing w:after="80" w:line="290" w:lineRule="auto"/>
-      </w:pPr>
-      <w:r>
-        <w:t>Firm sessions last 12 hours; client sessions last 7 days.</w:t>
-      </w:r>
-    </w:p>
-    <w:p>
-      <w:pPr>
-        <w:pStyle w:val="ListParagraph"/>
-        <w:numPr>
-          <w:ilvl w:val="0"/>
-          <w:numId w:val="2"/>
-        </w:numPr>
-        <w:spacing w:after="80" w:line="290" w:lineRule="auto"/>
-      </w:pPr>
-      <w:r>
-        <w:t>Deactivating an account (Team or Clients → Edit → Account → Deactivated) signs that person out everywhere at once. Their history is kept.</w:t>
-      </w:r>
-    </w:p>
-    <w:p>
-      <w:pPr>
-        <w:pStyle w:val="Heading1"/>
-        <w:pageBreakBefore/>
-      </w:pPr>
-      <w:bookmarkStart w:id="6" w:name="_Toc241612367"/>
-      <w:r>
-        <w:t>3. Who can do what</w:t>
-      </w:r>
-      <w:bookmarkEnd w:id="6"/>
+      <w:bookmarkStart w:id="4" w:name="_Toc241788991"/>
+      <w:r>
+        <w:t>How people prove who they are</w:t>
+      </w:r>
+      <w:bookmarkEnd w:id="4"/>
     </w:p>
     <w:tbl>
       <w:tblPr>
@@ -3906,10 +3975,9 @@
         <w:tblLook w:val="04A0" w:firstRow="1" w:lastRow="0" w:firstColumn="1" w:lastColumn="0" w:noHBand="0" w:noVBand="1"/>
       </w:tblPr>
       <w:tblGrid>
-        <w:gridCol w:w="1484"/>
-        <w:gridCol w:w="2360"/>
-        <w:gridCol w:w="2907"/>
-        <w:gridCol w:w="2555"/>
+        <w:gridCol w:w="1861"/>
+        <w:gridCol w:w="3722"/>
+        <w:gridCol w:w="3723"/>
       </w:tblGrid>
       <w:tr>
         <w:tblPrEx>
@@ -3923,7 +3991,7 @@
         </w:trPr>
         <w:tc>
           <w:tcPr>
-            <w:tcW w:w="1303" w:type="dxa"/>
+            <w:tcW w:w="1861" w:type="dxa"/>
             <w:tcBorders>
               <w:top w:val="single" w:sz="4" w:space="0" w:color="D5D9E0"/>
               <w:left w:val="single" w:sz="4" w:space="0" w:color="D5D9E0"/>
@@ -3948,13 +4016,13 @@
                 <w:bCs/>
                 <w:color w:val="FFFFFF"/>
               </w:rPr>
-              <w:t>Who</w:t>
-            </w:r>
-          </w:p>
-        </w:tc>
-        <w:tc>
-          <w:tcPr>
-            <w:tcW w:w="2420" w:type="dxa"/>
+              <w:t>Sign-in</w:t>
+            </w:r>
+          </w:p>
+        </w:tc>
+        <w:tc>
+          <w:tcPr>
+            <w:tcW w:w="3722" w:type="dxa"/>
             <w:tcBorders>
               <w:top w:val="single" w:sz="4" w:space="0" w:color="D5D9E0"/>
               <w:left w:val="single" w:sz="4" w:space="0" w:color="D5D9E0"/>
@@ -3979,13 +4047,13 @@
                 <w:bCs/>
                 <w:color w:val="FFFFFF"/>
               </w:rPr>
-              <w:t>Can see</w:t>
-            </w:r>
-          </w:p>
-        </w:tc>
-        <w:tc>
-          <w:tcPr>
-            <w:tcW w:w="2978" w:type="dxa"/>
+              <w:t>Mobile code (OTP)</w:t>
+            </w:r>
+          </w:p>
+        </w:tc>
+        <w:tc>
+          <w:tcPr>
+            <w:tcW w:w="3723" w:type="dxa"/>
             <w:tcBorders>
               <w:top w:val="single" w:sz="4" w:space="0" w:color="D5D9E0"/>
               <w:left w:val="single" w:sz="4" w:space="0" w:color="D5D9E0"/>
@@ -4010,38 +4078,7 @@
                 <w:bCs/>
                 <w:color w:val="FFFFFF"/>
               </w:rPr>
-              <w:t>Can do</w:t>
-            </w:r>
-          </w:p>
-        </w:tc>
-        <w:tc>
-          <w:tcPr>
-            <w:tcW w:w="2605" w:type="dxa"/>
-            <w:tcBorders>
-              <w:top w:val="single" w:sz="4" w:space="0" w:color="D5D9E0"/>
-              <w:left w:val="single" w:sz="4" w:space="0" w:color="D5D9E0"/>
-              <w:bottom w:val="single" w:sz="4" w:space="0" w:color="D5D9E0"/>
-              <w:right w:val="single" w:sz="4" w:space="0" w:color="D5D9E0"/>
-            </w:tcBorders>
-            <w:shd w:val="clear" w:color="auto" w:fill="14213D"/>
-            <w:tcMar>
-              <w:top w:w="80" w:type="dxa"/>
-              <w:left w:w="120" w:type="dxa"/>
-              <w:bottom w:w="80" w:type="dxa"/>
-              <w:right w:w="120" w:type="dxa"/>
-            </w:tcMar>
-          </w:tcPr>
-          <w:p>
-            <w:pPr>
-              <w:spacing w:after="40" w:line="270" w:lineRule="auto"/>
-            </w:pPr>
-            <w:r>
-              <w:rPr>
-                <w:b/>
-                <w:bCs/>
-                <w:color w:val="FFFFFF"/>
-              </w:rPr>
-              <w:t>Cannot do</w:t>
+              <w:t>Continue with Google</w:t>
             </w:r>
           </w:p>
         </w:tc>
@@ -4055,101 +4092,76 @@
         </w:tblPrEx>
         <w:tc>
           <w:tcPr>
-            <w:tcW w:w="1303" w:type="dxa"/>
-            <w:tcBorders>
-              <w:top w:val="single" w:sz="4" w:space="0" w:color="D5D9E0"/>
-              <w:left w:val="single" w:sz="4" w:space="0" w:color="D5D9E0"/>
-              <w:bottom w:val="single" w:sz="4" w:space="0" w:color="D5D9E0"/>
-              <w:right w:val="single" w:sz="4" w:space="0" w:color="D5D9E0"/>
-            </w:tcBorders>
-            <w:tcMar>
-              <w:top w:w="80" w:type="dxa"/>
-              <w:left w:w="120" w:type="dxa"/>
-              <w:bottom w:w="80" w:type="dxa"/>
-              <w:right w:w="120" w:type="dxa"/>
-            </w:tcMar>
-          </w:tcPr>
-          <w:p>
-            <w:pPr>
-              <w:spacing w:after="40" w:line="270" w:lineRule="auto"/>
-            </w:pPr>
-            <w:r>
-              <w:t>Owner</w:t>
-            </w:r>
-          </w:p>
-        </w:tc>
-        <w:tc>
-          <w:tcPr>
-            <w:tcW w:w="2420" w:type="dxa"/>
-            <w:tcBorders>
-              <w:top w:val="single" w:sz="4" w:space="0" w:color="D5D9E0"/>
-              <w:left w:val="single" w:sz="4" w:space="0" w:color="D5D9E0"/>
-              <w:bottom w:val="single" w:sz="4" w:space="0" w:color="D5D9E0"/>
-              <w:right w:val="single" w:sz="4" w:space="0" w:color="D5D9E0"/>
-            </w:tcBorders>
-            <w:tcMar>
-              <w:top w:w="80" w:type="dxa"/>
-              <w:left w:w="120" w:type="dxa"/>
-              <w:bottom w:w="80" w:type="dxa"/>
-              <w:right w:w="120" w:type="dxa"/>
-            </w:tcMar>
-          </w:tcPr>
-          <w:p>
-            <w:pPr>
-              <w:spacing w:after="40" w:line="270" w:lineRule="auto"/>
-            </w:pPr>
-            <w:r>
-              <w:t>Everything</w:t>
-            </w:r>
-          </w:p>
-        </w:tc>
-        <w:tc>
-          <w:tcPr>
-            <w:tcW w:w="2978" w:type="dxa"/>
-            <w:tcBorders>
-              <w:top w:val="single" w:sz="4" w:space="0" w:color="D5D9E0"/>
-              <w:left w:val="single" w:sz="4" w:space="0" w:color="D5D9E0"/>
-              <w:bottom w:val="single" w:sz="4" w:space="0" w:color="D5D9E0"/>
-              <w:right w:val="single" w:sz="4" w:space="0" w:color="D5D9E0"/>
-            </w:tcBorders>
-            <w:tcMar>
-              <w:top w:w="80" w:type="dxa"/>
-              <w:left w:w="120" w:type="dxa"/>
-              <w:bottom w:w="80" w:type="dxa"/>
-              <w:right w:w="120" w:type="dxa"/>
-            </w:tcMar>
-          </w:tcPr>
-          <w:p>
-            <w:pPr>
-              <w:spacing w:after="40" w:line="270" w:lineRule="auto"/>
-            </w:pPr>
-            <w:r>
-              <w:t>Everything, including adding or changing owners and administrators</w:t>
-            </w:r>
-          </w:p>
-        </w:tc>
-        <w:tc>
-          <w:tcPr>
-            <w:tcW w:w="2605" w:type="dxa"/>
-            <w:tcBorders>
-              <w:top w:val="single" w:sz="4" w:space="0" w:color="D5D9E0"/>
-              <w:left w:val="single" w:sz="4" w:space="0" w:color="D5D9E0"/>
-              <w:bottom w:val="single" w:sz="4" w:space="0" w:color="D5D9E0"/>
-              <w:right w:val="single" w:sz="4" w:space="0" w:color="D5D9E0"/>
-            </w:tcBorders>
-            <w:tcMar>
-              <w:top w:w="80" w:type="dxa"/>
-              <w:left w:w="120" w:type="dxa"/>
-              <w:bottom w:w="80" w:type="dxa"/>
-              <w:right w:w="120" w:type="dxa"/>
-            </w:tcMar>
-          </w:tcPr>
-          <w:p>
-            <w:pPr>
-              <w:spacing w:after="40" w:line="270" w:lineRule="auto"/>
-            </w:pPr>
-            <w:r>
-              <w:t>—</w:t>
+            <w:tcW w:w="1861" w:type="dxa"/>
+            <w:tcBorders>
+              <w:top w:val="single" w:sz="4" w:space="0" w:color="D5D9E0"/>
+              <w:left w:val="single" w:sz="4" w:space="0" w:color="D5D9E0"/>
+              <w:bottom w:val="single" w:sz="4" w:space="0" w:color="D5D9E0"/>
+              <w:right w:val="single" w:sz="4" w:space="0" w:color="D5D9E0"/>
+            </w:tcBorders>
+            <w:tcMar>
+              <w:top w:w="80" w:type="dxa"/>
+              <w:left w:w="120" w:type="dxa"/>
+              <w:bottom w:w="80" w:type="dxa"/>
+              <w:right w:w="120" w:type="dxa"/>
+            </w:tcMar>
+          </w:tcPr>
+          <w:p>
+            <w:pPr>
+              <w:spacing w:after="40" w:line="270" w:lineRule="auto"/>
+            </w:pPr>
+            <w:r>
+              <w:t>Client</w:t>
+            </w:r>
+          </w:p>
+        </w:tc>
+        <w:tc>
+          <w:tcPr>
+            <w:tcW w:w="3722" w:type="dxa"/>
+            <w:tcBorders>
+              <w:top w:val="single" w:sz="4" w:space="0" w:color="D5D9E0"/>
+              <w:left w:val="single" w:sz="4" w:space="0" w:color="D5D9E0"/>
+              <w:bottom w:val="single" w:sz="4" w:space="0" w:color="D5D9E0"/>
+              <w:right w:val="single" w:sz="4" w:space="0" w:color="D5D9E0"/>
+            </w:tcBorders>
+            <w:tcMar>
+              <w:top w:w="80" w:type="dxa"/>
+              <w:left w:w="120" w:type="dxa"/>
+              <w:bottom w:w="80" w:type="dxa"/>
+              <w:right w:w="120" w:type="dxa"/>
+            </w:tcMar>
+          </w:tcPr>
+          <w:p>
+            <w:pPr>
+              <w:spacing w:after="40" w:line="270" w:lineRule="auto"/>
+            </w:pPr>
+            <w:r>
+              <w:t>Any mobile number. A new number creates a new client account; a known one signs in.</w:t>
+            </w:r>
+          </w:p>
+        </w:tc>
+        <w:tc>
+          <w:tcPr>
+            <w:tcW w:w="3723" w:type="dxa"/>
+            <w:tcBorders>
+              <w:top w:val="single" w:sz="4" w:space="0" w:color="D5D9E0"/>
+              <w:left w:val="single" w:sz="4" w:space="0" w:color="D5D9E0"/>
+              <w:bottom w:val="single" w:sz="4" w:space="0" w:color="D5D9E0"/>
+              <w:right w:val="single" w:sz="4" w:space="0" w:color="D5D9E0"/>
+            </w:tcBorders>
+            <w:tcMar>
+              <w:top w:w="80" w:type="dxa"/>
+              <w:left w:w="120" w:type="dxa"/>
+              <w:bottom w:w="80" w:type="dxa"/>
+              <w:right w:w="120" w:type="dxa"/>
+            </w:tcMar>
+          </w:tcPr>
+          <w:p>
+            <w:pPr>
+              <w:spacing w:after="40" w:line="270" w:lineRule="auto"/>
+            </w:pPr>
+            <w:r>
+              <w:t>Any Google account. A new one creates a client account and is asked once to add and confirm a mobile number.</w:t>
             </w:r>
           </w:p>
         </w:tc>
@@ -4163,6 +4175,273 @@
         </w:tblPrEx>
         <w:tc>
           <w:tcPr>
+            <w:tcW w:w="1861" w:type="dxa"/>
+            <w:tcBorders>
+              <w:top w:val="single" w:sz="4" w:space="0" w:color="D5D9E0"/>
+              <w:left w:val="single" w:sz="4" w:space="0" w:color="D5D9E0"/>
+              <w:bottom w:val="single" w:sz="4" w:space="0" w:color="D5D9E0"/>
+              <w:right w:val="single" w:sz="4" w:space="0" w:color="D5D9E0"/>
+            </w:tcBorders>
+            <w:tcMar>
+              <w:top w:w="80" w:type="dxa"/>
+              <w:left w:w="120" w:type="dxa"/>
+              <w:bottom w:w="80" w:type="dxa"/>
+              <w:right w:w="120" w:type="dxa"/>
+            </w:tcMar>
+          </w:tcPr>
+          <w:p>
+            <w:pPr>
+              <w:spacing w:after="40" w:line="270" w:lineRule="auto"/>
+            </w:pPr>
+            <w:r>
+              <w:t>Lawyer and admin</w:t>
+            </w:r>
+          </w:p>
+        </w:tc>
+        <w:tc>
+          <w:tcPr>
+            <w:tcW w:w="3722" w:type="dxa"/>
+            <w:tcBorders>
+              <w:top w:val="single" w:sz="4" w:space="0" w:color="D5D9E0"/>
+              <w:left w:val="single" w:sz="4" w:space="0" w:color="D5D9E0"/>
+              <w:bottom w:val="single" w:sz="4" w:space="0" w:color="D5D9E0"/>
+              <w:right w:val="single" w:sz="4" w:space="0" w:color="D5D9E0"/>
+            </w:tcBorders>
+            <w:tcMar>
+              <w:top w:w="80" w:type="dxa"/>
+              <w:left w:w="120" w:type="dxa"/>
+              <w:bottom w:w="80" w:type="dxa"/>
+              <w:right w:w="120" w:type="dxa"/>
+            </w:tcMar>
+          </w:tcPr>
+          <w:p>
+            <w:pPr>
+              <w:spacing w:after="40" w:line="270" w:lineRule="auto"/>
+            </w:pPr>
+            <w:r>
+              <w:t>Only the mobile number saved for that person on the Team page.</w:t>
+            </w:r>
+          </w:p>
+        </w:tc>
+        <w:tc>
+          <w:tcPr>
+            <w:tcW w:w="3723" w:type="dxa"/>
+            <w:tcBorders>
+              <w:top w:val="single" w:sz="4" w:space="0" w:color="D5D9E0"/>
+              <w:left w:val="single" w:sz="4" w:space="0" w:color="D5D9E0"/>
+              <w:bottom w:val="single" w:sz="4" w:space="0" w:color="D5D9E0"/>
+              <w:right w:val="single" w:sz="4" w:space="0" w:color="D5D9E0"/>
+            </w:tcBorders>
+            <w:tcMar>
+              <w:top w:w="80" w:type="dxa"/>
+              <w:left w:w="120" w:type="dxa"/>
+              <w:bottom w:w="80" w:type="dxa"/>
+              <w:right w:w="120" w:type="dxa"/>
+            </w:tcMar>
+          </w:tcPr>
+          <w:p>
+            <w:pPr>
+              <w:spacing w:after="40" w:line="270" w:lineRule="auto"/>
+            </w:pPr>
+            <w:r>
+              <w:t>Only the email saved for that person on the Team page.</w:t>
+            </w:r>
+          </w:p>
+        </w:tc>
+      </w:tr>
+    </w:tbl>
+    <w:p>
+      <w:pPr>
+        <w:spacing w:after="120"/>
+      </w:pPr>
+    </w:p>
+    <w:p>
+      <w:pPr>
+        <w:pStyle w:val="ListParagraph"/>
+        <w:numPr>
+          <w:ilvl w:val="0"/>
+          <w:numId w:val="2"/>
+        </w:numPr>
+        <w:spacing w:after="80" w:line="290" w:lineRule="auto"/>
+      </w:pPr>
+      <w:r>
+        <w:rPr>
+          <w:b/>
+          <w:bCs/>
+        </w:rPr>
+        <w:t>Firm members are never created by signing in.</w:t>
+      </w:r>
+      <w:r>
+        <w:t xml:space="preserve"> An owner or administrator adds them first on the Team page, with their email and mobile number, and chooses their access (Owner, Admin, Lawyer, Editor or No sign-in).</w:t>
+      </w:r>
+    </w:p>
+    <w:p>
+      <w:pPr>
+        <w:pStyle w:val="ListParagraph"/>
+        <w:numPr>
+          <w:ilvl w:val="0"/>
+          <w:numId w:val="2"/>
+        </w:numPr>
+        <w:spacing w:after="80" w:line="290" w:lineRule="auto"/>
+      </w:pPr>
+      <w:r>
+        <w:rPr>
+          <w:b/>
+          <w:bCs/>
+        </w:rPr>
+        <w:t>Someone not on the Team page</w:t>
+      </w:r>
+      <w:r>
+        <w:t>, or whose access does not allow that page, is told the email or number is not registered with the firm and to ask the administrator.</w:t>
+      </w:r>
+    </w:p>
+    <w:p>
+      <w:pPr>
+        <w:pStyle w:val="ListParagraph"/>
+        <w:numPr>
+          <w:ilvl w:val="0"/>
+          <w:numId w:val="2"/>
+        </w:numPr>
+        <w:spacing w:after="80" w:line="290" w:lineRule="auto"/>
+      </w:pPr>
+      <w:r>
+        <w:rPr>
+          <w:b/>
+          <w:bCs/>
+        </w:rPr>
+        <w:t>The first owner</w:t>
+      </w:r>
+      <w:r>
+        <w:t xml:space="preserve"> is created automatically the first time an email listed in the server setting ADMIN_EMAILS signs in at the admin page.</w:t>
+      </w:r>
+    </w:p>
+    <w:p>
+      <w:pPr>
+        <w:pStyle w:val="ListParagraph"/>
+        <w:numPr>
+          <w:ilvl w:val="0"/>
+          <w:numId w:val="2"/>
+        </w:numPr>
+        <w:spacing w:after="80" w:line="290" w:lineRule="auto"/>
+      </w:pPr>
+      <w:r>
+        <w:t>There are no passwords to send, reset or leak.</w:t>
+      </w:r>
+    </w:p>
+    <w:p>
+      <w:pPr>
+        <w:pStyle w:val="Heading2"/>
+        <w:keepNext/>
+        <w:keepLines/>
+      </w:pPr>
+      <w:bookmarkStart w:id="5" w:name="_Toc241788992"/>
+      <w:r>
+        <w:t>Who can sign in: the Team page panel</w:t>
+      </w:r>
+      <w:bookmarkEnd w:id="5"/>
+    </w:p>
+    <w:p>
+      <w:pPr>
+        <w:spacing w:after="140" w:line="300" w:lineRule="auto"/>
+      </w:pPr>
+      <w:r>
+        <w:t xml:space="preserve">Admin console → Team (Lawyers) opens with a </w:t>
+      </w:r>
+      <w:r>
+        <w:rPr>
+          <w:b/>
+          <w:bCs/>
+        </w:rPr>
+        <w:t>Who can sign in</w:t>
+      </w:r>
+      <w:r>
+        <w:t xml:space="preserve"> panel. It lists every email that can open the admin console and every email that can open the lawyer workspace (lawyers, administrators and owners), with each person's access and when they last signed in, plus any ADMIN_EMAILS that have not signed in yet. To give or remove access, change the person's access with Edit; it applies on their next click, without them signing out.</w:t>
+      </w:r>
+    </w:p>
+    <w:p>
+      <w:pPr>
+        <w:pStyle w:val="Heading2"/>
+        <w:keepNext/>
+        <w:keepLines/>
+      </w:pPr>
+      <w:bookmarkStart w:id="6" w:name="_Toc241788993"/>
+      <w:r>
+        <w:t>Staying signed in, and stopping access</w:t>
+      </w:r>
+      <w:bookmarkEnd w:id="6"/>
+    </w:p>
+    <w:p>
+      <w:pPr>
+        <w:pStyle w:val="ListParagraph"/>
+        <w:numPr>
+          <w:ilvl w:val="0"/>
+          <w:numId w:val="2"/>
+        </w:numPr>
+        <w:spacing w:after="80" w:line="290" w:lineRule="auto"/>
+      </w:pPr>
+      <w:r>
+        <w:t>Firm sessions last 12 hours; client sessions last 7 days.</w:t>
+      </w:r>
+    </w:p>
+    <w:p>
+      <w:pPr>
+        <w:pStyle w:val="ListParagraph"/>
+        <w:numPr>
+          <w:ilvl w:val="0"/>
+          <w:numId w:val="2"/>
+        </w:numPr>
+        <w:spacing w:after="80" w:line="290" w:lineRule="auto"/>
+      </w:pPr>
+      <w:r>
+        <w:t>Deactivating an account (Team or Clients → Edit → Account → Deactivated) signs that person out of every area at once. Their history is kept.</w:t>
+      </w:r>
+    </w:p>
+    <w:p>
+      <w:pPr>
+        <w:pStyle w:val="Heading1"/>
+        <w:pageBreakBefore/>
+      </w:pPr>
+      <w:bookmarkStart w:id="7" w:name="_Toc241788994"/>
+      <w:r>
+        <w:t>3. Who can do what</w:t>
+      </w:r>
+      <w:bookmarkEnd w:id="7"/>
+    </w:p>
+    <w:tbl>
+      <w:tblPr>
+        <w:tblW w:w="9306" w:type="dxa"/>
+        <w:tblBorders>
+          <w:top w:val="single" w:sz="4" w:space="0" w:color="auto"/>
+          <w:left w:val="single" w:sz="4" w:space="0" w:color="auto"/>
+          <w:bottom w:val="single" w:sz="4" w:space="0" w:color="auto"/>
+          <w:right w:val="single" w:sz="4" w:space="0" w:color="auto"/>
+          <w:insideH w:val="single" w:sz="4" w:space="0" w:color="auto"/>
+          <w:insideV w:val="single" w:sz="4" w:space="0" w:color="auto"/>
+        </w:tblBorders>
+        <w:tblCellMar>
+          <w:left w:w="10" w:type="dxa"/>
+          <w:right w:w="10" w:type="dxa"/>
+        </w:tblCellMar>
+        <w:tblLook w:val="04A0" w:firstRow="1" w:lastRow="0" w:firstColumn="1" w:lastColumn="0" w:noHBand="0" w:noVBand="1"/>
+      </w:tblPr>
+      <w:tblGrid>
+        <w:gridCol w:w="1548"/>
+        <w:gridCol w:w="2339"/>
+        <w:gridCol w:w="2882"/>
+        <w:gridCol w:w="2537"/>
+      </w:tblGrid>
+      <w:tr>
+        <w:tblPrEx>
+          <w:tblCellMar>
+            <w:top w:w="0" w:type="dxa"/>
+            <w:bottom w:w="0" w:type="dxa"/>
+          </w:tblCellMar>
+        </w:tblPrEx>
+        <w:trPr>
+          <w:tblHeader/>
+        </w:trPr>
+        <w:tc>
+          <w:tcPr>
             <w:tcW w:w="1303" w:type="dxa"/>
             <w:tcBorders>
               <w:top w:val="single" w:sz="4" w:space="0" w:color="D5D9E0"/>
@@ -4170,19 +4449,25 @@
               <w:bottom w:val="single" w:sz="4" w:space="0" w:color="D5D9E0"/>
               <w:right w:val="single" w:sz="4" w:space="0" w:color="D5D9E0"/>
             </w:tcBorders>
-            <w:tcMar>
-              <w:top w:w="80" w:type="dxa"/>
-              <w:left w:w="120" w:type="dxa"/>
-              <w:bottom w:w="80" w:type="dxa"/>
-              <w:right w:w="120" w:type="dxa"/>
-            </w:tcMar>
-          </w:tcPr>
-          <w:p>
-            <w:pPr>
-              <w:spacing w:after="40" w:line="270" w:lineRule="auto"/>
-            </w:pPr>
-            <w:r>
-              <w:t>Administrator</w:t>
+            <w:shd w:val="clear" w:color="auto" w:fill="14213D"/>
+            <w:tcMar>
+              <w:top w:w="80" w:type="dxa"/>
+              <w:left w:w="120" w:type="dxa"/>
+              <w:bottom w:w="80" w:type="dxa"/>
+              <w:right w:w="120" w:type="dxa"/>
+            </w:tcMar>
+          </w:tcPr>
+          <w:p>
+            <w:pPr>
+              <w:spacing w:after="40" w:line="270" w:lineRule="auto"/>
+            </w:pPr>
+            <w:r>
+              <w:rPr>
+                <w:b/>
+                <w:bCs/>
+                <w:color w:val="FFFFFF"/>
+              </w:rPr>
+              <w:t>Who</w:t>
             </w:r>
           </w:p>
         </w:tc>
@@ -4195,19 +4480,25 @@
               <w:bottom w:val="single" w:sz="4" w:space="0" w:color="D5D9E0"/>
               <w:right w:val="single" w:sz="4" w:space="0" w:color="D5D9E0"/>
             </w:tcBorders>
-            <w:tcMar>
-              <w:top w:w="80" w:type="dxa"/>
-              <w:left w:w="120" w:type="dxa"/>
-              <w:bottom w:w="80" w:type="dxa"/>
-              <w:right w:w="120" w:type="dxa"/>
-            </w:tcMar>
-          </w:tcPr>
-          <w:p>
-            <w:pPr>
-              <w:spacing w:after="40" w:line="270" w:lineRule="auto"/>
-            </w:pPr>
-            <w:r>
-              <w:t>Every case, client, document, enquiry and article</w:t>
+            <w:shd w:val="clear" w:color="auto" w:fill="14213D"/>
+            <w:tcMar>
+              <w:top w:w="80" w:type="dxa"/>
+              <w:left w:w="120" w:type="dxa"/>
+              <w:bottom w:w="80" w:type="dxa"/>
+              <w:right w:w="120" w:type="dxa"/>
+            </w:tcMar>
+          </w:tcPr>
+          <w:p>
+            <w:pPr>
+              <w:spacing w:after="40" w:line="270" w:lineRule="auto"/>
+            </w:pPr>
+            <w:r>
+              <w:rPr>
+                <w:b/>
+                <w:bCs/>
+                <w:color w:val="FFFFFF"/>
+              </w:rPr>
+              <w:t>Can see</w:t>
             </w:r>
           </w:p>
         </w:tc>
@@ -4220,19 +4511,25 @@
               <w:bottom w:val="single" w:sz="4" w:space="0" w:color="D5D9E0"/>
               <w:right w:val="single" w:sz="4" w:space="0" w:color="D5D9E0"/>
             </w:tcBorders>
-            <w:tcMar>
-              <w:top w:w="80" w:type="dxa"/>
-              <w:left w:w="120" w:type="dxa"/>
-              <w:bottom w:w="80" w:type="dxa"/>
-              <w:right w:w="120" w:type="dxa"/>
-            </w:tcMar>
-          </w:tcPr>
-          <w:p>
-            <w:pPr>
-              <w:spacing w:after="40" w:line="270" w:lineRule="auto"/>
-            </w:pPr>
-            <w:r>
-              <w:t>Open cases, assign lawyers, link clients, manage lawyers and the website</w:t>
+            <w:shd w:val="clear" w:color="auto" w:fill="14213D"/>
+            <w:tcMar>
+              <w:top w:w="80" w:type="dxa"/>
+              <w:left w:w="120" w:type="dxa"/>
+              <w:bottom w:w="80" w:type="dxa"/>
+              <w:right w:w="120" w:type="dxa"/>
+            </w:tcMar>
+          </w:tcPr>
+          <w:p>
+            <w:pPr>
+              <w:spacing w:after="40" w:line="270" w:lineRule="auto"/>
+            </w:pPr>
+            <w:r>
+              <w:rPr>
+                <w:b/>
+                <w:bCs/>
+                <w:color w:val="FFFFFF"/>
+              </w:rPr>
+              <w:t>Can do</w:t>
             </w:r>
           </w:p>
         </w:tc>
@@ -4245,19 +4542,25 @@
               <w:bottom w:val="single" w:sz="4" w:space="0" w:color="D5D9E0"/>
               <w:right w:val="single" w:sz="4" w:space="0" w:color="D5D9E0"/>
             </w:tcBorders>
-            <w:tcMar>
-              <w:top w:w="80" w:type="dxa"/>
-              <w:left w:w="120" w:type="dxa"/>
-              <w:bottom w:w="80" w:type="dxa"/>
-              <w:right w:w="120" w:type="dxa"/>
-            </w:tcMar>
-          </w:tcPr>
-          <w:p>
-            <w:pPr>
-              <w:spacing w:after="40" w:line="270" w:lineRule="auto"/>
-            </w:pPr>
-            <w:r>
-              <w:t>Change an owner's or another administrator's account</w:t>
+            <w:shd w:val="clear" w:color="auto" w:fill="14213D"/>
+            <w:tcMar>
+              <w:top w:w="80" w:type="dxa"/>
+              <w:left w:w="120" w:type="dxa"/>
+              <w:bottom w:w="80" w:type="dxa"/>
+              <w:right w:w="120" w:type="dxa"/>
+            </w:tcMar>
+          </w:tcPr>
+          <w:p>
+            <w:pPr>
+              <w:spacing w:after="40" w:line="270" w:lineRule="auto"/>
+            </w:pPr>
+            <w:r>
+              <w:rPr>
+                <w:b/>
+                <w:bCs/>
+                <w:color w:val="FFFFFF"/>
+              </w:rPr>
+              <w:t>Cannot do</w:t>
             </w:r>
           </w:p>
         </w:tc>
@@ -4290,7 +4593,7 @@
               <w:spacing w:after="40" w:line="270" w:lineRule="auto"/>
             </w:pPr>
             <w:r>
-              <w:t>Lawyer</w:t>
+              <w:t>Owner</w:t>
             </w:r>
           </w:p>
         </w:tc>
@@ -4315,7 +4618,7 @@
               <w:spacing w:after="40" w:line="270" w:lineRule="auto"/>
             </w:pPr>
             <w:r>
-              <w:t>Only the cases they are assigned to, including internal files</w:t>
+              <w:t>Everything</w:t>
             </w:r>
           </w:p>
         </w:tc>
@@ -4340,7 +4643,7 @@
               <w:spacing w:after="40" w:line="270" w:lineRule="auto"/>
             </w:pPr>
             <w:r>
-              <w:t>Update a case from the court, edit its details, upload and organise documents, add timeline notes, answer client questions</w:t>
+              <w:t>Everything, including adding or changing owners and administrators</w:t>
             </w:r>
           </w:p>
         </w:tc>
@@ -4365,7 +4668,7 @@
               <w:spacing w:after="40" w:line="270" w:lineRule="auto"/>
             </w:pPr>
             <w:r>
-              <w:t>Open new cases, change who is on a case, link client accounts, see other lawyers' cases</w:t>
+              <w:t>—</w:t>
             </w:r>
           </w:p>
         </w:tc>
@@ -4398,7 +4701,7 @@
               <w:spacing w:after="40" w:line="270" w:lineRule="auto"/>
             </w:pPr>
             <w:r>
-              <w:t>Editor</w:t>
+              <w:t>Administrator</w:t>
             </w:r>
           </w:p>
         </w:tc>
@@ -4423,7 +4726,7 @@
               <w:spacing w:after="40" w:line="270" w:lineRule="auto"/>
             </w:pPr>
             <w:r>
-              <w:t>Website content</w:t>
+              <w:t>Every case, client, document, enquiry and article</w:t>
             </w:r>
           </w:p>
         </w:tc>
@@ -4448,7 +4751,7 @@
               <w:spacing w:after="40" w:line="270" w:lineRule="auto"/>
             </w:pPr>
             <w:r>
-              <w:t>Website content work</w:t>
+              <w:t>Open cases, assign lawyers, link clients, manage lawyers and the website</w:t>
             </w:r>
           </w:p>
         </w:tc>
@@ -4473,7 +4776,7 @@
               <w:spacing w:after="40" w:line="270" w:lineRule="auto"/>
             </w:pPr>
             <w:r>
-              <w:t>See any case or client</w:t>
+              <w:t>Change an owner's or another administrator's account</w:t>
             </w:r>
           </w:p>
         </w:tc>
@@ -4506,6 +4809,222 @@
               <w:spacing w:after="40" w:line="270" w:lineRule="auto"/>
             </w:pPr>
             <w:r>
+              <w:t>Lawyer (and owners or administrators in the lawyer workspace)</w:t>
+            </w:r>
+          </w:p>
+        </w:tc>
+        <w:tc>
+          <w:tcPr>
+            <w:tcW w:w="2420" w:type="dxa"/>
+            <w:tcBorders>
+              <w:top w:val="single" w:sz="4" w:space="0" w:color="D5D9E0"/>
+              <w:left w:val="single" w:sz="4" w:space="0" w:color="D5D9E0"/>
+              <w:bottom w:val="single" w:sz="4" w:space="0" w:color="D5D9E0"/>
+              <w:right w:val="single" w:sz="4" w:space="0" w:color="D5D9E0"/>
+            </w:tcBorders>
+            <w:tcMar>
+              <w:top w:w="80" w:type="dxa"/>
+              <w:left w:w="120" w:type="dxa"/>
+              <w:bottom w:w="80" w:type="dxa"/>
+              <w:right w:w="120" w:type="dxa"/>
+            </w:tcMar>
+          </w:tcPr>
+          <w:p>
+            <w:pPr>
+              <w:spacing w:after="40" w:line="270" w:lineRule="auto"/>
+            </w:pPr>
+            <w:r>
+              <w:t>Only the cases they are assigned to, including internal files</w:t>
+            </w:r>
+          </w:p>
+        </w:tc>
+        <w:tc>
+          <w:tcPr>
+            <w:tcW w:w="2978" w:type="dxa"/>
+            <w:tcBorders>
+              <w:top w:val="single" w:sz="4" w:space="0" w:color="D5D9E0"/>
+              <w:left w:val="single" w:sz="4" w:space="0" w:color="D5D9E0"/>
+              <w:bottom w:val="single" w:sz="4" w:space="0" w:color="D5D9E0"/>
+              <w:right w:val="single" w:sz="4" w:space="0" w:color="D5D9E0"/>
+            </w:tcBorders>
+            <w:tcMar>
+              <w:top w:w="80" w:type="dxa"/>
+              <w:left w:w="120" w:type="dxa"/>
+              <w:bottom w:w="80" w:type="dxa"/>
+              <w:right w:w="120" w:type="dxa"/>
+            </w:tcMar>
+          </w:tcPr>
+          <w:p>
+            <w:pPr>
+              <w:spacing w:after="40" w:line="270" w:lineRule="auto"/>
+            </w:pPr>
+            <w:r>
+              <w:t>Update a case from the court, edit its details, upload and organise documents, add timeline notes, answer client questions</w:t>
+            </w:r>
+          </w:p>
+        </w:tc>
+        <w:tc>
+          <w:tcPr>
+            <w:tcW w:w="2605" w:type="dxa"/>
+            <w:tcBorders>
+              <w:top w:val="single" w:sz="4" w:space="0" w:color="D5D9E0"/>
+              <w:left w:val="single" w:sz="4" w:space="0" w:color="D5D9E0"/>
+              <w:bottom w:val="single" w:sz="4" w:space="0" w:color="D5D9E0"/>
+              <w:right w:val="single" w:sz="4" w:space="0" w:color="D5D9E0"/>
+            </w:tcBorders>
+            <w:tcMar>
+              <w:top w:w="80" w:type="dxa"/>
+              <w:left w:w="120" w:type="dxa"/>
+              <w:bottom w:w="80" w:type="dxa"/>
+              <w:right w:w="120" w:type="dxa"/>
+            </w:tcMar>
+          </w:tcPr>
+          <w:p>
+            <w:pPr>
+              <w:spacing w:after="40" w:line="270" w:lineRule="auto"/>
+            </w:pPr>
+            <w:r>
+              <w:t>Open new cases, change who is on a case, link client accounts, see other lawyers' cases</w:t>
+            </w:r>
+          </w:p>
+        </w:tc>
+      </w:tr>
+      <w:tr>
+        <w:tblPrEx>
+          <w:tblCellMar>
+            <w:top w:w="0" w:type="dxa"/>
+            <w:bottom w:w="0" w:type="dxa"/>
+          </w:tblCellMar>
+        </w:tblPrEx>
+        <w:tc>
+          <w:tcPr>
+            <w:tcW w:w="1303" w:type="dxa"/>
+            <w:tcBorders>
+              <w:top w:val="single" w:sz="4" w:space="0" w:color="D5D9E0"/>
+              <w:left w:val="single" w:sz="4" w:space="0" w:color="D5D9E0"/>
+              <w:bottom w:val="single" w:sz="4" w:space="0" w:color="D5D9E0"/>
+              <w:right w:val="single" w:sz="4" w:space="0" w:color="D5D9E0"/>
+            </w:tcBorders>
+            <w:tcMar>
+              <w:top w:w="80" w:type="dxa"/>
+              <w:left w:w="120" w:type="dxa"/>
+              <w:bottom w:w="80" w:type="dxa"/>
+              <w:right w:w="120" w:type="dxa"/>
+            </w:tcMar>
+          </w:tcPr>
+          <w:p>
+            <w:pPr>
+              <w:spacing w:after="40" w:line="270" w:lineRule="auto"/>
+            </w:pPr>
+            <w:r>
+              <w:t>Editor</w:t>
+            </w:r>
+          </w:p>
+        </w:tc>
+        <w:tc>
+          <w:tcPr>
+            <w:tcW w:w="2420" w:type="dxa"/>
+            <w:tcBorders>
+              <w:top w:val="single" w:sz="4" w:space="0" w:color="D5D9E0"/>
+              <w:left w:val="single" w:sz="4" w:space="0" w:color="D5D9E0"/>
+              <w:bottom w:val="single" w:sz="4" w:space="0" w:color="D5D9E0"/>
+              <w:right w:val="single" w:sz="4" w:space="0" w:color="D5D9E0"/>
+            </w:tcBorders>
+            <w:tcMar>
+              <w:top w:w="80" w:type="dxa"/>
+              <w:left w:w="120" w:type="dxa"/>
+              <w:bottom w:w="80" w:type="dxa"/>
+              <w:right w:w="120" w:type="dxa"/>
+            </w:tcMar>
+          </w:tcPr>
+          <w:p>
+            <w:pPr>
+              <w:spacing w:after="40" w:line="270" w:lineRule="auto"/>
+            </w:pPr>
+            <w:r>
+              <w:t>Website content</w:t>
+            </w:r>
+          </w:p>
+        </w:tc>
+        <w:tc>
+          <w:tcPr>
+            <w:tcW w:w="2978" w:type="dxa"/>
+            <w:tcBorders>
+              <w:top w:val="single" w:sz="4" w:space="0" w:color="D5D9E0"/>
+              <w:left w:val="single" w:sz="4" w:space="0" w:color="D5D9E0"/>
+              <w:bottom w:val="single" w:sz="4" w:space="0" w:color="D5D9E0"/>
+              <w:right w:val="single" w:sz="4" w:space="0" w:color="D5D9E0"/>
+            </w:tcBorders>
+            <w:tcMar>
+              <w:top w:w="80" w:type="dxa"/>
+              <w:left w:w="120" w:type="dxa"/>
+              <w:bottom w:w="80" w:type="dxa"/>
+              <w:right w:w="120" w:type="dxa"/>
+            </w:tcMar>
+          </w:tcPr>
+          <w:p>
+            <w:pPr>
+              <w:spacing w:after="40" w:line="270" w:lineRule="auto"/>
+            </w:pPr>
+            <w:r>
+              <w:t>Website content work</w:t>
+            </w:r>
+          </w:p>
+        </w:tc>
+        <w:tc>
+          <w:tcPr>
+            <w:tcW w:w="2605" w:type="dxa"/>
+            <w:tcBorders>
+              <w:top w:val="single" w:sz="4" w:space="0" w:color="D5D9E0"/>
+              <w:left w:val="single" w:sz="4" w:space="0" w:color="D5D9E0"/>
+              <w:bottom w:val="single" w:sz="4" w:space="0" w:color="D5D9E0"/>
+              <w:right w:val="single" w:sz="4" w:space="0" w:color="D5D9E0"/>
+            </w:tcBorders>
+            <w:tcMar>
+              <w:top w:w="80" w:type="dxa"/>
+              <w:left w:w="120" w:type="dxa"/>
+              <w:bottom w:w="80" w:type="dxa"/>
+              <w:right w:w="120" w:type="dxa"/>
+            </w:tcMar>
+          </w:tcPr>
+          <w:p>
+            <w:pPr>
+              <w:spacing w:after="40" w:line="270" w:lineRule="auto"/>
+            </w:pPr>
+            <w:r>
+              <w:t>See any case or client</w:t>
+            </w:r>
+          </w:p>
+        </w:tc>
+      </w:tr>
+      <w:tr>
+        <w:tblPrEx>
+          <w:tblCellMar>
+            <w:top w:w="0" w:type="dxa"/>
+            <w:bottom w:w="0" w:type="dxa"/>
+          </w:tblCellMar>
+        </w:tblPrEx>
+        <w:tc>
+          <w:tcPr>
+            <w:tcW w:w="1303" w:type="dxa"/>
+            <w:tcBorders>
+              <w:top w:val="single" w:sz="4" w:space="0" w:color="D5D9E0"/>
+              <w:left w:val="single" w:sz="4" w:space="0" w:color="D5D9E0"/>
+              <w:bottom w:val="single" w:sz="4" w:space="0" w:color="D5D9E0"/>
+              <w:right w:val="single" w:sz="4" w:space="0" w:color="D5D9E0"/>
+            </w:tcBorders>
+            <w:tcMar>
+              <w:top w:w="80" w:type="dxa"/>
+              <w:left w:w="120" w:type="dxa"/>
+              <w:bottom w:w="80" w:type="dxa"/>
+              <w:right w:w="120" w:type="dxa"/>
+            </w:tcMar>
+          </w:tcPr>
+          <w:p>
+            <w:pPr>
+              <w:spacing w:after="40" w:line="270" w:lineRule="auto"/>
+            </w:pPr>
+            <w:r>
               <w:t>Client</w:t>
             </w:r>
           </w:p>
@@ -4614,11 +5133,11 @@
         <w:pStyle w:val="Heading1"/>
         <w:pageBreakBefore/>
       </w:pPr>
-      <w:bookmarkStart w:id="7" w:name="_Toc241612368"/>
+      <w:bookmarkStart w:id="8" w:name="_Toc241788995"/>
       <w:r>
         <w:t>4. The public website</w:t>
       </w:r>
-      <w:bookmarkEnd w:id="7"/>
+      <w:bookmarkEnd w:id="8"/>
     </w:p>
     <w:p>
       <w:pPr>
@@ -4626,11 +5145,11 @@
         <w:keepNext/>
         <w:keepLines/>
       </w:pPr>
-      <w:bookmarkStart w:id="8" w:name="_Toc241612369"/>
+      <w:bookmarkStart w:id="9" w:name="_Toc241788996"/>
       <w:r>
         <w:t>What visitors see</w:t>
       </w:r>
-      <w:bookmarkEnd w:id="8"/>
+      <w:bookmarkEnd w:id="9"/>
     </w:p>
     <w:tbl>
       <w:tblPr>
@@ -4894,7 +5413,7 @@
               <w:spacing w:after="40" w:line="270" w:lineRule="auto"/>
             </w:pPr>
             <w:r>
-              <w:t>A slideshow of four slides: Our people (team photograph), Our services, Why ADOORA, Careers. Then the firm's introduction, practice areas, featured people and latest articles.</w:t>
+              <w:t>A slideshow of five slides: Our people (team photograph, 'Experienced Minds, Trusted Counsels'), Pro bono, Our services, Counsel and Careers. On phones the team photograph is shown three people at a time, one slide each. Then the firm's introduction, practice areas, featured people and latest articles.</w:t>
             </w:r>
           </w:p>
         </w:tc>
@@ -4919,7 +5438,7 @@
               <w:spacing w:after="40" w:line="270" w:lineRule="auto"/>
             </w:pPr>
             <w:r>
-              <w:t>Slide text and images are set in the website's content; the team photograph can be replaced by a file of the same name.</w:t>
+              <w:t>Slide text and images are set in the website's content; the team photograph can be replaced by a file of the same name (with the number of people in it updated).</w:t>
             </w:r>
           </w:p>
         </w:tc>
@@ -5201,7 +5720,7 @@
               <w:spacing w:after="40" w:line="270" w:lineRule="auto"/>
             </w:pPr>
             <w:r>
-              <w:t>Careers</w:t>
+              <w:t>Community</w:t>
             </w:r>
           </w:p>
         </w:tc>
@@ -5226,7 +5745,7 @@
               <w:spacing w:after="40" w:line="270" w:lineRule="auto"/>
             </w:pPr>
             <w:r>
-              <w:t>Open roles and an application form.</w:t>
+              <w:t>The firm's pro bono and community work: legal aid, awareness camps, support for NGOs, and how organisations can work with the firm.</w:t>
             </w:r>
           </w:p>
         </w:tc>
@@ -5251,7 +5770,7 @@
               <w:spacing w:after="40" w:line="270" w:lineRule="auto"/>
             </w:pPr>
             <w:r>
-              <w:t>Admin console → Jobs.</w:t>
+              <w:t>Website content.</w:t>
             </w:r>
           </w:p>
         </w:tc>
@@ -5284,6 +5803,89 @@
               <w:spacing w:after="40" w:line="270" w:lineRule="auto"/>
             </w:pPr>
             <w:r>
+              <w:t>Careers</w:t>
+            </w:r>
+          </w:p>
+        </w:tc>
+        <w:tc>
+          <w:tcPr>
+            <w:tcW w:w="4653" w:type="dxa"/>
+            <w:tcBorders>
+              <w:top w:val="single" w:sz="4" w:space="0" w:color="D5D9E0"/>
+              <w:left w:val="single" w:sz="4" w:space="0" w:color="D5D9E0"/>
+              <w:bottom w:val="single" w:sz="4" w:space="0" w:color="D5D9E0"/>
+              <w:right w:val="single" w:sz="4" w:space="0" w:color="D5D9E0"/>
+            </w:tcBorders>
+            <w:tcMar>
+              <w:top w:w="80" w:type="dxa"/>
+              <w:left w:w="120" w:type="dxa"/>
+              <w:bottom w:w="80" w:type="dxa"/>
+              <w:right w:w="120" w:type="dxa"/>
+            </w:tcMar>
+          </w:tcPr>
+          <w:p>
+            <w:pPr>
+              <w:spacing w:after="40" w:line="270" w:lineRule="auto"/>
+            </w:pPr>
+            <w:r>
+              <w:t>What the work is like, open roles and an application form.</w:t>
+            </w:r>
+          </w:p>
+        </w:tc>
+        <w:tc>
+          <w:tcPr>
+            <w:tcW w:w="3164" w:type="dxa"/>
+            <w:tcBorders>
+              <w:top w:val="single" w:sz="4" w:space="0" w:color="D5D9E0"/>
+              <w:left w:val="single" w:sz="4" w:space="0" w:color="D5D9E0"/>
+              <w:bottom w:val="single" w:sz="4" w:space="0" w:color="D5D9E0"/>
+              <w:right w:val="single" w:sz="4" w:space="0" w:color="D5D9E0"/>
+            </w:tcBorders>
+            <w:tcMar>
+              <w:top w:w="80" w:type="dxa"/>
+              <w:left w:w="120" w:type="dxa"/>
+              <w:bottom w:w="80" w:type="dxa"/>
+              <w:right w:w="120" w:type="dxa"/>
+            </w:tcMar>
+          </w:tcPr>
+          <w:p>
+            <w:pPr>
+              <w:spacing w:after="40" w:line="270" w:lineRule="auto"/>
+            </w:pPr>
+            <w:r>
+              <w:t>Roles: Admin console → Jobs. Page text: website content.</w:t>
+            </w:r>
+          </w:p>
+        </w:tc>
+      </w:tr>
+      <w:tr>
+        <w:tblPrEx>
+          <w:tblCellMar>
+            <w:top w:w="0" w:type="dxa"/>
+            <w:bottom w:w="0" w:type="dxa"/>
+          </w:tblCellMar>
+        </w:tblPrEx>
+        <w:tc>
+          <w:tcPr>
+            <w:tcW w:w="1489" w:type="dxa"/>
+            <w:tcBorders>
+              <w:top w:val="single" w:sz="4" w:space="0" w:color="D5D9E0"/>
+              <w:left w:val="single" w:sz="4" w:space="0" w:color="D5D9E0"/>
+              <w:bottom w:val="single" w:sz="4" w:space="0" w:color="D5D9E0"/>
+              <w:right w:val="single" w:sz="4" w:space="0" w:color="D5D9E0"/>
+            </w:tcBorders>
+            <w:tcMar>
+              <w:top w:w="80" w:type="dxa"/>
+              <w:left w:w="120" w:type="dxa"/>
+              <w:bottom w:w="80" w:type="dxa"/>
+              <w:right w:w="120" w:type="dxa"/>
+            </w:tcMar>
+          </w:tcPr>
+          <w:p>
+            <w:pPr>
+              <w:spacing w:after="40" w:line="270" w:lineRule="auto"/>
+            </w:pPr>
+            <w:r>
               <w:t>Contact</w:t>
             </w:r>
           </w:p>
@@ -5351,11 +5953,11 @@
         <w:keepNext/>
         <w:keepLines/>
       </w:pPr>
-      <w:bookmarkStart w:id="9" w:name="_Toc241612370"/>
+      <w:bookmarkStart w:id="10" w:name="_Toc241788997"/>
       <w:r>
         <w:t>Rules the website follows</w:t>
       </w:r>
-      <w:bookmarkEnd w:id="9"/>
+      <w:bookmarkEnd w:id="10"/>
     </w:p>
     <w:p>
       <w:pPr>
@@ -5393,74 +5995,7 @@
         <w:spacing w:after="80" w:line="290" w:lineRule="auto"/>
       </w:pPr>
       <w:r>
-        <w:t>Cookies: only necessary cookies are set unless a visitor accepts optional ones.</w:t>
-      </w:r>
-    </w:p>
-    <w:p>
-      <w:pPr>
-        <w:pStyle w:val="Heading1"/>
-        <w:pageBreakBefore/>
-      </w:pPr>
-      <w:bookmarkStart w:id="10" w:name="_Toc241612371"/>
-      <w:r>
-        <w:t>5. The admin console, section by section</w:t>
-      </w:r>
-      <w:bookmarkEnd w:id="10"/>
-    </w:p>
-    <w:p>
-      <w:pPr>
-        <w:spacing w:after="140" w:line="300" w:lineRule="auto"/>
-      </w:pPr>
-      <w:r>
-        <w:t>The console has a menu on the left in two groups: the firm's work (clients and court cases) and the public website.</w:t>
-      </w:r>
-    </w:p>
-    <w:p>
-      <w:pPr>
-        <w:pStyle w:val="Heading2"/>
-        <w:keepNext/>
-        <w:keepLines/>
-      </w:pPr>
-      <w:bookmarkStart w:id="11" w:name="_Toc241612372"/>
-      <w:r>
-        <w:t>Clients &amp; court cases</w:t>
-      </w:r>
-      <w:bookmarkEnd w:id="11"/>
-    </w:p>
-    <w:p>
-      <w:pPr>
-        <w:pStyle w:val="Heading3"/>
-        <w:keepNext/>
-        <w:keepLines/>
-      </w:pPr>
-      <w:r>
-        <w:t>Overview</w:t>
-      </w:r>
-    </w:p>
-    <w:p>
-      <w:pPr>
-        <w:spacing w:after="140" w:line="300" w:lineRule="auto"/>
-      </w:pPr>
-      <w:r>
-        <w:t>Counts at a glance (open cases, new enquiries, new applications and so on), each linking to its section, and a button to open a case.</w:t>
-      </w:r>
-    </w:p>
-    <w:p>
-      <w:pPr>
-        <w:pStyle w:val="Heading3"/>
-        <w:keepNext/>
-        <w:keepLines/>
-      </w:pPr>
-      <w:r>
-        <w:t>Cases</w:t>
-      </w:r>
-    </w:p>
-    <w:p>
-      <w:pPr>
-        <w:spacing w:after="140" w:line="300" w:lineRule="auto"/>
-      </w:pPr>
-      <w:r>
-        <w:t>Every case the firm holds. Opening a case shows five tabs:</w:t>
+        <w:t>The firm's line, 'Legal Expertise. Trusted Guidance. Lasting Protection.', appears on the home page and in the footer.</w:t>
       </w:r>
     </w:p>
     <w:p>
@@ -5473,14 +6008,74 @@
         <w:spacing w:after="80" w:line="290" w:lineRule="auto"/>
       </w:pPr>
       <w:r>
-        <w:rPr>
-          <w:b/>
-          <w:bCs/>
-        </w:rPr>
-        <w:t>Overview:</w:t>
-      </w:r>
-      <w:r>
-        <w:t xml:space="preserve"> case details, parties, court status, the lawyers on the case and the client accounts that can see it (with Change buttons).</w:t>
+        <w:t>Cookies: only necessary cookies are set unless a visitor accepts optional ones.</w:t>
+      </w:r>
+    </w:p>
+    <w:p>
+      <w:pPr>
+        <w:pStyle w:val="Heading1"/>
+        <w:pageBreakBefore/>
+      </w:pPr>
+      <w:bookmarkStart w:id="11" w:name="_Toc241788998"/>
+      <w:r>
+        <w:t>5. The admin console, section by section</w:t>
+      </w:r>
+      <w:bookmarkEnd w:id="11"/>
+    </w:p>
+    <w:p>
+      <w:pPr>
+        <w:spacing w:after="140" w:line="300" w:lineRule="auto"/>
+      </w:pPr>
+      <w:r>
+        <w:t>The console has a menu on the left in two groups: the firm's work (clients and court cases) and the public website. On a phone the menu folds into a Menu button in a bar that stays at the top of the screen.</w:t>
+      </w:r>
+    </w:p>
+    <w:p>
+      <w:pPr>
+        <w:pStyle w:val="Heading2"/>
+        <w:keepNext/>
+        <w:keepLines/>
+      </w:pPr>
+      <w:bookmarkStart w:id="12" w:name="_Toc241788999"/>
+      <w:r>
+        <w:t>Clients &amp; court cases</w:t>
+      </w:r>
+      <w:bookmarkEnd w:id="12"/>
+    </w:p>
+    <w:p>
+      <w:pPr>
+        <w:pStyle w:val="Heading3"/>
+        <w:keepNext/>
+        <w:keepLines/>
+      </w:pPr>
+      <w:r>
+        <w:t>Overview</w:t>
+      </w:r>
+    </w:p>
+    <w:p>
+      <w:pPr>
+        <w:spacing w:after="140" w:line="300" w:lineRule="auto"/>
+      </w:pPr>
+      <w:r>
+        <w:t>Counts at a glance (open cases, new enquiries, new applications and so on), each linking to its section, and a button to open a case.</w:t>
+      </w:r>
+    </w:p>
+    <w:p>
+      <w:pPr>
+        <w:pStyle w:val="Heading3"/>
+        <w:keepNext/>
+        <w:keepLines/>
+      </w:pPr>
+      <w:r>
+        <w:t>Cases</w:t>
+      </w:r>
+    </w:p>
+    <w:p>
+      <w:pPr>
+        <w:spacing w:after="140" w:line="300" w:lineRule="auto"/>
+      </w:pPr>
+      <w:r>
+        <w:t>Every case the firm holds. Opening a case shows five tabs:</w:t>
       </w:r>
     </w:p>
     <w:p>
@@ -5497,10 +6092,10 @@
           <w:b/>
           <w:bCs/>
         </w:rPr>
-        <w:t>Court record:</w:t>
-      </w:r>
-      <w:r>
-        <w:t xml:space="preserve"> hearings and orders as one list, newest first. Each order sits on the hearing of the same date, with its PDF.</w:t>
+        <w:t>Overview:</w:t>
+      </w:r>
+      <w:r>
+        <w:t xml:space="preserve"> case details, parties, court status, the lawyers on the case and the client accounts that can see it (with Change buttons).</w:t>
       </w:r>
     </w:p>
     <w:p>
@@ -5517,10 +6112,10 @@
           <w:b/>
           <w:bCs/>
         </w:rPr>
-        <w:t>Documents:</w:t>
-      </w:r>
-      <w:r>
-        <w:t xml:space="preserve"> the case's folders (see section 7).</w:t>
+        <w:t>Court record:</w:t>
+      </w:r>
+      <w:r>
+        <w:t xml:space="preserve"> hearings and orders as one list, newest first. Each order sits on the hearing of the same date, with its PDF.</w:t>
       </w:r>
     </w:p>
     <w:p>
@@ -5537,10 +6132,10 @@
           <w:b/>
           <w:bCs/>
         </w:rPr>
-        <w:t>Timeline:</w:t>
-      </w:r>
-      <w:r>
-        <w:t xml:space="preserve"> every change and note, in order.</w:t>
+        <w:t>Documents:</w:t>
+      </w:r>
+      <w:r>
+        <w:t xml:space="preserve"> the case's folders (see section 7).</w:t>
       </w:r>
     </w:p>
     <w:p>
@@ -5557,97 +6152,10 @@
           <w:b/>
           <w:bCs/>
         </w:rPr>
-        <w:t>Edit details:</w:t>
-      </w:r>
-      <w:r>
-        <w:t xml:space="preserve"> the case form, with the lawyer and client-account cards beside it.</w:t>
-      </w:r>
-    </w:p>
-    <w:p>
-      <w:pPr>
-        <w:spacing w:after="140" w:line="300" w:lineRule="auto"/>
-      </w:pPr>
-      <w:r>
-        <w:rPr>
-          <w:b/>
-          <w:bCs/>
-        </w:rPr>
-        <w:t>Opening a case.</w:t>
-      </w:r>
-      <w:r>
-        <w:t xml:space="preserve"> Type the case's CNR number, then the court website's captcha. The court's own record fills in the form, and its order PDFs are saved when the case is created. The system allows only one case per CNR: adding one that exists already points you to it.</w:t>
-      </w:r>
-    </w:p>
-    <w:p>
-      <w:pPr>
-        <w:pStyle w:val="Heading3"/>
-        <w:keepNext/>
-        <w:keepLines/>
-      </w:pPr>
-      <w:r>
-        <w:t>Documents</w:t>
-      </w:r>
-    </w:p>
-    <w:p>
-      <w:pPr>
-        <w:spacing w:after="140" w:line="300" w:lineRule="auto"/>
-      </w:pPr>
-      <w:r>
-        <w:t>A drive of every case's folders, plus a 'Team shared' folder for templates, precedents and forms used across the firm.</w:t>
-      </w:r>
-    </w:p>
-    <w:p>
-      <w:pPr>
-        <w:pStyle w:val="Heading3"/>
-        <w:keepNext/>
-        <w:keepLines/>
-      </w:pPr>
-      <w:r>
-        <w:t>Clients</w:t>
-      </w:r>
-    </w:p>
-    <w:p>
-      <w:pPr>
-        <w:spacing w:after="140" w:line="300" w:lineRule="auto"/>
-      </w:pPr>
-      <w:r>
-        <w:t>Client accounts. 'Add client' asks whether the client is an individual (name, phone, email) or an organisation (organisation name, contact person, phone, email, office address), and which cases to link. Clients sign in with that email or their mobile.</w:t>
-      </w:r>
-    </w:p>
-    <w:p>
-      <w:pPr>
-        <w:pStyle w:val="Heading3"/>
-        <w:keepNext/>
-        <w:keepLines/>
-      </w:pPr>
-      <w:r>
-        <w:t>Client queries</w:t>
-      </w:r>
-    </w:p>
-    <w:p>
-      <w:pPr>
-        <w:spacing w:after="140" w:line="300" w:lineRule="auto"/>
-      </w:pPr>
-      <w:r>
-        <w:t>Questions clients raise from their dashboard, for the firm to answer.</w:t>
-      </w:r>
-    </w:p>
-    <w:p>
-      <w:pPr>
-        <w:pStyle w:val="Heading3"/>
-        <w:keepNext/>
-        <w:keepLines/>
-      </w:pPr>
-      <w:r>
-        <w:t>Team (Lawyers)</w:t>
-      </w:r>
-    </w:p>
-    <w:p>
-      <w:pPr>
-        <w:spacing w:after="140" w:line="300" w:lineRule="auto"/>
-      </w:pPr>
-      <w:r>
-        <w:t>Everyone at the firm, in one list, and the only place people are added or edited. One form covers:</w:t>
+        <w:t>Timeline:</w:t>
+      </w:r>
+      <w:r>
+        <w:t xml:space="preserve"> every change and note, in order.</w:t>
       </w:r>
     </w:p>
     <w:p>
@@ -5660,7 +6168,101 @@
         <w:spacing w:after="80" w:line="290" w:lineRule="auto"/>
       </w:pPr>
       <w:r>
-        <w:t>Photo, name, position, email, phone, Bar Council enrolment number.</w:t>
+        <w:rPr>
+          <w:b/>
+          <w:bCs/>
+        </w:rPr>
+        <w:t>Edit details:</w:t>
+      </w:r>
+      <w:r>
+        <w:t xml:space="preserve"> the case form, with the lawyer and client-account cards beside it.</w:t>
+      </w:r>
+    </w:p>
+    <w:p>
+      <w:pPr>
+        <w:spacing w:after="140" w:line="300" w:lineRule="auto"/>
+      </w:pPr>
+      <w:r>
+        <w:rPr>
+          <w:b/>
+          <w:bCs/>
+        </w:rPr>
+        <w:t>Opening a case.</w:t>
+      </w:r>
+      <w:r>
+        <w:t xml:space="preserve"> Type the case's CNR number, then the court website's captcha. The court's own record fills in the form, and its order PDFs are saved when the case is created. The system allows only one case per CNR: adding one that exists already points you to it.</w:t>
+      </w:r>
+    </w:p>
+    <w:p>
+      <w:pPr>
+        <w:pStyle w:val="Heading3"/>
+        <w:keepNext/>
+        <w:keepLines/>
+      </w:pPr>
+      <w:r>
+        <w:t>Documents</w:t>
+      </w:r>
+    </w:p>
+    <w:p>
+      <w:pPr>
+        <w:spacing w:after="140" w:line="300" w:lineRule="auto"/>
+      </w:pPr>
+      <w:r>
+        <w:t>A drive of every case's folders, plus a 'Team shared' folder for templates, precedents and forms used across the firm.</w:t>
+      </w:r>
+    </w:p>
+    <w:p>
+      <w:pPr>
+        <w:pStyle w:val="Heading3"/>
+        <w:keepNext/>
+        <w:keepLines/>
+      </w:pPr>
+      <w:r>
+        <w:t>Clients</w:t>
+      </w:r>
+    </w:p>
+    <w:p>
+      <w:pPr>
+        <w:spacing w:after="140" w:line="300" w:lineRule="auto"/>
+      </w:pPr>
+      <w:r>
+        <w:t>Client accounts. 'Add client' asks whether the client is an individual (name, phone, email) or an organisation (organisation name, contact person, phone, email, office address), and which cases to link. Clients sign in with that email or their mobile.</w:t>
+      </w:r>
+    </w:p>
+    <w:p>
+      <w:pPr>
+        <w:pStyle w:val="Heading3"/>
+        <w:keepNext/>
+        <w:keepLines/>
+      </w:pPr>
+      <w:r>
+        <w:t>Client queries</w:t>
+      </w:r>
+    </w:p>
+    <w:p>
+      <w:pPr>
+        <w:spacing w:after="140" w:line="300" w:lineRule="auto"/>
+      </w:pPr>
+      <w:r>
+        <w:t>Questions clients raise from their dashboard, for the firm to answer.</w:t>
+      </w:r>
+    </w:p>
+    <w:p>
+      <w:pPr>
+        <w:pStyle w:val="Heading3"/>
+        <w:keepNext/>
+        <w:keepLines/>
+      </w:pPr>
+      <w:r>
+        <w:t>Team (Lawyers)</w:t>
+      </w:r>
+    </w:p>
+    <w:p>
+      <w:pPr>
+        <w:spacing w:after="140" w:line="300" w:lineRule="auto"/>
+      </w:pPr>
+      <w:r>
+        <w:t>Everyone at the firm, in one list, and the only place people are added or edited. It opens with the Who can sign in panel (section 2). One form covers:</w:t>
       </w:r>
     </w:p>
     <w:p>
@@ -5673,7 +6275,7 @@
         <w:spacing w:after="80" w:line="290" w:lineRule="auto"/>
       </w:pPr>
       <w:r>
-        <w:t>Access: Owner, Admin, Lawyer, Editor, or No sign-in (for someone who only appears on the website).</w:t>
+        <w:t>Photo, name, position, email, phone, Bar Council enrolment number. The email and phone are what the person signs in with.</w:t>
       </w:r>
     </w:p>
     <w:p>
@@ -5686,6 +6288,19 @@
         <w:spacing w:after="80" w:line="290" w:lineRule="auto"/>
       </w:pPr>
       <w:r>
+        <w:t>Access: Owner, Admin, Lawyer, Editor, or No sign-in (for someone who only appears on the website).</w:t>
+      </w:r>
+    </w:p>
+    <w:p>
+      <w:pPr>
+        <w:pStyle w:val="ListParagraph"/>
+        <w:numPr>
+          <w:ilvl w:val="0"/>
+          <w:numId w:val="2"/>
+        </w:numPr>
+        <w:spacing w:after="80" w:line="290" w:lineRule="auto"/>
+      </w:pPr>
+      <w:r>
         <w:t>'Show on the website', which opens their public profile: practice areas, qualification, experience, office, biography, education, memberships, display order and whether they feature on the home page.</w:t>
       </w:r>
     </w:p>
@@ -5695,11 +6310,11 @@
         <w:keepNext/>
         <w:keepLines/>
       </w:pPr>
-      <w:bookmarkStart w:id="12" w:name="_Toc241612373"/>
+      <w:bookmarkStart w:id="13" w:name="_Toc241789000"/>
       <w:r>
         <w:t>Website</w:t>
       </w:r>
-      <w:bookmarkEnd w:id="12"/>
+      <w:bookmarkEnd w:id="13"/>
     </w:p>
     <w:tbl>
       <w:tblPr>
@@ -6149,11 +6764,11 @@
         <w:pStyle w:val="Heading1"/>
         <w:pageBreakBefore/>
       </w:pPr>
-      <w:bookmarkStart w:id="13" w:name="_Toc241612374"/>
+      <w:bookmarkStart w:id="14" w:name="_Toc241789001"/>
       <w:r>
         <w:t>6. Cases and the court's own record</w:t>
       </w:r>
-      <w:bookmarkEnd w:id="13"/>
+      <w:bookmarkEnd w:id="14"/>
     </w:p>
     <w:p>
       <w:pPr>
@@ -6161,11 +6776,11 @@
         <w:keepNext/>
         <w:keepLines/>
       </w:pPr>
-      <w:bookmarkStart w:id="14" w:name="_Toc241612375"/>
+      <w:bookmarkStart w:id="15" w:name="_Toc241789002"/>
       <w:r>
         <w:t>How 'Update from court' works</w:t>
       </w:r>
-      <w:bookmarkEnd w:id="14"/>
+      <w:bookmarkEnd w:id="15"/>
     </w:p>
     <w:p>
       <w:pPr>
@@ -6271,11 +6886,11 @@
         <w:keepNext/>
         <w:keepLines/>
       </w:pPr>
-      <w:bookmarkStart w:id="15" w:name="_Toc241612376"/>
+      <w:bookmarkStart w:id="16" w:name="_Toc241789003"/>
       <w:r>
         <w:t>Things worth knowing</w:t>
       </w:r>
-      <w:bookmarkEnd w:id="15"/>
+      <w:bookmarkEnd w:id="16"/>
     </w:p>
     <w:p>
       <w:pPr>
@@ -6382,11 +6997,11 @@
         <w:pStyle w:val="Heading1"/>
         <w:pageBreakBefore/>
       </w:pPr>
-      <w:bookmarkStart w:id="16" w:name="_Toc241612377"/>
+      <w:bookmarkStart w:id="17" w:name="_Toc241789004"/>
       <w:r>
         <w:t>7. Documents</w:t>
       </w:r>
-      <w:bookmarkEnd w:id="16"/>
+      <w:bookmarkEnd w:id="17"/>
     </w:p>
     <w:p>
       <w:pPr>
@@ -6394,11 +7009,11 @@
         <w:keepNext/>
         <w:keepLines/>
       </w:pPr>
-      <w:bookmarkStart w:id="17" w:name="_Toc241612378"/>
+      <w:bookmarkStart w:id="18" w:name="_Toc241789005"/>
       <w:r>
         <w:t>Folders</w:t>
       </w:r>
-      <w:bookmarkEnd w:id="17"/>
+      <w:bookmarkEnd w:id="18"/>
     </w:p>
     <w:p>
       <w:pPr>
@@ -6844,11 +7459,11 @@
         <w:keepNext/>
         <w:keepLines/>
       </w:pPr>
-      <w:bookmarkStart w:id="18" w:name="_Toc241612379"/>
+      <w:bookmarkStart w:id="19" w:name="_Toc241789006"/>
       <w:r>
         <w:t>Safety</w:t>
       </w:r>
-      <w:bookmarkEnd w:id="18"/>
+      <w:bookmarkEnd w:id="19"/>
     </w:p>
     <w:p>
       <w:pPr>
@@ -6894,18 +7509,18 @@
         <w:pStyle w:val="Heading1"/>
         <w:pageBreakBefore/>
       </w:pPr>
-      <w:bookmarkStart w:id="19" w:name="_Toc241612380"/>
+      <w:bookmarkStart w:id="20" w:name="_Toc241789007"/>
       <w:r>
         <w:t>8. The lawyer workspace</w:t>
       </w:r>
-      <w:bookmarkEnd w:id="19"/>
+      <w:bookmarkEnd w:id="20"/>
     </w:p>
     <w:p>
       <w:pPr>
         <w:spacing w:after="140" w:line="300" w:lineRule="auto"/>
       </w:pPr>
       <w:r>
-        <w:t>A lawyer signs in at /lawyer/login and sees four tabs:</w:t>
+        <w:t>A lawyer signs in at /lawyer/login (with the Gmail or mobile number saved on the Team page) and sees four tabs. Owners and administrators can sign in here too, to work on the cases assigned to them.</w:t>
       </w:r>
     </w:p>
     <w:p>
@@ -7010,11 +7625,11 @@
         <w:pStyle w:val="Heading1"/>
         <w:pageBreakBefore/>
       </w:pPr>
-      <w:bookmarkStart w:id="20" w:name="_Toc241612381"/>
+      <w:bookmarkStart w:id="21" w:name="_Toc241789008"/>
       <w:r>
         <w:t>9. The client dashboard</w:t>
       </w:r>
-      <w:bookmarkEnd w:id="20"/>
+      <w:bookmarkEnd w:id="21"/>
     </w:p>
     <w:p>
       <w:pPr>
@@ -7110,11 +7725,11 @@
         <w:keepNext/>
         <w:keepLines/>
       </w:pPr>
-      <w:bookmarkStart w:id="21" w:name="_Toc241612382"/>
+      <w:bookmarkStart w:id="22" w:name="_Toc241789009"/>
       <w:r>
         <w:t>What a client cannot do</w:t>
       </w:r>
-      <w:bookmarkEnd w:id="21"/>
+      <w:bookmarkEnd w:id="22"/>
     </w:p>
     <w:p>
       <w:pPr>
@@ -7152,7 +7767,7 @@
         <w:spacing w:after="80" w:line="290" w:lineRule="auto"/>
       </w:pPr>
       <w:r>
-        <w:t>See Internal files, firm prices or other clients' matters.</w:t>
+        <w:t>See Internal files, firm prices or other clients' cases.</w:t>
       </w:r>
     </w:p>
     <w:p>
@@ -7162,17 +7777,6 @@
       <w:r>
         <w:t>A client with no linked case sees: 'No case is linked to your account yet. Please contact us to set up a meeting with the team', with buttons to set up a meeting or call the firm.</w:t>
       </w:r>
-    </w:p>
-    <w:p>
-      <w:pPr>
-        <w:pStyle w:val="Heading1"/>
-        <w:pageBreakBefore/>
-      </w:pPr>
-      <w:bookmarkStart w:id="22" w:name="_Toc241612383"/>
-      <w:r>
-        <w:t>10. Articles and AI</w:t>
-      </w:r>
-      <w:bookmarkEnd w:id="22"/>
     </w:p>
     <w:p>
       <w:pPr>
@@ -7180,9 +7784,9 @@
         <w:keepNext/>
         <w:keepLines/>
       </w:pPr>
-      <w:bookmarkStart w:id="23" w:name="_Toc241612384"/>
-      <w:r>
-        <w:t>Finding topics: trending leads</w:t>
+      <w:bookmarkStart w:id="23" w:name="_Toc241789010"/>
+      <w:r>
+        <w:t>On phones</w:t>
       </w:r>
       <w:bookmarkEnd w:id="23"/>
     </w:p>
@@ -7191,8 +7795,19 @@
         <w:spacing w:after="140" w:line="300" w:lineRule="auto"/>
       </w:pPr>
       <w:r>
-        <w:t>Every 3 hours the system reads the headlines of legal news sources (LiveLaw, Bar &amp; Bench, Verdictum and Google News searches for Supreme Court and High Court judgments). It reads headlines and links only, never the articles themselves, and groups stories about the same judgment into 'leads', ranked by how widely they are being reported.</w:t>
-      </w:r>
+        <w:t>The website, the admin console, the lawyer workspace and the client dashboard all work on a phone. Lists that are tables on a computer (clients, team, enquiries, jobs, documents) become one card per row, each value labelled; numbers sit two to a row; a case's sections (Overview, Court record, Documents, Timeline) wrap as buttons so none is hidden off the screen.</w:t>
+      </w:r>
+    </w:p>
+    <w:p>
+      <w:pPr>
+        <w:pStyle w:val="Heading1"/>
+        <w:pageBreakBefore/>
+      </w:pPr>
+      <w:bookmarkStart w:id="24" w:name="_Toc241789011"/>
+      <w:r>
+        <w:t>10. Articles and AI</w:t>
+      </w:r>
+      <w:bookmarkEnd w:id="24"/>
     </w:p>
     <w:p>
       <w:pPr>
@@ -7200,11 +7815,31 @@
         <w:keepNext/>
         <w:keepLines/>
       </w:pPr>
-      <w:bookmarkStart w:id="24" w:name="_Toc241612385"/>
+      <w:bookmarkStart w:id="25" w:name="_Toc241789012"/>
+      <w:r>
+        <w:t>Finding topics: trending leads</w:t>
+      </w:r>
+      <w:bookmarkEnd w:id="25"/>
+    </w:p>
+    <w:p>
+      <w:pPr>
+        <w:spacing w:after="140" w:line="300" w:lineRule="auto"/>
+      </w:pPr>
+      <w:r>
+        <w:t>Every 3 hours the system reads the headlines of legal news sources (LiveLaw, Bar &amp; Bench, Verdictum and Google News searches for Supreme Court and High Court judgments). It reads headlines and links only, never the articles themselves, and groups stories about the same judgment into 'leads', ranked by how widely they are being reported.</w:t>
+      </w:r>
+    </w:p>
+    <w:p>
+      <w:pPr>
+        <w:pStyle w:val="Heading2"/>
+        <w:keepNext/>
+        <w:keepLines/>
+      </w:pPr>
+      <w:bookmarkStart w:id="26" w:name="_Toc241789013"/>
       <w:r>
         <w:t>Drafts</w:t>
       </w:r>
-      <w:bookmarkEnd w:id="24"/>
+      <w:bookmarkEnd w:id="26"/>
     </w:p>
     <w:p>
       <w:pPr>
@@ -7285,11 +7920,11 @@
         <w:keepNext/>
         <w:keepLines/>
       </w:pPr>
-      <w:bookmarkStart w:id="25" w:name="_Toc241612386"/>
+      <w:bookmarkStart w:id="27" w:name="_Toc241789014"/>
       <w:r>
         <w:t>Cover images</w:t>
       </w:r>
-      <w:bookmarkEnd w:id="25"/>
+      <w:bookmarkEnd w:id="27"/>
     </w:p>
     <w:p>
       <w:pPr>
@@ -7388,11 +8023,11 @@
         <w:pStyle w:val="Heading1"/>
         <w:pageBreakBefore/>
       </w:pPr>
-      <w:bookmarkStart w:id="26" w:name="_Toc241612387"/>
+      <w:bookmarkStart w:id="28" w:name="_Toc241789015"/>
       <w:r>
         <w:t>11. What it costs to run</w:t>
       </w:r>
-      <w:bookmarkEnd w:id="26"/>
+      <w:bookmarkEnd w:id="28"/>
     </w:p>
     <w:p>
       <w:pPr>
@@ -8317,7 +8952,7 @@
               <w:spacing w:after="40" w:line="270" w:lineRule="auto"/>
             </w:pPr>
             <w:r>
-              <w:t>Each client mobile sign-in</w:t>
+              <w:t>Each mobile sign-in (clients, lawyers and admins)</w:t>
             </w:r>
           </w:p>
         </w:tc>
@@ -8458,11 +9093,11 @@
         <w:pStyle w:val="Heading1"/>
         <w:pageBreakBefore/>
       </w:pPr>
-      <w:bookmarkStart w:id="27" w:name="_Toc241612388"/>
+      <w:bookmarkStart w:id="29" w:name="_Toc241789016"/>
       <w:r>
         <w:t>12. Behind the scenes, in plain terms</w:t>
       </w:r>
-      <w:bookmarkEnd w:id="27"/>
+      <w:bookmarkEnd w:id="29"/>
     </w:p>
     <w:p>
       <w:pPr>
@@ -8470,11 +9105,11 @@
         <w:keepNext/>
         <w:keepLines/>
       </w:pPr>
-      <w:bookmarkStart w:id="28" w:name="_Toc241612389"/>
+      <w:bookmarkStart w:id="30" w:name="_Toc241789017"/>
       <w:r>
         <w:t>What happens when someone presses a button</w:t>
       </w:r>
-      <w:bookmarkEnd w:id="28"/>
+      <w:bookmarkEnd w:id="30"/>
     </w:p>
     <w:p>
       <w:pPr>
@@ -8534,11 +9169,11 @@
         <w:keepNext/>
         <w:keepLines/>
       </w:pPr>
-      <w:bookmarkStart w:id="29" w:name="_Toc241612390"/>
+      <w:bookmarkStart w:id="31" w:name="_Toc241789018"/>
       <w:r>
         <w:t>Jobs that run by themselves</w:t>
       </w:r>
-      <w:bookmarkEnd w:id="29"/>
+      <w:bookmarkEnd w:id="31"/>
     </w:p>
     <w:tbl>
       <w:tblPr>
@@ -8770,11 +9405,11 @@
         <w:keepNext/>
         <w:keepLines/>
       </w:pPr>
-      <w:bookmarkStart w:id="30" w:name="_Toc241612391"/>
+      <w:bookmarkStart w:id="32" w:name="_Toc241789019"/>
       <w:r>
         <w:t>Settings that change behaviour</w:t>
       </w:r>
-      <w:bookmarkEnd w:id="30"/>
+      <w:bookmarkEnd w:id="32"/>
     </w:p>
     <w:p>
       <w:pPr>
@@ -9255,11 +9890,11 @@
         <w:keepNext/>
         <w:keepLines/>
       </w:pPr>
-      <w:bookmarkStart w:id="31" w:name="_Toc241612392"/>
+      <w:bookmarkStart w:id="33" w:name="_Toc241789020"/>
       <w:r>
         <w:t>Safeguards</w:t>
       </w:r>
-      <w:bookmarkEnd w:id="31"/>
+      <w:bookmarkEnd w:id="33"/>
     </w:p>
     <w:p>
       <w:pPr>
@@ -9331,11 +9966,11 @@
         <w:pStyle w:val="Heading1"/>
         <w:pageBreakBefore/>
       </w:pPr>
-      <w:bookmarkStart w:id="32" w:name="_Toc241612393"/>
+      <w:bookmarkStart w:id="34" w:name="_Toc241789021"/>
       <w:r>
         <w:t>13. Where things are kept in the project</w:t>
       </w:r>
-      <w:bookmarkEnd w:id="32"/>
+      <w:bookmarkEnd w:id="34"/>
     </w:p>
     <w:p>
       <w:pPr>
@@ -9799,11 +10434,11 @@
         <w:keepNext/>
         <w:keepLines/>
       </w:pPr>
-      <w:bookmarkStart w:id="33" w:name="_Toc241612394"/>
+      <w:bookmarkStart w:id="35" w:name="_Toc241789022"/>
       <w:r>
         <w:t>How changes are published</w:t>
       </w:r>
-      <w:bookmarkEnd w:id="33"/>
+      <w:bookmarkEnd w:id="35"/>
     </w:p>
     <w:p>
       <w:pPr>
@@ -9849,11 +10484,11 @@
         <w:pStyle w:val="Heading1"/>
         <w:pageBreakBefore/>
       </w:pPr>
-      <w:bookmarkStart w:id="34" w:name="_Toc241612395"/>
+      <w:bookmarkStart w:id="36" w:name="_Toc241789023"/>
       <w:r>
         <w:t>14. Current limits and next steps</w:t>
       </w:r>
-      <w:bookmarkEnd w:id="34"/>
+      <w:bookmarkEnd w:id="36"/>
     </w:p>
     <w:p>
       <w:pPr>
@@ -9912,7 +10547,7 @@
         <w:t>Editors.</w:t>
       </w:r>
       <w:r>
-        <w:t xml:space="preserve"> The Editor role cannot open the admin console at present. If editors should manage website sections, access needs to be added.</w:t>
+        <w:t xml:space="preserve"> Editors can sign in at the admin page, but the console's sections are built for owners and administrators. If editors should manage website sections only, that access needs to be added.</w:t>
       </w:r>
     </w:p>
     <w:p>
@@ -9937,34 +10572,14 @@
     </w:p>
     <w:p>
       <w:pPr>
-        <w:pStyle w:val="ListParagraph"/>
-        <w:numPr>
-          <w:ilvl w:val="0"/>
-          <w:numId w:val="2"/>
-        </w:numPr>
-        <w:spacing w:after="80" w:line="290" w:lineRule="auto"/>
-      </w:pPr>
-      <w:r>
-        <w:rPr>
-          <w:b/>
-          <w:bCs/>
-        </w:rPr>
-        <w:t>One sign-in per browser.</w:t>
-      </w:r>
-      <w:r>
-        <w:t xml:space="preserve"> Use separate browsers to be signed in as a firm member and as a client at the same time.</w:t>
-      </w:r>
-    </w:p>
-    <w:p>
-      <w:pPr>
         <w:pStyle w:val="Heading1"/>
         <w:pageBreakBefore/>
       </w:pPr>
-      <w:bookmarkStart w:id="35" w:name="_Toc241612396"/>
+      <w:bookmarkStart w:id="37" w:name="_Toc241789024"/>
       <w:r>
         <w:t>15. Glossary</w:t>
       </w:r>
-      <w:bookmarkEnd w:id="35"/>
+      <w:bookmarkEnd w:id="37"/>
     </w:p>
     <w:tbl>
       <w:tblPr>
@@ -10578,6 +11193,64 @@
             </w:pPr>
             <w:r>
               <w:t>The service that sends mobile sign-in codes.</w:t>
+            </w:r>
+          </w:p>
+        </w:tc>
+      </w:tr>
+      <w:tr>
+        <w:tblPrEx>
+          <w:tblCellMar>
+            <w:top w:w="0" w:type="dxa"/>
+            <w:bottom w:w="0" w:type="dxa"/>
+          </w:tblCellMar>
+        </w:tblPrEx>
+        <w:tc>
+          <w:tcPr>
+            <w:tcW w:w="2327" w:type="dxa"/>
+            <w:tcBorders>
+              <w:top w:val="single" w:sz="4" w:space="0" w:color="D5D9E0"/>
+              <w:left w:val="single" w:sz="4" w:space="0" w:color="D5D9E0"/>
+              <w:bottom w:val="single" w:sz="4" w:space="0" w:color="D5D9E0"/>
+              <w:right w:val="single" w:sz="4" w:space="0" w:color="D5D9E0"/>
+            </w:tcBorders>
+            <w:tcMar>
+              <w:top w:w="80" w:type="dxa"/>
+              <w:left w:w="120" w:type="dxa"/>
+              <w:bottom w:w="80" w:type="dxa"/>
+              <w:right w:w="120" w:type="dxa"/>
+            </w:tcMar>
+          </w:tcPr>
+          <w:p>
+            <w:pPr>
+              <w:spacing w:after="40" w:line="270" w:lineRule="auto"/>
+            </w:pPr>
+            <w:r>
+              <w:t>OTP</w:t>
+            </w:r>
+          </w:p>
+        </w:tc>
+        <w:tc>
+          <w:tcPr>
+            <w:tcW w:w="6979" w:type="dxa"/>
+            <w:tcBorders>
+              <w:top w:val="single" w:sz="4" w:space="0" w:color="D5D9E0"/>
+              <w:left w:val="single" w:sz="4" w:space="0" w:color="D5D9E0"/>
+              <w:bottom w:val="single" w:sz="4" w:space="0" w:color="D5D9E0"/>
+              <w:right w:val="single" w:sz="4" w:space="0" w:color="D5D9E0"/>
+            </w:tcBorders>
+            <w:tcMar>
+              <w:top w:w="80" w:type="dxa"/>
+              <w:left w:w="120" w:type="dxa"/>
+              <w:bottom w:w="80" w:type="dxa"/>
+              <w:right w:w="120" w:type="dxa"/>
+            </w:tcMar>
+          </w:tcPr>
+          <w:p>
+            <w:pPr>
+              <w:spacing w:after="40" w:line="270" w:lineRule="auto"/>
+            </w:pPr>
+            <w:r>
+              <w:t>One-time password: the code sent by SMS to sign in with a mobile number.</w:t>
             </w:r>
           </w:p>
         </w:tc>
@@ -10714,64 +11387,68 @@
 <file path=word/numbering.xml><?xml version="1.0" encoding="utf-8"?>
 <w:numbering xmlns:wpc="http://schemas.microsoft.com/office/word/2010/wordprocessingCanvas" xmlns:cx="http://schemas.microsoft.com/office/drawing/2014/chartex" xmlns:cx1="http://schemas.microsoft.com/office/drawing/2015/9/8/chartex" xmlns:cx2="http://schemas.microsoft.com/office/drawing/2015/10/21/chartex" xmlns:cx3="http://schemas.microsoft.com/office/drawing/2016/5/9/chartex" xmlns:cx4="http://schemas.microsoft.com/office/drawing/2016/5/10/chartex" xmlns:cx5="http://schemas.microsoft.com/office/drawing/2016/5/11/chartex" xmlns:cx6="http://schemas.microsoft.com/office/drawing/2016/5/12/chartex" xmlns:cx7="http://schemas.microsoft.com/office/drawing/2016/5/13/chartex" xmlns:cx8="http://schemas.microsoft.com/office/drawing/2016/5/14/chartex" xmlns:mc="http://schemas.openxmlformats.org/markup-compatibility/2006" xmlns:aink="http://schemas.microsoft.com/office/drawing/2016/ink" xmlns:am3d="http://schemas.microsoft.com/office/drawing/2017/model3d" xmlns:o="urn:schemas-microsoft-com:office:office" xmlns:oel="http://schemas.microsoft.com/office/2019/extlst" xmlns:r="http://schemas.openxmlformats.org/officeDocument/2006/relationships" xmlns:m="http://schemas.openxmlformats.org/officeDocument/2006/math" xmlns:v="urn:schemas-microsoft-com:vml" xmlns:wp14="http://schemas.microsoft.com/office/word/2010/wordprocessingDrawing" xmlns:wp="http://schemas.openxmlformats.org/drawingml/2006/wordprocessingDrawing" xmlns:w10="urn:schemas-microsoft-com:office:word" xmlns:w="http://schemas.openxmlformats.org/wordprocessingml/2006/main" xmlns:w14="http://schemas.microsoft.com/office/word/2010/wordml" xmlns:w15="http://schemas.microsoft.com/office/word/2012/wordml" xmlns:w16cex="http://schemas.microsoft.com/office/word/2018/wordml/cex" xmlns:w16cid="http://schemas.microsoft.com/office/word/2016/wordml/cid" xmlns:w16="http://schemas.microsoft.com/office/word/2018/wordml" xmlns:w16du="http://schemas.microsoft.com/office/word/2023/wordml/word16du" xmlns:w16sdtdh="http://schemas.microsoft.com/office/word/2020/wordml/sdtdatahash" xmlns:w16sdtfl="http://schemas.microsoft.com/office/word/2024/wordml/sdtformatlock" xmlns:w16se="http://schemas.microsoft.com/office/word/2015/wordml/symex" xmlns:wpg="http://schemas.microsoft.com/office/word/2010/wordprocessingGroup" xmlns:wpi="http://schemas.microsoft.com/office/word/2010/wordprocessingInk" xmlns:wne="http://schemas.microsoft.com/office/word/2006/wordml" xmlns:wps="http://schemas.microsoft.com/office/word/2010/wordprocessingShape" mc:Ignorable="w14 w15 w16se w16cid w16 w16cex w16sdtdh w16sdtfl w16du wp14">
   <w:abstractNum w:abstractNumId="0" w15:restartNumberingAfterBreak="0">
-    <w:nsid w:val="054011E5"/>
+    <w:nsid w:val="044571D9"/>
     <w:multiLevelType w:val="hybridMultilevel"/>
-    <w:tmpl w:val="45F89366"/>
-    <w:lvl w:ilvl="0" w:tplc="1452E8A8">
+    <w:tmpl w:val="D0529896"/>
+    <w:lvl w:ilvl="0" w:tplc="4376552E">
       <w:start w:val="1"/>
-      <w:numFmt w:val="decimal"/>
-      <w:lvlText w:val="%1."/>
+      <w:numFmt w:val="bullet"/>
+      <w:lvlText w:val="•"/>
       <w:lvlJc w:val="left"/>
       <w:pPr>
         <w:ind w:left="540" w:hanging="300"/>
       </w:pPr>
     </w:lvl>
-    <w:lvl w:ilvl="1" w:tplc="2354A9F8">
+    <w:lvl w:ilvl="1" w:tplc="51AA74AC">
+      <w:start w:val="1"/>
+      <w:numFmt w:val="bullet"/>
+      <w:lvlText w:val="–"/>
+      <w:lvlJc w:val="left"/>
+      <w:pPr>
+        <w:ind w:left="1000" w:hanging="300"/>
+      </w:pPr>
+    </w:lvl>
+    <w:lvl w:ilvl="2" w:tplc="4AC6E894">
       <w:numFmt w:val="decimal"/>
       <w:lvlText w:val=""/>
       <w:lvlJc w:val="left"/>
     </w:lvl>
-    <w:lvl w:ilvl="2" w:tplc="3D0EB224">
+    <w:lvl w:ilvl="3" w:tplc="FBB8604E">
       <w:numFmt w:val="decimal"/>
       <w:lvlText w:val=""/>
       <w:lvlJc w:val="left"/>
     </w:lvl>
-    <w:lvl w:ilvl="3" w:tplc="B57CE49C">
+    <w:lvl w:ilvl="4" w:tplc="25B89030">
       <w:numFmt w:val="decimal"/>
       <w:lvlText w:val=""/>
       <w:lvlJc w:val="left"/>
     </w:lvl>
-    <w:lvl w:ilvl="4" w:tplc="E2D6E58E">
+    <w:lvl w:ilvl="5" w:tplc="258A7BAC">
       <w:numFmt w:val="decimal"/>
       <w:lvlText w:val=""/>
       <w:lvlJc w:val="left"/>
     </w:lvl>
-    <w:lvl w:ilvl="5" w:tplc="1C4E3FDE">
+    <w:lvl w:ilvl="6" w:tplc="D0B8B942">
       <w:numFmt w:val="decimal"/>
       <w:lvlText w:val=""/>
       <w:lvlJc w:val="left"/>
     </w:lvl>
-    <w:lvl w:ilvl="6" w:tplc="8FAE7BBE">
+    <w:lvl w:ilvl="7" w:tplc="B212012A">
       <w:numFmt w:val="decimal"/>
       <w:lvlText w:val=""/>
       <w:lvlJc w:val="left"/>
     </w:lvl>
-    <w:lvl w:ilvl="7" w:tplc="A8E86800">
-      <w:numFmt w:val="decimal"/>
-      <w:lvlText w:val=""/>
-      <w:lvlJc w:val="left"/>
-    </w:lvl>
-    <w:lvl w:ilvl="8" w:tplc="2286B9AC">
+    <w:lvl w:ilvl="8" w:tplc="F4980780">
       <w:numFmt w:val="decimal"/>
       <w:lvlText w:val=""/>
       <w:lvlJc w:val="left"/>
     </w:lvl>
   </w:abstractNum>
   <w:abstractNum w:abstractNumId="1" w15:restartNumberingAfterBreak="0">
-    <w:nsid w:val="17500984"/>
+    <w:nsid w:val="174A1E7D"/>
     <w:multiLevelType w:val="hybridMultilevel"/>
-    <w:tmpl w:val="7F4AA6EA"/>
-    <w:lvl w:ilvl="0" w:tplc="E400992C">
+    <w:tmpl w:val="8C9499D4"/>
+    <w:lvl w:ilvl="0" w:tplc="C87E03A8">
       <w:start w:val="1"/>
       <w:numFmt w:val="decimal"/>
       <w:lvlText w:val="%1."/>
@@ -10780,211 +11457,207 @@
         <w:ind w:left="540" w:hanging="300"/>
       </w:pPr>
     </w:lvl>
-    <w:lvl w:ilvl="1" w:tplc="CFEADAFA">
+    <w:lvl w:ilvl="1" w:tplc="B7F270AC">
       <w:numFmt w:val="decimal"/>
       <w:lvlText w:val=""/>
       <w:lvlJc w:val="left"/>
     </w:lvl>
-    <w:lvl w:ilvl="2" w:tplc="30EE78FE">
+    <w:lvl w:ilvl="2" w:tplc="F9C49370">
       <w:numFmt w:val="decimal"/>
       <w:lvlText w:val=""/>
       <w:lvlJc w:val="left"/>
     </w:lvl>
-    <w:lvl w:ilvl="3" w:tplc="4C224038">
+    <w:lvl w:ilvl="3" w:tplc="B5F87A76">
       <w:numFmt w:val="decimal"/>
       <w:lvlText w:val=""/>
       <w:lvlJc w:val="left"/>
     </w:lvl>
-    <w:lvl w:ilvl="4" w:tplc="17D6EFF4">
+    <w:lvl w:ilvl="4" w:tplc="80FCA7B2">
       <w:numFmt w:val="decimal"/>
       <w:lvlText w:val=""/>
       <w:lvlJc w:val="left"/>
     </w:lvl>
-    <w:lvl w:ilvl="5" w:tplc="03C4B81E">
+    <w:lvl w:ilvl="5" w:tplc="00A2ADDA">
       <w:numFmt w:val="decimal"/>
       <w:lvlText w:val=""/>
       <w:lvlJc w:val="left"/>
     </w:lvl>
-    <w:lvl w:ilvl="6" w:tplc="D8F6E774">
+    <w:lvl w:ilvl="6" w:tplc="037615D8">
       <w:numFmt w:val="decimal"/>
       <w:lvlText w:val=""/>
       <w:lvlJc w:val="left"/>
     </w:lvl>
-    <w:lvl w:ilvl="7" w:tplc="EF1823AE">
+    <w:lvl w:ilvl="7" w:tplc="66BA7AC8">
       <w:numFmt w:val="decimal"/>
       <w:lvlText w:val=""/>
       <w:lvlJc w:val="left"/>
     </w:lvl>
-    <w:lvl w:ilvl="8" w:tplc="3FB8E112">
+    <w:lvl w:ilvl="8" w:tplc="CFD0EB24">
       <w:numFmt w:val="decimal"/>
       <w:lvlText w:val=""/>
       <w:lvlJc w:val="left"/>
     </w:lvl>
   </w:abstractNum>
   <w:abstractNum w:abstractNumId="2" w15:restartNumberingAfterBreak="0">
-    <w:nsid w:val="71603F88"/>
+    <w:nsid w:val="1DD06748"/>
     <w:multiLevelType w:val="hybridMultilevel"/>
-    <w:tmpl w:val="F538248E"/>
-    <w:lvl w:ilvl="0" w:tplc="C2666676">
+    <w:tmpl w:val="5BF08C34"/>
+    <w:lvl w:ilvl="0" w:tplc="2D9AD090" w:tentative="1">
       <w:start w:val="1"/>
       <w:numFmt w:val="bullet"/>
-      <w:lvlText w:val="•"/>
+      <w:lvlText w:val="●"/>
       <w:lvlJc w:val="left"/>
       <w:pPr>
-        <w:ind w:left="540" w:hanging="300"/>
+        <w:ind w:left="720" w:hanging="360"/>
       </w:pPr>
     </w:lvl>
-    <w:lvl w:ilvl="1" w:tplc="1EF0545C">
+    <w:lvl w:ilvl="1" w:tplc="C55E419A" w:tentative="1">
       <w:start w:val="1"/>
       <w:numFmt w:val="bullet"/>
-      <w:lvlText w:val="–"/>
+      <w:lvlText w:val="○"/>
       <w:lvlJc w:val="left"/>
       <w:pPr>
-        <w:ind w:left="1000" w:hanging="300"/>
+        <w:ind w:left="1440" w:hanging="360"/>
       </w:pPr>
     </w:lvl>
-    <w:lvl w:ilvl="2" w:tplc="D0086860">
+    <w:lvl w:ilvl="2" w:tplc="289AE38E" w:tentative="1">
+      <w:start w:val="1"/>
+      <w:numFmt w:val="bullet"/>
+      <w:lvlText w:val="■"/>
+      <w:lvlJc w:val="left"/>
+      <w:pPr>
+        <w:ind w:left="2160" w:hanging="360"/>
+      </w:pPr>
+    </w:lvl>
+    <w:lvl w:ilvl="3" w:tplc="6914BD40" w:tentative="1">
+      <w:start w:val="1"/>
+      <w:numFmt w:val="bullet"/>
+      <w:lvlText w:val="●"/>
+      <w:lvlJc w:val="left"/>
+      <w:pPr>
+        <w:ind w:left="2880" w:hanging="360"/>
+      </w:pPr>
+    </w:lvl>
+    <w:lvl w:ilvl="4" w:tplc="E09C5A7C" w:tentative="1">
+      <w:start w:val="1"/>
+      <w:numFmt w:val="bullet"/>
+      <w:lvlText w:val="○"/>
+      <w:lvlJc w:val="left"/>
+      <w:pPr>
+        <w:ind w:left="3600" w:hanging="360"/>
+      </w:pPr>
+    </w:lvl>
+    <w:lvl w:ilvl="5" w:tplc="B5563802" w:tentative="1">
+      <w:start w:val="1"/>
+      <w:numFmt w:val="bullet"/>
+      <w:lvlText w:val="■"/>
+      <w:lvlJc w:val="left"/>
+      <w:pPr>
+        <w:ind w:left="4320" w:hanging="360"/>
+      </w:pPr>
+    </w:lvl>
+    <w:lvl w:ilvl="6" w:tplc="F95035A4" w:tentative="1">
+      <w:start w:val="1"/>
+      <w:numFmt w:val="bullet"/>
+      <w:lvlText w:val="●"/>
+      <w:lvlJc w:val="left"/>
+      <w:pPr>
+        <w:ind w:left="5040" w:hanging="360"/>
+      </w:pPr>
+    </w:lvl>
+    <w:lvl w:ilvl="7" w:tplc="3870AFC4" w:tentative="1">
+      <w:start w:val="1"/>
+      <w:numFmt w:val="bullet"/>
+      <w:lvlText w:val="●"/>
+      <w:lvlJc w:val="left"/>
+      <w:pPr>
+        <w:ind w:left="5760" w:hanging="360"/>
+      </w:pPr>
+    </w:lvl>
+    <w:lvl w:ilvl="8" w:tplc="71B2277A" w:tentative="1">
+      <w:start w:val="1"/>
+      <w:numFmt w:val="bullet"/>
+      <w:lvlText w:val="●"/>
+      <w:lvlJc w:val="left"/>
+      <w:pPr>
+        <w:ind w:left="6480" w:hanging="360"/>
+      </w:pPr>
+    </w:lvl>
+  </w:abstractNum>
+  <w:abstractNum w:abstractNumId="3" w15:restartNumberingAfterBreak="0">
+    <w:nsid w:val="746D3D09"/>
+    <w:multiLevelType w:val="hybridMultilevel"/>
+    <w:tmpl w:val="8B06D3FE"/>
+    <w:lvl w:ilvl="0" w:tplc="3F8EA4E4">
+      <w:start w:val="1"/>
+      <w:numFmt w:val="decimal"/>
+      <w:lvlText w:val="%1."/>
+      <w:lvlJc w:val="left"/>
+      <w:pPr>
+        <w:ind w:left="540" w:hanging="300"/>
+      </w:pPr>
+    </w:lvl>
+    <w:lvl w:ilvl="1" w:tplc="6E6EE69E">
       <w:numFmt w:val="decimal"/>
       <w:lvlText w:val=""/>
       <w:lvlJc w:val="left"/>
     </w:lvl>
-    <w:lvl w:ilvl="3" w:tplc="A8BCBBBE">
+    <w:lvl w:ilvl="2" w:tplc="E69802F0">
       <w:numFmt w:val="decimal"/>
       <w:lvlText w:val=""/>
       <w:lvlJc w:val="left"/>
     </w:lvl>
-    <w:lvl w:ilvl="4" w:tplc="D8E2E0CC">
+    <w:lvl w:ilvl="3" w:tplc="0A28F296">
       <w:numFmt w:val="decimal"/>
       <w:lvlText w:val=""/>
       <w:lvlJc w:val="left"/>
     </w:lvl>
-    <w:lvl w:ilvl="5" w:tplc="9B34C8C2">
+    <w:lvl w:ilvl="4" w:tplc="16A2AB5E">
       <w:numFmt w:val="decimal"/>
       <w:lvlText w:val=""/>
       <w:lvlJc w:val="left"/>
     </w:lvl>
-    <w:lvl w:ilvl="6" w:tplc="61740630">
+    <w:lvl w:ilvl="5" w:tplc="E09088D6">
       <w:numFmt w:val="decimal"/>
       <w:lvlText w:val=""/>
       <w:lvlJc w:val="left"/>
     </w:lvl>
-    <w:lvl w:ilvl="7" w:tplc="DEE80814">
+    <w:lvl w:ilvl="6" w:tplc="EE98FF18">
       <w:numFmt w:val="decimal"/>
       <w:lvlText w:val=""/>
       <w:lvlJc w:val="left"/>
     </w:lvl>
-    <w:lvl w:ilvl="8" w:tplc="5D48F982">
+    <w:lvl w:ilvl="7" w:tplc="F9EA4D76">
+      <w:numFmt w:val="decimal"/>
+      <w:lvlText w:val=""/>
+      <w:lvlJc w:val="left"/>
+    </w:lvl>
+    <w:lvl w:ilvl="8" w:tplc="04B6F7CA">
       <w:numFmt w:val="decimal"/>
       <w:lvlText w:val=""/>
       <w:lvlJc w:val="left"/>
     </w:lvl>
   </w:abstractNum>
-  <w:abstractNum w:abstractNumId="3" w15:restartNumberingAfterBreak="0">
-    <w:nsid w:val="74CC1A58"/>
-    <w:multiLevelType w:val="hybridMultilevel"/>
-    <w:tmpl w:val="E02A2CCC"/>
-    <w:lvl w:ilvl="0" w:tplc="0BA89F20" w:tentative="1">
-      <w:start w:val="1"/>
-      <w:numFmt w:val="bullet"/>
-      <w:lvlText w:val="●"/>
-      <w:lvlJc w:val="left"/>
-      <w:pPr>
-        <w:ind w:left="720" w:hanging="360"/>
-      </w:pPr>
-    </w:lvl>
-    <w:lvl w:ilvl="1" w:tplc="38D80212" w:tentative="1">
-      <w:start w:val="1"/>
-      <w:numFmt w:val="bullet"/>
-      <w:lvlText w:val="○"/>
-      <w:lvlJc w:val="left"/>
-      <w:pPr>
-        <w:ind w:left="1440" w:hanging="360"/>
-      </w:pPr>
-    </w:lvl>
-    <w:lvl w:ilvl="2" w:tplc="E8824448" w:tentative="1">
-      <w:start w:val="1"/>
-      <w:numFmt w:val="bullet"/>
-      <w:lvlText w:val="■"/>
-      <w:lvlJc w:val="left"/>
-      <w:pPr>
-        <w:ind w:left="2160" w:hanging="360"/>
-      </w:pPr>
-    </w:lvl>
-    <w:lvl w:ilvl="3" w:tplc="CF268C5C" w:tentative="1">
-      <w:start w:val="1"/>
-      <w:numFmt w:val="bullet"/>
-      <w:lvlText w:val="●"/>
-      <w:lvlJc w:val="left"/>
-      <w:pPr>
-        <w:ind w:left="2880" w:hanging="360"/>
-      </w:pPr>
-    </w:lvl>
-    <w:lvl w:ilvl="4" w:tplc="100E5136" w:tentative="1">
-      <w:start w:val="1"/>
-      <w:numFmt w:val="bullet"/>
-      <w:lvlText w:val="○"/>
-      <w:lvlJc w:val="left"/>
-      <w:pPr>
-        <w:ind w:left="3600" w:hanging="360"/>
-      </w:pPr>
-    </w:lvl>
-    <w:lvl w:ilvl="5" w:tplc="128E51A2" w:tentative="1">
-      <w:start w:val="1"/>
-      <w:numFmt w:val="bullet"/>
-      <w:lvlText w:val="■"/>
-      <w:lvlJc w:val="left"/>
-      <w:pPr>
-        <w:ind w:left="4320" w:hanging="360"/>
-      </w:pPr>
-    </w:lvl>
-    <w:lvl w:ilvl="6" w:tplc="16C27B12" w:tentative="1">
-      <w:start w:val="1"/>
-      <w:numFmt w:val="bullet"/>
-      <w:lvlText w:val="●"/>
-      <w:lvlJc w:val="left"/>
-      <w:pPr>
-        <w:ind w:left="5040" w:hanging="360"/>
-      </w:pPr>
-    </w:lvl>
-    <w:lvl w:ilvl="7" w:tplc="C59440F6" w:tentative="1">
-      <w:start w:val="1"/>
-      <w:numFmt w:val="bullet"/>
-      <w:lvlText w:val="●"/>
-      <w:lvlJc w:val="left"/>
-      <w:pPr>
-        <w:ind w:left="5760" w:hanging="360"/>
-      </w:pPr>
-    </w:lvl>
-    <w:lvl w:ilvl="8" w:tplc="7D8E1476" w:tentative="1">
-      <w:start w:val="1"/>
-      <w:numFmt w:val="bullet"/>
-      <w:lvlText w:val="●"/>
-      <w:lvlJc w:val="left"/>
-      <w:pPr>
-        <w:ind w:left="6480" w:hanging="360"/>
-      </w:pPr>
-    </w:lvl>
-  </w:abstractNum>
-  <w:num w:numId="1" w16cid:durableId="1044980852">
-    <w:abstractNumId w:val="3"/>
-    <w:lvlOverride w:ilvl="0">
-      <w:startOverride w:val="1"/>
-    </w:lvlOverride>
-  </w:num>
-  <w:num w:numId="2" w16cid:durableId="822967536">
+  <w:num w:numId="1" w16cid:durableId="322240694">
     <w:abstractNumId w:val="2"/>
     <w:lvlOverride w:ilvl="0">
       <w:startOverride w:val="1"/>
     </w:lvlOverride>
   </w:num>
-  <w:num w:numId="3" w16cid:durableId="677125491">
+  <w:num w:numId="2" w16cid:durableId="1954314729">
+    <w:abstractNumId w:val="0"/>
+    <w:lvlOverride w:ilvl="0">
+      <w:startOverride w:val="1"/>
+    </w:lvlOverride>
+  </w:num>
+  <w:num w:numId="3" w16cid:durableId="1781486346">
     <w:abstractNumId w:val="1"/>
     <w:lvlOverride w:ilvl="0">
       <w:startOverride w:val="1"/>
     </w:lvlOverride>
   </w:num>
-  <w:num w:numId="4" w16cid:durableId="1979874511">
-    <w:abstractNumId w:val="0"/>
+  <w:num w:numId="4" w16cid:durableId="2096003057">
+    <w:abstractNumId w:val="3"/>
     <w:lvlOverride w:ilvl="0">
       <w:startOverride w:val="1"/>
     </w:lvlOverride>
@@ -11624,7 +12297,7 @@
     <w:autoRedefine/>
     <w:uiPriority w:val="39"/>
     <w:unhideWhenUsed/>
-    <w:rsid w:val="001010ED"/>
+    <w:rsid w:val="00163E86"/>
     <w:pPr>
       <w:spacing w:after="100"/>
     </w:pPr>
@@ -11636,7 +12309,7 @@
     <w:autoRedefine/>
     <w:uiPriority w:val="39"/>
     <w:unhideWhenUsed/>
-    <w:rsid w:val="001010ED"/>
+    <w:rsid w:val="00163E86"/>
     <w:pPr>
       <w:spacing w:after="100"/>
       <w:ind w:left="220"/>

--- a/docs/ADOORA-System-Guide.docx
+++ b/docs/ADOORA-System-Guide.docx
@@ -96,7 +96,7 @@
     <w:sdt>
       <w:sdtPr>
         <w:alias w:val="Contents"/>
-        <w:id w:val="630220383"/>
+        <w:id w:val="1198664049"/>
       </w:sdtPr>
       <w:sdtEndPr/>
       <w:sdtContent>
@@ -125,7 +125,7 @@
           <w:r>
             <w:fldChar w:fldCharType="separate"/>
           </w:r>
-          <w:hyperlink w:anchor="_Toc241788987" w:history="1">
+          <w:hyperlink w:anchor="_Toc241789736" w:history="1">
             <w:r>
               <w:rPr>
                 <w:rStyle w:val="Hyperlink"/>
@@ -149,7 +149,7 @@
               <w:rPr>
                 <w:noProof/>
               </w:rPr>
-              <w:instrText xml:space="preserve"> PAGEREF _Toc241788987 \h </w:instrText>
+              <w:instrText xml:space="preserve"> PAGEREF _Toc241789736 \h </w:instrText>
             </w:r>
             <w:r>
               <w:rPr>
@@ -192,7 +192,7 @@
               <w14:ligatures w14:val="standardContextual"/>
             </w:rPr>
           </w:pPr>
-          <w:hyperlink w:anchor="_Toc241788988" w:history="1">
+          <w:hyperlink w:anchor="_Toc241789737" w:history="1">
             <w:r>
               <w:rPr>
                 <w:rStyle w:val="Hyperlink"/>
@@ -216,7 +216,7 @@
               <w:rPr>
                 <w:noProof/>
               </w:rPr>
-              <w:instrText xml:space="preserve"> PAGEREF _Toc241788988 \h </w:instrText>
+              <w:instrText xml:space="preserve"> PAGEREF _Toc241789737 \h </w:instrText>
             </w:r>
             <w:r>
               <w:rPr>
@@ -259,7 +259,7 @@
               <w14:ligatures w14:val="standardContextual"/>
             </w:rPr>
           </w:pPr>
-          <w:hyperlink w:anchor="_Toc241788989" w:history="1">
+          <w:hyperlink w:anchor="_Toc241789738" w:history="1">
             <w:r>
               <w:rPr>
                 <w:rStyle w:val="Hyperlink"/>
@@ -283,7 +283,7 @@
               <w:rPr>
                 <w:noProof/>
               </w:rPr>
-              <w:instrText xml:space="preserve"> PAGEREF _Toc241788989 \h </w:instrText>
+              <w:instrText xml:space="preserve"> PAGEREF _Toc241789738 \h </w:instrText>
             </w:r>
             <w:r>
               <w:rPr>
@@ -326,7 +326,7 @@
               <w14:ligatures w14:val="standardContextual"/>
             </w:rPr>
           </w:pPr>
-          <w:hyperlink w:anchor="_Toc241788990" w:history="1">
+          <w:hyperlink w:anchor="_Toc241789739" w:history="1">
             <w:r>
               <w:rPr>
                 <w:rStyle w:val="Hyperlink"/>
@@ -350,7 +350,7 @@
               <w:rPr>
                 <w:noProof/>
               </w:rPr>
-              <w:instrText xml:space="preserve"> PAGEREF _Toc241788990 \h </w:instrText>
+              <w:instrText xml:space="preserve"> PAGEREF _Toc241789739 \h </w:instrText>
             </w:r>
             <w:r>
               <w:rPr>
@@ -393,7 +393,7 @@
               <w14:ligatures w14:val="standardContextual"/>
             </w:rPr>
           </w:pPr>
-          <w:hyperlink w:anchor="_Toc241788991" w:history="1">
+          <w:hyperlink w:anchor="_Toc241789740" w:history="1">
             <w:r>
               <w:rPr>
                 <w:rStyle w:val="Hyperlink"/>
@@ -417,7 +417,7 @@
               <w:rPr>
                 <w:noProof/>
               </w:rPr>
-              <w:instrText xml:space="preserve"> PAGEREF _Toc241788991 \h </w:instrText>
+              <w:instrText xml:space="preserve"> PAGEREF _Toc241789740 \h </w:instrText>
             </w:r>
             <w:r>
               <w:rPr>
@@ -460,7 +460,7 @@
               <w14:ligatures w14:val="standardContextual"/>
             </w:rPr>
           </w:pPr>
-          <w:hyperlink w:anchor="_Toc241788992" w:history="1">
+          <w:hyperlink w:anchor="_Toc241789741" w:history="1">
             <w:r>
               <w:rPr>
                 <w:rStyle w:val="Hyperlink"/>
@@ -484,7 +484,7 @@
               <w:rPr>
                 <w:noProof/>
               </w:rPr>
-              <w:instrText xml:space="preserve"> PAGEREF _Toc241788992 \h </w:instrText>
+              <w:instrText xml:space="preserve"> PAGEREF _Toc241789741 \h </w:instrText>
             </w:r>
             <w:r>
               <w:rPr>
@@ -527,7 +527,7 @@
               <w14:ligatures w14:val="standardContextual"/>
             </w:rPr>
           </w:pPr>
-          <w:hyperlink w:anchor="_Toc241788993" w:history="1">
+          <w:hyperlink w:anchor="_Toc241789742" w:history="1">
             <w:r>
               <w:rPr>
                 <w:rStyle w:val="Hyperlink"/>
@@ -551,7 +551,7 @@
               <w:rPr>
                 <w:noProof/>
               </w:rPr>
-              <w:instrText xml:space="preserve"> PAGEREF _Toc241788993 \h </w:instrText>
+              <w:instrText xml:space="preserve"> PAGEREF _Toc241789742 \h </w:instrText>
             </w:r>
             <w:r>
               <w:rPr>
@@ -594,7 +594,7 @@
               <w14:ligatures w14:val="standardContextual"/>
             </w:rPr>
           </w:pPr>
-          <w:hyperlink w:anchor="_Toc241788994" w:history="1">
+          <w:hyperlink w:anchor="_Toc241789743" w:history="1">
             <w:r>
               <w:rPr>
                 <w:rStyle w:val="Hyperlink"/>
@@ -618,7 +618,7 @@
               <w:rPr>
                 <w:noProof/>
               </w:rPr>
-              <w:instrText xml:space="preserve"> PAGEREF _Toc241788994 \h </w:instrText>
+              <w:instrText xml:space="preserve"> PAGEREF _Toc241789743 \h </w:instrText>
             </w:r>
             <w:r>
               <w:rPr>
@@ -661,7 +661,7 @@
               <w14:ligatures w14:val="standardContextual"/>
             </w:rPr>
           </w:pPr>
-          <w:hyperlink w:anchor="_Toc241788995" w:history="1">
+          <w:hyperlink w:anchor="_Toc241789744" w:history="1">
             <w:r>
               <w:rPr>
                 <w:rStyle w:val="Hyperlink"/>
@@ -685,7 +685,7 @@
               <w:rPr>
                 <w:noProof/>
               </w:rPr>
-              <w:instrText xml:space="preserve"> PAGEREF _Toc241788995 \h </w:instrText>
+              <w:instrText xml:space="preserve"> PAGEREF _Toc241789744 \h </w:instrText>
             </w:r>
             <w:r>
               <w:rPr>
@@ -728,7 +728,7 @@
               <w14:ligatures w14:val="standardContextual"/>
             </w:rPr>
           </w:pPr>
-          <w:hyperlink w:anchor="_Toc241788996" w:history="1">
+          <w:hyperlink w:anchor="_Toc241789745" w:history="1">
             <w:r>
               <w:rPr>
                 <w:rStyle w:val="Hyperlink"/>
@@ -752,7 +752,7 @@
               <w:rPr>
                 <w:noProof/>
               </w:rPr>
-              <w:instrText xml:space="preserve"> PAGEREF _Toc241788996 \h </w:instrText>
+              <w:instrText xml:space="preserve"> PAGEREF _Toc241789745 \h </w:instrText>
             </w:r>
             <w:r>
               <w:rPr>
@@ -795,7 +795,7 @@
               <w14:ligatures w14:val="standardContextual"/>
             </w:rPr>
           </w:pPr>
-          <w:hyperlink w:anchor="_Toc241788997" w:history="1">
+          <w:hyperlink w:anchor="_Toc241789746" w:history="1">
             <w:r>
               <w:rPr>
                 <w:rStyle w:val="Hyperlink"/>
@@ -819,7 +819,7 @@
               <w:rPr>
                 <w:noProof/>
               </w:rPr>
-              <w:instrText xml:space="preserve"> PAGEREF _Toc241788997 \h </w:instrText>
+              <w:instrText xml:space="preserve"> PAGEREF _Toc241789746 \h </w:instrText>
             </w:r>
             <w:r>
               <w:rPr>
@@ -862,7 +862,7 @@
               <w14:ligatures w14:val="standardContextual"/>
             </w:rPr>
           </w:pPr>
-          <w:hyperlink w:anchor="_Toc241788998" w:history="1">
+          <w:hyperlink w:anchor="_Toc241789747" w:history="1">
             <w:r>
               <w:rPr>
                 <w:rStyle w:val="Hyperlink"/>
@@ -886,7 +886,7 @@
               <w:rPr>
                 <w:noProof/>
               </w:rPr>
-              <w:instrText xml:space="preserve"> PAGEREF _Toc241788998 \h </w:instrText>
+              <w:instrText xml:space="preserve"> PAGEREF _Toc241789747 \h </w:instrText>
             </w:r>
             <w:r>
               <w:rPr>
@@ -929,7 +929,7 @@
               <w14:ligatures w14:val="standardContextual"/>
             </w:rPr>
           </w:pPr>
-          <w:hyperlink w:anchor="_Toc241788999" w:history="1">
+          <w:hyperlink w:anchor="_Toc241789748" w:history="1">
             <w:r>
               <w:rPr>
                 <w:rStyle w:val="Hyperlink"/>
@@ -953,7 +953,7 @@
               <w:rPr>
                 <w:noProof/>
               </w:rPr>
-              <w:instrText xml:space="preserve"> PAGEREF _Toc241788999 \h </w:instrText>
+              <w:instrText xml:space="preserve"> PAGEREF _Toc241789748 \h </w:instrText>
             </w:r>
             <w:r>
               <w:rPr>
@@ -996,7 +996,7 @@
               <w14:ligatures w14:val="standardContextual"/>
             </w:rPr>
           </w:pPr>
-          <w:hyperlink w:anchor="_Toc241789000" w:history="1">
+          <w:hyperlink w:anchor="_Toc241789749" w:history="1">
             <w:r>
               <w:rPr>
                 <w:rStyle w:val="Hyperlink"/>
@@ -1020,7 +1020,7 @@
               <w:rPr>
                 <w:noProof/>
               </w:rPr>
-              <w:instrText xml:space="preserve"> PAGEREF _Toc241789000 \h </w:instrText>
+              <w:instrText xml:space="preserve"> PAGEREF _Toc241789749 \h </w:instrText>
             </w:r>
             <w:r>
               <w:rPr>
@@ -1063,7 +1063,7 @@
               <w14:ligatures w14:val="standardContextual"/>
             </w:rPr>
           </w:pPr>
-          <w:hyperlink w:anchor="_Toc241789001" w:history="1">
+          <w:hyperlink w:anchor="_Toc241789750" w:history="1">
             <w:r>
               <w:rPr>
                 <w:rStyle w:val="Hyperlink"/>
@@ -1087,7 +1087,7 @@
               <w:rPr>
                 <w:noProof/>
               </w:rPr>
-              <w:instrText xml:space="preserve"> PAGEREF _Toc241789001 \h </w:instrText>
+              <w:instrText xml:space="preserve"> PAGEREF _Toc241789750 \h </w:instrText>
             </w:r>
             <w:r>
               <w:rPr>
@@ -1130,13 +1130,13 @@
               <w14:ligatures w14:val="standardContextual"/>
             </w:rPr>
           </w:pPr>
-          <w:hyperlink w:anchor="_Toc241789002" w:history="1">
+          <w:hyperlink w:anchor="_Toc241789751" w:history="1">
             <w:r>
               <w:rPr>
                 <w:rStyle w:val="Hyperlink"/>
                 <w:noProof/>
               </w:rPr>
-              <w:t>How 'Update from court' works</w:t>
+              <w:t>How to add a case</w:t>
             </w:r>
             <w:r>
               <w:rPr>
@@ -1154,7 +1154,7 @@
               <w:rPr>
                 <w:noProof/>
               </w:rPr>
-              <w:instrText xml:space="preserve"> PAGEREF _Toc241789002 \h </w:instrText>
+              <w:instrText xml:space="preserve"> PAGEREF _Toc241789751 \h </w:instrText>
             </w:r>
             <w:r>
               <w:rPr>
@@ -1197,12 +1197,347 @@
               <w14:ligatures w14:val="standardContextual"/>
             </w:rPr>
           </w:pPr>
-          <w:hyperlink w:anchor="_Toc241789003" w:history="1">
+          <w:hyperlink w:anchor="_Toc241789752" w:history="1">
             <w:r>
               <w:rPr>
                 <w:rStyle w:val="Hyperlink"/>
                 <w:noProof/>
               </w:rPr>
+              <w:t>How to add a client</w:t>
+            </w:r>
+            <w:r>
+              <w:rPr>
+                <w:noProof/>
+              </w:rPr>
+              <w:tab/>
+            </w:r>
+            <w:r>
+              <w:rPr>
+                <w:noProof/>
+              </w:rPr>
+              <w:fldChar w:fldCharType="begin"/>
+            </w:r>
+            <w:r>
+              <w:rPr>
+                <w:noProof/>
+              </w:rPr>
+              <w:instrText xml:space="preserve"> PAGEREF _Toc241789752 \h </w:instrText>
+            </w:r>
+            <w:r>
+              <w:rPr>
+                <w:noProof/>
+              </w:rPr>
+            </w:r>
+            <w:r>
+              <w:rPr>
+                <w:noProof/>
+              </w:rPr>
+              <w:fldChar w:fldCharType="separate"/>
+            </w:r>
+            <w:r>
+              <w:rPr>
+                <w:noProof/>
+              </w:rPr>
+              <w:t>15</w:t>
+            </w:r>
+            <w:r>
+              <w:rPr>
+                <w:noProof/>
+              </w:rPr>
+              <w:fldChar w:fldCharType="end"/>
+            </w:r>
+          </w:hyperlink>
+        </w:p>
+        <w:p>
+          <w:pPr>
+            <w:pStyle w:val="TOC2"/>
+            <w:tabs>
+              <w:tab w:val="right" w:leader="dot" w:pos="9296"/>
+            </w:tabs>
+            <w:rPr>
+              <w:rFonts w:asciiTheme="minorHAnsi" w:eastAsiaTheme="minorEastAsia" w:hAnsiTheme="minorHAnsi" w:cstheme="minorBidi"/>
+              <w:noProof/>
+              <w:color w:val="auto"/>
+              <w:kern w:val="2"/>
+              <w:sz w:val="24"/>
+              <w:szCs w:val="24"/>
+              <w14:ligatures w14:val="standardContextual"/>
+            </w:rPr>
+          </w:pPr>
+          <w:hyperlink w:anchor="_Toc241789753" w:history="1">
+            <w:r>
+              <w:rPr>
+                <w:rStyle w:val="Hyperlink"/>
+                <w:noProof/>
+              </w:rPr>
+              <w:t>How to add a lawyer (or anyone at the firm)</w:t>
+            </w:r>
+            <w:r>
+              <w:rPr>
+                <w:noProof/>
+              </w:rPr>
+              <w:tab/>
+            </w:r>
+            <w:r>
+              <w:rPr>
+                <w:noProof/>
+              </w:rPr>
+              <w:fldChar w:fldCharType="begin"/>
+            </w:r>
+            <w:r>
+              <w:rPr>
+                <w:noProof/>
+              </w:rPr>
+              <w:instrText xml:space="preserve"> PAGEREF _Toc241789753 \h </w:instrText>
+            </w:r>
+            <w:r>
+              <w:rPr>
+                <w:noProof/>
+              </w:rPr>
+            </w:r>
+            <w:r>
+              <w:rPr>
+                <w:noProof/>
+              </w:rPr>
+              <w:fldChar w:fldCharType="separate"/>
+            </w:r>
+            <w:r>
+              <w:rPr>
+                <w:noProof/>
+              </w:rPr>
+              <w:t>17</w:t>
+            </w:r>
+            <w:r>
+              <w:rPr>
+                <w:noProof/>
+              </w:rPr>
+              <w:fldChar w:fldCharType="end"/>
+            </w:r>
+          </w:hyperlink>
+        </w:p>
+        <w:p>
+          <w:pPr>
+            <w:pStyle w:val="TOC2"/>
+            <w:tabs>
+              <w:tab w:val="right" w:leader="dot" w:pos="9296"/>
+            </w:tabs>
+            <w:rPr>
+              <w:rFonts w:asciiTheme="minorHAnsi" w:eastAsiaTheme="minorEastAsia" w:hAnsiTheme="minorHAnsi" w:cstheme="minorBidi"/>
+              <w:noProof/>
+              <w:color w:val="auto"/>
+              <w:kern w:val="2"/>
+              <w:sz w:val="24"/>
+              <w:szCs w:val="24"/>
+              <w14:ligatures w14:val="standardContextual"/>
+            </w:rPr>
+          </w:pPr>
+          <w:hyperlink w:anchor="_Toc241789754" w:history="1">
+            <w:r>
+              <w:rPr>
+                <w:rStyle w:val="Hyperlink"/>
+                <w:noProof/>
+              </w:rPr>
+              <w:t>How to link lawyers and clients to a case</w:t>
+            </w:r>
+            <w:r>
+              <w:rPr>
+                <w:noProof/>
+              </w:rPr>
+              <w:tab/>
+            </w:r>
+            <w:r>
+              <w:rPr>
+                <w:noProof/>
+              </w:rPr>
+              <w:fldChar w:fldCharType="begin"/>
+            </w:r>
+            <w:r>
+              <w:rPr>
+                <w:noProof/>
+              </w:rPr>
+              <w:instrText xml:space="preserve"> PAGEREF _Toc241789754 \h </w:instrText>
+            </w:r>
+            <w:r>
+              <w:rPr>
+                <w:noProof/>
+              </w:rPr>
+            </w:r>
+            <w:r>
+              <w:rPr>
+                <w:noProof/>
+              </w:rPr>
+              <w:fldChar w:fldCharType="separate"/>
+            </w:r>
+            <w:r>
+              <w:rPr>
+                <w:noProof/>
+              </w:rPr>
+              <w:t>18</w:t>
+            </w:r>
+            <w:r>
+              <w:rPr>
+                <w:noProof/>
+              </w:rPr>
+              <w:fldChar w:fldCharType="end"/>
+            </w:r>
+          </w:hyperlink>
+        </w:p>
+        <w:p>
+          <w:pPr>
+            <w:pStyle w:val="TOC2"/>
+            <w:tabs>
+              <w:tab w:val="right" w:leader="dot" w:pos="9296"/>
+            </w:tabs>
+            <w:rPr>
+              <w:rFonts w:asciiTheme="minorHAnsi" w:eastAsiaTheme="minorEastAsia" w:hAnsiTheme="minorHAnsi" w:cstheme="minorBidi"/>
+              <w:noProof/>
+              <w:color w:val="auto"/>
+              <w:kern w:val="2"/>
+              <w:sz w:val="24"/>
+              <w:szCs w:val="24"/>
+              <w14:ligatures w14:val="standardContextual"/>
+            </w:rPr>
+          </w:pPr>
+          <w:hyperlink w:anchor="_Toc241789755" w:history="1">
+            <w:r>
+              <w:rPr>
+                <w:rStyle w:val="Hyperlink"/>
+                <w:noProof/>
+              </w:rPr>
+              <w:t>Checking who has access</w:t>
+            </w:r>
+            <w:r>
+              <w:rPr>
+                <w:noProof/>
+              </w:rPr>
+              <w:tab/>
+            </w:r>
+            <w:r>
+              <w:rPr>
+                <w:noProof/>
+              </w:rPr>
+              <w:fldChar w:fldCharType="begin"/>
+            </w:r>
+            <w:r>
+              <w:rPr>
+                <w:noProof/>
+              </w:rPr>
+              <w:instrText xml:space="preserve"> PAGEREF _Toc241789755 \h </w:instrText>
+            </w:r>
+            <w:r>
+              <w:rPr>
+                <w:noProof/>
+              </w:rPr>
+            </w:r>
+            <w:r>
+              <w:rPr>
+                <w:noProof/>
+              </w:rPr>
+              <w:fldChar w:fldCharType="separate"/>
+            </w:r>
+            <w:r>
+              <w:rPr>
+                <w:noProof/>
+              </w:rPr>
+              <w:t>20</w:t>
+            </w:r>
+            <w:r>
+              <w:rPr>
+                <w:noProof/>
+              </w:rPr>
+              <w:fldChar w:fldCharType="end"/>
+            </w:r>
+          </w:hyperlink>
+        </w:p>
+        <w:p>
+          <w:pPr>
+            <w:pStyle w:val="TOC2"/>
+            <w:tabs>
+              <w:tab w:val="right" w:leader="dot" w:pos="9296"/>
+            </w:tabs>
+            <w:rPr>
+              <w:rFonts w:asciiTheme="minorHAnsi" w:eastAsiaTheme="minorEastAsia" w:hAnsiTheme="minorHAnsi" w:cstheme="minorBidi"/>
+              <w:noProof/>
+              <w:color w:val="auto"/>
+              <w:kern w:val="2"/>
+              <w:sz w:val="24"/>
+              <w:szCs w:val="24"/>
+              <w14:ligatures w14:val="standardContextual"/>
+            </w:rPr>
+          </w:pPr>
+          <w:hyperlink w:anchor="_Toc241789756" w:history="1">
+            <w:r>
+              <w:rPr>
+                <w:rStyle w:val="Hyperlink"/>
+                <w:noProof/>
+              </w:rPr>
+              <w:t>Updating a case from the court</w:t>
+            </w:r>
+            <w:r>
+              <w:rPr>
+                <w:noProof/>
+              </w:rPr>
+              <w:tab/>
+            </w:r>
+            <w:r>
+              <w:rPr>
+                <w:noProof/>
+              </w:rPr>
+              <w:fldChar w:fldCharType="begin"/>
+            </w:r>
+            <w:r>
+              <w:rPr>
+                <w:noProof/>
+              </w:rPr>
+              <w:instrText xml:space="preserve"> PAGEREF _Toc241789756 \h </w:instrText>
+            </w:r>
+            <w:r>
+              <w:rPr>
+                <w:noProof/>
+              </w:rPr>
+            </w:r>
+            <w:r>
+              <w:rPr>
+                <w:noProof/>
+              </w:rPr>
+              <w:fldChar w:fldCharType="separate"/>
+            </w:r>
+            <w:r>
+              <w:rPr>
+                <w:noProof/>
+              </w:rPr>
+              <w:t>20</w:t>
+            </w:r>
+            <w:r>
+              <w:rPr>
+                <w:noProof/>
+              </w:rPr>
+              <w:fldChar w:fldCharType="end"/>
+            </w:r>
+          </w:hyperlink>
+        </w:p>
+        <w:p>
+          <w:pPr>
+            <w:pStyle w:val="TOC2"/>
+            <w:tabs>
+              <w:tab w:val="right" w:leader="dot" w:pos="9296"/>
+            </w:tabs>
+            <w:rPr>
+              <w:rFonts w:asciiTheme="minorHAnsi" w:eastAsiaTheme="minorEastAsia" w:hAnsiTheme="minorHAnsi" w:cstheme="minorBidi"/>
+              <w:noProof/>
+              <w:color w:val="auto"/>
+              <w:kern w:val="2"/>
+              <w:sz w:val="24"/>
+              <w:szCs w:val="24"/>
+              <w14:ligatures w14:val="standardContextual"/>
+            </w:rPr>
+          </w:pPr>
+          <w:hyperlink w:anchor="_Toc241789757" w:history="1">
+            <w:r>
+              <w:rPr>
+                <w:rStyle w:val="Hyperlink"/>
+                <w:noProof/>
+              </w:rPr>
               <w:t>Things worth knowing</w:t>
             </w:r>
             <w:r>
@@ -1221,7 +1556,7 @@
               <w:rPr>
                 <w:noProof/>
               </w:rPr>
-              <w:instrText xml:space="preserve"> PAGEREF _Toc241789003 \h </w:instrText>
+              <w:instrText xml:space="preserve"> PAGEREF _Toc241789757 \h </w:instrText>
             </w:r>
             <w:r>
               <w:rPr>
@@ -1238,7 +1573,7 @@
               <w:rPr>
                 <w:noProof/>
               </w:rPr>
-              <w:t>12</w:t>
+              <w:t>20</w:t>
             </w:r>
             <w:r>
               <w:rPr>
@@ -1264,7 +1599,7 @@
               <w14:ligatures w14:val="standardContextual"/>
             </w:rPr>
           </w:pPr>
-          <w:hyperlink w:anchor="_Toc241789004" w:history="1">
+          <w:hyperlink w:anchor="_Toc241789758" w:history="1">
             <w:r>
               <w:rPr>
                 <w:rStyle w:val="Hyperlink"/>
@@ -1288,7 +1623,7 @@
               <w:rPr>
                 <w:noProof/>
               </w:rPr>
-              <w:instrText xml:space="preserve"> PAGEREF _Toc241789004 \h </w:instrText>
+              <w:instrText xml:space="preserve"> PAGEREF _Toc241789758 \h </w:instrText>
             </w:r>
             <w:r>
               <w:rPr>
@@ -1305,7 +1640,7 @@
               <w:rPr>
                 <w:noProof/>
               </w:rPr>
-              <w:t>13</w:t>
+              <w:t>22</w:t>
             </w:r>
             <w:r>
               <w:rPr>
@@ -1331,7 +1666,7 @@
               <w14:ligatures w14:val="standardContextual"/>
             </w:rPr>
           </w:pPr>
-          <w:hyperlink w:anchor="_Toc241789005" w:history="1">
+          <w:hyperlink w:anchor="_Toc241789759" w:history="1">
             <w:r>
               <w:rPr>
                 <w:rStyle w:val="Hyperlink"/>
@@ -1355,7 +1690,7 @@
               <w:rPr>
                 <w:noProof/>
               </w:rPr>
-              <w:instrText xml:space="preserve"> PAGEREF _Toc241789005 \h </w:instrText>
+              <w:instrText xml:space="preserve"> PAGEREF _Toc241789759 \h </w:instrText>
             </w:r>
             <w:r>
               <w:rPr>
@@ -1372,7 +1707,7 @@
               <w:rPr>
                 <w:noProof/>
               </w:rPr>
-              <w:t>13</w:t>
+              <w:t>22</w:t>
             </w:r>
             <w:r>
               <w:rPr>
@@ -1398,7 +1733,7 @@
               <w14:ligatures w14:val="standardContextual"/>
             </w:rPr>
           </w:pPr>
-          <w:hyperlink w:anchor="_Toc241789006" w:history="1">
+          <w:hyperlink w:anchor="_Toc241789760" w:history="1">
             <w:r>
               <w:rPr>
                 <w:rStyle w:val="Hyperlink"/>
@@ -1422,7 +1757,7 @@
               <w:rPr>
                 <w:noProof/>
               </w:rPr>
-              <w:instrText xml:space="preserve"> PAGEREF _Toc241789006 \h </w:instrText>
+              <w:instrText xml:space="preserve"> PAGEREF _Toc241789760 \h </w:instrText>
             </w:r>
             <w:r>
               <w:rPr>
@@ -1439,7 +1774,7 @@
               <w:rPr>
                 <w:noProof/>
               </w:rPr>
-              <w:t>13</w:t>
+              <w:t>22</w:t>
             </w:r>
             <w:r>
               <w:rPr>
@@ -1465,7 +1800,7 @@
               <w14:ligatures w14:val="standardContextual"/>
             </w:rPr>
           </w:pPr>
-          <w:hyperlink w:anchor="_Toc241789007" w:history="1">
+          <w:hyperlink w:anchor="_Toc241789761" w:history="1">
             <w:r>
               <w:rPr>
                 <w:rStyle w:val="Hyperlink"/>
@@ -1489,7 +1824,7 @@
               <w:rPr>
                 <w:noProof/>
               </w:rPr>
-              <w:instrText xml:space="preserve"> PAGEREF _Toc241789007 \h </w:instrText>
+              <w:instrText xml:space="preserve"> PAGEREF _Toc241789761 \h </w:instrText>
             </w:r>
             <w:r>
               <w:rPr>
@@ -1506,7 +1841,7 @@
               <w:rPr>
                 <w:noProof/>
               </w:rPr>
-              <w:t>14</w:t>
+              <w:t>23</w:t>
             </w:r>
             <w:r>
               <w:rPr>
@@ -1532,7 +1867,7 @@
               <w14:ligatures w14:val="standardContextual"/>
             </w:rPr>
           </w:pPr>
-          <w:hyperlink w:anchor="_Toc241789008" w:history="1">
+          <w:hyperlink w:anchor="_Toc241789762" w:history="1">
             <w:r>
               <w:rPr>
                 <w:rStyle w:val="Hyperlink"/>
@@ -1556,7 +1891,7 @@
               <w:rPr>
                 <w:noProof/>
               </w:rPr>
-              <w:instrText xml:space="preserve"> PAGEREF _Toc241789008 \h </w:instrText>
+              <w:instrText xml:space="preserve"> PAGEREF _Toc241789762 \h </w:instrText>
             </w:r>
             <w:r>
               <w:rPr>
@@ -1573,7 +1908,7 @@
               <w:rPr>
                 <w:noProof/>
               </w:rPr>
-              <w:t>15</w:t>
+              <w:t>24</w:t>
             </w:r>
             <w:r>
               <w:rPr>
@@ -1599,7 +1934,7 @@
               <w14:ligatures w14:val="standardContextual"/>
             </w:rPr>
           </w:pPr>
-          <w:hyperlink w:anchor="_Toc241789009" w:history="1">
+          <w:hyperlink w:anchor="_Toc241789763" w:history="1">
             <w:r>
               <w:rPr>
                 <w:rStyle w:val="Hyperlink"/>
@@ -1623,7 +1958,7 @@
               <w:rPr>
                 <w:noProof/>
               </w:rPr>
-              <w:instrText xml:space="preserve"> PAGEREF _Toc241789009 \h </w:instrText>
+              <w:instrText xml:space="preserve"> PAGEREF _Toc241789763 \h </w:instrText>
             </w:r>
             <w:r>
               <w:rPr>
@@ -1640,7 +1975,7 @@
               <w:rPr>
                 <w:noProof/>
               </w:rPr>
-              <w:t>15</w:t>
+              <w:t>24</w:t>
             </w:r>
             <w:r>
               <w:rPr>
@@ -1666,7 +2001,7 @@
               <w14:ligatures w14:val="standardContextual"/>
             </w:rPr>
           </w:pPr>
-          <w:hyperlink w:anchor="_Toc241789010" w:history="1">
+          <w:hyperlink w:anchor="_Toc241789764" w:history="1">
             <w:r>
               <w:rPr>
                 <w:rStyle w:val="Hyperlink"/>
@@ -1690,7 +2025,7 @@
               <w:rPr>
                 <w:noProof/>
               </w:rPr>
-              <w:instrText xml:space="preserve"> PAGEREF _Toc241789010 \h </w:instrText>
+              <w:instrText xml:space="preserve"> PAGEREF _Toc241789764 \h </w:instrText>
             </w:r>
             <w:r>
               <w:rPr>
@@ -1707,7 +2042,7 @@
               <w:rPr>
                 <w:noProof/>
               </w:rPr>
-              <w:t>15</w:t>
+              <w:t>24</w:t>
             </w:r>
             <w:r>
               <w:rPr>
@@ -1733,7 +2068,7 @@
               <w14:ligatures w14:val="standardContextual"/>
             </w:rPr>
           </w:pPr>
-          <w:hyperlink w:anchor="_Toc241789011" w:history="1">
+          <w:hyperlink w:anchor="_Toc241789765" w:history="1">
             <w:r>
               <w:rPr>
                 <w:rStyle w:val="Hyperlink"/>
@@ -1757,7 +2092,7 @@
               <w:rPr>
                 <w:noProof/>
               </w:rPr>
-              <w:instrText xml:space="preserve"> PAGEREF _Toc241789011 \h </w:instrText>
+              <w:instrText xml:space="preserve"> PAGEREF _Toc241789765 \h </w:instrText>
             </w:r>
             <w:r>
               <w:rPr>
@@ -1774,7 +2109,7 @@
               <w:rPr>
                 <w:noProof/>
               </w:rPr>
-              <w:t>16</w:t>
+              <w:t>25</w:t>
             </w:r>
             <w:r>
               <w:rPr>
@@ -1800,7 +2135,7 @@
               <w14:ligatures w14:val="standardContextual"/>
             </w:rPr>
           </w:pPr>
-          <w:hyperlink w:anchor="_Toc241789012" w:history="1">
+          <w:hyperlink w:anchor="_Toc241789766" w:history="1">
             <w:r>
               <w:rPr>
                 <w:rStyle w:val="Hyperlink"/>
@@ -1824,7 +2159,7 @@
               <w:rPr>
                 <w:noProof/>
               </w:rPr>
-              <w:instrText xml:space="preserve"> PAGEREF _Toc241789012 \h </w:instrText>
+              <w:instrText xml:space="preserve"> PAGEREF _Toc241789766 \h </w:instrText>
             </w:r>
             <w:r>
               <w:rPr>
@@ -1841,7 +2176,7 @@
               <w:rPr>
                 <w:noProof/>
               </w:rPr>
-              <w:t>16</w:t>
+              <w:t>25</w:t>
             </w:r>
             <w:r>
               <w:rPr>
@@ -1867,7 +2202,7 @@
               <w14:ligatures w14:val="standardContextual"/>
             </w:rPr>
           </w:pPr>
-          <w:hyperlink w:anchor="_Toc241789013" w:history="1">
+          <w:hyperlink w:anchor="_Toc241789767" w:history="1">
             <w:r>
               <w:rPr>
                 <w:rStyle w:val="Hyperlink"/>
@@ -1891,7 +2226,7 @@
               <w:rPr>
                 <w:noProof/>
               </w:rPr>
-              <w:instrText xml:space="preserve"> PAGEREF _Toc241789013 \h </w:instrText>
+              <w:instrText xml:space="preserve"> PAGEREF _Toc241789767 \h </w:instrText>
             </w:r>
             <w:r>
               <w:rPr>
@@ -1908,7 +2243,7 @@
               <w:rPr>
                 <w:noProof/>
               </w:rPr>
-              <w:t>16</w:t>
+              <w:t>25</w:t>
             </w:r>
             <w:r>
               <w:rPr>
@@ -1934,7 +2269,7 @@
               <w14:ligatures w14:val="standardContextual"/>
             </w:rPr>
           </w:pPr>
-          <w:hyperlink w:anchor="_Toc241789014" w:history="1">
+          <w:hyperlink w:anchor="_Toc241789768" w:history="1">
             <w:r>
               <w:rPr>
                 <w:rStyle w:val="Hyperlink"/>
@@ -1958,7 +2293,7 @@
               <w:rPr>
                 <w:noProof/>
               </w:rPr>
-              <w:instrText xml:space="preserve"> PAGEREF _Toc241789014 \h </w:instrText>
+              <w:instrText xml:space="preserve"> PAGEREF _Toc241789768 \h </w:instrText>
             </w:r>
             <w:r>
               <w:rPr>
@@ -1975,7 +2310,7 @@
               <w:rPr>
                 <w:noProof/>
               </w:rPr>
-              <w:t>16</w:t>
+              <w:t>25</w:t>
             </w:r>
             <w:r>
               <w:rPr>
@@ -2001,7 +2336,7 @@
               <w14:ligatures w14:val="standardContextual"/>
             </w:rPr>
           </w:pPr>
-          <w:hyperlink w:anchor="_Toc241789015" w:history="1">
+          <w:hyperlink w:anchor="_Toc241789769" w:history="1">
             <w:r>
               <w:rPr>
                 <w:rStyle w:val="Hyperlink"/>
@@ -2025,7 +2360,7 @@
               <w:rPr>
                 <w:noProof/>
               </w:rPr>
-              <w:instrText xml:space="preserve"> PAGEREF _Toc241789015 \h </w:instrText>
+              <w:instrText xml:space="preserve"> PAGEREF _Toc241789769 \h </w:instrText>
             </w:r>
             <w:r>
               <w:rPr>
@@ -2042,7 +2377,7 @@
               <w:rPr>
                 <w:noProof/>
               </w:rPr>
-              <w:t>17</w:t>
+              <w:t>26</w:t>
             </w:r>
             <w:r>
               <w:rPr>
@@ -2068,7 +2403,7 @@
               <w14:ligatures w14:val="standardContextual"/>
             </w:rPr>
           </w:pPr>
-          <w:hyperlink w:anchor="_Toc241789016" w:history="1">
+          <w:hyperlink w:anchor="_Toc241789770" w:history="1">
             <w:r>
               <w:rPr>
                 <w:rStyle w:val="Hyperlink"/>
@@ -2092,7 +2427,7 @@
               <w:rPr>
                 <w:noProof/>
               </w:rPr>
-              <w:instrText xml:space="preserve"> PAGEREF _Toc241789016 \h </w:instrText>
+              <w:instrText xml:space="preserve"> PAGEREF _Toc241789770 \h </w:instrText>
             </w:r>
             <w:r>
               <w:rPr>
@@ -2109,7 +2444,7 @@
               <w:rPr>
                 <w:noProof/>
               </w:rPr>
-              <w:t>18</w:t>
+              <w:t>27</w:t>
             </w:r>
             <w:r>
               <w:rPr>
@@ -2135,7 +2470,7 @@
               <w14:ligatures w14:val="standardContextual"/>
             </w:rPr>
           </w:pPr>
-          <w:hyperlink w:anchor="_Toc241789017" w:history="1">
+          <w:hyperlink w:anchor="_Toc241789771" w:history="1">
             <w:r>
               <w:rPr>
                 <w:rStyle w:val="Hyperlink"/>
@@ -2159,7 +2494,7 @@
               <w:rPr>
                 <w:noProof/>
               </w:rPr>
-              <w:instrText xml:space="preserve"> PAGEREF _Toc241789017 \h </w:instrText>
+              <w:instrText xml:space="preserve"> PAGEREF _Toc241789771 \h </w:instrText>
             </w:r>
             <w:r>
               <w:rPr>
@@ -2176,7 +2511,7 @@
               <w:rPr>
                 <w:noProof/>
               </w:rPr>
-              <w:t>18</w:t>
+              <w:t>27</w:t>
             </w:r>
             <w:r>
               <w:rPr>
@@ -2202,7 +2537,7 @@
               <w14:ligatures w14:val="standardContextual"/>
             </w:rPr>
           </w:pPr>
-          <w:hyperlink w:anchor="_Toc241789018" w:history="1">
+          <w:hyperlink w:anchor="_Toc241789772" w:history="1">
             <w:r>
               <w:rPr>
                 <w:rStyle w:val="Hyperlink"/>
@@ -2226,7 +2561,7 @@
               <w:rPr>
                 <w:noProof/>
               </w:rPr>
-              <w:instrText xml:space="preserve"> PAGEREF _Toc241789018 \h </w:instrText>
+              <w:instrText xml:space="preserve"> PAGEREF _Toc241789772 \h </w:instrText>
             </w:r>
             <w:r>
               <w:rPr>
@@ -2243,7 +2578,7 @@
               <w:rPr>
                 <w:noProof/>
               </w:rPr>
-              <w:t>18</w:t>
+              <w:t>27</w:t>
             </w:r>
             <w:r>
               <w:rPr>
@@ -2269,7 +2604,7 @@
               <w14:ligatures w14:val="standardContextual"/>
             </w:rPr>
           </w:pPr>
-          <w:hyperlink w:anchor="_Toc241789019" w:history="1">
+          <w:hyperlink w:anchor="_Toc241789773" w:history="1">
             <w:r>
               <w:rPr>
                 <w:rStyle w:val="Hyperlink"/>
@@ -2293,7 +2628,7 @@
               <w:rPr>
                 <w:noProof/>
               </w:rPr>
-              <w:instrText xml:space="preserve"> PAGEREF _Toc241789019 \h </w:instrText>
+              <w:instrText xml:space="preserve"> PAGEREF _Toc241789773 \h </w:instrText>
             </w:r>
             <w:r>
               <w:rPr>
@@ -2310,7 +2645,7 @@
               <w:rPr>
                 <w:noProof/>
               </w:rPr>
-              <w:t>18</w:t>
+              <w:t>27</w:t>
             </w:r>
             <w:r>
               <w:rPr>
@@ -2336,7 +2671,7 @@
               <w14:ligatures w14:val="standardContextual"/>
             </w:rPr>
           </w:pPr>
-          <w:hyperlink w:anchor="_Toc241789020" w:history="1">
+          <w:hyperlink w:anchor="_Toc241789774" w:history="1">
             <w:r>
               <w:rPr>
                 <w:rStyle w:val="Hyperlink"/>
@@ -2360,7 +2695,7 @@
               <w:rPr>
                 <w:noProof/>
               </w:rPr>
-              <w:instrText xml:space="preserve"> PAGEREF _Toc241789020 \h </w:instrText>
+              <w:instrText xml:space="preserve"> PAGEREF _Toc241789774 \h </w:instrText>
             </w:r>
             <w:r>
               <w:rPr>
@@ -2377,7 +2712,7 @@
               <w:rPr>
                 <w:noProof/>
               </w:rPr>
-              <w:t>19</w:t>
+              <w:t>28</w:t>
             </w:r>
             <w:r>
               <w:rPr>
@@ -2403,7 +2738,7 @@
               <w14:ligatures w14:val="standardContextual"/>
             </w:rPr>
           </w:pPr>
-          <w:hyperlink w:anchor="_Toc241789021" w:history="1">
+          <w:hyperlink w:anchor="_Toc241789775" w:history="1">
             <w:r>
               <w:rPr>
                 <w:rStyle w:val="Hyperlink"/>
@@ -2427,7 +2762,7 @@
               <w:rPr>
                 <w:noProof/>
               </w:rPr>
-              <w:instrText xml:space="preserve"> PAGEREF _Toc241789021 \h </w:instrText>
+              <w:instrText xml:space="preserve"> PAGEREF _Toc241789775 \h </w:instrText>
             </w:r>
             <w:r>
               <w:rPr>
@@ -2444,7 +2779,7 @@
               <w:rPr>
                 <w:noProof/>
               </w:rPr>
-              <w:t>20</w:t>
+              <w:t>29</w:t>
             </w:r>
             <w:r>
               <w:rPr>
@@ -2470,7 +2805,7 @@
               <w14:ligatures w14:val="standardContextual"/>
             </w:rPr>
           </w:pPr>
-          <w:hyperlink w:anchor="_Toc241789022" w:history="1">
+          <w:hyperlink w:anchor="_Toc241789776" w:history="1">
             <w:r>
               <w:rPr>
                 <w:rStyle w:val="Hyperlink"/>
@@ -2494,7 +2829,7 @@
               <w:rPr>
                 <w:noProof/>
               </w:rPr>
-              <w:instrText xml:space="preserve"> PAGEREF _Toc241789022 \h </w:instrText>
+              <w:instrText xml:space="preserve"> PAGEREF _Toc241789776 \h </w:instrText>
             </w:r>
             <w:r>
               <w:rPr>
@@ -2511,7 +2846,7 @@
               <w:rPr>
                 <w:noProof/>
               </w:rPr>
-              <w:t>20</w:t>
+              <w:t>29</w:t>
             </w:r>
             <w:r>
               <w:rPr>
@@ -2537,7 +2872,7 @@
               <w14:ligatures w14:val="standardContextual"/>
             </w:rPr>
           </w:pPr>
-          <w:hyperlink w:anchor="_Toc241789023" w:history="1">
+          <w:hyperlink w:anchor="_Toc241789777" w:history="1">
             <w:r>
               <w:rPr>
                 <w:rStyle w:val="Hyperlink"/>
@@ -2561,7 +2896,7 @@
               <w:rPr>
                 <w:noProof/>
               </w:rPr>
-              <w:instrText xml:space="preserve"> PAGEREF _Toc241789023 \h </w:instrText>
+              <w:instrText xml:space="preserve"> PAGEREF _Toc241789777 \h </w:instrText>
             </w:r>
             <w:r>
               <w:rPr>
@@ -2578,7 +2913,7 @@
               <w:rPr>
                 <w:noProof/>
               </w:rPr>
-              <w:t>21</w:t>
+              <w:t>30</w:t>
             </w:r>
             <w:r>
               <w:rPr>
@@ -2604,7 +2939,7 @@
               <w14:ligatures w14:val="standardContextual"/>
             </w:rPr>
           </w:pPr>
-          <w:hyperlink w:anchor="_Toc241789024" w:history="1">
+          <w:hyperlink w:anchor="_Toc241789778" w:history="1">
             <w:r>
               <w:rPr>
                 <w:rStyle w:val="Hyperlink"/>
@@ -2628,7 +2963,7 @@
               <w:rPr>
                 <w:noProof/>
               </w:rPr>
-              <w:instrText xml:space="preserve"> PAGEREF _Toc241789024 \h </w:instrText>
+              <w:instrText xml:space="preserve"> PAGEREF _Toc241789778 \h </w:instrText>
             </w:r>
             <w:r>
               <w:rPr>
@@ -2645,7 +2980,7 @@
               <w:rPr>
                 <w:noProof/>
               </w:rPr>
-              <w:t>22</w:t>
+              <w:t>31</w:t>
             </w:r>
             <w:r>
               <w:rPr>
@@ -2667,7 +3002,7 @@
         <w:pStyle w:val="Heading1"/>
         <w:pageBreakBefore/>
       </w:pPr>
-      <w:bookmarkStart w:id="0" w:name="_Toc241788987"/>
+      <w:bookmarkStart w:id="0" w:name="_Toc241789736"/>
       <w:r>
         <w:t>1. The system at a glance</w:t>
       </w:r>
@@ -3307,7 +3642,7 @@
         <w:keepNext/>
         <w:keepLines/>
       </w:pPr>
-      <w:bookmarkStart w:id="1" w:name="_Toc241788988"/>
+      <w:bookmarkStart w:id="1" w:name="_Toc241789737"/>
       <w:r>
         <w:t>How the pieces fit</w:t>
       </w:r>
@@ -3434,7 +3769,7 @@
         <w:pStyle w:val="Heading1"/>
         <w:pageBreakBefore/>
       </w:pPr>
-      <w:bookmarkStart w:id="2" w:name="_Toc241788989"/>
+      <w:bookmarkStart w:id="2" w:name="_Toc241789738"/>
       <w:r>
         <w:t>2. Signing in</w:t>
       </w:r>
@@ -3446,7 +3781,7 @@
         <w:keepNext/>
         <w:keepLines/>
       </w:pPr>
-      <w:bookmarkStart w:id="3" w:name="_Toc241788990"/>
+      <w:bookmarkStart w:id="3" w:name="_Toc241789739"/>
       <w:r>
         <w:t>Three separate sign-ins</w:t>
       </w:r>
@@ -3951,7 +4286,7 @@
         <w:keepNext/>
         <w:keepLines/>
       </w:pPr>
-      <w:bookmarkStart w:id="4" w:name="_Toc241788991"/>
+      <w:bookmarkStart w:id="4" w:name="_Toc241789740"/>
       <w:r>
         <w:t>How people prove who they are</w:t>
       </w:r>
@@ -4334,7 +4669,7 @@
         <w:keepNext/>
         <w:keepLines/>
       </w:pPr>
-      <w:bookmarkStart w:id="5" w:name="_Toc241788992"/>
+      <w:bookmarkStart w:id="5" w:name="_Toc241789741"/>
       <w:r>
         <w:t>Who can sign in: the Team page panel</w:t>
       </w:r>
@@ -4364,7 +4699,7 @@
         <w:keepNext/>
         <w:keepLines/>
       </w:pPr>
-      <w:bookmarkStart w:id="6" w:name="_Toc241788993"/>
+      <w:bookmarkStart w:id="6" w:name="_Toc241789742"/>
       <w:r>
         <w:t>Staying signed in, and stopping access</w:t>
       </w:r>
@@ -4401,7 +4736,7 @@
         <w:pStyle w:val="Heading1"/>
         <w:pageBreakBefore/>
       </w:pPr>
-      <w:bookmarkStart w:id="7" w:name="_Toc241788994"/>
+      <w:bookmarkStart w:id="7" w:name="_Toc241789743"/>
       <w:r>
         <w:t>3. Who can do what</w:t>
       </w:r>
@@ -5133,7 +5468,7 @@
         <w:pStyle w:val="Heading1"/>
         <w:pageBreakBefore/>
       </w:pPr>
-      <w:bookmarkStart w:id="8" w:name="_Toc241788995"/>
+      <w:bookmarkStart w:id="8" w:name="_Toc241789744"/>
       <w:r>
         <w:t>4. The public website</w:t>
       </w:r>
@@ -5145,7 +5480,7 @@
         <w:keepNext/>
         <w:keepLines/>
       </w:pPr>
-      <w:bookmarkStart w:id="9" w:name="_Toc241788996"/>
+      <w:bookmarkStart w:id="9" w:name="_Toc241789745"/>
       <w:r>
         <w:t>What visitors see</w:t>
       </w:r>
@@ -5953,7 +6288,7 @@
         <w:keepNext/>
         <w:keepLines/>
       </w:pPr>
-      <w:bookmarkStart w:id="10" w:name="_Toc241788997"/>
+      <w:bookmarkStart w:id="10" w:name="_Toc241789746"/>
       <w:r>
         <w:t>Rules the website follows</w:t>
       </w:r>
@@ -6016,7 +6351,7 @@
         <w:pStyle w:val="Heading1"/>
         <w:pageBreakBefore/>
       </w:pPr>
-      <w:bookmarkStart w:id="11" w:name="_Toc241788998"/>
+      <w:bookmarkStart w:id="11" w:name="_Toc241789747"/>
       <w:r>
         <w:t>5. The admin console, section by section</w:t>
       </w:r>
@@ -6036,7 +6371,7 @@
         <w:keepNext/>
         <w:keepLines/>
       </w:pPr>
-      <w:bookmarkStart w:id="12" w:name="_Toc241788999"/>
+      <w:bookmarkStart w:id="12" w:name="_Toc241789748"/>
       <w:r>
         <w:t>Clients &amp; court cases</w:t>
       </w:r>
@@ -6226,7 +6561,7 @@
         <w:spacing w:after="140" w:line="300" w:lineRule="auto"/>
       </w:pPr>
       <w:r>
-        <w:t>Client accounts. 'Add client' asks whether the client is an individual (name, phone, email) or an organisation (organisation name, contact person, phone, email, office address), and which cases to link. Clients sign in with that email or their mobile.</w:t>
+        <w:t>Client accounts (step by step in section 6). 'Add client' asks whether the client is an individual (name, phone, email) or an organisation (organisation name, contact person, phone, email, office address), and which cases to link. Clients sign in with that email or their mobile.</w:t>
       </w:r>
     </w:p>
     <w:p>
@@ -6262,7 +6597,7 @@
         <w:spacing w:after="140" w:line="300" w:lineRule="auto"/>
       </w:pPr>
       <w:r>
-        <w:t>Everyone at the firm, in one list, and the only place people are added or edited. It opens with the Who can sign in panel (section 2). One form covers:</w:t>
+        <w:t>Everyone at the firm, in one list, and the only place people are added or edited (step by step in section 6). It opens with the Who can sign in panel. One form covers:</w:t>
       </w:r>
     </w:p>
     <w:p>
@@ -6310,7 +6645,7 @@
         <w:keepNext/>
         <w:keepLines/>
       </w:pPr>
-      <w:bookmarkStart w:id="13" w:name="_Toc241789000"/>
+      <w:bookmarkStart w:id="13" w:name="_Toc241789749"/>
       <w:r>
         <w:t>Website</w:t>
       </w:r>
@@ -6764,11 +7099,36 @@
         <w:pStyle w:val="Heading1"/>
         <w:pageBreakBefore/>
       </w:pPr>
-      <w:bookmarkStart w:id="14" w:name="_Toc241789001"/>
+      <w:bookmarkStart w:id="14" w:name="_Toc241789750"/>
       <w:r>
         <w:t>6. Cases and the court's own record</w:t>
       </w:r>
       <w:bookmarkEnd w:id="14"/>
+    </w:p>
+    <w:p>
+      <w:pPr>
+        <w:spacing w:after="140" w:line="300" w:lineRule="auto"/>
+      </w:pPr>
+      <w:r>
+        <w:t>This section shows, step by step, how to add a case, a client and a lawyer, how to link them to each other, and how access is given. The screenshots are from the admin console with fictional sample data (every name ends '(Demo)').</w:t>
+      </w:r>
+    </w:p>
+    <w:p>
+      <w:pPr>
+        <w:pBdr>
+          <w:left w:val="single" w:sz="18" w:space="10" w:color="B8862B"/>
+        </w:pBdr>
+        <w:spacing w:before="80" w:after="180" w:line="290" w:lineRule="auto"/>
+        <w:ind w:left="240"/>
+      </w:pPr>
+      <w:r>
+        <w:rPr>
+          <w:i/>
+          <w:iCs/>
+          <w:color w:val="5B6475"/>
+        </w:rPr>
+        <w:t>Only owners and administrators do the steps in this section, from the admin console (/admin). Lawyers and clients cannot open cases or link accounts.</w:t>
+      </w:r>
     </w:p>
     <w:p>
       <w:pPr>
@@ -6776,11 +7136,21 @@
         <w:keepNext/>
         <w:keepLines/>
       </w:pPr>
-      <w:bookmarkStart w:id="15" w:name="_Toc241789002"/>
-      <w:r>
-        <w:t>How 'Update from court' works</w:t>
+      <w:bookmarkStart w:id="15" w:name="_Toc241789751"/>
+      <w:r>
+        <w:t>How to add a case</w:t>
       </w:r>
       <w:bookmarkEnd w:id="15"/>
+    </w:p>
+    <w:p>
+      <w:pPr>
+        <w:pStyle w:val="Heading3"/>
+        <w:keepNext/>
+        <w:keepLines/>
+      </w:pPr>
+      <w:r>
+        <w:t>Step 1: open the New case window</w:t>
+      </w:r>
     </w:p>
     <w:p>
       <w:pPr>
@@ -6792,17 +7162,7 @@
         <w:spacing w:after="80" w:line="290" w:lineRule="auto"/>
       </w:pPr>
       <w:r>
-        <w:t xml:space="preserve">A lawyer or administrator presses </w:t>
-      </w:r>
-      <w:r>
-        <w:rPr>
-          <w:b/>
-          <w:bCs/>
-        </w:rPr>
-        <w:t>Update from court</w:t>
-      </w:r>
-      <w:r>
-        <w:t xml:space="preserve"> on a case with a CNR number.</w:t>
+        <w:t>Sign in to the admin console at /admin/login.</w:t>
       </w:r>
     </w:p>
     <w:p>
@@ -6815,7 +7175,27 @@
         <w:spacing w:after="80" w:line="290" w:lineRule="auto"/>
       </w:pPr>
       <w:r>
-        <w:t>The system opens the right court website: the district courts' eCourts site, or the High Courts' site. It decides from the CNR, for example HBHC is the Telangana High Court, APHC the Andhra Pradesh High Court, and TSHC the Hyderabad city civil courts.</w:t>
+        <w:t xml:space="preserve">Click </w:t>
+      </w:r>
+      <w:r>
+        <w:rPr>
+          <w:b/>
+          <w:bCs/>
+        </w:rPr>
+        <w:t>Cases</w:t>
+      </w:r>
+      <w:r>
+        <w:t xml:space="preserve"> in the menu on the left (or stay on </w:t>
+      </w:r>
+      <w:r>
+        <w:rPr>
+          <w:b/>
+          <w:bCs/>
+        </w:rPr>
+        <w:t>Overview</w:t>
+      </w:r>
+      <w:r>
+        <w:t>).</w:t>
       </w:r>
     </w:p>
     <w:p>
@@ -6828,7 +7208,101 @@
         <w:spacing w:after="80" w:line="290" w:lineRule="auto"/>
       </w:pPr>
       <w:r>
-        <w:t>The court's captcha picture is shown; the person types it. The system never solves captchas by itself.</w:t>
+        <w:t xml:space="preserve">Click the gold </w:t>
+      </w:r>
+      <w:r>
+        <w:rPr>
+          <w:b/>
+          <w:bCs/>
+        </w:rPr>
+        <w:t>New case</w:t>
+      </w:r>
+      <w:r>
+        <w:t xml:space="preserve"> button at the top right.</w:t>
+      </w:r>
+    </w:p>
+    <w:p>
+      <w:pPr>
+        <w:keepNext/>
+        <w:spacing w:before="120" w:after="60"/>
+        <w:jc w:val="center"/>
+      </w:pPr>
+      <w:r>
+        <w:rPr>
+          <w:noProof/>
+        </w:rPr>
+        <w:drawing>
+          <wp:inline distT="0" distB="0" distL="0" distR="0" wp14:anchorId="15FF7D0D" wp14:editId="056D22C2">
+            <wp:extent cx="5810250" cy="2543175"/>
+            <wp:effectExtent l="0" t="0" r="0" b="0"/>
+            <wp:docPr id="1" name="cases-page" descr="Admin console → Cases. The New case button is at the top right." title="Admin console → Cases. The New case button is at the top right."/>
+            <wp:cNvGraphicFramePr>
+              <a:graphicFrameLocks xmlns:a="http://schemas.openxmlformats.org/drawingml/2006/main" noChangeAspect="1"/>
+            </wp:cNvGraphicFramePr>
+            <a:graphic xmlns:a="http://schemas.openxmlformats.org/drawingml/2006/main">
+              <a:graphicData uri="http://schemas.openxmlformats.org/drawingml/2006/picture">
+                <pic:pic xmlns:pic="http://schemas.openxmlformats.org/drawingml/2006/picture">
+                  <pic:nvPicPr>
+                    <pic:cNvPr id="0" name=""/>
+                    <pic:cNvPicPr>
+                      <a:picLocks noChangeAspect="1" noChangeArrowheads="1"/>
+                    </pic:cNvPicPr>
+                  </pic:nvPicPr>
+                  <pic:blipFill>
+                    <a:blip r:embed="rId7"/>
+                    <a:srcRect/>
+                    <a:stretch>
+                      <a:fillRect/>
+                    </a:stretch>
+                  </pic:blipFill>
+                  <pic:spPr bwMode="auto">
+                    <a:xfrm>
+                      <a:off x="0" y="0"/>
+                      <a:ext cx="5810250" cy="2543175"/>
+                    </a:xfrm>
+                    <a:prstGeom prst="rect">
+                      <a:avLst/>
+                    </a:prstGeom>
+                  </pic:spPr>
+                </pic:pic>
+              </a:graphicData>
+            </a:graphic>
+          </wp:inline>
+        </w:drawing>
+      </w:r>
+    </w:p>
+    <w:p>
+      <w:pPr>
+        <w:spacing w:after="220"/>
+        <w:jc w:val="center"/>
+      </w:pPr>
+      <w:r>
+        <w:rPr>
+          <w:i/>
+          <w:iCs/>
+          <w:color w:val="5B6475"/>
+          <w:sz w:val="18"/>
+          <w:szCs w:val="18"/>
+        </w:rPr>
+        <w:t>Admin console → Cases. The New case button is at the top right.</w:t>
+      </w:r>
+    </w:p>
+    <w:p>
+      <w:pPr>
+        <w:pStyle w:val="Heading3"/>
+        <w:keepNext/>
+        <w:keepLines/>
+      </w:pPr>
+      <w:r>
+        <w:t>Step 2a: a case already filed in court (with a CNR)</w:t>
+      </w:r>
+    </w:p>
+    <w:p>
+      <w:pPr>
+        <w:spacing w:after="140" w:line="300" w:lineRule="auto"/>
+      </w:pPr>
+      <w:r>
+        <w:t>The CNR is the 16-character number printed on the court's case status page and on its orders, for example HBHC010516652019.</w:t>
       </w:r>
     </w:p>
     <w:p>
@@ -6836,12 +7310,22 @@
         <w:pStyle w:val="ListParagraph"/>
         <w:numPr>
           <w:ilvl w:val="0"/>
-          <w:numId w:val="3"/>
+          <w:numId w:val="4"/>
         </w:numPr>
         <w:spacing w:after="80" w:line="290" w:lineRule="auto"/>
       </w:pPr>
       <w:r>
-        <w:t>The system reads the case page: status, stage, next date, judge, parties and advocates, the full hearing history and the list of orders.</w:t>
+        <w:t xml:space="preserve">Type the CNR in </w:t>
+      </w:r>
+      <w:r>
+        <w:rPr>
+          <w:b/>
+          <w:bCs/>
+        </w:rPr>
+        <w:t>CNR number</w:t>
+      </w:r>
+      <w:r>
+        <w:t>.</w:t>
       </w:r>
     </w:p>
     <w:p>
@@ -6849,22 +7333,22 @@
         <w:pStyle w:val="ListParagraph"/>
         <w:numPr>
           <w:ilvl w:val="0"/>
-          <w:numId w:val="3"/>
+          <w:numId w:val="4"/>
         </w:numPr>
         <w:spacing w:after="80" w:line="290" w:lineRule="auto"/>
       </w:pPr>
       <w:r>
-        <w:t xml:space="preserve">Every order PDF the court has uploaded is downloaded and saved into the case's </w:t>
+        <w:t xml:space="preserve">Click </w:t>
       </w:r>
       <w:r>
         <w:rPr>
           <w:b/>
           <w:bCs/>
         </w:rPr>
-        <w:t>Case files</w:t>
-      </w:r>
-      <w:r>
-        <w:t xml:space="preserve"> folder, where the client can see it. PDFs already saved are not downloaded again.</w:t>
+        <w:t>Next: the court's captcha</w:t>
+      </w:r>
+      <w:r>
+        <w:t>. The court's captcha picture appears.</w:t>
       </w:r>
     </w:p>
     <w:p>
@@ -6872,12 +7356,520 @@
         <w:pStyle w:val="ListParagraph"/>
         <w:numPr>
           <w:ilvl w:val="0"/>
-          <w:numId w:val="3"/>
+          <w:numId w:val="4"/>
         </w:numPr>
         <w:spacing w:after="80" w:line="290" w:lineRule="auto"/>
       </w:pPr>
       <w:r>
-        <w:t>A message reports what changed: new hearings, new orders, PDFs saved, and any the court has not uploaded yet.</w:t>
+        <w:t xml:space="preserve">Type the letters shown in the picture and click </w:t>
+      </w:r>
+      <w:r>
+        <w:rPr>
+          <w:b/>
+          <w:bCs/>
+        </w:rPr>
+        <w:t>Fetch case details</w:t>
+      </w:r>
+      <w:r>
+        <w:t>. The system reads the case from the court's own website and fills in the form for you.</w:t>
+      </w:r>
+    </w:p>
+    <w:p>
+      <w:pPr>
+        <w:pStyle w:val="ListParagraph"/>
+        <w:numPr>
+          <w:ilvl w:val="0"/>
+          <w:numId w:val="4"/>
+        </w:numPr>
+        <w:spacing w:after="80" w:line="290" w:lineRule="auto"/>
+      </w:pPr>
+      <w:r>
+        <w:t xml:space="preserve">Check what was filled in (a gold note at the top says 'Filled in from the court's record'). If a red note says </w:t>
+      </w:r>
+      <w:r>
+        <w:rPr>
+          <w:b/>
+          <w:bCs/>
+        </w:rPr>
+        <w:t>Already on file</w:t>
+      </w:r>
+      <w:r>
+        <w:t>, the case exists already: open that one instead.</w:t>
+      </w:r>
+    </w:p>
+    <w:p>
+      <w:pPr>
+        <w:pStyle w:val="ListParagraph"/>
+        <w:numPr>
+          <w:ilvl w:val="0"/>
+          <w:numId w:val="4"/>
+        </w:numPr>
+        <w:spacing w:after="80" w:line="290" w:lineRule="auto"/>
+      </w:pPr>
+      <w:r>
+        <w:t xml:space="preserve">If the court's website is not working, the link </w:t>
+      </w:r>
+      <w:r>
+        <w:rPr>
+          <w:b/>
+          <w:bCs/>
+        </w:rPr>
+        <w:t>Use the eCourtsIndia backup (paid)</w:t>
+      </w:r>
+      <w:r>
+        <w:t xml:space="preserve"> fetches the same details for about ₹1.50.</w:t>
+      </w:r>
+    </w:p>
+    <w:p>
+      <w:pPr>
+        <w:keepNext/>
+        <w:spacing w:before="120" w:after="60"/>
+        <w:jc w:val="center"/>
+      </w:pPr>
+      <w:r>
+        <w:rPr>
+          <w:noProof/>
+        </w:rPr>
+        <w:drawing>
+          <wp:inline distT="0" distB="0" distL="0" distR="0" wp14:anchorId="46DB2772" wp14:editId="60851861">
+            <wp:extent cx="4953000" cy="2219325"/>
+            <wp:effectExtent l="0" t="0" r="0" b="0"/>
+            <wp:docPr id="2" name="newcase-cnr" descr="The first screen of New case: type the CNR, or fill in the details by hand." title="The first screen of New case: type the CNR, or fill in the details by hand."/>
+            <wp:cNvGraphicFramePr>
+              <a:graphicFrameLocks xmlns:a="http://schemas.openxmlformats.org/drawingml/2006/main" noChangeAspect="1"/>
+            </wp:cNvGraphicFramePr>
+            <a:graphic xmlns:a="http://schemas.openxmlformats.org/drawingml/2006/main">
+              <a:graphicData uri="http://schemas.openxmlformats.org/drawingml/2006/picture">
+                <pic:pic xmlns:pic="http://schemas.openxmlformats.org/drawingml/2006/picture">
+                  <pic:nvPicPr>
+                    <pic:cNvPr id="0" name=""/>
+                    <pic:cNvPicPr>
+                      <a:picLocks noChangeAspect="1" noChangeArrowheads="1"/>
+                    </pic:cNvPicPr>
+                  </pic:nvPicPr>
+                  <pic:blipFill>
+                    <a:blip r:embed="rId8"/>
+                    <a:srcRect/>
+                    <a:stretch>
+                      <a:fillRect/>
+                    </a:stretch>
+                  </pic:blipFill>
+                  <pic:spPr bwMode="auto">
+                    <a:xfrm>
+                      <a:off x="0" y="0"/>
+                      <a:ext cx="4953000" cy="2219325"/>
+                    </a:xfrm>
+                    <a:prstGeom prst="rect">
+                      <a:avLst/>
+                    </a:prstGeom>
+                  </pic:spPr>
+                </pic:pic>
+              </a:graphicData>
+            </a:graphic>
+          </wp:inline>
+        </w:drawing>
+      </w:r>
+    </w:p>
+    <w:p>
+      <w:pPr>
+        <w:spacing w:after="220"/>
+        <w:jc w:val="center"/>
+      </w:pPr>
+      <w:r>
+        <w:rPr>
+          <w:i/>
+          <w:iCs/>
+          <w:color w:val="5B6475"/>
+          <w:sz w:val="18"/>
+          <w:szCs w:val="18"/>
+        </w:rPr>
+        <w:t>The first screen of New case: type the CNR, or fill in the details by hand.</w:t>
+      </w:r>
+    </w:p>
+    <w:p>
+      <w:pPr>
+        <w:pStyle w:val="Heading3"/>
+        <w:keepNext/>
+        <w:keepLines/>
+      </w:pPr>
+      <w:r>
+        <w:t>Step 2b: no CNR yet (not filed, advisory work, or the number is not to hand)</w:t>
+      </w:r>
+    </w:p>
+    <w:p>
+      <w:pPr>
+        <w:pStyle w:val="ListParagraph"/>
+        <w:numPr>
+          <w:ilvl w:val="0"/>
+          <w:numId w:val="5"/>
+        </w:numPr>
+        <w:spacing w:after="80" w:line="290" w:lineRule="auto"/>
+      </w:pPr>
+      <w:r>
+        <w:t xml:space="preserve">Click </w:t>
+      </w:r>
+      <w:r>
+        <w:rPr>
+          <w:b/>
+          <w:bCs/>
+        </w:rPr>
+        <w:t>Fill in the details manually</w:t>
+      </w:r>
+      <w:r>
+        <w:t>.</w:t>
+      </w:r>
+    </w:p>
+    <w:p>
+      <w:pPr>
+        <w:pStyle w:val="ListParagraph"/>
+        <w:numPr>
+          <w:ilvl w:val="0"/>
+          <w:numId w:val="5"/>
+        </w:numPr>
+        <w:spacing w:after="80" w:line="290" w:lineRule="auto"/>
+      </w:pPr>
+      <w:r>
+        <w:rPr>
+          <w:b/>
+          <w:bCs/>
+        </w:rPr>
+        <w:t>The case:</w:t>
+      </w:r>
+      <w:r>
+        <w:t xml:space="preserve"> a </w:t>
+      </w:r>
+      <w:r>
+        <w:rPr>
+          <w:b/>
+          <w:bCs/>
+        </w:rPr>
+        <w:t>Title</w:t>
+      </w:r>
+      <w:r>
+        <w:t xml:space="preserve"> is the only required field, usually the cause title, e.g. 'Ravi Kumar v. State of Telangana'. Add a short summary, the practice area, status and stage.</w:t>
+      </w:r>
+    </w:p>
+    <w:p>
+      <w:pPr>
+        <w:pStyle w:val="ListParagraph"/>
+        <w:numPr>
+          <w:ilvl w:val="0"/>
+          <w:numId w:val="5"/>
+        </w:numPr>
+        <w:spacing w:after="80" w:line="290" w:lineRule="auto"/>
+      </w:pPr>
+      <w:r>
+        <w:rPr>
+          <w:b/>
+          <w:bCs/>
+        </w:rPr>
+        <w:t>Court or forum:</w:t>
+      </w:r>
+      <w:r>
+        <w:t xml:space="preserve"> where the case is or will be heard. Choose 'Not in litigation (advisory)' for advisory work. Once a court is chosen, the case number fields appear.</w:t>
+      </w:r>
+    </w:p>
+    <w:p>
+      <w:pPr>
+        <w:pStyle w:val="ListParagraph"/>
+        <w:numPr>
+          <w:ilvl w:val="0"/>
+          <w:numId w:val="5"/>
+        </w:numPr>
+        <w:spacing w:after="80" w:line="290" w:lineRule="auto"/>
+      </w:pPr>
+      <w:r>
+        <w:rPr>
+          <w:b/>
+          <w:bCs/>
+        </w:rPr>
+        <w:t>Parties:</w:t>
+      </w:r>
+      <w:r>
+        <w:t xml:space="preserve"> click </w:t>
+      </w:r>
+      <w:r>
+        <w:rPr>
+          <w:b/>
+          <w:bCs/>
+        </w:rPr>
+        <w:t>+ Petitioner</w:t>
+      </w:r>
+      <w:r>
+        <w:t xml:space="preserve">, </w:t>
+      </w:r>
+      <w:r>
+        <w:rPr>
+          <w:b/>
+          <w:bCs/>
+        </w:rPr>
+        <w:t>+ Respondent</w:t>
+      </w:r>
+      <w:r>
+        <w:t xml:space="preserve"> and so on, type each name as in the cause title, and tick the party the firm acts for.</w:t>
+      </w:r>
+    </w:p>
+    <w:p>
+      <w:pPr>
+        <w:pStyle w:val="ListParagraph"/>
+        <w:numPr>
+          <w:ilvl w:val="0"/>
+          <w:numId w:val="5"/>
+        </w:numPr>
+        <w:spacing w:after="80" w:line="290" w:lineRule="auto"/>
+      </w:pPr>
+      <w:r>
+        <w:rPr>
+          <w:b/>
+          <w:bCs/>
+        </w:rPr>
+        <w:t>Law and relief:</w:t>
+      </w:r>
+      <w:r>
+        <w:t xml:space="preserve"> acts and sections (one per line) and the relief sought.</w:t>
+      </w:r>
+    </w:p>
+    <w:p>
+      <w:pPr>
+        <w:keepNext/>
+        <w:spacing w:before="120" w:after="60"/>
+        <w:jc w:val="center"/>
+      </w:pPr>
+      <w:r>
+        <w:rPr>
+          <w:noProof/>
+        </w:rPr>
+        <w:drawing>
+          <wp:inline distT="0" distB="0" distL="0" distR="0" wp14:anchorId="6D052484" wp14:editId="7956CFA4">
+            <wp:extent cx="4095750" cy="6324600"/>
+            <wp:effectExtent l="0" t="0" r="0" b="0"/>
+            <wp:docPr id="3" name="newcase-manual-top" descr="Filling in a case by hand: the case, the court, the parties, the law." title="Filling in a case by hand: the case, the court, the parties, the law."/>
+            <wp:cNvGraphicFramePr>
+              <a:graphicFrameLocks xmlns:a="http://schemas.openxmlformats.org/drawingml/2006/main" noChangeAspect="1"/>
+            </wp:cNvGraphicFramePr>
+            <a:graphic xmlns:a="http://schemas.openxmlformats.org/drawingml/2006/main">
+              <a:graphicData uri="http://schemas.openxmlformats.org/drawingml/2006/picture">
+                <pic:pic xmlns:pic="http://schemas.openxmlformats.org/drawingml/2006/picture">
+                  <pic:nvPicPr>
+                    <pic:cNvPr id="0" name=""/>
+                    <pic:cNvPicPr>
+                      <a:picLocks noChangeAspect="1" noChangeArrowheads="1"/>
+                    </pic:cNvPicPr>
+                  </pic:nvPicPr>
+                  <pic:blipFill>
+                    <a:blip r:embed="rId9"/>
+                    <a:srcRect/>
+                    <a:stretch>
+                      <a:fillRect/>
+                    </a:stretch>
+                  </pic:blipFill>
+                  <pic:spPr bwMode="auto">
+                    <a:xfrm>
+                      <a:off x="0" y="0"/>
+                      <a:ext cx="4095750" cy="6324600"/>
+                    </a:xfrm>
+                    <a:prstGeom prst="rect">
+                      <a:avLst/>
+                    </a:prstGeom>
+                  </pic:spPr>
+                </pic:pic>
+              </a:graphicData>
+            </a:graphic>
+          </wp:inline>
+        </w:drawing>
+      </w:r>
+    </w:p>
+    <w:p>
+      <w:pPr>
+        <w:spacing w:after="220"/>
+        <w:jc w:val="center"/>
+      </w:pPr>
+      <w:r>
+        <w:rPr>
+          <w:i/>
+          <w:iCs/>
+          <w:color w:val="5B6475"/>
+          <w:sz w:val="18"/>
+          <w:szCs w:val="18"/>
+        </w:rPr>
+        <w:t>Filling in a case by hand: the case, the court, the parties, the law.</w:t>
+      </w:r>
+    </w:p>
+    <w:p>
+      <w:pPr>
+        <w:pStyle w:val="Heading3"/>
+        <w:keepNext/>
+        <w:keepLines/>
+      </w:pPr>
+      <w:r>
+        <w:t>Step 3: the team and the client, then create</w:t>
+      </w:r>
+    </w:p>
+    <w:p>
+      <w:pPr>
+        <w:spacing w:after="140" w:line="300" w:lineRule="auto"/>
+      </w:pPr>
+      <w:r>
+        <w:t xml:space="preserve">At the bottom of the same window is </w:t>
+      </w:r>
+      <w:r>
+        <w:rPr>
+          <w:b/>
+          <w:bCs/>
+        </w:rPr>
+        <w:t>Team and client</w:t>
+      </w:r>
+      <w:r>
+        <w:t>:</w:t>
+      </w:r>
+    </w:p>
+    <w:p>
+      <w:pPr>
+        <w:pStyle w:val="ListParagraph"/>
+        <w:numPr>
+          <w:ilvl w:val="0"/>
+          <w:numId w:val="6"/>
+        </w:numPr>
+        <w:spacing w:after="80" w:line="290" w:lineRule="auto"/>
+      </w:pPr>
+      <w:r>
+        <w:rPr>
+          <w:b/>
+          <w:bCs/>
+        </w:rPr>
+        <w:t>Lawyers on the case:</w:t>
+      </w:r>
+      <w:r>
+        <w:t xml:space="preserve"> pick a lawyer from </w:t>
+      </w:r>
+      <w:r>
+        <w:rPr>
+          <w:b/>
+          <w:bCs/>
+        </w:rPr>
+        <w:t>+ Add a lawyer</w:t>
+      </w:r>
+      <w:r>
+        <w:t>. Repeat for each lawyer; the first is the lead. Every lawyer added sees the case in their lawyer workspace.</w:t>
+      </w:r>
+    </w:p>
+    <w:p>
+      <w:pPr>
+        <w:pStyle w:val="ListParagraph"/>
+        <w:numPr>
+          <w:ilvl w:val="0"/>
+          <w:numId w:val="6"/>
+        </w:numPr>
+        <w:spacing w:after="80" w:line="290" w:lineRule="auto"/>
+      </w:pPr>
+      <w:r>
+        <w:rPr>
+          <w:b/>
+          <w:bCs/>
+        </w:rPr>
+        <w:t>Client account:</w:t>
+      </w:r>
+      <w:r>
+        <w:t xml:space="preserve"> pick the client who should see the case, or leave it on </w:t>
+      </w:r>
+      <w:r>
+        <w:rPr>
+          <w:b/>
+          <w:bCs/>
+        </w:rPr>
+        <w:t>Link later</w:t>
+      </w:r>
+      <w:r>
+        <w:t>. The client must already be under Clients (see 'How to add a client' below).</w:t>
+      </w:r>
+    </w:p>
+    <w:p>
+      <w:pPr>
+        <w:pStyle w:val="ListParagraph"/>
+        <w:numPr>
+          <w:ilvl w:val="0"/>
+          <w:numId w:val="6"/>
+        </w:numPr>
+        <w:spacing w:after="80" w:line="290" w:lineRule="auto"/>
+      </w:pPr>
+      <w:r>
+        <w:t xml:space="preserve">Click </w:t>
+      </w:r>
+      <w:r>
+        <w:rPr>
+          <w:b/>
+          <w:bCs/>
+        </w:rPr>
+        <w:t>Create case</w:t>
+      </w:r>
+      <w:r>
+        <w:t>. The case opens on its own page with the firm's reference, for example ALS-2026-ABC12. If you came in by CNR, the hearing history and the court's order PDFs are saved with it.</w:t>
+      </w:r>
+    </w:p>
+    <w:p>
+      <w:pPr>
+        <w:keepNext/>
+        <w:spacing w:before="120" w:after="60"/>
+        <w:jc w:val="center"/>
+      </w:pPr>
+      <w:r>
+        <w:rPr>
+          <w:noProof/>
+        </w:rPr>
+        <w:drawing>
+          <wp:inline distT="0" distB="0" distL="0" distR="0" wp14:anchorId="1268B1CE" wp14:editId="5579DC9D">
+            <wp:extent cx="4095750" cy="6324600"/>
+            <wp:effectExtent l="0" t="0" r="0" b="0"/>
+            <wp:docPr id="4" name="newcase-manual-team" descr="The end of the New case window: lawyers, client account, Create case." title="The end of the New case window: lawyers, client account, Create case."/>
+            <wp:cNvGraphicFramePr>
+              <a:graphicFrameLocks xmlns:a="http://schemas.openxmlformats.org/drawingml/2006/main" noChangeAspect="1"/>
+            </wp:cNvGraphicFramePr>
+            <a:graphic xmlns:a="http://schemas.openxmlformats.org/drawingml/2006/main">
+              <a:graphicData uri="http://schemas.openxmlformats.org/drawingml/2006/picture">
+                <pic:pic xmlns:pic="http://schemas.openxmlformats.org/drawingml/2006/picture">
+                  <pic:nvPicPr>
+                    <pic:cNvPr id="0" name=""/>
+                    <pic:cNvPicPr>
+                      <a:picLocks noChangeAspect="1" noChangeArrowheads="1"/>
+                    </pic:cNvPicPr>
+                  </pic:nvPicPr>
+                  <pic:blipFill>
+                    <a:blip r:embed="rId10"/>
+                    <a:srcRect/>
+                    <a:stretch>
+                      <a:fillRect/>
+                    </a:stretch>
+                  </pic:blipFill>
+                  <pic:spPr bwMode="auto">
+                    <a:xfrm>
+                      <a:off x="0" y="0"/>
+                      <a:ext cx="4095750" cy="6324600"/>
+                    </a:xfrm>
+                    <a:prstGeom prst="rect">
+                      <a:avLst/>
+                    </a:prstGeom>
+                  </pic:spPr>
+                </pic:pic>
+              </a:graphicData>
+            </a:graphic>
+          </wp:inline>
+        </w:drawing>
+      </w:r>
+    </w:p>
+    <w:p>
+      <w:pPr>
+        <w:spacing w:after="220"/>
+        <w:jc w:val="center"/>
+      </w:pPr>
+      <w:r>
+        <w:rPr>
+          <w:i/>
+          <w:iCs/>
+          <w:color w:val="5B6475"/>
+          <w:sz w:val="18"/>
+          <w:szCs w:val="18"/>
+        </w:rPr>
+        <w:t>The end of the New case window: lawyers, client account, Create case.</w:t>
       </w:r>
     </w:p>
     <w:p>
@@ -6886,11 +7878,391 @@
         <w:keepNext/>
         <w:keepLines/>
       </w:pPr>
-      <w:bookmarkStart w:id="16" w:name="_Toc241789003"/>
-      <w:r>
-        <w:t>Things worth knowing</w:t>
+      <w:bookmarkStart w:id="16" w:name="_Toc241789752"/>
+      <w:r>
+        <w:t>How to add a client</w:t>
       </w:r>
       <w:bookmarkEnd w:id="16"/>
+    </w:p>
+    <w:p>
+      <w:pPr>
+        <w:pStyle w:val="ListParagraph"/>
+        <w:numPr>
+          <w:ilvl w:val="0"/>
+          <w:numId w:val="7"/>
+        </w:numPr>
+        <w:spacing w:after="80" w:line="290" w:lineRule="auto"/>
+      </w:pPr>
+      <w:r>
+        <w:t xml:space="preserve">In the admin console click </w:t>
+      </w:r>
+      <w:r>
+        <w:rPr>
+          <w:b/>
+          <w:bCs/>
+        </w:rPr>
+        <w:t>Clients</w:t>
+      </w:r>
+      <w:r>
+        <w:t xml:space="preserve">, then </w:t>
+      </w:r>
+      <w:r>
+        <w:rPr>
+          <w:b/>
+          <w:bCs/>
+        </w:rPr>
+        <w:t>Add client</w:t>
+      </w:r>
+      <w:r>
+        <w:t>.</w:t>
+      </w:r>
+    </w:p>
+    <w:p>
+      <w:pPr>
+        <w:pStyle w:val="ListParagraph"/>
+        <w:numPr>
+          <w:ilvl w:val="0"/>
+          <w:numId w:val="7"/>
+        </w:numPr>
+        <w:spacing w:after="80" w:line="290" w:lineRule="auto"/>
+      </w:pPr>
+      <w:r>
+        <w:t xml:space="preserve">Under </w:t>
+      </w:r>
+      <w:r>
+        <w:rPr>
+          <w:b/>
+          <w:bCs/>
+        </w:rPr>
+        <w:t>Client is</w:t>
+      </w:r>
+      <w:r>
+        <w:t xml:space="preserve">, choose </w:t>
+      </w:r>
+      <w:r>
+        <w:rPr>
+          <w:b/>
+          <w:bCs/>
+        </w:rPr>
+        <w:t>An individual</w:t>
+      </w:r>
+      <w:r>
+        <w:t xml:space="preserve"> or </w:t>
+      </w:r>
+      <w:r>
+        <w:rPr>
+          <w:b/>
+          <w:bCs/>
+        </w:rPr>
+        <w:t>An organisation</w:t>
+      </w:r>
+      <w:r>
+        <w:t>.</w:t>
+      </w:r>
+    </w:p>
+    <w:p>
+      <w:pPr>
+        <w:pStyle w:val="ListParagraph"/>
+        <w:numPr>
+          <w:ilvl w:val="0"/>
+          <w:numId w:val="7"/>
+        </w:numPr>
+        <w:spacing w:after="80" w:line="290" w:lineRule="auto"/>
+      </w:pPr>
+      <w:r>
+        <w:t xml:space="preserve">For an individual: </w:t>
+      </w:r>
+      <w:r>
+        <w:rPr>
+          <w:b/>
+          <w:bCs/>
+        </w:rPr>
+        <w:t>Name</w:t>
+      </w:r>
+      <w:r>
+        <w:t xml:space="preserve"> and </w:t>
+      </w:r>
+      <w:r>
+        <w:rPr>
+          <w:b/>
+          <w:bCs/>
+        </w:rPr>
+        <w:t>Email</w:t>
+      </w:r>
+      <w:r>
+        <w:t xml:space="preserve"> are required; add the </w:t>
+      </w:r>
+      <w:r>
+        <w:rPr>
+          <w:b/>
+          <w:bCs/>
+        </w:rPr>
+        <w:t>Phone</w:t>
+      </w:r>
+      <w:r>
+        <w:t xml:space="preserve"> too. For an organisation: </w:t>
+      </w:r>
+      <w:r>
+        <w:rPr>
+          <w:b/>
+          <w:bCs/>
+        </w:rPr>
+        <w:t>Organisation name</w:t>
+      </w:r>
+      <w:r>
+        <w:t xml:space="preserve">, </w:t>
+      </w:r>
+      <w:r>
+        <w:rPr>
+          <w:b/>
+          <w:bCs/>
+        </w:rPr>
+        <w:t>Contact person</w:t>
+      </w:r>
+      <w:r>
+        <w:t xml:space="preserve">, </w:t>
+      </w:r>
+      <w:r>
+        <w:rPr>
+          <w:b/>
+          <w:bCs/>
+        </w:rPr>
+        <w:t>Email</w:t>
+      </w:r>
+      <w:r>
+        <w:t xml:space="preserve">, phone and </w:t>
+      </w:r>
+      <w:r>
+        <w:rPr>
+          <w:b/>
+          <w:bCs/>
+        </w:rPr>
+        <w:t>Office address</w:t>
+      </w:r>
+      <w:r>
+        <w:t>.</w:t>
+      </w:r>
+    </w:p>
+    <w:p>
+      <w:pPr>
+        <w:pStyle w:val="ListParagraph"/>
+        <w:numPr>
+          <w:ilvl w:val="0"/>
+          <w:numId w:val="7"/>
+        </w:numPr>
+        <w:spacing w:after="80" w:line="290" w:lineRule="auto"/>
+      </w:pPr>
+      <w:r>
+        <w:t xml:space="preserve">The </w:t>
+      </w:r>
+      <w:r>
+        <w:rPr>
+          <w:b/>
+          <w:bCs/>
+        </w:rPr>
+        <w:t>Email</w:t>
+      </w:r>
+      <w:r>
+        <w:t xml:space="preserve"> is what the client signs in with through Google, and the </w:t>
+      </w:r>
+      <w:r>
+        <w:rPr>
+          <w:b/>
+          <w:bCs/>
+        </w:rPr>
+        <w:t>Phone</w:t>
+      </w:r>
+      <w:r>
+        <w:t xml:space="preserve"> is the number their mobile sign-in code goes to. Check both carefully.</w:t>
+      </w:r>
+    </w:p>
+    <w:p>
+      <w:pPr>
+        <w:pStyle w:val="ListParagraph"/>
+        <w:numPr>
+          <w:ilvl w:val="0"/>
+          <w:numId w:val="7"/>
+        </w:numPr>
+        <w:spacing w:after="80" w:line="290" w:lineRule="auto"/>
+      </w:pPr>
+      <w:r>
+        <w:t xml:space="preserve">Optional: under </w:t>
+      </w:r>
+      <w:r>
+        <w:rPr>
+          <w:b/>
+          <w:bCs/>
+        </w:rPr>
+        <w:t>Cases</w:t>
+      </w:r>
+      <w:r>
+        <w:t xml:space="preserve">, choose </w:t>
+      </w:r>
+      <w:r>
+        <w:rPr>
+          <w:b/>
+          <w:bCs/>
+        </w:rPr>
+        <w:t>+ Link a case</w:t>
+      </w:r>
+      <w:r>
+        <w:t xml:space="preserve"> to attach their case now, so it is waiting when they first sign in. Repeat for more cases.</w:t>
+      </w:r>
+    </w:p>
+    <w:p>
+      <w:pPr>
+        <w:pStyle w:val="ListParagraph"/>
+        <w:numPr>
+          <w:ilvl w:val="0"/>
+          <w:numId w:val="7"/>
+        </w:numPr>
+        <w:spacing w:after="80" w:line="290" w:lineRule="auto"/>
+      </w:pPr>
+      <w:r>
+        <w:t xml:space="preserve">Click </w:t>
+      </w:r>
+      <w:r>
+        <w:rPr>
+          <w:b/>
+          <w:bCs/>
+        </w:rPr>
+        <w:t>Add client</w:t>
+      </w:r>
+      <w:r>
+        <w:t>.</w:t>
+      </w:r>
+    </w:p>
+    <w:p>
+      <w:pPr>
+        <w:keepNext/>
+        <w:spacing w:before="120" w:after="60"/>
+        <w:jc w:val="center"/>
+      </w:pPr>
+      <w:r>
+        <w:rPr>
+          <w:noProof/>
+        </w:rPr>
+        <w:drawing>
+          <wp:inline distT="0" distB="0" distL="0" distR="0" wp14:anchorId="3F115664" wp14:editId="172C0EA0">
+            <wp:extent cx="3619500" cy="3533775"/>
+            <wp:effectExtent l="0" t="0" r="0" b="0"/>
+            <wp:docPr id="5" name="clients-add" descr="Add a client: an individual." title="Add a client: an individual."/>
+            <wp:cNvGraphicFramePr>
+              <a:graphicFrameLocks xmlns:a="http://schemas.openxmlformats.org/drawingml/2006/main" noChangeAspect="1"/>
+            </wp:cNvGraphicFramePr>
+            <a:graphic xmlns:a="http://schemas.openxmlformats.org/drawingml/2006/main">
+              <a:graphicData uri="http://schemas.openxmlformats.org/drawingml/2006/picture">
+                <pic:pic xmlns:pic="http://schemas.openxmlformats.org/drawingml/2006/picture">
+                  <pic:nvPicPr>
+                    <pic:cNvPr id="0" name=""/>
+                    <pic:cNvPicPr>
+                      <a:picLocks noChangeAspect="1" noChangeArrowheads="1"/>
+                    </pic:cNvPicPr>
+                  </pic:nvPicPr>
+                  <pic:blipFill>
+                    <a:blip r:embed="rId11"/>
+                    <a:srcRect/>
+                    <a:stretch>
+                      <a:fillRect/>
+                    </a:stretch>
+                  </pic:blipFill>
+                  <pic:spPr bwMode="auto">
+                    <a:xfrm>
+                      <a:off x="0" y="0"/>
+                      <a:ext cx="3619500" cy="3533775"/>
+                    </a:xfrm>
+                    <a:prstGeom prst="rect">
+                      <a:avLst/>
+                    </a:prstGeom>
+                  </pic:spPr>
+                </pic:pic>
+              </a:graphicData>
+            </a:graphic>
+          </wp:inline>
+        </w:drawing>
+      </w:r>
+    </w:p>
+    <w:p>
+      <w:pPr>
+        <w:spacing w:after="220"/>
+        <w:jc w:val="center"/>
+      </w:pPr>
+      <w:r>
+        <w:rPr>
+          <w:i/>
+          <w:iCs/>
+          <w:color w:val="5B6475"/>
+          <w:sz w:val="18"/>
+          <w:szCs w:val="18"/>
+        </w:rPr>
+        <w:t>Add a client: an individual.</w:t>
+      </w:r>
+    </w:p>
+    <w:p>
+      <w:pPr>
+        <w:keepNext/>
+        <w:spacing w:before="120" w:after="60"/>
+        <w:jc w:val="center"/>
+      </w:pPr>
+      <w:r>
+        <w:rPr>
+          <w:noProof/>
+        </w:rPr>
+        <w:drawing>
+          <wp:inline distT="0" distB="0" distL="0" distR="0" wp14:anchorId="1039D0DE" wp14:editId="150E85BB">
+            <wp:extent cx="3619500" cy="4791075"/>
+            <wp:effectExtent l="0" t="0" r="0" b="0"/>
+            <wp:docPr id="6" name="clients-add-org" descr="Add a client: an organisation, with its contact person and office address." title="Add a client: an organisation, with its contact person and office address."/>
+            <wp:cNvGraphicFramePr>
+              <a:graphicFrameLocks xmlns:a="http://schemas.openxmlformats.org/drawingml/2006/main" noChangeAspect="1"/>
+            </wp:cNvGraphicFramePr>
+            <a:graphic xmlns:a="http://schemas.openxmlformats.org/drawingml/2006/main">
+              <a:graphicData uri="http://schemas.openxmlformats.org/drawingml/2006/picture">
+                <pic:pic xmlns:pic="http://schemas.openxmlformats.org/drawingml/2006/picture">
+                  <pic:nvPicPr>
+                    <pic:cNvPr id="0" name=""/>
+                    <pic:cNvPicPr>
+                      <a:picLocks noChangeAspect="1" noChangeArrowheads="1"/>
+                    </pic:cNvPicPr>
+                  </pic:nvPicPr>
+                  <pic:blipFill>
+                    <a:blip r:embed="rId12"/>
+                    <a:srcRect/>
+                    <a:stretch>
+                      <a:fillRect/>
+                    </a:stretch>
+                  </pic:blipFill>
+                  <pic:spPr bwMode="auto">
+                    <a:xfrm>
+                      <a:off x="0" y="0"/>
+                      <a:ext cx="3619500" cy="4791075"/>
+                    </a:xfrm>
+                    <a:prstGeom prst="rect">
+                      <a:avLst/>
+                    </a:prstGeom>
+                  </pic:spPr>
+                </pic:pic>
+              </a:graphicData>
+            </a:graphic>
+          </wp:inline>
+        </w:drawing>
+      </w:r>
+    </w:p>
+    <w:p>
+      <w:pPr>
+        <w:spacing w:after="220"/>
+        <w:jc w:val="center"/>
+      </w:pPr>
+      <w:r>
+        <w:rPr>
+          <w:i/>
+          <w:iCs/>
+          <w:color w:val="5B6475"/>
+          <w:sz w:val="18"/>
+          <w:szCs w:val="18"/>
+        </w:rPr>
+        <w:t>Add a client: an organisation, with its contact person and office address.</w:t>
+      </w:r>
     </w:p>
     <w:p>
       <w:pPr>
@@ -6906,10 +8278,10 @@
           <w:b/>
           <w:bCs/>
         </w:rPr>
-        <w:t>It is free.</w:t>
-      </w:r>
-      <w:r>
-        <w:t xml:space="preserve"> The courts' websites charge nothing.</w:t>
+        <w:t>Clients can also sign themselves up.</w:t>
+      </w:r>
+      <w:r>
+        <w:t xml:space="preserve"> Anyone who signs in at the website's Login with a new mobile number or Google account gets a client account. They then appear in Clients, and you link their case to them.</w:t>
       </w:r>
     </w:p>
     <w:p>
@@ -6926,10 +8298,1465 @@
           <w:b/>
           <w:bCs/>
         </w:rPr>
-        <w:t>A 10-minute pause.</w:t>
-      </w:r>
-      <w:r>
-        <w:t xml:space="preserve"> After a successful update, the same case cannot be updated again for 10 minutes, so the court's site is not hit repeatedly. This is the system's own rule, not the court's. It is skipped if any PDF failed to download, so the missing ones can be retried at once.</w:t>
+        <w:t>Changing a client later:</w:t>
+      </w:r>
+      <w:r>
+        <w:t xml:space="preserve"> Clients → </w:t>
+      </w:r>
+      <w:r>
+        <w:rPr>
+          <w:b/>
+          <w:bCs/>
+        </w:rPr>
+        <w:t>Edit</w:t>
+      </w:r>
+      <w:r>
+        <w:t xml:space="preserve"> on their row. The sign-in email cannot be changed; everything else can, including their cases and </w:t>
+      </w:r>
+      <w:r>
+        <w:rPr>
+          <w:b/>
+          <w:bCs/>
+        </w:rPr>
+        <w:t>Account: Deactivated</w:t>
+      </w:r>
+      <w:r>
+        <w:t>, which signs them out at once.</w:t>
+      </w:r>
+    </w:p>
+    <w:p>
+      <w:pPr>
+        <w:pStyle w:val="Heading2"/>
+        <w:keepNext/>
+        <w:keepLines/>
+      </w:pPr>
+      <w:bookmarkStart w:id="17" w:name="_Toc241789753"/>
+      <w:r>
+        <w:t>How to add a lawyer (or anyone at the firm)</w:t>
+      </w:r>
+      <w:bookmarkEnd w:id="17"/>
+    </w:p>
+    <w:p>
+      <w:pPr>
+        <w:pStyle w:val="ListParagraph"/>
+        <w:numPr>
+          <w:ilvl w:val="0"/>
+          <w:numId w:val="8"/>
+        </w:numPr>
+        <w:spacing w:after="80" w:line="290" w:lineRule="auto"/>
+      </w:pPr>
+      <w:r>
+        <w:t xml:space="preserve">In the admin console click </w:t>
+      </w:r>
+      <w:r>
+        <w:rPr>
+          <w:b/>
+          <w:bCs/>
+        </w:rPr>
+        <w:t>Team (Lawyers)</w:t>
+      </w:r>
+      <w:r>
+        <w:t xml:space="preserve">, then </w:t>
+      </w:r>
+      <w:r>
+        <w:rPr>
+          <w:b/>
+          <w:bCs/>
+        </w:rPr>
+        <w:t>Add a person</w:t>
+      </w:r>
+      <w:r>
+        <w:t>.</w:t>
+      </w:r>
+    </w:p>
+    <w:p>
+      <w:pPr>
+        <w:pStyle w:val="ListParagraph"/>
+        <w:numPr>
+          <w:ilvl w:val="0"/>
+          <w:numId w:val="8"/>
+        </w:numPr>
+        <w:spacing w:after="80" w:line="290" w:lineRule="auto"/>
+      </w:pPr>
+      <w:r>
+        <w:t xml:space="preserve">Add a </w:t>
+      </w:r>
+      <w:r>
+        <w:rPr>
+          <w:b/>
+          <w:bCs/>
+        </w:rPr>
+        <w:t>photo</w:t>
+      </w:r>
+      <w:r>
+        <w:t xml:space="preserve"> (optional), the </w:t>
+      </w:r>
+      <w:r>
+        <w:rPr>
+          <w:b/>
+          <w:bCs/>
+        </w:rPr>
+        <w:t>Name</w:t>
+      </w:r>
+      <w:r>
+        <w:t xml:space="preserve"> as it should appear (e.g. 'Adv. K. L. Ganesh Raghavendra') and the </w:t>
+      </w:r>
+      <w:r>
+        <w:rPr>
+          <w:b/>
+          <w:bCs/>
+        </w:rPr>
+        <w:t>Position</w:t>
+      </w:r>
+      <w:r>
+        <w:t xml:space="preserve"> (e.g. Senior Associate).</w:t>
+      </w:r>
+    </w:p>
+    <w:p>
+      <w:pPr>
+        <w:pStyle w:val="ListParagraph"/>
+        <w:numPr>
+          <w:ilvl w:val="0"/>
+          <w:numId w:val="8"/>
+        </w:numPr>
+        <w:spacing w:after="80" w:line="290" w:lineRule="auto"/>
+      </w:pPr>
+      <w:r>
+        <w:rPr>
+          <w:b/>
+          <w:bCs/>
+        </w:rPr>
+        <w:t>Email:</w:t>
+      </w:r>
+      <w:r>
+        <w:t xml:space="preserve"> the Gmail address they will use for 'Continue with Google'.</w:t>
+      </w:r>
+    </w:p>
+    <w:p>
+      <w:pPr>
+        <w:pStyle w:val="ListParagraph"/>
+        <w:numPr>
+          <w:ilvl w:val="0"/>
+          <w:numId w:val="8"/>
+        </w:numPr>
+        <w:spacing w:after="80" w:line="290" w:lineRule="auto"/>
+      </w:pPr>
+      <w:r>
+        <w:rPr>
+          <w:b/>
+          <w:bCs/>
+        </w:rPr>
+        <w:t>Phone:</w:t>
+      </w:r>
+      <w:r>
+        <w:t xml:space="preserve"> the mobile number they will use for a sign-in code. A lawyer can sign in only with the email or phone saved here.</w:t>
+      </w:r>
+    </w:p>
+    <w:p>
+      <w:pPr>
+        <w:pStyle w:val="ListParagraph"/>
+        <w:numPr>
+          <w:ilvl w:val="0"/>
+          <w:numId w:val="8"/>
+        </w:numPr>
+        <w:spacing w:after="80" w:line="290" w:lineRule="auto"/>
+      </w:pPr>
+      <w:r>
+        <w:rPr>
+          <w:b/>
+          <w:bCs/>
+        </w:rPr>
+        <w:t>Bar Council enrolment no.</w:t>
+      </w:r>
+      <w:r>
+        <w:t xml:space="preserve"> (optional).</w:t>
+      </w:r>
+    </w:p>
+    <w:p>
+      <w:pPr>
+        <w:pStyle w:val="ListParagraph"/>
+        <w:numPr>
+          <w:ilvl w:val="0"/>
+          <w:numId w:val="8"/>
+        </w:numPr>
+        <w:spacing w:after="80" w:line="290" w:lineRule="auto"/>
+      </w:pPr>
+      <w:r>
+        <w:rPr>
+          <w:b/>
+          <w:bCs/>
+        </w:rPr>
+        <w:t>Access to the portal:</w:t>
+      </w:r>
+      <w:r>
+        <w:t xml:space="preserve"> choose what they may open (see the table below). For a lawyer, choose </w:t>
+      </w:r>
+      <w:r>
+        <w:rPr>
+          <w:b/>
+          <w:bCs/>
+        </w:rPr>
+        <w:t>Lawyer</w:t>
+      </w:r>
+      <w:r>
+        <w:t>.</w:t>
+      </w:r>
+    </w:p>
+    <w:p>
+      <w:pPr>
+        <w:pStyle w:val="ListParagraph"/>
+        <w:numPr>
+          <w:ilvl w:val="0"/>
+          <w:numId w:val="8"/>
+        </w:numPr>
+        <w:spacing w:after="80" w:line="290" w:lineRule="auto"/>
+      </w:pPr>
+      <w:r>
+        <w:t xml:space="preserve">Tick </w:t>
+      </w:r>
+      <w:r>
+        <w:rPr>
+          <w:b/>
+          <w:bCs/>
+        </w:rPr>
+        <w:t>Show on the website</w:t>
+      </w:r>
+      <w:r>
+        <w:t xml:space="preserve"> if they should appear on the About page and practice pages; their public profile fields then open below.</w:t>
+      </w:r>
+    </w:p>
+    <w:p>
+      <w:pPr>
+        <w:pStyle w:val="ListParagraph"/>
+        <w:numPr>
+          <w:ilvl w:val="0"/>
+          <w:numId w:val="8"/>
+        </w:numPr>
+        <w:spacing w:after="80" w:line="290" w:lineRule="auto"/>
+      </w:pPr>
+      <w:r>
+        <w:t xml:space="preserve">Click </w:t>
+      </w:r>
+      <w:r>
+        <w:rPr>
+          <w:b/>
+          <w:bCs/>
+        </w:rPr>
+        <w:t>Add to the team</w:t>
+      </w:r>
+      <w:r>
+        <w:t xml:space="preserve">. They can sign in straight away at /lawyer/login, or with </w:t>
+      </w:r>
+      <w:r>
+        <w:rPr>
+          <w:b/>
+          <w:bCs/>
+        </w:rPr>
+        <w:t>Lawyer login</w:t>
+      </w:r>
+      <w:r>
+        <w:t xml:space="preserve"> in the website's Login box.</w:t>
+      </w:r>
+    </w:p>
+    <w:p>
+      <w:pPr>
+        <w:keepNext/>
+        <w:spacing w:before="120" w:after="60"/>
+        <w:jc w:val="center"/>
+      </w:pPr>
+      <w:r>
+        <w:rPr>
+          <w:noProof/>
+        </w:rPr>
+        <w:drawing>
+          <wp:inline distT="0" distB="0" distL="0" distR="0" wp14:anchorId="692D096F" wp14:editId="7FCFD17E">
+            <wp:extent cx="4953000" cy="3790950"/>
+            <wp:effectExtent l="0" t="0" r="0" b="0"/>
+            <wp:docPr id="7" name="staff-add" descr="Add a person: who they are, how they sign in, and what they may open." title="Add a person: who they are, how they sign in, and what they may open."/>
+            <wp:cNvGraphicFramePr>
+              <a:graphicFrameLocks xmlns:a="http://schemas.openxmlformats.org/drawingml/2006/main" noChangeAspect="1"/>
+            </wp:cNvGraphicFramePr>
+            <a:graphic xmlns:a="http://schemas.openxmlformats.org/drawingml/2006/main">
+              <a:graphicData uri="http://schemas.openxmlformats.org/drawingml/2006/picture">
+                <pic:pic xmlns:pic="http://schemas.openxmlformats.org/drawingml/2006/picture">
+                  <pic:nvPicPr>
+                    <pic:cNvPr id="0" name=""/>
+                    <pic:cNvPicPr>
+                      <a:picLocks noChangeAspect="1" noChangeArrowheads="1"/>
+                    </pic:cNvPicPr>
+                  </pic:nvPicPr>
+                  <pic:blipFill>
+                    <a:blip r:embed="rId13"/>
+                    <a:srcRect/>
+                    <a:stretch>
+                      <a:fillRect/>
+                    </a:stretch>
+                  </pic:blipFill>
+                  <pic:spPr bwMode="auto">
+                    <a:xfrm>
+                      <a:off x="0" y="0"/>
+                      <a:ext cx="4953000" cy="3790950"/>
+                    </a:xfrm>
+                    <a:prstGeom prst="rect">
+                      <a:avLst/>
+                    </a:prstGeom>
+                  </pic:spPr>
+                </pic:pic>
+              </a:graphicData>
+            </a:graphic>
+          </wp:inline>
+        </w:drawing>
+      </w:r>
+    </w:p>
+    <w:p>
+      <w:pPr>
+        <w:spacing w:after="220"/>
+        <w:jc w:val="center"/>
+      </w:pPr>
+      <w:r>
+        <w:rPr>
+          <w:i/>
+          <w:iCs/>
+          <w:color w:val="5B6475"/>
+          <w:sz w:val="18"/>
+          <w:szCs w:val="18"/>
+        </w:rPr>
+        <w:t>Add a person: who they are, how they sign in, and what they may open.</w:t>
+      </w:r>
+    </w:p>
+    <w:tbl>
+      <w:tblPr>
+        <w:tblW w:w="9306" w:type="dxa"/>
+        <w:tblBorders>
+          <w:top w:val="single" w:sz="4" w:space="0" w:color="auto"/>
+          <w:left w:val="single" w:sz="4" w:space="0" w:color="auto"/>
+          <w:bottom w:val="single" w:sz="4" w:space="0" w:color="auto"/>
+          <w:right w:val="single" w:sz="4" w:space="0" w:color="auto"/>
+          <w:insideH w:val="single" w:sz="4" w:space="0" w:color="auto"/>
+          <w:insideV w:val="single" w:sz="4" w:space="0" w:color="auto"/>
+        </w:tblBorders>
+        <w:tblCellMar>
+          <w:left w:w="10" w:type="dxa"/>
+          <w:right w:w="10" w:type="dxa"/>
+        </w:tblCellMar>
+        <w:tblLook w:val="04A0" w:firstRow="1" w:lastRow="0" w:firstColumn="1" w:lastColumn="0" w:noHBand="0" w:noVBand="1"/>
+      </w:tblPr>
+      <w:tblGrid>
+        <w:gridCol w:w="2233"/>
+        <w:gridCol w:w="7073"/>
+      </w:tblGrid>
+      <w:tr>
+        <w:tblPrEx>
+          <w:tblCellMar>
+            <w:top w:w="0" w:type="dxa"/>
+            <w:bottom w:w="0" w:type="dxa"/>
+          </w:tblCellMar>
+        </w:tblPrEx>
+        <w:trPr>
+          <w:tblHeader/>
+        </w:trPr>
+        <w:tc>
+          <w:tcPr>
+            <w:tcW w:w="2233" w:type="dxa"/>
+            <w:tcBorders>
+              <w:top w:val="single" w:sz="4" w:space="0" w:color="D5D9E0"/>
+              <w:left w:val="single" w:sz="4" w:space="0" w:color="D5D9E0"/>
+              <w:bottom w:val="single" w:sz="4" w:space="0" w:color="D5D9E0"/>
+              <w:right w:val="single" w:sz="4" w:space="0" w:color="D5D9E0"/>
+            </w:tcBorders>
+            <w:shd w:val="clear" w:color="auto" w:fill="14213D"/>
+            <w:tcMar>
+              <w:top w:w="80" w:type="dxa"/>
+              <w:left w:w="120" w:type="dxa"/>
+              <w:bottom w:w="80" w:type="dxa"/>
+              <w:right w:w="120" w:type="dxa"/>
+            </w:tcMar>
+          </w:tcPr>
+          <w:p>
+            <w:pPr>
+              <w:spacing w:after="40" w:line="270" w:lineRule="auto"/>
+            </w:pPr>
+            <w:r>
+              <w:rPr>
+                <w:b/>
+                <w:bCs/>
+                <w:color w:val="FFFFFF"/>
+              </w:rPr>
+              <w:t>Access to the portal</w:t>
+            </w:r>
+          </w:p>
+        </w:tc>
+        <w:tc>
+          <w:tcPr>
+            <w:tcW w:w="7073" w:type="dxa"/>
+            <w:tcBorders>
+              <w:top w:val="single" w:sz="4" w:space="0" w:color="D5D9E0"/>
+              <w:left w:val="single" w:sz="4" w:space="0" w:color="D5D9E0"/>
+              <w:bottom w:val="single" w:sz="4" w:space="0" w:color="D5D9E0"/>
+              <w:right w:val="single" w:sz="4" w:space="0" w:color="D5D9E0"/>
+            </w:tcBorders>
+            <w:shd w:val="clear" w:color="auto" w:fill="14213D"/>
+            <w:tcMar>
+              <w:top w:w="80" w:type="dxa"/>
+              <w:left w:w="120" w:type="dxa"/>
+              <w:bottom w:w="80" w:type="dxa"/>
+              <w:right w:w="120" w:type="dxa"/>
+            </w:tcMar>
+          </w:tcPr>
+          <w:p>
+            <w:pPr>
+              <w:spacing w:after="40" w:line="270" w:lineRule="auto"/>
+            </w:pPr>
+            <w:r>
+              <w:rPr>
+                <w:b/>
+                <w:bCs/>
+                <w:color w:val="FFFFFF"/>
+              </w:rPr>
+              <w:t>What it opens</w:t>
+            </w:r>
+          </w:p>
+        </w:tc>
+      </w:tr>
+      <w:tr>
+        <w:tblPrEx>
+          <w:tblCellMar>
+            <w:top w:w="0" w:type="dxa"/>
+            <w:bottom w:w="0" w:type="dxa"/>
+          </w:tblCellMar>
+        </w:tblPrEx>
+        <w:tc>
+          <w:tcPr>
+            <w:tcW w:w="2233" w:type="dxa"/>
+            <w:tcBorders>
+              <w:top w:val="single" w:sz="4" w:space="0" w:color="D5D9E0"/>
+              <w:left w:val="single" w:sz="4" w:space="0" w:color="D5D9E0"/>
+              <w:bottom w:val="single" w:sz="4" w:space="0" w:color="D5D9E0"/>
+              <w:right w:val="single" w:sz="4" w:space="0" w:color="D5D9E0"/>
+            </w:tcBorders>
+            <w:tcMar>
+              <w:top w:w="80" w:type="dxa"/>
+              <w:left w:w="120" w:type="dxa"/>
+              <w:bottom w:w="80" w:type="dxa"/>
+              <w:right w:w="120" w:type="dxa"/>
+            </w:tcMar>
+          </w:tcPr>
+          <w:p>
+            <w:pPr>
+              <w:spacing w:after="40" w:line="270" w:lineRule="auto"/>
+            </w:pPr>
+            <w:r>
+              <w:t>Owner</w:t>
+            </w:r>
+          </w:p>
+        </w:tc>
+        <w:tc>
+          <w:tcPr>
+            <w:tcW w:w="7073" w:type="dxa"/>
+            <w:tcBorders>
+              <w:top w:val="single" w:sz="4" w:space="0" w:color="D5D9E0"/>
+              <w:left w:val="single" w:sz="4" w:space="0" w:color="D5D9E0"/>
+              <w:bottom w:val="single" w:sz="4" w:space="0" w:color="D5D9E0"/>
+              <w:right w:val="single" w:sz="4" w:space="0" w:color="D5D9E0"/>
+            </w:tcBorders>
+            <w:tcMar>
+              <w:top w:w="80" w:type="dxa"/>
+              <w:left w:w="120" w:type="dxa"/>
+              <w:bottom w:w="80" w:type="dxa"/>
+              <w:right w:w="120" w:type="dxa"/>
+            </w:tcMar>
+          </w:tcPr>
+          <w:p>
+            <w:pPr>
+              <w:spacing w:after="40" w:line="270" w:lineRule="auto"/>
+            </w:pPr>
+            <w:r>
+              <w:t>Everything, including managing owners and admins. Can also use the lawyer workspace for cases assigned to them.</w:t>
+            </w:r>
+          </w:p>
+        </w:tc>
+      </w:tr>
+      <w:tr>
+        <w:tblPrEx>
+          <w:tblCellMar>
+            <w:top w:w="0" w:type="dxa"/>
+            <w:bottom w:w="0" w:type="dxa"/>
+          </w:tblCellMar>
+        </w:tblPrEx>
+        <w:tc>
+          <w:tcPr>
+            <w:tcW w:w="2233" w:type="dxa"/>
+            <w:tcBorders>
+              <w:top w:val="single" w:sz="4" w:space="0" w:color="D5D9E0"/>
+              <w:left w:val="single" w:sz="4" w:space="0" w:color="D5D9E0"/>
+              <w:bottom w:val="single" w:sz="4" w:space="0" w:color="D5D9E0"/>
+              <w:right w:val="single" w:sz="4" w:space="0" w:color="D5D9E0"/>
+            </w:tcBorders>
+            <w:tcMar>
+              <w:top w:w="80" w:type="dxa"/>
+              <w:left w:w="120" w:type="dxa"/>
+              <w:bottom w:w="80" w:type="dxa"/>
+              <w:right w:w="120" w:type="dxa"/>
+            </w:tcMar>
+          </w:tcPr>
+          <w:p>
+            <w:pPr>
+              <w:spacing w:after="40" w:line="270" w:lineRule="auto"/>
+            </w:pPr>
+            <w:r>
+              <w:t>Admin</w:t>
+            </w:r>
+          </w:p>
+        </w:tc>
+        <w:tc>
+          <w:tcPr>
+            <w:tcW w:w="7073" w:type="dxa"/>
+            <w:tcBorders>
+              <w:top w:val="single" w:sz="4" w:space="0" w:color="D5D9E0"/>
+              <w:left w:val="single" w:sz="4" w:space="0" w:color="D5D9E0"/>
+              <w:bottom w:val="single" w:sz="4" w:space="0" w:color="D5D9E0"/>
+              <w:right w:val="single" w:sz="4" w:space="0" w:color="D5D9E0"/>
+            </w:tcBorders>
+            <w:tcMar>
+              <w:top w:w="80" w:type="dxa"/>
+              <w:left w:w="120" w:type="dxa"/>
+              <w:bottom w:w="80" w:type="dxa"/>
+              <w:right w:w="120" w:type="dxa"/>
+            </w:tcMar>
+          </w:tcPr>
+          <w:p>
+            <w:pPr>
+              <w:spacing w:after="40" w:line="270" w:lineRule="auto"/>
+            </w:pPr>
+            <w:r>
+              <w:t>All cases, documents, clients, lawyers and the console. Can also use the lawyer workspace for cases assigned to them.</w:t>
+            </w:r>
+          </w:p>
+        </w:tc>
+      </w:tr>
+      <w:tr>
+        <w:tblPrEx>
+          <w:tblCellMar>
+            <w:top w:w="0" w:type="dxa"/>
+            <w:bottom w:w="0" w:type="dxa"/>
+          </w:tblCellMar>
+        </w:tblPrEx>
+        <w:tc>
+          <w:tcPr>
+            <w:tcW w:w="2233" w:type="dxa"/>
+            <w:tcBorders>
+              <w:top w:val="single" w:sz="4" w:space="0" w:color="D5D9E0"/>
+              <w:left w:val="single" w:sz="4" w:space="0" w:color="D5D9E0"/>
+              <w:bottom w:val="single" w:sz="4" w:space="0" w:color="D5D9E0"/>
+              <w:right w:val="single" w:sz="4" w:space="0" w:color="D5D9E0"/>
+            </w:tcBorders>
+            <w:tcMar>
+              <w:top w:w="80" w:type="dxa"/>
+              <w:left w:w="120" w:type="dxa"/>
+              <w:bottom w:w="80" w:type="dxa"/>
+              <w:right w:w="120" w:type="dxa"/>
+            </w:tcMar>
+          </w:tcPr>
+          <w:p>
+            <w:pPr>
+              <w:spacing w:after="40" w:line="270" w:lineRule="auto"/>
+            </w:pPr>
+            <w:r>
+              <w:t>Lawyer</w:t>
+            </w:r>
+          </w:p>
+        </w:tc>
+        <w:tc>
+          <w:tcPr>
+            <w:tcW w:w="7073" w:type="dxa"/>
+            <w:tcBorders>
+              <w:top w:val="single" w:sz="4" w:space="0" w:color="D5D9E0"/>
+              <w:left w:val="single" w:sz="4" w:space="0" w:color="D5D9E0"/>
+              <w:bottom w:val="single" w:sz="4" w:space="0" w:color="D5D9E0"/>
+              <w:right w:val="single" w:sz="4" w:space="0" w:color="D5D9E0"/>
+            </w:tcBorders>
+            <w:tcMar>
+              <w:top w:w="80" w:type="dxa"/>
+              <w:left w:w="120" w:type="dxa"/>
+              <w:bottom w:w="80" w:type="dxa"/>
+              <w:right w:w="120" w:type="dxa"/>
+            </w:tcMar>
+          </w:tcPr>
+          <w:p>
+            <w:pPr>
+              <w:spacing w:after="40" w:line="270" w:lineRule="auto"/>
+            </w:pPr>
+            <w:r>
+              <w:t>Only the cases they are assigned to, in the lawyer workspace.</w:t>
+            </w:r>
+          </w:p>
+        </w:tc>
+      </w:tr>
+      <w:tr>
+        <w:tblPrEx>
+          <w:tblCellMar>
+            <w:top w:w="0" w:type="dxa"/>
+            <w:bottom w:w="0" w:type="dxa"/>
+          </w:tblCellMar>
+        </w:tblPrEx>
+        <w:tc>
+          <w:tcPr>
+            <w:tcW w:w="2233" w:type="dxa"/>
+            <w:tcBorders>
+              <w:top w:val="single" w:sz="4" w:space="0" w:color="D5D9E0"/>
+              <w:left w:val="single" w:sz="4" w:space="0" w:color="D5D9E0"/>
+              <w:bottom w:val="single" w:sz="4" w:space="0" w:color="D5D9E0"/>
+              <w:right w:val="single" w:sz="4" w:space="0" w:color="D5D9E0"/>
+            </w:tcBorders>
+            <w:tcMar>
+              <w:top w:w="80" w:type="dxa"/>
+              <w:left w:w="120" w:type="dxa"/>
+              <w:bottom w:w="80" w:type="dxa"/>
+              <w:right w:w="120" w:type="dxa"/>
+            </w:tcMar>
+          </w:tcPr>
+          <w:p>
+            <w:pPr>
+              <w:spacing w:after="40" w:line="270" w:lineRule="auto"/>
+            </w:pPr>
+            <w:r>
+              <w:t>Editor</w:t>
+            </w:r>
+          </w:p>
+        </w:tc>
+        <w:tc>
+          <w:tcPr>
+            <w:tcW w:w="7073" w:type="dxa"/>
+            <w:tcBorders>
+              <w:top w:val="single" w:sz="4" w:space="0" w:color="D5D9E0"/>
+              <w:left w:val="single" w:sz="4" w:space="0" w:color="D5D9E0"/>
+              <w:bottom w:val="single" w:sz="4" w:space="0" w:color="D5D9E0"/>
+              <w:right w:val="single" w:sz="4" w:space="0" w:color="D5D9E0"/>
+            </w:tcBorders>
+            <w:tcMar>
+              <w:top w:w="80" w:type="dxa"/>
+              <w:left w:w="120" w:type="dxa"/>
+              <w:bottom w:w="80" w:type="dxa"/>
+              <w:right w:w="120" w:type="dxa"/>
+            </w:tcMar>
+          </w:tcPr>
+          <w:p>
+            <w:pPr>
+              <w:spacing w:after="40" w:line="270" w:lineRule="auto"/>
+            </w:pPr>
+            <w:r>
+              <w:t>Website content only. No case access.</w:t>
+            </w:r>
+          </w:p>
+        </w:tc>
+      </w:tr>
+      <w:tr>
+        <w:tblPrEx>
+          <w:tblCellMar>
+            <w:top w:w="0" w:type="dxa"/>
+            <w:bottom w:w="0" w:type="dxa"/>
+          </w:tblCellMar>
+        </w:tblPrEx>
+        <w:tc>
+          <w:tcPr>
+            <w:tcW w:w="2233" w:type="dxa"/>
+            <w:tcBorders>
+              <w:top w:val="single" w:sz="4" w:space="0" w:color="D5D9E0"/>
+              <w:left w:val="single" w:sz="4" w:space="0" w:color="D5D9E0"/>
+              <w:bottom w:val="single" w:sz="4" w:space="0" w:color="D5D9E0"/>
+              <w:right w:val="single" w:sz="4" w:space="0" w:color="D5D9E0"/>
+            </w:tcBorders>
+            <w:tcMar>
+              <w:top w:w="80" w:type="dxa"/>
+              <w:left w:w="120" w:type="dxa"/>
+              <w:bottom w:w="80" w:type="dxa"/>
+              <w:right w:w="120" w:type="dxa"/>
+            </w:tcMar>
+          </w:tcPr>
+          <w:p>
+            <w:pPr>
+              <w:spacing w:after="40" w:line="270" w:lineRule="auto"/>
+            </w:pPr>
+            <w:r>
+              <w:t>No sign-in</w:t>
+            </w:r>
+          </w:p>
+        </w:tc>
+        <w:tc>
+          <w:tcPr>
+            <w:tcW w:w="7073" w:type="dxa"/>
+            <w:tcBorders>
+              <w:top w:val="single" w:sz="4" w:space="0" w:color="D5D9E0"/>
+              <w:left w:val="single" w:sz="4" w:space="0" w:color="D5D9E0"/>
+              <w:bottom w:val="single" w:sz="4" w:space="0" w:color="D5D9E0"/>
+              <w:right w:val="single" w:sz="4" w:space="0" w:color="D5D9E0"/>
+            </w:tcBorders>
+            <w:tcMar>
+              <w:top w:w="80" w:type="dxa"/>
+              <w:left w:w="120" w:type="dxa"/>
+              <w:bottom w:w="80" w:type="dxa"/>
+              <w:right w:w="120" w:type="dxa"/>
+            </w:tcMar>
+          </w:tcPr>
+          <w:p>
+            <w:pPr>
+              <w:spacing w:after="40" w:line="270" w:lineRule="auto"/>
+            </w:pPr>
+            <w:r>
+              <w:t>Shown on the website only; cannot open the portal.</w:t>
+            </w:r>
+          </w:p>
+        </w:tc>
+      </w:tr>
+    </w:tbl>
+    <w:p>
+      <w:pPr>
+        <w:spacing w:after="120"/>
+      </w:pPr>
+    </w:p>
+    <w:p>
+      <w:pPr>
+        <w:pBdr>
+          <w:left w:val="single" w:sz="18" w:space="10" w:color="B8862B"/>
+        </w:pBdr>
+        <w:spacing w:before="80" w:after="180" w:line="290" w:lineRule="auto"/>
+        <w:ind w:left="240"/>
+      </w:pPr>
+      <w:r>
+        <w:rPr>
+          <w:i/>
+          <w:iCs/>
+          <w:color w:val="5B6475"/>
+        </w:rPr>
+        <w:t>Only an owner can change an owner's or an administrator's access, and nobody can change their own.</w:t>
+      </w:r>
+    </w:p>
+    <w:p>
+      <w:pPr>
+        <w:pStyle w:val="Heading2"/>
+        <w:keepNext/>
+        <w:keepLines/>
+      </w:pPr>
+      <w:bookmarkStart w:id="18" w:name="_Toc241789754"/>
+      <w:r>
+        <w:t>How to link lawyers and clients to a case</w:t>
+      </w:r>
+      <w:bookmarkEnd w:id="18"/>
+    </w:p>
+    <w:p>
+      <w:pPr>
+        <w:spacing w:after="140" w:line="300" w:lineRule="auto"/>
+      </w:pPr>
+      <w:r>
+        <w:t>A lawyer sees a case only once they are on it, and a client sees a case only once their account is linked to it. There are three places to do this; use whichever is handy.</w:t>
+      </w:r>
+    </w:p>
+    <w:p>
+      <w:pPr>
+        <w:pStyle w:val="Heading3"/>
+        <w:keepNext/>
+        <w:keepLines/>
+      </w:pPr>
+      <w:r>
+        <w:t>When creating the case</w:t>
+      </w:r>
+    </w:p>
+    <w:p>
+      <w:pPr>
+        <w:spacing w:after="140" w:line="300" w:lineRule="auto"/>
+      </w:pPr>
+      <w:r>
+        <w:t xml:space="preserve">Use </w:t>
+      </w:r>
+      <w:r>
+        <w:rPr>
+          <w:b/>
+          <w:bCs/>
+        </w:rPr>
+        <w:t>Team and client</w:t>
+      </w:r>
+      <w:r>
+        <w:t xml:space="preserve"> at the bottom of the New case window (Step 3 above).</w:t>
+      </w:r>
+    </w:p>
+    <w:p>
+      <w:pPr>
+        <w:pStyle w:val="Heading3"/>
+        <w:keepNext/>
+        <w:keepLines/>
+      </w:pPr>
+      <w:r>
+        <w:t>On the case's own page</w:t>
+      </w:r>
+    </w:p>
+    <w:p>
+      <w:pPr>
+        <w:spacing w:after="140" w:line="300" w:lineRule="auto"/>
+      </w:pPr>
+      <w:r>
+        <w:t xml:space="preserve">Open the case (Cases → click it). On the </w:t>
+      </w:r>
+      <w:r>
+        <w:rPr>
+          <w:b/>
+          <w:bCs/>
+        </w:rPr>
+        <w:t>Overview</w:t>
+      </w:r>
+      <w:r>
+        <w:t xml:space="preserve"> tab, the right-hand side has two cards, each with a </w:t>
+      </w:r>
+      <w:r>
+        <w:rPr>
+          <w:b/>
+          <w:bCs/>
+        </w:rPr>
+        <w:t>Change</w:t>
+      </w:r>
+      <w:r>
+        <w:t xml:space="preserve"> button.</w:t>
+      </w:r>
+    </w:p>
+    <w:p>
+      <w:pPr>
+        <w:pStyle w:val="ListParagraph"/>
+        <w:numPr>
+          <w:ilvl w:val="0"/>
+          <w:numId w:val="9"/>
+        </w:numPr>
+        <w:spacing w:after="80" w:line="290" w:lineRule="auto"/>
+      </w:pPr>
+      <w:r>
+        <w:rPr>
+          <w:b/>
+          <w:bCs/>
+        </w:rPr>
+        <w:t>Lawyers on this case → Change.</w:t>
+      </w:r>
+      <w:r>
+        <w:t xml:space="preserve"> Choose </w:t>
+      </w:r>
+      <w:r>
+        <w:rPr>
+          <w:b/>
+          <w:bCs/>
+        </w:rPr>
+        <w:t>+ Add a lawyer</w:t>
+      </w:r>
+      <w:r>
+        <w:t xml:space="preserve"> for each lawyer, set each one's role (</w:t>
+      </w:r>
+      <w:r>
+        <w:rPr>
+          <w:b/>
+          <w:bCs/>
+        </w:rPr>
+        <w:t>Lead</w:t>
+      </w:r>
+      <w:r>
+        <w:t xml:space="preserve">, </w:t>
+      </w:r>
+      <w:r>
+        <w:rPr>
+          <w:b/>
+          <w:bCs/>
+        </w:rPr>
+        <w:t>Associate</w:t>
+      </w:r>
+      <w:r>
+        <w:t xml:space="preserve"> or </w:t>
+      </w:r>
+      <w:r>
+        <w:rPr>
+          <w:b/>
+          <w:bCs/>
+        </w:rPr>
+        <w:t>Support</w:t>
+      </w:r>
+      <w:r>
+        <w:t xml:space="preserve">), or </w:t>
+      </w:r>
+      <w:r>
+        <w:rPr>
+          <w:b/>
+          <w:bCs/>
+        </w:rPr>
+        <w:t>Remove</w:t>
+      </w:r>
+      <w:r>
+        <w:t xml:space="preserve"> someone. Click </w:t>
+      </w:r>
+      <w:r>
+        <w:rPr>
+          <w:b/>
+          <w:bCs/>
+        </w:rPr>
+        <w:t>Save team</w:t>
+      </w:r>
+      <w:r>
+        <w:t>.</w:t>
+      </w:r>
+    </w:p>
+    <w:p>
+      <w:pPr>
+        <w:pStyle w:val="ListParagraph"/>
+        <w:numPr>
+          <w:ilvl w:val="0"/>
+          <w:numId w:val="9"/>
+        </w:numPr>
+        <w:spacing w:after="80" w:line="290" w:lineRule="auto"/>
+      </w:pPr>
+      <w:r>
+        <w:rPr>
+          <w:b/>
+          <w:bCs/>
+        </w:rPr>
+        <w:t>Client accounts → Change.</w:t>
+      </w:r>
+      <w:r>
+        <w:t xml:space="preserve"> Choose </w:t>
+      </w:r>
+      <w:r>
+        <w:rPr>
+          <w:b/>
+          <w:bCs/>
+        </w:rPr>
+        <w:t>+ Link a client account</w:t>
+      </w:r>
+      <w:r>
+        <w:t xml:space="preserve">, or </w:t>
+      </w:r>
+      <w:r>
+        <w:rPr>
+          <w:b/>
+          <w:bCs/>
+        </w:rPr>
+        <w:t>Remove</w:t>
+      </w:r>
+      <w:r>
+        <w:t xml:space="preserve"> one. Click </w:t>
+      </w:r>
+      <w:r>
+        <w:rPr>
+          <w:b/>
+          <w:bCs/>
+        </w:rPr>
+        <w:t>Save access</w:t>
+      </w:r>
+      <w:r>
+        <w:t>. If the client is not in the list, add them under Clients first, using the email they will sign in with.</w:t>
+      </w:r>
+    </w:p>
+    <w:p>
+      <w:pPr>
+        <w:keepNext/>
+        <w:spacing w:before="120" w:after="60"/>
+        <w:jc w:val="center"/>
+      </w:pPr>
+      <w:r>
+        <w:rPr>
+          <w:noProof/>
+        </w:rPr>
+        <w:drawing>
+          <wp:inline distT="0" distB="0" distL="0" distR="0" wp14:anchorId="62A4DDBC" wp14:editId="69DB6503">
+            <wp:extent cx="3238500" cy="3400425"/>
+            <wp:effectExtent l="0" t="0" r="0" b="0"/>
+            <wp:docPr id="8" name="case-lawyers" descr="Lawyers on this case, after clicking Change." title="Lawyers on this case, after clicking Change."/>
+            <wp:cNvGraphicFramePr>
+              <a:graphicFrameLocks xmlns:a="http://schemas.openxmlformats.org/drawingml/2006/main" noChangeAspect="1"/>
+            </wp:cNvGraphicFramePr>
+            <a:graphic xmlns:a="http://schemas.openxmlformats.org/drawingml/2006/main">
+              <a:graphicData uri="http://schemas.openxmlformats.org/drawingml/2006/picture">
+                <pic:pic xmlns:pic="http://schemas.openxmlformats.org/drawingml/2006/picture">
+                  <pic:nvPicPr>
+                    <pic:cNvPr id="0" name=""/>
+                    <pic:cNvPicPr>
+                      <a:picLocks noChangeAspect="1" noChangeArrowheads="1"/>
+                    </pic:cNvPicPr>
+                  </pic:nvPicPr>
+                  <pic:blipFill>
+                    <a:blip r:embed="rId14"/>
+                    <a:srcRect/>
+                    <a:stretch>
+                      <a:fillRect/>
+                    </a:stretch>
+                  </pic:blipFill>
+                  <pic:spPr bwMode="auto">
+                    <a:xfrm>
+                      <a:off x="0" y="0"/>
+                      <a:ext cx="3238500" cy="3400425"/>
+                    </a:xfrm>
+                    <a:prstGeom prst="rect">
+                      <a:avLst/>
+                    </a:prstGeom>
+                  </pic:spPr>
+                </pic:pic>
+              </a:graphicData>
+            </a:graphic>
+          </wp:inline>
+        </w:drawing>
+      </w:r>
+    </w:p>
+    <w:p>
+      <w:pPr>
+        <w:spacing w:after="220"/>
+        <w:jc w:val="center"/>
+      </w:pPr>
+      <w:r>
+        <w:rPr>
+          <w:i/>
+          <w:iCs/>
+          <w:color w:val="5B6475"/>
+          <w:sz w:val="18"/>
+          <w:szCs w:val="18"/>
+        </w:rPr>
+        <w:t>Lawyers on this case, after clicking Change.</w:t>
+      </w:r>
+    </w:p>
+    <w:p>
+      <w:pPr>
+        <w:keepNext/>
+        <w:spacing w:before="120" w:after="60"/>
+        <w:jc w:val="center"/>
+      </w:pPr>
+      <w:r>
+        <w:rPr>
+          <w:noProof/>
+        </w:rPr>
+        <w:drawing>
+          <wp:inline distT="0" distB="0" distL="0" distR="0" wp14:anchorId="20BF1DA0" wp14:editId="5EE04E6D">
+            <wp:extent cx="3238500" cy="2667000"/>
+            <wp:effectExtent l="0" t="0" r="0" b="0"/>
+            <wp:docPr id="9" name="case-clients" descr="Client accounts, after clicking Change." title="Client accounts, after clicking Change."/>
+            <wp:cNvGraphicFramePr>
+              <a:graphicFrameLocks xmlns:a="http://schemas.openxmlformats.org/drawingml/2006/main" noChangeAspect="1"/>
+            </wp:cNvGraphicFramePr>
+            <a:graphic xmlns:a="http://schemas.openxmlformats.org/drawingml/2006/main">
+              <a:graphicData uri="http://schemas.openxmlformats.org/drawingml/2006/picture">
+                <pic:pic xmlns:pic="http://schemas.openxmlformats.org/drawingml/2006/picture">
+                  <pic:nvPicPr>
+                    <pic:cNvPr id="0" name=""/>
+                    <pic:cNvPicPr>
+                      <a:picLocks noChangeAspect="1" noChangeArrowheads="1"/>
+                    </pic:cNvPicPr>
+                  </pic:nvPicPr>
+                  <pic:blipFill>
+                    <a:blip r:embed="rId15"/>
+                    <a:srcRect/>
+                    <a:stretch>
+                      <a:fillRect/>
+                    </a:stretch>
+                  </pic:blipFill>
+                  <pic:spPr bwMode="auto">
+                    <a:xfrm>
+                      <a:off x="0" y="0"/>
+                      <a:ext cx="3238500" cy="2667000"/>
+                    </a:xfrm>
+                    <a:prstGeom prst="rect">
+                      <a:avLst/>
+                    </a:prstGeom>
+                  </pic:spPr>
+                </pic:pic>
+              </a:graphicData>
+            </a:graphic>
+          </wp:inline>
+        </w:drawing>
+      </w:r>
+    </w:p>
+    <w:p>
+      <w:pPr>
+        <w:spacing w:after="220"/>
+        <w:jc w:val="center"/>
+      </w:pPr>
+      <w:r>
+        <w:rPr>
+          <w:i/>
+          <w:iCs/>
+          <w:color w:val="5B6475"/>
+          <w:sz w:val="18"/>
+          <w:szCs w:val="18"/>
+        </w:rPr>
+        <w:t>Client accounts, after clicking Change.</w:t>
+      </w:r>
+    </w:p>
+    <w:p>
+      <w:pPr>
+        <w:pStyle w:val="Heading3"/>
+        <w:keepNext/>
+        <w:keepLines/>
+      </w:pPr>
+      <w:r>
+        <w:t>From the client's side</w:t>
+      </w:r>
+    </w:p>
+    <w:p>
+      <w:pPr>
+        <w:spacing w:after="140" w:line="300" w:lineRule="auto"/>
+      </w:pPr>
+      <w:r>
+        <w:t xml:space="preserve">Clients → </w:t>
+      </w:r>
+      <w:r>
+        <w:rPr>
+          <w:b/>
+          <w:bCs/>
+        </w:rPr>
+        <w:t>Edit</w:t>
+      </w:r>
+      <w:r>
+        <w:t xml:space="preserve"> on the client's row → </w:t>
+      </w:r>
+      <w:r>
+        <w:rPr>
+          <w:b/>
+          <w:bCs/>
+        </w:rPr>
+        <w:t>Cases</w:t>
+      </w:r>
+      <w:r>
+        <w:t xml:space="preserve"> → </w:t>
+      </w:r>
+      <w:r>
+        <w:rPr>
+          <w:b/>
+          <w:bCs/>
+        </w:rPr>
+        <w:t>+ Link a case</w:t>
+      </w:r>
+      <w:r>
+        <w:t xml:space="preserve"> (or </w:t>
+      </w:r>
+      <w:r>
+        <w:rPr>
+          <w:b/>
+          <w:bCs/>
+        </w:rPr>
+        <w:t>Remove</w:t>
+      </w:r>
+      <w:r>
+        <w:t xml:space="preserve">) → </w:t>
+      </w:r>
+      <w:r>
+        <w:rPr>
+          <w:b/>
+          <w:bCs/>
+        </w:rPr>
+        <w:t>Save client</w:t>
+      </w:r>
+      <w:r>
+        <w:t>.</w:t>
+      </w:r>
+    </w:p>
+    <w:tbl>
+      <w:tblPr>
+        <w:tblW w:w="9306" w:type="dxa"/>
+        <w:tblBorders>
+          <w:top w:val="single" w:sz="4" w:space="0" w:color="auto"/>
+          <w:left w:val="single" w:sz="4" w:space="0" w:color="auto"/>
+          <w:bottom w:val="single" w:sz="4" w:space="0" w:color="auto"/>
+          <w:right w:val="single" w:sz="4" w:space="0" w:color="auto"/>
+          <w:insideH w:val="single" w:sz="4" w:space="0" w:color="auto"/>
+          <w:insideV w:val="single" w:sz="4" w:space="0" w:color="auto"/>
+        </w:tblBorders>
+        <w:tblCellMar>
+          <w:left w:w="10" w:type="dxa"/>
+          <w:right w:w="10" w:type="dxa"/>
+        </w:tblCellMar>
+        <w:tblLook w:val="04A0" w:firstRow="1" w:lastRow="0" w:firstColumn="1" w:lastColumn="0" w:noHBand="0" w:noVBand="1"/>
+      </w:tblPr>
+      <w:tblGrid>
+        <w:gridCol w:w="2233"/>
+        <w:gridCol w:w="7073"/>
+      </w:tblGrid>
+      <w:tr>
+        <w:tblPrEx>
+          <w:tblCellMar>
+            <w:top w:w="0" w:type="dxa"/>
+            <w:bottom w:w="0" w:type="dxa"/>
+          </w:tblCellMar>
+        </w:tblPrEx>
+        <w:trPr>
+          <w:tblHeader/>
+        </w:trPr>
+        <w:tc>
+          <w:tcPr>
+            <w:tcW w:w="2233" w:type="dxa"/>
+            <w:tcBorders>
+              <w:top w:val="single" w:sz="4" w:space="0" w:color="D5D9E0"/>
+              <w:left w:val="single" w:sz="4" w:space="0" w:color="D5D9E0"/>
+              <w:bottom w:val="single" w:sz="4" w:space="0" w:color="D5D9E0"/>
+              <w:right w:val="single" w:sz="4" w:space="0" w:color="D5D9E0"/>
+            </w:tcBorders>
+            <w:shd w:val="clear" w:color="auto" w:fill="14213D"/>
+            <w:tcMar>
+              <w:top w:w="80" w:type="dxa"/>
+              <w:left w:w="120" w:type="dxa"/>
+              <w:bottom w:w="80" w:type="dxa"/>
+              <w:right w:w="120" w:type="dxa"/>
+            </w:tcMar>
+          </w:tcPr>
+          <w:p>
+            <w:pPr>
+              <w:spacing w:after="40" w:line="270" w:lineRule="auto"/>
+            </w:pPr>
+            <w:r>
+              <w:rPr>
+                <w:b/>
+                <w:bCs/>
+                <w:color w:val="FFFFFF"/>
+              </w:rPr>
+              <w:t>Once linked…</w:t>
+            </w:r>
+          </w:p>
+        </w:tc>
+        <w:tc>
+          <w:tcPr>
+            <w:tcW w:w="7073" w:type="dxa"/>
+            <w:tcBorders>
+              <w:top w:val="single" w:sz="4" w:space="0" w:color="D5D9E0"/>
+              <w:left w:val="single" w:sz="4" w:space="0" w:color="D5D9E0"/>
+              <w:bottom w:val="single" w:sz="4" w:space="0" w:color="D5D9E0"/>
+              <w:right w:val="single" w:sz="4" w:space="0" w:color="D5D9E0"/>
+            </w:tcBorders>
+            <w:shd w:val="clear" w:color="auto" w:fill="14213D"/>
+            <w:tcMar>
+              <w:top w:w="80" w:type="dxa"/>
+              <w:left w:w="120" w:type="dxa"/>
+              <w:bottom w:w="80" w:type="dxa"/>
+              <w:right w:w="120" w:type="dxa"/>
+            </w:tcMar>
+          </w:tcPr>
+          <w:p>
+            <w:pPr>
+              <w:spacing w:after="40" w:line="270" w:lineRule="auto"/>
+            </w:pPr>
+            <w:r>
+              <w:rPr>
+                <w:b/>
+                <w:bCs/>
+                <w:color w:val="FFFFFF"/>
+              </w:rPr>
+              <w:t>…they see</w:t>
+            </w:r>
+          </w:p>
+        </w:tc>
+      </w:tr>
+      <w:tr>
+        <w:tblPrEx>
+          <w:tblCellMar>
+            <w:top w:w="0" w:type="dxa"/>
+            <w:bottom w:w="0" w:type="dxa"/>
+          </w:tblCellMar>
+        </w:tblPrEx>
+        <w:tc>
+          <w:tcPr>
+            <w:tcW w:w="2233" w:type="dxa"/>
+            <w:tcBorders>
+              <w:top w:val="single" w:sz="4" w:space="0" w:color="D5D9E0"/>
+              <w:left w:val="single" w:sz="4" w:space="0" w:color="D5D9E0"/>
+              <w:bottom w:val="single" w:sz="4" w:space="0" w:color="D5D9E0"/>
+              <w:right w:val="single" w:sz="4" w:space="0" w:color="D5D9E0"/>
+            </w:tcBorders>
+            <w:tcMar>
+              <w:top w:w="80" w:type="dxa"/>
+              <w:left w:w="120" w:type="dxa"/>
+              <w:bottom w:w="80" w:type="dxa"/>
+              <w:right w:w="120" w:type="dxa"/>
+            </w:tcMar>
+          </w:tcPr>
+          <w:p>
+            <w:pPr>
+              <w:spacing w:after="40" w:line="270" w:lineRule="auto"/>
+            </w:pPr>
+            <w:r>
+              <w:t>A lawyer</w:t>
+            </w:r>
+          </w:p>
+        </w:tc>
+        <w:tc>
+          <w:tcPr>
+            <w:tcW w:w="7073" w:type="dxa"/>
+            <w:tcBorders>
+              <w:top w:val="single" w:sz="4" w:space="0" w:color="D5D9E0"/>
+              <w:left w:val="single" w:sz="4" w:space="0" w:color="D5D9E0"/>
+              <w:bottom w:val="single" w:sz="4" w:space="0" w:color="D5D9E0"/>
+              <w:right w:val="single" w:sz="4" w:space="0" w:color="D5D9E0"/>
+            </w:tcBorders>
+            <w:tcMar>
+              <w:top w:w="80" w:type="dxa"/>
+              <w:left w:w="120" w:type="dxa"/>
+              <w:bottom w:w="80" w:type="dxa"/>
+              <w:right w:w="120" w:type="dxa"/>
+            </w:tcMar>
+          </w:tcPr>
+          <w:p>
+            <w:pPr>
+              <w:spacing w:after="40" w:line="270" w:lineRule="auto"/>
+            </w:pPr>
+            <w:r>
+              <w:t>The case in their lawyer workspace: all its details, the court record, every folder including Internal, the timeline and the client's questions.</w:t>
+            </w:r>
+          </w:p>
+        </w:tc>
+      </w:tr>
+      <w:tr>
+        <w:tblPrEx>
+          <w:tblCellMar>
+            <w:top w:w="0" w:type="dxa"/>
+            <w:bottom w:w="0" w:type="dxa"/>
+          </w:tblCellMar>
+        </w:tblPrEx>
+        <w:tc>
+          <w:tcPr>
+            <w:tcW w:w="2233" w:type="dxa"/>
+            <w:tcBorders>
+              <w:top w:val="single" w:sz="4" w:space="0" w:color="D5D9E0"/>
+              <w:left w:val="single" w:sz="4" w:space="0" w:color="D5D9E0"/>
+              <w:bottom w:val="single" w:sz="4" w:space="0" w:color="D5D9E0"/>
+              <w:right w:val="single" w:sz="4" w:space="0" w:color="D5D9E0"/>
+            </w:tcBorders>
+            <w:tcMar>
+              <w:top w:w="80" w:type="dxa"/>
+              <w:left w:w="120" w:type="dxa"/>
+              <w:bottom w:w="80" w:type="dxa"/>
+              <w:right w:w="120" w:type="dxa"/>
+            </w:tcMar>
+          </w:tcPr>
+          <w:p>
+            <w:pPr>
+              <w:spacing w:after="40" w:line="270" w:lineRule="auto"/>
+            </w:pPr>
+            <w:r>
+              <w:t>A client</w:t>
+            </w:r>
+          </w:p>
+        </w:tc>
+        <w:tc>
+          <w:tcPr>
+            <w:tcW w:w="7073" w:type="dxa"/>
+            <w:tcBorders>
+              <w:top w:val="single" w:sz="4" w:space="0" w:color="D5D9E0"/>
+              <w:left w:val="single" w:sz="4" w:space="0" w:color="D5D9E0"/>
+              <w:bottom w:val="single" w:sz="4" w:space="0" w:color="D5D9E0"/>
+              <w:right w:val="single" w:sz="4" w:space="0" w:color="D5D9E0"/>
+            </w:tcBorders>
+            <w:tcMar>
+              <w:top w:w="80" w:type="dxa"/>
+              <w:left w:w="120" w:type="dxa"/>
+              <w:bottom w:w="80" w:type="dxa"/>
+              <w:right w:w="120" w:type="dxa"/>
+            </w:tcMar>
+          </w:tcPr>
+          <w:p>
+            <w:pPr>
+              <w:spacing w:after="40" w:line="270" w:lineRule="auto"/>
+            </w:pPr>
+            <w:r>
+              <w:t>The case on their dashboard: details, hearings and orders, and the Case files folder only (never Internal).</w:t>
+            </w:r>
+          </w:p>
+        </w:tc>
+      </w:tr>
+    </w:tbl>
+    <w:p>
+      <w:pPr>
+        <w:spacing w:after="120"/>
+      </w:pPr>
+    </w:p>
+    <w:p>
+      <w:pPr>
+        <w:pStyle w:val="Heading2"/>
+        <w:keepNext/>
+        <w:keepLines/>
+      </w:pPr>
+      <w:bookmarkStart w:id="19" w:name="_Toc241789755"/>
+      <w:r>
+        <w:t>Checking who has access</w:t>
+      </w:r>
+      <w:bookmarkEnd w:id="19"/>
+    </w:p>
+    <w:p>
+      <w:pPr>
+        <w:spacing w:after="140" w:line="300" w:lineRule="auto"/>
+      </w:pPr>
+      <w:r>
+        <w:t xml:space="preserve">Team (Lawyers) opens with the </w:t>
+      </w:r>
+      <w:r>
+        <w:rPr>
+          <w:b/>
+          <w:bCs/>
+        </w:rPr>
+        <w:t>Who can sign in</w:t>
+      </w:r>
+      <w:r>
+        <w:t xml:space="preserve"> panel. It lists every email that can open the admin console and every email that can open the lawyer workspace, with their access and when they last signed in.</w:t>
+      </w:r>
+    </w:p>
+    <w:p>
+      <w:pPr>
+        <w:keepNext/>
+        <w:spacing w:before="120" w:after="60"/>
+        <w:jc w:val="center"/>
+      </w:pPr>
+      <w:r>
+        <w:rPr>
+          <w:noProof/>
+        </w:rPr>
+        <w:drawing>
+          <wp:inline distT="0" distB="0" distL="0" distR="0" wp14:anchorId="5E2D9A7D" wp14:editId="168CA706">
+            <wp:extent cx="5334000" cy="2686050"/>
+            <wp:effectExtent l="0" t="0" r="0" b="0"/>
+            <wp:docPr id="10" name="who-can-sign-in" descr="The Who can sign in panel at the top of Team (Lawyers)." title="The Who can sign in panel at the top of Team (Lawyers)."/>
+            <wp:cNvGraphicFramePr>
+              <a:graphicFrameLocks xmlns:a="http://schemas.openxmlformats.org/drawingml/2006/main" noChangeAspect="1"/>
+            </wp:cNvGraphicFramePr>
+            <a:graphic xmlns:a="http://schemas.openxmlformats.org/drawingml/2006/main">
+              <a:graphicData uri="http://schemas.openxmlformats.org/drawingml/2006/picture">
+                <pic:pic xmlns:pic="http://schemas.openxmlformats.org/drawingml/2006/picture">
+                  <pic:nvPicPr>
+                    <pic:cNvPr id="0" name=""/>
+                    <pic:cNvPicPr>
+                      <a:picLocks noChangeAspect="1" noChangeArrowheads="1"/>
+                    </pic:cNvPicPr>
+                  </pic:nvPicPr>
+                  <pic:blipFill>
+                    <a:blip r:embed="rId16"/>
+                    <a:srcRect/>
+                    <a:stretch>
+                      <a:fillRect/>
+                    </a:stretch>
+                  </pic:blipFill>
+                  <pic:spPr bwMode="auto">
+                    <a:xfrm>
+                      <a:off x="0" y="0"/>
+                      <a:ext cx="5334000" cy="2686050"/>
+                    </a:xfrm>
+                    <a:prstGeom prst="rect">
+                      <a:avLst/>
+                    </a:prstGeom>
+                  </pic:spPr>
+                </pic:pic>
+              </a:graphicData>
+            </a:graphic>
+          </wp:inline>
+        </w:drawing>
+      </w:r>
+    </w:p>
+    <w:p>
+      <w:pPr>
+        <w:spacing w:after="220"/>
+        <w:jc w:val="center"/>
+      </w:pPr>
+      <w:r>
+        <w:rPr>
+          <w:i/>
+          <w:iCs/>
+          <w:color w:val="5B6475"/>
+          <w:sz w:val="18"/>
+          <w:szCs w:val="18"/>
+        </w:rPr>
+        <w:t>The Who can sign in panel at the top of Team (Lawyers).</w:t>
       </w:r>
     </w:p>
     <w:p>
@@ -6946,10 +9773,20 @@
           <w:b/>
           <w:bCs/>
         </w:rPr>
-        <w:t>'Not uploaded by the court'</w:t>
-      </w:r>
-      <w:r>
-        <w:t xml:space="preserve"> means the court lists the order but has not put its PDF online yet. Try again later.</w:t>
+        <w:t>To give access:</w:t>
+      </w:r>
+      <w:r>
+        <w:t xml:space="preserve"> add the person (above), or Edit them and change </w:t>
+      </w:r>
+      <w:r>
+        <w:rPr>
+          <w:b/>
+          <w:bCs/>
+        </w:rPr>
+        <w:t>Access to the portal</w:t>
+      </w:r>
+      <w:r>
+        <w:t>.</w:t>
       </w:r>
     </w:p>
     <w:p>
@@ -6966,11 +9803,173 @@
           <w:b/>
           <w:bCs/>
         </w:rPr>
-        <w:t>The eCourtsIndia backup.</w:t>
-      </w:r>
-      <w:r>
-        <w:t xml:space="preserve"> A paid service (about ₹1.50 for full details, ₹0.15 per refresh) kept switched on for staff for now, while the court websites prove reliable. It can be switched off with one server setting (ECOURTS_BACKUP=false). Clients never see it or its prices.</w:t>
-      </w:r>
+        <w:t>To take access away:</w:t>
+      </w:r>
+      <w:r>
+        <w:t xml:space="preserve"> Edit them and set </w:t>
+      </w:r>
+      <w:r>
+        <w:rPr>
+          <w:b/>
+          <w:bCs/>
+        </w:rPr>
+        <w:t>Access to the portal</w:t>
+      </w:r>
+      <w:r>
+        <w:t xml:space="preserve"> to </w:t>
+      </w:r>
+      <w:r>
+        <w:rPr>
+          <w:b/>
+          <w:bCs/>
+        </w:rPr>
+        <w:t>No sign-in</w:t>
+      </w:r>
+      <w:r>
+        <w:t xml:space="preserve">, or </w:t>
+      </w:r>
+      <w:r>
+        <w:rPr>
+          <w:b/>
+          <w:bCs/>
+        </w:rPr>
+        <w:t>Account</w:t>
+      </w:r>
+      <w:r>
+        <w:t xml:space="preserve"> to </w:t>
+      </w:r>
+      <w:r>
+        <w:rPr>
+          <w:b/>
+          <w:bCs/>
+        </w:rPr>
+        <w:t>Deactivated</w:t>
+      </w:r>
+      <w:r>
+        <w:t>. Either applies at once; deactivating also signs them out everywhere.</w:t>
+      </w:r>
+    </w:p>
+    <w:p>
+      <w:pPr>
+        <w:pStyle w:val="Heading2"/>
+        <w:keepNext/>
+        <w:keepLines/>
+      </w:pPr>
+      <w:bookmarkStart w:id="20" w:name="_Toc241789756"/>
+      <w:r>
+        <w:t>Updating a case from the court</w:t>
+      </w:r>
+      <w:bookmarkEnd w:id="20"/>
+    </w:p>
+    <w:p>
+      <w:pPr>
+        <w:pStyle w:val="ListParagraph"/>
+        <w:numPr>
+          <w:ilvl w:val="0"/>
+          <w:numId w:val="10"/>
+        </w:numPr>
+        <w:spacing w:after="80" w:line="290" w:lineRule="auto"/>
+      </w:pPr>
+      <w:r>
+        <w:t xml:space="preserve">A lawyer or administrator presses </w:t>
+      </w:r>
+      <w:r>
+        <w:rPr>
+          <w:b/>
+          <w:bCs/>
+        </w:rPr>
+        <w:t>Update from court</w:t>
+      </w:r>
+      <w:r>
+        <w:t xml:space="preserve"> on a case with a CNR number.</w:t>
+      </w:r>
+    </w:p>
+    <w:p>
+      <w:pPr>
+        <w:pStyle w:val="ListParagraph"/>
+        <w:numPr>
+          <w:ilvl w:val="0"/>
+          <w:numId w:val="10"/>
+        </w:numPr>
+        <w:spacing w:after="80" w:line="290" w:lineRule="auto"/>
+      </w:pPr>
+      <w:r>
+        <w:t>The system opens the right court website: the district courts' eCourts site, or the High Courts' site. It decides from the CNR, for example HBHC is the Telangana High Court, APHC the Andhra Pradesh High Court, and TSHC the Hyderabad city civil courts.</w:t>
+      </w:r>
+    </w:p>
+    <w:p>
+      <w:pPr>
+        <w:pStyle w:val="ListParagraph"/>
+        <w:numPr>
+          <w:ilvl w:val="0"/>
+          <w:numId w:val="10"/>
+        </w:numPr>
+        <w:spacing w:after="80" w:line="290" w:lineRule="auto"/>
+      </w:pPr>
+      <w:r>
+        <w:t>The court's captcha picture is shown; the person types it. The system never solves captchas by itself.</w:t>
+      </w:r>
+    </w:p>
+    <w:p>
+      <w:pPr>
+        <w:pStyle w:val="ListParagraph"/>
+        <w:numPr>
+          <w:ilvl w:val="0"/>
+          <w:numId w:val="10"/>
+        </w:numPr>
+        <w:spacing w:after="80" w:line="290" w:lineRule="auto"/>
+      </w:pPr>
+      <w:r>
+        <w:t>The system reads the case page: status, stage, next date, judge, parties and advocates, the full hearing history and the list of orders.</w:t>
+      </w:r>
+    </w:p>
+    <w:p>
+      <w:pPr>
+        <w:pStyle w:val="ListParagraph"/>
+        <w:numPr>
+          <w:ilvl w:val="0"/>
+          <w:numId w:val="10"/>
+        </w:numPr>
+        <w:spacing w:after="80" w:line="290" w:lineRule="auto"/>
+      </w:pPr>
+      <w:r>
+        <w:t xml:space="preserve">Every order PDF the court has uploaded is downloaded and saved into the case's </w:t>
+      </w:r>
+      <w:r>
+        <w:rPr>
+          <w:b/>
+          <w:bCs/>
+        </w:rPr>
+        <w:t>Case files</w:t>
+      </w:r>
+      <w:r>
+        <w:t xml:space="preserve"> folder, where the client can see it. PDFs already saved are not downloaded again.</w:t>
+      </w:r>
+    </w:p>
+    <w:p>
+      <w:pPr>
+        <w:pStyle w:val="ListParagraph"/>
+        <w:numPr>
+          <w:ilvl w:val="0"/>
+          <w:numId w:val="10"/>
+        </w:numPr>
+        <w:spacing w:after="80" w:line="290" w:lineRule="auto"/>
+      </w:pPr>
+      <w:r>
+        <w:t>A message reports what changed: new hearings, new orders, PDFs saved, and any the court has not uploaded yet.</w:t>
+      </w:r>
+    </w:p>
+    <w:p>
+      <w:pPr>
+        <w:pStyle w:val="Heading2"/>
+        <w:keepNext/>
+        <w:keepLines/>
+      </w:pPr>
+      <w:bookmarkStart w:id="21" w:name="_Toc241789757"/>
+      <w:r>
+        <w:t>Things worth knowing</w:t>
+      </w:r>
+      <w:bookmarkEnd w:id="21"/>
     </w:p>
     <w:p>
       <w:pPr>
@@ -6986,6 +9985,86 @@
           <w:b/>
           <w:bCs/>
         </w:rPr>
+        <w:t>It is free.</w:t>
+      </w:r>
+      <w:r>
+        <w:t xml:space="preserve"> The courts' websites charge nothing.</w:t>
+      </w:r>
+    </w:p>
+    <w:p>
+      <w:pPr>
+        <w:pStyle w:val="ListParagraph"/>
+        <w:numPr>
+          <w:ilvl w:val="0"/>
+          <w:numId w:val="2"/>
+        </w:numPr>
+        <w:spacing w:after="80" w:line="290" w:lineRule="auto"/>
+      </w:pPr>
+      <w:r>
+        <w:rPr>
+          <w:b/>
+          <w:bCs/>
+        </w:rPr>
+        <w:t>A 10-minute pause.</w:t>
+      </w:r>
+      <w:r>
+        <w:t xml:space="preserve"> After a successful update, the same case cannot be updated again for 10 minutes, so the court's site is not hit repeatedly. This is the system's own rule, not the court's. It is skipped if any PDF failed to download, so the missing ones can be retried at once.</w:t>
+      </w:r>
+    </w:p>
+    <w:p>
+      <w:pPr>
+        <w:pStyle w:val="ListParagraph"/>
+        <w:numPr>
+          <w:ilvl w:val="0"/>
+          <w:numId w:val="2"/>
+        </w:numPr>
+        <w:spacing w:after="80" w:line="290" w:lineRule="auto"/>
+      </w:pPr>
+      <w:r>
+        <w:rPr>
+          <w:b/>
+          <w:bCs/>
+        </w:rPr>
+        <w:t>'Not uploaded by the court'</w:t>
+      </w:r>
+      <w:r>
+        <w:t xml:space="preserve"> means the court lists the order but has not put its PDF online yet. Try again later.</w:t>
+      </w:r>
+    </w:p>
+    <w:p>
+      <w:pPr>
+        <w:pStyle w:val="ListParagraph"/>
+        <w:numPr>
+          <w:ilvl w:val="0"/>
+          <w:numId w:val="2"/>
+        </w:numPr>
+        <w:spacing w:after="80" w:line="290" w:lineRule="auto"/>
+      </w:pPr>
+      <w:r>
+        <w:rPr>
+          <w:b/>
+          <w:bCs/>
+        </w:rPr>
+        <w:t>The eCourtsIndia backup.</w:t>
+      </w:r>
+      <w:r>
+        <w:t xml:space="preserve"> A paid service (about ₹1.50 for full details, ₹0.15 per refresh) kept switched on for staff for now, while the court websites prove reliable. It can be switched off with one server setting (ECOURTS_BACKUP=false). Clients never see it or its prices.</w:t>
+      </w:r>
+    </w:p>
+    <w:p>
+      <w:pPr>
+        <w:pStyle w:val="ListParagraph"/>
+        <w:numPr>
+          <w:ilvl w:val="0"/>
+          <w:numId w:val="2"/>
+        </w:numPr>
+        <w:spacing w:after="80" w:line="290" w:lineRule="auto"/>
+      </w:pPr>
+      <w:r>
+        <w:rPr>
+          <w:b/>
+          <w:bCs/>
+        </w:rPr>
         <w:t>Only the firm updates cases.</w:t>
       </w:r>
       <w:r>
@@ -6997,11 +10076,11 @@
         <w:pStyle w:val="Heading1"/>
         <w:pageBreakBefore/>
       </w:pPr>
-      <w:bookmarkStart w:id="17" w:name="_Toc241789004"/>
+      <w:bookmarkStart w:id="22" w:name="_Toc241789758"/>
       <w:r>
         <w:t>7. Documents</w:t>
       </w:r>
-      <w:bookmarkEnd w:id="17"/>
+      <w:bookmarkEnd w:id="22"/>
     </w:p>
     <w:p>
       <w:pPr>
@@ -7009,11 +10088,11 @@
         <w:keepNext/>
         <w:keepLines/>
       </w:pPr>
-      <w:bookmarkStart w:id="18" w:name="_Toc241789005"/>
+      <w:bookmarkStart w:id="23" w:name="_Toc241789759"/>
       <w:r>
         <w:t>Folders</w:t>
       </w:r>
-      <w:bookmarkEnd w:id="18"/>
+      <w:bookmarkEnd w:id="23"/>
     </w:p>
     <w:p>
       <w:pPr>
@@ -7459,11 +10538,11 @@
         <w:keepNext/>
         <w:keepLines/>
       </w:pPr>
-      <w:bookmarkStart w:id="19" w:name="_Toc241789006"/>
+      <w:bookmarkStart w:id="24" w:name="_Toc241789760"/>
       <w:r>
         <w:t>Safety</w:t>
       </w:r>
-      <w:bookmarkEnd w:id="19"/>
+      <w:bookmarkEnd w:id="24"/>
     </w:p>
     <w:p>
       <w:pPr>
@@ -7509,11 +10588,11 @@
         <w:pStyle w:val="Heading1"/>
         <w:pageBreakBefore/>
       </w:pPr>
-      <w:bookmarkStart w:id="20" w:name="_Toc241789007"/>
+      <w:bookmarkStart w:id="25" w:name="_Toc241789761"/>
       <w:r>
         <w:t>8. The lawyer workspace</w:t>
       </w:r>
-      <w:bookmarkEnd w:id="20"/>
+      <w:bookmarkEnd w:id="25"/>
     </w:p>
     <w:p>
       <w:pPr>
@@ -7625,11 +10704,11 @@
         <w:pStyle w:val="Heading1"/>
         <w:pageBreakBefore/>
       </w:pPr>
-      <w:bookmarkStart w:id="21" w:name="_Toc241789008"/>
+      <w:bookmarkStart w:id="26" w:name="_Toc241789762"/>
       <w:r>
         <w:t>9. The client dashboard</w:t>
       </w:r>
-      <w:bookmarkEnd w:id="21"/>
+      <w:bookmarkEnd w:id="26"/>
     </w:p>
     <w:p>
       <w:pPr>
@@ -7725,11 +10804,11 @@
         <w:keepNext/>
         <w:keepLines/>
       </w:pPr>
-      <w:bookmarkStart w:id="22" w:name="_Toc241789009"/>
+      <w:bookmarkStart w:id="27" w:name="_Toc241789763"/>
       <w:r>
         <w:t>What a client cannot do</w:t>
       </w:r>
-      <w:bookmarkEnd w:id="22"/>
+      <w:bookmarkEnd w:id="27"/>
     </w:p>
     <w:p>
       <w:pPr>
@@ -7784,11 +10863,11 @@
         <w:keepNext/>
         <w:keepLines/>
       </w:pPr>
-      <w:bookmarkStart w:id="23" w:name="_Toc241789010"/>
+      <w:bookmarkStart w:id="28" w:name="_Toc241789764"/>
       <w:r>
         <w:t>On phones</w:t>
       </w:r>
-      <w:bookmarkEnd w:id="23"/>
+      <w:bookmarkEnd w:id="28"/>
     </w:p>
     <w:p>
       <w:pPr>
@@ -7803,11 +10882,11 @@
         <w:pStyle w:val="Heading1"/>
         <w:pageBreakBefore/>
       </w:pPr>
-      <w:bookmarkStart w:id="24" w:name="_Toc241789011"/>
+      <w:bookmarkStart w:id="29" w:name="_Toc241789765"/>
       <w:r>
         <w:t>10. Articles and AI</w:t>
       </w:r>
-      <w:bookmarkEnd w:id="24"/>
+      <w:bookmarkEnd w:id="29"/>
     </w:p>
     <w:p>
       <w:pPr>
@@ -7815,11 +10894,11 @@
         <w:keepNext/>
         <w:keepLines/>
       </w:pPr>
-      <w:bookmarkStart w:id="25" w:name="_Toc241789012"/>
+      <w:bookmarkStart w:id="30" w:name="_Toc241789766"/>
       <w:r>
         <w:t>Finding topics: trending leads</w:t>
       </w:r>
-      <w:bookmarkEnd w:id="25"/>
+      <w:bookmarkEnd w:id="30"/>
     </w:p>
     <w:p>
       <w:pPr>
@@ -7835,11 +10914,11 @@
         <w:keepNext/>
         <w:keepLines/>
       </w:pPr>
-      <w:bookmarkStart w:id="26" w:name="_Toc241789013"/>
+      <w:bookmarkStart w:id="31" w:name="_Toc241789767"/>
       <w:r>
         <w:t>Drafts</w:t>
       </w:r>
-      <w:bookmarkEnd w:id="26"/>
+      <w:bookmarkEnd w:id="31"/>
     </w:p>
     <w:p>
       <w:pPr>
@@ -7920,11 +10999,11 @@
         <w:keepNext/>
         <w:keepLines/>
       </w:pPr>
-      <w:bookmarkStart w:id="27" w:name="_Toc241789014"/>
+      <w:bookmarkStart w:id="32" w:name="_Toc241789768"/>
       <w:r>
         <w:t>Cover images</w:t>
       </w:r>
-      <w:bookmarkEnd w:id="27"/>
+      <w:bookmarkEnd w:id="32"/>
     </w:p>
     <w:p>
       <w:pPr>
@@ -8023,11 +11102,11 @@
         <w:pStyle w:val="Heading1"/>
         <w:pageBreakBefore/>
       </w:pPr>
-      <w:bookmarkStart w:id="28" w:name="_Toc241789015"/>
+      <w:bookmarkStart w:id="33" w:name="_Toc241789769"/>
       <w:r>
         <w:t>11. What it costs to run</w:t>
       </w:r>
-      <w:bookmarkEnd w:id="28"/>
+      <w:bookmarkEnd w:id="33"/>
     </w:p>
     <w:p>
       <w:pPr>
@@ -9093,11 +12172,11 @@
         <w:pStyle w:val="Heading1"/>
         <w:pageBreakBefore/>
       </w:pPr>
-      <w:bookmarkStart w:id="29" w:name="_Toc241789016"/>
+      <w:bookmarkStart w:id="34" w:name="_Toc241789770"/>
       <w:r>
         <w:t>12. Behind the scenes, in plain terms</w:t>
       </w:r>
-      <w:bookmarkEnd w:id="29"/>
+      <w:bookmarkEnd w:id="34"/>
     </w:p>
     <w:p>
       <w:pPr>
@@ -9105,18 +12184,18 @@
         <w:keepNext/>
         <w:keepLines/>
       </w:pPr>
-      <w:bookmarkStart w:id="30" w:name="_Toc241789017"/>
+      <w:bookmarkStart w:id="35" w:name="_Toc241789771"/>
       <w:r>
         <w:t>What happens when someone presses a button</w:t>
       </w:r>
-      <w:bookmarkEnd w:id="30"/>
+      <w:bookmarkEnd w:id="35"/>
     </w:p>
     <w:p>
       <w:pPr>
         <w:pStyle w:val="ListParagraph"/>
         <w:numPr>
           <w:ilvl w:val="0"/>
-          <w:numId w:val="4"/>
+          <w:numId w:val="11"/>
         </w:numPr>
         <w:spacing w:after="80" w:line="290" w:lineRule="auto"/>
       </w:pPr>
@@ -9129,7 +12208,7 @@
         <w:pStyle w:val="ListParagraph"/>
         <w:numPr>
           <w:ilvl w:val="0"/>
-          <w:numId w:val="4"/>
+          <w:numId w:val="11"/>
         </w:numPr>
         <w:spacing w:after="80" w:line="290" w:lineRule="auto"/>
       </w:pPr>
@@ -9142,7 +12221,7 @@
         <w:pStyle w:val="ListParagraph"/>
         <w:numPr>
           <w:ilvl w:val="0"/>
-          <w:numId w:val="4"/>
+          <w:numId w:val="11"/>
         </w:numPr>
         <w:spacing w:after="80" w:line="290" w:lineRule="auto"/>
       </w:pPr>
@@ -9155,7 +12234,7 @@
         <w:pStyle w:val="ListParagraph"/>
         <w:numPr>
           <w:ilvl w:val="0"/>
-          <w:numId w:val="4"/>
+          <w:numId w:val="11"/>
         </w:numPr>
         <w:spacing w:after="80" w:line="290" w:lineRule="auto"/>
       </w:pPr>
@@ -9169,11 +12248,11 @@
         <w:keepNext/>
         <w:keepLines/>
       </w:pPr>
-      <w:bookmarkStart w:id="31" w:name="_Toc241789018"/>
+      <w:bookmarkStart w:id="36" w:name="_Toc241789772"/>
       <w:r>
         <w:t>Jobs that run by themselves</w:t>
       </w:r>
-      <w:bookmarkEnd w:id="31"/>
+      <w:bookmarkEnd w:id="36"/>
     </w:p>
     <w:tbl>
       <w:tblPr>
@@ -9405,11 +12484,11 @@
         <w:keepNext/>
         <w:keepLines/>
       </w:pPr>
-      <w:bookmarkStart w:id="32" w:name="_Toc241789019"/>
+      <w:bookmarkStart w:id="37" w:name="_Toc241789773"/>
       <w:r>
         <w:t>Settings that change behaviour</w:t>
       </w:r>
-      <w:bookmarkEnd w:id="32"/>
+      <w:bookmarkEnd w:id="37"/>
     </w:p>
     <w:p>
       <w:pPr>
@@ -9890,11 +12969,11 @@
         <w:keepNext/>
         <w:keepLines/>
       </w:pPr>
-      <w:bookmarkStart w:id="33" w:name="_Toc241789020"/>
+      <w:bookmarkStart w:id="38" w:name="_Toc241789774"/>
       <w:r>
         <w:t>Safeguards</w:t>
       </w:r>
-      <w:bookmarkEnd w:id="33"/>
+      <w:bookmarkEnd w:id="38"/>
     </w:p>
     <w:p>
       <w:pPr>
@@ -9966,11 +13045,11 @@
         <w:pStyle w:val="Heading1"/>
         <w:pageBreakBefore/>
       </w:pPr>
-      <w:bookmarkStart w:id="34" w:name="_Toc241789021"/>
+      <w:bookmarkStart w:id="39" w:name="_Toc241789775"/>
       <w:r>
         <w:t>13. Where things are kept in the project</w:t>
       </w:r>
-      <w:bookmarkEnd w:id="34"/>
+      <w:bookmarkEnd w:id="39"/>
     </w:p>
     <w:p>
       <w:pPr>
@@ -10434,11 +13513,11 @@
         <w:keepNext/>
         <w:keepLines/>
       </w:pPr>
-      <w:bookmarkStart w:id="35" w:name="_Toc241789022"/>
+      <w:bookmarkStart w:id="40" w:name="_Toc241789776"/>
       <w:r>
         <w:t>How changes are published</w:t>
       </w:r>
-      <w:bookmarkEnd w:id="35"/>
+      <w:bookmarkEnd w:id="40"/>
     </w:p>
     <w:p>
       <w:pPr>
@@ -10484,11 +13563,11 @@
         <w:pStyle w:val="Heading1"/>
         <w:pageBreakBefore/>
       </w:pPr>
-      <w:bookmarkStart w:id="36" w:name="_Toc241789023"/>
+      <w:bookmarkStart w:id="41" w:name="_Toc241789777"/>
       <w:r>
         <w:t>14. Current limits and next steps</w:t>
       </w:r>
-      <w:bookmarkEnd w:id="36"/>
+      <w:bookmarkEnd w:id="41"/>
     </w:p>
     <w:p>
       <w:pPr>
@@ -10575,11 +13654,11 @@
         <w:pStyle w:val="Heading1"/>
         <w:pageBreakBefore/>
       </w:pPr>
-      <w:bookmarkStart w:id="37" w:name="_Toc241789024"/>
+      <w:bookmarkStart w:id="42" w:name="_Toc241789778"/>
       <w:r>
         <w:t>15. Glossary</w:t>
       </w:r>
-      <w:bookmarkEnd w:id="37"/>
+      <w:bookmarkEnd w:id="42"/>
     </w:p>
     <w:tbl>
       <w:tblPr>
@@ -11258,8 +14337,8 @@
     </w:tbl>
     <w:p/>
     <w:sectPr>
-      <w:headerReference w:type="default" r:id="rId7"/>
-      <w:footerReference w:type="default" r:id="rId8"/>
+      <w:headerReference w:type="default" r:id="rId17"/>
+      <w:footerReference w:type="default" r:id="rId18"/>
       <w:pgSz w:w="11906" w:h="16838"/>
       <w:pgMar w:top="1300" w:right="1300" w:bottom="1300" w:left="1300" w:header="708" w:footer="708" w:gutter="0"/>
       <w:cols w:space="720"/>
@@ -11387,68 +14466,64 @@
 <file path=word/numbering.xml><?xml version="1.0" encoding="utf-8"?>
 <w:numbering xmlns:wpc="http://schemas.microsoft.com/office/word/2010/wordprocessingCanvas" xmlns:cx="http://schemas.microsoft.com/office/drawing/2014/chartex" xmlns:cx1="http://schemas.microsoft.com/office/drawing/2015/9/8/chartex" xmlns:cx2="http://schemas.microsoft.com/office/drawing/2015/10/21/chartex" xmlns:cx3="http://schemas.microsoft.com/office/drawing/2016/5/9/chartex" xmlns:cx4="http://schemas.microsoft.com/office/drawing/2016/5/10/chartex" xmlns:cx5="http://schemas.microsoft.com/office/drawing/2016/5/11/chartex" xmlns:cx6="http://schemas.microsoft.com/office/drawing/2016/5/12/chartex" xmlns:cx7="http://schemas.microsoft.com/office/drawing/2016/5/13/chartex" xmlns:cx8="http://schemas.microsoft.com/office/drawing/2016/5/14/chartex" xmlns:mc="http://schemas.openxmlformats.org/markup-compatibility/2006" xmlns:aink="http://schemas.microsoft.com/office/drawing/2016/ink" xmlns:am3d="http://schemas.microsoft.com/office/drawing/2017/model3d" xmlns:o="urn:schemas-microsoft-com:office:office" xmlns:oel="http://schemas.microsoft.com/office/2019/extlst" xmlns:r="http://schemas.openxmlformats.org/officeDocument/2006/relationships" xmlns:m="http://schemas.openxmlformats.org/officeDocument/2006/math" xmlns:v="urn:schemas-microsoft-com:vml" xmlns:wp14="http://schemas.microsoft.com/office/word/2010/wordprocessingDrawing" xmlns:wp="http://schemas.openxmlformats.org/drawingml/2006/wordprocessingDrawing" xmlns:w10="urn:schemas-microsoft-com:office:word" xmlns:w="http://schemas.openxmlformats.org/wordprocessingml/2006/main" xmlns:w14="http://schemas.microsoft.com/office/word/2010/wordml" xmlns:w15="http://schemas.microsoft.com/office/word/2012/wordml" xmlns:w16cex="http://schemas.microsoft.com/office/word/2018/wordml/cex" xmlns:w16cid="http://schemas.microsoft.com/office/word/2016/wordml/cid" xmlns:w16="http://schemas.microsoft.com/office/word/2018/wordml" xmlns:w16du="http://schemas.microsoft.com/office/word/2023/wordml/word16du" xmlns:w16sdtdh="http://schemas.microsoft.com/office/word/2020/wordml/sdtdatahash" xmlns:w16sdtfl="http://schemas.microsoft.com/office/word/2024/wordml/sdtformatlock" xmlns:w16se="http://schemas.microsoft.com/office/word/2015/wordml/symex" xmlns:wpg="http://schemas.microsoft.com/office/word/2010/wordprocessingGroup" xmlns:wpi="http://schemas.microsoft.com/office/word/2010/wordprocessingInk" xmlns:wne="http://schemas.microsoft.com/office/word/2006/wordml" xmlns:wps="http://schemas.microsoft.com/office/word/2010/wordprocessingShape" mc:Ignorable="w14 w15 w16se w16cid w16 w16cex w16sdtdh w16sdtfl w16du wp14">
   <w:abstractNum w:abstractNumId="0" w15:restartNumberingAfterBreak="0">
-    <w:nsid w:val="044571D9"/>
+    <w:nsid w:val="093023CF"/>
     <w:multiLevelType w:val="hybridMultilevel"/>
-    <w:tmpl w:val="D0529896"/>
-    <w:lvl w:ilvl="0" w:tplc="4376552E">
+    <w:tmpl w:val="D3120C14"/>
+    <w:lvl w:ilvl="0" w:tplc="CF14BA8A">
       <w:start w:val="1"/>
-      <w:numFmt w:val="bullet"/>
-      <w:lvlText w:val="•"/>
+      <w:numFmt w:val="decimal"/>
+      <w:lvlText w:val="%1."/>
       <w:lvlJc w:val="left"/>
       <w:pPr>
         <w:ind w:left="540" w:hanging="300"/>
       </w:pPr>
     </w:lvl>
-    <w:lvl w:ilvl="1" w:tplc="51AA74AC">
-      <w:start w:val="1"/>
-      <w:numFmt w:val="bullet"/>
-      <w:lvlText w:val="–"/>
-      <w:lvlJc w:val="left"/>
-      <w:pPr>
-        <w:ind w:left="1000" w:hanging="300"/>
-      </w:pPr>
-    </w:lvl>
-    <w:lvl w:ilvl="2" w:tplc="4AC6E894">
+    <w:lvl w:ilvl="1" w:tplc="D64CD8D2">
       <w:numFmt w:val="decimal"/>
       <w:lvlText w:val=""/>
       <w:lvlJc w:val="left"/>
     </w:lvl>
-    <w:lvl w:ilvl="3" w:tplc="FBB8604E">
+    <w:lvl w:ilvl="2" w:tplc="AC42D3AE">
       <w:numFmt w:val="decimal"/>
       <w:lvlText w:val=""/>
       <w:lvlJc w:val="left"/>
     </w:lvl>
-    <w:lvl w:ilvl="4" w:tplc="25B89030">
+    <w:lvl w:ilvl="3" w:tplc="7A36EF50">
       <w:numFmt w:val="decimal"/>
       <w:lvlText w:val=""/>
       <w:lvlJc w:val="left"/>
     </w:lvl>
-    <w:lvl w:ilvl="5" w:tplc="258A7BAC">
+    <w:lvl w:ilvl="4" w:tplc="983A5006">
       <w:numFmt w:val="decimal"/>
       <w:lvlText w:val=""/>
       <w:lvlJc w:val="left"/>
     </w:lvl>
-    <w:lvl w:ilvl="6" w:tplc="D0B8B942">
+    <w:lvl w:ilvl="5" w:tplc="607AC160">
       <w:numFmt w:val="decimal"/>
       <w:lvlText w:val=""/>
       <w:lvlJc w:val="left"/>
     </w:lvl>
-    <w:lvl w:ilvl="7" w:tplc="B212012A">
+    <w:lvl w:ilvl="6" w:tplc="0D3628C4">
       <w:numFmt w:val="decimal"/>
       <w:lvlText w:val=""/>
       <w:lvlJc w:val="left"/>
     </w:lvl>
-    <w:lvl w:ilvl="8" w:tplc="F4980780">
+    <w:lvl w:ilvl="7" w:tplc="311E9772">
+      <w:numFmt w:val="decimal"/>
+      <w:lvlText w:val=""/>
+      <w:lvlJc w:val="left"/>
+    </w:lvl>
+    <w:lvl w:ilvl="8" w:tplc="56F2D7F0">
       <w:numFmt w:val="decimal"/>
       <w:lvlText w:val=""/>
       <w:lvlJc w:val="left"/>
     </w:lvl>
   </w:abstractNum>
   <w:abstractNum w:abstractNumId="1" w15:restartNumberingAfterBreak="0">
-    <w:nsid w:val="174A1E7D"/>
+    <w:nsid w:val="23355D28"/>
     <w:multiLevelType w:val="hybridMultilevel"/>
-    <w:tmpl w:val="8C9499D4"/>
-    <w:lvl w:ilvl="0" w:tplc="C87E03A8">
+    <w:tmpl w:val="17E867C2"/>
+    <w:lvl w:ilvl="0" w:tplc="D4CC283C">
       <w:start w:val="1"/>
       <w:numFmt w:val="decimal"/>
       <w:lvlText w:val="%1."/>
@@ -11457,138 +14532,52 @@
         <w:ind w:left="540" w:hanging="300"/>
       </w:pPr>
     </w:lvl>
-    <w:lvl w:ilvl="1" w:tplc="B7F270AC">
+    <w:lvl w:ilvl="1" w:tplc="EABCE5B0">
       <w:numFmt w:val="decimal"/>
       <w:lvlText w:val=""/>
       <w:lvlJc w:val="left"/>
     </w:lvl>
-    <w:lvl w:ilvl="2" w:tplc="F9C49370">
+    <w:lvl w:ilvl="2" w:tplc="1C623D8C">
       <w:numFmt w:val="decimal"/>
       <w:lvlText w:val=""/>
       <w:lvlJc w:val="left"/>
     </w:lvl>
-    <w:lvl w:ilvl="3" w:tplc="B5F87A76">
+    <w:lvl w:ilvl="3" w:tplc="751E6CF2">
       <w:numFmt w:val="decimal"/>
       <w:lvlText w:val=""/>
       <w:lvlJc w:val="left"/>
     </w:lvl>
-    <w:lvl w:ilvl="4" w:tplc="80FCA7B2">
+    <w:lvl w:ilvl="4" w:tplc="D7EC2F56">
       <w:numFmt w:val="decimal"/>
       <w:lvlText w:val=""/>
       <w:lvlJc w:val="left"/>
     </w:lvl>
-    <w:lvl w:ilvl="5" w:tplc="00A2ADDA">
+    <w:lvl w:ilvl="5" w:tplc="41A23D7E">
       <w:numFmt w:val="decimal"/>
       <w:lvlText w:val=""/>
       <w:lvlJc w:val="left"/>
     </w:lvl>
-    <w:lvl w:ilvl="6" w:tplc="037615D8">
+    <w:lvl w:ilvl="6" w:tplc="65667266">
       <w:numFmt w:val="decimal"/>
       <w:lvlText w:val=""/>
       <w:lvlJc w:val="left"/>
     </w:lvl>
-    <w:lvl w:ilvl="7" w:tplc="66BA7AC8">
+    <w:lvl w:ilvl="7" w:tplc="29F29D9E">
       <w:numFmt w:val="decimal"/>
       <w:lvlText w:val=""/>
       <w:lvlJc w:val="left"/>
     </w:lvl>
-    <w:lvl w:ilvl="8" w:tplc="CFD0EB24">
+    <w:lvl w:ilvl="8" w:tplc="3B2A1BEA">
       <w:numFmt w:val="decimal"/>
       <w:lvlText w:val=""/>
       <w:lvlJc w:val="left"/>
     </w:lvl>
   </w:abstractNum>
   <w:abstractNum w:abstractNumId="2" w15:restartNumberingAfterBreak="0">
-    <w:nsid w:val="1DD06748"/>
+    <w:nsid w:val="52B657D9"/>
     <w:multiLevelType w:val="hybridMultilevel"/>
-    <w:tmpl w:val="5BF08C34"/>
-    <w:lvl w:ilvl="0" w:tplc="2D9AD090" w:tentative="1">
-      <w:start w:val="1"/>
-      <w:numFmt w:val="bullet"/>
-      <w:lvlText w:val="●"/>
-      <w:lvlJc w:val="left"/>
-      <w:pPr>
-        <w:ind w:left="720" w:hanging="360"/>
-      </w:pPr>
-    </w:lvl>
-    <w:lvl w:ilvl="1" w:tplc="C55E419A" w:tentative="1">
-      <w:start w:val="1"/>
-      <w:numFmt w:val="bullet"/>
-      <w:lvlText w:val="○"/>
-      <w:lvlJc w:val="left"/>
-      <w:pPr>
-        <w:ind w:left="1440" w:hanging="360"/>
-      </w:pPr>
-    </w:lvl>
-    <w:lvl w:ilvl="2" w:tplc="289AE38E" w:tentative="1">
-      <w:start w:val="1"/>
-      <w:numFmt w:val="bullet"/>
-      <w:lvlText w:val="■"/>
-      <w:lvlJc w:val="left"/>
-      <w:pPr>
-        <w:ind w:left="2160" w:hanging="360"/>
-      </w:pPr>
-    </w:lvl>
-    <w:lvl w:ilvl="3" w:tplc="6914BD40" w:tentative="1">
-      <w:start w:val="1"/>
-      <w:numFmt w:val="bullet"/>
-      <w:lvlText w:val="●"/>
-      <w:lvlJc w:val="left"/>
-      <w:pPr>
-        <w:ind w:left="2880" w:hanging="360"/>
-      </w:pPr>
-    </w:lvl>
-    <w:lvl w:ilvl="4" w:tplc="E09C5A7C" w:tentative="1">
-      <w:start w:val="1"/>
-      <w:numFmt w:val="bullet"/>
-      <w:lvlText w:val="○"/>
-      <w:lvlJc w:val="left"/>
-      <w:pPr>
-        <w:ind w:left="3600" w:hanging="360"/>
-      </w:pPr>
-    </w:lvl>
-    <w:lvl w:ilvl="5" w:tplc="B5563802" w:tentative="1">
-      <w:start w:val="1"/>
-      <w:numFmt w:val="bullet"/>
-      <w:lvlText w:val="■"/>
-      <w:lvlJc w:val="left"/>
-      <w:pPr>
-        <w:ind w:left="4320" w:hanging="360"/>
-      </w:pPr>
-    </w:lvl>
-    <w:lvl w:ilvl="6" w:tplc="F95035A4" w:tentative="1">
-      <w:start w:val="1"/>
-      <w:numFmt w:val="bullet"/>
-      <w:lvlText w:val="●"/>
-      <w:lvlJc w:val="left"/>
-      <w:pPr>
-        <w:ind w:left="5040" w:hanging="360"/>
-      </w:pPr>
-    </w:lvl>
-    <w:lvl w:ilvl="7" w:tplc="3870AFC4" w:tentative="1">
-      <w:start w:val="1"/>
-      <w:numFmt w:val="bullet"/>
-      <w:lvlText w:val="●"/>
-      <w:lvlJc w:val="left"/>
-      <w:pPr>
-        <w:ind w:left="5760" w:hanging="360"/>
-      </w:pPr>
-    </w:lvl>
-    <w:lvl w:ilvl="8" w:tplc="71B2277A" w:tentative="1">
-      <w:start w:val="1"/>
-      <w:numFmt w:val="bullet"/>
-      <w:lvlText w:val="●"/>
-      <w:lvlJc w:val="left"/>
-      <w:pPr>
-        <w:ind w:left="6480" w:hanging="360"/>
-      </w:pPr>
-    </w:lvl>
-  </w:abstractNum>
-  <w:abstractNum w:abstractNumId="3" w15:restartNumberingAfterBreak="0">
-    <w:nsid w:val="746D3D09"/>
-    <w:multiLevelType w:val="hybridMultilevel"/>
-    <w:tmpl w:val="8B06D3FE"/>
-    <w:lvl w:ilvl="0" w:tplc="3F8EA4E4">
+    <w:tmpl w:val="F4B42F62"/>
+    <w:lvl w:ilvl="0" w:tplc="4B14AC3E">
       <w:start w:val="1"/>
       <w:numFmt w:val="decimal"/>
       <w:lvlText w:val="%1."/>
@@ -11597,67 +14586,577 @@
         <w:ind w:left="540" w:hanging="300"/>
       </w:pPr>
     </w:lvl>
-    <w:lvl w:ilvl="1" w:tplc="6E6EE69E">
+    <w:lvl w:ilvl="1" w:tplc="6CB8702A">
       <w:numFmt w:val="decimal"/>
       <w:lvlText w:val=""/>
       <w:lvlJc w:val="left"/>
     </w:lvl>
-    <w:lvl w:ilvl="2" w:tplc="E69802F0">
+    <w:lvl w:ilvl="2" w:tplc="9A762894">
       <w:numFmt w:val="decimal"/>
       <w:lvlText w:val=""/>
       <w:lvlJc w:val="left"/>
     </w:lvl>
-    <w:lvl w:ilvl="3" w:tplc="0A28F296">
+    <w:lvl w:ilvl="3" w:tplc="0F50B4FE">
       <w:numFmt w:val="decimal"/>
       <w:lvlText w:val=""/>
       <w:lvlJc w:val="left"/>
     </w:lvl>
-    <w:lvl w:ilvl="4" w:tplc="16A2AB5E">
+    <w:lvl w:ilvl="4" w:tplc="2BE8CA14">
       <w:numFmt w:val="decimal"/>
       <w:lvlText w:val=""/>
       <w:lvlJc w:val="left"/>
     </w:lvl>
-    <w:lvl w:ilvl="5" w:tplc="E09088D6">
+    <w:lvl w:ilvl="5" w:tplc="0B982240">
       <w:numFmt w:val="decimal"/>
       <w:lvlText w:val=""/>
       <w:lvlJc w:val="left"/>
     </w:lvl>
-    <w:lvl w:ilvl="6" w:tplc="EE98FF18">
+    <w:lvl w:ilvl="6" w:tplc="6AA6D338">
       <w:numFmt w:val="decimal"/>
       <w:lvlText w:val=""/>
       <w:lvlJc w:val="left"/>
     </w:lvl>
-    <w:lvl w:ilvl="7" w:tplc="F9EA4D76">
+    <w:lvl w:ilvl="7" w:tplc="933CC952">
       <w:numFmt w:val="decimal"/>
       <w:lvlText w:val=""/>
       <w:lvlJc w:val="left"/>
     </w:lvl>
-    <w:lvl w:ilvl="8" w:tplc="04B6F7CA">
+    <w:lvl w:ilvl="8" w:tplc="EE42F03A">
       <w:numFmt w:val="decimal"/>
       <w:lvlText w:val=""/>
       <w:lvlJc w:val="left"/>
     </w:lvl>
   </w:abstractNum>
-  <w:num w:numId="1" w16cid:durableId="322240694">
+  <w:abstractNum w:abstractNumId="3" w15:restartNumberingAfterBreak="0">
+    <w:nsid w:val="59C9345D"/>
+    <w:multiLevelType w:val="hybridMultilevel"/>
+    <w:tmpl w:val="35D0E03E"/>
+    <w:lvl w:ilvl="0" w:tplc="4DD2E976">
+      <w:start w:val="1"/>
+      <w:numFmt w:val="bullet"/>
+      <w:lvlText w:val="•"/>
+      <w:lvlJc w:val="left"/>
+      <w:pPr>
+        <w:ind w:left="540" w:hanging="300"/>
+      </w:pPr>
+    </w:lvl>
+    <w:lvl w:ilvl="1" w:tplc="FE3AB3D0">
+      <w:start w:val="1"/>
+      <w:numFmt w:val="bullet"/>
+      <w:lvlText w:val="–"/>
+      <w:lvlJc w:val="left"/>
+      <w:pPr>
+        <w:ind w:left="1000" w:hanging="300"/>
+      </w:pPr>
+    </w:lvl>
+    <w:lvl w:ilvl="2" w:tplc="C2ACB2CE">
+      <w:numFmt w:val="decimal"/>
+      <w:lvlText w:val=""/>
+      <w:lvlJc w:val="left"/>
+    </w:lvl>
+    <w:lvl w:ilvl="3" w:tplc="371481F0">
+      <w:numFmt w:val="decimal"/>
+      <w:lvlText w:val=""/>
+      <w:lvlJc w:val="left"/>
+    </w:lvl>
+    <w:lvl w:ilvl="4" w:tplc="3DD4810A">
+      <w:numFmt w:val="decimal"/>
+      <w:lvlText w:val=""/>
+      <w:lvlJc w:val="left"/>
+    </w:lvl>
+    <w:lvl w:ilvl="5" w:tplc="E986534A">
+      <w:numFmt w:val="decimal"/>
+      <w:lvlText w:val=""/>
+      <w:lvlJc w:val="left"/>
+    </w:lvl>
+    <w:lvl w:ilvl="6" w:tplc="C3F2AC0C">
+      <w:numFmt w:val="decimal"/>
+      <w:lvlText w:val=""/>
+      <w:lvlJc w:val="left"/>
+    </w:lvl>
+    <w:lvl w:ilvl="7" w:tplc="F1C0168A">
+      <w:numFmt w:val="decimal"/>
+      <w:lvlText w:val=""/>
+      <w:lvlJc w:val="left"/>
+    </w:lvl>
+    <w:lvl w:ilvl="8" w:tplc="EEB41CE2">
+      <w:numFmt w:val="decimal"/>
+      <w:lvlText w:val=""/>
+      <w:lvlJc w:val="left"/>
+    </w:lvl>
+  </w:abstractNum>
+  <w:abstractNum w:abstractNumId="4" w15:restartNumberingAfterBreak="0">
+    <w:nsid w:val="5EE719E7"/>
+    <w:multiLevelType w:val="hybridMultilevel"/>
+    <w:tmpl w:val="D5DA8C9A"/>
+    <w:lvl w:ilvl="0" w:tplc="9A1CD200">
+      <w:start w:val="1"/>
+      <w:numFmt w:val="decimal"/>
+      <w:lvlText w:val="%1."/>
+      <w:lvlJc w:val="left"/>
+      <w:pPr>
+        <w:ind w:left="540" w:hanging="300"/>
+      </w:pPr>
+    </w:lvl>
+    <w:lvl w:ilvl="1" w:tplc="F5B4B3FC">
+      <w:numFmt w:val="decimal"/>
+      <w:lvlText w:val=""/>
+      <w:lvlJc w:val="left"/>
+    </w:lvl>
+    <w:lvl w:ilvl="2" w:tplc="4D287D62">
+      <w:numFmt w:val="decimal"/>
+      <w:lvlText w:val=""/>
+      <w:lvlJc w:val="left"/>
+    </w:lvl>
+    <w:lvl w:ilvl="3" w:tplc="8050E5EA">
+      <w:numFmt w:val="decimal"/>
+      <w:lvlText w:val=""/>
+      <w:lvlJc w:val="left"/>
+    </w:lvl>
+    <w:lvl w:ilvl="4" w:tplc="F6C0D28C">
+      <w:numFmt w:val="decimal"/>
+      <w:lvlText w:val=""/>
+      <w:lvlJc w:val="left"/>
+    </w:lvl>
+    <w:lvl w:ilvl="5" w:tplc="EF181C7C">
+      <w:numFmt w:val="decimal"/>
+      <w:lvlText w:val=""/>
+      <w:lvlJc w:val="left"/>
+    </w:lvl>
+    <w:lvl w:ilvl="6" w:tplc="3EBAD72E">
+      <w:numFmt w:val="decimal"/>
+      <w:lvlText w:val=""/>
+      <w:lvlJc w:val="left"/>
+    </w:lvl>
+    <w:lvl w:ilvl="7" w:tplc="92425DC2">
+      <w:numFmt w:val="decimal"/>
+      <w:lvlText w:val=""/>
+      <w:lvlJc w:val="left"/>
+    </w:lvl>
+    <w:lvl w:ilvl="8" w:tplc="53C896F8">
+      <w:numFmt w:val="decimal"/>
+      <w:lvlText w:val=""/>
+      <w:lvlJc w:val="left"/>
+    </w:lvl>
+  </w:abstractNum>
+  <w:abstractNum w:abstractNumId="5" w15:restartNumberingAfterBreak="0">
+    <w:nsid w:val="6A4E06BB"/>
+    <w:multiLevelType w:val="hybridMultilevel"/>
+    <w:tmpl w:val="14F6A3A4"/>
+    <w:lvl w:ilvl="0" w:tplc="5E7C1B36" w:tentative="1">
+      <w:start w:val="1"/>
+      <w:numFmt w:val="bullet"/>
+      <w:lvlText w:val="●"/>
+      <w:lvlJc w:val="left"/>
+      <w:pPr>
+        <w:ind w:left="720" w:hanging="360"/>
+      </w:pPr>
+    </w:lvl>
+    <w:lvl w:ilvl="1" w:tplc="577808B8" w:tentative="1">
+      <w:start w:val="1"/>
+      <w:numFmt w:val="bullet"/>
+      <w:lvlText w:val="○"/>
+      <w:lvlJc w:val="left"/>
+      <w:pPr>
+        <w:ind w:left="1440" w:hanging="360"/>
+      </w:pPr>
+    </w:lvl>
+    <w:lvl w:ilvl="2" w:tplc="E304C63C" w:tentative="1">
+      <w:start w:val="1"/>
+      <w:numFmt w:val="bullet"/>
+      <w:lvlText w:val="■"/>
+      <w:lvlJc w:val="left"/>
+      <w:pPr>
+        <w:ind w:left="2160" w:hanging="360"/>
+      </w:pPr>
+    </w:lvl>
+    <w:lvl w:ilvl="3" w:tplc="92066B46" w:tentative="1">
+      <w:start w:val="1"/>
+      <w:numFmt w:val="bullet"/>
+      <w:lvlText w:val="●"/>
+      <w:lvlJc w:val="left"/>
+      <w:pPr>
+        <w:ind w:left="2880" w:hanging="360"/>
+      </w:pPr>
+    </w:lvl>
+    <w:lvl w:ilvl="4" w:tplc="D1E4D7D8" w:tentative="1">
+      <w:start w:val="1"/>
+      <w:numFmt w:val="bullet"/>
+      <w:lvlText w:val="○"/>
+      <w:lvlJc w:val="left"/>
+      <w:pPr>
+        <w:ind w:left="3600" w:hanging="360"/>
+      </w:pPr>
+    </w:lvl>
+    <w:lvl w:ilvl="5" w:tplc="3118B50A" w:tentative="1">
+      <w:start w:val="1"/>
+      <w:numFmt w:val="bullet"/>
+      <w:lvlText w:val="■"/>
+      <w:lvlJc w:val="left"/>
+      <w:pPr>
+        <w:ind w:left="4320" w:hanging="360"/>
+      </w:pPr>
+    </w:lvl>
+    <w:lvl w:ilvl="6" w:tplc="EB4A308C" w:tentative="1">
+      <w:start w:val="1"/>
+      <w:numFmt w:val="bullet"/>
+      <w:lvlText w:val="●"/>
+      <w:lvlJc w:val="left"/>
+      <w:pPr>
+        <w:ind w:left="5040" w:hanging="360"/>
+      </w:pPr>
+    </w:lvl>
+    <w:lvl w:ilvl="7" w:tplc="BE3C9B06" w:tentative="1">
+      <w:start w:val="1"/>
+      <w:numFmt w:val="bullet"/>
+      <w:lvlText w:val="●"/>
+      <w:lvlJc w:val="left"/>
+      <w:pPr>
+        <w:ind w:left="5760" w:hanging="360"/>
+      </w:pPr>
+    </w:lvl>
+    <w:lvl w:ilvl="8" w:tplc="9B1C0AC0" w:tentative="1">
+      <w:start w:val="1"/>
+      <w:numFmt w:val="bullet"/>
+      <w:lvlText w:val="●"/>
+      <w:lvlJc w:val="left"/>
+      <w:pPr>
+        <w:ind w:left="6480" w:hanging="360"/>
+      </w:pPr>
+    </w:lvl>
+  </w:abstractNum>
+  <w:abstractNum w:abstractNumId="6" w15:restartNumberingAfterBreak="0">
+    <w:nsid w:val="6E186350"/>
+    <w:multiLevelType w:val="hybridMultilevel"/>
+    <w:tmpl w:val="94CA9A4A"/>
+    <w:lvl w:ilvl="0" w:tplc="815A02F8">
+      <w:start w:val="1"/>
+      <w:numFmt w:val="decimal"/>
+      <w:lvlText w:val="%1."/>
+      <w:lvlJc w:val="left"/>
+      <w:pPr>
+        <w:ind w:left="540" w:hanging="300"/>
+      </w:pPr>
+    </w:lvl>
+    <w:lvl w:ilvl="1" w:tplc="3C167C50">
+      <w:numFmt w:val="decimal"/>
+      <w:lvlText w:val=""/>
+      <w:lvlJc w:val="left"/>
+    </w:lvl>
+    <w:lvl w:ilvl="2" w:tplc="7548AD86">
+      <w:numFmt w:val="decimal"/>
+      <w:lvlText w:val=""/>
+      <w:lvlJc w:val="left"/>
+    </w:lvl>
+    <w:lvl w:ilvl="3" w:tplc="809C82F2">
+      <w:numFmt w:val="decimal"/>
+      <w:lvlText w:val=""/>
+      <w:lvlJc w:val="left"/>
+    </w:lvl>
+    <w:lvl w:ilvl="4" w:tplc="1FA8B458">
+      <w:numFmt w:val="decimal"/>
+      <w:lvlText w:val=""/>
+      <w:lvlJc w:val="left"/>
+    </w:lvl>
+    <w:lvl w:ilvl="5" w:tplc="05E20FEC">
+      <w:numFmt w:val="decimal"/>
+      <w:lvlText w:val=""/>
+      <w:lvlJc w:val="left"/>
+    </w:lvl>
+    <w:lvl w:ilvl="6" w:tplc="27F42B50">
+      <w:numFmt w:val="decimal"/>
+      <w:lvlText w:val=""/>
+      <w:lvlJc w:val="left"/>
+    </w:lvl>
+    <w:lvl w:ilvl="7" w:tplc="05108004">
+      <w:numFmt w:val="decimal"/>
+      <w:lvlText w:val=""/>
+      <w:lvlJc w:val="left"/>
+    </w:lvl>
+    <w:lvl w:ilvl="8" w:tplc="9388485A">
+      <w:numFmt w:val="decimal"/>
+      <w:lvlText w:val=""/>
+      <w:lvlJc w:val="left"/>
+    </w:lvl>
+  </w:abstractNum>
+  <w:abstractNum w:abstractNumId="7" w15:restartNumberingAfterBreak="0">
+    <w:nsid w:val="78D14C14"/>
+    <w:multiLevelType w:val="hybridMultilevel"/>
+    <w:tmpl w:val="BA980F3A"/>
+    <w:lvl w:ilvl="0" w:tplc="82B25C82">
+      <w:start w:val="1"/>
+      <w:numFmt w:val="decimal"/>
+      <w:lvlText w:val="%1."/>
+      <w:lvlJc w:val="left"/>
+      <w:pPr>
+        <w:ind w:left="540" w:hanging="300"/>
+      </w:pPr>
+    </w:lvl>
+    <w:lvl w:ilvl="1" w:tplc="525AC1C6">
+      <w:numFmt w:val="decimal"/>
+      <w:lvlText w:val=""/>
+      <w:lvlJc w:val="left"/>
+    </w:lvl>
+    <w:lvl w:ilvl="2" w:tplc="83D066FE">
+      <w:numFmt w:val="decimal"/>
+      <w:lvlText w:val=""/>
+      <w:lvlJc w:val="left"/>
+    </w:lvl>
+    <w:lvl w:ilvl="3" w:tplc="96B2ACB6">
+      <w:numFmt w:val="decimal"/>
+      <w:lvlText w:val=""/>
+      <w:lvlJc w:val="left"/>
+    </w:lvl>
+    <w:lvl w:ilvl="4" w:tplc="65EED440">
+      <w:numFmt w:val="decimal"/>
+      <w:lvlText w:val=""/>
+      <w:lvlJc w:val="left"/>
+    </w:lvl>
+    <w:lvl w:ilvl="5" w:tplc="2E361AF4">
+      <w:numFmt w:val="decimal"/>
+      <w:lvlText w:val=""/>
+      <w:lvlJc w:val="left"/>
+    </w:lvl>
+    <w:lvl w:ilvl="6" w:tplc="7E8AD502">
+      <w:numFmt w:val="decimal"/>
+      <w:lvlText w:val=""/>
+      <w:lvlJc w:val="left"/>
+    </w:lvl>
+    <w:lvl w:ilvl="7" w:tplc="4C0A9094">
+      <w:numFmt w:val="decimal"/>
+      <w:lvlText w:val=""/>
+      <w:lvlJc w:val="left"/>
+    </w:lvl>
+    <w:lvl w:ilvl="8" w:tplc="E58A98BA">
+      <w:numFmt w:val="decimal"/>
+      <w:lvlText w:val=""/>
+      <w:lvlJc w:val="left"/>
+    </w:lvl>
+  </w:abstractNum>
+  <w:abstractNum w:abstractNumId="8" w15:restartNumberingAfterBreak="0">
+    <w:nsid w:val="7A2D6826"/>
+    <w:multiLevelType w:val="hybridMultilevel"/>
+    <w:tmpl w:val="9A7C01F8"/>
+    <w:lvl w:ilvl="0" w:tplc="D5EA12AA">
+      <w:start w:val="1"/>
+      <w:numFmt w:val="decimal"/>
+      <w:lvlText w:val="%1."/>
+      <w:lvlJc w:val="left"/>
+      <w:pPr>
+        <w:ind w:left="540" w:hanging="300"/>
+      </w:pPr>
+    </w:lvl>
+    <w:lvl w:ilvl="1" w:tplc="802EC8E8">
+      <w:numFmt w:val="decimal"/>
+      <w:lvlText w:val=""/>
+      <w:lvlJc w:val="left"/>
+    </w:lvl>
+    <w:lvl w:ilvl="2" w:tplc="F9FE1330">
+      <w:numFmt w:val="decimal"/>
+      <w:lvlText w:val=""/>
+      <w:lvlJc w:val="left"/>
+    </w:lvl>
+    <w:lvl w:ilvl="3" w:tplc="678CC16E">
+      <w:numFmt w:val="decimal"/>
+      <w:lvlText w:val=""/>
+      <w:lvlJc w:val="left"/>
+    </w:lvl>
+    <w:lvl w:ilvl="4" w:tplc="375055FC">
+      <w:numFmt w:val="decimal"/>
+      <w:lvlText w:val=""/>
+      <w:lvlJc w:val="left"/>
+    </w:lvl>
+    <w:lvl w:ilvl="5" w:tplc="3D44D2A4">
+      <w:numFmt w:val="decimal"/>
+      <w:lvlText w:val=""/>
+      <w:lvlJc w:val="left"/>
+    </w:lvl>
+    <w:lvl w:ilvl="6" w:tplc="56741720">
+      <w:numFmt w:val="decimal"/>
+      <w:lvlText w:val=""/>
+      <w:lvlJc w:val="left"/>
+    </w:lvl>
+    <w:lvl w:ilvl="7" w:tplc="9BBABF26">
+      <w:numFmt w:val="decimal"/>
+      <w:lvlText w:val=""/>
+      <w:lvlJc w:val="left"/>
+    </w:lvl>
+    <w:lvl w:ilvl="8" w:tplc="C994C00C">
+      <w:numFmt w:val="decimal"/>
+      <w:lvlText w:val=""/>
+      <w:lvlJc w:val="left"/>
+    </w:lvl>
+  </w:abstractNum>
+  <w:abstractNum w:abstractNumId="9" w15:restartNumberingAfterBreak="0">
+    <w:nsid w:val="7B774B43"/>
+    <w:multiLevelType w:val="hybridMultilevel"/>
+    <w:tmpl w:val="0CF2DD90"/>
+    <w:lvl w:ilvl="0" w:tplc="90C2C71E">
+      <w:start w:val="1"/>
+      <w:numFmt w:val="decimal"/>
+      <w:lvlText w:val="%1."/>
+      <w:lvlJc w:val="left"/>
+      <w:pPr>
+        <w:ind w:left="540" w:hanging="300"/>
+      </w:pPr>
+    </w:lvl>
+    <w:lvl w:ilvl="1" w:tplc="48AC6F4C">
+      <w:numFmt w:val="decimal"/>
+      <w:lvlText w:val=""/>
+      <w:lvlJc w:val="left"/>
+    </w:lvl>
+    <w:lvl w:ilvl="2" w:tplc="4100FB42">
+      <w:numFmt w:val="decimal"/>
+      <w:lvlText w:val=""/>
+      <w:lvlJc w:val="left"/>
+    </w:lvl>
+    <w:lvl w:ilvl="3" w:tplc="9B3CEE32">
+      <w:numFmt w:val="decimal"/>
+      <w:lvlText w:val=""/>
+      <w:lvlJc w:val="left"/>
+    </w:lvl>
+    <w:lvl w:ilvl="4" w:tplc="9DE61218">
+      <w:numFmt w:val="decimal"/>
+      <w:lvlText w:val=""/>
+      <w:lvlJc w:val="left"/>
+    </w:lvl>
+    <w:lvl w:ilvl="5" w:tplc="906CF3B0">
+      <w:numFmt w:val="decimal"/>
+      <w:lvlText w:val=""/>
+      <w:lvlJc w:val="left"/>
+    </w:lvl>
+    <w:lvl w:ilvl="6" w:tplc="4A78723E">
+      <w:numFmt w:val="decimal"/>
+      <w:lvlText w:val=""/>
+      <w:lvlJc w:val="left"/>
+    </w:lvl>
+    <w:lvl w:ilvl="7" w:tplc="51C465D4">
+      <w:numFmt w:val="decimal"/>
+      <w:lvlText w:val=""/>
+      <w:lvlJc w:val="left"/>
+    </w:lvl>
+    <w:lvl w:ilvl="8" w:tplc="CB7A99B6">
+      <w:numFmt w:val="decimal"/>
+      <w:lvlText w:val=""/>
+      <w:lvlJc w:val="left"/>
+    </w:lvl>
+  </w:abstractNum>
+  <w:abstractNum w:abstractNumId="10" w15:restartNumberingAfterBreak="0">
+    <w:nsid w:val="7DD22259"/>
+    <w:multiLevelType w:val="hybridMultilevel"/>
+    <w:tmpl w:val="D28AB150"/>
+    <w:lvl w:ilvl="0" w:tplc="F8E873FA">
+      <w:start w:val="1"/>
+      <w:numFmt w:val="decimal"/>
+      <w:lvlText w:val="%1."/>
+      <w:lvlJc w:val="left"/>
+      <w:pPr>
+        <w:ind w:left="540" w:hanging="300"/>
+      </w:pPr>
+    </w:lvl>
+    <w:lvl w:ilvl="1" w:tplc="E0128F54">
+      <w:numFmt w:val="decimal"/>
+      <w:lvlText w:val=""/>
+      <w:lvlJc w:val="left"/>
+    </w:lvl>
+    <w:lvl w:ilvl="2" w:tplc="11AA09E6">
+      <w:numFmt w:val="decimal"/>
+      <w:lvlText w:val=""/>
+      <w:lvlJc w:val="left"/>
+    </w:lvl>
+    <w:lvl w:ilvl="3" w:tplc="281E4A36">
+      <w:numFmt w:val="decimal"/>
+      <w:lvlText w:val=""/>
+      <w:lvlJc w:val="left"/>
+    </w:lvl>
+    <w:lvl w:ilvl="4" w:tplc="5C30132A">
+      <w:numFmt w:val="decimal"/>
+      <w:lvlText w:val=""/>
+      <w:lvlJc w:val="left"/>
+    </w:lvl>
+    <w:lvl w:ilvl="5" w:tplc="A6F813BA">
+      <w:numFmt w:val="decimal"/>
+      <w:lvlText w:val=""/>
+      <w:lvlJc w:val="left"/>
+    </w:lvl>
+    <w:lvl w:ilvl="6" w:tplc="45BC8B1C">
+      <w:numFmt w:val="decimal"/>
+      <w:lvlText w:val=""/>
+      <w:lvlJc w:val="left"/>
+    </w:lvl>
+    <w:lvl w:ilvl="7" w:tplc="39747316">
+      <w:numFmt w:val="decimal"/>
+      <w:lvlText w:val=""/>
+      <w:lvlJc w:val="left"/>
+    </w:lvl>
+    <w:lvl w:ilvl="8" w:tplc="AA44A20E">
+      <w:numFmt w:val="decimal"/>
+      <w:lvlText w:val=""/>
+      <w:lvlJc w:val="left"/>
+    </w:lvl>
+  </w:abstractNum>
+  <w:num w:numId="1" w16cid:durableId="796143472">
+    <w:abstractNumId w:val="5"/>
+    <w:lvlOverride w:ilvl="0">
+      <w:startOverride w:val="1"/>
+    </w:lvlOverride>
+  </w:num>
+  <w:num w:numId="2" w16cid:durableId="1594045873">
+    <w:abstractNumId w:val="3"/>
+    <w:lvlOverride w:ilvl="0">
+      <w:startOverride w:val="1"/>
+    </w:lvlOverride>
+  </w:num>
+  <w:num w:numId="3" w16cid:durableId="2111506402">
+    <w:abstractNumId w:val="6"/>
+    <w:lvlOverride w:ilvl="0">
+      <w:startOverride w:val="1"/>
+    </w:lvlOverride>
+  </w:num>
+  <w:num w:numId="4" w16cid:durableId="165413014">
+    <w:abstractNumId w:val="0"/>
+    <w:lvlOverride w:ilvl="0">
+      <w:startOverride w:val="1"/>
+    </w:lvlOverride>
+  </w:num>
+  <w:num w:numId="5" w16cid:durableId="1279608327">
+    <w:abstractNumId w:val="8"/>
+    <w:lvlOverride w:ilvl="0">
+      <w:startOverride w:val="1"/>
+    </w:lvlOverride>
+  </w:num>
+  <w:num w:numId="6" w16cid:durableId="1859076834">
+    <w:abstractNumId w:val="7"/>
+    <w:lvlOverride w:ilvl="0">
+      <w:startOverride w:val="1"/>
+    </w:lvlOverride>
+  </w:num>
+  <w:num w:numId="7" w16cid:durableId="214778169">
+    <w:abstractNumId w:val="10"/>
+    <w:lvlOverride w:ilvl="0">
+      <w:startOverride w:val="1"/>
+    </w:lvlOverride>
+  </w:num>
+  <w:num w:numId="8" w16cid:durableId="1206913709">
+    <w:abstractNumId w:val="1"/>
+    <w:lvlOverride w:ilvl="0">
+      <w:startOverride w:val="1"/>
+    </w:lvlOverride>
+  </w:num>
+  <w:num w:numId="9" w16cid:durableId="1599144872">
     <w:abstractNumId w:val="2"/>
     <w:lvlOverride w:ilvl="0">
       <w:startOverride w:val="1"/>
     </w:lvlOverride>
   </w:num>
-  <w:num w:numId="2" w16cid:durableId="1954314729">
-    <w:abstractNumId w:val="0"/>
+  <w:num w:numId="10" w16cid:durableId="2058815368">
+    <w:abstractNumId w:val="4"/>
     <w:lvlOverride w:ilvl="0">
       <w:startOverride w:val="1"/>
     </w:lvlOverride>
   </w:num>
-  <w:num w:numId="3" w16cid:durableId="1781486346">
-    <w:abstractNumId w:val="1"/>
-    <w:lvlOverride w:ilvl="0">
-      <w:startOverride w:val="1"/>
-    </w:lvlOverride>
-  </w:num>
-  <w:num w:numId="4" w16cid:durableId="2096003057">
-    <w:abstractNumId w:val="3"/>
+  <w:num w:numId="11" w16cid:durableId="956833568">
+    <w:abstractNumId w:val="9"/>
     <w:lvlOverride w:ilvl="0">
       <w:startOverride w:val="1"/>
     </w:lvlOverride>
@@ -12297,7 +15796,7 @@
     <w:autoRedefine/>
     <w:uiPriority w:val="39"/>
     <w:unhideWhenUsed/>
-    <w:rsid w:val="00163E86"/>
+    <w:rsid w:val="00D855EA"/>
     <w:pPr>
       <w:spacing w:after="100"/>
     </w:pPr>
@@ -12309,7 +15808,7 @@
     <w:autoRedefine/>
     <w:uiPriority w:val="39"/>
     <w:unhideWhenUsed/>
-    <w:rsid w:val="00163E86"/>
+    <w:rsid w:val="00D855EA"/>
     <w:pPr>
       <w:spacing w:after="100"/>
       <w:ind w:left="220"/>

--- a/docs/ADOORA-System-Guide.docx
+++ b/docs/ADOORA-System-Guide.docx
@@ -96,7 +96,7 @@
     <w:sdt>
       <w:sdtPr>
         <w:alias w:val="Contents"/>
-        <w:id w:val="1198664049"/>
+        <w:id w:val="-1270310852"/>
       </w:sdtPr>
       <w:sdtEndPr/>
       <w:sdtContent>
@@ -125,7 +125,7 @@
           <w:r>
             <w:fldChar w:fldCharType="separate"/>
           </w:r>
-          <w:hyperlink w:anchor="_Toc241789736" w:history="1">
+          <w:hyperlink w:anchor="_Toc241791358" w:history="1">
             <w:r>
               <w:rPr>
                 <w:rStyle w:val="Hyperlink"/>
@@ -149,7 +149,7 @@
               <w:rPr>
                 <w:noProof/>
               </w:rPr>
-              <w:instrText xml:space="preserve"> PAGEREF _Toc241789736 \h </w:instrText>
+              <w:instrText xml:space="preserve"> PAGEREF _Toc241791358 \h </w:instrText>
             </w:r>
             <w:r>
               <w:rPr>
@@ -192,7 +192,7 @@
               <w14:ligatures w14:val="standardContextual"/>
             </w:rPr>
           </w:pPr>
-          <w:hyperlink w:anchor="_Toc241789737" w:history="1">
+          <w:hyperlink w:anchor="_Toc241791359" w:history="1">
             <w:r>
               <w:rPr>
                 <w:rStyle w:val="Hyperlink"/>
@@ -216,7 +216,7 @@
               <w:rPr>
                 <w:noProof/>
               </w:rPr>
-              <w:instrText xml:space="preserve"> PAGEREF _Toc241789737 \h </w:instrText>
+              <w:instrText xml:space="preserve"> PAGEREF _Toc241791359 \h </w:instrText>
             </w:r>
             <w:r>
               <w:rPr>
@@ -259,7 +259,7 @@
               <w14:ligatures w14:val="standardContextual"/>
             </w:rPr>
           </w:pPr>
-          <w:hyperlink w:anchor="_Toc241789738" w:history="1">
+          <w:hyperlink w:anchor="_Toc241791360" w:history="1">
             <w:r>
               <w:rPr>
                 <w:rStyle w:val="Hyperlink"/>
@@ -283,7 +283,7 @@
               <w:rPr>
                 <w:noProof/>
               </w:rPr>
-              <w:instrText xml:space="preserve"> PAGEREF _Toc241789738 \h </w:instrText>
+              <w:instrText xml:space="preserve"> PAGEREF _Toc241791360 \h </w:instrText>
             </w:r>
             <w:r>
               <w:rPr>
@@ -326,7 +326,7 @@
               <w14:ligatures w14:val="standardContextual"/>
             </w:rPr>
           </w:pPr>
-          <w:hyperlink w:anchor="_Toc241789739" w:history="1">
+          <w:hyperlink w:anchor="_Toc241791361" w:history="1">
             <w:r>
               <w:rPr>
                 <w:rStyle w:val="Hyperlink"/>
@@ -350,7 +350,7 @@
               <w:rPr>
                 <w:noProof/>
               </w:rPr>
-              <w:instrText xml:space="preserve"> PAGEREF _Toc241789739 \h </w:instrText>
+              <w:instrText xml:space="preserve"> PAGEREF _Toc241791361 \h </w:instrText>
             </w:r>
             <w:r>
               <w:rPr>
@@ -393,7 +393,7 @@
               <w14:ligatures w14:val="standardContextual"/>
             </w:rPr>
           </w:pPr>
-          <w:hyperlink w:anchor="_Toc241789740" w:history="1">
+          <w:hyperlink w:anchor="_Toc241791362" w:history="1">
             <w:r>
               <w:rPr>
                 <w:rStyle w:val="Hyperlink"/>
@@ -417,7 +417,7 @@
               <w:rPr>
                 <w:noProof/>
               </w:rPr>
-              <w:instrText xml:space="preserve"> PAGEREF _Toc241789740 \h </w:instrText>
+              <w:instrText xml:space="preserve"> PAGEREF _Toc241791362 \h </w:instrText>
             </w:r>
             <w:r>
               <w:rPr>
@@ -460,7 +460,7 @@
               <w14:ligatures w14:val="standardContextual"/>
             </w:rPr>
           </w:pPr>
-          <w:hyperlink w:anchor="_Toc241789741" w:history="1">
+          <w:hyperlink w:anchor="_Toc241791363" w:history="1">
             <w:r>
               <w:rPr>
                 <w:rStyle w:val="Hyperlink"/>
@@ -484,7 +484,7 @@
               <w:rPr>
                 <w:noProof/>
               </w:rPr>
-              <w:instrText xml:space="preserve"> PAGEREF _Toc241789741 \h </w:instrText>
+              <w:instrText xml:space="preserve"> PAGEREF _Toc241791363 \h </w:instrText>
             </w:r>
             <w:r>
               <w:rPr>
@@ -527,7 +527,7 @@
               <w14:ligatures w14:val="standardContextual"/>
             </w:rPr>
           </w:pPr>
-          <w:hyperlink w:anchor="_Toc241789742" w:history="1">
+          <w:hyperlink w:anchor="_Toc241791364" w:history="1">
             <w:r>
               <w:rPr>
                 <w:rStyle w:val="Hyperlink"/>
@@ -551,7 +551,7 @@
               <w:rPr>
                 <w:noProof/>
               </w:rPr>
-              <w:instrText xml:space="preserve"> PAGEREF _Toc241789742 \h </w:instrText>
+              <w:instrText xml:space="preserve"> PAGEREF _Toc241791364 \h </w:instrText>
             </w:r>
             <w:r>
               <w:rPr>
@@ -594,7 +594,7 @@
               <w14:ligatures w14:val="standardContextual"/>
             </w:rPr>
           </w:pPr>
-          <w:hyperlink w:anchor="_Toc241789743" w:history="1">
+          <w:hyperlink w:anchor="_Toc241791365" w:history="1">
             <w:r>
               <w:rPr>
                 <w:rStyle w:val="Hyperlink"/>
@@ -618,7 +618,7 @@
               <w:rPr>
                 <w:noProof/>
               </w:rPr>
-              <w:instrText xml:space="preserve"> PAGEREF _Toc241789743 \h </w:instrText>
+              <w:instrText xml:space="preserve"> PAGEREF _Toc241791365 \h </w:instrText>
             </w:r>
             <w:r>
               <w:rPr>
@@ -661,7 +661,7 @@
               <w14:ligatures w14:val="standardContextual"/>
             </w:rPr>
           </w:pPr>
-          <w:hyperlink w:anchor="_Toc241789744" w:history="1">
+          <w:hyperlink w:anchor="_Toc241791366" w:history="1">
             <w:r>
               <w:rPr>
                 <w:rStyle w:val="Hyperlink"/>
@@ -685,7 +685,7 @@
               <w:rPr>
                 <w:noProof/>
               </w:rPr>
-              <w:instrText xml:space="preserve"> PAGEREF _Toc241789744 \h </w:instrText>
+              <w:instrText xml:space="preserve"> PAGEREF _Toc241791366 \h </w:instrText>
             </w:r>
             <w:r>
               <w:rPr>
@@ -728,7 +728,7 @@
               <w14:ligatures w14:val="standardContextual"/>
             </w:rPr>
           </w:pPr>
-          <w:hyperlink w:anchor="_Toc241789745" w:history="1">
+          <w:hyperlink w:anchor="_Toc241791367" w:history="1">
             <w:r>
               <w:rPr>
                 <w:rStyle w:val="Hyperlink"/>
@@ -752,7 +752,7 @@
               <w:rPr>
                 <w:noProof/>
               </w:rPr>
-              <w:instrText xml:space="preserve"> PAGEREF _Toc241789745 \h </w:instrText>
+              <w:instrText xml:space="preserve"> PAGEREF _Toc241791367 \h </w:instrText>
             </w:r>
             <w:r>
               <w:rPr>
@@ -795,7 +795,7 @@
               <w14:ligatures w14:val="standardContextual"/>
             </w:rPr>
           </w:pPr>
-          <w:hyperlink w:anchor="_Toc241789746" w:history="1">
+          <w:hyperlink w:anchor="_Toc241791368" w:history="1">
             <w:r>
               <w:rPr>
                 <w:rStyle w:val="Hyperlink"/>
@@ -819,7 +819,7 @@
               <w:rPr>
                 <w:noProof/>
               </w:rPr>
-              <w:instrText xml:space="preserve"> PAGEREF _Toc241789746 \h </w:instrText>
+              <w:instrText xml:space="preserve"> PAGEREF _Toc241791368 \h </w:instrText>
             </w:r>
             <w:r>
               <w:rPr>
@@ -862,7 +862,7 @@
               <w14:ligatures w14:val="standardContextual"/>
             </w:rPr>
           </w:pPr>
-          <w:hyperlink w:anchor="_Toc241789747" w:history="1">
+          <w:hyperlink w:anchor="_Toc241791369" w:history="1">
             <w:r>
               <w:rPr>
                 <w:rStyle w:val="Hyperlink"/>
@@ -886,7 +886,7 @@
               <w:rPr>
                 <w:noProof/>
               </w:rPr>
-              <w:instrText xml:space="preserve"> PAGEREF _Toc241789747 \h </w:instrText>
+              <w:instrText xml:space="preserve"> PAGEREF _Toc241791369 \h </w:instrText>
             </w:r>
             <w:r>
               <w:rPr>
@@ -929,7 +929,7 @@
               <w14:ligatures w14:val="standardContextual"/>
             </w:rPr>
           </w:pPr>
-          <w:hyperlink w:anchor="_Toc241789748" w:history="1">
+          <w:hyperlink w:anchor="_Toc241791370" w:history="1">
             <w:r>
               <w:rPr>
                 <w:rStyle w:val="Hyperlink"/>
@@ -953,7 +953,7 @@
               <w:rPr>
                 <w:noProof/>
               </w:rPr>
-              <w:instrText xml:space="preserve"> PAGEREF _Toc241789748 \h </w:instrText>
+              <w:instrText xml:space="preserve"> PAGEREF _Toc241791370 \h </w:instrText>
             </w:r>
             <w:r>
               <w:rPr>
@@ -996,7 +996,7 @@
               <w14:ligatures w14:val="standardContextual"/>
             </w:rPr>
           </w:pPr>
-          <w:hyperlink w:anchor="_Toc241789749" w:history="1">
+          <w:hyperlink w:anchor="_Toc241791371" w:history="1">
             <w:r>
               <w:rPr>
                 <w:rStyle w:val="Hyperlink"/>
@@ -1020,7 +1020,7 @@
               <w:rPr>
                 <w:noProof/>
               </w:rPr>
-              <w:instrText xml:space="preserve"> PAGEREF _Toc241789749 \h </w:instrText>
+              <w:instrText xml:space="preserve"> PAGEREF _Toc241791371 \h </w:instrText>
             </w:r>
             <w:r>
               <w:rPr>
@@ -1063,7 +1063,7 @@
               <w14:ligatures w14:val="standardContextual"/>
             </w:rPr>
           </w:pPr>
-          <w:hyperlink w:anchor="_Toc241789750" w:history="1">
+          <w:hyperlink w:anchor="_Toc241791372" w:history="1">
             <w:r>
               <w:rPr>
                 <w:rStyle w:val="Hyperlink"/>
@@ -1087,7 +1087,7 @@
               <w:rPr>
                 <w:noProof/>
               </w:rPr>
-              <w:instrText xml:space="preserve"> PAGEREF _Toc241789750 \h </w:instrText>
+              <w:instrText xml:space="preserve"> PAGEREF _Toc241791372 \h </w:instrText>
             </w:r>
             <w:r>
               <w:rPr>
@@ -1130,7 +1130,7 @@
               <w14:ligatures w14:val="standardContextual"/>
             </w:rPr>
           </w:pPr>
-          <w:hyperlink w:anchor="_Toc241789751" w:history="1">
+          <w:hyperlink w:anchor="_Toc241791373" w:history="1">
             <w:r>
               <w:rPr>
                 <w:rStyle w:val="Hyperlink"/>
@@ -1154,7 +1154,7 @@
               <w:rPr>
                 <w:noProof/>
               </w:rPr>
-              <w:instrText xml:space="preserve"> PAGEREF _Toc241789751 \h </w:instrText>
+              <w:instrText xml:space="preserve"> PAGEREF _Toc241791373 \h </w:instrText>
             </w:r>
             <w:r>
               <w:rPr>
@@ -1197,7 +1197,7 @@
               <w14:ligatures w14:val="standardContextual"/>
             </w:rPr>
           </w:pPr>
-          <w:hyperlink w:anchor="_Toc241789752" w:history="1">
+          <w:hyperlink w:anchor="_Toc241791374" w:history="1">
             <w:r>
               <w:rPr>
                 <w:rStyle w:val="Hyperlink"/>
@@ -1221,7 +1221,7 @@
               <w:rPr>
                 <w:noProof/>
               </w:rPr>
-              <w:instrText xml:space="preserve"> PAGEREF _Toc241789752 \h </w:instrText>
+              <w:instrText xml:space="preserve"> PAGEREF _Toc241791374 \h </w:instrText>
             </w:r>
             <w:r>
               <w:rPr>
@@ -1264,7 +1264,7 @@
               <w14:ligatures w14:val="standardContextual"/>
             </w:rPr>
           </w:pPr>
-          <w:hyperlink w:anchor="_Toc241789753" w:history="1">
+          <w:hyperlink w:anchor="_Toc241791375" w:history="1">
             <w:r>
               <w:rPr>
                 <w:rStyle w:val="Hyperlink"/>
@@ -1288,7 +1288,7 @@
               <w:rPr>
                 <w:noProof/>
               </w:rPr>
-              <w:instrText xml:space="preserve"> PAGEREF _Toc241789753 \h </w:instrText>
+              <w:instrText xml:space="preserve"> PAGEREF _Toc241791375 \h </w:instrText>
             </w:r>
             <w:r>
               <w:rPr>
@@ -1331,7 +1331,7 @@
               <w14:ligatures w14:val="standardContextual"/>
             </w:rPr>
           </w:pPr>
-          <w:hyperlink w:anchor="_Toc241789754" w:history="1">
+          <w:hyperlink w:anchor="_Toc241791376" w:history="1">
             <w:r>
               <w:rPr>
                 <w:rStyle w:val="Hyperlink"/>
@@ -1355,7 +1355,7 @@
               <w:rPr>
                 <w:noProof/>
               </w:rPr>
-              <w:instrText xml:space="preserve"> PAGEREF _Toc241789754 \h </w:instrText>
+              <w:instrText xml:space="preserve"> PAGEREF _Toc241791376 \h </w:instrText>
             </w:r>
             <w:r>
               <w:rPr>
@@ -1398,7 +1398,7 @@
               <w14:ligatures w14:val="standardContextual"/>
             </w:rPr>
           </w:pPr>
-          <w:hyperlink w:anchor="_Toc241789755" w:history="1">
+          <w:hyperlink w:anchor="_Toc241791377" w:history="1">
             <w:r>
               <w:rPr>
                 <w:rStyle w:val="Hyperlink"/>
@@ -1422,7 +1422,7 @@
               <w:rPr>
                 <w:noProof/>
               </w:rPr>
-              <w:instrText xml:space="preserve"> PAGEREF _Toc241789755 \h </w:instrText>
+              <w:instrText xml:space="preserve"> PAGEREF _Toc241791377 \h </w:instrText>
             </w:r>
             <w:r>
               <w:rPr>
@@ -1465,7 +1465,7 @@
               <w14:ligatures w14:val="standardContextual"/>
             </w:rPr>
           </w:pPr>
-          <w:hyperlink w:anchor="_Toc241789756" w:history="1">
+          <w:hyperlink w:anchor="_Toc241791378" w:history="1">
             <w:r>
               <w:rPr>
                 <w:rStyle w:val="Hyperlink"/>
@@ -1489,7 +1489,7 @@
               <w:rPr>
                 <w:noProof/>
               </w:rPr>
-              <w:instrText xml:space="preserve"> PAGEREF _Toc241789756 \h </w:instrText>
+              <w:instrText xml:space="preserve"> PAGEREF _Toc241791378 \h </w:instrText>
             </w:r>
             <w:r>
               <w:rPr>
@@ -1532,7 +1532,7 @@
               <w14:ligatures w14:val="standardContextual"/>
             </w:rPr>
           </w:pPr>
-          <w:hyperlink w:anchor="_Toc241789757" w:history="1">
+          <w:hyperlink w:anchor="_Toc241791379" w:history="1">
             <w:r>
               <w:rPr>
                 <w:rStyle w:val="Hyperlink"/>
@@ -1556,7 +1556,7 @@
               <w:rPr>
                 <w:noProof/>
               </w:rPr>
-              <w:instrText xml:space="preserve"> PAGEREF _Toc241789757 \h </w:instrText>
+              <w:instrText xml:space="preserve"> PAGEREF _Toc241791379 \h </w:instrText>
             </w:r>
             <w:r>
               <w:rPr>
@@ -1599,7 +1599,7 @@
               <w14:ligatures w14:val="standardContextual"/>
             </w:rPr>
           </w:pPr>
-          <w:hyperlink w:anchor="_Toc241789758" w:history="1">
+          <w:hyperlink w:anchor="_Toc241791380" w:history="1">
             <w:r>
               <w:rPr>
                 <w:rStyle w:val="Hyperlink"/>
@@ -1623,7 +1623,7 @@
               <w:rPr>
                 <w:noProof/>
               </w:rPr>
-              <w:instrText xml:space="preserve"> PAGEREF _Toc241789758 \h </w:instrText>
+              <w:instrText xml:space="preserve"> PAGEREF _Toc241791380 \h </w:instrText>
             </w:r>
             <w:r>
               <w:rPr>
@@ -1666,7 +1666,7 @@
               <w14:ligatures w14:val="standardContextual"/>
             </w:rPr>
           </w:pPr>
-          <w:hyperlink w:anchor="_Toc241789759" w:history="1">
+          <w:hyperlink w:anchor="_Toc241791381" w:history="1">
             <w:r>
               <w:rPr>
                 <w:rStyle w:val="Hyperlink"/>
@@ -1690,7 +1690,7 @@
               <w:rPr>
                 <w:noProof/>
               </w:rPr>
-              <w:instrText xml:space="preserve"> PAGEREF _Toc241789759 \h </w:instrText>
+              <w:instrText xml:space="preserve"> PAGEREF _Toc241791381 \h </w:instrText>
             </w:r>
             <w:r>
               <w:rPr>
@@ -1733,7 +1733,7 @@
               <w14:ligatures w14:val="standardContextual"/>
             </w:rPr>
           </w:pPr>
-          <w:hyperlink w:anchor="_Toc241789760" w:history="1">
+          <w:hyperlink w:anchor="_Toc241791382" w:history="1">
             <w:r>
               <w:rPr>
                 <w:rStyle w:val="Hyperlink"/>
@@ -1757,7 +1757,7 @@
               <w:rPr>
                 <w:noProof/>
               </w:rPr>
-              <w:instrText xml:space="preserve"> PAGEREF _Toc241789760 \h </w:instrText>
+              <w:instrText xml:space="preserve"> PAGEREF _Toc241791382 \h </w:instrText>
             </w:r>
             <w:r>
               <w:rPr>
@@ -1800,7 +1800,7 @@
               <w14:ligatures w14:val="standardContextual"/>
             </w:rPr>
           </w:pPr>
-          <w:hyperlink w:anchor="_Toc241789761" w:history="1">
+          <w:hyperlink w:anchor="_Toc241791383" w:history="1">
             <w:r>
               <w:rPr>
                 <w:rStyle w:val="Hyperlink"/>
@@ -1824,7 +1824,7 @@
               <w:rPr>
                 <w:noProof/>
               </w:rPr>
-              <w:instrText xml:space="preserve"> PAGEREF _Toc241789761 \h </w:instrText>
+              <w:instrText xml:space="preserve"> PAGEREF _Toc241791383 \h </w:instrText>
             </w:r>
             <w:r>
               <w:rPr>
@@ -1867,7 +1867,7 @@
               <w14:ligatures w14:val="standardContextual"/>
             </w:rPr>
           </w:pPr>
-          <w:hyperlink w:anchor="_Toc241789762" w:history="1">
+          <w:hyperlink w:anchor="_Toc241791384" w:history="1">
             <w:r>
               <w:rPr>
                 <w:rStyle w:val="Hyperlink"/>
@@ -1891,7 +1891,7 @@
               <w:rPr>
                 <w:noProof/>
               </w:rPr>
-              <w:instrText xml:space="preserve"> PAGEREF _Toc241789762 \h </w:instrText>
+              <w:instrText xml:space="preserve"> PAGEREF _Toc241791384 \h </w:instrText>
             </w:r>
             <w:r>
               <w:rPr>
@@ -1934,7 +1934,7 @@
               <w14:ligatures w14:val="standardContextual"/>
             </w:rPr>
           </w:pPr>
-          <w:hyperlink w:anchor="_Toc241789763" w:history="1">
+          <w:hyperlink w:anchor="_Toc241791385" w:history="1">
             <w:r>
               <w:rPr>
                 <w:rStyle w:val="Hyperlink"/>
@@ -1958,7 +1958,7 @@
               <w:rPr>
                 <w:noProof/>
               </w:rPr>
-              <w:instrText xml:space="preserve"> PAGEREF _Toc241789763 \h </w:instrText>
+              <w:instrText xml:space="preserve"> PAGEREF _Toc241791385 \h </w:instrText>
             </w:r>
             <w:r>
               <w:rPr>
@@ -2001,7 +2001,7 @@
               <w14:ligatures w14:val="standardContextual"/>
             </w:rPr>
           </w:pPr>
-          <w:hyperlink w:anchor="_Toc241789764" w:history="1">
+          <w:hyperlink w:anchor="_Toc241791386" w:history="1">
             <w:r>
               <w:rPr>
                 <w:rStyle w:val="Hyperlink"/>
@@ -2025,7 +2025,7 @@
               <w:rPr>
                 <w:noProof/>
               </w:rPr>
-              <w:instrText xml:space="preserve"> PAGEREF _Toc241789764 \h </w:instrText>
+              <w:instrText xml:space="preserve"> PAGEREF _Toc241791386 \h </w:instrText>
             </w:r>
             <w:r>
               <w:rPr>
@@ -2068,7 +2068,7 @@
               <w14:ligatures w14:val="standardContextual"/>
             </w:rPr>
           </w:pPr>
-          <w:hyperlink w:anchor="_Toc241789765" w:history="1">
+          <w:hyperlink w:anchor="_Toc241791387" w:history="1">
             <w:r>
               <w:rPr>
                 <w:rStyle w:val="Hyperlink"/>
@@ -2092,7 +2092,7 @@
               <w:rPr>
                 <w:noProof/>
               </w:rPr>
-              <w:instrText xml:space="preserve"> PAGEREF _Toc241789765 \h </w:instrText>
+              <w:instrText xml:space="preserve"> PAGEREF _Toc241791387 \h </w:instrText>
             </w:r>
             <w:r>
               <w:rPr>
@@ -2135,7 +2135,7 @@
               <w14:ligatures w14:val="standardContextual"/>
             </w:rPr>
           </w:pPr>
-          <w:hyperlink w:anchor="_Toc241789766" w:history="1">
+          <w:hyperlink w:anchor="_Toc241791388" w:history="1">
             <w:r>
               <w:rPr>
                 <w:rStyle w:val="Hyperlink"/>
@@ -2159,7 +2159,7 @@
               <w:rPr>
                 <w:noProof/>
               </w:rPr>
-              <w:instrText xml:space="preserve"> PAGEREF _Toc241789766 \h </w:instrText>
+              <w:instrText xml:space="preserve"> PAGEREF _Toc241791388 \h </w:instrText>
             </w:r>
             <w:r>
               <w:rPr>
@@ -2202,7 +2202,7 @@
               <w14:ligatures w14:val="standardContextual"/>
             </w:rPr>
           </w:pPr>
-          <w:hyperlink w:anchor="_Toc241789767" w:history="1">
+          <w:hyperlink w:anchor="_Toc241791389" w:history="1">
             <w:r>
               <w:rPr>
                 <w:rStyle w:val="Hyperlink"/>
@@ -2226,7 +2226,7 @@
               <w:rPr>
                 <w:noProof/>
               </w:rPr>
-              <w:instrText xml:space="preserve"> PAGEREF _Toc241789767 \h </w:instrText>
+              <w:instrText xml:space="preserve"> PAGEREF _Toc241791389 \h </w:instrText>
             </w:r>
             <w:r>
               <w:rPr>
@@ -2269,7 +2269,7 @@
               <w14:ligatures w14:val="standardContextual"/>
             </w:rPr>
           </w:pPr>
-          <w:hyperlink w:anchor="_Toc241789768" w:history="1">
+          <w:hyperlink w:anchor="_Toc241791390" w:history="1">
             <w:r>
               <w:rPr>
                 <w:rStyle w:val="Hyperlink"/>
@@ -2293,7 +2293,7 @@
               <w:rPr>
                 <w:noProof/>
               </w:rPr>
-              <w:instrText xml:space="preserve"> PAGEREF _Toc241789768 \h </w:instrText>
+              <w:instrText xml:space="preserve"> PAGEREF _Toc241791390 \h </w:instrText>
             </w:r>
             <w:r>
               <w:rPr>
@@ -2336,7 +2336,7 @@
               <w14:ligatures w14:val="standardContextual"/>
             </w:rPr>
           </w:pPr>
-          <w:hyperlink w:anchor="_Toc241789769" w:history="1">
+          <w:hyperlink w:anchor="_Toc241791391" w:history="1">
             <w:r>
               <w:rPr>
                 <w:rStyle w:val="Hyperlink"/>
@@ -2360,7 +2360,7 @@
               <w:rPr>
                 <w:noProof/>
               </w:rPr>
-              <w:instrText xml:space="preserve"> PAGEREF _Toc241789769 \h </w:instrText>
+              <w:instrText xml:space="preserve"> PAGEREF _Toc241791391 \h </w:instrText>
             </w:r>
             <w:r>
               <w:rPr>
@@ -2403,7 +2403,7 @@
               <w14:ligatures w14:val="standardContextual"/>
             </w:rPr>
           </w:pPr>
-          <w:hyperlink w:anchor="_Toc241789770" w:history="1">
+          <w:hyperlink w:anchor="_Toc241791392" w:history="1">
             <w:r>
               <w:rPr>
                 <w:rStyle w:val="Hyperlink"/>
@@ -2427,7 +2427,7 @@
               <w:rPr>
                 <w:noProof/>
               </w:rPr>
-              <w:instrText xml:space="preserve"> PAGEREF _Toc241789770 \h </w:instrText>
+              <w:instrText xml:space="preserve"> PAGEREF _Toc241791392 \h </w:instrText>
             </w:r>
             <w:r>
               <w:rPr>
@@ -2470,7 +2470,7 @@
               <w14:ligatures w14:val="standardContextual"/>
             </w:rPr>
           </w:pPr>
-          <w:hyperlink w:anchor="_Toc241789771" w:history="1">
+          <w:hyperlink w:anchor="_Toc241791393" w:history="1">
             <w:r>
               <w:rPr>
                 <w:rStyle w:val="Hyperlink"/>
@@ -2494,7 +2494,7 @@
               <w:rPr>
                 <w:noProof/>
               </w:rPr>
-              <w:instrText xml:space="preserve"> PAGEREF _Toc241789771 \h </w:instrText>
+              <w:instrText xml:space="preserve"> PAGEREF _Toc241791393 \h </w:instrText>
             </w:r>
             <w:r>
               <w:rPr>
@@ -2537,7 +2537,7 @@
               <w14:ligatures w14:val="standardContextual"/>
             </w:rPr>
           </w:pPr>
-          <w:hyperlink w:anchor="_Toc241789772" w:history="1">
+          <w:hyperlink w:anchor="_Toc241791394" w:history="1">
             <w:r>
               <w:rPr>
                 <w:rStyle w:val="Hyperlink"/>
@@ -2561,7 +2561,7 @@
               <w:rPr>
                 <w:noProof/>
               </w:rPr>
-              <w:instrText xml:space="preserve"> PAGEREF _Toc241789772 \h </w:instrText>
+              <w:instrText xml:space="preserve"> PAGEREF _Toc241791394 \h </w:instrText>
             </w:r>
             <w:r>
               <w:rPr>
@@ -2604,7 +2604,7 @@
               <w14:ligatures w14:val="standardContextual"/>
             </w:rPr>
           </w:pPr>
-          <w:hyperlink w:anchor="_Toc241789773" w:history="1">
+          <w:hyperlink w:anchor="_Toc241791395" w:history="1">
             <w:r>
               <w:rPr>
                 <w:rStyle w:val="Hyperlink"/>
@@ -2628,7 +2628,7 @@
               <w:rPr>
                 <w:noProof/>
               </w:rPr>
-              <w:instrText xml:space="preserve"> PAGEREF _Toc241789773 \h </w:instrText>
+              <w:instrText xml:space="preserve"> PAGEREF _Toc241791395 \h </w:instrText>
             </w:r>
             <w:r>
               <w:rPr>
@@ -2671,7 +2671,7 @@
               <w14:ligatures w14:val="standardContextual"/>
             </w:rPr>
           </w:pPr>
-          <w:hyperlink w:anchor="_Toc241789774" w:history="1">
+          <w:hyperlink w:anchor="_Toc241791396" w:history="1">
             <w:r>
               <w:rPr>
                 <w:rStyle w:val="Hyperlink"/>
@@ -2695,7 +2695,7 @@
               <w:rPr>
                 <w:noProof/>
               </w:rPr>
-              <w:instrText xml:space="preserve"> PAGEREF _Toc241789774 \h </w:instrText>
+              <w:instrText xml:space="preserve"> PAGEREF _Toc241791396 \h </w:instrText>
             </w:r>
             <w:r>
               <w:rPr>
@@ -2712,7 +2712,7 @@
               <w:rPr>
                 <w:noProof/>
               </w:rPr>
-              <w:t>28</w:t>
+              <w:t>27</w:t>
             </w:r>
             <w:r>
               <w:rPr>
@@ -2738,7 +2738,7 @@
               <w14:ligatures w14:val="standardContextual"/>
             </w:rPr>
           </w:pPr>
-          <w:hyperlink w:anchor="_Toc241789775" w:history="1">
+          <w:hyperlink w:anchor="_Toc241791397" w:history="1">
             <w:r>
               <w:rPr>
                 <w:rStyle w:val="Hyperlink"/>
@@ -2762,7 +2762,7 @@
               <w:rPr>
                 <w:noProof/>
               </w:rPr>
-              <w:instrText xml:space="preserve"> PAGEREF _Toc241789775 \h </w:instrText>
+              <w:instrText xml:space="preserve"> PAGEREF _Toc241791397 \h </w:instrText>
             </w:r>
             <w:r>
               <w:rPr>
@@ -2805,7 +2805,7 @@
               <w14:ligatures w14:val="standardContextual"/>
             </w:rPr>
           </w:pPr>
-          <w:hyperlink w:anchor="_Toc241789776" w:history="1">
+          <w:hyperlink w:anchor="_Toc241791398" w:history="1">
             <w:r>
               <w:rPr>
                 <w:rStyle w:val="Hyperlink"/>
@@ -2829,7 +2829,7 @@
               <w:rPr>
                 <w:noProof/>
               </w:rPr>
-              <w:instrText xml:space="preserve"> PAGEREF _Toc241789776 \h </w:instrText>
+              <w:instrText xml:space="preserve"> PAGEREF _Toc241791398 \h </w:instrText>
             </w:r>
             <w:r>
               <w:rPr>
@@ -2872,7 +2872,7 @@
               <w14:ligatures w14:val="standardContextual"/>
             </w:rPr>
           </w:pPr>
-          <w:hyperlink w:anchor="_Toc241789777" w:history="1">
+          <w:hyperlink w:anchor="_Toc241791399" w:history="1">
             <w:r>
               <w:rPr>
                 <w:rStyle w:val="Hyperlink"/>
@@ -2896,7 +2896,7 @@
               <w:rPr>
                 <w:noProof/>
               </w:rPr>
-              <w:instrText xml:space="preserve"> PAGEREF _Toc241789777 \h </w:instrText>
+              <w:instrText xml:space="preserve"> PAGEREF _Toc241791399 \h </w:instrText>
             </w:r>
             <w:r>
               <w:rPr>
@@ -2939,7 +2939,7 @@
               <w14:ligatures w14:val="standardContextual"/>
             </w:rPr>
           </w:pPr>
-          <w:hyperlink w:anchor="_Toc241789778" w:history="1">
+          <w:hyperlink w:anchor="_Toc241791400" w:history="1">
             <w:r>
               <w:rPr>
                 <w:rStyle w:val="Hyperlink"/>
@@ -2963,7 +2963,7 @@
               <w:rPr>
                 <w:noProof/>
               </w:rPr>
-              <w:instrText xml:space="preserve"> PAGEREF _Toc241789778 \h </w:instrText>
+              <w:instrText xml:space="preserve"> PAGEREF _Toc241791400 \h </w:instrText>
             </w:r>
             <w:r>
               <w:rPr>
@@ -3002,7 +3002,7 @@
         <w:pStyle w:val="Heading1"/>
         <w:pageBreakBefore/>
       </w:pPr>
-      <w:bookmarkStart w:id="0" w:name="_Toc241789736"/>
+      <w:bookmarkStart w:id="0" w:name="_Toc241791358"/>
       <w:r>
         <w:t>1. The system at a glance</w:t>
       </w:r>
@@ -3642,7 +3642,7 @@
         <w:keepNext/>
         <w:keepLines/>
       </w:pPr>
-      <w:bookmarkStart w:id="1" w:name="_Toc241789737"/>
+      <w:bookmarkStart w:id="1" w:name="_Toc241791359"/>
       <w:r>
         <w:t>How the pieces fit</w:t>
       </w:r>
@@ -3769,7 +3769,7 @@
         <w:pStyle w:val="Heading1"/>
         <w:pageBreakBefore/>
       </w:pPr>
-      <w:bookmarkStart w:id="2" w:name="_Toc241789738"/>
+      <w:bookmarkStart w:id="2" w:name="_Toc241791360"/>
       <w:r>
         <w:t>2. Signing in</w:t>
       </w:r>
@@ -3781,7 +3781,7 @@
         <w:keepNext/>
         <w:keepLines/>
       </w:pPr>
-      <w:bookmarkStart w:id="3" w:name="_Toc241789739"/>
+      <w:bookmarkStart w:id="3" w:name="_Toc241791361"/>
       <w:r>
         <w:t>Three separate sign-ins</w:t>
       </w:r>
@@ -3982,7 +3982,7 @@
               <w:spacing w:after="40" w:line="270" w:lineRule="auto"/>
             </w:pPr>
             <w:r>
-              <w:t>Anyone, as a client</w:t>
+              <w:t>Clients the firm has added under Clients</w:t>
             </w:r>
           </w:p>
         </w:tc>
@@ -4286,7 +4286,7 @@
         <w:keepNext/>
         <w:keepLines/>
       </w:pPr>
-      <w:bookmarkStart w:id="4" w:name="_Toc241789740"/>
+      <w:bookmarkStart w:id="4" w:name="_Toc241791362"/>
       <w:r>
         <w:t>How people prove who they are</w:t>
       </w:r>
@@ -4471,7 +4471,7 @@
               <w:spacing w:after="40" w:line="270" w:lineRule="auto"/>
             </w:pPr>
             <w:r>
-              <w:t>Any mobile number. A new number creates a new client account; a known one signs in.</w:t>
+              <w:t>Only the mobile number saved for them under Clients.</w:t>
             </w:r>
           </w:p>
         </w:tc>
@@ -4496,7 +4496,7 @@
               <w:spacing w:after="40" w:line="270" w:lineRule="auto"/>
             </w:pPr>
             <w:r>
-              <w:t>Any Google account. A new one creates a client account and is asked once to add and confirm a mobile number.</w:t>
+              <w:t>Only the email saved for them under Clients. Asked once to add and confirm a mobile number if none is saved.</w:t>
             </w:r>
           </w:p>
         </w:tc>
@@ -4604,10 +4604,10 @@
           <w:b/>
           <w:bCs/>
         </w:rPr>
-        <w:t>Firm members are never created by signing in.</w:t>
-      </w:r>
-      <w:r>
-        <w:t xml:space="preserve"> An owner or administrator adds them first on the Team page, with their email and mobile number, and chooses their access (Owner, Admin, Lawyer, Editor or No sign-in).</w:t>
+        <w:t>Nobody signs themselves up.</w:t>
+      </w:r>
+      <w:r>
+        <w:t xml:space="preserve"> Clients, lawyers and everyone else are added by an owner or administrator: clients under Clients, firm members on the Team page. Someone not added who tries the client sign-in is told they are not registered as a client yet, to contact the firm first, and is taken to the Contact page.</w:t>
       </w:r>
     </w:p>
     <w:p>
@@ -4624,10 +4624,10 @@
           <w:b/>
           <w:bCs/>
         </w:rPr>
-        <w:t>Someone not on the Team page</w:t>
-      </w:r>
-      <w:r>
-        <w:t>, or whose access does not allow that page, is told the email or number is not registered with the firm and to ask the administrator.</w:t>
+        <w:t>Firm members are never created by signing in.</w:t>
+      </w:r>
+      <w:r>
+        <w:t xml:space="preserve"> An owner or administrator adds them first on the Team page, with their email and mobile number, and chooses their access (Owner, Admin, Lawyer, Editor or No sign-in).</w:t>
       </w:r>
     </w:p>
     <w:p>
@@ -4644,10 +4644,10 @@
           <w:b/>
           <w:bCs/>
         </w:rPr>
-        <w:t>The first owner</w:t>
-      </w:r>
-      <w:r>
-        <w:t xml:space="preserve"> is created automatically the first time an email listed in the server setting ADMIN_EMAILS signs in at the admin page.</w:t>
+        <w:t>Someone not on the Team page</w:t>
+      </w:r>
+      <w:r>
+        <w:t>, or whose access does not allow that page, is told the email or number is not registered with the firm and to ask the administrator.</w:t>
       </w:r>
     </w:p>
     <w:p>
@@ -4660,50 +4660,15 @@
         <w:spacing w:after="80" w:line="290" w:lineRule="auto"/>
       </w:pPr>
       <w:r>
-        <w:t>There are no passwords to send, reset or leak.</w:t>
-      </w:r>
-    </w:p>
-    <w:p>
-      <w:pPr>
-        <w:pStyle w:val="Heading2"/>
-        <w:keepNext/>
-        <w:keepLines/>
-      </w:pPr>
-      <w:bookmarkStart w:id="5" w:name="_Toc241789741"/>
-      <w:r>
-        <w:t>Who can sign in: the Team page panel</w:t>
-      </w:r>
-      <w:bookmarkEnd w:id="5"/>
-    </w:p>
-    <w:p>
-      <w:pPr>
-        <w:spacing w:after="140" w:line="300" w:lineRule="auto"/>
-      </w:pPr>
-      <w:r>
-        <w:t xml:space="preserve">Admin console → Team (Lawyers) opens with a </w:t>
-      </w:r>
-      <w:r>
         <w:rPr>
           <w:b/>
           <w:bCs/>
         </w:rPr>
-        <w:t>Who can sign in</w:t>
-      </w:r>
-      <w:r>
-        <w:t xml:space="preserve"> panel. It lists every email that can open the admin console and every email that can open the lawyer workspace (lawyers, administrators and owners), with each person's access and when they last signed in, plus any ADMIN_EMAILS that have not signed in yet. To give or remove access, change the person's access with Edit; it applies on their next click, without them signing out.</w:t>
-      </w:r>
-    </w:p>
-    <w:p>
-      <w:pPr>
-        <w:pStyle w:val="Heading2"/>
-        <w:keepNext/>
-        <w:keepLines/>
-      </w:pPr>
-      <w:bookmarkStart w:id="6" w:name="_Toc241789742"/>
-      <w:r>
-        <w:t>Staying signed in, and stopping access</w:t>
-      </w:r>
-      <w:bookmarkEnd w:id="6"/>
+        <w:t>The first owner</w:t>
+      </w:r>
+      <w:r>
+        <w:t xml:space="preserve"> is created automatically the first time an email listed in the server setting ADMIN_EMAILS signs in at the admin page.</w:t>
+      </w:r>
     </w:p>
     <w:p>
       <w:pPr>
@@ -4715,8 +4680,50 @@
         <w:spacing w:after="80" w:line="290" w:lineRule="auto"/>
       </w:pPr>
       <w:r>
-        <w:t>Firm sessions last 12 hours; client sessions last 7 days.</w:t>
-      </w:r>
+        <w:t>There are no passwords to send, reset or leak.</w:t>
+      </w:r>
+    </w:p>
+    <w:p>
+      <w:pPr>
+        <w:pStyle w:val="Heading2"/>
+        <w:keepNext/>
+        <w:keepLines/>
+      </w:pPr>
+      <w:bookmarkStart w:id="5" w:name="_Toc241791363"/>
+      <w:r>
+        <w:t>Who can sign in: the Team page panel</w:t>
+      </w:r>
+      <w:bookmarkEnd w:id="5"/>
+    </w:p>
+    <w:p>
+      <w:pPr>
+        <w:spacing w:after="140" w:line="300" w:lineRule="auto"/>
+      </w:pPr>
+      <w:r>
+        <w:t xml:space="preserve">Admin console → Team (Lawyers) opens with a </w:t>
+      </w:r>
+      <w:r>
+        <w:rPr>
+          <w:b/>
+          <w:bCs/>
+        </w:rPr>
+        <w:t>Who can sign in</w:t>
+      </w:r>
+      <w:r>
+        <w:t xml:space="preserve"> panel. It lists every email that can open the admin console and every email that can open the lawyer workspace (lawyers, administrators and owners), with each person's access and when they last signed in, plus any ADMIN_EMAILS that have not signed in yet. To give or remove access, change the person's access with Edit; it applies on their next click, without them signing out.</w:t>
+      </w:r>
+    </w:p>
+    <w:p>
+      <w:pPr>
+        <w:pStyle w:val="Heading2"/>
+        <w:keepNext/>
+        <w:keepLines/>
+      </w:pPr>
+      <w:bookmarkStart w:id="6" w:name="_Toc241791364"/>
+      <w:r>
+        <w:t>Staying signed in, and stopping access</w:t>
+      </w:r>
+      <w:bookmarkEnd w:id="6"/>
     </w:p>
     <w:p>
       <w:pPr>
@@ -4728,6 +4735,19 @@
         <w:spacing w:after="80" w:line="290" w:lineRule="auto"/>
       </w:pPr>
       <w:r>
+        <w:t>Firm sessions last 12 hours; client sessions last 7 days.</w:t>
+      </w:r>
+    </w:p>
+    <w:p>
+      <w:pPr>
+        <w:pStyle w:val="ListParagraph"/>
+        <w:numPr>
+          <w:ilvl w:val="0"/>
+          <w:numId w:val="2"/>
+        </w:numPr>
+        <w:spacing w:after="80" w:line="290" w:lineRule="auto"/>
+      </w:pPr>
+      <w:r>
         <w:t>Deactivating an account (Team or Clients → Edit → Account → Deactivated) signs that person out of every area at once. Their history is kept.</w:t>
       </w:r>
     </w:p>
@@ -4736,7 +4756,7 @@
         <w:pStyle w:val="Heading1"/>
         <w:pageBreakBefore/>
       </w:pPr>
-      <w:bookmarkStart w:id="7" w:name="_Toc241789743"/>
+      <w:bookmarkStart w:id="7" w:name="_Toc241791365"/>
       <w:r>
         <w:t>3. Who can do what</w:t>
       </w:r>
@@ -5468,7 +5488,7 @@
         <w:pStyle w:val="Heading1"/>
         <w:pageBreakBefore/>
       </w:pPr>
-      <w:bookmarkStart w:id="8" w:name="_Toc241789744"/>
+      <w:bookmarkStart w:id="8" w:name="_Toc241791366"/>
       <w:r>
         <w:t>4. The public website</w:t>
       </w:r>
@@ -5480,7 +5500,7 @@
         <w:keepNext/>
         <w:keepLines/>
       </w:pPr>
-      <w:bookmarkStart w:id="9" w:name="_Toc241789745"/>
+      <w:bookmarkStart w:id="9" w:name="_Toc241791367"/>
       <w:r>
         <w:t>What visitors see</w:t>
       </w:r>
@@ -6288,7 +6308,7 @@
         <w:keepNext/>
         <w:keepLines/>
       </w:pPr>
-      <w:bookmarkStart w:id="10" w:name="_Toc241789746"/>
+      <w:bookmarkStart w:id="10" w:name="_Toc241791368"/>
       <w:r>
         <w:t>Rules the website follows</w:t>
       </w:r>
@@ -6351,7 +6371,7 @@
         <w:pStyle w:val="Heading1"/>
         <w:pageBreakBefore/>
       </w:pPr>
-      <w:bookmarkStart w:id="11" w:name="_Toc241789747"/>
+      <w:bookmarkStart w:id="11" w:name="_Toc241791369"/>
       <w:r>
         <w:t>5. The admin console, section by section</w:t>
       </w:r>
@@ -6371,7 +6391,7 @@
         <w:keepNext/>
         <w:keepLines/>
       </w:pPr>
-      <w:bookmarkStart w:id="12" w:name="_Toc241789748"/>
+      <w:bookmarkStart w:id="12" w:name="_Toc241791370"/>
       <w:r>
         <w:t>Clients &amp; court cases</w:t>
       </w:r>
@@ -6645,7 +6665,7 @@
         <w:keepNext/>
         <w:keepLines/>
       </w:pPr>
-      <w:bookmarkStart w:id="13" w:name="_Toc241789749"/>
+      <w:bookmarkStart w:id="13" w:name="_Toc241791371"/>
       <w:r>
         <w:t>Website</w:t>
       </w:r>
@@ -7099,7 +7119,7 @@
         <w:pStyle w:val="Heading1"/>
         <w:pageBreakBefore/>
       </w:pPr>
-      <w:bookmarkStart w:id="14" w:name="_Toc241789750"/>
+      <w:bookmarkStart w:id="14" w:name="_Toc241791372"/>
       <w:r>
         <w:t>6. Cases and the court's own record</w:t>
       </w:r>
@@ -7136,7 +7156,7 @@
         <w:keepNext/>
         <w:keepLines/>
       </w:pPr>
-      <w:bookmarkStart w:id="15" w:name="_Toc241789751"/>
+      <w:bookmarkStart w:id="15" w:name="_Toc241791373"/>
       <w:r>
         <w:t>How to add a case</w:t>
       </w:r>
@@ -7232,7 +7252,7 @@
           <w:noProof/>
         </w:rPr>
         <w:drawing>
-          <wp:inline distT="0" distB="0" distL="0" distR="0" wp14:anchorId="15FF7D0D" wp14:editId="056D22C2">
+          <wp:inline distT="0" distB="0" distL="0" distR="0" wp14:anchorId="1621DBB6" wp14:editId="2BF69735">
             <wp:extent cx="5810250" cy="2543175"/>
             <wp:effectExtent l="0" t="0" r="0" b="0"/>
             <wp:docPr id="1" name="cases-page" descr="Admin console → Cases. The New case button is at the top right." title="Admin console → Cases. The New case button is at the top right."/>
@@ -7431,7 +7451,7 @@
           <w:noProof/>
         </w:rPr>
         <w:drawing>
-          <wp:inline distT="0" distB="0" distL="0" distR="0" wp14:anchorId="46DB2772" wp14:editId="60851861">
+          <wp:inline distT="0" distB="0" distL="0" distR="0" wp14:anchorId="2E1387AC" wp14:editId="3E48ACE6">
             <wp:extent cx="4953000" cy="2219325"/>
             <wp:effectExtent l="0" t="0" r="0" b="0"/>
             <wp:docPr id="2" name="newcase-cnr" descr="The first screen of New case: type the CNR, or fill in the details by hand." title="The first screen of New case: type the CNR, or fill in the details by hand."/>
@@ -7640,7 +7660,7 @@
           <w:noProof/>
         </w:rPr>
         <w:drawing>
-          <wp:inline distT="0" distB="0" distL="0" distR="0" wp14:anchorId="6D052484" wp14:editId="7956CFA4">
+          <wp:inline distT="0" distB="0" distL="0" distR="0" wp14:anchorId="051DBE1D" wp14:editId="611307BE">
             <wp:extent cx="4095750" cy="6324600"/>
             <wp:effectExtent l="0" t="0" r="0" b="0"/>
             <wp:docPr id="3" name="newcase-manual-top" descr="Filling in a case by hand: the case, the court, the parties, the law." title="Filling in a case by hand: the case, the court, the parties, the law."/>
@@ -7817,7 +7837,7 @@
           <w:noProof/>
         </w:rPr>
         <w:drawing>
-          <wp:inline distT="0" distB="0" distL="0" distR="0" wp14:anchorId="1268B1CE" wp14:editId="5579DC9D">
+          <wp:inline distT="0" distB="0" distL="0" distR="0" wp14:anchorId="321D007B" wp14:editId="1DA83D36">
             <wp:extent cx="4095750" cy="6324600"/>
             <wp:effectExtent l="0" t="0" r="0" b="0"/>
             <wp:docPr id="4" name="newcase-manual-team" descr="The end of the New case window: lawyers, client account, Create case." title="The end of the New case window: lawyers, client account, Create case."/>
@@ -7878,7 +7898,7 @@
         <w:keepNext/>
         <w:keepLines/>
       </w:pPr>
-      <w:bookmarkStart w:id="16" w:name="_Toc241789752"/>
+      <w:bookmarkStart w:id="16" w:name="_Toc241791374"/>
       <w:r>
         <w:t>How to add a client</w:t>
       </w:r>
@@ -8143,7 +8163,7 @@
           <w:noProof/>
         </w:rPr>
         <w:drawing>
-          <wp:inline distT="0" distB="0" distL="0" distR="0" wp14:anchorId="3F115664" wp14:editId="172C0EA0">
+          <wp:inline distT="0" distB="0" distL="0" distR="0" wp14:anchorId="5A4101E1" wp14:editId="0AF1F699">
             <wp:extent cx="3619500" cy="3533775"/>
             <wp:effectExtent l="0" t="0" r="0" b="0"/>
             <wp:docPr id="5" name="clients-add" descr="Add a client: an individual." title="Add a client: an individual."/>
@@ -8209,7 +8229,7 @@
           <w:noProof/>
         </w:rPr>
         <w:drawing>
-          <wp:inline distT="0" distB="0" distL="0" distR="0" wp14:anchorId="1039D0DE" wp14:editId="150E85BB">
+          <wp:inline distT="0" distB="0" distL="0" distR="0" wp14:anchorId="7F8E0799" wp14:editId="06C66562">
             <wp:extent cx="3619500" cy="4791075"/>
             <wp:effectExtent l="0" t="0" r="0" b="0"/>
             <wp:docPr id="6" name="clients-add-org" descr="Add a client: an organisation, with its contact person and office address." title="Add a client: an organisation, with its contact person and office address."/>
@@ -8278,26 +8298,6 @@
           <w:b/>
           <w:bCs/>
         </w:rPr>
-        <w:t>Clients can also sign themselves up.</w:t>
-      </w:r>
-      <w:r>
-        <w:t xml:space="preserve"> Anyone who signs in at the website's Login with a new mobile number or Google account gets a client account. They then appear in Clients, and you link their case to them.</w:t>
-      </w:r>
-    </w:p>
-    <w:p>
-      <w:pPr>
-        <w:pStyle w:val="ListParagraph"/>
-        <w:numPr>
-          <w:ilvl w:val="0"/>
-          <w:numId w:val="2"/>
-        </w:numPr>
-        <w:spacing w:after="80" w:line="290" w:lineRule="auto"/>
-      </w:pPr>
-      <w:r>
-        <w:rPr>
-          <w:b/>
-          <w:bCs/>
-        </w:rPr>
         <w:t>Changing a client later:</w:t>
       </w:r>
       <w:r>
@@ -8330,7 +8330,7 @@
         <w:keepNext/>
         <w:keepLines/>
       </w:pPr>
-      <w:bookmarkStart w:id="17" w:name="_Toc241789753"/>
+      <w:bookmarkStart w:id="17" w:name="_Toc241791375"/>
       <w:r>
         <w:t>How to add a lawyer (or anyone at the firm)</w:t>
       </w:r>
@@ -8569,7 +8569,7 @@
           <w:noProof/>
         </w:rPr>
         <w:drawing>
-          <wp:inline distT="0" distB="0" distL="0" distR="0" wp14:anchorId="692D096F" wp14:editId="7FCFD17E">
+          <wp:inline distT="0" distB="0" distL="0" distR="0" wp14:anchorId="042C0A31" wp14:editId="288FA603">
             <wp:extent cx="4953000" cy="3790950"/>
             <wp:effectExtent l="0" t="0" r="0" b="0"/>
             <wp:docPr id="7" name="staff-add" descr="Add a person: who they are, how they sign in, and what they may open." title="Add a person: who they are, how they sign in, and what they may open."/>
@@ -9037,7 +9037,7 @@
         <w:keepNext/>
         <w:keepLines/>
       </w:pPr>
-      <w:bookmarkStart w:id="18" w:name="_Toc241789754"/>
+      <w:bookmarkStart w:id="18" w:name="_Toc241791376"/>
       <w:r>
         <w:t>How to link lawyers and clients to a case</w:t>
       </w:r>
@@ -9258,7 +9258,7 @@
           <w:noProof/>
         </w:rPr>
         <w:drawing>
-          <wp:inline distT="0" distB="0" distL="0" distR="0" wp14:anchorId="62A4DDBC" wp14:editId="69DB6503">
+          <wp:inline distT="0" distB="0" distL="0" distR="0" wp14:anchorId="29E07B03" wp14:editId="23DBE53A">
             <wp:extent cx="3238500" cy="3400425"/>
             <wp:effectExtent l="0" t="0" r="0" b="0"/>
             <wp:docPr id="8" name="case-lawyers" descr="Lawyers on this case, after clicking Change." title="Lawyers on this case, after clicking Change."/>
@@ -9324,7 +9324,7 @@
           <w:noProof/>
         </w:rPr>
         <w:drawing>
-          <wp:inline distT="0" distB="0" distL="0" distR="0" wp14:anchorId="20BF1DA0" wp14:editId="5EE04E6D">
+          <wp:inline distT="0" distB="0" distL="0" distR="0" wp14:anchorId="45F5B252" wp14:editId="7DC6BBDE">
             <wp:extent cx="3238500" cy="2667000"/>
             <wp:effectExtent l="0" t="0" r="0" b="0"/>
             <wp:docPr id="9" name="case-clients" descr="Client accounts, after clicking Change." title="Client accounts, after clicking Change."/>
@@ -9669,7 +9669,7 @@
         <w:keepNext/>
         <w:keepLines/>
       </w:pPr>
-      <w:bookmarkStart w:id="19" w:name="_Toc241789755"/>
+      <w:bookmarkStart w:id="19" w:name="_Toc241791377"/>
       <w:r>
         <w:t>Checking who has access</w:t>
       </w:r>
@@ -9704,7 +9704,7 @@
           <w:noProof/>
         </w:rPr>
         <w:drawing>
-          <wp:inline distT="0" distB="0" distL="0" distR="0" wp14:anchorId="5E2D9A7D" wp14:editId="168CA706">
+          <wp:inline distT="0" distB="0" distL="0" distR="0" wp14:anchorId="4C2229CF" wp14:editId="55AAD545">
             <wp:extent cx="5334000" cy="2686050"/>
             <wp:effectExtent l="0" t="0" r="0" b="0"/>
             <wp:docPr id="10" name="who-can-sign-in" descr="The Who can sign in panel at the top of Team (Lawyers)." title="The Who can sign in panel at the top of Team (Lawyers)."/>
@@ -9855,7 +9855,7 @@
         <w:keepNext/>
         <w:keepLines/>
       </w:pPr>
-      <w:bookmarkStart w:id="20" w:name="_Toc241789756"/>
+      <w:bookmarkStart w:id="20" w:name="_Toc241791378"/>
       <w:r>
         <w:t>Updating a case from the court</w:t>
       </w:r>
@@ -9965,7 +9965,7 @@
         <w:keepNext/>
         <w:keepLines/>
       </w:pPr>
-      <w:bookmarkStart w:id="21" w:name="_Toc241789757"/>
+      <w:bookmarkStart w:id="21" w:name="_Toc241791379"/>
       <w:r>
         <w:t>Things worth knowing</w:t>
       </w:r>
@@ -10076,7 +10076,7 @@
         <w:pStyle w:val="Heading1"/>
         <w:pageBreakBefore/>
       </w:pPr>
-      <w:bookmarkStart w:id="22" w:name="_Toc241789758"/>
+      <w:bookmarkStart w:id="22" w:name="_Toc241791380"/>
       <w:r>
         <w:t>7. Documents</w:t>
       </w:r>
@@ -10088,7 +10088,7 @@
         <w:keepNext/>
         <w:keepLines/>
       </w:pPr>
-      <w:bookmarkStart w:id="23" w:name="_Toc241789759"/>
+      <w:bookmarkStart w:id="23" w:name="_Toc241791381"/>
       <w:r>
         <w:t>Folders</w:t>
       </w:r>
@@ -10538,7 +10538,7 @@
         <w:keepNext/>
         <w:keepLines/>
       </w:pPr>
-      <w:bookmarkStart w:id="24" w:name="_Toc241789760"/>
+      <w:bookmarkStart w:id="24" w:name="_Toc241791382"/>
       <w:r>
         <w:t>Safety</w:t>
       </w:r>
@@ -10588,7 +10588,7 @@
         <w:pStyle w:val="Heading1"/>
         <w:pageBreakBefore/>
       </w:pPr>
-      <w:bookmarkStart w:id="25" w:name="_Toc241789761"/>
+      <w:bookmarkStart w:id="25" w:name="_Toc241791383"/>
       <w:r>
         <w:t>8. The lawyer workspace</w:t>
       </w:r>
@@ -10704,7 +10704,7 @@
         <w:pStyle w:val="Heading1"/>
         <w:pageBreakBefore/>
       </w:pPr>
-      <w:bookmarkStart w:id="26" w:name="_Toc241789762"/>
+      <w:bookmarkStart w:id="26" w:name="_Toc241791384"/>
       <w:r>
         <w:t>9. The client dashboard</w:t>
       </w:r>
@@ -10804,7 +10804,7 @@
         <w:keepNext/>
         <w:keepLines/>
       </w:pPr>
-      <w:bookmarkStart w:id="27" w:name="_Toc241789763"/>
+      <w:bookmarkStart w:id="27" w:name="_Toc241791385"/>
       <w:r>
         <w:t>What a client cannot do</w:t>
       </w:r>
@@ -10863,7 +10863,7 @@
         <w:keepNext/>
         <w:keepLines/>
       </w:pPr>
-      <w:bookmarkStart w:id="28" w:name="_Toc241789764"/>
+      <w:bookmarkStart w:id="28" w:name="_Toc241791386"/>
       <w:r>
         <w:t>On phones</w:t>
       </w:r>
@@ -10882,7 +10882,7 @@
         <w:pStyle w:val="Heading1"/>
         <w:pageBreakBefore/>
       </w:pPr>
-      <w:bookmarkStart w:id="29" w:name="_Toc241789765"/>
+      <w:bookmarkStart w:id="29" w:name="_Toc241791387"/>
       <w:r>
         <w:t>10. Articles and AI</w:t>
       </w:r>
@@ -10894,7 +10894,7 @@
         <w:keepNext/>
         <w:keepLines/>
       </w:pPr>
-      <w:bookmarkStart w:id="30" w:name="_Toc241789766"/>
+      <w:bookmarkStart w:id="30" w:name="_Toc241791388"/>
       <w:r>
         <w:t>Finding topics: trending leads</w:t>
       </w:r>
@@ -10914,7 +10914,7 @@
         <w:keepNext/>
         <w:keepLines/>
       </w:pPr>
-      <w:bookmarkStart w:id="31" w:name="_Toc241789767"/>
+      <w:bookmarkStart w:id="31" w:name="_Toc241791389"/>
       <w:r>
         <w:t>Drafts</w:t>
       </w:r>
@@ -10999,7 +10999,7 @@
         <w:keepNext/>
         <w:keepLines/>
       </w:pPr>
-      <w:bookmarkStart w:id="32" w:name="_Toc241789768"/>
+      <w:bookmarkStart w:id="32" w:name="_Toc241791390"/>
       <w:r>
         <w:t>Cover images</w:t>
       </w:r>
@@ -11102,7 +11102,7 @@
         <w:pStyle w:val="Heading1"/>
         <w:pageBreakBefore/>
       </w:pPr>
-      <w:bookmarkStart w:id="33" w:name="_Toc241789769"/>
+      <w:bookmarkStart w:id="33" w:name="_Toc241791391"/>
       <w:r>
         <w:t>11. What it costs to run</w:t>
       </w:r>
@@ -12172,7 +12172,7 @@
         <w:pStyle w:val="Heading1"/>
         <w:pageBreakBefore/>
       </w:pPr>
-      <w:bookmarkStart w:id="34" w:name="_Toc241789770"/>
+      <w:bookmarkStart w:id="34" w:name="_Toc241791392"/>
       <w:r>
         <w:t>12. Behind the scenes, in plain terms</w:t>
       </w:r>
@@ -12184,7 +12184,7 @@
         <w:keepNext/>
         <w:keepLines/>
       </w:pPr>
-      <w:bookmarkStart w:id="35" w:name="_Toc241789771"/>
+      <w:bookmarkStart w:id="35" w:name="_Toc241791393"/>
       <w:r>
         <w:t>What happens when someone presses a button</w:t>
       </w:r>
@@ -12248,7 +12248,7 @@
         <w:keepNext/>
         <w:keepLines/>
       </w:pPr>
-      <w:bookmarkStart w:id="36" w:name="_Toc241789772"/>
+      <w:bookmarkStart w:id="36" w:name="_Toc241791394"/>
       <w:r>
         <w:t>Jobs that run by themselves</w:t>
       </w:r>
@@ -12484,7 +12484,7 @@
         <w:keepNext/>
         <w:keepLines/>
       </w:pPr>
-      <w:bookmarkStart w:id="37" w:name="_Toc241789773"/>
+      <w:bookmarkStart w:id="37" w:name="_Toc241791395"/>
       <w:r>
         <w:t>Settings that change behaviour</w:t>
       </w:r>
@@ -12678,7 +12678,7 @@
               <w:spacing w:after="40" w:line="270" w:lineRule="auto"/>
             </w:pPr>
             <w:r>
-              <w:t>ALLOW_CLIENT_SIGNUP</w:t>
+              <w:t>ECOURTS_BACKUP</w:t>
             </w:r>
           </w:p>
         </w:tc>
@@ -12703,7 +12703,7 @@
               <w:spacing w:after="40" w:line="270" w:lineRule="auto"/>
             </w:pPr>
             <w:r>
-              <w:t>Whether new clients can create their own account by signing in.</w:t>
+              <w:t>Whether the paid eCourtsIndia backup is offered to staff (true / false).</w:t>
             </w:r>
           </w:p>
         </w:tc>
@@ -12736,7 +12736,7 @@
               <w:spacing w:after="40" w:line="270" w:lineRule="auto"/>
             </w:pPr>
             <w:r>
-              <w:t>ECOURTS_BACKUP</w:t>
+              <w:t>GEMINI_API_KEY, GEMINI_MODEL</w:t>
             </w:r>
           </w:p>
         </w:tc>
@@ -12761,7 +12761,7 @@
               <w:spacing w:after="40" w:line="270" w:lineRule="auto"/>
             </w:pPr>
             <w:r>
-              <w:t>Whether the paid eCourtsIndia backup is offered to staff (true / false).</w:t>
+              <w:t>The Google AI key and model used for article drafts.</w:t>
             </w:r>
           </w:p>
         </w:tc>
@@ -12794,7 +12794,7 @@
               <w:spacing w:after="40" w:line="270" w:lineRule="auto"/>
             </w:pPr>
             <w:r>
-              <w:t>GEMINI_API_KEY, GEMINI_MODEL</w:t>
+              <w:t>GEMINI_IMAGE_MODEL</w:t>
             </w:r>
           </w:p>
         </w:tc>
@@ -12819,7 +12819,7 @@
               <w:spacing w:after="40" w:line="270" w:lineRule="auto"/>
             </w:pPr>
             <w:r>
-              <w:t>The Google AI key and model used for article drafts.</w:t>
+              <w:t>The model used for cover images (default: the cheapest, about $0.034 each).</w:t>
             </w:r>
           </w:p>
         </w:tc>
@@ -12852,64 +12852,6 @@
               <w:spacing w:after="40" w:line="270" w:lineRule="auto"/>
             </w:pPr>
             <w:r>
-              <w:t>GEMINI_IMAGE_MODEL</w:t>
-            </w:r>
-          </w:p>
-        </w:tc>
-        <w:tc>
-          <w:tcPr>
-            <w:tcW w:w="6514" w:type="dxa"/>
-            <w:tcBorders>
-              <w:top w:val="single" w:sz="4" w:space="0" w:color="D5D9E0"/>
-              <w:left w:val="single" w:sz="4" w:space="0" w:color="D5D9E0"/>
-              <w:bottom w:val="single" w:sz="4" w:space="0" w:color="D5D9E0"/>
-              <w:right w:val="single" w:sz="4" w:space="0" w:color="D5D9E0"/>
-            </w:tcBorders>
-            <w:tcMar>
-              <w:top w:w="80" w:type="dxa"/>
-              <w:left w:w="120" w:type="dxa"/>
-              <w:bottom w:w="80" w:type="dxa"/>
-              <w:right w:w="120" w:type="dxa"/>
-            </w:tcMar>
-          </w:tcPr>
-          <w:p>
-            <w:pPr>
-              <w:spacing w:after="40" w:line="270" w:lineRule="auto"/>
-            </w:pPr>
-            <w:r>
-              <w:t>The model used for cover images (default: the cheapest, about $0.034 each).</w:t>
-            </w:r>
-          </w:p>
-        </w:tc>
-      </w:tr>
-      <w:tr>
-        <w:tblPrEx>
-          <w:tblCellMar>
-            <w:top w:w="0" w:type="dxa"/>
-            <w:bottom w:w="0" w:type="dxa"/>
-          </w:tblCellMar>
-        </w:tblPrEx>
-        <w:tc>
-          <w:tcPr>
-            <w:tcW w:w="2792" w:type="dxa"/>
-            <w:tcBorders>
-              <w:top w:val="single" w:sz="4" w:space="0" w:color="D5D9E0"/>
-              <w:left w:val="single" w:sz="4" w:space="0" w:color="D5D9E0"/>
-              <w:bottom w:val="single" w:sz="4" w:space="0" w:color="D5D9E0"/>
-              <w:right w:val="single" w:sz="4" w:space="0" w:color="D5D9E0"/>
-            </w:tcBorders>
-            <w:tcMar>
-              <w:top w:w="80" w:type="dxa"/>
-              <w:left w:w="120" w:type="dxa"/>
-              <w:bottom w:w="80" w:type="dxa"/>
-              <w:right w:w="120" w:type="dxa"/>
-            </w:tcMar>
-          </w:tcPr>
-          <w:p>
-            <w:pPr>
-              <w:spacing w:after="40" w:line="270" w:lineRule="auto"/>
-            </w:pPr>
-            <w:r>
               <w:t>JOBS_ENABLED</w:t>
             </w:r>
           </w:p>
@@ -12969,7 +12911,7 @@
         <w:keepNext/>
         <w:keepLines/>
       </w:pPr>
-      <w:bookmarkStart w:id="38" w:name="_Toc241789774"/>
+      <w:bookmarkStart w:id="38" w:name="_Toc241791396"/>
       <w:r>
         <w:t>Safeguards</w:t>
       </w:r>
@@ -13045,7 +12987,7 @@
         <w:pStyle w:val="Heading1"/>
         <w:pageBreakBefore/>
       </w:pPr>
-      <w:bookmarkStart w:id="39" w:name="_Toc241789775"/>
+      <w:bookmarkStart w:id="39" w:name="_Toc241791397"/>
       <w:r>
         <w:t>13. Where things are kept in the project</w:t>
       </w:r>
@@ -13513,7 +13455,7 @@
         <w:keepNext/>
         <w:keepLines/>
       </w:pPr>
-      <w:bookmarkStart w:id="40" w:name="_Toc241789776"/>
+      <w:bookmarkStart w:id="40" w:name="_Toc241791398"/>
       <w:r>
         <w:t>How changes are published</w:t>
       </w:r>
@@ -13563,7 +13505,7 @@
         <w:pStyle w:val="Heading1"/>
         <w:pageBreakBefore/>
       </w:pPr>
-      <w:bookmarkStart w:id="41" w:name="_Toc241789777"/>
+      <w:bookmarkStart w:id="41" w:name="_Toc241791399"/>
       <w:r>
         <w:t>14. Current limits and next steps</w:t>
       </w:r>
@@ -13654,7 +13596,7 @@
         <w:pStyle w:val="Heading1"/>
         <w:pageBreakBefore/>
       </w:pPr>
-      <w:bookmarkStart w:id="42" w:name="_Toc241789778"/>
+      <w:bookmarkStart w:id="42" w:name="_Toc241791400"/>
       <w:r>
         <w:t>15. Glossary</w:t>
       </w:r>
@@ -14466,10 +14408,10 @@
 <file path=word/numbering.xml><?xml version="1.0" encoding="utf-8"?>
 <w:numbering xmlns:wpc="http://schemas.microsoft.com/office/word/2010/wordprocessingCanvas" xmlns:cx="http://schemas.microsoft.com/office/drawing/2014/chartex" xmlns:cx1="http://schemas.microsoft.com/office/drawing/2015/9/8/chartex" xmlns:cx2="http://schemas.microsoft.com/office/drawing/2015/10/21/chartex" xmlns:cx3="http://schemas.microsoft.com/office/drawing/2016/5/9/chartex" xmlns:cx4="http://schemas.microsoft.com/office/drawing/2016/5/10/chartex" xmlns:cx5="http://schemas.microsoft.com/office/drawing/2016/5/11/chartex" xmlns:cx6="http://schemas.microsoft.com/office/drawing/2016/5/12/chartex" xmlns:cx7="http://schemas.microsoft.com/office/drawing/2016/5/13/chartex" xmlns:cx8="http://schemas.microsoft.com/office/drawing/2016/5/14/chartex" xmlns:mc="http://schemas.openxmlformats.org/markup-compatibility/2006" xmlns:aink="http://schemas.microsoft.com/office/drawing/2016/ink" xmlns:am3d="http://schemas.microsoft.com/office/drawing/2017/model3d" xmlns:o="urn:schemas-microsoft-com:office:office" xmlns:oel="http://schemas.microsoft.com/office/2019/extlst" xmlns:r="http://schemas.openxmlformats.org/officeDocument/2006/relationships" xmlns:m="http://schemas.openxmlformats.org/officeDocument/2006/math" xmlns:v="urn:schemas-microsoft-com:vml" xmlns:wp14="http://schemas.microsoft.com/office/word/2010/wordprocessingDrawing" xmlns:wp="http://schemas.openxmlformats.org/drawingml/2006/wordprocessingDrawing" xmlns:w10="urn:schemas-microsoft-com:office:word" xmlns:w="http://schemas.openxmlformats.org/wordprocessingml/2006/main" xmlns:w14="http://schemas.microsoft.com/office/word/2010/wordml" xmlns:w15="http://schemas.microsoft.com/office/word/2012/wordml" xmlns:w16cex="http://schemas.microsoft.com/office/word/2018/wordml/cex" xmlns:w16cid="http://schemas.microsoft.com/office/word/2016/wordml/cid" xmlns:w16="http://schemas.microsoft.com/office/word/2018/wordml" xmlns:w16du="http://schemas.microsoft.com/office/word/2023/wordml/word16du" xmlns:w16sdtdh="http://schemas.microsoft.com/office/word/2020/wordml/sdtdatahash" xmlns:w16sdtfl="http://schemas.microsoft.com/office/word/2024/wordml/sdtformatlock" xmlns:w16se="http://schemas.microsoft.com/office/word/2015/wordml/symex" xmlns:wpg="http://schemas.microsoft.com/office/word/2010/wordprocessingGroup" xmlns:wpi="http://schemas.microsoft.com/office/word/2010/wordprocessingInk" xmlns:wne="http://schemas.microsoft.com/office/word/2006/wordml" xmlns:wps="http://schemas.microsoft.com/office/word/2010/wordprocessingShape" mc:Ignorable="w14 w15 w16se w16cid w16 w16cex w16sdtdh w16sdtfl w16du wp14">
   <w:abstractNum w:abstractNumId="0" w15:restartNumberingAfterBreak="0">
-    <w:nsid w:val="093023CF"/>
+    <w:nsid w:val="13705523"/>
     <w:multiLevelType w:val="hybridMultilevel"/>
-    <w:tmpl w:val="D3120C14"/>
-    <w:lvl w:ilvl="0" w:tplc="CF14BA8A">
+    <w:tmpl w:val="AB9C1942"/>
+    <w:lvl w:ilvl="0" w:tplc="3B60426C">
       <w:start w:val="1"/>
       <w:numFmt w:val="decimal"/>
       <w:lvlText w:val="%1."/>
@@ -14478,52 +14420,52 @@
         <w:ind w:left="540" w:hanging="300"/>
       </w:pPr>
     </w:lvl>
-    <w:lvl w:ilvl="1" w:tplc="D64CD8D2">
+    <w:lvl w:ilvl="1" w:tplc="825A1EFC">
       <w:numFmt w:val="decimal"/>
       <w:lvlText w:val=""/>
       <w:lvlJc w:val="left"/>
     </w:lvl>
-    <w:lvl w:ilvl="2" w:tplc="AC42D3AE">
+    <w:lvl w:ilvl="2" w:tplc="EED28290">
       <w:numFmt w:val="decimal"/>
       <w:lvlText w:val=""/>
       <w:lvlJc w:val="left"/>
     </w:lvl>
-    <w:lvl w:ilvl="3" w:tplc="7A36EF50">
+    <w:lvl w:ilvl="3" w:tplc="5016F300">
       <w:numFmt w:val="decimal"/>
       <w:lvlText w:val=""/>
       <w:lvlJc w:val="left"/>
     </w:lvl>
-    <w:lvl w:ilvl="4" w:tplc="983A5006">
+    <w:lvl w:ilvl="4" w:tplc="EBBC34B6">
       <w:numFmt w:val="decimal"/>
       <w:lvlText w:val=""/>
       <w:lvlJc w:val="left"/>
     </w:lvl>
-    <w:lvl w:ilvl="5" w:tplc="607AC160">
+    <w:lvl w:ilvl="5" w:tplc="A90CDD22">
       <w:numFmt w:val="decimal"/>
       <w:lvlText w:val=""/>
       <w:lvlJc w:val="left"/>
     </w:lvl>
-    <w:lvl w:ilvl="6" w:tplc="0D3628C4">
+    <w:lvl w:ilvl="6" w:tplc="E3329240">
       <w:numFmt w:val="decimal"/>
       <w:lvlText w:val=""/>
       <w:lvlJc w:val="left"/>
     </w:lvl>
-    <w:lvl w:ilvl="7" w:tplc="311E9772">
+    <w:lvl w:ilvl="7" w:tplc="38EC0688">
       <w:numFmt w:val="decimal"/>
       <w:lvlText w:val=""/>
       <w:lvlJc w:val="left"/>
     </w:lvl>
-    <w:lvl w:ilvl="8" w:tplc="56F2D7F0">
+    <w:lvl w:ilvl="8" w:tplc="F0381B12">
       <w:numFmt w:val="decimal"/>
       <w:lvlText w:val=""/>
       <w:lvlJc w:val="left"/>
     </w:lvl>
   </w:abstractNum>
   <w:abstractNum w:abstractNumId="1" w15:restartNumberingAfterBreak="0">
-    <w:nsid w:val="23355D28"/>
+    <w:nsid w:val="15CF4EB2"/>
     <w:multiLevelType w:val="hybridMultilevel"/>
-    <w:tmpl w:val="17E867C2"/>
-    <w:lvl w:ilvl="0" w:tplc="D4CC283C">
+    <w:tmpl w:val="A292543C"/>
+    <w:lvl w:ilvl="0" w:tplc="F4C4A068">
       <w:start w:val="1"/>
       <w:numFmt w:val="decimal"/>
       <w:lvlText w:val="%1."/>
@@ -14532,52 +14474,52 @@
         <w:ind w:left="540" w:hanging="300"/>
       </w:pPr>
     </w:lvl>
-    <w:lvl w:ilvl="1" w:tplc="EABCE5B0">
+    <w:lvl w:ilvl="1" w:tplc="2A543E66">
       <w:numFmt w:val="decimal"/>
       <w:lvlText w:val=""/>
       <w:lvlJc w:val="left"/>
     </w:lvl>
-    <w:lvl w:ilvl="2" w:tplc="1C623D8C">
+    <w:lvl w:ilvl="2" w:tplc="5DF26D72">
       <w:numFmt w:val="decimal"/>
       <w:lvlText w:val=""/>
       <w:lvlJc w:val="left"/>
     </w:lvl>
-    <w:lvl w:ilvl="3" w:tplc="751E6CF2">
+    <w:lvl w:ilvl="3" w:tplc="2F0C5CDA">
       <w:numFmt w:val="decimal"/>
       <w:lvlText w:val=""/>
       <w:lvlJc w:val="left"/>
     </w:lvl>
-    <w:lvl w:ilvl="4" w:tplc="D7EC2F56">
+    <w:lvl w:ilvl="4" w:tplc="9AE4BA44">
       <w:numFmt w:val="decimal"/>
       <w:lvlText w:val=""/>
       <w:lvlJc w:val="left"/>
     </w:lvl>
-    <w:lvl w:ilvl="5" w:tplc="41A23D7E">
+    <w:lvl w:ilvl="5" w:tplc="6840CE2C">
       <w:numFmt w:val="decimal"/>
       <w:lvlText w:val=""/>
       <w:lvlJc w:val="left"/>
     </w:lvl>
-    <w:lvl w:ilvl="6" w:tplc="65667266">
+    <w:lvl w:ilvl="6" w:tplc="18086B16">
       <w:numFmt w:val="decimal"/>
       <w:lvlText w:val=""/>
       <w:lvlJc w:val="left"/>
     </w:lvl>
-    <w:lvl w:ilvl="7" w:tplc="29F29D9E">
+    <w:lvl w:ilvl="7" w:tplc="96C81796">
       <w:numFmt w:val="decimal"/>
       <w:lvlText w:val=""/>
       <w:lvlJc w:val="left"/>
     </w:lvl>
-    <w:lvl w:ilvl="8" w:tplc="3B2A1BEA">
+    <w:lvl w:ilvl="8" w:tplc="18A01CC2">
       <w:numFmt w:val="decimal"/>
       <w:lvlText w:val=""/>
       <w:lvlJc w:val="left"/>
     </w:lvl>
   </w:abstractNum>
   <w:abstractNum w:abstractNumId="2" w15:restartNumberingAfterBreak="0">
-    <w:nsid w:val="52B657D9"/>
+    <w:nsid w:val="1C826476"/>
     <w:multiLevelType w:val="hybridMultilevel"/>
-    <w:tmpl w:val="F4B42F62"/>
-    <w:lvl w:ilvl="0" w:tplc="4B14AC3E">
+    <w:tmpl w:val="9F6C9D82"/>
+    <w:lvl w:ilvl="0" w:tplc="1784659E">
       <w:start w:val="1"/>
       <w:numFmt w:val="decimal"/>
       <w:lvlText w:val="%1."/>
@@ -14586,110 +14528,106 @@
         <w:ind w:left="540" w:hanging="300"/>
       </w:pPr>
     </w:lvl>
-    <w:lvl w:ilvl="1" w:tplc="6CB8702A">
+    <w:lvl w:ilvl="1" w:tplc="DA28DB44">
       <w:numFmt w:val="decimal"/>
       <w:lvlText w:val=""/>
       <w:lvlJc w:val="left"/>
     </w:lvl>
-    <w:lvl w:ilvl="2" w:tplc="9A762894">
+    <w:lvl w:ilvl="2" w:tplc="43A80EC0">
       <w:numFmt w:val="decimal"/>
       <w:lvlText w:val=""/>
       <w:lvlJc w:val="left"/>
     </w:lvl>
-    <w:lvl w:ilvl="3" w:tplc="0F50B4FE">
+    <w:lvl w:ilvl="3" w:tplc="44F62420">
       <w:numFmt w:val="decimal"/>
       <w:lvlText w:val=""/>
       <w:lvlJc w:val="left"/>
     </w:lvl>
-    <w:lvl w:ilvl="4" w:tplc="2BE8CA14">
+    <w:lvl w:ilvl="4" w:tplc="4AD2D2AA">
       <w:numFmt w:val="decimal"/>
       <w:lvlText w:val=""/>
       <w:lvlJc w:val="left"/>
     </w:lvl>
-    <w:lvl w:ilvl="5" w:tplc="0B982240">
+    <w:lvl w:ilvl="5" w:tplc="771E23EC">
       <w:numFmt w:val="decimal"/>
       <w:lvlText w:val=""/>
       <w:lvlJc w:val="left"/>
     </w:lvl>
-    <w:lvl w:ilvl="6" w:tplc="6AA6D338">
+    <w:lvl w:ilvl="6" w:tplc="7F88F12A">
       <w:numFmt w:val="decimal"/>
       <w:lvlText w:val=""/>
       <w:lvlJc w:val="left"/>
     </w:lvl>
-    <w:lvl w:ilvl="7" w:tplc="933CC952">
+    <w:lvl w:ilvl="7" w:tplc="7B480398">
       <w:numFmt w:val="decimal"/>
       <w:lvlText w:val=""/>
       <w:lvlJc w:val="left"/>
     </w:lvl>
-    <w:lvl w:ilvl="8" w:tplc="EE42F03A">
+    <w:lvl w:ilvl="8" w:tplc="3BCA3F4A">
       <w:numFmt w:val="decimal"/>
       <w:lvlText w:val=""/>
       <w:lvlJc w:val="left"/>
     </w:lvl>
   </w:abstractNum>
   <w:abstractNum w:abstractNumId="3" w15:restartNumberingAfterBreak="0">
-    <w:nsid w:val="59C9345D"/>
+    <w:nsid w:val="1E794D63"/>
     <w:multiLevelType w:val="hybridMultilevel"/>
-    <w:tmpl w:val="35D0E03E"/>
-    <w:lvl w:ilvl="0" w:tplc="4DD2E976">
+    <w:tmpl w:val="44EEBAEA"/>
+    <w:lvl w:ilvl="0" w:tplc="13EE0AF8">
       <w:start w:val="1"/>
-      <w:numFmt w:val="bullet"/>
-      <w:lvlText w:val="•"/>
+      <w:numFmt w:val="decimal"/>
+      <w:lvlText w:val="%1."/>
       <w:lvlJc w:val="left"/>
       <w:pPr>
         <w:ind w:left="540" w:hanging="300"/>
       </w:pPr>
     </w:lvl>
-    <w:lvl w:ilvl="1" w:tplc="FE3AB3D0">
-      <w:start w:val="1"/>
-      <w:numFmt w:val="bullet"/>
-      <w:lvlText w:val="–"/>
-      <w:lvlJc w:val="left"/>
-      <w:pPr>
-        <w:ind w:left="1000" w:hanging="300"/>
-      </w:pPr>
-    </w:lvl>
-    <w:lvl w:ilvl="2" w:tplc="C2ACB2CE">
+    <w:lvl w:ilvl="1" w:tplc="11C058D2">
       <w:numFmt w:val="decimal"/>
       <w:lvlText w:val=""/>
       <w:lvlJc w:val="left"/>
     </w:lvl>
-    <w:lvl w:ilvl="3" w:tplc="371481F0">
+    <w:lvl w:ilvl="2" w:tplc="EF6CA090">
       <w:numFmt w:val="decimal"/>
       <w:lvlText w:val=""/>
       <w:lvlJc w:val="left"/>
     </w:lvl>
-    <w:lvl w:ilvl="4" w:tplc="3DD4810A">
+    <w:lvl w:ilvl="3" w:tplc="4D4CC370">
       <w:numFmt w:val="decimal"/>
       <w:lvlText w:val=""/>
       <w:lvlJc w:val="left"/>
     </w:lvl>
-    <w:lvl w:ilvl="5" w:tplc="E986534A">
+    <w:lvl w:ilvl="4" w:tplc="1688E21C">
       <w:numFmt w:val="decimal"/>
       <w:lvlText w:val=""/>
       <w:lvlJc w:val="left"/>
     </w:lvl>
-    <w:lvl w:ilvl="6" w:tplc="C3F2AC0C">
+    <w:lvl w:ilvl="5" w:tplc="FA70290E">
       <w:numFmt w:val="decimal"/>
       <w:lvlText w:val=""/>
       <w:lvlJc w:val="left"/>
     </w:lvl>
-    <w:lvl w:ilvl="7" w:tplc="F1C0168A">
+    <w:lvl w:ilvl="6" w:tplc="74E626FC">
       <w:numFmt w:val="decimal"/>
       <w:lvlText w:val=""/>
       <w:lvlJc w:val="left"/>
     </w:lvl>
-    <w:lvl w:ilvl="8" w:tplc="EEB41CE2">
+    <w:lvl w:ilvl="7" w:tplc="163690BC">
+      <w:numFmt w:val="decimal"/>
+      <w:lvlText w:val=""/>
+      <w:lvlJc w:val="left"/>
+    </w:lvl>
+    <w:lvl w:ilvl="8" w:tplc="FB6046D4">
       <w:numFmt w:val="decimal"/>
       <w:lvlText w:val=""/>
       <w:lvlJc w:val="left"/>
     </w:lvl>
   </w:abstractNum>
   <w:abstractNum w:abstractNumId="4" w15:restartNumberingAfterBreak="0">
-    <w:nsid w:val="5EE719E7"/>
+    <w:nsid w:val="33933B68"/>
     <w:multiLevelType w:val="hybridMultilevel"/>
-    <w:tmpl w:val="D5DA8C9A"/>
-    <w:lvl w:ilvl="0" w:tplc="9A1CD200">
+    <w:tmpl w:val="A7AAAF26"/>
+    <w:lvl w:ilvl="0" w:tplc="E5B0493E">
       <w:start w:val="1"/>
       <w:numFmt w:val="decimal"/>
       <w:lvlText w:val="%1."/>
@@ -14698,138 +14636,110 @@
         <w:ind w:left="540" w:hanging="300"/>
       </w:pPr>
     </w:lvl>
-    <w:lvl w:ilvl="1" w:tplc="F5B4B3FC">
+    <w:lvl w:ilvl="1" w:tplc="37DC7932">
       <w:numFmt w:val="decimal"/>
       <w:lvlText w:val=""/>
       <w:lvlJc w:val="left"/>
     </w:lvl>
-    <w:lvl w:ilvl="2" w:tplc="4D287D62">
+    <w:lvl w:ilvl="2" w:tplc="023633AE">
       <w:numFmt w:val="decimal"/>
       <w:lvlText w:val=""/>
       <w:lvlJc w:val="left"/>
     </w:lvl>
-    <w:lvl w:ilvl="3" w:tplc="8050E5EA">
+    <w:lvl w:ilvl="3" w:tplc="F050DD50">
       <w:numFmt w:val="decimal"/>
       <w:lvlText w:val=""/>
       <w:lvlJc w:val="left"/>
     </w:lvl>
-    <w:lvl w:ilvl="4" w:tplc="F6C0D28C">
+    <w:lvl w:ilvl="4" w:tplc="DAC2EC8E">
       <w:numFmt w:val="decimal"/>
       <w:lvlText w:val=""/>
       <w:lvlJc w:val="left"/>
     </w:lvl>
-    <w:lvl w:ilvl="5" w:tplc="EF181C7C">
+    <w:lvl w:ilvl="5" w:tplc="826613D0">
       <w:numFmt w:val="decimal"/>
       <w:lvlText w:val=""/>
       <w:lvlJc w:val="left"/>
     </w:lvl>
-    <w:lvl w:ilvl="6" w:tplc="3EBAD72E">
+    <w:lvl w:ilvl="6" w:tplc="9440EE62">
       <w:numFmt w:val="decimal"/>
       <w:lvlText w:val=""/>
       <w:lvlJc w:val="left"/>
     </w:lvl>
-    <w:lvl w:ilvl="7" w:tplc="92425DC2">
+    <w:lvl w:ilvl="7" w:tplc="ECB6BA84">
       <w:numFmt w:val="decimal"/>
       <w:lvlText w:val=""/>
       <w:lvlJc w:val="left"/>
     </w:lvl>
-    <w:lvl w:ilvl="8" w:tplc="53C896F8">
+    <w:lvl w:ilvl="8" w:tplc="0B6EE5D4">
       <w:numFmt w:val="decimal"/>
       <w:lvlText w:val=""/>
       <w:lvlJc w:val="left"/>
     </w:lvl>
   </w:abstractNum>
   <w:abstractNum w:abstractNumId="5" w15:restartNumberingAfterBreak="0">
-    <w:nsid w:val="6A4E06BB"/>
+    <w:nsid w:val="33E21232"/>
     <w:multiLevelType w:val="hybridMultilevel"/>
-    <w:tmpl w:val="14F6A3A4"/>
-    <w:lvl w:ilvl="0" w:tplc="5E7C1B36" w:tentative="1">
+    <w:tmpl w:val="58620AB4"/>
+    <w:lvl w:ilvl="0" w:tplc="0276B450">
       <w:start w:val="1"/>
       <w:numFmt w:val="bullet"/>
-      <w:lvlText w:val="●"/>
+      <w:lvlText w:val="•"/>
       <w:lvlJc w:val="left"/>
       <w:pPr>
-        <w:ind w:left="720" w:hanging="360"/>
+        <w:ind w:left="540" w:hanging="300"/>
       </w:pPr>
     </w:lvl>
-    <w:lvl w:ilvl="1" w:tplc="577808B8" w:tentative="1">
+    <w:lvl w:ilvl="1" w:tplc="CE52B22A">
       <w:start w:val="1"/>
       <w:numFmt w:val="bullet"/>
-      <w:lvlText w:val="○"/>
+      <w:lvlText w:val="–"/>
       <w:lvlJc w:val="left"/>
       <w:pPr>
-        <w:ind w:left="1440" w:hanging="360"/>
+        <w:ind w:left="1000" w:hanging="300"/>
       </w:pPr>
     </w:lvl>
-    <w:lvl w:ilvl="2" w:tplc="E304C63C" w:tentative="1">
-      <w:start w:val="1"/>
-      <w:numFmt w:val="bullet"/>
-      <w:lvlText w:val="■"/>
+    <w:lvl w:ilvl="2" w:tplc="72B2A52A">
+      <w:numFmt w:val="decimal"/>
+      <w:lvlText w:val=""/>
       <w:lvlJc w:val="left"/>
-      <w:pPr>
-        <w:ind w:left="2160" w:hanging="360"/>
-      </w:pPr>
     </w:lvl>
-    <w:lvl w:ilvl="3" w:tplc="92066B46" w:tentative="1">
-      <w:start w:val="1"/>
-      <w:numFmt w:val="bullet"/>
-      <w:lvlText w:val="●"/>
+    <w:lvl w:ilvl="3" w:tplc="EA1AAFDA">
+      <w:numFmt w:val="decimal"/>
+      <w:lvlText w:val=""/>
       <w:lvlJc w:val="left"/>
-      <w:pPr>
-        <w:ind w:left="2880" w:hanging="360"/>
-      </w:pPr>
     </w:lvl>
-    <w:lvl w:ilvl="4" w:tplc="D1E4D7D8" w:tentative="1">
-      <w:start w:val="1"/>
-      <w:numFmt w:val="bullet"/>
-      <w:lvlText w:val="○"/>
+    <w:lvl w:ilvl="4" w:tplc="AD2CF358">
+      <w:numFmt w:val="decimal"/>
+      <w:lvlText w:val=""/>
       <w:lvlJc w:val="left"/>
-      <w:pPr>
-        <w:ind w:left="3600" w:hanging="360"/>
-      </w:pPr>
     </w:lvl>
-    <w:lvl w:ilvl="5" w:tplc="3118B50A" w:tentative="1">
-      <w:start w:val="1"/>
-      <w:numFmt w:val="bullet"/>
-      <w:lvlText w:val="■"/>
+    <w:lvl w:ilvl="5" w:tplc="0568B4B0">
+      <w:numFmt w:val="decimal"/>
+      <w:lvlText w:val=""/>
       <w:lvlJc w:val="left"/>
-      <w:pPr>
-        <w:ind w:left="4320" w:hanging="360"/>
-      </w:pPr>
     </w:lvl>
-    <w:lvl w:ilvl="6" w:tplc="EB4A308C" w:tentative="1">
-      <w:start w:val="1"/>
-      <w:numFmt w:val="bullet"/>
-      <w:lvlText w:val="●"/>
+    <w:lvl w:ilvl="6" w:tplc="6D00026C">
+      <w:numFmt w:val="decimal"/>
+      <w:lvlText w:val=""/>
       <w:lvlJc w:val="left"/>
-      <w:pPr>
-        <w:ind w:left="5040" w:hanging="360"/>
-      </w:pPr>
     </w:lvl>
-    <w:lvl w:ilvl="7" w:tplc="BE3C9B06" w:tentative="1">
-      <w:start w:val="1"/>
-      <w:numFmt w:val="bullet"/>
-      <w:lvlText w:val="●"/>
+    <w:lvl w:ilvl="7" w:tplc="648A8DFC">
+      <w:numFmt w:val="decimal"/>
+      <w:lvlText w:val=""/>
       <w:lvlJc w:val="left"/>
-      <w:pPr>
-        <w:ind w:left="5760" w:hanging="360"/>
-      </w:pPr>
     </w:lvl>
-    <w:lvl w:ilvl="8" w:tplc="9B1C0AC0" w:tentative="1">
-      <w:start w:val="1"/>
-      <w:numFmt w:val="bullet"/>
-      <w:lvlText w:val="●"/>
+    <w:lvl w:ilvl="8" w:tplc="84869840">
+      <w:numFmt w:val="decimal"/>
+      <w:lvlText w:val=""/>
       <w:lvlJc w:val="left"/>
-      <w:pPr>
-        <w:ind w:left="6480" w:hanging="360"/>
-      </w:pPr>
     </w:lvl>
   </w:abstractNum>
   <w:abstractNum w:abstractNumId="6" w15:restartNumberingAfterBreak="0">
-    <w:nsid w:val="6E186350"/>
+    <w:nsid w:val="4366517E"/>
     <w:multiLevelType w:val="hybridMultilevel"/>
-    <w:tmpl w:val="94CA9A4A"/>
-    <w:lvl w:ilvl="0" w:tplc="815A02F8">
+    <w:tmpl w:val="1982FEDE"/>
+    <w:lvl w:ilvl="0" w:tplc="5978E870">
       <w:start w:val="1"/>
       <w:numFmt w:val="decimal"/>
       <w:lvlText w:val="%1."/>
@@ -14838,52 +14748,52 @@
         <w:ind w:left="540" w:hanging="300"/>
       </w:pPr>
     </w:lvl>
-    <w:lvl w:ilvl="1" w:tplc="3C167C50">
+    <w:lvl w:ilvl="1" w:tplc="D9261498">
       <w:numFmt w:val="decimal"/>
       <w:lvlText w:val=""/>
       <w:lvlJc w:val="left"/>
     </w:lvl>
-    <w:lvl w:ilvl="2" w:tplc="7548AD86">
+    <w:lvl w:ilvl="2" w:tplc="521ED846">
       <w:numFmt w:val="decimal"/>
       <w:lvlText w:val=""/>
       <w:lvlJc w:val="left"/>
     </w:lvl>
-    <w:lvl w:ilvl="3" w:tplc="809C82F2">
+    <w:lvl w:ilvl="3" w:tplc="AF1094FA">
       <w:numFmt w:val="decimal"/>
       <w:lvlText w:val=""/>
       <w:lvlJc w:val="left"/>
     </w:lvl>
-    <w:lvl w:ilvl="4" w:tplc="1FA8B458">
+    <w:lvl w:ilvl="4" w:tplc="CDBE9160">
       <w:numFmt w:val="decimal"/>
       <w:lvlText w:val=""/>
       <w:lvlJc w:val="left"/>
     </w:lvl>
-    <w:lvl w:ilvl="5" w:tplc="05E20FEC">
+    <w:lvl w:ilvl="5" w:tplc="71B0F154">
       <w:numFmt w:val="decimal"/>
       <w:lvlText w:val=""/>
       <w:lvlJc w:val="left"/>
     </w:lvl>
-    <w:lvl w:ilvl="6" w:tplc="27F42B50">
+    <w:lvl w:ilvl="6" w:tplc="CF34A87C">
       <w:numFmt w:val="decimal"/>
       <w:lvlText w:val=""/>
       <w:lvlJc w:val="left"/>
     </w:lvl>
-    <w:lvl w:ilvl="7" w:tplc="05108004">
+    <w:lvl w:ilvl="7" w:tplc="3F7496E2">
       <w:numFmt w:val="decimal"/>
       <w:lvlText w:val=""/>
       <w:lvlJc w:val="left"/>
     </w:lvl>
-    <w:lvl w:ilvl="8" w:tplc="9388485A">
+    <w:lvl w:ilvl="8" w:tplc="C3867C72">
       <w:numFmt w:val="decimal"/>
       <w:lvlText w:val=""/>
       <w:lvlJc w:val="left"/>
     </w:lvl>
   </w:abstractNum>
   <w:abstractNum w:abstractNumId="7" w15:restartNumberingAfterBreak="0">
-    <w:nsid w:val="78D14C14"/>
+    <w:nsid w:val="4D81181A"/>
     <w:multiLevelType w:val="hybridMultilevel"/>
-    <w:tmpl w:val="BA980F3A"/>
-    <w:lvl w:ilvl="0" w:tplc="82B25C82">
+    <w:tmpl w:val="BD26CA88"/>
+    <w:lvl w:ilvl="0" w:tplc="5E52F4CA">
       <w:start w:val="1"/>
       <w:numFmt w:val="decimal"/>
       <w:lvlText w:val="%1."/>
@@ -14892,52 +14802,52 @@
         <w:ind w:left="540" w:hanging="300"/>
       </w:pPr>
     </w:lvl>
-    <w:lvl w:ilvl="1" w:tplc="525AC1C6">
+    <w:lvl w:ilvl="1" w:tplc="869ED204">
       <w:numFmt w:val="decimal"/>
       <w:lvlText w:val=""/>
       <w:lvlJc w:val="left"/>
     </w:lvl>
-    <w:lvl w:ilvl="2" w:tplc="83D066FE">
+    <w:lvl w:ilvl="2" w:tplc="A3742E7A">
       <w:numFmt w:val="decimal"/>
       <w:lvlText w:val=""/>
       <w:lvlJc w:val="left"/>
     </w:lvl>
-    <w:lvl w:ilvl="3" w:tplc="96B2ACB6">
+    <w:lvl w:ilvl="3" w:tplc="5EC87D30">
       <w:numFmt w:val="decimal"/>
       <w:lvlText w:val=""/>
       <w:lvlJc w:val="left"/>
     </w:lvl>
-    <w:lvl w:ilvl="4" w:tplc="65EED440">
+    <w:lvl w:ilvl="4" w:tplc="08AC23D2">
       <w:numFmt w:val="decimal"/>
       <w:lvlText w:val=""/>
       <w:lvlJc w:val="left"/>
     </w:lvl>
-    <w:lvl w:ilvl="5" w:tplc="2E361AF4">
+    <w:lvl w:ilvl="5" w:tplc="B518D214">
       <w:numFmt w:val="decimal"/>
       <w:lvlText w:val=""/>
       <w:lvlJc w:val="left"/>
     </w:lvl>
-    <w:lvl w:ilvl="6" w:tplc="7E8AD502">
+    <w:lvl w:ilvl="6" w:tplc="EA3C85E0">
       <w:numFmt w:val="decimal"/>
       <w:lvlText w:val=""/>
       <w:lvlJc w:val="left"/>
     </w:lvl>
-    <w:lvl w:ilvl="7" w:tplc="4C0A9094">
+    <w:lvl w:ilvl="7" w:tplc="42947CB4">
       <w:numFmt w:val="decimal"/>
       <w:lvlText w:val=""/>
       <w:lvlJc w:val="left"/>
     </w:lvl>
-    <w:lvl w:ilvl="8" w:tplc="E58A98BA">
+    <w:lvl w:ilvl="8" w:tplc="775C6B6E">
       <w:numFmt w:val="decimal"/>
       <w:lvlText w:val=""/>
       <w:lvlJc w:val="left"/>
     </w:lvl>
   </w:abstractNum>
   <w:abstractNum w:abstractNumId="8" w15:restartNumberingAfterBreak="0">
-    <w:nsid w:val="7A2D6826"/>
+    <w:nsid w:val="4E6536F0"/>
     <w:multiLevelType w:val="hybridMultilevel"/>
-    <w:tmpl w:val="9A7C01F8"/>
-    <w:lvl w:ilvl="0" w:tplc="D5EA12AA">
+    <w:tmpl w:val="C47A30A6"/>
+    <w:lvl w:ilvl="0" w:tplc="DF42668C">
       <w:start w:val="1"/>
       <w:numFmt w:val="decimal"/>
       <w:lvlText w:val="%1."/>
@@ -14946,52 +14856,52 @@
         <w:ind w:left="540" w:hanging="300"/>
       </w:pPr>
     </w:lvl>
-    <w:lvl w:ilvl="1" w:tplc="802EC8E8">
+    <w:lvl w:ilvl="1" w:tplc="929AC4F0">
       <w:numFmt w:val="decimal"/>
       <w:lvlText w:val=""/>
       <w:lvlJc w:val="left"/>
     </w:lvl>
-    <w:lvl w:ilvl="2" w:tplc="F9FE1330">
+    <w:lvl w:ilvl="2" w:tplc="B32C3604">
       <w:numFmt w:val="decimal"/>
       <w:lvlText w:val=""/>
       <w:lvlJc w:val="left"/>
     </w:lvl>
-    <w:lvl w:ilvl="3" w:tplc="678CC16E">
+    <w:lvl w:ilvl="3" w:tplc="95DCA7CC">
       <w:numFmt w:val="decimal"/>
       <w:lvlText w:val=""/>
       <w:lvlJc w:val="left"/>
     </w:lvl>
-    <w:lvl w:ilvl="4" w:tplc="375055FC">
+    <w:lvl w:ilvl="4" w:tplc="CFB87C36">
       <w:numFmt w:val="decimal"/>
       <w:lvlText w:val=""/>
       <w:lvlJc w:val="left"/>
     </w:lvl>
-    <w:lvl w:ilvl="5" w:tplc="3D44D2A4">
+    <w:lvl w:ilvl="5" w:tplc="A3E4DF22">
       <w:numFmt w:val="decimal"/>
       <w:lvlText w:val=""/>
       <w:lvlJc w:val="left"/>
     </w:lvl>
-    <w:lvl w:ilvl="6" w:tplc="56741720">
+    <w:lvl w:ilvl="6" w:tplc="9760E2B6">
       <w:numFmt w:val="decimal"/>
       <w:lvlText w:val=""/>
       <w:lvlJc w:val="left"/>
     </w:lvl>
-    <w:lvl w:ilvl="7" w:tplc="9BBABF26">
+    <w:lvl w:ilvl="7" w:tplc="19B69C82">
       <w:numFmt w:val="decimal"/>
       <w:lvlText w:val=""/>
       <w:lvlJc w:val="left"/>
     </w:lvl>
-    <w:lvl w:ilvl="8" w:tplc="C994C00C">
+    <w:lvl w:ilvl="8" w:tplc="D0E8F994">
       <w:numFmt w:val="decimal"/>
       <w:lvlText w:val=""/>
       <w:lvlJc w:val="left"/>
     </w:lvl>
   </w:abstractNum>
   <w:abstractNum w:abstractNumId="9" w15:restartNumberingAfterBreak="0">
-    <w:nsid w:val="7B774B43"/>
+    <w:nsid w:val="652B778A"/>
     <w:multiLevelType w:val="hybridMultilevel"/>
-    <w:tmpl w:val="0CF2DD90"/>
-    <w:lvl w:ilvl="0" w:tplc="90C2C71E">
+    <w:tmpl w:val="552AB7F0"/>
+    <w:lvl w:ilvl="0" w:tplc="140097CC">
       <w:start w:val="1"/>
       <w:numFmt w:val="decimal"/>
       <w:lvlText w:val="%1."/>
@@ -15000,163 +14910,195 @@
         <w:ind w:left="540" w:hanging="300"/>
       </w:pPr>
     </w:lvl>
-    <w:lvl w:ilvl="1" w:tplc="48AC6F4C">
+    <w:lvl w:ilvl="1" w:tplc="F1A29724">
       <w:numFmt w:val="decimal"/>
       <w:lvlText w:val=""/>
       <w:lvlJc w:val="left"/>
     </w:lvl>
-    <w:lvl w:ilvl="2" w:tplc="4100FB42">
+    <w:lvl w:ilvl="2" w:tplc="C47C4548">
       <w:numFmt w:val="decimal"/>
       <w:lvlText w:val=""/>
       <w:lvlJc w:val="left"/>
     </w:lvl>
-    <w:lvl w:ilvl="3" w:tplc="9B3CEE32">
+    <w:lvl w:ilvl="3" w:tplc="68421D34">
       <w:numFmt w:val="decimal"/>
       <w:lvlText w:val=""/>
       <w:lvlJc w:val="left"/>
     </w:lvl>
-    <w:lvl w:ilvl="4" w:tplc="9DE61218">
+    <w:lvl w:ilvl="4" w:tplc="DE4A66BE">
       <w:numFmt w:val="decimal"/>
       <w:lvlText w:val=""/>
       <w:lvlJc w:val="left"/>
     </w:lvl>
-    <w:lvl w:ilvl="5" w:tplc="906CF3B0">
+    <w:lvl w:ilvl="5" w:tplc="F824069E">
       <w:numFmt w:val="decimal"/>
       <w:lvlText w:val=""/>
       <w:lvlJc w:val="left"/>
     </w:lvl>
-    <w:lvl w:ilvl="6" w:tplc="4A78723E">
+    <w:lvl w:ilvl="6" w:tplc="3D0428DA">
       <w:numFmt w:val="decimal"/>
       <w:lvlText w:val=""/>
       <w:lvlJc w:val="left"/>
     </w:lvl>
-    <w:lvl w:ilvl="7" w:tplc="51C465D4">
+    <w:lvl w:ilvl="7" w:tplc="7B201644">
       <w:numFmt w:val="decimal"/>
       <w:lvlText w:val=""/>
       <w:lvlJc w:val="left"/>
     </w:lvl>
-    <w:lvl w:ilvl="8" w:tplc="CB7A99B6">
+    <w:lvl w:ilvl="8" w:tplc="89CE2824">
       <w:numFmt w:val="decimal"/>
       <w:lvlText w:val=""/>
       <w:lvlJc w:val="left"/>
     </w:lvl>
   </w:abstractNum>
   <w:abstractNum w:abstractNumId="10" w15:restartNumberingAfterBreak="0">
-    <w:nsid w:val="7DD22259"/>
+    <w:nsid w:val="762B16DF"/>
     <w:multiLevelType w:val="hybridMultilevel"/>
-    <w:tmpl w:val="D28AB150"/>
-    <w:lvl w:ilvl="0" w:tplc="F8E873FA">
+    <w:tmpl w:val="D800199E"/>
+    <w:lvl w:ilvl="0" w:tplc="222C33DC" w:tentative="1">
       <w:start w:val="1"/>
-      <w:numFmt w:val="decimal"/>
-      <w:lvlText w:val="%1."/>
+      <w:numFmt w:val="bullet"/>
+      <w:lvlText w:val="●"/>
       <w:lvlJc w:val="left"/>
       <w:pPr>
-        <w:ind w:left="540" w:hanging="300"/>
+        <w:ind w:left="720" w:hanging="360"/>
       </w:pPr>
     </w:lvl>
-    <w:lvl w:ilvl="1" w:tplc="E0128F54">
-      <w:numFmt w:val="decimal"/>
-      <w:lvlText w:val=""/>
+    <w:lvl w:ilvl="1" w:tplc="D2DCC418" w:tentative="1">
+      <w:start w:val="1"/>
+      <w:numFmt w:val="bullet"/>
+      <w:lvlText w:val="○"/>
       <w:lvlJc w:val="left"/>
+      <w:pPr>
+        <w:ind w:left="1440" w:hanging="360"/>
+      </w:pPr>
     </w:lvl>
-    <w:lvl w:ilvl="2" w:tplc="11AA09E6">
-      <w:numFmt w:val="decimal"/>
-      <w:lvlText w:val=""/>
+    <w:lvl w:ilvl="2" w:tplc="7BAE320C" w:tentative="1">
+      <w:start w:val="1"/>
+      <w:numFmt w:val="bullet"/>
+      <w:lvlText w:val="■"/>
       <w:lvlJc w:val="left"/>
+      <w:pPr>
+        <w:ind w:left="2160" w:hanging="360"/>
+      </w:pPr>
     </w:lvl>
-    <w:lvl w:ilvl="3" w:tplc="281E4A36">
-      <w:numFmt w:val="decimal"/>
-      <w:lvlText w:val=""/>
+    <w:lvl w:ilvl="3" w:tplc="85F220E4" w:tentative="1">
+      <w:start w:val="1"/>
+      <w:numFmt w:val="bullet"/>
+      <w:lvlText w:val="●"/>
       <w:lvlJc w:val="left"/>
+      <w:pPr>
+        <w:ind w:left="2880" w:hanging="360"/>
+      </w:pPr>
     </w:lvl>
-    <w:lvl w:ilvl="4" w:tplc="5C30132A">
-      <w:numFmt w:val="decimal"/>
-      <w:lvlText w:val=""/>
+    <w:lvl w:ilvl="4" w:tplc="447EE4FE" w:tentative="1">
+      <w:start w:val="1"/>
+      <w:numFmt w:val="bullet"/>
+      <w:lvlText w:val="○"/>
       <w:lvlJc w:val="left"/>
+      <w:pPr>
+        <w:ind w:left="3600" w:hanging="360"/>
+      </w:pPr>
     </w:lvl>
-    <w:lvl w:ilvl="5" w:tplc="A6F813BA">
-      <w:numFmt w:val="decimal"/>
-      <w:lvlText w:val=""/>
+    <w:lvl w:ilvl="5" w:tplc="71DA239E" w:tentative="1">
+      <w:start w:val="1"/>
+      <w:numFmt w:val="bullet"/>
+      <w:lvlText w:val="■"/>
       <w:lvlJc w:val="left"/>
+      <w:pPr>
+        <w:ind w:left="4320" w:hanging="360"/>
+      </w:pPr>
     </w:lvl>
-    <w:lvl w:ilvl="6" w:tplc="45BC8B1C">
-      <w:numFmt w:val="decimal"/>
-      <w:lvlText w:val=""/>
+    <w:lvl w:ilvl="6" w:tplc="CFBE41CA" w:tentative="1">
+      <w:start w:val="1"/>
+      <w:numFmt w:val="bullet"/>
+      <w:lvlText w:val="●"/>
       <w:lvlJc w:val="left"/>
+      <w:pPr>
+        <w:ind w:left="5040" w:hanging="360"/>
+      </w:pPr>
     </w:lvl>
-    <w:lvl w:ilvl="7" w:tplc="39747316">
-      <w:numFmt w:val="decimal"/>
-      <w:lvlText w:val=""/>
+    <w:lvl w:ilvl="7" w:tplc="72D4C660" w:tentative="1">
+      <w:start w:val="1"/>
+      <w:numFmt w:val="bullet"/>
+      <w:lvlText w:val="●"/>
       <w:lvlJc w:val="left"/>
+      <w:pPr>
+        <w:ind w:left="5760" w:hanging="360"/>
+      </w:pPr>
     </w:lvl>
-    <w:lvl w:ilvl="8" w:tplc="AA44A20E">
-      <w:numFmt w:val="decimal"/>
-      <w:lvlText w:val=""/>
+    <w:lvl w:ilvl="8" w:tplc="DE70EFF0" w:tentative="1">
+      <w:start w:val="1"/>
+      <w:numFmt w:val="bullet"/>
+      <w:lvlText w:val="●"/>
       <w:lvlJc w:val="left"/>
+      <w:pPr>
+        <w:ind w:left="6480" w:hanging="360"/>
+      </w:pPr>
     </w:lvl>
   </w:abstractNum>
-  <w:num w:numId="1" w16cid:durableId="796143472">
+  <w:num w:numId="1" w16cid:durableId="1031298265">
+    <w:abstractNumId w:val="10"/>
+    <w:lvlOverride w:ilvl="0">
+      <w:startOverride w:val="1"/>
+    </w:lvlOverride>
+  </w:num>
+  <w:num w:numId="2" w16cid:durableId="1456413974">
     <w:abstractNumId w:val="5"/>
     <w:lvlOverride w:ilvl="0">
       <w:startOverride w:val="1"/>
     </w:lvlOverride>
   </w:num>
-  <w:num w:numId="2" w16cid:durableId="1594045873">
+  <w:num w:numId="3" w16cid:durableId="1062756855">
+    <w:abstractNumId w:val="0"/>
+    <w:lvlOverride w:ilvl="0">
+      <w:startOverride w:val="1"/>
+    </w:lvlOverride>
+  </w:num>
+  <w:num w:numId="4" w16cid:durableId="272711391">
+    <w:abstractNumId w:val="7"/>
+    <w:lvlOverride w:ilvl="0">
+      <w:startOverride w:val="1"/>
+    </w:lvlOverride>
+  </w:num>
+  <w:num w:numId="5" w16cid:durableId="500852243">
+    <w:abstractNumId w:val="9"/>
+    <w:lvlOverride w:ilvl="0">
+      <w:startOverride w:val="1"/>
+    </w:lvlOverride>
+  </w:num>
+  <w:num w:numId="6" w16cid:durableId="1313603724">
+    <w:abstractNumId w:val="2"/>
+    <w:lvlOverride w:ilvl="0">
+      <w:startOverride w:val="1"/>
+    </w:lvlOverride>
+  </w:num>
+  <w:num w:numId="7" w16cid:durableId="1897427928">
+    <w:abstractNumId w:val="1"/>
+    <w:lvlOverride w:ilvl="0">
+      <w:startOverride w:val="1"/>
+    </w:lvlOverride>
+  </w:num>
+  <w:num w:numId="8" w16cid:durableId="137576063">
     <w:abstractNumId w:val="3"/>
     <w:lvlOverride w:ilvl="0">
       <w:startOverride w:val="1"/>
     </w:lvlOverride>
   </w:num>
-  <w:num w:numId="3" w16cid:durableId="2111506402">
+  <w:num w:numId="9" w16cid:durableId="1841843786">
     <w:abstractNumId w:val="6"/>
     <w:lvlOverride w:ilvl="0">
       <w:startOverride w:val="1"/>
     </w:lvlOverride>
   </w:num>
-  <w:num w:numId="4" w16cid:durableId="165413014">
-    <w:abstractNumId w:val="0"/>
-    <w:lvlOverride w:ilvl="0">
-      <w:startOverride w:val="1"/>
-    </w:lvlOverride>
-  </w:num>
-  <w:num w:numId="5" w16cid:durableId="1279608327">
-    <w:abstractNumId w:val="8"/>
-    <w:lvlOverride w:ilvl="0">
-      <w:startOverride w:val="1"/>
-    </w:lvlOverride>
-  </w:num>
-  <w:num w:numId="6" w16cid:durableId="1859076834">
-    <w:abstractNumId w:val="7"/>
-    <w:lvlOverride w:ilvl="0">
-      <w:startOverride w:val="1"/>
-    </w:lvlOverride>
-  </w:num>
-  <w:num w:numId="7" w16cid:durableId="214778169">
-    <w:abstractNumId w:val="10"/>
-    <w:lvlOverride w:ilvl="0">
-      <w:startOverride w:val="1"/>
-    </w:lvlOverride>
-  </w:num>
-  <w:num w:numId="8" w16cid:durableId="1206913709">
-    <w:abstractNumId w:val="1"/>
-    <w:lvlOverride w:ilvl="0">
-      <w:startOverride w:val="1"/>
-    </w:lvlOverride>
-  </w:num>
-  <w:num w:numId="9" w16cid:durableId="1599144872">
-    <w:abstractNumId w:val="2"/>
-    <w:lvlOverride w:ilvl="0">
-      <w:startOverride w:val="1"/>
-    </w:lvlOverride>
-  </w:num>
-  <w:num w:numId="10" w16cid:durableId="2058815368">
+  <w:num w:numId="10" w16cid:durableId="967124078">
     <w:abstractNumId w:val="4"/>
     <w:lvlOverride w:ilvl="0">
       <w:startOverride w:val="1"/>
     </w:lvlOverride>
   </w:num>
-  <w:num w:numId="11" w16cid:durableId="956833568">
-    <w:abstractNumId w:val="9"/>
+  <w:num w:numId="11" w16cid:durableId="830146824">
+    <w:abstractNumId w:val="8"/>
     <w:lvlOverride w:ilvl="0">
       <w:startOverride w:val="1"/>
     </w:lvlOverride>
@@ -15796,7 +15738,7 @@
     <w:autoRedefine/>
     <w:uiPriority w:val="39"/>
     <w:unhideWhenUsed/>
-    <w:rsid w:val="00D855EA"/>
+    <w:rsid w:val="00386DC3"/>
     <w:pPr>
       <w:spacing w:after="100"/>
     </w:pPr>
@@ -15808,7 +15750,7 @@
     <w:autoRedefine/>
     <w:uiPriority w:val="39"/>
     <w:unhideWhenUsed/>
-    <w:rsid w:val="00D855EA"/>
+    <w:rsid w:val="00386DC3"/>
     <w:pPr>
       <w:spacing w:after="100"/>
       <w:ind w:left="220"/>

--- a/docs/ADOORA-System-Guide.docx
+++ b/docs/ADOORA-System-Guide.docx
@@ -97,7 +97,7 @@
     <w:sdt>
       <w:sdtPr>
         <w:alias w:val="Contents"/>
-        <w:id w:val="1328783626"/>
+        <w:id w:val="23294437"/>
       </w:sdtPr>
       <w:sdtEndPr/>
       <w:sdtContent>
@@ -126,7 +126,7 @@
           <w:r>
             <w:fldChar w:fldCharType="separate"/>
           </w:r>
-          <w:hyperlink w:anchor="_Toc241825991" w:history="1">
+          <w:hyperlink w:anchor="_Toc241829584" w:history="1">
             <w:r>
               <w:rPr>
                 <w:rStyle w:val="Hyperlink"/>
@@ -150,7 +150,7 @@
               <w:rPr>
                 <w:noProof/>
               </w:rPr>
-              <w:instrText xml:space="preserve"> PAGEREF _Toc241825991 \h </w:instrText>
+              <w:instrText xml:space="preserve"> PAGEREF _Toc241829584 \h </w:instrText>
             </w:r>
             <w:r>
               <w:rPr>
@@ -193,7 +193,7 @@
               <w14:ligatures w14:val="standardContextual"/>
             </w:rPr>
           </w:pPr>
-          <w:hyperlink w:anchor="_Toc241825992" w:history="1">
+          <w:hyperlink w:anchor="_Toc241829585" w:history="1">
             <w:r>
               <w:rPr>
                 <w:rStyle w:val="Hyperlink"/>
@@ -217,7 +217,7 @@
               <w:rPr>
                 <w:noProof/>
               </w:rPr>
-              <w:instrText xml:space="preserve"> PAGEREF _Toc241825992 \h </w:instrText>
+              <w:instrText xml:space="preserve"> PAGEREF _Toc241829585 \h </w:instrText>
             </w:r>
             <w:r>
               <w:rPr>
@@ -260,7 +260,7 @@
               <w14:ligatures w14:val="standardContextual"/>
             </w:rPr>
           </w:pPr>
-          <w:hyperlink w:anchor="_Toc241825993" w:history="1">
+          <w:hyperlink w:anchor="_Toc241829586" w:history="1">
             <w:r>
               <w:rPr>
                 <w:rStyle w:val="Hyperlink"/>
@@ -284,7 +284,7 @@
               <w:rPr>
                 <w:noProof/>
               </w:rPr>
-              <w:instrText xml:space="preserve"> PAGEREF _Toc241825993 \h </w:instrText>
+              <w:instrText xml:space="preserve"> PAGEREF _Toc241829586 \h </w:instrText>
             </w:r>
             <w:r>
               <w:rPr>
@@ -327,7 +327,7 @@
               <w14:ligatures w14:val="standardContextual"/>
             </w:rPr>
           </w:pPr>
-          <w:hyperlink w:anchor="_Toc241825994" w:history="1">
+          <w:hyperlink w:anchor="_Toc241829587" w:history="1">
             <w:r>
               <w:rPr>
                 <w:rStyle w:val="Hyperlink"/>
@@ -351,7 +351,7 @@
               <w:rPr>
                 <w:noProof/>
               </w:rPr>
-              <w:instrText xml:space="preserve"> PAGEREF _Toc241825994 \h </w:instrText>
+              <w:instrText xml:space="preserve"> PAGEREF _Toc241829587 \h </w:instrText>
             </w:r>
             <w:r>
               <w:rPr>
@@ -394,7 +394,7 @@
               <w14:ligatures w14:val="standardContextual"/>
             </w:rPr>
           </w:pPr>
-          <w:hyperlink w:anchor="_Toc241825995" w:history="1">
+          <w:hyperlink w:anchor="_Toc241829588" w:history="1">
             <w:r>
               <w:rPr>
                 <w:rStyle w:val="Hyperlink"/>
@@ -418,7 +418,7 @@
               <w:rPr>
                 <w:noProof/>
               </w:rPr>
-              <w:instrText xml:space="preserve"> PAGEREF _Toc241825995 \h </w:instrText>
+              <w:instrText xml:space="preserve"> PAGEREF _Toc241829588 \h </w:instrText>
             </w:r>
             <w:r>
               <w:rPr>
@@ -461,7 +461,7 @@
               <w14:ligatures w14:val="standardContextual"/>
             </w:rPr>
           </w:pPr>
-          <w:hyperlink w:anchor="_Toc241825996" w:history="1">
+          <w:hyperlink w:anchor="_Toc241829589" w:history="1">
             <w:r>
               <w:rPr>
                 <w:rStyle w:val="Hyperlink"/>
@@ -485,7 +485,7 @@
               <w:rPr>
                 <w:noProof/>
               </w:rPr>
-              <w:instrText xml:space="preserve"> PAGEREF _Toc241825996 \h </w:instrText>
+              <w:instrText xml:space="preserve"> PAGEREF _Toc241829589 \h </w:instrText>
             </w:r>
             <w:r>
               <w:rPr>
@@ -528,7 +528,7 @@
               <w14:ligatures w14:val="standardContextual"/>
             </w:rPr>
           </w:pPr>
-          <w:hyperlink w:anchor="_Toc241825997" w:history="1">
+          <w:hyperlink w:anchor="_Toc241829590" w:history="1">
             <w:r>
               <w:rPr>
                 <w:rStyle w:val="Hyperlink"/>
@@ -552,7 +552,7 @@
               <w:rPr>
                 <w:noProof/>
               </w:rPr>
-              <w:instrText xml:space="preserve"> PAGEREF _Toc241825997 \h </w:instrText>
+              <w:instrText xml:space="preserve"> PAGEREF _Toc241829590 \h </w:instrText>
             </w:r>
             <w:r>
               <w:rPr>
@@ -595,7 +595,7 @@
               <w14:ligatures w14:val="standardContextual"/>
             </w:rPr>
           </w:pPr>
-          <w:hyperlink w:anchor="_Toc241825998" w:history="1">
+          <w:hyperlink w:anchor="_Toc241829591" w:history="1">
             <w:r>
               <w:rPr>
                 <w:rStyle w:val="Hyperlink"/>
@@ -619,7 +619,7 @@
               <w:rPr>
                 <w:noProof/>
               </w:rPr>
-              <w:instrText xml:space="preserve"> PAGEREF _Toc241825998 \h </w:instrText>
+              <w:instrText xml:space="preserve"> PAGEREF _Toc241829591 \h </w:instrText>
             </w:r>
             <w:r>
               <w:rPr>
@@ -662,7 +662,7 @@
               <w14:ligatures w14:val="standardContextual"/>
             </w:rPr>
           </w:pPr>
-          <w:hyperlink w:anchor="_Toc241825999" w:history="1">
+          <w:hyperlink w:anchor="_Toc241829592" w:history="1">
             <w:r>
               <w:rPr>
                 <w:rStyle w:val="Hyperlink"/>
@@ -686,7 +686,7 @@
               <w:rPr>
                 <w:noProof/>
               </w:rPr>
-              <w:instrText xml:space="preserve"> PAGEREF _Toc241825999 \h </w:instrText>
+              <w:instrText xml:space="preserve"> PAGEREF _Toc241829592 \h </w:instrText>
             </w:r>
             <w:r>
               <w:rPr>
@@ -729,7 +729,7 @@
               <w14:ligatures w14:val="standardContextual"/>
             </w:rPr>
           </w:pPr>
-          <w:hyperlink w:anchor="_Toc241826000" w:history="1">
+          <w:hyperlink w:anchor="_Toc241829593" w:history="1">
             <w:r>
               <w:rPr>
                 <w:rStyle w:val="Hyperlink"/>
@@ -753,7 +753,7 @@
               <w:rPr>
                 <w:noProof/>
               </w:rPr>
-              <w:instrText xml:space="preserve"> PAGEREF _Toc241826000 \h </w:instrText>
+              <w:instrText xml:space="preserve"> PAGEREF _Toc241829593 \h </w:instrText>
             </w:r>
             <w:r>
               <w:rPr>
@@ -796,7 +796,7 @@
               <w14:ligatures w14:val="standardContextual"/>
             </w:rPr>
           </w:pPr>
-          <w:hyperlink w:anchor="_Toc241826001" w:history="1">
+          <w:hyperlink w:anchor="_Toc241829594" w:history="1">
             <w:r>
               <w:rPr>
                 <w:rStyle w:val="Hyperlink"/>
@@ -820,7 +820,7 @@
               <w:rPr>
                 <w:noProof/>
               </w:rPr>
-              <w:instrText xml:space="preserve"> PAGEREF _Toc241826001 \h </w:instrText>
+              <w:instrText xml:space="preserve"> PAGEREF _Toc241829594 \h </w:instrText>
             </w:r>
             <w:r>
               <w:rPr>
@@ -863,7 +863,7 @@
               <w14:ligatures w14:val="standardContextual"/>
             </w:rPr>
           </w:pPr>
-          <w:hyperlink w:anchor="_Toc241826002" w:history="1">
+          <w:hyperlink w:anchor="_Toc241829595" w:history="1">
             <w:r>
               <w:rPr>
                 <w:rStyle w:val="Hyperlink"/>
@@ -887,7 +887,7 @@
               <w:rPr>
                 <w:noProof/>
               </w:rPr>
-              <w:instrText xml:space="preserve"> PAGEREF _Toc241826002 \h </w:instrText>
+              <w:instrText xml:space="preserve"> PAGEREF _Toc241829595 \h </w:instrText>
             </w:r>
             <w:r>
               <w:rPr>
@@ -930,7 +930,7 @@
               <w14:ligatures w14:val="standardContextual"/>
             </w:rPr>
           </w:pPr>
-          <w:hyperlink w:anchor="_Toc241826003" w:history="1">
+          <w:hyperlink w:anchor="_Toc241829596" w:history="1">
             <w:r>
               <w:rPr>
                 <w:rStyle w:val="Hyperlink"/>
@@ -954,7 +954,7 @@
               <w:rPr>
                 <w:noProof/>
               </w:rPr>
-              <w:instrText xml:space="preserve"> PAGEREF _Toc241826003 \h </w:instrText>
+              <w:instrText xml:space="preserve"> PAGEREF _Toc241829596 \h </w:instrText>
             </w:r>
             <w:r>
               <w:rPr>
@@ -997,7 +997,7 @@
               <w14:ligatures w14:val="standardContextual"/>
             </w:rPr>
           </w:pPr>
-          <w:hyperlink w:anchor="_Toc241826004" w:history="1">
+          <w:hyperlink w:anchor="_Toc241829597" w:history="1">
             <w:r>
               <w:rPr>
                 <w:rStyle w:val="Hyperlink"/>
@@ -1021,7 +1021,7 @@
               <w:rPr>
                 <w:noProof/>
               </w:rPr>
-              <w:instrText xml:space="preserve"> PAGEREF _Toc241826004 \h </w:instrText>
+              <w:instrText xml:space="preserve"> PAGEREF _Toc241829597 \h </w:instrText>
             </w:r>
             <w:r>
               <w:rPr>
@@ -1064,7 +1064,7 @@
               <w14:ligatures w14:val="standardContextual"/>
             </w:rPr>
           </w:pPr>
-          <w:hyperlink w:anchor="_Toc241826005" w:history="1">
+          <w:hyperlink w:anchor="_Toc241829598" w:history="1">
             <w:r>
               <w:rPr>
                 <w:rStyle w:val="Hyperlink"/>
@@ -1088,7 +1088,7 @@
               <w:rPr>
                 <w:noProof/>
               </w:rPr>
-              <w:instrText xml:space="preserve"> PAGEREF _Toc241826005 \h </w:instrText>
+              <w:instrText xml:space="preserve"> PAGEREF _Toc241829598 \h </w:instrText>
             </w:r>
             <w:r>
               <w:rPr>
@@ -1131,7 +1131,7 @@
               <w14:ligatures w14:val="standardContextual"/>
             </w:rPr>
           </w:pPr>
-          <w:hyperlink w:anchor="_Toc241826006" w:history="1">
+          <w:hyperlink w:anchor="_Toc241829599" w:history="1">
             <w:r>
               <w:rPr>
                 <w:rStyle w:val="Hyperlink"/>
@@ -1155,7 +1155,7 @@
               <w:rPr>
                 <w:noProof/>
               </w:rPr>
-              <w:instrText xml:space="preserve"> PAGEREF _Toc241826006 \h </w:instrText>
+              <w:instrText xml:space="preserve"> PAGEREF _Toc241829599 \h </w:instrText>
             </w:r>
             <w:r>
               <w:rPr>
@@ -1198,7 +1198,7 @@
               <w14:ligatures w14:val="standardContextual"/>
             </w:rPr>
           </w:pPr>
-          <w:hyperlink w:anchor="_Toc241826007" w:history="1">
+          <w:hyperlink w:anchor="_Toc241829600" w:history="1">
             <w:r>
               <w:rPr>
                 <w:rStyle w:val="Hyperlink"/>
@@ -1222,7 +1222,7 @@
               <w:rPr>
                 <w:noProof/>
               </w:rPr>
-              <w:instrText xml:space="preserve"> PAGEREF _Toc241826007 \h </w:instrText>
+              <w:instrText xml:space="preserve"> PAGEREF _Toc241829600 \h </w:instrText>
             </w:r>
             <w:r>
               <w:rPr>
@@ -1265,7 +1265,7 @@
               <w14:ligatures w14:val="standardContextual"/>
             </w:rPr>
           </w:pPr>
-          <w:hyperlink w:anchor="_Toc241826008" w:history="1">
+          <w:hyperlink w:anchor="_Toc241829601" w:history="1">
             <w:r>
               <w:rPr>
                 <w:rStyle w:val="Hyperlink"/>
@@ -1289,7 +1289,7 @@
               <w:rPr>
                 <w:noProof/>
               </w:rPr>
-              <w:instrText xml:space="preserve"> PAGEREF _Toc241826008 \h </w:instrText>
+              <w:instrText xml:space="preserve"> PAGEREF _Toc241829601 \h </w:instrText>
             </w:r>
             <w:r>
               <w:rPr>
@@ -1332,7 +1332,7 @@
               <w14:ligatures w14:val="standardContextual"/>
             </w:rPr>
           </w:pPr>
-          <w:hyperlink w:anchor="_Toc241826009" w:history="1">
+          <w:hyperlink w:anchor="_Toc241829602" w:history="1">
             <w:r>
               <w:rPr>
                 <w:rStyle w:val="Hyperlink"/>
@@ -1356,7 +1356,7 @@
               <w:rPr>
                 <w:noProof/>
               </w:rPr>
-              <w:instrText xml:space="preserve"> PAGEREF _Toc241826009 \h </w:instrText>
+              <w:instrText xml:space="preserve"> PAGEREF _Toc241829602 \h </w:instrText>
             </w:r>
             <w:r>
               <w:rPr>
@@ -1399,7 +1399,7 @@
               <w14:ligatures w14:val="standardContextual"/>
             </w:rPr>
           </w:pPr>
-          <w:hyperlink w:anchor="_Toc241826010" w:history="1">
+          <w:hyperlink w:anchor="_Toc241829603" w:history="1">
             <w:r>
               <w:rPr>
                 <w:rStyle w:val="Hyperlink"/>
@@ -1423,7 +1423,7 @@
               <w:rPr>
                 <w:noProof/>
               </w:rPr>
-              <w:instrText xml:space="preserve"> PAGEREF _Toc241826010 \h </w:instrText>
+              <w:instrText xml:space="preserve"> PAGEREF _Toc241829603 \h </w:instrText>
             </w:r>
             <w:r>
               <w:rPr>
@@ -1466,7 +1466,7 @@
               <w14:ligatures w14:val="standardContextual"/>
             </w:rPr>
           </w:pPr>
-          <w:hyperlink w:anchor="_Toc241826011" w:history="1">
+          <w:hyperlink w:anchor="_Toc241829604" w:history="1">
             <w:r>
               <w:rPr>
                 <w:rStyle w:val="Hyperlink"/>
@@ -1490,7 +1490,7 @@
               <w:rPr>
                 <w:noProof/>
               </w:rPr>
-              <w:instrText xml:space="preserve"> PAGEREF _Toc241826011 \h </w:instrText>
+              <w:instrText xml:space="preserve"> PAGEREF _Toc241829604 \h </w:instrText>
             </w:r>
             <w:r>
               <w:rPr>
@@ -1533,7 +1533,7 @@
               <w14:ligatures w14:val="standardContextual"/>
             </w:rPr>
           </w:pPr>
-          <w:hyperlink w:anchor="_Toc241826012" w:history="1">
+          <w:hyperlink w:anchor="_Toc241829605" w:history="1">
             <w:r>
               <w:rPr>
                 <w:rStyle w:val="Hyperlink"/>
@@ -1557,7 +1557,7 @@
               <w:rPr>
                 <w:noProof/>
               </w:rPr>
-              <w:instrText xml:space="preserve"> PAGEREF _Toc241826012 \h </w:instrText>
+              <w:instrText xml:space="preserve"> PAGEREF _Toc241829605 \h </w:instrText>
             </w:r>
             <w:r>
               <w:rPr>
@@ -1600,7 +1600,7 @@
               <w14:ligatures w14:val="standardContextual"/>
             </w:rPr>
           </w:pPr>
-          <w:hyperlink w:anchor="_Toc241826013" w:history="1">
+          <w:hyperlink w:anchor="_Toc241829606" w:history="1">
             <w:r>
               <w:rPr>
                 <w:rStyle w:val="Hyperlink"/>
@@ -1624,7 +1624,7 @@
               <w:rPr>
                 <w:noProof/>
               </w:rPr>
-              <w:instrText xml:space="preserve"> PAGEREF _Toc241826013 \h </w:instrText>
+              <w:instrText xml:space="preserve"> PAGEREF _Toc241829606 \h </w:instrText>
             </w:r>
             <w:r>
               <w:rPr>
@@ -1667,7 +1667,7 @@
               <w14:ligatures w14:val="standardContextual"/>
             </w:rPr>
           </w:pPr>
-          <w:hyperlink w:anchor="_Toc241826014" w:history="1">
+          <w:hyperlink w:anchor="_Toc241829607" w:history="1">
             <w:r>
               <w:rPr>
                 <w:rStyle w:val="Hyperlink"/>
@@ -1691,7 +1691,7 @@
               <w:rPr>
                 <w:noProof/>
               </w:rPr>
-              <w:instrText xml:space="preserve"> PAGEREF _Toc241826014 \h </w:instrText>
+              <w:instrText xml:space="preserve"> PAGEREF _Toc241829607 \h </w:instrText>
             </w:r>
             <w:r>
               <w:rPr>
@@ -1734,7 +1734,7 @@
               <w14:ligatures w14:val="standardContextual"/>
             </w:rPr>
           </w:pPr>
-          <w:hyperlink w:anchor="_Toc241826015" w:history="1">
+          <w:hyperlink w:anchor="_Toc241829608" w:history="1">
             <w:r>
               <w:rPr>
                 <w:rStyle w:val="Hyperlink"/>
@@ -1758,7 +1758,7 @@
               <w:rPr>
                 <w:noProof/>
               </w:rPr>
-              <w:instrText xml:space="preserve"> PAGEREF _Toc241826015 \h </w:instrText>
+              <w:instrText xml:space="preserve"> PAGEREF _Toc241829608 \h </w:instrText>
             </w:r>
             <w:r>
               <w:rPr>
@@ -1801,7 +1801,7 @@
               <w14:ligatures w14:val="standardContextual"/>
             </w:rPr>
           </w:pPr>
-          <w:hyperlink w:anchor="_Toc241826016" w:history="1">
+          <w:hyperlink w:anchor="_Toc241829609" w:history="1">
             <w:r>
               <w:rPr>
                 <w:rStyle w:val="Hyperlink"/>
@@ -1825,7 +1825,7 @@
               <w:rPr>
                 <w:noProof/>
               </w:rPr>
-              <w:instrText xml:space="preserve"> PAGEREF _Toc241826016 \h </w:instrText>
+              <w:instrText xml:space="preserve"> PAGEREF _Toc241829609 \h </w:instrText>
             </w:r>
             <w:r>
               <w:rPr>
@@ -1868,7 +1868,7 @@
               <w14:ligatures w14:val="standardContextual"/>
             </w:rPr>
           </w:pPr>
-          <w:hyperlink w:anchor="_Toc241826017" w:history="1">
+          <w:hyperlink w:anchor="_Toc241829610" w:history="1">
             <w:r>
               <w:rPr>
                 <w:rStyle w:val="Hyperlink"/>
@@ -1892,7 +1892,7 @@
               <w:rPr>
                 <w:noProof/>
               </w:rPr>
-              <w:instrText xml:space="preserve"> PAGEREF _Toc241826017 \h </w:instrText>
+              <w:instrText xml:space="preserve"> PAGEREF _Toc241829610 \h </w:instrText>
             </w:r>
             <w:r>
               <w:rPr>
@@ -1935,7 +1935,7 @@
               <w14:ligatures w14:val="standardContextual"/>
             </w:rPr>
           </w:pPr>
-          <w:hyperlink w:anchor="_Toc241826018" w:history="1">
+          <w:hyperlink w:anchor="_Toc241829611" w:history="1">
             <w:r>
               <w:rPr>
                 <w:rStyle w:val="Hyperlink"/>
@@ -1959,7 +1959,7 @@
               <w:rPr>
                 <w:noProof/>
               </w:rPr>
-              <w:instrText xml:space="preserve"> PAGEREF _Toc241826018 \h </w:instrText>
+              <w:instrText xml:space="preserve"> PAGEREF _Toc241829611 \h </w:instrText>
             </w:r>
             <w:r>
               <w:rPr>
@@ -2002,7 +2002,7 @@
               <w14:ligatures w14:val="standardContextual"/>
             </w:rPr>
           </w:pPr>
-          <w:hyperlink w:anchor="_Toc241826019" w:history="1">
+          <w:hyperlink w:anchor="_Toc241829612" w:history="1">
             <w:r>
               <w:rPr>
                 <w:rStyle w:val="Hyperlink"/>
@@ -2026,7 +2026,7 @@
               <w:rPr>
                 <w:noProof/>
               </w:rPr>
-              <w:instrText xml:space="preserve"> PAGEREF _Toc241826019 \h </w:instrText>
+              <w:instrText xml:space="preserve"> PAGEREF _Toc241829612 \h </w:instrText>
             </w:r>
             <w:r>
               <w:rPr>
@@ -2069,7 +2069,7 @@
               <w14:ligatures w14:val="standardContextual"/>
             </w:rPr>
           </w:pPr>
-          <w:hyperlink w:anchor="_Toc241826020" w:history="1">
+          <w:hyperlink w:anchor="_Toc241829613" w:history="1">
             <w:r>
               <w:rPr>
                 <w:rStyle w:val="Hyperlink"/>
@@ -2093,7 +2093,7 @@
               <w:rPr>
                 <w:noProof/>
               </w:rPr>
-              <w:instrText xml:space="preserve"> PAGEREF _Toc241826020 \h </w:instrText>
+              <w:instrText xml:space="preserve"> PAGEREF _Toc241829613 \h </w:instrText>
             </w:r>
             <w:r>
               <w:rPr>
@@ -2136,7 +2136,7 @@
               <w14:ligatures w14:val="standardContextual"/>
             </w:rPr>
           </w:pPr>
-          <w:hyperlink w:anchor="_Toc241826021" w:history="1">
+          <w:hyperlink w:anchor="_Toc241829614" w:history="1">
             <w:r>
               <w:rPr>
                 <w:rStyle w:val="Hyperlink"/>
@@ -2160,7 +2160,7 @@
               <w:rPr>
                 <w:noProof/>
               </w:rPr>
-              <w:instrText xml:space="preserve"> PAGEREF _Toc241826021 \h </w:instrText>
+              <w:instrText xml:space="preserve"> PAGEREF _Toc241829614 \h </w:instrText>
             </w:r>
             <w:r>
               <w:rPr>
@@ -2203,7 +2203,7 @@
               <w14:ligatures w14:val="standardContextual"/>
             </w:rPr>
           </w:pPr>
-          <w:hyperlink w:anchor="_Toc241826022" w:history="1">
+          <w:hyperlink w:anchor="_Toc241829615" w:history="1">
             <w:r>
               <w:rPr>
                 <w:rStyle w:val="Hyperlink"/>
@@ -2227,7 +2227,7 @@
               <w:rPr>
                 <w:noProof/>
               </w:rPr>
-              <w:instrText xml:space="preserve"> PAGEREF _Toc241826022 \h </w:instrText>
+              <w:instrText xml:space="preserve"> PAGEREF _Toc241829615 \h </w:instrText>
             </w:r>
             <w:r>
               <w:rPr>
@@ -2244,7 +2244,7 @@
               <w:rPr>
                 <w:noProof/>
               </w:rPr>
-              <w:t>31</w:t>
+              <w:t>32</w:t>
             </w:r>
             <w:r>
               <w:rPr>
@@ -2270,7 +2270,7 @@
               <w14:ligatures w14:val="standardContextual"/>
             </w:rPr>
           </w:pPr>
-          <w:hyperlink w:anchor="_Toc241826023" w:history="1">
+          <w:hyperlink w:anchor="_Toc241829616" w:history="1">
             <w:r>
               <w:rPr>
                 <w:rStyle w:val="Hyperlink"/>
@@ -2294,7 +2294,7 @@
               <w:rPr>
                 <w:noProof/>
               </w:rPr>
-              <w:instrText xml:space="preserve"> PAGEREF _Toc241826023 \h </w:instrText>
+              <w:instrText xml:space="preserve"> PAGEREF _Toc241829616 \h </w:instrText>
             </w:r>
             <w:r>
               <w:rPr>
@@ -2311,7 +2311,7 @@
               <w:rPr>
                 <w:noProof/>
               </w:rPr>
-              <w:t>32</w:t>
+              <w:t>33</w:t>
             </w:r>
             <w:r>
               <w:rPr>
@@ -2337,7 +2337,7 @@
               <w14:ligatures w14:val="standardContextual"/>
             </w:rPr>
           </w:pPr>
-          <w:hyperlink w:anchor="_Toc241826024" w:history="1">
+          <w:hyperlink w:anchor="_Toc241829617" w:history="1">
             <w:r>
               <w:rPr>
                 <w:rStyle w:val="Hyperlink"/>
@@ -2361,7 +2361,7 @@
               <w:rPr>
                 <w:noProof/>
               </w:rPr>
-              <w:instrText xml:space="preserve"> PAGEREF _Toc241826024 \h </w:instrText>
+              <w:instrText xml:space="preserve"> PAGEREF _Toc241829617 \h </w:instrText>
             </w:r>
             <w:r>
               <w:rPr>
@@ -2378,7 +2378,7 @@
               <w:rPr>
                 <w:noProof/>
               </w:rPr>
-              <w:t>33</w:t>
+              <w:t>34</w:t>
             </w:r>
             <w:r>
               <w:rPr>
@@ -2404,7 +2404,7 @@
               <w14:ligatures w14:val="standardContextual"/>
             </w:rPr>
           </w:pPr>
-          <w:hyperlink w:anchor="_Toc241826025" w:history="1">
+          <w:hyperlink w:anchor="_Toc241829618" w:history="1">
             <w:r>
               <w:rPr>
                 <w:rStyle w:val="Hyperlink"/>
@@ -2428,7 +2428,7 @@
               <w:rPr>
                 <w:noProof/>
               </w:rPr>
-              <w:instrText xml:space="preserve"> PAGEREF _Toc241826025 \h </w:instrText>
+              <w:instrText xml:space="preserve"> PAGEREF _Toc241829618 \h </w:instrText>
             </w:r>
             <w:r>
               <w:rPr>
@@ -2445,7 +2445,7 @@
               <w:rPr>
                 <w:noProof/>
               </w:rPr>
-              <w:t>33</w:t>
+              <w:t>34</w:t>
             </w:r>
             <w:r>
               <w:rPr>
@@ -2471,7 +2471,7 @@
               <w14:ligatures w14:val="standardContextual"/>
             </w:rPr>
           </w:pPr>
-          <w:hyperlink w:anchor="_Toc241826026" w:history="1">
+          <w:hyperlink w:anchor="_Toc241829619" w:history="1">
             <w:r>
               <w:rPr>
                 <w:rStyle w:val="Hyperlink"/>
@@ -2495,7 +2495,7 @@
               <w:rPr>
                 <w:noProof/>
               </w:rPr>
-              <w:instrText xml:space="preserve"> PAGEREF _Toc241826026 \h </w:instrText>
+              <w:instrText xml:space="preserve"> PAGEREF _Toc241829619 \h </w:instrText>
             </w:r>
             <w:r>
               <w:rPr>
@@ -2512,7 +2512,7 @@
               <w:rPr>
                 <w:noProof/>
               </w:rPr>
-              <w:t>34</w:t>
+              <w:t>35</w:t>
             </w:r>
             <w:r>
               <w:rPr>
@@ -2538,7 +2538,7 @@
               <w14:ligatures w14:val="standardContextual"/>
             </w:rPr>
           </w:pPr>
-          <w:hyperlink w:anchor="_Toc241826027" w:history="1">
+          <w:hyperlink w:anchor="_Toc241829620" w:history="1">
             <w:r>
               <w:rPr>
                 <w:rStyle w:val="Hyperlink"/>
@@ -2562,7 +2562,7 @@
               <w:rPr>
                 <w:noProof/>
               </w:rPr>
-              <w:instrText xml:space="preserve"> PAGEREF _Toc241826027 \h </w:instrText>
+              <w:instrText xml:space="preserve"> PAGEREF _Toc241829620 \h </w:instrText>
             </w:r>
             <w:r>
               <w:rPr>
@@ -2579,7 +2579,7 @@
               <w:rPr>
                 <w:noProof/>
               </w:rPr>
-              <w:t>34</w:t>
+              <w:t>35</w:t>
             </w:r>
             <w:r>
               <w:rPr>
@@ -2605,7 +2605,7 @@
               <w14:ligatures w14:val="standardContextual"/>
             </w:rPr>
           </w:pPr>
-          <w:hyperlink w:anchor="_Toc241826028" w:history="1">
+          <w:hyperlink w:anchor="_Toc241829621" w:history="1">
             <w:r>
               <w:rPr>
                 <w:rStyle w:val="Hyperlink"/>
@@ -2629,7 +2629,7 @@
               <w:rPr>
                 <w:noProof/>
               </w:rPr>
-              <w:instrText xml:space="preserve"> PAGEREF _Toc241826028 \h </w:instrText>
+              <w:instrText xml:space="preserve"> PAGEREF _Toc241829621 \h </w:instrText>
             </w:r>
             <w:r>
               <w:rPr>
@@ -2646,7 +2646,7 @@
               <w:rPr>
                 <w:noProof/>
               </w:rPr>
-              <w:t>34</w:t>
+              <w:t>35</w:t>
             </w:r>
             <w:r>
               <w:rPr>
@@ -2672,7 +2672,7 @@
               <w14:ligatures w14:val="standardContextual"/>
             </w:rPr>
           </w:pPr>
-          <w:hyperlink w:anchor="_Toc241826029" w:history="1">
+          <w:hyperlink w:anchor="_Toc241829622" w:history="1">
             <w:r>
               <w:rPr>
                 <w:rStyle w:val="Hyperlink"/>
@@ -2696,7 +2696,7 @@
               <w:rPr>
                 <w:noProof/>
               </w:rPr>
-              <w:instrText xml:space="preserve"> PAGEREF _Toc241826029 \h </w:instrText>
+              <w:instrText xml:space="preserve"> PAGEREF _Toc241829622 \h </w:instrText>
             </w:r>
             <w:r>
               <w:rPr>
@@ -2713,7 +2713,7 @@
               <w:rPr>
                 <w:noProof/>
               </w:rPr>
-              <w:t>35</w:t>
+              <w:t>36</w:t>
             </w:r>
             <w:r>
               <w:rPr>
@@ -2739,7 +2739,7 @@
               <w14:ligatures w14:val="standardContextual"/>
             </w:rPr>
           </w:pPr>
-          <w:hyperlink w:anchor="_Toc241826030" w:history="1">
+          <w:hyperlink w:anchor="_Toc241829623" w:history="1">
             <w:r>
               <w:rPr>
                 <w:rStyle w:val="Hyperlink"/>
@@ -2763,7 +2763,7 @@
               <w:rPr>
                 <w:noProof/>
               </w:rPr>
-              <w:instrText xml:space="preserve"> PAGEREF _Toc241826030 \h </w:instrText>
+              <w:instrText xml:space="preserve"> PAGEREF _Toc241829623 \h </w:instrText>
             </w:r>
             <w:r>
               <w:rPr>
@@ -2780,7 +2780,7 @@
               <w:rPr>
                 <w:noProof/>
               </w:rPr>
-              <w:t>36</w:t>
+              <w:t>37</w:t>
             </w:r>
             <w:r>
               <w:rPr>
@@ -2806,7 +2806,7 @@
               <w14:ligatures w14:val="standardContextual"/>
             </w:rPr>
           </w:pPr>
-          <w:hyperlink w:anchor="_Toc241826031" w:history="1">
+          <w:hyperlink w:anchor="_Toc241829624" w:history="1">
             <w:r>
               <w:rPr>
                 <w:rStyle w:val="Hyperlink"/>
@@ -2830,7 +2830,7 @@
               <w:rPr>
                 <w:noProof/>
               </w:rPr>
-              <w:instrText xml:space="preserve"> PAGEREF _Toc241826031 \h </w:instrText>
+              <w:instrText xml:space="preserve"> PAGEREF _Toc241829624 \h </w:instrText>
             </w:r>
             <w:r>
               <w:rPr>
@@ -2847,7 +2847,7 @@
               <w:rPr>
                 <w:noProof/>
               </w:rPr>
-              <w:t>36</w:t>
+              <w:t>37</w:t>
             </w:r>
             <w:r>
               <w:rPr>
@@ -2873,7 +2873,7 @@
               <w14:ligatures w14:val="standardContextual"/>
             </w:rPr>
           </w:pPr>
-          <w:hyperlink w:anchor="_Toc241826032" w:history="1">
+          <w:hyperlink w:anchor="_Toc241829625" w:history="1">
             <w:r>
               <w:rPr>
                 <w:rStyle w:val="Hyperlink"/>
@@ -2897,7 +2897,7 @@
               <w:rPr>
                 <w:noProof/>
               </w:rPr>
-              <w:instrText xml:space="preserve"> PAGEREF _Toc241826032 \h </w:instrText>
+              <w:instrText xml:space="preserve"> PAGEREF _Toc241829625 \h </w:instrText>
             </w:r>
             <w:r>
               <w:rPr>
@@ -2914,7 +2914,7 @@
               <w:rPr>
                 <w:noProof/>
               </w:rPr>
-              <w:t>36</w:t>
+              <w:t>37</w:t>
             </w:r>
             <w:r>
               <w:rPr>
@@ -2940,7 +2940,7 @@
               <w14:ligatures w14:val="standardContextual"/>
             </w:rPr>
           </w:pPr>
-          <w:hyperlink w:anchor="_Toc241826033" w:history="1">
+          <w:hyperlink w:anchor="_Toc241829626" w:history="1">
             <w:r>
               <w:rPr>
                 <w:rStyle w:val="Hyperlink"/>
@@ -2964,7 +2964,7 @@
               <w:rPr>
                 <w:noProof/>
               </w:rPr>
-              <w:instrText xml:space="preserve"> PAGEREF _Toc241826033 \h </w:instrText>
+              <w:instrText xml:space="preserve"> PAGEREF _Toc241829626 \h </w:instrText>
             </w:r>
             <w:r>
               <w:rPr>
@@ -2981,7 +2981,7 @@
               <w:rPr>
                 <w:noProof/>
               </w:rPr>
-              <w:t>37</w:t>
+              <w:t>38</w:t>
             </w:r>
             <w:r>
               <w:rPr>
@@ -3007,7 +3007,7 @@
               <w14:ligatures w14:val="standardContextual"/>
             </w:rPr>
           </w:pPr>
-          <w:hyperlink w:anchor="_Toc241826034" w:history="1">
+          <w:hyperlink w:anchor="_Toc241829627" w:history="1">
             <w:r>
               <w:rPr>
                 <w:rStyle w:val="Hyperlink"/>
@@ -3031,7 +3031,7 @@
               <w:rPr>
                 <w:noProof/>
               </w:rPr>
-              <w:instrText xml:space="preserve"> PAGEREF _Toc241826034 \h </w:instrText>
+              <w:instrText xml:space="preserve"> PAGEREF _Toc241829627 \h </w:instrText>
             </w:r>
             <w:r>
               <w:rPr>
@@ -3048,7 +3048,7 @@
               <w:rPr>
                 <w:noProof/>
               </w:rPr>
-              <w:t>37</w:t>
+              <w:t>38</w:t>
             </w:r>
             <w:r>
               <w:rPr>
@@ -3074,7 +3074,7 @@
               <w14:ligatures w14:val="standardContextual"/>
             </w:rPr>
           </w:pPr>
-          <w:hyperlink w:anchor="_Toc241826035" w:history="1">
+          <w:hyperlink w:anchor="_Toc241829628" w:history="1">
             <w:r>
               <w:rPr>
                 <w:rStyle w:val="Hyperlink"/>
@@ -3098,7 +3098,7 @@
               <w:rPr>
                 <w:noProof/>
               </w:rPr>
-              <w:instrText xml:space="preserve"> PAGEREF _Toc241826035 \h </w:instrText>
+              <w:instrText xml:space="preserve"> PAGEREF _Toc241829628 \h </w:instrText>
             </w:r>
             <w:r>
               <w:rPr>
@@ -3115,7 +3115,7 @@
               <w:rPr>
                 <w:noProof/>
               </w:rPr>
-              <w:t>37</w:t>
+              <w:t>38</w:t>
             </w:r>
             <w:r>
               <w:rPr>
@@ -3141,7 +3141,7 @@
               <w14:ligatures w14:val="standardContextual"/>
             </w:rPr>
           </w:pPr>
-          <w:hyperlink w:anchor="_Toc241826036" w:history="1">
+          <w:hyperlink w:anchor="_Toc241829629" w:history="1">
             <w:r>
               <w:rPr>
                 <w:rStyle w:val="Hyperlink"/>
@@ -3165,7 +3165,7 @@
               <w:rPr>
                 <w:noProof/>
               </w:rPr>
-              <w:instrText xml:space="preserve"> PAGEREF _Toc241826036 \h </w:instrText>
+              <w:instrText xml:space="preserve"> PAGEREF _Toc241829629 \h </w:instrText>
             </w:r>
             <w:r>
               <w:rPr>
@@ -3182,7 +3182,7 @@
               <w:rPr>
                 <w:noProof/>
               </w:rPr>
-              <w:t>37</w:t>
+              <w:t>38</w:t>
             </w:r>
             <w:r>
               <w:rPr>
@@ -3208,7 +3208,7 @@
               <w14:ligatures w14:val="standardContextual"/>
             </w:rPr>
           </w:pPr>
-          <w:hyperlink w:anchor="_Toc241826037" w:history="1">
+          <w:hyperlink w:anchor="_Toc241829630" w:history="1">
             <w:r>
               <w:rPr>
                 <w:rStyle w:val="Hyperlink"/>
@@ -3232,7 +3232,7 @@
               <w:rPr>
                 <w:noProof/>
               </w:rPr>
-              <w:instrText xml:space="preserve"> PAGEREF _Toc241826037 \h </w:instrText>
+              <w:instrText xml:space="preserve"> PAGEREF _Toc241829630 \h </w:instrText>
             </w:r>
             <w:r>
               <w:rPr>
@@ -3249,7 +3249,7 @@
               <w:rPr>
                 <w:noProof/>
               </w:rPr>
-              <w:t>38</w:t>
+              <w:t>39</w:t>
             </w:r>
             <w:r>
               <w:rPr>
@@ -3271,7 +3271,7 @@
         <w:pStyle w:val="Heading1"/>
         <w:pageBreakBefore/>
       </w:pPr>
-      <w:bookmarkStart w:id="0" w:name="_Toc241825991"/>
+      <w:bookmarkStart w:id="0" w:name="_Toc241829584"/>
       <w:r>
         <w:lastRenderedPageBreak/>
         <w:t>1. The system at a glance</w:t>
@@ -3888,7 +3888,7 @@
         <w:keepNext/>
         <w:keepLines/>
       </w:pPr>
-      <w:bookmarkStart w:id="1" w:name="_Toc241825992"/>
+      <w:bookmarkStart w:id="1" w:name="_Toc241829585"/>
       <w:r>
         <w:t>How the pieces fit</w:t>
       </w:r>
@@ -4015,7 +4015,7 @@
         <w:pStyle w:val="Heading1"/>
         <w:pageBreakBefore/>
       </w:pPr>
-      <w:bookmarkStart w:id="2" w:name="_Toc241825993"/>
+      <w:bookmarkStart w:id="2" w:name="_Toc241829586"/>
       <w:r>
         <w:lastRenderedPageBreak/>
         <w:t>2. Signing in</w:t>
@@ -4028,7 +4028,7 @@
         <w:keepNext/>
         <w:keepLines/>
       </w:pPr>
-      <w:bookmarkStart w:id="3" w:name="_Toc241825994"/>
+      <w:bookmarkStart w:id="3" w:name="_Toc241829587"/>
       <w:r>
         <w:t>Three separate sign-ins</w:t>
       </w:r>
@@ -4509,7 +4509,7 @@
         <w:keepNext/>
         <w:keepLines/>
       </w:pPr>
-      <w:bookmarkStart w:id="4" w:name="_Toc241825995"/>
+      <w:bookmarkStart w:id="4" w:name="_Toc241829588"/>
       <w:r>
         <w:t>How people prove who they are</w:t>
       </w:r>
@@ -4913,7 +4913,7 @@
         <w:keepNext/>
         <w:keepLines/>
       </w:pPr>
-      <w:bookmarkStart w:id="5" w:name="_Toc241825996"/>
+      <w:bookmarkStart w:id="5" w:name="_Toc241829589"/>
       <w:r>
         <w:t>Who can sign in: the Team page panel</w:t>
       </w:r>
@@ -4943,7 +4943,7 @@
         <w:keepNext/>
         <w:keepLines/>
       </w:pPr>
-      <w:bookmarkStart w:id="6" w:name="_Toc241825997"/>
+      <w:bookmarkStart w:id="6" w:name="_Toc241829590"/>
       <w:r>
         <w:t>Staying signed in, and stopping access</w:t>
       </w:r>
@@ -4980,7 +4980,7 @@
         <w:pStyle w:val="Heading1"/>
         <w:pageBreakBefore/>
       </w:pPr>
-      <w:bookmarkStart w:id="7" w:name="_Toc241825998"/>
+      <w:bookmarkStart w:id="7" w:name="_Toc241829591"/>
       <w:r>
         <w:lastRenderedPageBreak/>
         <w:t>3. Who can do what</w:t>
@@ -5713,7 +5713,7 @@
         <w:pStyle w:val="Heading1"/>
         <w:pageBreakBefore/>
       </w:pPr>
-      <w:bookmarkStart w:id="8" w:name="_Toc241825999"/>
+      <w:bookmarkStart w:id="8" w:name="_Toc241829592"/>
       <w:r>
         <w:lastRenderedPageBreak/>
         <w:t>4. The public website</w:t>
@@ -5726,7 +5726,7 @@
         <w:keepNext/>
         <w:keepLines/>
       </w:pPr>
-      <w:bookmarkStart w:id="9" w:name="_Toc241826000"/>
+      <w:bookmarkStart w:id="9" w:name="_Toc241829593"/>
       <w:r>
         <w:t>What visitors see</w:t>
       </w:r>
@@ -6534,7 +6534,7 @@
         <w:keepNext/>
         <w:keepLines/>
       </w:pPr>
-      <w:bookmarkStart w:id="10" w:name="_Toc241826001"/>
+      <w:bookmarkStart w:id="10" w:name="_Toc241829594"/>
       <w:r>
         <w:t>Rules the website follows</w:t>
       </w:r>
@@ -6598,7 +6598,7 @@
         <w:pStyle w:val="Heading1"/>
         <w:pageBreakBefore/>
       </w:pPr>
-      <w:bookmarkStart w:id="11" w:name="_Toc241826002"/>
+      <w:bookmarkStart w:id="11" w:name="_Toc241829595"/>
       <w:r>
         <w:lastRenderedPageBreak/>
         <w:t>5. The admin console, section by section</w:t>
@@ -6619,7 +6619,7 @@
         <w:keepNext/>
         <w:keepLines/>
       </w:pPr>
-      <w:bookmarkStart w:id="12" w:name="_Toc241826003"/>
+      <w:bookmarkStart w:id="12" w:name="_Toc241829596"/>
       <w:r>
         <w:t>Clients &amp; court cases</w:t>
       </w:r>
@@ -6791,7 +6791,47 @@
         <w:spacing w:after="140" w:line="300" w:lineRule="auto"/>
       </w:pPr>
       <w:r>
-        <w:t>A drive of every case's folders, plus a 'Team shared' folder for templates, precedents and forms used across the firm.</w:t>
+        <w:t xml:space="preserve">A drive with a folder for every case, each with </w:t>
+      </w:r>
+      <w:r>
+        <w:rPr>
+          <w:b/>
+          <w:bCs/>
+        </w:rPr>
+        <w:t>Internal</w:t>
+      </w:r>
+      <w:r>
+        <w:t xml:space="preserve">, </w:t>
+      </w:r>
+      <w:r>
+        <w:rPr>
+          <w:b/>
+          <w:bCs/>
+        </w:rPr>
+        <w:t>From client</w:t>
+      </w:r>
+      <w:r>
+        <w:t xml:space="preserve"> and </w:t>
+      </w:r>
+      <w:r>
+        <w:rPr>
+          <w:b/>
+          <w:bCs/>
+        </w:rPr>
+        <w:t>From court</w:t>
+      </w:r>
+      <w:r>
+        <w:t xml:space="preserve"> inside, plus a firm-wide </w:t>
+      </w:r>
+      <w:r>
+        <w:rPr>
+          <w:b/>
+          <w:bCs/>
+        </w:rPr>
+        <w:t>Internal</w:t>
+      </w:r>
+      <w:r>
+        <w:t xml:space="preserve"> folder for templates, precedents and forms used across the firm. Documents are uploaded here or in a case's Documents tab, and every upload asks which folder.</w:t>
       </w:r>
     </w:p>
     <w:p>
@@ -6894,7 +6934,7 @@
         <w:keepNext/>
         <w:keepLines/>
       </w:pPr>
-      <w:bookmarkStart w:id="13" w:name="_Toc241826004"/>
+      <w:bookmarkStart w:id="13" w:name="_Toc241829597"/>
       <w:r>
         <w:t>Website</w:t>
       </w:r>
@@ -7353,7 +7393,7 @@
         <w:pStyle w:val="Heading1"/>
         <w:pageBreakBefore/>
       </w:pPr>
-      <w:bookmarkStart w:id="14" w:name="_Toc241826005"/>
+      <w:bookmarkStart w:id="14" w:name="_Toc241829598"/>
       <w:r>
         <w:lastRenderedPageBreak/>
         <w:t>6. Cases and the court's own record</w:t>
@@ -7391,7 +7431,7 @@
         <w:keepNext/>
         <w:keepLines/>
       </w:pPr>
-      <w:bookmarkStart w:id="15" w:name="_Toc241826006"/>
+      <w:bookmarkStart w:id="15" w:name="_Toc241829599"/>
       <w:r>
         <w:t>How to add a case</w:t>
       </w:r>
@@ -7487,7 +7527,7 @@
           <w:noProof/>
         </w:rPr>
         <w:drawing>
-          <wp:inline distT="0" distB="0" distL="0" distR="0" wp14:anchorId="35834571" wp14:editId="080BDCE4">
+          <wp:inline distT="0" distB="0" distL="0" distR="0" wp14:anchorId="722783C2" wp14:editId="70F6A94D">
             <wp:extent cx="5715000" cy="2505075"/>
             <wp:effectExtent l="0" t="0" r="0" b="0"/>
             <wp:docPr id="1" name="cases-page" descr="Admin console → Cases. The New case button is at the top right." title="Admin console → Cases. The New case button is at the top right."/>
@@ -7687,7 +7727,7 @@
         </w:rPr>
         <w:lastRenderedPageBreak/>
         <w:drawing>
-          <wp:inline distT="0" distB="0" distL="0" distR="0" wp14:anchorId="4A25CC54" wp14:editId="271C8085">
+          <wp:inline distT="0" distB="0" distL="0" distR="0" wp14:anchorId="41C9EAAE" wp14:editId="7A3CEADA">
             <wp:extent cx="5715000" cy="2562225"/>
             <wp:effectExtent l="0" t="0" r="0" b="0"/>
             <wp:docPr id="2" name="newcase-cnr" descr="The first screen of New case: type the CNR, or fill in the details by hand." title="The first screen of New case: type the CNR, or fill in the details by hand."/>
@@ -7897,7 +7937,7 @@
         </w:rPr>
         <w:lastRenderedPageBreak/>
         <w:drawing>
-          <wp:inline distT="0" distB="0" distL="0" distR="0" wp14:anchorId="0B7B252B" wp14:editId="0E4D949A">
+          <wp:inline distT="0" distB="0" distL="0" distR="0" wp14:anchorId="0E0A9EA4" wp14:editId="4874AD5A">
             <wp:extent cx="5715000" cy="8829675"/>
             <wp:effectExtent l="0" t="0" r="0" b="0"/>
             <wp:docPr id="3" name="newcase-manual-top" descr="Filling in a case by hand: the case, the court, the parties, the law." title="Filling in a case by hand: the case, the court, the parties, the law."/>
@@ -8076,7 +8116,7 @@
         </w:rPr>
         <w:lastRenderedPageBreak/>
         <w:drawing>
-          <wp:inline distT="0" distB="0" distL="0" distR="0" wp14:anchorId="514A9157" wp14:editId="34B695B1">
+          <wp:inline distT="0" distB="0" distL="0" distR="0" wp14:anchorId="3F2B433E" wp14:editId="79BF6A6D">
             <wp:extent cx="5715000" cy="8829675"/>
             <wp:effectExtent l="0" t="0" r="0" b="0"/>
             <wp:docPr id="4" name="newcase-manual-team" descr="The end of the New case window: lawyers, client account, Create case." title="The end of the New case window: lawyers, client account, Create case."/>
@@ -8137,7 +8177,7 @@
         <w:keepNext/>
         <w:keepLines/>
       </w:pPr>
-      <w:bookmarkStart w:id="16" w:name="_Toc241826007"/>
+      <w:bookmarkStart w:id="16" w:name="_Toc241829600"/>
       <w:r>
         <w:lastRenderedPageBreak/>
         <w:t>How to add a client</w:t>
@@ -8403,7 +8443,7 @@
           <w:noProof/>
         </w:rPr>
         <w:drawing>
-          <wp:inline distT="0" distB="0" distL="0" distR="0" wp14:anchorId="5B996E08" wp14:editId="281F14BB">
+          <wp:inline distT="0" distB="0" distL="0" distR="0" wp14:anchorId="3F62CDAF" wp14:editId="4C79969A">
             <wp:extent cx="4876800" cy="4762500"/>
             <wp:effectExtent l="0" t="0" r="0" b="0"/>
             <wp:docPr id="5" name="clients-add" descr="Add a client: an individual." title="Add a client: an individual."/>
@@ -8470,7 +8510,7 @@
         </w:rPr>
         <w:lastRenderedPageBreak/>
         <w:drawing>
-          <wp:inline distT="0" distB="0" distL="0" distR="0" wp14:anchorId="4B6B0C05" wp14:editId="64B8FD99">
+          <wp:inline distT="0" distB="0" distL="0" distR="0" wp14:anchorId="6F937E97" wp14:editId="086C4F3C">
             <wp:extent cx="4876800" cy="6457950"/>
             <wp:effectExtent l="0" t="0" r="0" b="0"/>
             <wp:docPr id="6" name="clients-add-org" descr="Add a client: an organisation, with its contact person and office address." title="Add a client: an organisation, with its contact person and office address."/>
@@ -8571,7 +8611,7 @@
         <w:keepNext/>
         <w:keepLines/>
       </w:pPr>
-      <w:bookmarkStart w:id="17" w:name="_Toc241826008"/>
+      <w:bookmarkStart w:id="17" w:name="_Toc241829601"/>
       <w:r>
         <w:t>How to add a lawyer (or anyone at the firm)</w:t>
       </w:r>
@@ -8811,7 +8851,7 @@
           <w:noProof/>
         </w:rPr>
         <w:drawing>
-          <wp:inline distT="0" distB="0" distL="0" distR="0" wp14:anchorId="27E5B1FF" wp14:editId="31EA4E31">
+          <wp:inline distT="0" distB="0" distL="0" distR="0" wp14:anchorId="3E286552" wp14:editId="2EC3E14B">
             <wp:extent cx="5715000" cy="4371975"/>
             <wp:effectExtent l="0" t="0" r="0" b="0"/>
             <wp:docPr id="7" name="staff-add" descr="Add a person: who they are, how they sign in, and what they may open." title="Add a person: who they are, how they sign in, and what they may open."/>
@@ -9280,7 +9320,7 @@
         <w:keepNext/>
         <w:keepLines/>
       </w:pPr>
-      <w:bookmarkStart w:id="18" w:name="_Toc241826009"/>
+      <w:bookmarkStart w:id="18" w:name="_Toc241829602"/>
       <w:r>
         <w:t>How to link lawyers and clients to a case</w:t>
       </w:r>
@@ -9501,7 +9541,7 @@
           <w:noProof/>
         </w:rPr>
         <w:drawing>
-          <wp:inline distT="0" distB="0" distL="0" distR="0" wp14:anchorId="04C67D61" wp14:editId="4DC4A1F8">
+          <wp:inline distT="0" distB="0" distL="0" distR="0" wp14:anchorId="2BA6C04E" wp14:editId="372C43CF">
             <wp:extent cx="3352800" cy="3524250"/>
             <wp:effectExtent l="0" t="0" r="0" b="0"/>
             <wp:docPr id="8" name="case-lawyers" descr="Lawyers on this case, after clicking Change." title="Lawyers on this case, after clicking Change."/>
@@ -9568,7 +9608,7 @@
         </w:rPr>
         <w:lastRenderedPageBreak/>
         <w:drawing>
-          <wp:inline distT="0" distB="0" distL="0" distR="0" wp14:anchorId="0B86759F" wp14:editId="405B1606">
+          <wp:inline distT="0" distB="0" distL="0" distR="0" wp14:anchorId="38321D03" wp14:editId="758FDA7F">
             <wp:extent cx="3352800" cy="2762250"/>
             <wp:effectExtent l="0" t="0" r="0" b="0"/>
             <wp:docPr id="9" name="case-clients" descr="Client accounts, after clicking Change." title="Client accounts, after clicking Change."/>
@@ -9896,7 +9936,7 @@
               <w:spacing w:after="40" w:line="270" w:lineRule="auto"/>
             </w:pPr>
             <w:r>
-              <w:t>The case on their dashboard: details, hearings and orders, and the Case files folder only (never Internal).</w:t>
+              <w:t>The case on their dashboard: details, hearings and orders, and its From court and Client files folders (never Internal).</w:t>
             </w:r>
           </w:p>
         </w:tc>
@@ -9913,7 +9953,7 @@
         <w:keepNext/>
         <w:keepLines/>
       </w:pPr>
-      <w:bookmarkStart w:id="19" w:name="_Toc241826010"/>
+      <w:bookmarkStart w:id="19" w:name="_Toc241829603"/>
       <w:r>
         <w:t>Checking who has access</w:t>
       </w:r>
@@ -9949,7 +9989,7 @@
         </w:rPr>
         <w:lastRenderedPageBreak/>
         <w:drawing>
-          <wp:inline distT="0" distB="0" distL="0" distR="0" wp14:anchorId="0168C60A" wp14:editId="2B8229A7">
+          <wp:inline distT="0" distB="0" distL="0" distR="0" wp14:anchorId="2ABE353F" wp14:editId="5E0D7625">
             <wp:extent cx="5715000" cy="2876550"/>
             <wp:effectExtent l="0" t="0" r="0" b="0"/>
             <wp:docPr id="10" name="who-can-sign-in" descr="The Who can sign in panel at the top of Team (Lawyers)." title="The Who can sign in panel at the top of Team (Lawyers)."/>
@@ -10100,7 +10140,7 @@
         <w:keepNext/>
         <w:keepLines/>
       </w:pPr>
-      <w:bookmarkStart w:id="20" w:name="_Toc241826011"/>
+      <w:bookmarkStart w:id="20" w:name="_Toc241829604"/>
       <w:r>
         <w:t>Updating a case from the court</w:t>
       </w:r>
@@ -10185,7 +10225,7 @@
           <w:b/>
           <w:bCs/>
         </w:rPr>
-        <w:t>Case files</w:t>
+        <w:t>From court</w:t>
       </w:r>
       <w:r>
         <w:t xml:space="preserve"> folder, where the client can see it. PDFs already saved are not downloaded again.</w:t>
@@ -10210,7 +10250,7 @@
         <w:keepNext/>
         <w:keepLines/>
       </w:pPr>
-      <w:bookmarkStart w:id="21" w:name="_Toc241826012"/>
+      <w:bookmarkStart w:id="21" w:name="_Toc241829605"/>
       <w:r>
         <w:t>Things worth knowing</w:t>
       </w:r>
@@ -10322,7 +10362,7 @@
         <w:pStyle w:val="Heading1"/>
         <w:pageBreakBefore/>
       </w:pPr>
-      <w:bookmarkStart w:id="22" w:name="_Toc241826013"/>
+      <w:bookmarkStart w:id="22" w:name="_Toc241829606"/>
       <w:r>
         <w:lastRenderedPageBreak/>
         <w:t>7. Step by step: jobs, articles, enquiries and more</w:t>
@@ -10360,7 +10400,7 @@
         <w:keepNext/>
         <w:keepLines/>
       </w:pPr>
-      <w:bookmarkStart w:id="23" w:name="_Toc241826014"/>
+      <w:bookmarkStart w:id="23" w:name="_Toc241829607"/>
       <w:r>
         <w:t>How to post a job opening</w:t>
       </w:r>
@@ -10647,7 +10687,7 @@
         </w:rPr>
         <w:lastRenderedPageBreak/>
         <w:drawing>
-          <wp:inline distT="0" distB="0" distL="0" distR="0" wp14:anchorId="3B84B21A" wp14:editId="6CB16AE5">
+          <wp:inline distT="0" distB="0" distL="0" distR="0" wp14:anchorId="457A557D" wp14:editId="012E7368">
             <wp:extent cx="5715000" cy="6877050"/>
             <wp:effectExtent l="0" t="0" r="0" b="0"/>
             <wp:docPr id="11" name="jobs-post" descr="Jobs → Post a job: the role, the description, and whether it is open." title="Jobs → Post a job: the role, the description, and whether it is open."/>
@@ -10708,7 +10748,7 @@
         <w:keepNext/>
         <w:keepLines/>
       </w:pPr>
-      <w:bookmarkStart w:id="24" w:name="_Toc241826015"/>
+      <w:bookmarkStart w:id="24" w:name="_Toc241829608"/>
       <w:r>
         <w:t>How to edit, close or delete a job</w:t>
       </w:r>
@@ -10744,7 +10784,7 @@
         </w:rPr>
         <w:lastRenderedPageBreak/>
         <w:drawing>
-          <wp:inline distT="0" distB="0" distL="0" distR="0" wp14:anchorId="6D5EB472" wp14:editId="653D70EC">
+          <wp:inline distT="0" distB="0" distL="0" distR="0" wp14:anchorId="6E0E0BD5" wp14:editId="2BE8ED48">
             <wp:extent cx="5715000" cy="2857500"/>
             <wp:effectExtent l="0" t="0" r="0" b="0"/>
             <wp:docPr id="12" name="jobs-page" descr="Jobs → Job openings. Each row has Edit and Delete." title="Jobs → Job openings. Each row has Edit and Delete."/>
@@ -10975,7 +11015,7 @@
         <w:keepNext/>
         <w:keepLines/>
       </w:pPr>
-      <w:bookmarkStart w:id="25" w:name="_Toc241826016"/>
+      <w:bookmarkStart w:id="25" w:name="_Toc241829609"/>
       <w:r>
         <w:t>How to review job applications</w:t>
       </w:r>
@@ -11135,7 +11175,7 @@
         </w:rPr>
         <w:lastRenderedPageBreak/>
         <w:drawing>
-          <wp:inline distT="0" distB="0" distL="0" distR="0" wp14:anchorId="01220327" wp14:editId="10DF947C">
+          <wp:inline distT="0" distB="0" distL="0" distR="0" wp14:anchorId="21E3AEC3" wp14:editId="36B42CE2">
             <wp:extent cx="5715000" cy="2857500"/>
             <wp:effectExtent l="0" t="0" r="0" b="0"/>
             <wp:docPr id="13" name="jobs-applications" descr="Jobs → Applications: every application, newest first." title="Jobs → Applications: every application, newest first."/>
@@ -11196,7 +11236,7 @@
         <w:keepNext/>
         <w:keepLines/>
       </w:pPr>
-      <w:bookmarkStart w:id="26" w:name="_Toc241826017"/>
+      <w:bookmarkStart w:id="26" w:name="_Toc241829610"/>
       <w:r>
         <w:t>How to write and publish an article</w:t>
       </w:r>
@@ -11529,7 +11569,7 @@
         </w:rPr>
         <w:lastRenderedPageBreak/>
         <w:drawing>
-          <wp:inline distT="0" distB="0" distL="0" distR="0" wp14:anchorId="6C501E0E" wp14:editId="589DEF97">
+          <wp:inline distT="0" distB="0" distL="0" distR="0" wp14:anchorId="392A9CDD" wp14:editId="32D09E0E">
             <wp:extent cx="5715000" cy="3657600"/>
             <wp:effectExtent l="0" t="0" r="0" b="0"/>
             <wp:docPr id="14" name="article-editor" descr="The article editor: Write and Preview, Save, Send for review and Publish at the top; cover image and settings on the right." title="The article editor: Write and Preview, Save, Send for review and Publish at the top; cover image and settings on the right."/>
@@ -11663,7 +11703,7 @@
         <w:keepNext/>
         <w:keepLines/>
       </w:pPr>
-      <w:bookmarkStart w:id="27" w:name="_Toc241826018"/>
+      <w:bookmarkStart w:id="27" w:name="_Toc241829611"/>
       <w:r>
         <w:t>How to have the AI draft an article</w:t>
       </w:r>
@@ -11811,7 +11851,7 @@
         <w:keepNext/>
         <w:keepLines/>
       </w:pPr>
-      <w:bookmarkStart w:id="28" w:name="_Toc241826019"/>
+      <w:bookmarkStart w:id="28" w:name="_Toc241829612"/>
       <w:r>
         <w:t>How to deal with a website enquiry</w:t>
       </w:r>
@@ -12002,7 +12042,7 @@
           <w:noProof/>
         </w:rPr>
         <w:drawing>
-          <wp:inline distT="0" distB="0" distL="0" distR="0" wp14:anchorId="3DFD56B0" wp14:editId="3AF367D1">
+          <wp:inline distT="0" distB="0" distL="0" distR="0" wp14:anchorId="084C5BC7" wp14:editId="746988DA">
             <wp:extent cx="5715000" cy="3657600"/>
             <wp:effectExtent l="0" t="0" r="0" b="0"/>
             <wp:docPr id="15" name="enquiry-open" descr="An enquiry opened: the message at the top, then status, who has it, and an internal note." title="An enquiry opened: the message at the top, then status, who has it, and an internal note."/>
@@ -12098,7 +12138,7 @@
         <w:keepNext/>
         <w:keepLines/>
       </w:pPr>
-      <w:bookmarkStart w:id="29" w:name="_Toc241826020"/>
+      <w:bookmarkStart w:id="29" w:name="_Toc241829613"/>
       <w:r>
         <w:t>How to answer a client query</w:t>
       </w:r>
@@ -12279,7 +12319,7 @@
         </w:rPr>
         <w:lastRenderedPageBreak/>
         <w:drawing>
-          <wp:inline distT="0" distB="0" distL="0" distR="0" wp14:anchorId="26E29A83" wp14:editId="5E4E6868">
+          <wp:inline distT="0" distB="0" distL="0" distR="0" wp14:anchorId="0FB40FCE" wp14:editId="09CF0803">
             <wp:extent cx="4876800" cy="4800600"/>
             <wp:effectExtent l="0" t="0" r="0" b="0"/>
             <wp:docPr id="16" name="query-reply" descr="Replying to a client's query." title="Replying to a client's query."/>
@@ -12340,11 +12380,39 @@
         <w:keepNext/>
         <w:keepLines/>
       </w:pPr>
-      <w:bookmarkStart w:id="30" w:name="_Toc241826021"/>
+      <w:bookmarkStart w:id="30" w:name="_Toc241829614"/>
       <w:r>
         <w:t>How to upload and organise documents</w:t>
       </w:r>
       <w:bookmarkEnd w:id="30"/>
+    </w:p>
+    <w:p>
+      <w:pPr>
+        <w:spacing w:after="140" w:line="300" w:lineRule="auto"/>
+      </w:pPr>
+      <w:r>
+        <w:t xml:space="preserve">Documents are uploaded only in </w:t>
+      </w:r>
+      <w:r>
+        <w:rPr>
+          <w:b/>
+          <w:bCs/>
+        </w:rPr>
+        <w:t>Documents</w:t>
+      </w:r>
+      <w:r>
+        <w:t xml:space="preserve">, or in a case's </w:t>
+      </w:r>
+      <w:r>
+        <w:rPr>
+          <w:b/>
+          <w:bCs/>
+        </w:rPr>
+        <w:t>Documents</w:t>
+      </w:r>
+      <w:r>
+        <w:t xml:space="preserve"> tab. The overview pages have no upload button.</w:t>
+      </w:r>
     </w:p>
     <w:p>
       <w:pPr>
@@ -12373,10 +12441,10 @@
           <w:b/>
           <w:bCs/>
         </w:rPr>
-        <w:t>Team shared</w:t>
-      </w:r>
-      <w:r>
-        <w:t xml:space="preserve"> holds the firm's templates, precedents and forms. The search box finds a case folder by reference, title, case number, CNR, party or client.</w:t>
+        <w:t>Internal</w:t>
+      </w:r>
+      <w:r>
+        <w:t xml:space="preserve"> at the top holds the whole firm's templates, precedents and forms. The search box finds a case folder by reference, title, case number, CNR, party or client.</w:t>
       </w:r>
     </w:p>
     <w:p>
@@ -12389,27 +12457,67 @@
         <w:spacing w:after="80" w:line="290" w:lineRule="auto"/>
       </w:pPr>
       <w:r>
-        <w:t xml:space="preserve">Open a case's folder. Inside are two folders: </w:t>
-      </w:r>
-      <w:r>
-        <w:rPr>
-          <w:b/>
-          <w:bCs/>
-        </w:rPr>
-        <w:t>Case files</w:t>
-      </w:r>
-      <w:r>
-        <w:t xml:space="preserve">, which the client sees, and </w:t>
-      </w:r>
-      <w:r>
-        <w:rPr>
-          <w:b/>
-          <w:bCs/>
-        </w:rPr>
-        <w:t>Internal</w:t>
-      </w:r>
-      <w:r>
-        <w:t>, which only the firm sees.</w:t>
+        <w:t>Open a case's folder. Inside are three folders:</w:t>
+      </w:r>
+    </w:p>
+    <w:p>
+      <w:pPr>
+        <w:pStyle w:val="ListParagraph"/>
+        <w:numPr>
+          <w:ilvl w:val="1"/>
+          <w:numId w:val="2"/>
+        </w:numPr>
+        <w:spacing w:after="80" w:line="290" w:lineRule="auto"/>
+      </w:pPr>
+      <w:r>
+        <w:rPr>
+          <w:b/>
+          <w:bCs/>
+        </w:rPr>
+        <w:t>Internal:</w:t>
+      </w:r>
+      <w:r>
+        <w:t xml:space="preserve"> the firm only. The client never sees it.</w:t>
+      </w:r>
+    </w:p>
+    <w:p>
+      <w:pPr>
+        <w:pStyle w:val="ListParagraph"/>
+        <w:numPr>
+          <w:ilvl w:val="1"/>
+          <w:numId w:val="2"/>
+        </w:numPr>
+        <w:spacing w:after="80" w:line="290" w:lineRule="auto"/>
+      </w:pPr>
+      <w:r>
+        <w:rPr>
+          <w:b/>
+          <w:bCs/>
+        </w:rPr>
+        <w:t>From client:</w:t>
+      </w:r>
+      <w:r>
+        <w:t xml:space="preserve"> what the client sends, and anything the firm shares with them.</w:t>
+      </w:r>
+    </w:p>
+    <w:p>
+      <w:pPr>
+        <w:pStyle w:val="ListParagraph"/>
+        <w:numPr>
+          <w:ilvl w:val="1"/>
+          <w:numId w:val="2"/>
+        </w:numPr>
+        <w:spacing w:after="80" w:line="290" w:lineRule="auto"/>
+      </w:pPr>
+      <w:r>
+        <w:rPr>
+          <w:b/>
+          <w:bCs/>
+        </w:rPr>
+        <w:t>From court:</w:t>
+      </w:r>
+      <w:r>
+        <w:t xml:space="preserve"> court orders (saved automatically from the court's website) and papers as filed.</w:t>
       </w:r>
     </w:p>
     <w:p>
@@ -12422,17 +12530,57 @@
         <w:spacing w:after="80" w:line="290" w:lineRule="auto"/>
       </w:pPr>
       <w:r>
-        <w:t xml:space="preserve">Open the one you want and click </w:t>
-      </w:r>
-      <w:r>
-        <w:rPr>
-          <w:b/>
-          <w:bCs/>
-        </w:rPr>
-        <w:t>Upload here</w:t>
-      </w:r>
-      <w:r>
-        <w:t>, choose the file, and upload it. Files can be up to 25 MB: PDF, Word, Excel, images and text.</w:t>
+        <w:t xml:space="preserve">Click </w:t>
+      </w:r>
+      <w:r>
+        <w:rPr>
+          <w:b/>
+          <w:bCs/>
+        </w:rPr>
+        <w:t>Upload document</w:t>
+      </w:r>
+      <w:r>
+        <w:t xml:space="preserve"> at the top right, or </w:t>
+      </w:r>
+      <w:r>
+        <w:rPr>
+          <w:b/>
+          <w:bCs/>
+        </w:rPr>
+        <w:t>Upload</w:t>
+      </w:r>
+      <w:r>
+        <w:t xml:space="preserve"> inside a case. Choose the </w:t>
+      </w:r>
+      <w:r>
+        <w:rPr>
+          <w:b/>
+          <w:bCs/>
+        </w:rPr>
+        <w:t>Case</w:t>
+      </w:r>
+      <w:r>
+        <w:t xml:space="preserve"> and the </w:t>
+      </w:r>
+      <w:r>
+        <w:rPr>
+          <w:b/>
+          <w:bCs/>
+        </w:rPr>
+        <w:t>Folder</w:t>
+      </w:r>
+      <w:r>
+        <w:t xml:space="preserve">, then the file, and click </w:t>
+      </w:r>
+      <w:r>
+        <w:rPr>
+          <w:b/>
+          <w:bCs/>
+        </w:rPr>
+        <w:t>Upload document</w:t>
+      </w:r>
+      <w:r>
+        <w:t>. Inside a folder, the Folder box starts on that folder. Files can be up to 25 MB: PDF, Word, Excel, images and text.</w:t>
       </w:r>
     </w:p>
     <w:p>
@@ -12452,7 +12600,7 @@
         <w:t>New folder</w:t>
       </w:r>
       <w:r>
-        <w:t xml:space="preserve"> makes a folder inside the one you are in (for example Pleadings or Correspondence).</w:t>
+        <w:t xml:space="preserve"> makes a folder inside the one you are in (for example Pleadings or Certified copies).</w:t>
       </w:r>
     </w:p>
     <w:p>
@@ -12482,40 +12630,11 @@
           <w:b/>
           <w:bCs/>
         </w:rPr>
-        <w:t>Share with client</w:t>
-      </w:r>
-      <w:r>
-        <w:t xml:space="preserve"> or </w:t>
-      </w:r>
-      <w:r>
-        <w:rPr>
-          <w:b/>
-          <w:bCs/>
-        </w:rPr>
-        <w:t>Make internal</w:t>
-      </w:r>
-      <w:r>
-        <w:t xml:space="preserve"> moves it between the two sides.</w:t>
-      </w:r>
-    </w:p>
-    <w:p>
-      <w:pPr>
-        <w:pStyle w:val="ListParagraph"/>
-        <w:numPr>
-          <w:ilvl w:val="1"/>
-          <w:numId w:val="2"/>
-        </w:numPr>
-        <w:spacing w:after="80" w:line="290" w:lineRule="auto"/>
-      </w:pPr>
-      <w:r>
-        <w:rPr>
-          <w:b/>
-          <w:bCs/>
-        </w:rPr>
+        <w:lastRenderedPageBreak/>
         <w:t>Move to</w:t>
       </w:r>
       <w:r>
-        <w:t xml:space="preserve"> puts it in one of the case's folders.</w:t>
+        <w:t xml:space="preserve"> puts it in another of the three folders, or a folder inside one. A file moved into Internal stops being visible to the client; one moved out of it becomes visible.</w:t>
       </w:r>
     </w:p>
     <w:p>
@@ -12568,12 +12687,11 @@
         <w:rPr>
           <w:noProof/>
         </w:rPr>
-        <w:lastRenderedPageBreak/>
         <w:drawing>
-          <wp:inline distT="0" distB="0" distL="0" distR="0" wp14:anchorId="01084F4D" wp14:editId="36D6F791">
-            <wp:extent cx="5715000" cy="2809875"/>
+          <wp:inline distT="0" distB="0" distL="0" distR="0" wp14:anchorId="66731B14" wp14:editId="68E2ACBF">
+            <wp:extent cx="5715000" cy="4019550"/>
             <wp:effectExtent l="0" t="0" r="0" b="0"/>
-            <wp:docPr id="17" name="documents-drive" descr="Documents: a folder for each case, and Team shared." title="Documents: a folder for each case, and Team shared."/>
+            <wp:docPr id="17" name="documents-drive-2" descr="Documents: a folder for each case, and the firm-wide Internal folder." title="Documents: a folder for each case, and the firm-wide Internal folder."/>
             <wp:cNvGraphicFramePr>
               <a:graphicFrameLocks xmlns:a="http://schemas.openxmlformats.org/drawingml/2006/main" noChangeAspect="1"/>
             </wp:cNvGraphicFramePr>
@@ -12596,7 +12714,7 @@
                   <pic:spPr bwMode="auto">
                     <a:xfrm>
                       <a:off x="0" y="0"/>
-                      <a:ext cx="5715000" cy="2809875"/>
+                      <a:ext cx="5715000" cy="4019550"/>
                     </a:xfrm>
                     <a:prstGeom prst="rect">
                       <a:avLst/>
@@ -12622,7 +12740,7 @@
           <w:sz w:val="18"/>
           <w:szCs w:val="18"/>
         </w:rPr>
-        <w:t>Documents: a folder for each case, and Team shared.</w:t>
+        <w:t>Documents: a folder for each case, and the firm-wide Internal folder.</w:t>
       </w:r>
     </w:p>
     <w:p>
@@ -12636,10 +12754,10 @@
           <w:noProof/>
         </w:rPr>
         <w:drawing>
-          <wp:inline distT="0" distB="0" distL="0" distR="0" wp14:anchorId="6FE45129" wp14:editId="250A953F">
-            <wp:extent cx="5715000" cy="1790700"/>
+          <wp:inline distT="0" distB="0" distL="0" distR="0" wp14:anchorId="5B0A1D76" wp14:editId="2E191E4C">
+            <wp:extent cx="5715000" cy="2857500"/>
             <wp:effectExtent l="0" t="0" r="0" b="0"/>
-            <wp:docPr id="18" name="case-folder" descr="Inside a case: Case files (the client sees these) and Internal (the firm only)." title="Inside a case: Case files (the client sees these) and Internal (the firm only)."/>
+            <wp:docPr id="18" name="case-folder-2" descr="Inside a case: Internal, From client and From court." title="Inside a case: Internal, From client and From court."/>
             <wp:cNvGraphicFramePr>
               <a:graphicFrameLocks xmlns:a="http://schemas.openxmlformats.org/drawingml/2006/main" noChangeAspect="1"/>
             </wp:cNvGraphicFramePr>
@@ -12662,7 +12780,7 @@
                   <pic:spPr bwMode="auto">
                     <a:xfrm>
                       <a:off x="0" y="0"/>
-                      <a:ext cx="5715000" cy="1790700"/>
+                      <a:ext cx="5715000" cy="2857500"/>
                     </a:xfrm>
                     <a:prstGeom prst="rect">
                       <a:avLst/>
@@ -12688,192 +12806,7 @@
           <w:sz w:val="18"/>
           <w:szCs w:val="18"/>
         </w:rPr>
-        <w:t>Inside a case: Case files (the client sees these) and Internal (the firm only).</w:t>
-      </w:r>
-    </w:p>
-    <w:p>
-      <w:pPr>
-        <w:pBdr>
-          <w:left w:val="single" w:sz="18" w:space="10" w:color="B8862B"/>
-        </w:pBdr>
-        <w:spacing w:before="80" w:after="180" w:line="290" w:lineRule="auto"/>
-        <w:ind w:left="240"/>
-      </w:pPr>
-      <w:r>
-        <w:rPr>
-          <w:b/>
-          <w:bCs/>
-          <w:i/>
-          <w:iCs/>
-          <w:color w:val="5B6475"/>
-        </w:rPr>
-        <w:t>Upload document</w:t>
-      </w:r>
-      <w:r>
-        <w:rPr>
-          <w:i/>
-          <w:iCs/>
-          <w:color w:val="5B6475"/>
-        </w:rPr>
-        <w:t xml:space="preserve"> at the top right uploads straight to any case without opening its folder first.</w:t>
-      </w:r>
-    </w:p>
-    <w:p>
-      <w:pPr>
-        <w:pStyle w:val="Heading2"/>
-        <w:keepNext/>
-        <w:keepLines/>
-      </w:pPr>
-      <w:bookmarkStart w:id="31" w:name="_Toc241826022"/>
-      <w:r>
-        <w:t>How to change a client, or stop their access</w:t>
-      </w:r>
-      <w:bookmarkEnd w:id="31"/>
-    </w:p>
-    <w:p>
-      <w:pPr>
-        <w:pStyle w:val="ListParagraph"/>
-        <w:numPr>
-          <w:ilvl w:val="0"/>
-          <w:numId w:val="18"/>
-        </w:numPr>
-        <w:spacing w:after="80" w:line="290" w:lineRule="auto"/>
-      </w:pPr>
-      <w:r>
-        <w:rPr>
-          <w:b/>
-          <w:bCs/>
-        </w:rPr>
-        <w:t>Clients</w:t>
-      </w:r>
-      <w:r>
-        <w:t xml:space="preserve"> → </w:t>
-      </w:r>
-      <w:r>
-        <w:rPr>
-          <w:b/>
-          <w:bCs/>
-        </w:rPr>
-        <w:t>Edit</w:t>
-      </w:r>
-      <w:r>
-        <w:t xml:space="preserve"> on the client's row.</w:t>
-      </w:r>
-    </w:p>
-    <w:p>
-      <w:pPr>
-        <w:pStyle w:val="ListParagraph"/>
-        <w:numPr>
-          <w:ilvl w:val="0"/>
-          <w:numId w:val="18"/>
-        </w:numPr>
-        <w:spacing w:after="80" w:line="290" w:lineRule="auto"/>
-      </w:pPr>
-      <w:r>
-        <w:t>Change the name, the phone or the organisation details as needed. The sign-in email cannot be changed. If it is wrong, add the client again with the right email and deactivate the old account.</w:t>
-      </w:r>
-    </w:p>
-    <w:p>
-      <w:pPr>
-        <w:pStyle w:val="ListParagraph"/>
-        <w:numPr>
-          <w:ilvl w:val="0"/>
-          <w:numId w:val="18"/>
-        </w:numPr>
-        <w:spacing w:after="80" w:line="290" w:lineRule="auto"/>
-      </w:pPr>
-      <w:r>
-        <w:rPr>
-          <w:b/>
-          <w:bCs/>
-        </w:rPr>
-        <w:t>Cases:</w:t>
-      </w:r>
-      <w:r>
-        <w:t xml:space="preserve"> </w:t>
-      </w:r>
-      <w:r>
-        <w:rPr>
-          <w:b/>
-          <w:bCs/>
-        </w:rPr>
-        <w:t>+ Link a case</w:t>
-      </w:r>
-      <w:r>
-        <w:t xml:space="preserve"> adds a case to their dashboard, and </w:t>
-      </w:r>
-      <w:r>
-        <w:rPr>
-          <w:b/>
-          <w:bCs/>
-        </w:rPr>
-        <w:t>Remove</w:t>
-      </w:r>
-      <w:r>
-        <w:t xml:space="preserve"> takes one off.</w:t>
-      </w:r>
-    </w:p>
-    <w:p>
-      <w:pPr>
-        <w:pStyle w:val="ListParagraph"/>
-        <w:numPr>
-          <w:ilvl w:val="0"/>
-          <w:numId w:val="18"/>
-        </w:numPr>
-        <w:spacing w:after="80" w:line="290" w:lineRule="auto"/>
-      </w:pPr>
-      <w:r>
-        <w:rPr>
-          <w:b/>
-          <w:bCs/>
-        </w:rPr>
-        <w:t>Account:</w:t>
-      </w:r>
-      <w:r>
-        <w:t xml:space="preserve"> </w:t>
-      </w:r>
-      <w:r>
-        <w:rPr>
-          <w:b/>
-          <w:bCs/>
-        </w:rPr>
-        <w:t>Deactivated</w:t>
-      </w:r>
-      <w:r>
-        <w:t xml:space="preserve"> stops them signing in and signs them out everywhere at once. Their cases and documents are kept. Set it back to </w:t>
-      </w:r>
-      <w:r>
-        <w:rPr>
-          <w:b/>
-          <w:bCs/>
-        </w:rPr>
-        <w:t>Active</w:t>
-      </w:r>
-      <w:r>
-        <w:t xml:space="preserve"> to let them in again.</w:t>
-      </w:r>
-    </w:p>
-    <w:p>
-      <w:pPr>
-        <w:pStyle w:val="ListParagraph"/>
-        <w:numPr>
-          <w:ilvl w:val="0"/>
-          <w:numId w:val="18"/>
-        </w:numPr>
-        <w:spacing w:after="80" w:line="290" w:lineRule="auto"/>
-      </w:pPr>
-      <w:r>
-        <w:t xml:space="preserve">Click </w:t>
-      </w:r>
-      <w:r>
-        <w:rPr>
-          <w:b/>
-          <w:bCs/>
-        </w:rPr>
-        <w:t>Save client</w:t>
-      </w:r>
-      <w:r>
-        <w:t>.</w:t>
+        <w:t>Inside a case: Internal, From client and From court.</w:t>
       </w:r>
     </w:p>
     <w:p>
@@ -12888,10 +12821,10 @@
         </w:rPr>
         <w:lastRenderedPageBreak/>
         <w:drawing>
-          <wp:inline distT="0" distB="0" distL="0" distR="0" wp14:anchorId="220C5566" wp14:editId="4E34F6C8">
-            <wp:extent cx="4876800" cy="6372225"/>
+          <wp:inline distT="0" distB="0" distL="0" distR="0" wp14:anchorId="14AC08B4" wp14:editId="26D6929F">
+            <wp:extent cx="4876800" cy="6353175"/>
             <wp:effectExtent l="0" t="0" r="0" b="0"/>
-            <wp:docPr id="19" name="clients-edit" descr="Edit client: their cases, and whether the account is active." title="Edit client: their cases, and whether the account is active."/>
+            <wp:docPr id="19" name="documents-upload" descr="Upload document asks for the case and the folder." title="Upload document asks for the case and the folder."/>
             <wp:cNvGraphicFramePr>
               <a:graphicFrameLocks xmlns:a="http://schemas.openxmlformats.org/drawingml/2006/main" noChangeAspect="1"/>
             </wp:cNvGraphicFramePr>
@@ -12914,6 +12847,231 @@
                   <pic:spPr bwMode="auto">
                     <a:xfrm>
                       <a:off x="0" y="0"/>
+                      <a:ext cx="4876800" cy="6353175"/>
+                    </a:xfrm>
+                    <a:prstGeom prst="rect">
+                      <a:avLst/>
+                    </a:prstGeom>
+                  </pic:spPr>
+                </pic:pic>
+              </a:graphicData>
+            </a:graphic>
+          </wp:inline>
+        </w:drawing>
+      </w:r>
+    </w:p>
+    <w:p>
+      <w:pPr>
+        <w:spacing w:after="220"/>
+        <w:jc w:val="center"/>
+      </w:pPr>
+      <w:r>
+        <w:rPr>
+          <w:i/>
+          <w:iCs/>
+          <w:color w:val="5B6475"/>
+          <w:sz w:val="18"/>
+          <w:szCs w:val="18"/>
+        </w:rPr>
+        <w:t>Upload document asks for the case and the folder.</w:t>
+      </w:r>
+    </w:p>
+    <w:p>
+      <w:pPr>
+        <w:pStyle w:val="Heading2"/>
+        <w:keepNext/>
+        <w:keepLines/>
+      </w:pPr>
+      <w:bookmarkStart w:id="31" w:name="_Toc241829615"/>
+      <w:r>
+        <w:t>How to change a client, or stop their access</w:t>
+      </w:r>
+      <w:bookmarkEnd w:id="31"/>
+    </w:p>
+    <w:p>
+      <w:pPr>
+        <w:pStyle w:val="ListParagraph"/>
+        <w:numPr>
+          <w:ilvl w:val="0"/>
+          <w:numId w:val="18"/>
+        </w:numPr>
+        <w:spacing w:after="80" w:line="290" w:lineRule="auto"/>
+      </w:pPr>
+      <w:r>
+        <w:rPr>
+          <w:b/>
+          <w:bCs/>
+        </w:rPr>
+        <w:t>Clients</w:t>
+      </w:r>
+      <w:r>
+        <w:t xml:space="preserve"> → </w:t>
+      </w:r>
+      <w:r>
+        <w:rPr>
+          <w:b/>
+          <w:bCs/>
+        </w:rPr>
+        <w:t>Edit</w:t>
+      </w:r>
+      <w:r>
+        <w:t xml:space="preserve"> on the client's row.</w:t>
+      </w:r>
+    </w:p>
+    <w:p>
+      <w:pPr>
+        <w:pStyle w:val="ListParagraph"/>
+        <w:numPr>
+          <w:ilvl w:val="0"/>
+          <w:numId w:val="18"/>
+        </w:numPr>
+        <w:spacing w:after="80" w:line="290" w:lineRule="auto"/>
+      </w:pPr>
+      <w:r>
+        <w:t>Change the name, the phone or the organisation details as needed. The sign-in email cannot be changed. If it is wrong, add the client again with the right email and deactivate the old account.</w:t>
+      </w:r>
+    </w:p>
+    <w:p>
+      <w:pPr>
+        <w:pStyle w:val="ListParagraph"/>
+        <w:numPr>
+          <w:ilvl w:val="0"/>
+          <w:numId w:val="18"/>
+        </w:numPr>
+        <w:spacing w:after="80" w:line="290" w:lineRule="auto"/>
+      </w:pPr>
+      <w:r>
+        <w:rPr>
+          <w:b/>
+          <w:bCs/>
+        </w:rPr>
+        <w:t>Cases:</w:t>
+      </w:r>
+      <w:r>
+        <w:t xml:space="preserve"> </w:t>
+      </w:r>
+      <w:r>
+        <w:rPr>
+          <w:b/>
+          <w:bCs/>
+        </w:rPr>
+        <w:t>+ Link a case</w:t>
+      </w:r>
+      <w:r>
+        <w:t xml:space="preserve"> adds a case to their dashboard, and </w:t>
+      </w:r>
+      <w:r>
+        <w:rPr>
+          <w:b/>
+          <w:bCs/>
+        </w:rPr>
+        <w:t>Remove</w:t>
+      </w:r>
+      <w:r>
+        <w:t xml:space="preserve"> takes one off.</w:t>
+      </w:r>
+    </w:p>
+    <w:p>
+      <w:pPr>
+        <w:pStyle w:val="ListParagraph"/>
+        <w:numPr>
+          <w:ilvl w:val="0"/>
+          <w:numId w:val="18"/>
+        </w:numPr>
+        <w:spacing w:after="80" w:line="290" w:lineRule="auto"/>
+      </w:pPr>
+      <w:r>
+        <w:rPr>
+          <w:b/>
+          <w:bCs/>
+        </w:rPr>
+        <w:t>Account:</w:t>
+      </w:r>
+      <w:r>
+        <w:t xml:space="preserve"> </w:t>
+      </w:r>
+      <w:r>
+        <w:rPr>
+          <w:b/>
+          <w:bCs/>
+        </w:rPr>
+        <w:t>Deactivated</w:t>
+      </w:r>
+      <w:r>
+        <w:t xml:space="preserve"> stops them signing in and signs them out everywhere at once. Their cases and documents are kept. Set it back to </w:t>
+      </w:r>
+      <w:r>
+        <w:rPr>
+          <w:b/>
+          <w:bCs/>
+        </w:rPr>
+        <w:t>Active</w:t>
+      </w:r>
+      <w:r>
+        <w:t xml:space="preserve"> to let them in again.</w:t>
+      </w:r>
+    </w:p>
+    <w:p>
+      <w:pPr>
+        <w:pStyle w:val="ListParagraph"/>
+        <w:numPr>
+          <w:ilvl w:val="0"/>
+          <w:numId w:val="18"/>
+        </w:numPr>
+        <w:spacing w:after="80" w:line="290" w:lineRule="auto"/>
+      </w:pPr>
+      <w:r>
+        <w:t xml:space="preserve">Click </w:t>
+      </w:r>
+      <w:r>
+        <w:rPr>
+          <w:b/>
+          <w:bCs/>
+        </w:rPr>
+        <w:t>Save client</w:t>
+      </w:r>
+      <w:r>
+        <w:t>.</w:t>
+      </w:r>
+    </w:p>
+    <w:p>
+      <w:pPr>
+        <w:keepNext/>
+        <w:spacing w:before="120" w:after="60"/>
+        <w:jc w:val="center"/>
+      </w:pPr>
+      <w:r>
+        <w:rPr>
+          <w:noProof/>
+        </w:rPr>
+        <w:lastRenderedPageBreak/>
+        <w:drawing>
+          <wp:inline distT="0" distB="0" distL="0" distR="0" wp14:anchorId="10C39E34" wp14:editId="3B98EC76">
+            <wp:extent cx="4876800" cy="6372225"/>
+            <wp:effectExtent l="0" t="0" r="0" b="0"/>
+            <wp:docPr id="20" name="clients-edit" descr="Edit client: their cases, and whether the account is active." title="Edit client: their cases, and whether the account is active."/>
+            <wp:cNvGraphicFramePr>
+              <a:graphicFrameLocks xmlns:a="http://schemas.openxmlformats.org/drawingml/2006/main" noChangeAspect="1"/>
+            </wp:cNvGraphicFramePr>
+            <a:graphic xmlns:a="http://schemas.openxmlformats.org/drawingml/2006/main">
+              <a:graphicData uri="http://schemas.openxmlformats.org/drawingml/2006/picture">
+                <pic:pic xmlns:pic="http://schemas.openxmlformats.org/drawingml/2006/picture">
+                  <pic:nvPicPr>
+                    <pic:cNvPr id="0" name=""/>
+                    <pic:cNvPicPr>
+                      <a:picLocks noChangeAspect="1" noChangeArrowheads="1"/>
+                    </pic:cNvPicPr>
+                  </pic:nvPicPr>
+                  <pic:blipFill>
+                    <a:blip r:embed="rId26"/>
+                    <a:srcRect/>
+                    <a:stretch>
+                      <a:fillRect/>
+                    </a:stretch>
+                  </pic:blipFill>
+                  <pic:spPr bwMode="auto">
+                    <a:xfrm>
+                      <a:off x="0" y="0"/>
                       <a:ext cx="4876800" cy="6372225"/>
                     </a:xfrm>
                     <a:prstGeom prst="rect">
@@ -12949,7 +13107,7 @@
         <w:keepNext/>
         <w:keepLines/>
       </w:pPr>
-      <w:bookmarkStart w:id="32" w:name="_Toc241826023"/>
+      <w:bookmarkStart w:id="32" w:name="_Toc241829616"/>
       <w:r>
         <w:t>How to change someone's access, or remove them from the team</w:t>
       </w:r>
@@ -13074,7 +13232,7 @@
         <w:keepNext/>
         <w:keepLines/>
       </w:pPr>
-      <w:bookmarkStart w:id="33" w:name="_Toc241826024"/>
+      <w:bookmarkStart w:id="33" w:name="_Toc241829617"/>
       <w:r>
         <w:lastRenderedPageBreak/>
         <w:t>How to find something in this documentation</w:t>
@@ -13105,7 +13263,7 @@
         <w:keepNext/>
         <w:keepLines/>
       </w:pPr>
-      <w:bookmarkStart w:id="34" w:name="_Toc241826025"/>
+      <w:bookmarkStart w:id="34" w:name="_Toc241829618"/>
       <w:r>
         <w:t>How to edit this documentation</w:t>
       </w:r>
@@ -13333,7 +13491,7 @@
         <w:pStyle w:val="Heading1"/>
         <w:pageBreakBefore/>
       </w:pPr>
-      <w:bookmarkStart w:id="35" w:name="_Toc241826026"/>
+      <w:bookmarkStart w:id="35" w:name="_Toc241829619"/>
       <w:r>
         <w:lastRenderedPageBreak/>
         <w:t>8. Documents</w:t>
@@ -13346,7 +13504,7 @@
         <w:keepNext/>
         <w:keepLines/>
       </w:pPr>
-      <w:bookmarkStart w:id="36" w:name="_Toc241826027"/>
+      <w:bookmarkStart w:id="36" w:name="_Toc241829620"/>
       <w:r>
         <w:t>Folders</w:t>
       </w:r>
@@ -13357,7 +13515,7 @@
         <w:spacing w:after="140" w:line="300" w:lineRule="auto"/>
       </w:pPr>
       <w:r>
-        <w:t>Each case has two folders:</w:t>
+        <w:t>Every case has three folders:</w:t>
       </w:r>
     </w:p>
     <w:tbl>
@@ -13378,9 +13536,9 @@
         <w:tblLook w:val="04A0" w:firstRow="1" w:lastRow="0" w:firstColumn="1" w:lastColumn="0" w:noHBand="0" w:noVBand="1"/>
       </w:tblPr>
       <w:tblGrid>
-        <w:gridCol w:w="1001"/>
-        <w:gridCol w:w="2301"/>
-        <w:gridCol w:w="6004"/>
+        <w:gridCol w:w="1089"/>
+        <w:gridCol w:w="2277"/>
+        <w:gridCol w:w="5940"/>
       </w:tblGrid>
       <w:tr>
         <w:tblPrEx>
@@ -13394,7 +13552,7 @@
         </w:trPr>
         <w:tc>
           <w:tcPr>
-            <w:tcW w:w="1001" w:type="dxa"/>
+            <w:tcW w:w="1089" w:type="dxa"/>
             <w:tcBorders>
               <w:top w:val="single" w:sz="4" w:space="0" w:color="D5D9E0"/>
               <w:left w:val="single" w:sz="4" w:space="0" w:color="D5D9E0"/>
@@ -13425,7 +13583,7 @@
         </w:tc>
         <w:tc>
           <w:tcPr>
-            <w:tcW w:w="2301" w:type="dxa"/>
+            <w:tcW w:w="2277" w:type="dxa"/>
             <w:tcBorders>
               <w:top w:val="single" w:sz="4" w:space="0" w:color="D5D9E0"/>
               <w:left w:val="single" w:sz="4" w:space="0" w:color="D5D9E0"/>
@@ -13456,7 +13614,7 @@
         </w:tc>
         <w:tc>
           <w:tcPr>
-            <w:tcW w:w="6004" w:type="dxa"/>
+            <w:tcW w:w="5940" w:type="dxa"/>
             <w:tcBorders>
               <w:top w:val="single" w:sz="4" w:space="0" w:color="D5D9E0"/>
               <w:left w:val="single" w:sz="4" w:space="0" w:color="D5D9E0"/>
@@ -13495,7 +13653,7 @@
         </w:tblPrEx>
         <w:tc>
           <w:tcPr>
-            <w:tcW w:w="1001" w:type="dxa"/>
+            <w:tcW w:w="1089" w:type="dxa"/>
             <w:tcBorders>
               <w:top w:val="single" w:sz="4" w:space="0" w:color="D5D9E0"/>
               <w:left w:val="single" w:sz="4" w:space="0" w:color="D5D9E0"/>
@@ -13514,13 +13672,13 @@
               <w:spacing w:after="40" w:line="270" w:lineRule="auto"/>
             </w:pPr>
             <w:r>
-              <w:t>Case files</w:t>
+              <w:t>Internal</w:t>
             </w:r>
           </w:p>
         </w:tc>
         <w:tc>
           <w:tcPr>
-            <w:tcW w:w="2301" w:type="dxa"/>
+            <w:tcW w:w="2277" w:type="dxa"/>
             <w:tcBorders>
               <w:top w:val="single" w:sz="4" w:space="0" w:color="D5D9E0"/>
               <w:left w:val="single" w:sz="4" w:space="0" w:color="D5D9E0"/>
@@ -13539,13 +13697,13 @@
               <w:spacing w:after="40" w:line="270" w:lineRule="auto"/>
             </w:pPr>
             <w:r>
-              <w:t>The firm and the client</w:t>
+              <w:t>The firm only</w:t>
             </w:r>
           </w:p>
         </w:tc>
         <w:tc>
           <w:tcPr>
-            <w:tcW w:w="6004" w:type="dxa"/>
+            <w:tcW w:w="5940" w:type="dxa"/>
             <w:tcBorders>
               <w:top w:val="single" w:sz="4" w:space="0" w:color="D5D9E0"/>
               <w:left w:val="single" w:sz="4" w:space="0" w:color="D5D9E0"/>
@@ -13564,7 +13722,7 @@
               <w:spacing w:after="40" w:line="270" w:lineRule="auto"/>
             </w:pPr>
             <w:r>
-              <w:t>Court order PDFs (automatically), everything the client uploads, and whatever the firm shares with the client.</w:t>
+              <w:t>Working papers, notes and drafts the client must not see.</w:t>
             </w:r>
           </w:p>
         </w:tc>
@@ -13578,7 +13736,7 @@
         </w:tblPrEx>
         <w:tc>
           <w:tcPr>
-            <w:tcW w:w="1001" w:type="dxa"/>
+            <w:tcW w:w="1089" w:type="dxa"/>
             <w:tcBorders>
               <w:top w:val="single" w:sz="4" w:space="0" w:color="D5D9E0"/>
               <w:left w:val="single" w:sz="4" w:space="0" w:color="D5D9E0"/>
@@ -13597,13 +13755,13 @@
               <w:spacing w:after="40" w:line="270" w:lineRule="auto"/>
             </w:pPr>
             <w:r>
-              <w:t>Internal</w:t>
+              <w:t>From client</w:t>
             </w:r>
           </w:p>
         </w:tc>
         <w:tc>
           <w:tcPr>
-            <w:tcW w:w="2301" w:type="dxa"/>
+            <w:tcW w:w="2277" w:type="dxa"/>
             <w:tcBorders>
               <w:top w:val="single" w:sz="4" w:space="0" w:color="D5D9E0"/>
               <w:left w:val="single" w:sz="4" w:space="0" w:color="D5D9E0"/>
@@ -13622,13 +13780,13 @@
               <w:spacing w:after="40" w:line="270" w:lineRule="auto"/>
             </w:pPr>
             <w:r>
-              <w:t>The firm only</w:t>
+              <w:t>The firm and the client</w:t>
             </w:r>
           </w:p>
         </w:tc>
         <w:tc>
           <w:tcPr>
-            <w:tcW w:w="6004" w:type="dxa"/>
+            <w:tcW w:w="5940" w:type="dxa"/>
             <w:tcBorders>
               <w:top w:val="single" w:sz="4" w:space="0" w:color="D5D9E0"/>
               <w:left w:val="single" w:sz="4" w:space="0" w:color="D5D9E0"/>
@@ -13647,7 +13805,100 @@
               <w:spacing w:after="40" w:line="270" w:lineRule="auto"/>
             </w:pPr>
             <w:r>
-              <w:t>Working papers, notes and drafts the client must not see.</w:t>
+              <w:t xml:space="preserve">What the client uploads, and anything the firm shares with the client. The client sees it as </w:t>
+            </w:r>
+            <w:r>
+              <w:rPr>
+                <w:b/>
+                <w:bCs/>
+              </w:rPr>
+              <w:t>Client files</w:t>
+            </w:r>
+            <w:r>
+              <w:t>.</w:t>
+            </w:r>
+          </w:p>
+        </w:tc>
+      </w:tr>
+      <w:tr>
+        <w:tblPrEx>
+          <w:tblCellMar>
+            <w:top w:w="0" w:type="dxa"/>
+            <w:bottom w:w="0" w:type="dxa"/>
+          </w:tblCellMar>
+        </w:tblPrEx>
+        <w:tc>
+          <w:tcPr>
+            <w:tcW w:w="1089" w:type="dxa"/>
+            <w:tcBorders>
+              <w:top w:val="single" w:sz="4" w:space="0" w:color="D5D9E0"/>
+              <w:left w:val="single" w:sz="4" w:space="0" w:color="D5D9E0"/>
+              <w:bottom w:val="single" w:sz="4" w:space="0" w:color="D5D9E0"/>
+              <w:right w:val="single" w:sz="4" w:space="0" w:color="D5D9E0"/>
+            </w:tcBorders>
+            <w:tcMar>
+              <w:top w:w="80" w:type="dxa"/>
+              <w:left w:w="120" w:type="dxa"/>
+              <w:bottom w:w="80" w:type="dxa"/>
+              <w:right w:w="120" w:type="dxa"/>
+            </w:tcMar>
+          </w:tcPr>
+          <w:p>
+            <w:pPr>
+              <w:spacing w:after="40" w:line="270" w:lineRule="auto"/>
+            </w:pPr>
+            <w:r>
+              <w:t>From court</w:t>
+            </w:r>
+          </w:p>
+        </w:tc>
+        <w:tc>
+          <w:tcPr>
+            <w:tcW w:w="2277" w:type="dxa"/>
+            <w:tcBorders>
+              <w:top w:val="single" w:sz="4" w:space="0" w:color="D5D9E0"/>
+              <w:left w:val="single" w:sz="4" w:space="0" w:color="D5D9E0"/>
+              <w:bottom w:val="single" w:sz="4" w:space="0" w:color="D5D9E0"/>
+              <w:right w:val="single" w:sz="4" w:space="0" w:color="D5D9E0"/>
+            </w:tcBorders>
+            <w:tcMar>
+              <w:top w:w="80" w:type="dxa"/>
+              <w:left w:w="120" w:type="dxa"/>
+              <w:bottom w:w="80" w:type="dxa"/>
+              <w:right w:w="120" w:type="dxa"/>
+            </w:tcMar>
+          </w:tcPr>
+          <w:p>
+            <w:pPr>
+              <w:spacing w:after="40" w:line="270" w:lineRule="auto"/>
+            </w:pPr>
+            <w:r>
+              <w:t>The firm and the client</w:t>
+            </w:r>
+          </w:p>
+        </w:tc>
+        <w:tc>
+          <w:tcPr>
+            <w:tcW w:w="5940" w:type="dxa"/>
+            <w:tcBorders>
+              <w:top w:val="single" w:sz="4" w:space="0" w:color="D5D9E0"/>
+              <w:left w:val="single" w:sz="4" w:space="0" w:color="D5D9E0"/>
+              <w:bottom w:val="single" w:sz="4" w:space="0" w:color="D5D9E0"/>
+              <w:right w:val="single" w:sz="4" w:space="0" w:color="D5D9E0"/>
+            </w:tcBorders>
+            <w:tcMar>
+              <w:top w:w="80" w:type="dxa"/>
+              <w:left w:w="120" w:type="dxa"/>
+              <w:bottom w:w="80" w:type="dxa"/>
+              <w:right w:w="120" w:type="dxa"/>
+            </w:tcMar>
+          </w:tcPr>
+          <w:p>
+            <w:pPr>
+              <w:spacing w:after="40" w:line="270" w:lineRule="auto"/>
+            </w:pPr>
+            <w:r>
+              <w:t>Court order PDFs (saved automatically from the court's website) and papers as filed.</w:t>
             </w:r>
           </w:p>
         </w:tc>
@@ -13668,7 +13919,14 @@
         <w:spacing w:after="80" w:line="290" w:lineRule="auto"/>
       </w:pPr>
       <w:r>
-        <w:t>The firm can make its own folders inside either one (for example Pleadings, Evidence, Correspondence). A folder inside Case files is visible to the client; one inside Internal is not.</w:t>
+        <w:rPr>
+          <w:b/>
+          <w:bCs/>
+        </w:rPr>
+        <w:t>Internal</w:t>
+      </w:r>
+      <w:r>
+        <w:t xml:space="preserve"> at the top of Documents, beside the case folders, is for the whole firm: templates, precedents and forms. Clients never see it.</w:t>
       </w:r>
     </w:p>
     <w:p>
@@ -13681,37 +13939,7 @@
         <w:spacing w:after="80" w:line="290" w:lineRule="auto"/>
       </w:pPr>
       <w:r>
-        <w:t xml:space="preserve">Every file carries a tag showing where it came from: </w:t>
-      </w:r>
-      <w:r>
-        <w:rPr>
-          <w:b/>
-          <w:bCs/>
-        </w:rPr>
-        <w:t>From the court</w:t>
-      </w:r>
-      <w:r>
-        <w:t xml:space="preserve">, </w:t>
-      </w:r>
-      <w:r>
-        <w:rPr>
-          <w:b/>
-          <w:bCs/>
-        </w:rPr>
-        <w:t>From the client</w:t>
-      </w:r>
-      <w:r>
-        <w:t xml:space="preserve"> or </w:t>
-      </w:r>
-      <w:r>
-        <w:rPr>
-          <w:b/>
-          <w:bCs/>
-        </w:rPr>
-        <w:t>From the firm</w:t>
-      </w:r>
-      <w:r>
-        <w:t>.</w:t>
+        <w:t>The firm can make its own folders inside any of the three (for example Pleadings, Evidence, Certified copies). A folder is visible to the client unless it is inside Internal.</w:t>
       </w:r>
     </w:p>
     <w:p>
@@ -13724,15 +13952,61 @@
         <w:spacing w:after="80" w:line="290" w:lineRule="auto"/>
       </w:pPr>
       <w:r>
-        <w:rPr>
-          <w:b/>
-          <w:bCs/>
-        </w:rPr>
-        <w:t>Make internal / Share with client</w:t>
-      </w:r>
-      <w:r>
-        <w:t xml:space="preserve"> moves a file between the two sides. </w:t>
-      </w:r>
+        <w:t>Every upload asks which case and which folder. Uploading is done only in Documents or a case's Documents tab, never from an overview page. Clients upload into Client files.</w:t>
+      </w:r>
+    </w:p>
+    <w:p>
+      <w:pPr>
+        <w:pStyle w:val="ListParagraph"/>
+        <w:numPr>
+          <w:ilvl w:val="0"/>
+          <w:numId w:val="2"/>
+        </w:numPr>
+        <w:spacing w:after="80" w:line="290" w:lineRule="auto"/>
+      </w:pPr>
+      <w:r>
+        <w:t xml:space="preserve">Every file carries a tag showing where it came from: </w:t>
+      </w:r>
+      <w:r>
+        <w:rPr>
+          <w:b/>
+          <w:bCs/>
+        </w:rPr>
+        <w:t>Court website</w:t>
+      </w:r>
+      <w:r>
+        <w:t xml:space="preserve">, </w:t>
+      </w:r>
+      <w:r>
+        <w:rPr>
+          <w:b/>
+          <w:bCs/>
+        </w:rPr>
+        <w:t>Sent by the client</w:t>
+      </w:r>
+      <w:r>
+        <w:t xml:space="preserve"> or </w:t>
+      </w:r>
+      <w:r>
+        <w:rPr>
+          <w:b/>
+          <w:bCs/>
+        </w:rPr>
+        <w:t>Added by the firm</w:t>
+      </w:r>
+      <w:r>
+        <w:t>.</w:t>
+      </w:r>
+    </w:p>
+    <w:p>
+      <w:pPr>
+        <w:pStyle w:val="ListParagraph"/>
+        <w:numPr>
+          <w:ilvl w:val="0"/>
+          <w:numId w:val="2"/>
+        </w:numPr>
+        <w:spacing w:after="80" w:line="290" w:lineRule="auto"/>
+      </w:pPr>
       <w:r>
         <w:rPr>
           <w:b/>
@@ -13741,7 +14015,7 @@
         <w:t>Move to</w:t>
       </w:r>
       <w:r>
-        <w:t xml:space="preserve"> puts it into one of the firm's folders.</w:t>
+        <w:t xml:space="preserve"> puts a file into another folder, and it takes that folder's visibility.</w:t>
       </w:r>
     </w:p>
     <w:p>
@@ -13796,7 +14070,7 @@
         <w:keepNext/>
         <w:keepLines/>
       </w:pPr>
-      <w:bookmarkStart w:id="37" w:name="_Toc241826028"/>
+      <w:bookmarkStart w:id="37" w:name="_Toc241829621"/>
       <w:r>
         <w:t>Safety</w:t>
       </w:r>
@@ -13846,7 +14120,7 @@
         <w:pStyle w:val="Heading1"/>
         <w:pageBreakBefore/>
       </w:pPr>
-      <w:bookmarkStart w:id="38" w:name="_Toc241826029"/>
+      <w:bookmarkStart w:id="38" w:name="_Toc241829622"/>
       <w:r>
         <w:lastRenderedPageBreak/>
         <w:t>9. The lawyer workspace</w:t>
@@ -13918,7 +14192,7 @@
         <w:t>Documents:</w:t>
       </w:r>
       <w:r>
-        <w:t xml:space="preserve"> the folders of their cases, and the firm's Team shared folder.</w:t>
+        <w:t xml:space="preserve"> the folders of their cases (Internal, From client and From court in each), and the firm-wide Internal folder. Documents are uploaded here, and every upload asks which folder.</w:t>
       </w:r>
     </w:p>
     <w:p>
@@ -13963,7 +14237,7 @@
         <w:pStyle w:val="Heading1"/>
         <w:pageBreakBefore/>
       </w:pPr>
-      <w:bookmarkStart w:id="39" w:name="_Toc241826030"/>
+      <w:bookmarkStart w:id="39" w:name="_Toc241829623"/>
       <w:r>
         <w:lastRenderedPageBreak/>
         <w:t>10. The client dashboard</w:t>
@@ -14035,7 +14309,27 @@
         <w:t>Documents:</w:t>
       </w:r>
       <w:r>
-        <w:t xml:space="preserve"> a folder per case. Inside, Case files and any folders the firm made there. Clients upload into Case files.</w:t>
+        <w:t xml:space="preserve"> a folder per case. Inside, </w:t>
+      </w:r>
+      <w:r>
+        <w:rPr>
+          <w:b/>
+          <w:bCs/>
+        </w:rPr>
+        <w:t>From court</w:t>
+      </w:r>
+      <w:r>
+        <w:t xml:space="preserve"> (court orders and filed papers) and </w:t>
+      </w:r>
+      <w:r>
+        <w:rPr>
+          <w:b/>
+          <w:bCs/>
+        </w:rPr>
+        <w:t>Client files</w:t>
+      </w:r>
+      <w:r>
+        <w:t xml:space="preserve"> (what they send, and what the firm shares with them). Clients upload here, into Client files.</w:t>
       </w:r>
     </w:p>
     <w:p>
@@ -14064,7 +14358,7 @@
         <w:keepNext/>
         <w:keepLines/>
       </w:pPr>
-      <w:bookmarkStart w:id="40" w:name="_Toc241826031"/>
+      <w:bookmarkStart w:id="40" w:name="_Toc241829624"/>
       <w:r>
         <w:t>What a client cannot do</w:t>
       </w:r>
@@ -14123,7 +14417,7 @@
         <w:keepNext/>
         <w:keepLines/>
       </w:pPr>
-      <w:bookmarkStart w:id="41" w:name="_Toc241826032"/>
+      <w:bookmarkStart w:id="41" w:name="_Toc241829625"/>
       <w:r>
         <w:t>On phones</w:t>
       </w:r>
@@ -14142,7 +14436,7 @@
         <w:pStyle w:val="Heading1"/>
         <w:pageBreakBefore/>
       </w:pPr>
-      <w:bookmarkStart w:id="42" w:name="_Toc241826033"/>
+      <w:bookmarkStart w:id="42" w:name="_Toc241829626"/>
       <w:r>
         <w:lastRenderedPageBreak/>
         <w:t>11. Articles and AI</w:t>
@@ -14155,7 +14449,7 @@
         <w:keepNext/>
         <w:keepLines/>
       </w:pPr>
-      <w:bookmarkStart w:id="43" w:name="_Toc241826034"/>
+      <w:bookmarkStart w:id="43" w:name="_Toc241829627"/>
       <w:r>
         <w:t>Finding topics: trending leads</w:t>
       </w:r>
@@ -14175,7 +14469,7 @@
         <w:keepNext/>
         <w:keepLines/>
       </w:pPr>
-      <w:bookmarkStart w:id="44" w:name="_Toc241826035"/>
+      <w:bookmarkStart w:id="44" w:name="_Toc241829628"/>
       <w:r>
         <w:t>Drafts</w:t>
       </w:r>
@@ -14260,7 +14554,7 @@
         <w:keepNext/>
         <w:keepLines/>
       </w:pPr>
-      <w:bookmarkStart w:id="45" w:name="_Toc241826036"/>
+      <w:bookmarkStart w:id="45" w:name="_Toc241829629"/>
       <w:r>
         <w:t>Cover images</w:t>
       </w:r>
@@ -14363,7 +14657,7 @@
         <w:pStyle w:val="Heading1"/>
         <w:pageBreakBefore/>
       </w:pPr>
-      <w:bookmarkStart w:id="46" w:name="_Toc241826037"/>
+      <w:bookmarkStart w:id="46" w:name="_Toc241829630"/>
       <w:r>
         <w:lastRenderedPageBreak/>
         <w:t>12. Glossary</w:t>
@@ -14388,8 +14682,8 @@
         <w:tblLook w:val="04A0" w:firstRow="1" w:lastRow="0" w:firstColumn="1" w:lastColumn="0" w:noHBand="0" w:noVBand="1"/>
       </w:tblPr>
       <w:tblGrid>
-        <w:gridCol w:w="2413"/>
-        <w:gridCol w:w="6893"/>
+        <w:gridCol w:w="3429"/>
+        <w:gridCol w:w="5877"/>
       </w:tblGrid>
       <w:tr>
         <w:tblPrEx>
@@ -14403,7 +14697,7 @@
         </w:trPr>
         <w:tc>
           <w:tcPr>
-            <w:tcW w:w="2413" w:type="dxa"/>
+            <w:tcW w:w="3429" w:type="dxa"/>
             <w:tcBorders>
               <w:top w:val="single" w:sz="4" w:space="0" w:color="D5D9E0"/>
               <w:left w:val="single" w:sz="4" w:space="0" w:color="D5D9E0"/>
@@ -14434,7 +14728,7 @@
         </w:tc>
         <w:tc>
           <w:tcPr>
-            <w:tcW w:w="6893" w:type="dxa"/>
+            <w:tcW w:w="5877" w:type="dxa"/>
             <w:tcBorders>
               <w:top w:val="single" w:sz="4" w:space="0" w:color="D5D9E0"/>
               <w:left w:val="single" w:sz="4" w:space="0" w:color="D5D9E0"/>
@@ -14473,7 +14767,7 @@
         </w:tblPrEx>
         <w:tc>
           <w:tcPr>
-            <w:tcW w:w="2413" w:type="dxa"/>
+            <w:tcW w:w="3429" w:type="dxa"/>
             <w:tcBorders>
               <w:top w:val="single" w:sz="4" w:space="0" w:color="D5D9E0"/>
               <w:left w:val="single" w:sz="4" w:space="0" w:color="D5D9E0"/>
@@ -14498,7 +14792,7 @@
         </w:tc>
         <w:tc>
           <w:tcPr>
-            <w:tcW w:w="6893" w:type="dxa"/>
+            <w:tcW w:w="5877" w:type="dxa"/>
             <w:tcBorders>
               <w:top w:val="single" w:sz="4" w:space="0" w:color="D5D9E0"/>
               <w:left w:val="single" w:sz="4" w:space="0" w:color="D5D9E0"/>
@@ -14531,7 +14825,7 @@
         </w:tblPrEx>
         <w:tc>
           <w:tcPr>
-            <w:tcW w:w="2413" w:type="dxa"/>
+            <w:tcW w:w="3429" w:type="dxa"/>
             <w:tcBorders>
               <w:top w:val="single" w:sz="4" w:space="0" w:color="D5D9E0"/>
               <w:left w:val="single" w:sz="4" w:space="0" w:color="D5D9E0"/>
@@ -14556,7 +14850,7 @@
         </w:tc>
         <w:tc>
           <w:tcPr>
-            <w:tcW w:w="6893" w:type="dxa"/>
+            <w:tcW w:w="5877" w:type="dxa"/>
             <w:tcBorders>
               <w:top w:val="single" w:sz="4" w:space="0" w:color="D5D9E0"/>
               <w:left w:val="single" w:sz="4" w:space="0" w:color="D5D9E0"/>
@@ -14589,7 +14883,7 @@
         </w:tblPrEx>
         <w:tc>
           <w:tcPr>
-            <w:tcW w:w="2413" w:type="dxa"/>
+            <w:tcW w:w="3429" w:type="dxa"/>
             <w:tcBorders>
               <w:top w:val="single" w:sz="4" w:space="0" w:color="D5D9E0"/>
               <w:left w:val="single" w:sz="4" w:space="0" w:color="D5D9E0"/>
@@ -14608,13 +14902,13 @@
               <w:spacing w:after="40" w:line="270" w:lineRule="auto"/>
             </w:pPr>
             <w:r>
-              <w:t>Case files / Internal</w:t>
+              <w:t>Internal / From client / From court</w:t>
             </w:r>
           </w:p>
         </w:tc>
         <w:tc>
           <w:tcPr>
-            <w:tcW w:w="6893" w:type="dxa"/>
+            <w:tcW w:w="5877" w:type="dxa"/>
             <w:tcBorders>
               <w:top w:val="single" w:sz="4" w:space="0" w:color="D5D9E0"/>
               <w:left w:val="single" w:sz="4" w:space="0" w:color="D5D9E0"/>
@@ -14633,7 +14927,7 @@
               <w:spacing w:after="40" w:line="270" w:lineRule="auto"/>
             </w:pPr>
             <w:r>
-              <w:t>A case's two folders: shared with the client, and firm only.</w:t>
+              <w:t>A case's three folders: firm only; what the client sends and the firm shares; court orders and filed papers. The client sees the last two, From client as Client files.</w:t>
             </w:r>
           </w:p>
         </w:tc>
@@ -14647,7 +14941,7 @@
         </w:tblPrEx>
         <w:tc>
           <w:tcPr>
-            <w:tcW w:w="2413" w:type="dxa"/>
+            <w:tcW w:w="3429" w:type="dxa"/>
             <w:tcBorders>
               <w:top w:val="single" w:sz="4" w:space="0" w:color="D5D9E0"/>
               <w:left w:val="single" w:sz="4" w:space="0" w:color="D5D9E0"/>
@@ -14672,7 +14966,7 @@
         </w:tc>
         <w:tc>
           <w:tcPr>
-            <w:tcW w:w="6893" w:type="dxa"/>
+            <w:tcW w:w="5877" w:type="dxa"/>
             <w:tcBorders>
               <w:top w:val="single" w:sz="4" w:space="0" w:color="D5D9E0"/>
               <w:left w:val="single" w:sz="4" w:space="0" w:color="D5D9E0"/>
@@ -14705,7 +14999,7 @@
         </w:tblPrEx>
         <w:tc>
           <w:tcPr>
-            <w:tcW w:w="2413" w:type="dxa"/>
+            <w:tcW w:w="3429" w:type="dxa"/>
             <w:tcBorders>
               <w:top w:val="single" w:sz="4" w:space="0" w:color="D5D9E0"/>
               <w:left w:val="single" w:sz="4" w:space="0" w:color="D5D9E0"/>
@@ -14730,7 +15024,7 @@
         </w:tc>
         <w:tc>
           <w:tcPr>
-            <w:tcW w:w="6893" w:type="dxa"/>
+            <w:tcW w:w="5877" w:type="dxa"/>
             <w:tcBorders>
               <w:top w:val="single" w:sz="4" w:space="0" w:color="D5D9E0"/>
               <w:left w:val="single" w:sz="4" w:space="0" w:color="D5D9E0"/>
@@ -14763,7 +15057,7 @@
         </w:tblPrEx>
         <w:tc>
           <w:tcPr>
-            <w:tcW w:w="2413" w:type="dxa"/>
+            <w:tcW w:w="3429" w:type="dxa"/>
             <w:tcBorders>
               <w:top w:val="single" w:sz="4" w:space="0" w:color="D5D9E0"/>
               <w:left w:val="single" w:sz="4" w:space="0" w:color="D5D9E0"/>
@@ -14788,7 +15082,7 @@
         </w:tc>
         <w:tc>
           <w:tcPr>
-            <w:tcW w:w="6893" w:type="dxa"/>
+            <w:tcW w:w="5877" w:type="dxa"/>
             <w:tcBorders>
               <w:top w:val="single" w:sz="4" w:space="0" w:color="D5D9E0"/>
               <w:left w:val="single" w:sz="4" w:space="0" w:color="D5D9E0"/>
@@ -14821,7 +15115,7 @@
         </w:tblPrEx>
         <w:tc>
           <w:tcPr>
-            <w:tcW w:w="2413" w:type="dxa"/>
+            <w:tcW w:w="3429" w:type="dxa"/>
             <w:tcBorders>
               <w:top w:val="single" w:sz="4" w:space="0" w:color="D5D9E0"/>
               <w:left w:val="single" w:sz="4" w:space="0" w:color="D5D9E0"/>
@@ -14846,7 +15140,7 @@
         </w:tc>
         <w:tc>
           <w:tcPr>
-            <w:tcW w:w="6893" w:type="dxa"/>
+            <w:tcW w:w="5877" w:type="dxa"/>
             <w:tcBorders>
               <w:top w:val="single" w:sz="4" w:space="0" w:color="D5D9E0"/>
               <w:left w:val="single" w:sz="4" w:space="0" w:color="D5D9E0"/>
@@ -14879,7 +15173,7 @@
         </w:tblPrEx>
         <w:tc>
           <w:tcPr>
-            <w:tcW w:w="2413" w:type="dxa"/>
+            <w:tcW w:w="3429" w:type="dxa"/>
             <w:tcBorders>
               <w:top w:val="single" w:sz="4" w:space="0" w:color="D5D9E0"/>
               <w:left w:val="single" w:sz="4" w:space="0" w:color="D5D9E0"/>
@@ -14904,7 +15198,7 @@
         </w:tc>
         <w:tc>
           <w:tcPr>
-            <w:tcW w:w="6893" w:type="dxa"/>
+            <w:tcW w:w="5877" w:type="dxa"/>
             <w:tcBorders>
               <w:top w:val="single" w:sz="4" w:space="0" w:color="D5D9E0"/>
               <w:left w:val="single" w:sz="4" w:space="0" w:color="D5D9E0"/>
@@ -14937,7 +15231,7 @@
         </w:tblPrEx>
         <w:tc>
           <w:tcPr>
-            <w:tcW w:w="2413" w:type="dxa"/>
+            <w:tcW w:w="3429" w:type="dxa"/>
             <w:tcBorders>
               <w:top w:val="single" w:sz="4" w:space="0" w:color="D5D9E0"/>
               <w:left w:val="single" w:sz="4" w:space="0" w:color="D5D9E0"/>
@@ -14962,7 +15256,7 @@
         </w:tc>
         <w:tc>
           <w:tcPr>
-            <w:tcW w:w="6893" w:type="dxa"/>
+            <w:tcW w:w="5877" w:type="dxa"/>
             <w:tcBorders>
               <w:top w:val="single" w:sz="4" w:space="0" w:color="D5D9E0"/>
               <w:left w:val="single" w:sz="4" w:space="0" w:color="D5D9E0"/>
@@ -14995,7 +15289,7 @@
         </w:tblPrEx>
         <w:tc>
           <w:tcPr>
-            <w:tcW w:w="2413" w:type="dxa"/>
+            <w:tcW w:w="3429" w:type="dxa"/>
             <w:tcBorders>
               <w:top w:val="single" w:sz="4" w:space="0" w:color="D5D9E0"/>
               <w:left w:val="single" w:sz="4" w:space="0" w:color="D5D9E0"/>
@@ -15020,7 +15314,7 @@
         </w:tc>
         <w:tc>
           <w:tcPr>
-            <w:tcW w:w="6893" w:type="dxa"/>
+            <w:tcW w:w="5877" w:type="dxa"/>
             <w:tcBorders>
               <w:top w:val="single" w:sz="4" w:space="0" w:color="D5D9E0"/>
               <w:left w:val="single" w:sz="4" w:space="0" w:color="D5D9E0"/>
@@ -15051,8 +15345,8 @@
       </w:pPr>
     </w:p>
     <w:sectPr>
-      <w:headerReference w:type="default" r:id="rId26"/>
-      <w:footerReference w:type="default" r:id="rId27"/>
+      <w:headerReference w:type="default" r:id="rId27"/>
+      <w:footerReference w:type="default" r:id="rId28"/>
       <w:pgSz w:w="11906" w:h="16838"/>
       <w:pgMar w:top="1300" w:right="1300" w:bottom="1300" w:left="1300" w:header="708" w:footer="708" w:gutter="0"/>
       <w:cols w:space="720"/>
@@ -15180,10 +15474,10 @@
 <file path=word/numbering.xml><?xml version="1.0" encoding="utf-8"?>
 <w:numbering xmlns:wpc="http://schemas.microsoft.com/office/word/2010/wordprocessingCanvas" xmlns:cx="http://schemas.microsoft.com/office/drawing/2014/chartex" xmlns:cx1="http://schemas.microsoft.com/office/drawing/2015/9/8/chartex" xmlns:cx2="http://schemas.microsoft.com/office/drawing/2015/10/21/chartex" xmlns:cx3="http://schemas.microsoft.com/office/drawing/2016/5/9/chartex" xmlns:cx4="http://schemas.microsoft.com/office/drawing/2016/5/10/chartex" xmlns:cx5="http://schemas.microsoft.com/office/drawing/2016/5/11/chartex" xmlns:cx6="http://schemas.microsoft.com/office/drawing/2016/5/12/chartex" xmlns:cx7="http://schemas.microsoft.com/office/drawing/2016/5/13/chartex" xmlns:cx8="http://schemas.microsoft.com/office/drawing/2016/5/14/chartex" xmlns:mc="http://schemas.openxmlformats.org/markup-compatibility/2006" xmlns:aink="http://schemas.microsoft.com/office/drawing/2016/ink" xmlns:am3d="http://schemas.microsoft.com/office/drawing/2017/model3d" xmlns:o="urn:schemas-microsoft-com:office:office" xmlns:oel="http://schemas.microsoft.com/office/2019/extlst" xmlns:r="http://schemas.openxmlformats.org/officeDocument/2006/relationships" xmlns:m="http://schemas.openxmlformats.org/officeDocument/2006/math" xmlns:v="urn:schemas-microsoft-com:vml" xmlns:wp14="http://schemas.microsoft.com/office/word/2010/wordprocessingDrawing" xmlns:wp="http://schemas.openxmlformats.org/drawingml/2006/wordprocessingDrawing" xmlns:w10="urn:schemas-microsoft-com:office:word" xmlns:w="http://schemas.openxmlformats.org/wordprocessingml/2006/main" xmlns:w14="http://schemas.microsoft.com/office/word/2010/wordml" xmlns:w15="http://schemas.microsoft.com/office/word/2012/wordml" xmlns:w16cex="http://schemas.microsoft.com/office/word/2018/wordml/cex" xmlns:w16cid="http://schemas.microsoft.com/office/word/2016/wordml/cid" xmlns:w16="http://schemas.microsoft.com/office/word/2018/wordml" xmlns:w16du="http://schemas.microsoft.com/office/word/2023/wordml/word16du" xmlns:w16sdtdh="http://schemas.microsoft.com/office/word/2020/wordml/sdtdatahash" xmlns:w16sdtfl="http://schemas.microsoft.com/office/word/2024/wordml/sdtformatlock" xmlns:w16se="http://schemas.microsoft.com/office/word/2015/wordml/symex" xmlns:wpg="http://schemas.microsoft.com/office/word/2010/wordprocessingGroup" xmlns:wpi="http://schemas.microsoft.com/office/word/2010/wordprocessingInk" xmlns:wne="http://schemas.microsoft.com/office/word/2006/wordml" xmlns:wps="http://schemas.microsoft.com/office/word/2010/wordprocessingShape" mc:Ignorable="w14 w15 w16se w16cid w16 w16cex w16sdtdh w16sdtfl w16du wp14">
   <w:abstractNum w:abstractNumId="0" w15:restartNumberingAfterBreak="0">
-    <w:nsid w:val="00CA6613"/>
+    <w:nsid w:val="014C6E29"/>
     <w:multiLevelType w:val="hybridMultilevel"/>
-    <w:tmpl w:val="8AE27880"/>
-    <w:lvl w:ilvl="0" w:tplc="4146788E">
+    <w:tmpl w:val="D4960696"/>
+    <w:lvl w:ilvl="0" w:tplc="2B5856CE">
       <w:start w:val="1"/>
       <w:numFmt w:val="decimal"/>
       <w:lvlText w:val="%1."/>
@@ -15192,52 +15486,52 @@
         <w:ind w:left="540" w:hanging="300"/>
       </w:pPr>
     </w:lvl>
-    <w:lvl w:ilvl="1" w:tplc="6934494A">
+    <w:lvl w:ilvl="1" w:tplc="8A42A346">
       <w:numFmt w:val="decimal"/>
       <w:lvlText w:val=""/>
       <w:lvlJc w:val="left"/>
     </w:lvl>
-    <w:lvl w:ilvl="2" w:tplc="FC78260C">
+    <w:lvl w:ilvl="2" w:tplc="38AC6C34">
       <w:numFmt w:val="decimal"/>
       <w:lvlText w:val=""/>
       <w:lvlJc w:val="left"/>
     </w:lvl>
-    <w:lvl w:ilvl="3" w:tplc="0476982C">
+    <w:lvl w:ilvl="3" w:tplc="840E9FA8">
       <w:numFmt w:val="decimal"/>
       <w:lvlText w:val=""/>
       <w:lvlJc w:val="left"/>
     </w:lvl>
-    <w:lvl w:ilvl="4" w:tplc="5034724C">
+    <w:lvl w:ilvl="4" w:tplc="69961606">
       <w:numFmt w:val="decimal"/>
       <w:lvlText w:val=""/>
       <w:lvlJc w:val="left"/>
     </w:lvl>
-    <w:lvl w:ilvl="5" w:tplc="3CF4E38E">
+    <w:lvl w:ilvl="5" w:tplc="4DAC1FA8">
       <w:numFmt w:val="decimal"/>
       <w:lvlText w:val=""/>
       <w:lvlJc w:val="left"/>
     </w:lvl>
-    <w:lvl w:ilvl="6" w:tplc="45681E34">
+    <w:lvl w:ilvl="6" w:tplc="D1CC16B2">
       <w:numFmt w:val="decimal"/>
       <w:lvlText w:val=""/>
       <w:lvlJc w:val="left"/>
     </w:lvl>
-    <w:lvl w:ilvl="7" w:tplc="1006F73E">
+    <w:lvl w:ilvl="7" w:tplc="33C69AF8">
       <w:numFmt w:val="decimal"/>
       <w:lvlText w:val=""/>
       <w:lvlJc w:val="left"/>
     </w:lvl>
-    <w:lvl w:ilvl="8" w:tplc="B39631C8">
+    <w:lvl w:ilvl="8" w:tplc="8EBC5D30">
       <w:numFmt w:val="decimal"/>
       <w:lvlText w:val=""/>
       <w:lvlJc w:val="left"/>
     </w:lvl>
   </w:abstractNum>
   <w:abstractNum w:abstractNumId="1" w15:restartNumberingAfterBreak="0">
-    <w:nsid w:val="027A4287"/>
+    <w:nsid w:val="12DC2C26"/>
     <w:multiLevelType w:val="hybridMultilevel"/>
-    <w:tmpl w:val="06C61A98"/>
-    <w:lvl w:ilvl="0" w:tplc="992CAFDA">
+    <w:tmpl w:val="E97E1E68"/>
+    <w:lvl w:ilvl="0" w:tplc="CF72F15E">
       <w:start w:val="1"/>
       <w:numFmt w:val="decimal"/>
       <w:lvlText w:val="%1."/>
@@ -15246,52 +15540,52 @@
         <w:ind w:left="540" w:hanging="300"/>
       </w:pPr>
     </w:lvl>
-    <w:lvl w:ilvl="1" w:tplc="AC387DFE">
+    <w:lvl w:ilvl="1" w:tplc="68285614">
       <w:numFmt w:val="decimal"/>
       <w:lvlText w:val=""/>
       <w:lvlJc w:val="left"/>
     </w:lvl>
-    <w:lvl w:ilvl="2" w:tplc="17A2EF02">
+    <w:lvl w:ilvl="2" w:tplc="957AF990">
       <w:numFmt w:val="decimal"/>
       <w:lvlText w:val=""/>
       <w:lvlJc w:val="left"/>
     </w:lvl>
-    <w:lvl w:ilvl="3" w:tplc="B0DC800C">
+    <w:lvl w:ilvl="3" w:tplc="C6C61F58">
       <w:numFmt w:val="decimal"/>
       <w:lvlText w:val=""/>
       <w:lvlJc w:val="left"/>
     </w:lvl>
-    <w:lvl w:ilvl="4" w:tplc="EAD692D8">
+    <w:lvl w:ilvl="4" w:tplc="EAFEAE0C">
       <w:numFmt w:val="decimal"/>
       <w:lvlText w:val=""/>
       <w:lvlJc w:val="left"/>
     </w:lvl>
-    <w:lvl w:ilvl="5" w:tplc="EEFA9DFA">
+    <w:lvl w:ilvl="5" w:tplc="ABB25B5A">
       <w:numFmt w:val="decimal"/>
       <w:lvlText w:val=""/>
       <w:lvlJc w:val="left"/>
     </w:lvl>
-    <w:lvl w:ilvl="6" w:tplc="FB06C0C8">
+    <w:lvl w:ilvl="6" w:tplc="081EBD08">
       <w:numFmt w:val="decimal"/>
       <w:lvlText w:val=""/>
       <w:lvlJc w:val="left"/>
     </w:lvl>
-    <w:lvl w:ilvl="7" w:tplc="3E9EB418">
+    <w:lvl w:ilvl="7" w:tplc="951019A8">
       <w:numFmt w:val="decimal"/>
       <w:lvlText w:val=""/>
       <w:lvlJc w:val="left"/>
     </w:lvl>
-    <w:lvl w:ilvl="8" w:tplc="7102DF44">
+    <w:lvl w:ilvl="8" w:tplc="87DEC674">
       <w:numFmt w:val="decimal"/>
       <w:lvlText w:val=""/>
       <w:lvlJc w:val="left"/>
     </w:lvl>
   </w:abstractNum>
   <w:abstractNum w:abstractNumId="2" w15:restartNumberingAfterBreak="0">
-    <w:nsid w:val="0A6A3FE0"/>
+    <w:nsid w:val="157C6654"/>
     <w:multiLevelType w:val="hybridMultilevel"/>
-    <w:tmpl w:val="664845A0"/>
-    <w:lvl w:ilvl="0" w:tplc="6EA65FD0">
+    <w:tmpl w:val="D69CBD22"/>
+    <w:lvl w:ilvl="0" w:tplc="64707E36">
       <w:start w:val="1"/>
       <w:numFmt w:val="decimal"/>
       <w:lvlText w:val="%1."/>
@@ -15300,52 +15594,52 @@
         <w:ind w:left="540" w:hanging="300"/>
       </w:pPr>
     </w:lvl>
-    <w:lvl w:ilvl="1" w:tplc="0ED8C294">
+    <w:lvl w:ilvl="1" w:tplc="4D5C2742">
       <w:numFmt w:val="decimal"/>
       <w:lvlText w:val=""/>
       <w:lvlJc w:val="left"/>
     </w:lvl>
-    <w:lvl w:ilvl="2" w:tplc="24C268D0">
+    <w:lvl w:ilvl="2" w:tplc="785498DA">
       <w:numFmt w:val="decimal"/>
       <w:lvlText w:val=""/>
       <w:lvlJc w:val="left"/>
     </w:lvl>
-    <w:lvl w:ilvl="3" w:tplc="6F2C6EFE">
+    <w:lvl w:ilvl="3" w:tplc="722C5D34">
       <w:numFmt w:val="decimal"/>
       <w:lvlText w:val=""/>
       <w:lvlJc w:val="left"/>
     </w:lvl>
-    <w:lvl w:ilvl="4" w:tplc="7088B5EA">
+    <w:lvl w:ilvl="4" w:tplc="0B982728">
       <w:numFmt w:val="decimal"/>
       <w:lvlText w:val=""/>
       <w:lvlJc w:val="left"/>
     </w:lvl>
-    <w:lvl w:ilvl="5" w:tplc="5F223272">
+    <w:lvl w:ilvl="5" w:tplc="703E7BF2">
       <w:numFmt w:val="decimal"/>
       <w:lvlText w:val=""/>
       <w:lvlJc w:val="left"/>
     </w:lvl>
-    <w:lvl w:ilvl="6" w:tplc="C7861538">
+    <w:lvl w:ilvl="6" w:tplc="7214DAB2">
       <w:numFmt w:val="decimal"/>
       <w:lvlText w:val=""/>
       <w:lvlJc w:val="left"/>
     </w:lvl>
-    <w:lvl w:ilvl="7" w:tplc="4C92E64E">
+    <w:lvl w:ilvl="7" w:tplc="6304EE60">
       <w:numFmt w:val="decimal"/>
       <w:lvlText w:val=""/>
       <w:lvlJc w:val="left"/>
     </w:lvl>
-    <w:lvl w:ilvl="8" w:tplc="C74C246C">
+    <w:lvl w:ilvl="8" w:tplc="67103F28">
       <w:numFmt w:val="decimal"/>
       <w:lvlText w:val=""/>
       <w:lvlJc w:val="left"/>
     </w:lvl>
   </w:abstractNum>
   <w:abstractNum w:abstractNumId="3" w15:restartNumberingAfterBreak="0">
-    <w:nsid w:val="0EE9320A"/>
+    <w:nsid w:val="1A682B72"/>
     <w:multiLevelType w:val="hybridMultilevel"/>
-    <w:tmpl w:val="CF5C94EA"/>
-    <w:lvl w:ilvl="0" w:tplc="595A4964">
+    <w:tmpl w:val="F3CEBC80"/>
+    <w:lvl w:ilvl="0" w:tplc="352065A4">
       <w:start w:val="1"/>
       <w:numFmt w:val="decimal"/>
       <w:lvlText w:val="%1."/>
@@ -15354,52 +15648,52 @@
         <w:ind w:left="540" w:hanging="300"/>
       </w:pPr>
     </w:lvl>
-    <w:lvl w:ilvl="1" w:tplc="FDF07B8E">
+    <w:lvl w:ilvl="1" w:tplc="B5A89272">
       <w:numFmt w:val="decimal"/>
       <w:lvlText w:val=""/>
       <w:lvlJc w:val="left"/>
     </w:lvl>
-    <w:lvl w:ilvl="2" w:tplc="5AE0B0EC">
+    <w:lvl w:ilvl="2" w:tplc="BC827962">
       <w:numFmt w:val="decimal"/>
       <w:lvlText w:val=""/>
       <w:lvlJc w:val="left"/>
     </w:lvl>
-    <w:lvl w:ilvl="3" w:tplc="E61EC0AA">
+    <w:lvl w:ilvl="3" w:tplc="030C530C">
       <w:numFmt w:val="decimal"/>
       <w:lvlText w:val=""/>
       <w:lvlJc w:val="left"/>
     </w:lvl>
-    <w:lvl w:ilvl="4" w:tplc="E410F552">
+    <w:lvl w:ilvl="4" w:tplc="51EEAEAE">
       <w:numFmt w:val="decimal"/>
       <w:lvlText w:val=""/>
       <w:lvlJc w:val="left"/>
     </w:lvl>
-    <w:lvl w:ilvl="5" w:tplc="000AF1BA">
+    <w:lvl w:ilvl="5" w:tplc="BE02EBF4">
       <w:numFmt w:val="decimal"/>
       <w:lvlText w:val=""/>
       <w:lvlJc w:val="left"/>
     </w:lvl>
-    <w:lvl w:ilvl="6" w:tplc="244E0FD0">
+    <w:lvl w:ilvl="6" w:tplc="78D627F4">
       <w:numFmt w:val="decimal"/>
       <w:lvlText w:val=""/>
       <w:lvlJc w:val="left"/>
     </w:lvl>
-    <w:lvl w:ilvl="7" w:tplc="177EAF32">
+    <w:lvl w:ilvl="7" w:tplc="42A8B1F6">
       <w:numFmt w:val="decimal"/>
       <w:lvlText w:val=""/>
       <w:lvlJc w:val="left"/>
     </w:lvl>
-    <w:lvl w:ilvl="8" w:tplc="7E4463B6">
+    <w:lvl w:ilvl="8" w:tplc="CF6612D6">
       <w:numFmt w:val="decimal"/>
       <w:lvlText w:val=""/>
       <w:lvlJc w:val="left"/>
     </w:lvl>
   </w:abstractNum>
   <w:abstractNum w:abstractNumId="4" w15:restartNumberingAfterBreak="0">
-    <w:nsid w:val="12A2753F"/>
+    <w:nsid w:val="1C1A4C6F"/>
     <w:multiLevelType w:val="hybridMultilevel"/>
-    <w:tmpl w:val="94749E8E"/>
-    <w:lvl w:ilvl="0" w:tplc="30C69592">
+    <w:tmpl w:val="2786C25C"/>
+    <w:lvl w:ilvl="0" w:tplc="B7E69C00">
       <w:start w:val="1"/>
       <w:numFmt w:val="decimal"/>
       <w:lvlText w:val="%1."/>
@@ -15408,52 +15702,52 @@
         <w:ind w:left="540" w:hanging="300"/>
       </w:pPr>
     </w:lvl>
-    <w:lvl w:ilvl="1" w:tplc="B0C89ED2">
+    <w:lvl w:ilvl="1" w:tplc="1F348888">
       <w:numFmt w:val="decimal"/>
       <w:lvlText w:val=""/>
       <w:lvlJc w:val="left"/>
     </w:lvl>
-    <w:lvl w:ilvl="2" w:tplc="8A52FD8A">
+    <w:lvl w:ilvl="2" w:tplc="475C0AEE">
       <w:numFmt w:val="decimal"/>
       <w:lvlText w:val=""/>
       <w:lvlJc w:val="left"/>
     </w:lvl>
-    <w:lvl w:ilvl="3" w:tplc="1C02E3BC">
+    <w:lvl w:ilvl="3" w:tplc="C0B4316E">
       <w:numFmt w:val="decimal"/>
       <w:lvlText w:val=""/>
       <w:lvlJc w:val="left"/>
     </w:lvl>
-    <w:lvl w:ilvl="4" w:tplc="4000B86A">
+    <w:lvl w:ilvl="4" w:tplc="C700D508">
       <w:numFmt w:val="decimal"/>
       <w:lvlText w:val=""/>
       <w:lvlJc w:val="left"/>
     </w:lvl>
-    <w:lvl w:ilvl="5" w:tplc="5084444C">
+    <w:lvl w:ilvl="5" w:tplc="0DE46432">
       <w:numFmt w:val="decimal"/>
       <w:lvlText w:val=""/>
       <w:lvlJc w:val="left"/>
     </w:lvl>
-    <w:lvl w:ilvl="6" w:tplc="A9B2A470">
+    <w:lvl w:ilvl="6" w:tplc="39A87370">
       <w:numFmt w:val="decimal"/>
       <w:lvlText w:val=""/>
       <w:lvlJc w:val="left"/>
     </w:lvl>
-    <w:lvl w:ilvl="7" w:tplc="087E0FE0">
+    <w:lvl w:ilvl="7" w:tplc="345E89DA">
       <w:numFmt w:val="decimal"/>
       <w:lvlText w:val=""/>
       <w:lvlJc w:val="left"/>
     </w:lvl>
-    <w:lvl w:ilvl="8" w:tplc="89AE474A">
+    <w:lvl w:ilvl="8" w:tplc="050030B2">
       <w:numFmt w:val="decimal"/>
       <w:lvlText w:val=""/>
       <w:lvlJc w:val="left"/>
     </w:lvl>
   </w:abstractNum>
   <w:abstractNum w:abstractNumId="5" w15:restartNumberingAfterBreak="0">
-    <w:nsid w:val="174F55A6"/>
+    <w:nsid w:val="25A735F6"/>
     <w:multiLevelType w:val="hybridMultilevel"/>
-    <w:tmpl w:val="050AB31C"/>
-    <w:lvl w:ilvl="0" w:tplc="A9FCA2D2">
+    <w:tmpl w:val="DE2E0EEE"/>
+    <w:lvl w:ilvl="0" w:tplc="477CE7E4">
       <w:start w:val="1"/>
       <w:numFmt w:val="decimal"/>
       <w:lvlText w:val="%1."/>
@@ -15462,52 +15756,52 @@
         <w:ind w:left="540" w:hanging="300"/>
       </w:pPr>
     </w:lvl>
-    <w:lvl w:ilvl="1" w:tplc="E3A0FF78">
+    <w:lvl w:ilvl="1" w:tplc="9214B7DE">
       <w:numFmt w:val="decimal"/>
       <w:lvlText w:val=""/>
       <w:lvlJc w:val="left"/>
     </w:lvl>
-    <w:lvl w:ilvl="2" w:tplc="3118D896">
+    <w:lvl w:ilvl="2" w:tplc="3DE6FC18">
       <w:numFmt w:val="decimal"/>
       <w:lvlText w:val=""/>
       <w:lvlJc w:val="left"/>
     </w:lvl>
-    <w:lvl w:ilvl="3" w:tplc="93F4999C">
+    <w:lvl w:ilvl="3" w:tplc="AD96C588">
       <w:numFmt w:val="decimal"/>
       <w:lvlText w:val=""/>
       <w:lvlJc w:val="left"/>
     </w:lvl>
-    <w:lvl w:ilvl="4" w:tplc="869EF188">
+    <w:lvl w:ilvl="4" w:tplc="AA96DA32">
       <w:numFmt w:val="decimal"/>
       <w:lvlText w:val=""/>
       <w:lvlJc w:val="left"/>
     </w:lvl>
-    <w:lvl w:ilvl="5" w:tplc="A73ADDF2">
+    <w:lvl w:ilvl="5" w:tplc="5FE0806C">
       <w:numFmt w:val="decimal"/>
       <w:lvlText w:val=""/>
       <w:lvlJc w:val="left"/>
     </w:lvl>
-    <w:lvl w:ilvl="6" w:tplc="30B03D0E">
+    <w:lvl w:ilvl="6" w:tplc="53208098">
       <w:numFmt w:val="decimal"/>
       <w:lvlText w:val=""/>
       <w:lvlJc w:val="left"/>
     </w:lvl>
-    <w:lvl w:ilvl="7" w:tplc="9CE6992C">
+    <w:lvl w:ilvl="7" w:tplc="BE72CE70">
       <w:numFmt w:val="decimal"/>
       <w:lvlText w:val=""/>
       <w:lvlJc w:val="left"/>
     </w:lvl>
-    <w:lvl w:ilvl="8" w:tplc="A4D4DF0C">
+    <w:lvl w:ilvl="8" w:tplc="370AC2F4">
       <w:numFmt w:val="decimal"/>
       <w:lvlText w:val=""/>
       <w:lvlJc w:val="left"/>
     </w:lvl>
   </w:abstractNum>
   <w:abstractNum w:abstractNumId="6" w15:restartNumberingAfterBreak="0">
-    <w:nsid w:val="185E07E8"/>
+    <w:nsid w:val="380961BB"/>
     <w:multiLevelType w:val="hybridMultilevel"/>
-    <w:tmpl w:val="0E0650D6"/>
-    <w:lvl w:ilvl="0" w:tplc="9E40A934">
+    <w:tmpl w:val="401AA532"/>
+    <w:lvl w:ilvl="0" w:tplc="0AB4014C">
       <w:start w:val="1"/>
       <w:numFmt w:val="decimal"/>
       <w:lvlText w:val="%1."/>
@@ -15516,52 +15810,106 @@
         <w:ind w:left="540" w:hanging="300"/>
       </w:pPr>
     </w:lvl>
-    <w:lvl w:ilvl="1" w:tplc="C9183CDA">
+    <w:lvl w:ilvl="1" w:tplc="FD8EBA92">
       <w:numFmt w:val="decimal"/>
       <w:lvlText w:val=""/>
       <w:lvlJc w:val="left"/>
     </w:lvl>
-    <w:lvl w:ilvl="2" w:tplc="E6CA75EA">
+    <w:lvl w:ilvl="2" w:tplc="12EC6BD8">
       <w:numFmt w:val="decimal"/>
       <w:lvlText w:val=""/>
       <w:lvlJc w:val="left"/>
     </w:lvl>
-    <w:lvl w:ilvl="3" w:tplc="1A826060">
+    <w:lvl w:ilvl="3" w:tplc="B72E14AC">
       <w:numFmt w:val="decimal"/>
       <w:lvlText w:val=""/>
       <w:lvlJc w:val="left"/>
     </w:lvl>
-    <w:lvl w:ilvl="4" w:tplc="D27EC558">
+    <w:lvl w:ilvl="4" w:tplc="79C86FA4">
       <w:numFmt w:val="decimal"/>
       <w:lvlText w:val=""/>
       <w:lvlJc w:val="left"/>
     </w:lvl>
-    <w:lvl w:ilvl="5" w:tplc="77404082">
+    <w:lvl w:ilvl="5" w:tplc="87A073F4">
       <w:numFmt w:val="decimal"/>
       <w:lvlText w:val=""/>
       <w:lvlJc w:val="left"/>
     </w:lvl>
-    <w:lvl w:ilvl="6" w:tplc="136C73F6">
+    <w:lvl w:ilvl="6" w:tplc="FBF6B9DC">
       <w:numFmt w:val="decimal"/>
       <w:lvlText w:val=""/>
       <w:lvlJc w:val="left"/>
     </w:lvl>
-    <w:lvl w:ilvl="7" w:tplc="124EBBE2">
+    <w:lvl w:ilvl="7" w:tplc="DC9E5CDC">
       <w:numFmt w:val="decimal"/>
       <w:lvlText w:val=""/>
       <w:lvlJc w:val="left"/>
     </w:lvl>
-    <w:lvl w:ilvl="8" w:tplc="6156B122">
+    <w:lvl w:ilvl="8" w:tplc="C394B902">
       <w:numFmt w:val="decimal"/>
       <w:lvlText w:val=""/>
       <w:lvlJc w:val="left"/>
     </w:lvl>
   </w:abstractNum>
   <w:abstractNum w:abstractNumId="7" w15:restartNumberingAfterBreak="0">
-    <w:nsid w:val="213A6AF8"/>
+    <w:nsid w:val="3CB1205C"/>
     <w:multiLevelType w:val="hybridMultilevel"/>
-    <w:tmpl w:val="E07C9F52"/>
-    <w:lvl w:ilvl="0" w:tplc="8A1AAD9C">
+    <w:tmpl w:val="5A82B830"/>
+    <w:lvl w:ilvl="0" w:tplc="7DE4F5F6">
+      <w:start w:val="1"/>
+      <w:numFmt w:val="decimal"/>
+      <w:lvlText w:val="%1."/>
+      <w:lvlJc w:val="left"/>
+      <w:pPr>
+        <w:ind w:left="540" w:hanging="300"/>
+      </w:pPr>
+    </w:lvl>
+    <w:lvl w:ilvl="1" w:tplc="972A9CA8">
+      <w:numFmt w:val="decimal"/>
+      <w:lvlText w:val=""/>
+      <w:lvlJc w:val="left"/>
+    </w:lvl>
+    <w:lvl w:ilvl="2" w:tplc="5B2AB3B8">
+      <w:numFmt w:val="decimal"/>
+      <w:lvlText w:val=""/>
+      <w:lvlJc w:val="left"/>
+    </w:lvl>
+    <w:lvl w:ilvl="3" w:tplc="475016EE">
+      <w:numFmt w:val="decimal"/>
+      <w:lvlText w:val=""/>
+      <w:lvlJc w:val="left"/>
+    </w:lvl>
+    <w:lvl w:ilvl="4" w:tplc="00F4E808">
+      <w:numFmt w:val="decimal"/>
+      <w:lvlText w:val=""/>
+      <w:lvlJc w:val="left"/>
+    </w:lvl>
+    <w:lvl w:ilvl="5" w:tplc="302A40DC">
+      <w:numFmt w:val="decimal"/>
+      <w:lvlText w:val=""/>
+      <w:lvlJc w:val="left"/>
+    </w:lvl>
+    <w:lvl w:ilvl="6" w:tplc="B67EA944">
+      <w:numFmt w:val="decimal"/>
+      <w:lvlText w:val=""/>
+      <w:lvlJc w:val="left"/>
+    </w:lvl>
+    <w:lvl w:ilvl="7" w:tplc="4370A042">
+      <w:numFmt w:val="decimal"/>
+      <w:lvlText w:val=""/>
+      <w:lvlJc w:val="left"/>
+    </w:lvl>
+    <w:lvl w:ilvl="8" w:tplc="A532E002">
+      <w:numFmt w:val="decimal"/>
+      <w:lvlText w:val=""/>
+      <w:lvlJc w:val="left"/>
+    </w:lvl>
+  </w:abstractNum>
+  <w:abstractNum w:abstractNumId="8" w15:restartNumberingAfterBreak="0">
+    <w:nsid w:val="3E28506F"/>
+    <w:multiLevelType w:val="hybridMultilevel"/>
+    <w:tmpl w:val="E076B7D2"/>
+    <w:lvl w:ilvl="0" w:tplc="90CC5F8A">
       <w:start w:val="1"/>
       <w:numFmt w:val="bullet"/>
       <w:lvlText w:val="•"/>
@@ -15570,7 +15918,7 @@
         <w:ind w:left="540" w:hanging="300"/>
       </w:pPr>
     </w:lvl>
-    <w:lvl w:ilvl="1" w:tplc="C794022A">
+    <w:lvl w:ilvl="1" w:tplc="9F90BE02">
       <w:start w:val="1"/>
       <w:numFmt w:val="bullet"/>
       <w:lvlText w:val="–"/>
@@ -15579,47 +15927,47 @@
         <w:ind w:left="1000" w:hanging="300"/>
       </w:pPr>
     </w:lvl>
-    <w:lvl w:ilvl="2" w:tplc="63D68CB8">
+    <w:lvl w:ilvl="2" w:tplc="C988DD0E">
       <w:numFmt w:val="decimal"/>
       <w:lvlText w:val=""/>
       <w:lvlJc w:val="left"/>
     </w:lvl>
-    <w:lvl w:ilvl="3" w:tplc="166CB0B8">
+    <w:lvl w:ilvl="3" w:tplc="E26A7740">
       <w:numFmt w:val="decimal"/>
       <w:lvlText w:val=""/>
       <w:lvlJc w:val="left"/>
     </w:lvl>
-    <w:lvl w:ilvl="4" w:tplc="FA5C20BE">
+    <w:lvl w:ilvl="4" w:tplc="39420254">
       <w:numFmt w:val="decimal"/>
       <w:lvlText w:val=""/>
       <w:lvlJc w:val="left"/>
     </w:lvl>
-    <w:lvl w:ilvl="5" w:tplc="A15CB996">
+    <w:lvl w:ilvl="5" w:tplc="D1BCB0BA">
       <w:numFmt w:val="decimal"/>
       <w:lvlText w:val=""/>
       <w:lvlJc w:val="left"/>
     </w:lvl>
-    <w:lvl w:ilvl="6" w:tplc="2B98D870">
+    <w:lvl w:ilvl="6" w:tplc="50BA7D7A">
       <w:numFmt w:val="decimal"/>
       <w:lvlText w:val=""/>
       <w:lvlJc w:val="left"/>
     </w:lvl>
-    <w:lvl w:ilvl="7" w:tplc="F0F20686">
+    <w:lvl w:ilvl="7" w:tplc="176AB2A8">
       <w:numFmt w:val="decimal"/>
       <w:lvlText w:val=""/>
       <w:lvlJc w:val="left"/>
     </w:lvl>
-    <w:lvl w:ilvl="8" w:tplc="BB787544">
+    <w:lvl w:ilvl="8" w:tplc="48FEB9DC">
       <w:numFmt w:val="decimal"/>
       <w:lvlText w:val=""/>
       <w:lvlJc w:val="left"/>
     </w:lvl>
   </w:abstractNum>
-  <w:abstractNum w:abstractNumId="8" w15:restartNumberingAfterBreak="0">
-    <w:nsid w:val="224439B5"/>
+  <w:abstractNum w:abstractNumId="9" w15:restartNumberingAfterBreak="0">
+    <w:nsid w:val="487454BF"/>
     <w:multiLevelType w:val="hybridMultilevel"/>
-    <w:tmpl w:val="0B38BFA0"/>
-    <w:lvl w:ilvl="0" w:tplc="E960C320">
+    <w:tmpl w:val="CCCA04A8"/>
+    <w:lvl w:ilvl="0" w:tplc="2014FEA8">
       <w:start w:val="1"/>
       <w:numFmt w:val="decimal"/>
       <w:lvlText w:val="%1."/>
@@ -15628,52 +15976,52 @@
         <w:ind w:left="540" w:hanging="300"/>
       </w:pPr>
     </w:lvl>
-    <w:lvl w:ilvl="1" w:tplc="5A8AFA52">
+    <w:lvl w:ilvl="1" w:tplc="346C9A94">
       <w:numFmt w:val="decimal"/>
       <w:lvlText w:val=""/>
       <w:lvlJc w:val="left"/>
     </w:lvl>
-    <w:lvl w:ilvl="2" w:tplc="C2E68538">
+    <w:lvl w:ilvl="2" w:tplc="AD588D4A">
       <w:numFmt w:val="decimal"/>
       <w:lvlText w:val=""/>
       <w:lvlJc w:val="left"/>
     </w:lvl>
-    <w:lvl w:ilvl="3" w:tplc="37180E30">
+    <w:lvl w:ilvl="3" w:tplc="F9B891E2">
       <w:numFmt w:val="decimal"/>
       <w:lvlText w:val=""/>
       <w:lvlJc w:val="left"/>
     </w:lvl>
-    <w:lvl w:ilvl="4" w:tplc="9B3E1D14">
+    <w:lvl w:ilvl="4" w:tplc="1DA49ACA">
       <w:numFmt w:val="decimal"/>
       <w:lvlText w:val=""/>
       <w:lvlJc w:val="left"/>
     </w:lvl>
-    <w:lvl w:ilvl="5" w:tplc="E5963EA6">
+    <w:lvl w:ilvl="5" w:tplc="BB461986">
       <w:numFmt w:val="decimal"/>
       <w:lvlText w:val=""/>
       <w:lvlJc w:val="left"/>
     </w:lvl>
-    <w:lvl w:ilvl="6" w:tplc="CE1ED128">
+    <w:lvl w:ilvl="6" w:tplc="A8B6BAE0">
       <w:numFmt w:val="decimal"/>
       <w:lvlText w:val=""/>
       <w:lvlJc w:val="left"/>
     </w:lvl>
-    <w:lvl w:ilvl="7" w:tplc="A9E8AAE4">
+    <w:lvl w:ilvl="7" w:tplc="DD3033DA">
       <w:numFmt w:val="decimal"/>
       <w:lvlText w:val=""/>
       <w:lvlJc w:val="left"/>
     </w:lvl>
-    <w:lvl w:ilvl="8" w:tplc="8CA2AE82">
+    <w:lvl w:ilvl="8" w:tplc="8370FD32">
       <w:numFmt w:val="decimal"/>
       <w:lvlText w:val=""/>
       <w:lvlJc w:val="left"/>
     </w:lvl>
   </w:abstractNum>
-  <w:abstractNum w:abstractNumId="9" w15:restartNumberingAfterBreak="0">
-    <w:nsid w:val="2B26172A"/>
+  <w:abstractNum w:abstractNumId="10" w15:restartNumberingAfterBreak="0">
+    <w:nsid w:val="54F037D0"/>
     <w:multiLevelType w:val="hybridMultilevel"/>
-    <w:tmpl w:val="D7D81F9E"/>
-    <w:lvl w:ilvl="0" w:tplc="36909A72">
+    <w:tmpl w:val="D3504424"/>
+    <w:lvl w:ilvl="0" w:tplc="A96280F4">
       <w:start w:val="1"/>
       <w:numFmt w:val="decimal"/>
       <w:lvlText w:val="%1."/>
@@ -15682,52 +16030,52 @@
         <w:ind w:left="540" w:hanging="300"/>
       </w:pPr>
     </w:lvl>
-    <w:lvl w:ilvl="1" w:tplc="A462D1E6">
+    <w:lvl w:ilvl="1" w:tplc="8DBE1E26">
       <w:numFmt w:val="decimal"/>
       <w:lvlText w:val=""/>
       <w:lvlJc w:val="left"/>
     </w:lvl>
-    <w:lvl w:ilvl="2" w:tplc="1CF42FC6">
+    <w:lvl w:ilvl="2" w:tplc="DB7CE436">
       <w:numFmt w:val="decimal"/>
       <w:lvlText w:val=""/>
       <w:lvlJc w:val="left"/>
     </w:lvl>
-    <w:lvl w:ilvl="3" w:tplc="48A68206">
+    <w:lvl w:ilvl="3" w:tplc="7644B1E2">
       <w:numFmt w:val="decimal"/>
       <w:lvlText w:val=""/>
       <w:lvlJc w:val="left"/>
     </w:lvl>
-    <w:lvl w:ilvl="4" w:tplc="7DB4C766">
+    <w:lvl w:ilvl="4" w:tplc="CF84939A">
       <w:numFmt w:val="decimal"/>
       <w:lvlText w:val=""/>
       <w:lvlJc w:val="left"/>
     </w:lvl>
-    <w:lvl w:ilvl="5" w:tplc="4B7086F2">
+    <w:lvl w:ilvl="5" w:tplc="21982A5A">
       <w:numFmt w:val="decimal"/>
       <w:lvlText w:val=""/>
       <w:lvlJc w:val="left"/>
     </w:lvl>
-    <w:lvl w:ilvl="6" w:tplc="96FEFF88">
+    <w:lvl w:ilvl="6" w:tplc="2BF0156A">
       <w:numFmt w:val="decimal"/>
       <w:lvlText w:val=""/>
       <w:lvlJc w:val="left"/>
     </w:lvl>
-    <w:lvl w:ilvl="7" w:tplc="AF003306">
+    <w:lvl w:ilvl="7" w:tplc="E1562ECC">
       <w:numFmt w:val="decimal"/>
       <w:lvlText w:val=""/>
       <w:lvlJc w:val="left"/>
     </w:lvl>
-    <w:lvl w:ilvl="8" w:tplc="D63A2576">
+    <w:lvl w:ilvl="8" w:tplc="96220E20">
       <w:numFmt w:val="decimal"/>
       <w:lvlText w:val=""/>
       <w:lvlJc w:val="left"/>
     </w:lvl>
   </w:abstractNum>
-  <w:abstractNum w:abstractNumId="10" w15:restartNumberingAfterBreak="0">
-    <w:nsid w:val="2BEC4A26"/>
+  <w:abstractNum w:abstractNumId="11" w15:restartNumberingAfterBreak="0">
+    <w:nsid w:val="671678AC"/>
     <w:multiLevelType w:val="hybridMultilevel"/>
-    <w:tmpl w:val="9C08548C"/>
-    <w:lvl w:ilvl="0" w:tplc="FB72D160">
+    <w:tmpl w:val="70E22728"/>
+    <w:lvl w:ilvl="0" w:tplc="A92A333A">
       <w:start w:val="1"/>
       <w:numFmt w:val="decimal"/>
       <w:lvlText w:val="%1."/>
@@ -15736,52 +16084,52 @@
         <w:ind w:left="540" w:hanging="300"/>
       </w:pPr>
     </w:lvl>
-    <w:lvl w:ilvl="1" w:tplc="F7704560">
+    <w:lvl w:ilvl="1" w:tplc="B6569136">
       <w:numFmt w:val="decimal"/>
       <w:lvlText w:val=""/>
       <w:lvlJc w:val="left"/>
     </w:lvl>
-    <w:lvl w:ilvl="2" w:tplc="C4462406">
+    <w:lvl w:ilvl="2" w:tplc="69C2B996">
       <w:numFmt w:val="decimal"/>
       <w:lvlText w:val=""/>
       <w:lvlJc w:val="left"/>
     </w:lvl>
-    <w:lvl w:ilvl="3" w:tplc="5A9C8E1C">
+    <w:lvl w:ilvl="3" w:tplc="2EFA898E">
       <w:numFmt w:val="decimal"/>
       <w:lvlText w:val=""/>
       <w:lvlJc w:val="left"/>
     </w:lvl>
-    <w:lvl w:ilvl="4" w:tplc="66A4F8C8">
+    <w:lvl w:ilvl="4" w:tplc="837EDD86">
       <w:numFmt w:val="decimal"/>
       <w:lvlText w:val=""/>
       <w:lvlJc w:val="left"/>
     </w:lvl>
-    <w:lvl w:ilvl="5" w:tplc="D096BAF6">
+    <w:lvl w:ilvl="5" w:tplc="0B40E016">
       <w:numFmt w:val="decimal"/>
       <w:lvlText w:val=""/>
       <w:lvlJc w:val="left"/>
     </w:lvl>
-    <w:lvl w:ilvl="6" w:tplc="F9EEB17A">
+    <w:lvl w:ilvl="6" w:tplc="38489662">
       <w:numFmt w:val="decimal"/>
       <w:lvlText w:val=""/>
       <w:lvlJc w:val="left"/>
     </w:lvl>
-    <w:lvl w:ilvl="7" w:tplc="26503970">
+    <w:lvl w:ilvl="7" w:tplc="966058D0">
       <w:numFmt w:val="decimal"/>
       <w:lvlText w:val=""/>
       <w:lvlJc w:val="left"/>
     </w:lvl>
-    <w:lvl w:ilvl="8" w:tplc="09824060">
+    <w:lvl w:ilvl="8" w:tplc="7C461596">
       <w:numFmt w:val="decimal"/>
       <w:lvlText w:val=""/>
       <w:lvlJc w:val="left"/>
     </w:lvl>
   </w:abstractNum>
-  <w:abstractNum w:abstractNumId="11" w15:restartNumberingAfterBreak="0">
-    <w:nsid w:val="4178568E"/>
+  <w:abstractNum w:abstractNumId="12" w15:restartNumberingAfterBreak="0">
+    <w:nsid w:val="67171D9D"/>
     <w:multiLevelType w:val="hybridMultilevel"/>
-    <w:tmpl w:val="B8FE6738"/>
-    <w:lvl w:ilvl="0" w:tplc="3AE86ABA">
+    <w:tmpl w:val="A42A72C8"/>
+    <w:lvl w:ilvl="0" w:tplc="E7624EAC">
       <w:start w:val="1"/>
       <w:numFmt w:val="decimal"/>
       <w:lvlText w:val="%1."/>
@@ -15790,52 +16138,52 @@
         <w:ind w:left="540" w:hanging="300"/>
       </w:pPr>
     </w:lvl>
-    <w:lvl w:ilvl="1" w:tplc="EE52592C">
+    <w:lvl w:ilvl="1" w:tplc="B17EDA38">
       <w:numFmt w:val="decimal"/>
       <w:lvlText w:val=""/>
       <w:lvlJc w:val="left"/>
     </w:lvl>
-    <w:lvl w:ilvl="2" w:tplc="5BE2673E">
+    <w:lvl w:ilvl="2" w:tplc="1F74FB86">
       <w:numFmt w:val="decimal"/>
       <w:lvlText w:val=""/>
       <w:lvlJc w:val="left"/>
     </w:lvl>
-    <w:lvl w:ilvl="3" w:tplc="3FBA2ABE">
+    <w:lvl w:ilvl="3" w:tplc="E7FE8388">
       <w:numFmt w:val="decimal"/>
       <w:lvlText w:val=""/>
       <w:lvlJc w:val="left"/>
     </w:lvl>
-    <w:lvl w:ilvl="4" w:tplc="35EE4AB0">
+    <w:lvl w:ilvl="4" w:tplc="56B00554">
       <w:numFmt w:val="decimal"/>
       <w:lvlText w:val=""/>
       <w:lvlJc w:val="left"/>
     </w:lvl>
-    <w:lvl w:ilvl="5" w:tplc="92A69376">
+    <w:lvl w:ilvl="5" w:tplc="D4160920">
       <w:numFmt w:val="decimal"/>
       <w:lvlText w:val=""/>
       <w:lvlJc w:val="left"/>
     </w:lvl>
-    <w:lvl w:ilvl="6" w:tplc="C1B007F0">
+    <w:lvl w:ilvl="6" w:tplc="823E21D6">
       <w:numFmt w:val="decimal"/>
       <w:lvlText w:val=""/>
       <w:lvlJc w:val="left"/>
     </w:lvl>
-    <w:lvl w:ilvl="7" w:tplc="D766F222">
+    <w:lvl w:ilvl="7" w:tplc="80F6FDD0">
       <w:numFmt w:val="decimal"/>
       <w:lvlText w:val=""/>
       <w:lvlJc w:val="left"/>
     </w:lvl>
-    <w:lvl w:ilvl="8" w:tplc="A9408060">
+    <w:lvl w:ilvl="8" w:tplc="C2749258">
       <w:numFmt w:val="decimal"/>
       <w:lvlText w:val=""/>
       <w:lvlJc w:val="left"/>
     </w:lvl>
   </w:abstractNum>
-  <w:abstractNum w:abstractNumId="12" w15:restartNumberingAfterBreak="0">
-    <w:nsid w:val="47537D45"/>
+  <w:abstractNum w:abstractNumId="13" w15:restartNumberingAfterBreak="0">
+    <w:nsid w:val="671C6761"/>
     <w:multiLevelType w:val="hybridMultilevel"/>
-    <w:tmpl w:val="36A60492"/>
-    <w:lvl w:ilvl="0" w:tplc="9E524548">
+    <w:tmpl w:val="A1D6207E"/>
+    <w:lvl w:ilvl="0" w:tplc="DC9AB384">
       <w:start w:val="1"/>
       <w:numFmt w:val="decimal"/>
       <w:lvlText w:val="%1."/>
@@ -15844,52 +16192,52 @@
         <w:ind w:left="540" w:hanging="300"/>
       </w:pPr>
     </w:lvl>
-    <w:lvl w:ilvl="1" w:tplc="263C5498">
+    <w:lvl w:ilvl="1" w:tplc="52A4C43C">
       <w:numFmt w:val="decimal"/>
       <w:lvlText w:val=""/>
       <w:lvlJc w:val="left"/>
     </w:lvl>
-    <w:lvl w:ilvl="2" w:tplc="CA96803C">
+    <w:lvl w:ilvl="2" w:tplc="D42411A2">
       <w:numFmt w:val="decimal"/>
       <w:lvlText w:val=""/>
       <w:lvlJc w:val="left"/>
     </w:lvl>
-    <w:lvl w:ilvl="3" w:tplc="019030D0">
+    <w:lvl w:ilvl="3" w:tplc="ECECBB3A">
       <w:numFmt w:val="decimal"/>
       <w:lvlText w:val=""/>
       <w:lvlJc w:val="left"/>
     </w:lvl>
-    <w:lvl w:ilvl="4" w:tplc="E74AA1C4">
+    <w:lvl w:ilvl="4" w:tplc="3364FB56">
       <w:numFmt w:val="decimal"/>
       <w:lvlText w:val=""/>
       <w:lvlJc w:val="left"/>
     </w:lvl>
-    <w:lvl w:ilvl="5" w:tplc="83500622">
+    <w:lvl w:ilvl="5" w:tplc="BF907EB0">
       <w:numFmt w:val="decimal"/>
       <w:lvlText w:val=""/>
       <w:lvlJc w:val="left"/>
     </w:lvl>
-    <w:lvl w:ilvl="6" w:tplc="B55637CC">
+    <w:lvl w:ilvl="6" w:tplc="9CF60272">
       <w:numFmt w:val="decimal"/>
       <w:lvlText w:val=""/>
       <w:lvlJc w:val="left"/>
     </w:lvl>
-    <w:lvl w:ilvl="7" w:tplc="D95AE5AA">
+    <w:lvl w:ilvl="7" w:tplc="4F2A80F0">
       <w:numFmt w:val="decimal"/>
       <w:lvlText w:val=""/>
       <w:lvlJc w:val="left"/>
     </w:lvl>
-    <w:lvl w:ilvl="8" w:tplc="39806908">
+    <w:lvl w:ilvl="8" w:tplc="D80A8CDA">
       <w:numFmt w:val="decimal"/>
       <w:lvlText w:val=""/>
       <w:lvlJc w:val="left"/>
     </w:lvl>
   </w:abstractNum>
-  <w:abstractNum w:abstractNumId="13" w15:restartNumberingAfterBreak="0">
-    <w:nsid w:val="48885957"/>
+  <w:abstractNum w:abstractNumId="14" w15:restartNumberingAfterBreak="0">
+    <w:nsid w:val="6F277FE9"/>
     <w:multiLevelType w:val="hybridMultilevel"/>
-    <w:tmpl w:val="5A2488A2"/>
-    <w:lvl w:ilvl="0" w:tplc="4C84F6C8">
+    <w:tmpl w:val="D88863C2"/>
+    <w:lvl w:ilvl="0" w:tplc="75583554">
       <w:start w:val="1"/>
       <w:numFmt w:val="decimal"/>
       <w:lvlText w:val="%1."/>
@@ -15898,52 +16246,138 @@
         <w:ind w:left="540" w:hanging="300"/>
       </w:pPr>
     </w:lvl>
-    <w:lvl w:ilvl="1" w:tplc="E1C02160">
+    <w:lvl w:ilvl="1" w:tplc="4B30E47E">
       <w:numFmt w:val="decimal"/>
       <w:lvlText w:val=""/>
       <w:lvlJc w:val="left"/>
     </w:lvl>
-    <w:lvl w:ilvl="2" w:tplc="ABC40372">
+    <w:lvl w:ilvl="2" w:tplc="6A7479F2">
       <w:numFmt w:val="decimal"/>
       <w:lvlText w:val=""/>
       <w:lvlJc w:val="left"/>
     </w:lvl>
-    <w:lvl w:ilvl="3" w:tplc="8B4A3E24">
+    <w:lvl w:ilvl="3" w:tplc="9FA88BDA">
       <w:numFmt w:val="decimal"/>
       <w:lvlText w:val=""/>
       <w:lvlJc w:val="left"/>
     </w:lvl>
-    <w:lvl w:ilvl="4" w:tplc="3A229BBC">
+    <w:lvl w:ilvl="4" w:tplc="B8BA4702">
       <w:numFmt w:val="decimal"/>
       <w:lvlText w:val=""/>
       <w:lvlJc w:val="left"/>
     </w:lvl>
-    <w:lvl w:ilvl="5" w:tplc="03E25D70">
+    <w:lvl w:ilvl="5" w:tplc="828A8B36">
       <w:numFmt w:val="decimal"/>
       <w:lvlText w:val=""/>
       <w:lvlJc w:val="left"/>
     </w:lvl>
-    <w:lvl w:ilvl="6" w:tplc="051A1954">
+    <w:lvl w:ilvl="6" w:tplc="2C4CE692">
       <w:numFmt w:val="decimal"/>
       <w:lvlText w:val=""/>
       <w:lvlJc w:val="left"/>
     </w:lvl>
-    <w:lvl w:ilvl="7" w:tplc="F1A62782">
+    <w:lvl w:ilvl="7" w:tplc="F8EAF2EA">
       <w:numFmt w:val="decimal"/>
       <w:lvlText w:val=""/>
       <w:lvlJc w:val="left"/>
     </w:lvl>
-    <w:lvl w:ilvl="8" w:tplc="282A51B0">
+    <w:lvl w:ilvl="8" w:tplc="95FEC65E">
       <w:numFmt w:val="decimal"/>
       <w:lvlText w:val=""/>
       <w:lvlJc w:val="left"/>
     </w:lvl>
   </w:abstractNum>
-  <w:abstractNum w:abstractNumId="14" w15:restartNumberingAfterBreak="0">
-    <w:nsid w:val="4D4B0DBA"/>
+  <w:abstractNum w:abstractNumId="15" w15:restartNumberingAfterBreak="0">
+    <w:nsid w:val="6F637C6E"/>
     <w:multiLevelType w:val="hybridMultilevel"/>
-    <w:tmpl w:val="9E8261E6"/>
-    <w:lvl w:ilvl="0" w:tplc="1A2EACEA">
+    <w:tmpl w:val="9078EFF0"/>
+    <w:lvl w:ilvl="0" w:tplc="4C2C87B0" w:tentative="1">
+      <w:start w:val="1"/>
+      <w:numFmt w:val="bullet"/>
+      <w:lvlText w:val="●"/>
+      <w:lvlJc w:val="left"/>
+      <w:pPr>
+        <w:ind w:left="720" w:hanging="360"/>
+      </w:pPr>
+    </w:lvl>
+    <w:lvl w:ilvl="1" w:tplc="EC36866A" w:tentative="1">
+      <w:start w:val="1"/>
+      <w:numFmt w:val="bullet"/>
+      <w:lvlText w:val="○"/>
+      <w:lvlJc w:val="left"/>
+      <w:pPr>
+        <w:ind w:left="1440" w:hanging="360"/>
+      </w:pPr>
+    </w:lvl>
+    <w:lvl w:ilvl="2" w:tplc="3274019A" w:tentative="1">
+      <w:start w:val="1"/>
+      <w:numFmt w:val="bullet"/>
+      <w:lvlText w:val="■"/>
+      <w:lvlJc w:val="left"/>
+      <w:pPr>
+        <w:ind w:left="2160" w:hanging="360"/>
+      </w:pPr>
+    </w:lvl>
+    <w:lvl w:ilvl="3" w:tplc="BDEA6ECA" w:tentative="1">
+      <w:start w:val="1"/>
+      <w:numFmt w:val="bullet"/>
+      <w:lvlText w:val="●"/>
+      <w:lvlJc w:val="left"/>
+      <w:pPr>
+        <w:ind w:left="2880" w:hanging="360"/>
+      </w:pPr>
+    </w:lvl>
+    <w:lvl w:ilvl="4" w:tplc="D346D2DE" w:tentative="1">
+      <w:start w:val="1"/>
+      <w:numFmt w:val="bullet"/>
+      <w:lvlText w:val="○"/>
+      <w:lvlJc w:val="left"/>
+      <w:pPr>
+        <w:ind w:left="3600" w:hanging="360"/>
+      </w:pPr>
+    </w:lvl>
+    <w:lvl w:ilvl="5" w:tplc="4ACE1120" w:tentative="1">
+      <w:start w:val="1"/>
+      <w:numFmt w:val="bullet"/>
+      <w:lvlText w:val="■"/>
+      <w:lvlJc w:val="left"/>
+      <w:pPr>
+        <w:ind w:left="4320" w:hanging="360"/>
+      </w:pPr>
+    </w:lvl>
+    <w:lvl w:ilvl="6" w:tplc="588A3360" w:tentative="1">
+      <w:start w:val="1"/>
+      <w:numFmt w:val="bullet"/>
+      <w:lvlText w:val="●"/>
+      <w:lvlJc w:val="left"/>
+      <w:pPr>
+        <w:ind w:left="5040" w:hanging="360"/>
+      </w:pPr>
+    </w:lvl>
+    <w:lvl w:ilvl="7" w:tplc="598E37A0" w:tentative="1">
+      <w:start w:val="1"/>
+      <w:numFmt w:val="bullet"/>
+      <w:lvlText w:val="●"/>
+      <w:lvlJc w:val="left"/>
+      <w:pPr>
+        <w:ind w:left="5760" w:hanging="360"/>
+      </w:pPr>
+    </w:lvl>
+    <w:lvl w:ilvl="8" w:tplc="820A537E" w:tentative="1">
+      <w:start w:val="1"/>
+      <w:numFmt w:val="bullet"/>
+      <w:lvlText w:val="●"/>
+      <w:lvlJc w:val="left"/>
+      <w:pPr>
+        <w:ind w:left="6480" w:hanging="360"/>
+      </w:pPr>
+    </w:lvl>
+  </w:abstractNum>
+  <w:abstractNum w:abstractNumId="16" w15:restartNumberingAfterBreak="0">
+    <w:nsid w:val="6FDE771E"/>
+    <w:multiLevelType w:val="hybridMultilevel"/>
+    <w:tmpl w:val="260C1484"/>
+    <w:lvl w:ilvl="0" w:tplc="585ACE8C">
       <w:start w:val="1"/>
       <w:numFmt w:val="decimal"/>
       <w:lvlText w:val="%1."/>
@@ -15952,52 +16386,52 @@
         <w:ind w:left="540" w:hanging="300"/>
       </w:pPr>
     </w:lvl>
-    <w:lvl w:ilvl="1" w:tplc="FF6A265A">
+    <w:lvl w:ilvl="1" w:tplc="4F4C9FA4">
       <w:numFmt w:val="decimal"/>
       <w:lvlText w:val=""/>
       <w:lvlJc w:val="left"/>
     </w:lvl>
-    <w:lvl w:ilvl="2" w:tplc="D7626B70">
+    <w:lvl w:ilvl="2" w:tplc="BD224A80">
       <w:numFmt w:val="decimal"/>
       <w:lvlText w:val=""/>
       <w:lvlJc w:val="left"/>
     </w:lvl>
-    <w:lvl w:ilvl="3" w:tplc="04963CF6">
+    <w:lvl w:ilvl="3" w:tplc="7FE27048">
       <w:numFmt w:val="decimal"/>
       <w:lvlText w:val=""/>
       <w:lvlJc w:val="left"/>
     </w:lvl>
-    <w:lvl w:ilvl="4" w:tplc="1AB0306A">
+    <w:lvl w:ilvl="4" w:tplc="E66C7B50">
       <w:numFmt w:val="decimal"/>
       <w:lvlText w:val=""/>
       <w:lvlJc w:val="left"/>
     </w:lvl>
-    <w:lvl w:ilvl="5" w:tplc="AEF68752">
+    <w:lvl w:ilvl="5" w:tplc="49FEF7C8">
       <w:numFmt w:val="decimal"/>
       <w:lvlText w:val=""/>
       <w:lvlJc w:val="left"/>
     </w:lvl>
-    <w:lvl w:ilvl="6" w:tplc="D2A6B078">
+    <w:lvl w:ilvl="6" w:tplc="7A72F7B2">
       <w:numFmt w:val="decimal"/>
       <w:lvlText w:val=""/>
       <w:lvlJc w:val="left"/>
     </w:lvl>
-    <w:lvl w:ilvl="7" w:tplc="68420A64">
+    <w:lvl w:ilvl="7" w:tplc="1C7058C4">
       <w:numFmt w:val="decimal"/>
       <w:lvlText w:val=""/>
       <w:lvlJc w:val="left"/>
     </w:lvl>
-    <w:lvl w:ilvl="8" w:tplc="05A030D0">
+    <w:lvl w:ilvl="8" w:tplc="D3945B62">
       <w:numFmt w:val="decimal"/>
       <w:lvlText w:val=""/>
       <w:lvlJc w:val="left"/>
     </w:lvl>
   </w:abstractNum>
-  <w:abstractNum w:abstractNumId="15" w15:restartNumberingAfterBreak="0">
-    <w:nsid w:val="59C11BA3"/>
+  <w:abstractNum w:abstractNumId="17" w15:restartNumberingAfterBreak="0">
+    <w:nsid w:val="736700B4"/>
     <w:multiLevelType w:val="hybridMultilevel"/>
-    <w:tmpl w:val="D8663838"/>
-    <w:lvl w:ilvl="0" w:tplc="1BE68D4C">
+    <w:tmpl w:val="3FF29EE8"/>
+    <w:lvl w:ilvl="0" w:tplc="AC82A260">
       <w:start w:val="1"/>
       <w:numFmt w:val="decimal"/>
       <w:lvlText w:val="%1."/>
@@ -16006,52 +16440,52 @@
         <w:ind w:left="540" w:hanging="300"/>
       </w:pPr>
     </w:lvl>
-    <w:lvl w:ilvl="1" w:tplc="014E5BF6">
+    <w:lvl w:ilvl="1" w:tplc="BB66BAA0">
       <w:numFmt w:val="decimal"/>
       <w:lvlText w:val=""/>
       <w:lvlJc w:val="left"/>
     </w:lvl>
-    <w:lvl w:ilvl="2" w:tplc="46EAF012">
+    <w:lvl w:ilvl="2" w:tplc="08807BC4">
       <w:numFmt w:val="decimal"/>
       <w:lvlText w:val=""/>
       <w:lvlJc w:val="left"/>
     </w:lvl>
-    <w:lvl w:ilvl="3" w:tplc="9090552C">
+    <w:lvl w:ilvl="3" w:tplc="8F043396">
       <w:numFmt w:val="decimal"/>
       <w:lvlText w:val=""/>
       <w:lvlJc w:val="left"/>
     </w:lvl>
-    <w:lvl w:ilvl="4" w:tplc="01A090B2">
+    <w:lvl w:ilvl="4" w:tplc="7ADEF4F6">
       <w:numFmt w:val="decimal"/>
       <w:lvlText w:val=""/>
       <w:lvlJc w:val="left"/>
     </w:lvl>
-    <w:lvl w:ilvl="5" w:tplc="A7502324">
+    <w:lvl w:ilvl="5" w:tplc="23D619DC">
       <w:numFmt w:val="decimal"/>
       <w:lvlText w:val=""/>
       <w:lvlJc w:val="left"/>
     </w:lvl>
-    <w:lvl w:ilvl="6" w:tplc="7EE45A48">
+    <w:lvl w:ilvl="6" w:tplc="7A966BC6">
       <w:numFmt w:val="decimal"/>
       <w:lvlText w:val=""/>
       <w:lvlJc w:val="left"/>
     </w:lvl>
-    <w:lvl w:ilvl="7" w:tplc="DF3EE42E">
+    <w:lvl w:ilvl="7" w:tplc="14E29D5E">
       <w:numFmt w:val="decimal"/>
       <w:lvlText w:val=""/>
       <w:lvlJc w:val="left"/>
     </w:lvl>
-    <w:lvl w:ilvl="8" w:tplc="349A6E9E">
+    <w:lvl w:ilvl="8" w:tplc="947A8B9A">
       <w:numFmt w:val="decimal"/>
       <w:lvlText w:val=""/>
       <w:lvlJc w:val="left"/>
     </w:lvl>
   </w:abstractNum>
-  <w:abstractNum w:abstractNumId="16" w15:restartNumberingAfterBreak="0">
-    <w:nsid w:val="65790D6F"/>
+  <w:abstractNum w:abstractNumId="18" w15:restartNumberingAfterBreak="0">
+    <w:nsid w:val="7845532F"/>
     <w:multiLevelType w:val="hybridMultilevel"/>
-    <w:tmpl w:val="07EA0B38"/>
-    <w:lvl w:ilvl="0" w:tplc="C30E61B8">
+    <w:tmpl w:val="125476CC"/>
+    <w:lvl w:ilvl="0" w:tplc="F9E45AB2">
       <w:start w:val="1"/>
       <w:numFmt w:val="decimal"/>
       <w:lvlText w:val="%1."/>
@@ -16060,138 +16494,52 @@
         <w:ind w:left="540" w:hanging="300"/>
       </w:pPr>
     </w:lvl>
-    <w:lvl w:ilvl="1" w:tplc="48E28112">
+    <w:lvl w:ilvl="1" w:tplc="E0BC32CA">
       <w:numFmt w:val="decimal"/>
       <w:lvlText w:val=""/>
       <w:lvlJc w:val="left"/>
     </w:lvl>
-    <w:lvl w:ilvl="2" w:tplc="FE14E096">
+    <w:lvl w:ilvl="2" w:tplc="CC4E5E3A">
       <w:numFmt w:val="decimal"/>
       <w:lvlText w:val=""/>
       <w:lvlJc w:val="left"/>
     </w:lvl>
-    <w:lvl w:ilvl="3" w:tplc="8354CFE4">
+    <w:lvl w:ilvl="3" w:tplc="39749BB2">
       <w:numFmt w:val="decimal"/>
       <w:lvlText w:val=""/>
       <w:lvlJc w:val="left"/>
     </w:lvl>
-    <w:lvl w:ilvl="4" w:tplc="1722B088">
+    <w:lvl w:ilvl="4" w:tplc="8A7C3D7A">
       <w:numFmt w:val="decimal"/>
       <w:lvlText w:val=""/>
       <w:lvlJc w:val="left"/>
     </w:lvl>
-    <w:lvl w:ilvl="5" w:tplc="BE380A56">
+    <w:lvl w:ilvl="5" w:tplc="C6564934">
       <w:numFmt w:val="decimal"/>
       <w:lvlText w:val=""/>
       <w:lvlJc w:val="left"/>
     </w:lvl>
-    <w:lvl w:ilvl="6" w:tplc="DEACFCEA">
+    <w:lvl w:ilvl="6" w:tplc="DBBE8492">
       <w:numFmt w:val="decimal"/>
       <w:lvlText w:val=""/>
       <w:lvlJc w:val="left"/>
     </w:lvl>
-    <w:lvl w:ilvl="7" w:tplc="59BE4760">
+    <w:lvl w:ilvl="7" w:tplc="58202FF4">
       <w:numFmt w:val="decimal"/>
       <w:lvlText w:val=""/>
       <w:lvlJc w:val="left"/>
     </w:lvl>
-    <w:lvl w:ilvl="8" w:tplc="9F46CF9C">
+    <w:lvl w:ilvl="8" w:tplc="FB1E4BD6">
       <w:numFmt w:val="decimal"/>
       <w:lvlText w:val=""/>
       <w:lvlJc w:val="left"/>
     </w:lvl>
   </w:abstractNum>
-  <w:abstractNum w:abstractNumId="17" w15:restartNumberingAfterBreak="0">
-    <w:nsid w:val="72A57523"/>
+  <w:abstractNum w:abstractNumId="19" w15:restartNumberingAfterBreak="0">
+    <w:nsid w:val="7D2E1924"/>
     <w:multiLevelType w:val="hybridMultilevel"/>
-    <w:tmpl w:val="4F24A0D8"/>
-    <w:lvl w:ilvl="0" w:tplc="089CA6D2" w:tentative="1">
-      <w:start w:val="1"/>
-      <w:numFmt w:val="bullet"/>
-      <w:lvlText w:val="●"/>
-      <w:lvlJc w:val="left"/>
-      <w:pPr>
-        <w:ind w:left="720" w:hanging="360"/>
-      </w:pPr>
-    </w:lvl>
-    <w:lvl w:ilvl="1" w:tplc="608683A2" w:tentative="1">
-      <w:start w:val="1"/>
-      <w:numFmt w:val="bullet"/>
-      <w:lvlText w:val="○"/>
-      <w:lvlJc w:val="left"/>
-      <w:pPr>
-        <w:ind w:left="1440" w:hanging="360"/>
-      </w:pPr>
-    </w:lvl>
-    <w:lvl w:ilvl="2" w:tplc="7FE4F264" w:tentative="1">
-      <w:start w:val="1"/>
-      <w:numFmt w:val="bullet"/>
-      <w:lvlText w:val="■"/>
-      <w:lvlJc w:val="left"/>
-      <w:pPr>
-        <w:ind w:left="2160" w:hanging="360"/>
-      </w:pPr>
-    </w:lvl>
-    <w:lvl w:ilvl="3" w:tplc="87F425D8" w:tentative="1">
-      <w:start w:val="1"/>
-      <w:numFmt w:val="bullet"/>
-      <w:lvlText w:val="●"/>
-      <w:lvlJc w:val="left"/>
-      <w:pPr>
-        <w:ind w:left="2880" w:hanging="360"/>
-      </w:pPr>
-    </w:lvl>
-    <w:lvl w:ilvl="4" w:tplc="16A298D2" w:tentative="1">
-      <w:start w:val="1"/>
-      <w:numFmt w:val="bullet"/>
-      <w:lvlText w:val="○"/>
-      <w:lvlJc w:val="left"/>
-      <w:pPr>
-        <w:ind w:left="3600" w:hanging="360"/>
-      </w:pPr>
-    </w:lvl>
-    <w:lvl w:ilvl="5" w:tplc="58DC63FC" w:tentative="1">
-      <w:start w:val="1"/>
-      <w:numFmt w:val="bullet"/>
-      <w:lvlText w:val="■"/>
-      <w:lvlJc w:val="left"/>
-      <w:pPr>
-        <w:ind w:left="4320" w:hanging="360"/>
-      </w:pPr>
-    </w:lvl>
-    <w:lvl w:ilvl="6" w:tplc="2ED61850" w:tentative="1">
-      <w:start w:val="1"/>
-      <w:numFmt w:val="bullet"/>
-      <w:lvlText w:val="●"/>
-      <w:lvlJc w:val="left"/>
-      <w:pPr>
-        <w:ind w:left="5040" w:hanging="360"/>
-      </w:pPr>
-    </w:lvl>
-    <w:lvl w:ilvl="7" w:tplc="22601566" w:tentative="1">
-      <w:start w:val="1"/>
-      <w:numFmt w:val="bullet"/>
-      <w:lvlText w:val="●"/>
-      <w:lvlJc w:val="left"/>
-      <w:pPr>
-        <w:ind w:left="5760" w:hanging="360"/>
-      </w:pPr>
-    </w:lvl>
-    <w:lvl w:ilvl="8" w:tplc="4E8A53DC" w:tentative="1">
-      <w:start w:val="1"/>
-      <w:numFmt w:val="bullet"/>
-      <w:lvlText w:val="●"/>
-      <w:lvlJc w:val="left"/>
-      <w:pPr>
-        <w:ind w:left="6480" w:hanging="360"/>
-      </w:pPr>
-    </w:lvl>
-  </w:abstractNum>
-  <w:abstractNum w:abstractNumId="18" w15:restartNumberingAfterBreak="0">
-    <w:nsid w:val="792F4D7E"/>
-    <w:multiLevelType w:val="hybridMultilevel"/>
-    <w:tmpl w:val="45264E88"/>
-    <w:lvl w:ilvl="0" w:tplc="2202E830">
+    <w:tmpl w:val="44723502"/>
+    <w:lvl w:ilvl="0" w:tplc="06D0D02E">
       <w:start w:val="1"/>
       <w:numFmt w:val="decimal"/>
       <w:lvlText w:val="%1."/>
@@ -16200,217 +16548,163 @@
         <w:ind w:left="540" w:hanging="300"/>
       </w:pPr>
     </w:lvl>
-    <w:lvl w:ilvl="1" w:tplc="1C600D44">
+    <w:lvl w:ilvl="1" w:tplc="08FE5C64">
       <w:numFmt w:val="decimal"/>
       <w:lvlText w:val=""/>
       <w:lvlJc w:val="left"/>
     </w:lvl>
-    <w:lvl w:ilvl="2" w:tplc="51604830">
+    <w:lvl w:ilvl="2" w:tplc="FACC10EE">
       <w:numFmt w:val="decimal"/>
       <w:lvlText w:val=""/>
       <w:lvlJc w:val="left"/>
     </w:lvl>
-    <w:lvl w:ilvl="3" w:tplc="A72CC766">
+    <w:lvl w:ilvl="3" w:tplc="EA10E848">
       <w:numFmt w:val="decimal"/>
       <w:lvlText w:val=""/>
       <w:lvlJc w:val="left"/>
     </w:lvl>
-    <w:lvl w:ilvl="4" w:tplc="1DCC92BE">
+    <w:lvl w:ilvl="4" w:tplc="C418857A">
       <w:numFmt w:val="decimal"/>
       <w:lvlText w:val=""/>
       <w:lvlJc w:val="left"/>
     </w:lvl>
-    <w:lvl w:ilvl="5" w:tplc="F340A69C">
+    <w:lvl w:ilvl="5" w:tplc="3C8645CC">
       <w:numFmt w:val="decimal"/>
       <w:lvlText w:val=""/>
       <w:lvlJc w:val="left"/>
     </w:lvl>
-    <w:lvl w:ilvl="6" w:tplc="21925832">
+    <w:lvl w:ilvl="6" w:tplc="0B82BF04">
       <w:numFmt w:val="decimal"/>
       <w:lvlText w:val=""/>
       <w:lvlJc w:val="left"/>
     </w:lvl>
-    <w:lvl w:ilvl="7" w:tplc="F0429BA2">
+    <w:lvl w:ilvl="7" w:tplc="B4EEA8F6">
       <w:numFmt w:val="decimal"/>
       <w:lvlText w:val=""/>
       <w:lvlJc w:val="left"/>
     </w:lvl>
-    <w:lvl w:ilvl="8" w:tplc="00F643D2">
+    <w:lvl w:ilvl="8" w:tplc="6D82AA54">
       <w:numFmt w:val="decimal"/>
       <w:lvlText w:val=""/>
       <w:lvlJc w:val="left"/>
     </w:lvl>
   </w:abstractNum>
-  <w:abstractNum w:abstractNumId="19" w15:restartNumberingAfterBreak="0">
-    <w:nsid w:val="79A861D9"/>
-    <w:multiLevelType w:val="hybridMultilevel"/>
-    <w:tmpl w:val="001A3F10"/>
-    <w:lvl w:ilvl="0" w:tplc="B2ECBFB8">
-      <w:start w:val="1"/>
-      <w:numFmt w:val="decimal"/>
-      <w:lvlText w:val="%1."/>
-      <w:lvlJc w:val="left"/>
-      <w:pPr>
-        <w:ind w:left="540" w:hanging="300"/>
-      </w:pPr>
-    </w:lvl>
-    <w:lvl w:ilvl="1" w:tplc="A25AD1FE">
-      <w:numFmt w:val="decimal"/>
-      <w:lvlText w:val=""/>
-      <w:lvlJc w:val="left"/>
-    </w:lvl>
-    <w:lvl w:ilvl="2" w:tplc="AFBE92A4">
-      <w:numFmt w:val="decimal"/>
-      <w:lvlText w:val=""/>
-      <w:lvlJc w:val="left"/>
-    </w:lvl>
-    <w:lvl w:ilvl="3" w:tplc="2E5E2F84">
-      <w:numFmt w:val="decimal"/>
-      <w:lvlText w:val=""/>
-      <w:lvlJc w:val="left"/>
-    </w:lvl>
-    <w:lvl w:ilvl="4" w:tplc="36B8781A">
-      <w:numFmt w:val="decimal"/>
-      <w:lvlText w:val=""/>
-      <w:lvlJc w:val="left"/>
-    </w:lvl>
-    <w:lvl w:ilvl="5" w:tplc="0FDE30E6">
-      <w:numFmt w:val="decimal"/>
-      <w:lvlText w:val=""/>
-      <w:lvlJc w:val="left"/>
-    </w:lvl>
-    <w:lvl w:ilvl="6" w:tplc="586462F4">
-      <w:numFmt w:val="decimal"/>
-      <w:lvlText w:val=""/>
-      <w:lvlJc w:val="left"/>
-    </w:lvl>
-    <w:lvl w:ilvl="7" w:tplc="9EC4361A">
-      <w:numFmt w:val="decimal"/>
-      <w:lvlText w:val=""/>
-      <w:lvlJc w:val="left"/>
-    </w:lvl>
-    <w:lvl w:ilvl="8" w:tplc="FBC669CE">
-      <w:numFmt w:val="decimal"/>
-      <w:lvlText w:val=""/>
-      <w:lvlJc w:val="left"/>
-    </w:lvl>
-  </w:abstractNum>
-  <w:num w:numId="1" w16cid:durableId="1539203774">
+  <w:num w:numId="1" w16cid:durableId="1316449445">
+    <w:abstractNumId w:val="15"/>
+    <w:lvlOverride w:ilvl="0">
+      <w:startOverride w:val="1"/>
+    </w:lvlOverride>
+  </w:num>
+  <w:num w:numId="2" w16cid:durableId="1861773823">
+    <w:abstractNumId w:val="8"/>
+    <w:lvlOverride w:ilvl="0">
+      <w:startOverride w:val="1"/>
+    </w:lvlOverride>
+  </w:num>
+  <w:num w:numId="3" w16cid:durableId="91127187">
+    <w:abstractNumId w:val="5"/>
+    <w:lvlOverride w:ilvl="0">
+      <w:startOverride w:val="1"/>
+    </w:lvlOverride>
+  </w:num>
+  <w:num w:numId="4" w16cid:durableId="1710840749">
+    <w:abstractNumId w:val="13"/>
+    <w:lvlOverride w:ilvl="0">
+      <w:startOverride w:val="1"/>
+    </w:lvlOverride>
+  </w:num>
+  <w:num w:numId="5" w16cid:durableId="1606957633">
+    <w:abstractNumId w:val="3"/>
+    <w:lvlOverride w:ilvl="0">
+      <w:startOverride w:val="1"/>
+    </w:lvlOverride>
+  </w:num>
+  <w:num w:numId="6" w16cid:durableId="393704684">
+    <w:abstractNumId w:val="9"/>
+    <w:lvlOverride w:ilvl="0">
+      <w:startOverride w:val="1"/>
+    </w:lvlOverride>
+  </w:num>
+  <w:num w:numId="7" w16cid:durableId="1906716445">
+    <w:abstractNumId w:val="7"/>
+    <w:lvlOverride w:ilvl="0">
+      <w:startOverride w:val="1"/>
+    </w:lvlOverride>
+  </w:num>
+  <w:num w:numId="8" w16cid:durableId="763192117">
+    <w:abstractNumId w:val="14"/>
+    <w:lvlOverride w:ilvl="0">
+      <w:startOverride w:val="1"/>
+    </w:lvlOverride>
+  </w:num>
+  <w:num w:numId="9" w16cid:durableId="959724236">
+    <w:abstractNumId w:val="6"/>
+    <w:lvlOverride w:ilvl="0">
+      <w:startOverride w:val="1"/>
+    </w:lvlOverride>
+  </w:num>
+  <w:num w:numId="10" w16cid:durableId="1181896338">
+    <w:abstractNumId w:val="1"/>
+    <w:lvlOverride w:ilvl="0">
+      <w:startOverride w:val="1"/>
+    </w:lvlOverride>
+  </w:num>
+  <w:num w:numId="11" w16cid:durableId="1869294295">
+    <w:abstractNumId w:val="19"/>
+    <w:lvlOverride w:ilvl="0">
+      <w:startOverride w:val="1"/>
+    </w:lvlOverride>
+  </w:num>
+  <w:num w:numId="12" w16cid:durableId="736511582">
+    <w:abstractNumId w:val="10"/>
+    <w:lvlOverride w:ilvl="0">
+      <w:startOverride w:val="1"/>
+    </w:lvlOverride>
+  </w:num>
+  <w:num w:numId="13" w16cid:durableId="1677226225">
+    <w:abstractNumId w:val="0"/>
+    <w:lvlOverride w:ilvl="0">
+      <w:startOverride w:val="1"/>
+    </w:lvlOverride>
+  </w:num>
+  <w:num w:numId="14" w16cid:durableId="1183855368">
+    <w:abstractNumId w:val="11"/>
+    <w:lvlOverride w:ilvl="0">
+      <w:startOverride w:val="1"/>
+    </w:lvlOverride>
+  </w:num>
+  <w:num w:numId="15" w16cid:durableId="1297375345">
+    <w:abstractNumId w:val="2"/>
+    <w:lvlOverride w:ilvl="0">
+      <w:startOverride w:val="1"/>
+    </w:lvlOverride>
+  </w:num>
+  <w:num w:numId="16" w16cid:durableId="1743212612">
     <w:abstractNumId w:val="17"/>
     <w:lvlOverride w:ilvl="0">
       <w:startOverride w:val="1"/>
     </w:lvlOverride>
   </w:num>
-  <w:num w:numId="2" w16cid:durableId="460342087">
-    <w:abstractNumId w:val="7"/>
-    <w:lvlOverride w:ilvl="0">
-      <w:startOverride w:val="1"/>
-    </w:lvlOverride>
-  </w:num>
-  <w:num w:numId="3" w16cid:durableId="1551575042">
-    <w:abstractNumId w:val="11"/>
-    <w:lvlOverride w:ilvl="0">
-      <w:startOverride w:val="1"/>
-    </w:lvlOverride>
-  </w:num>
-  <w:num w:numId="4" w16cid:durableId="775487561">
-    <w:abstractNumId w:val="1"/>
-    <w:lvlOverride w:ilvl="0">
-      <w:startOverride w:val="1"/>
-    </w:lvlOverride>
-  </w:num>
-  <w:num w:numId="5" w16cid:durableId="437259858">
-    <w:abstractNumId w:val="6"/>
-    <w:lvlOverride w:ilvl="0">
-      <w:startOverride w:val="1"/>
-    </w:lvlOverride>
-  </w:num>
-  <w:num w:numId="6" w16cid:durableId="1349983631">
-    <w:abstractNumId w:val="0"/>
-    <w:lvlOverride w:ilvl="0">
-      <w:startOverride w:val="1"/>
-    </w:lvlOverride>
-  </w:num>
-  <w:num w:numId="7" w16cid:durableId="1456410774">
+  <w:num w:numId="17" w16cid:durableId="1867790261">
     <w:abstractNumId w:val="18"/>
     <w:lvlOverride w:ilvl="0">
       <w:startOverride w:val="1"/>
     </w:lvlOverride>
   </w:num>
-  <w:num w:numId="8" w16cid:durableId="1445884503">
-    <w:abstractNumId w:val="3"/>
-    <w:lvlOverride w:ilvl="0">
-      <w:startOverride w:val="1"/>
-    </w:lvlOverride>
-  </w:num>
-  <w:num w:numId="9" w16cid:durableId="47191000">
-    <w:abstractNumId w:val="13"/>
-    <w:lvlOverride w:ilvl="0">
-      <w:startOverride w:val="1"/>
-    </w:lvlOverride>
-  </w:num>
-  <w:num w:numId="10" w16cid:durableId="602686511">
+  <w:num w:numId="18" w16cid:durableId="1398628476">
     <w:abstractNumId w:val="16"/>
     <w:lvlOverride w:ilvl="0">
       <w:startOverride w:val="1"/>
     </w:lvlOverride>
   </w:num>
-  <w:num w:numId="11" w16cid:durableId="1105660205">
-    <w:abstractNumId w:val="19"/>
-    <w:lvlOverride w:ilvl="0">
-      <w:startOverride w:val="1"/>
-    </w:lvlOverride>
-  </w:num>
-  <w:num w:numId="12" w16cid:durableId="2071883167">
-    <w:abstractNumId w:val="15"/>
-    <w:lvlOverride w:ilvl="0">
-      <w:startOverride w:val="1"/>
-    </w:lvlOverride>
-  </w:num>
-  <w:num w:numId="13" w16cid:durableId="1102913866">
+  <w:num w:numId="19" w16cid:durableId="1096708841">
     <w:abstractNumId w:val="4"/>
     <w:lvlOverride w:ilvl="0">
       <w:startOverride w:val="1"/>
     </w:lvlOverride>
   </w:num>
-  <w:num w:numId="14" w16cid:durableId="209919415">
+  <w:num w:numId="20" w16cid:durableId="738139997">
     <w:abstractNumId w:val="12"/>
-    <w:lvlOverride w:ilvl="0">
-      <w:startOverride w:val="1"/>
-    </w:lvlOverride>
-  </w:num>
-  <w:num w:numId="15" w16cid:durableId="1962107294">
-    <w:abstractNumId w:val="5"/>
-    <w:lvlOverride w:ilvl="0">
-      <w:startOverride w:val="1"/>
-    </w:lvlOverride>
-  </w:num>
-  <w:num w:numId="16" w16cid:durableId="1750614940">
-    <w:abstractNumId w:val="8"/>
-    <w:lvlOverride w:ilvl="0">
-      <w:startOverride w:val="1"/>
-    </w:lvlOverride>
-  </w:num>
-  <w:num w:numId="17" w16cid:durableId="1427265605">
-    <w:abstractNumId w:val="10"/>
-    <w:lvlOverride w:ilvl="0">
-      <w:startOverride w:val="1"/>
-    </w:lvlOverride>
-  </w:num>
-  <w:num w:numId="18" w16cid:durableId="978725597">
-    <w:abstractNumId w:val="9"/>
-    <w:lvlOverride w:ilvl="0">
-      <w:startOverride w:val="1"/>
-    </w:lvlOverride>
-  </w:num>
-  <w:num w:numId="19" w16cid:durableId="1341619585">
-    <w:abstractNumId w:val="2"/>
-    <w:lvlOverride w:ilvl="0">
-      <w:startOverride w:val="1"/>
-    </w:lvlOverride>
-  </w:num>
-  <w:num w:numId="20" w16cid:durableId="988945847">
-    <w:abstractNumId w:val="14"/>
     <w:lvlOverride w:ilvl="0">
       <w:startOverride w:val="1"/>
     </w:lvlOverride>
@@ -17050,7 +17344,7 @@
     <w:autoRedefine/>
     <w:uiPriority w:val="39"/>
     <w:unhideWhenUsed/>
-    <w:rsid w:val="002E1C07"/>
+    <w:rsid w:val="00362E86"/>
     <w:pPr>
       <w:spacing w:after="100"/>
     </w:pPr>
@@ -17062,7 +17356,7 @@
     <w:autoRedefine/>
     <w:uiPriority w:val="39"/>
     <w:unhideWhenUsed/>
-    <w:rsid w:val="002E1C07"/>
+    <w:rsid w:val="00362E86"/>
     <w:pPr>
       <w:spacing w:after="100"/>
       <w:ind w:left="220"/>

--- a/docs/ADOORA-System-Guide.docx
+++ b/docs/ADOORA-System-Guide.docx
@@ -97,7 +97,7 @@
     <w:sdt>
       <w:sdtPr>
         <w:alias w:val="Contents"/>
-        <w:id w:val="23294437"/>
+        <w:id w:val="1426693657"/>
       </w:sdtPr>
       <w:sdtEndPr/>
       <w:sdtContent>
@@ -126,7 +126,7 @@
           <w:r>
             <w:fldChar w:fldCharType="separate"/>
           </w:r>
-          <w:hyperlink w:anchor="_Toc241829584" w:history="1">
+          <w:hyperlink w:anchor="_Toc241836061" w:history="1">
             <w:r>
               <w:rPr>
                 <w:rStyle w:val="Hyperlink"/>
@@ -150,7 +150,7 @@
               <w:rPr>
                 <w:noProof/>
               </w:rPr>
-              <w:instrText xml:space="preserve"> PAGEREF _Toc241829584 \h </w:instrText>
+              <w:instrText xml:space="preserve"> PAGEREF _Toc241836061 \h </w:instrText>
             </w:r>
             <w:r>
               <w:rPr>
@@ -193,7 +193,7 @@
               <w14:ligatures w14:val="standardContextual"/>
             </w:rPr>
           </w:pPr>
-          <w:hyperlink w:anchor="_Toc241829585" w:history="1">
+          <w:hyperlink w:anchor="_Toc241836062" w:history="1">
             <w:r>
               <w:rPr>
                 <w:rStyle w:val="Hyperlink"/>
@@ -217,7 +217,7 @@
               <w:rPr>
                 <w:noProof/>
               </w:rPr>
-              <w:instrText xml:space="preserve"> PAGEREF _Toc241829585 \h </w:instrText>
+              <w:instrText xml:space="preserve"> PAGEREF _Toc241836062 \h </w:instrText>
             </w:r>
             <w:r>
               <w:rPr>
@@ -260,7 +260,7 @@
               <w14:ligatures w14:val="standardContextual"/>
             </w:rPr>
           </w:pPr>
-          <w:hyperlink w:anchor="_Toc241829586" w:history="1">
+          <w:hyperlink w:anchor="_Toc241836063" w:history="1">
             <w:r>
               <w:rPr>
                 <w:rStyle w:val="Hyperlink"/>
@@ -284,7 +284,7 @@
               <w:rPr>
                 <w:noProof/>
               </w:rPr>
-              <w:instrText xml:space="preserve"> PAGEREF _Toc241829586 \h </w:instrText>
+              <w:instrText xml:space="preserve"> PAGEREF _Toc241836063 \h </w:instrText>
             </w:r>
             <w:r>
               <w:rPr>
@@ -327,7 +327,7 @@
               <w14:ligatures w14:val="standardContextual"/>
             </w:rPr>
           </w:pPr>
-          <w:hyperlink w:anchor="_Toc241829587" w:history="1">
+          <w:hyperlink w:anchor="_Toc241836064" w:history="1">
             <w:r>
               <w:rPr>
                 <w:rStyle w:val="Hyperlink"/>
@@ -351,7 +351,7 @@
               <w:rPr>
                 <w:noProof/>
               </w:rPr>
-              <w:instrText xml:space="preserve"> PAGEREF _Toc241829587 \h </w:instrText>
+              <w:instrText xml:space="preserve"> PAGEREF _Toc241836064 \h </w:instrText>
             </w:r>
             <w:r>
               <w:rPr>
@@ -394,7 +394,7 @@
               <w14:ligatures w14:val="standardContextual"/>
             </w:rPr>
           </w:pPr>
-          <w:hyperlink w:anchor="_Toc241829588" w:history="1">
+          <w:hyperlink w:anchor="_Toc241836065" w:history="1">
             <w:r>
               <w:rPr>
                 <w:rStyle w:val="Hyperlink"/>
@@ -418,7 +418,7 @@
               <w:rPr>
                 <w:noProof/>
               </w:rPr>
-              <w:instrText xml:space="preserve"> PAGEREF _Toc241829588 \h </w:instrText>
+              <w:instrText xml:space="preserve"> PAGEREF _Toc241836065 \h </w:instrText>
             </w:r>
             <w:r>
               <w:rPr>
@@ -461,7 +461,7 @@
               <w14:ligatures w14:val="standardContextual"/>
             </w:rPr>
           </w:pPr>
-          <w:hyperlink w:anchor="_Toc241829589" w:history="1">
+          <w:hyperlink w:anchor="_Toc241836066" w:history="1">
             <w:r>
               <w:rPr>
                 <w:rStyle w:val="Hyperlink"/>
@@ -485,7 +485,7 @@
               <w:rPr>
                 <w:noProof/>
               </w:rPr>
-              <w:instrText xml:space="preserve"> PAGEREF _Toc241829589 \h </w:instrText>
+              <w:instrText xml:space="preserve"> PAGEREF _Toc241836066 \h </w:instrText>
             </w:r>
             <w:r>
               <w:rPr>
@@ -528,7 +528,7 @@
               <w14:ligatures w14:val="standardContextual"/>
             </w:rPr>
           </w:pPr>
-          <w:hyperlink w:anchor="_Toc241829590" w:history="1">
+          <w:hyperlink w:anchor="_Toc241836067" w:history="1">
             <w:r>
               <w:rPr>
                 <w:rStyle w:val="Hyperlink"/>
@@ -552,7 +552,7 @@
               <w:rPr>
                 <w:noProof/>
               </w:rPr>
-              <w:instrText xml:space="preserve"> PAGEREF _Toc241829590 \h </w:instrText>
+              <w:instrText xml:space="preserve"> PAGEREF _Toc241836067 \h </w:instrText>
             </w:r>
             <w:r>
               <w:rPr>
@@ -595,7 +595,7 @@
               <w14:ligatures w14:val="standardContextual"/>
             </w:rPr>
           </w:pPr>
-          <w:hyperlink w:anchor="_Toc241829591" w:history="1">
+          <w:hyperlink w:anchor="_Toc241836068" w:history="1">
             <w:r>
               <w:rPr>
                 <w:rStyle w:val="Hyperlink"/>
@@ -619,7 +619,7 @@
               <w:rPr>
                 <w:noProof/>
               </w:rPr>
-              <w:instrText xml:space="preserve"> PAGEREF _Toc241829591 \h </w:instrText>
+              <w:instrText xml:space="preserve"> PAGEREF _Toc241836068 \h </w:instrText>
             </w:r>
             <w:r>
               <w:rPr>
@@ -662,7 +662,7 @@
               <w14:ligatures w14:val="standardContextual"/>
             </w:rPr>
           </w:pPr>
-          <w:hyperlink w:anchor="_Toc241829592" w:history="1">
+          <w:hyperlink w:anchor="_Toc241836069" w:history="1">
             <w:r>
               <w:rPr>
                 <w:rStyle w:val="Hyperlink"/>
@@ -686,7 +686,7 @@
               <w:rPr>
                 <w:noProof/>
               </w:rPr>
-              <w:instrText xml:space="preserve"> PAGEREF _Toc241829592 \h </w:instrText>
+              <w:instrText xml:space="preserve"> PAGEREF _Toc241836069 \h </w:instrText>
             </w:r>
             <w:r>
               <w:rPr>
@@ -729,7 +729,7 @@
               <w14:ligatures w14:val="standardContextual"/>
             </w:rPr>
           </w:pPr>
-          <w:hyperlink w:anchor="_Toc241829593" w:history="1">
+          <w:hyperlink w:anchor="_Toc241836070" w:history="1">
             <w:r>
               <w:rPr>
                 <w:rStyle w:val="Hyperlink"/>
@@ -753,7 +753,7 @@
               <w:rPr>
                 <w:noProof/>
               </w:rPr>
-              <w:instrText xml:space="preserve"> PAGEREF _Toc241829593 \h </w:instrText>
+              <w:instrText xml:space="preserve"> PAGEREF _Toc241836070 \h </w:instrText>
             </w:r>
             <w:r>
               <w:rPr>
@@ -796,7 +796,7 @@
               <w14:ligatures w14:val="standardContextual"/>
             </w:rPr>
           </w:pPr>
-          <w:hyperlink w:anchor="_Toc241829594" w:history="1">
+          <w:hyperlink w:anchor="_Toc241836071" w:history="1">
             <w:r>
               <w:rPr>
                 <w:rStyle w:val="Hyperlink"/>
@@ -820,7 +820,7 @@
               <w:rPr>
                 <w:noProof/>
               </w:rPr>
-              <w:instrText xml:space="preserve"> PAGEREF _Toc241829594 \h </w:instrText>
+              <w:instrText xml:space="preserve"> PAGEREF _Toc241836071 \h </w:instrText>
             </w:r>
             <w:r>
               <w:rPr>
@@ -863,7 +863,7 @@
               <w14:ligatures w14:val="standardContextual"/>
             </w:rPr>
           </w:pPr>
-          <w:hyperlink w:anchor="_Toc241829595" w:history="1">
+          <w:hyperlink w:anchor="_Toc241836072" w:history="1">
             <w:r>
               <w:rPr>
                 <w:rStyle w:val="Hyperlink"/>
@@ -887,7 +887,7 @@
               <w:rPr>
                 <w:noProof/>
               </w:rPr>
-              <w:instrText xml:space="preserve"> PAGEREF _Toc241829595 \h </w:instrText>
+              <w:instrText xml:space="preserve"> PAGEREF _Toc241836072 \h </w:instrText>
             </w:r>
             <w:r>
               <w:rPr>
@@ -930,7 +930,7 @@
               <w14:ligatures w14:val="standardContextual"/>
             </w:rPr>
           </w:pPr>
-          <w:hyperlink w:anchor="_Toc241829596" w:history="1">
+          <w:hyperlink w:anchor="_Toc241836073" w:history="1">
             <w:r>
               <w:rPr>
                 <w:rStyle w:val="Hyperlink"/>
@@ -954,7 +954,7 @@
               <w:rPr>
                 <w:noProof/>
               </w:rPr>
-              <w:instrText xml:space="preserve"> PAGEREF _Toc241829596 \h </w:instrText>
+              <w:instrText xml:space="preserve"> PAGEREF _Toc241836073 \h </w:instrText>
             </w:r>
             <w:r>
               <w:rPr>
@@ -997,7 +997,7 @@
               <w14:ligatures w14:val="standardContextual"/>
             </w:rPr>
           </w:pPr>
-          <w:hyperlink w:anchor="_Toc241829597" w:history="1">
+          <w:hyperlink w:anchor="_Toc241836074" w:history="1">
             <w:r>
               <w:rPr>
                 <w:rStyle w:val="Hyperlink"/>
@@ -1021,7 +1021,7 @@
               <w:rPr>
                 <w:noProof/>
               </w:rPr>
-              <w:instrText xml:space="preserve"> PAGEREF _Toc241829597 \h </w:instrText>
+              <w:instrText xml:space="preserve"> PAGEREF _Toc241836074 \h </w:instrText>
             </w:r>
             <w:r>
               <w:rPr>
@@ -1064,7 +1064,7 @@
               <w14:ligatures w14:val="standardContextual"/>
             </w:rPr>
           </w:pPr>
-          <w:hyperlink w:anchor="_Toc241829598" w:history="1">
+          <w:hyperlink w:anchor="_Toc241836075" w:history="1">
             <w:r>
               <w:rPr>
                 <w:rStyle w:val="Hyperlink"/>
@@ -1088,7 +1088,7 @@
               <w:rPr>
                 <w:noProof/>
               </w:rPr>
-              <w:instrText xml:space="preserve"> PAGEREF _Toc241829598 \h </w:instrText>
+              <w:instrText xml:space="preserve"> PAGEREF _Toc241836075 \h </w:instrText>
             </w:r>
             <w:r>
               <w:rPr>
@@ -1131,7 +1131,7 @@
               <w14:ligatures w14:val="standardContextual"/>
             </w:rPr>
           </w:pPr>
-          <w:hyperlink w:anchor="_Toc241829599" w:history="1">
+          <w:hyperlink w:anchor="_Toc241836076" w:history="1">
             <w:r>
               <w:rPr>
                 <w:rStyle w:val="Hyperlink"/>
@@ -1155,7 +1155,7 @@
               <w:rPr>
                 <w:noProof/>
               </w:rPr>
-              <w:instrText xml:space="preserve"> PAGEREF _Toc241829599 \h </w:instrText>
+              <w:instrText xml:space="preserve"> PAGEREF _Toc241836076 \h </w:instrText>
             </w:r>
             <w:r>
               <w:rPr>
@@ -1198,7 +1198,7 @@
               <w14:ligatures w14:val="standardContextual"/>
             </w:rPr>
           </w:pPr>
-          <w:hyperlink w:anchor="_Toc241829600" w:history="1">
+          <w:hyperlink w:anchor="_Toc241836077" w:history="1">
             <w:r>
               <w:rPr>
                 <w:rStyle w:val="Hyperlink"/>
@@ -1222,7 +1222,7 @@
               <w:rPr>
                 <w:noProof/>
               </w:rPr>
-              <w:instrText xml:space="preserve"> PAGEREF _Toc241829600 \h </w:instrText>
+              <w:instrText xml:space="preserve"> PAGEREF _Toc241836077 \h </w:instrText>
             </w:r>
             <w:r>
               <w:rPr>
@@ -1265,7 +1265,7 @@
               <w14:ligatures w14:val="standardContextual"/>
             </w:rPr>
           </w:pPr>
-          <w:hyperlink w:anchor="_Toc241829601" w:history="1">
+          <w:hyperlink w:anchor="_Toc241836078" w:history="1">
             <w:r>
               <w:rPr>
                 <w:rStyle w:val="Hyperlink"/>
@@ -1289,7 +1289,7 @@
               <w:rPr>
                 <w:noProof/>
               </w:rPr>
-              <w:instrText xml:space="preserve"> PAGEREF _Toc241829601 \h </w:instrText>
+              <w:instrText xml:space="preserve"> PAGEREF _Toc241836078 \h </w:instrText>
             </w:r>
             <w:r>
               <w:rPr>
@@ -1332,7 +1332,7 @@
               <w14:ligatures w14:val="standardContextual"/>
             </w:rPr>
           </w:pPr>
-          <w:hyperlink w:anchor="_Toc241829602" w:history="1">
+          <w:hyperlink w:anchor="_Toc241836079" w:history="1">
             <w:r>
               <w:rPr>
                 <w:rStyle w:val="Hyperlink"/>
@@ -1356,7 +1356,7 @@
               <w:rPr>
                 <w:noProof/>
               </w:rPr>
-              <w:instrText xml:space="preserve"> PAGEREF _Toc241829602 \h </w:instrText>
+              <w:instrText xml:space="preserve"> PAGEREF _Toc241836079 \h </w:instrText>
             </w:r>
             <w:r>
               <w:rPr>
@@ -1399,7 +1399,7 @@
               <w14:ligatures w14:val="standardContextual"/>
             </w:rPr>
           </w:pPr>
-          <w:hyperlink w:anchor="_Toc241829603" w:history="1">
+          <w:hyperlink w:anchor="_Toc241836080" w:history="1">
             <w:r>
               <w:rPr>
                 <w:rStyle w:val="Hyperlink"/>
@@ -1423,7 +1423,7 @@
               <w:rPr>
                 <w:noProof/>
               </w:rPr>
-              <w:instrText xml:space="preserve"> PAGEREF _Toc241829603 \h </w:instrText>
+              <w:instrText xml:space="preserve"> PAGEREF _Toc241836080 \h </w:instrText>
             </w:r>
             <w:r>
               <w:rPr>
@@ -1440,7 +1440,7 @@
               <w:rPr>
                 <w:noProof/>
               </w:rPr>
-              <w:t>21</w:t>
+              <w:t>22</w:t>
             </w:r>
             <w:r>
               <w:rPr>
@@ -1466,7 +1466,7 @@
               <w14:ligatures w14:val="standardContextual"/>
             </w:rPr>
           </w:pPr>
-          <w:hyperlink w:anchor="_Toc241829604" w:history="1">
+          <w:hyperlink w:anchor="_Toc241836081" w:history="1">
             <w:r>
               <w:rPr>
                 <w:rStyle w:val="Hyperlink"/>
@@ -1490,7 +1490,7 @@
               <w:rPr>
                 <w:noProof/>
               </w:rPr>
-              <w:instrText xml:space="preserve"> PAGEREF _Toc241829604 \h </w:instrText>
+              <w:instrText xml:space="preserve"> PAGEREF _Toc241836081 \h </w:instrText>
             </w:r>
             <w:r>
               <w:rPr>
@@ -1533,7 +1533,7 @@
               <w14:ligatures w14:val="standardContextual"/>
             </w:rPr>
           </w:pPr>
-          <w:hyperlink w:anchor="_Toc241829605" w:history="1">
+          <w:hyperlink w:anchor="_Toc241836082" w:history="1">
             <w:r>
               <w:rPr>
                 <w:rStyle w:val="Hyperlink"/>
@@ -1557,7 +1557,7 @@
               <w:rPr>
                 <w:noProof/>
               </w:rPr>
-              <w:instrText xml:space="preserve"> PAGEREF _Toc241829605 \h </w:instrText>
+              <w:instrText xml:space="preserve"> PAGEREF _Toc241836082 \h </w:instrText>
             </w:r>
             <w:r>
               <w:rPr>
@@ -1574,7 +1574,7 @@
               <w:rPr>
                 <w:noProof/>
               </w:rPr>
-              <w:t>22</w:t>
+              <w:t>23</w:t>
             </w:r>
             <w:r>
               <w:rPr>
@@ -1600,7 +1600,7 @@
               <w14:ligatures w14:val="standardContextual"/>
             </w:rPr>
           </w:pPr>
-          <w:hyperlink w:anchor="_Toc241829606" w:history="1">
+          <w:hyperlink w:anchor="_Toc241836083" w:history="1">
             <w:r>
               <w:rPr>
                 <w:rStyle w:val="Hyperlink"/>
@@ -1624,7 +1624,7 @@
               <w:rPr>
                 <w:noProof/>
               </w:rPr>
-              <w:instrText xml:space="preserve"> PAGEREF _Toc241829606 \h </w:instrText>
+              <w:instrText xml:space="preserve"> PAGEREF _Toc241836083 \h </w:instrText>
             </w:r>
             <w:r>
               <w:rPr>
@@ -1667,7 +1667,7 @@
               <w14:ligatures w14:val="standardContextual"/>
             </w:rPr>
           </w:pPr>
-          <w:hyperlink w:anchor="_Toc241829607" w:history="1">
+          <w:hyperlink w:anchor="_Toc241836084" w:history="1">
             <w:r>
               <w:rPr>
                 <w:rStyle w:val="Hyperlink"/>
@@ -1691,7 +1691,7 @@
               <w:rPr>
                 <w:noProof/>
               </w:rPr>
-              <w:instrText xml:space="preserve"> PAGEREF _Toc241829607 \h </w:instrText>
+              <w:instrText xml:space="preserve"> PAGEREF _Toc241836084 \h </w:instrText>
             </w:r>
             <w:r>
               <w:rPr>
@@ -1734,7 +1734,7 @@
               <w14:ligatures w14:val="standardContextual"/>
             </w:rPr>
           </w:pPr>
-          <w:hyperlink w:anchor="_Toc241829608" w:history="1">
+          <w:hyperlink w:anchor="_Toc241836085" w:history="1">
             <w:r>
               <w:rPr>
                 <w:rStyle w:val="Hyperlink"/>
@@ -1758,7 +1758,7 @@
               <w:rPr>
                 <w:noProof/>
               </w:rPr>
-              <w:instrText xml:space="preserve"> PAGEREF _Toc241829608 \h </w:instrText>
+              <w:instrText xml:space="preserve"> PAGEREF _Toc241836085 \h </w:instrText>
             </w:r>
             <w:r>
               <w:rPr>
@@ -1801,7 +1801,7 @@
               <w14:ligatures w14:val="standardContextual"/>
             </w:rPr>
           </w:pPr>
-          <w:hyperlink w:anchor="_Toc241829609" w:history="1">
+          <w:hyperlink w:anchor="_Toc241836086" w:history="1">
             <w:r>
               <w:rPr>
                 <w:rStyle w:val="Hyperlink"/>
@@ -1825,7 +1825,7 @@
               <w:rPr>
                 <w:noProof/>
               </w:rPr>
-              <w:instrText xml:space="preserve"> PAGEREF _Toc241829609 \h </w:instrText>
+              <w:instrText xml:space="preserve"> PAGEREF _Toc241836086 \h </w:instrText>
             </w:r>
             <w:r>
               <w:rPr>
@@ -1868,7 +1868,7 @@
               <w14:ligatures w14:val="standardContextual"/>
             </w:rPr>
           </w:pPr>
-          <w:hyperlink w:anchor="_Toc241829610" w:history="1">
+          <w:hyperlink w:anchor="_Toc241836087" w:history="1">
             <w:r>
               <w:rPr>
                 <w:rStyle w:val="Hyperlink"/>
@@ -1892,7 +1892,7 @@
               <w:rPr>
                 <w:noProof/>
               </w:rPr>
-              <w:instrText xml:space="preserve"> PAGEREF _Toc241829610 \h </w:instrText>
+              <w:instrText xml:space="preserve"> PAGEREF _Toc241836087 \h </w:instrText>
             </w:r>
             <w:r>
               <w:rPr>
@@ -1935,7 +1935,7 @@
               <w14:ligatures w14:val="standardContextual"/>
             </w:rPr>
           </w:pPr>
-          <w:hyperlink w:anchor="_Toc241829611" w:history="1">
+          <w:hyperlink w:anchor="_Toc241836088" w:history="1">
             <w:r>
               <w:rPr>
                 <w:rStyle w:val="Hyperlink"/>
@@ -1959,7 +1959,7 @@
               <w:rPr>
                 <w:noProof/>
               </w:rPr>
-              <w:instrText xml:space="preserve"> PAGEREF _Toc241829611 \h </w:instrText>
+              <w:instrText xml:space="preserve"> PAGEREF _Toc241836088 \h </w:instrText>
             </w:r>
             <w:r>
               <w:rPr>
@@ -2002,7 +2002,7 @@
               <w14:ligatures w14:val="standardContextual"/>
             </w:rPr>
           </w:pPr>
-          <w:hyperlink w:anchor="_Toc241829612" w:history="1">
+          <w:hyperlink w:anchor="_Toc241836089" w:history="1">
             <w:r>
               <w:rPr>
                 <w:rStyle w:val="Hyperlink"/>
@@ -2026,7 +2026,7 @@
               <w:rPr>
                 <w:noProof/>
               </w:rPr>
-              <w:instrText xml:space="preserve"> PAGEREF _Toc241829612 \h </w:instrText>
+              <w:instrText xml:space="preserve"> PAGEREF _Toc241836089 \h </w:instrText>
             </w:r>
             <w:r>
               <w:rPr>
@@ -2069,7 +2069,7 @@
               <w14:ligatures w14:val="standardContextual"/>
             </w:rPr>
           </w:pPr>
-          <w:hyperlink w:anchor="_Toc241829613" w:history="1">
+          <w:hyperlink w:anchor="_Toc241836090" w:history="1">
             <w:r>
               <w:rPr>
                 <w:rStyle w:val="Hyperlink"/>
@@ -2093,7 +2093,7 @@
               <w:rPr>
                 <w:noProof/>
               </w:rPr>
-              <w:instrText xml:space="preserve"> PAGEREF _Toc241829613 \h </w:instrText>
+              <w:instrText xml:space="preserve"> PAGEREF _Toc241836090 \h </w:instrText>
             </w:r>
             <w:r>
               <w:rPr>
@@ -2136,7 +2136,7 @@
               <w14:ligatures w14:val="standardContextual"/>
             </w:rPr>
           </w:pPr>
-          <w:hyperlink w:anchor="_Toc241829614" w:history="1">
+          <w:hyperlink w:anchor="_Toc241836091" w:history="1">
             <w:r>
               <w:rPr>
                 <w:rStyle w:val="Hyperlink"/>
@@ -2160,7 +2160,7 @@
               <w:rPr>
                 <w:noProof/>
               </w:rPr>
-              <w:instrText xml:space="preserve"> PAGEREF _Toc241829614 \h </w:instrText>
+              <w:instrText xml:space="preserve"> PAGEREF _Toc241836091 \h </w:instrText>
             </w:r>
             <w:r>
               <w:rPr>
@@ -2203,7 +2203,7 @@
               <w14:ligatures w14:val="standardContextual"/>
             </w:rPr>
           </w:pPr>
-          <w:hyperlink w:anchor="_Toc241829615" w:history="1">
+          <w:hyperlink w:anchor="_Toc241836092" w:history="1">
             <w:r>
               <w:rPr>
                 <w:rStyle w:val="Hyperlink"/>
@@ -2227,7 +2227,7 @@
               <w:rPr>
                 <w:noProof/>
               </w:rPr>
-              <w:instrText xml:space="preserve"> PAGEREF _Toc241829615 \h </w:instrText>
+              <w:instrText xml:space="preserve"> PAGEREF _Toc241836092 \h </w:instrText>
             </w:r>
             <w:r>
               <w:rPr>
@@ -2244,7 +2244,7 @@
               <w:rPr>
                 <w:noProof/>
               </w:rPr>
-              <w:t>32</w:t>
+              <w:t>33</w:t>
             </w:r>
             <w:r>
               <w:rPr>
@@ -2270,7 +2270,7 @@
               <w14:ligatures w14:val="standardContextual"/>
             </w:rPr>
           </w:pPr>
-          <w:hyperlink w:anchor="_Toc241829616" w:history="1">
+          <w:hyperlink w:anchor="_Toc241836093" w:history="1">
             <w:r>
               <w:rPr>
                 <w:rStyle w:val="Hyperlink"/>
@@ -2294,7 +2294,7 @@
               <w:rPr>
                 <w:noProof/>
               </w:rPr>
-              <w:instrText xml:space="preserve"> PAGEREF _Toc241829616 \h </w:instrText>
+              <w:instrText xml:space="preserve"> PAGEREF _Toc241836093 \h </w:instrText>
             </w:r>
             <w:r>
               <w:rPr>
@@ -2311,7 +2311,7 @@
               <w:rPr>
                 <w:noProof/>
               </w:rPr>
-              <w:t>33</w:t>
+              <w:t>34</w:t>
             </w:r>
             <w:r>
               <w:rPr>
@@ -2337,7 +2337,7 @@
               <w14:ligatures w14:val="standardContextual"/>
             </w:rPr>
           </w:pPr>
-          <w:hyperlink w:anchor="_Toc241829617" w:history="1">
+          <w:hyperlink w:anchor="_Toc241836094" w:history="1">
             <w:r>
               <w:rPr>
                 <w:rStyle w:val="Hyperlink"/>
@@ -2361,7 +2361,7 @@
               <w:rPr>
                 <w:noProof/>
               </w:rPr>
-              <w:instrText xml:space="preserve"> PAGEREF _Toc241829617 \h </w:instrText>
+              <w:instrText xml:space="preserve"> PAGEREF _Toc241836094 \h </w:instrText>
             </w:r>
             <w:r>
               <w:rPr>
@@ -2404,7 +2404,7 @@
               <w14:ligatures w14:val="standardContextual"/>
             </w:rPr>
           </w:pPr>
-          <w:hyperlink w:anchor="_Toc241829618" w:history="1">
+          <w:hyperlink w:anchor="_Toc241836095" w:history="1">
             <w:r>
               <w:rPr>
                 <w:rStyle w:val="Hyperlink"/>
@@ -2428,7 +2428,7 @@
               <w:rPr>
                 <w:noProof/>
               </w:rPr>
-              <w:instrText xml:space="preserve"> PAGEREF _Toc241829618 \h </w:instrText>
+              <w:instrText xml:space="preserve"> PAGEREF _Toc241836095 \h </w:instrText>
             </w:r>
             <w:r>
               <w:rPr>
@@ -2471,7 +2471,7 @@
               <w14:ligatures w14:val="standardContextual"/>
             </w:rPr>
           </w:pPr>
-          <w:hyperlink w:anchor="_Toc241829619" w:history="1">
+          <w:hyperlink w:anchor="_Toc241836096" w:history="1">
             <w:r>
               <w:rPr>
                 <w:rStyle w:val="Hyperlink"/>
@@ -2495,7 +2495,7 @@
               <w:rPr>
                 <w:noProof/>
               </w:rPr>
-              <w:instrText xml:space="preserve"> PAGEREF _Toc241829619 \h </w:instrText>
+              <w:instrText xml:space="preserve"> PAGEREF _Toc241836096 \h </w:instrText>
             </w:r>
             <w:r>
               <w:rPr>
@@ -2538,7 +2538,7 @@
               <w14:ligatures w14:val="standardContextual"/>
             </w:rPr>
           </w:pPr>
-          <w:hyperlink w:anchor="_Toc241829620" w:history="1">
+          <w:hyperlink w:anchor="_Toc241836097" w:history="1">
             <w:r>
               <w:rPr>
                 <w:rStyle w:val="Hyperlink"/>
@@ -2562,7 +2562,7 @@
               <w:rPr>
                 <w:noProof/>
               </w:rPr>
-              <w:instrText xml:space="preserve"> PAGEREF _Toc241829620 \h </w:instrText>
+              <w:instrText xml:space="preserve"> PAGEREF _Toc241836097 \h </w:instrText>
             </w:r>
             <w:r>
               <w:rPr>
@@ -2605,7 +2605,7 @@
               <w14:ligatures w14:val="standardContextual"/>
             </w:rPr>
           </w:pPr>
-          <w:hyperlink w:anchor="_Toc241829621" w:history="1">
+          <w:hyperlink w:anchor="_Toc241836098" w:history="1">
             <w:r>
               <w:rPr>
                 <w:rStyle w:val="Hyperlink"/>
@@ -2629,7 +2629,7 @@
               <w:rPr>
                 <w:noProof/>
               </w:rPr>
-              <w:instrText xml:space="preserve"> PAGEREF _Toc241829621 \h </w:instrText>
+              <w:instrText xml:space="preserve"> PAGEREF _Toc241836098 \h </w:instrText>
             </w:r>
             <w:r>
               <w:rPr>
@@ -2672,7 +2672,7 @@
               <w14:ligatures w14:val="standardContextual"/>
             </w:rPr>
           </w:pPr>
-          <w:hyperlink w:anchor="_Toc241829622" w:history="1">
+          <w:hyperlink w:anchor="_Toc241836099" w:history="1">
             <w:r>
               <w:rPr>
                 <w:rStyle w:val="Hyperlink"/>
@@ -2696,7 +2696,7 @@
               <w:rPr>
                 <w:noProof/>
               </w:rPr>
-              <w:instrText xml:space="preserve"> PAGEREF _Toc241829622 \h </w:instrText>
+              <w:instrText xml:space="preserve"> PAGEREF _Toc241836099 \h </w:instrText>
             </w:r>
             <w:r>
               <w:rPr>
@@ -2739,7 +2739,7 @@
               <w14:ligatures w14:val="standardContextual"/>
             </w:rPr>
           </w:pPr>
-          <w:hyperlink w:anchor="_Toc241829623" w:history="1">
+          <w:hyperlink w:anchor="_Toc241836100" w:history="1">
             <w:r>
               <w:rPr>
                 <w:rStyle w:val="Hyperlink"/>
@@ -2763,7 +2763,7 @@
               <w:rPr>
                 <w:noProof/>
               </w:rPr>
-              <w:instrText xml:space="preserve"> PAGEREF _Toc241829623 \h </w:instrText>
+              <w:instrText xml:space="preserve"> PAGEREF _Toc241836100 \h </w:instrText>
             </w:r>
             <w:r>
               <w:rPr>
@@ -2806,7 +2806,7 @@
               <w14:ligatures w14:val="standardContextual"/>
             </w:rPr>
           </w:pPr>
-          <w:hyperlink w:anchor="_Toc241829624" w:history="1">
+          <w:hyperlink w:anchor="_Toc241836101" w:history="1">
             <w:r>
               <w:rPr>
                 <w:rStyle w:val="Hyperlink"/>
@@ -2830,7 +2830,7 @@
               <w:rPr>
                 <w:noProof/>
               </w:rPr>
-              <w:instrText xml:space="preserve"> PAGEREF _Toc241829624 \h </w:instrText>
+              <w:instrText xml:space="preserve"> PAGEREF _Toc241836101 \h </w:instrText>
             </w:r>
             <w:r>
               <w:rPr>
@@ -2873,7 +2873,7 @@
               <w14:ligatures w14:val="standardContextual"/>
             </w:rPr>
           </w:pPr>
-          <w:hyperlink w:anchor="_Toc241829625" w:history="1">
+          <w:hyperlink w:anchor="_Toc241836102" w:history="1">
             <w:r>
               <w:rPr>
                 <w:rStyle w:val="Hyperlink"/>
@@ -2897,7 +2897,7 @@
               <w:rPr>
                 <w:noProof/>
               </w:rPr>
-              <w:instrText xml:space="preserve"> PAGEREF _Toc241829625 \h </w:instrText>
+              <w:instrText xml:space="preserve"> PAGEREF _Toc241836102 \h </w:instrText>
             </w:r>
             <w:r>
               <w:rPr>
@@ -2940,7 +2940,7 @@
               <w14:ligatures w14:val="standardContextual"/>
             </w:rPr>
           </w:pPr>
-          <w:hyperlink w:anchor="_Toc241829626" w:history="1">
+          <w:hyperlink w:anchor="_Toc241836103" w:history="1">
             <w:r>
               <w:rPr>
                 <w:rStyle w:val="Hyperlink"/>
@@ -2964,7 +2964,7 @@
               <w:rPr>
                 <w:noProof/>
               </w:rPr>
-              <w:instrText xml:space="preserve"> PAGEREF _Toc241829626 \h </w:instrText>
+              <w:instrText xml:space="preserve"> PAGEREF _Toc241836103 \h </w:instrText>
             </w:r>
             <w:r>
               <w:rPr>
@@ -3007,7 +3007,7 @@
               <w14:ligatures w14:val="standardContextual"/>
             </w:rPr>
           </w:pPr>
-          <w:hyperlink w:anchor="_Toc241829627" w:history="1">
+          <w:hyperlink w:anchor="_Toc241836104" w:history="1">
             <w:r>
               <w:rPr>
                 <w:rStyle w:val="Hyperlink"/>
@@ -3031,7 +3031,7 @@
               <w:rPr>
                 <w:noProof/>
               </w:rPr>
-              <w:instrText xml:space="preserve"> PAGEREF _Toc241829627 \h </w:instrText>
+              <w:instrText xml:space="preserve"> PAGEREF _Toc241836104 \h </w:instrText>
             </w:r>
             <w:r>
               <w:rPr>
@@ -3074,7 +3074,7 @@
               <w14:ligatures w14:val="standardContextual"/>
             </w:rPr>
           </w:pPr>
-          <w:hyperlink w:anchor="_Toc241829628" w:history="1">
+          <w:hyperlink w:anchor="_Toc241836105" w:history="1">
             <w:r>
               <w:rPr>
                 <w:rStyle w:val="Hyperlink"/>
@@ -3098,7 +3098,7 @@
               <w:rPr>
                 <w:noProof/>
               </w:rPr>
-              <w:instrText xml:space="preserve"> PAGEREF _Toc241829628 \h </w:instrText>
+              <w:instrText xml:space="preserve"> PAGEREF _Toc241836105 \h </w:instrText>
             </w:r>
             <w:r>
               <w:rPr>
@@ -3141,7 +3141,7 @@
               <w14:ligatures w14:val="standardContextual"/>
             </w:rPr>
           </w:pPr>
-          <w:hyperlink w:anchor="_Toc241829629" w:history="1">
+          <w:hyperlink w:anchor="_Toc241836106" w:history="1">
             <w:r>
               <w:rPr>
                 <w:rStyle w:val="Hyperlink"/>
@@ -3165,7 +3165,7 @@
               <w:rPr>
                 <w:noProof/>
               </w:rPr>
-              <w:instrText xml:space="preserve"> PAGEREF _Toc241829629 \h </w:instrText>
+              <w:instrText xml:space="preserve"> PAGEREF _Toc241836106 \h </w:instrText>
             </w:r>
             <w:r>
               <w:rPr>
@@ -3208,7 +3208,7 @@
               <w14:ligatures w14:val="standardContextual"/>
             </w:rPr>
           </w:pPr>
-          <w:hyperlink w:anchor="_Toc241829630" w:history="1">
+          <w:hyperlink w:anchor="_Toc241836107" w:history="1">
             <w:r>
               <w:rPr>
                 <w:rStyle w:val="Hyperlink"/>
@@ -3232,7 +3232,7 @@
               <w:rPr>
                 <w:noProof/>
               </w:rPr>
-              <w:instrText xml:space="preserve"> PAGEREF _Toc241829630 \h </w:instrText>
+              <w:instrText xml:space="preserve"> PAGEREF _Toc241836107 \h </w:instrText>
             </w:r>
             <w:r>
               <w:rPr>
@@ -3271,7 +3271,7 @@
         <w:pStyle w:val="Heading1"/>
         <w:pageBreakBefore/>
       </w:pPr>
-      <w:bookmarkStart w:id="0" w:name="_Toc241829584"/>
+      <w:bookmarkStart w:id="0" w:name="_Toc241836061"/>
       <w:r>
         <w:lastRenderedPageBreak/>
         <w:t>1. The system at a glance</w:t>
@@ -3888,7 +3888,7 @@
         <w:keepNext/>
         <w:keepLines/>
       </w:pPr>
-      <w:bookmarkStart w:id="1" w:name="_Toc241829585"/>
+      <w:bookmarkStart w:id="1" w:name="_Toc241836062"/>
       <w:r>
         <w:t>How the pieces fit</w:t>
       </w:r>
@@ -4015,7 +4015,7 @@
         <w:pStyle w:val="Heading1"/>
         <w:pageBreakBefore/>
       </w:pPr>
-      <w:bookmarkStart w:id="2" w:name="_Toc241829586"/>
+      <w:bookmarkStart w:id="2" w:name="_Toc241836063"/>
       <w:r>
         <w:lastRenderedPageBreak/>
         <w:t>2. Signing in</w:t>
@@ -4028,7 +4028,7 @@
         <w:keepNext/>
         <w:keepLines/>
       </w:pPr>
-      <w:bookmarkStart w:id="3" w:name="_Toc241829587"/>
+      <w:bookmarkStart w:id="3" w:name="_Toc241836064"/>
       <w:r>
         <w:t>Three separate sign-ins</w:t>
       </w:r>
@@ -4509,7 +4509,7 @@
         <w:keepNext/>
         <w:keepLines/>
       </w:pPr>
-      <w:bookmarkStart w:id="4" w:name="_Toc241829588"/>
+      <w:bookmarkStart w:id="4" w:name="_Toc241836065"/>
       <w:r>
         <w:t>How people prove who they are</w:t>
       </w:r>
@@ -4851,7 +4851,7 @@
         <w:t>Firm members are never created by signing in.</w:t>
       </w:r>
       <w:r>
-        <w:t xml:space="preserve"> An owner or administrator adds them first on the Team page, with their email and mobile number, and chooses their access (Owner, Admin, Lawyer, Editor or No sign-in).</w:t>
+        <w:t xml:space="preserve"> An owner or administrator adds them first on the Team page, with their mobile number (and email, if they have one), and chooses their access (Owner, Admin, Lawyer, Editor or No sign-in).</w:t>
       </w:r>
     </w:p>
     <w:p>
@@ -4913,7 +4913,7 @@
         <w:keepNext/>
         <w:keepLines/>
       </w:pPr>
-      <w:bookmarkStart w:id="5" w:name="_Toc241829589"/>
+      <w:bookmarkStart w:id="5" w:name="_Toc241836066"/>
       <w:r>
         <w:t>Who can sign in: the Team page panel</w:t>
       </w:r>
@@ -4943,7 +4943,7 @@
         <w:keepNext/>
         <w:keepLines/>
       </w:pPr>
-      <w:bookmarkStart w:id="6" w:name="_Toc241829590"/>
+      <w:bookmarkStart w:id="6" w:name="_Toc241836067"/>
       <w:r>
         <w:t>Staying signed in, and stopping access</w:t>
       </w:r>
@@ -4980,7 +4980,7 @@
         <w:pStyle w:val="Heading1"/>
         <w:pageBreakBefore/>
       </w:pPr>
-      <w:bookmarkStart w:id="7" w:name="_Toc241829591"/>
+      <w:bookmarkStart w:id="7" w:name="_Toc241836068"/>
       <w:r>
         <w:lastRenderedPageBreak/>
         <w:t>3. Who can do what</w:t>
@@ -5713,7 +5713,7 @@
         <w:pStyle w:val="Heading1"/>
         <w:pageBreakBefore/>
       </w:pPr>
-      <w:bookmarkStart w:id="8" w:name="_Toc241829592"/>
+      <w:bookmarkStart w:id="8" w:name="_Toc241836069"/>
       <w:r>
         <w:lastRenderedPageBreak/>
         <w:t>4. The public website</w:t>
@@ -5726,7 +5726,7 @@
         <w:keepNext/>
         <w:keepLines/>
       </w:pPr>
-      <w:bookmarkStart w:id="9" w:name="_Toc241829593"/>
+      <w:bookmarkStart w:id="9" w:name="_Toc241836070"/>
       <w:r>
         <w:t>What visitors see</w:t>
       </w:r>
@@ -6534,7 +6534,7 @@
         <w:keepNext/>
         <w:keepLines/>
       </w:pPr>
-      <w:bookmarkStart w:id="10" w:name="_Toc241829594"/>
+      <w:bookmarkStart w:id="10" w:name="_Toc241836071"/>
       <w:r>
         <w:t>Rules the website follows</w:t>
       </w:r>
@@ -6598,7 +6598,7 @@
         <w:pStyle w:val="Heading1"/>
         <w:pageBreakBefore/>
       </w:pPr>
-      <w:bookmarkStart w:id="11" w:name="_Toc241829595"/>
+      <w:bookmarkStart w:id="11" w:name="_Toc241836072"/>
       <w:r>
         <w:lastRenderedPageBreak/>
         <w:t>5. The admin console, section by section</w:t>
@@ -6619,7 +6619,7 @@
         <w:keepNext/>
         <w:keepLines/>
       </w:pPr>
-      <w:bookmarkStart w:id="12" w:name="_Toc241829596"/>
+      <w:bookmarkStart w:id="12" w:name="_Toc241836073"/>
       <w:r>
         <w:t>Clients &amp; court cases</w:t>
       </w:r>
@@ -6808,7 +6808,7 @@
           <w:b/>
           <w:bCs/>
         </w:rPr>
-        <w:t>From client</w:t>
+        <w:t>Client</w:t>
       </w:r>
       <w:r>
         <w:t xml:space="preserve"> and </w:t>
@@ -6831,7 +6831,7 @@
         <w:t>Internal</w:t>
       </w:r>
       <w:r>
-        <w:t xml:space="preserve"> folder for templates, precedents and forms used across the firm. Documents are uploaded here or in a case's Documents tab, and every upload asks which folder.</w:t>
+        <w:t xml:space="preserve"> folder for templates, precedents and forms used across the firm. Documents are uploaded here or in a case's Documents tab, and every upload asks which folders.</w:t>
       </w:r>
     </w:p>
     <w:p>
@@ -6849,7 +6849,7 @@
         <w:spacing w:after="140" w:line="300" w:lineRule="auto"/>
       </w:pPr>
       <w:r>
-        <w:t>Client accounts (step by step in “Cases and the court's own record”). 'Add client' asks whether the client is an individual (name, phone, email) or an organisation (organisation name, contact person, phone, email, office address), and which cases to link. Clients sign in with that email or their mobile.</w:t>
+        <w:t>Client accounts (step by step in “Cases and the court's own record”). 'Add client' asks whether the client is an individual (name and mobile number; email optional) or an organisation (organisation name, contact person, mobile number, office address; email optional), and which cases to link. Clients sign in with an OTP on that mobile number, or with Google if an email is saved.</w:t>
       </w:r>
     </w:p>
     <w:p>
@@ -6898,7 +6898,8 @@
         <w:spacing w:after="80" w:line="290" w:lineRule="auto"/>
       </w:pPr>
       <w:r>
-        <w:t>Photo, name, position, email, phone, Bar Council enrolment number. The email and phone are what the person signs in with.</w:t>
+        <w:lastRenderedPageBreak/>
+        <w:t>Photo, name, position, mobile number, email (optional), Bar Council enrolment number. The mobile number, and the email if there is one, are what the person signs in with.</w:t>
       </w:r>
     </w:p>
     <w:p>
@@ -6911,7 +6912,6 @@
         <w:spacing w:after="80" w:line="290" w:lineRule="auto"/>
       </w:pPr>
       <w:r>
-        <w:lastRenderedPageBreak/>
         <w:t>Access: Owner, Admin, Lawyer, Editor, or No sign-in (for someone who only appears on the website).</w:t>
       </w:r>
     </w:p>
@@ -6934,7 +6934,7 @@
         <w:keepNext/>
         <w:keepLines/>
       </w:pPr>
-      <w:bookmarkStart w:id="13" w:name="_Toc241829597"/>
+      <w:bookmarkStart w:id="13" w:name="_Toc241836074"/>
       <w:r>
         <w:t>Website</w:t>
       </w:r>
@@ -7294,7 +7294,7 @@
               <w:spacing w:after="40" w:line="270" w:lineRule="auto"/>
             </w:pPr>
             <w:r>
-              <w:t>SEO &amp; Analytics</w:t>
+              <w:t>Audit log</w:t>
             </w:r>
           </w:p>
         </w:tc>
@@ -7319,64 +7319,6 @@
               <w:spacing w:after="40" w:line="270" w:lineRule="auto"/>
             </w:pPr>
             <w:r>
-              <w:t>The search phrases the firm's articles target. Google Search Console and Analytics connect once the site is on the firm's own domain.</w:t>
-            </w:r>
-          </w:p>
-        </w:tc>
-      </w:tr>
-      <w:tr>
-        <w:tblPrEx>
-          <w:tblCellMar>
-            <w:top w:w="0" w:type="dxa"/>
-            <w:bottom w:w="0" w:type="dxa"/>
-          </w:tblCellMar>
-        </w:tblPrEx>
-        <w:tc>
-          <w:tcPr>
-            <w:tcW w:w="1861" w:type="dxa"/>
-            <w:tcBorders>
-              <w:top w:val="single" w:sz="4" w:space="0" w:color="D5D9E0"/>
-              <w:left w:val="single" w:sz="4" w:space="0" w:color="D5D9E0"/>
-              <w:bottom w:val="single" w:sz="4" w:space="0" w:color="D5D9E0"/>
-              <w:right w:val="single" w:sz="4" w:space="0" w:color="D5D9E0"/>
-            </w:tcBorders>
-            <w:tcMar>
-              <w:top w:w="80" w:type="dxa"/>
-              <w:left w:w="120" w:type="dxa"/>
-              <w:bottom w:w="80" w:type="dxa"/>
-              <w:right w:w="120" w:type="dxa"/>
-            </w:tcMar>
-          </w:tcPr>
-          <w:p>
-            <w:pPr>
-              <w:spacing w:after="40" w:line="270" w:lineRule="auto"/>
-            </w:pPr>
-            <w:r>
-              <w:t>Audit log</w:t>
-            </w:r>
-          </w:p>
-        </w:tc>
-        <w:tc>
-          <w:tcPr>
-            <w:tcW w:w="7445" w:type="dxa"/>
-            <w:tcBorders>
-              <w:top w:val="single" w:sz="4" w:space="0" w:color="D5D9E0"/>
-              <w:left w:val="single" w:sz="4" w:space="0" w:color="D5D9E0"/>
-              <w:bottom w:val="single" w:sz="4" w:space="0" w:color="D5D9E0"/>
-              <w:right w:val="single" w:sz="4" w:space="0" w:color="D5D9E0"/>
-            </w:tcBorders>
-            <w:tcMar>
-              <w:top w:w="80" w:type="dxa"/>
-              <w:left w:w="120" w:type="dxa"/>
-              <w:bottom w:w="80" w:type="dxa"/>
-              <w:right w:w="120" w:type="dxa"/>
-            </w:tcMar>
-          </w:tcPr>
-          <w:p>
-            <w:pPr>
-              <w:spacing w:after="40" w:line="270" w:lineRule="auto"/>
-            </w:pPr>
-            <w:r>
               <w:t>A record of who did what and when: sign-ins, downloads, changes, deletions.</w:t>
             </w:r>
           </w:p>
@@ -7393,7 +7335,7 @@
         <w:pStyle w:val="Heading1"/>
         <w:pageBreakBefore/>
       </w:pPr>
-      <w:bookmarkStart w:id="14" w:name="_Toc241829598"/>
+      <w:bookmarkStart w:id="14" w:name="_Toc241836075"/>
       <w:r>
         <w:lastRenderedPageBreak/>
         <w:t>6. Cases and the court's own record</w:t>
@@ -7431,7 +7373,7 @@
         <w:keepNext/>
         <w:keepLines/>
       </w:pPr>
-      <w:bookmarkStart w:id="15" w:name="_Toc241829599"/>
+      <w:bookmarkStart w:id="15" w:name="_Toc241836076"/>
       <w:r>
         <w:t>How to add a case</w:t>
       </w:r>
@@ -7527,7 +7469,7 @@
           <w:noProof/>
         </w:rPr>
         <w:drawing>
-          <wp:inline distT="0" distB="0" distL="0" distR="0" wp14:anchorId="722783C2" wp14:editId="70F6A94D">
+          <wp:inline distT="0" distB="0" distL="0" distR="0" wp14:anchorId="62384BD3" wp14:editId="24C1C641">
             <wp:extent cx="5715000" cy="2505075"/>
             <wp:effectExtent l="0" t="0" r="0" b="0"/>
             <wp:docPr id="1" name="cases-page" descr="Admin console → Cases. The New case button is at the top right." title="Admin console → Cases. The New case button is at the top right."/>
@@ -7727,7 +7669,7 @@
         </w:rPr>
         <w:lastRenderedPageBreak/>
         <w:drawing>
-          <wp:inline distT="0" distB="0" distL="0" distR="0" wp14:anchorId="41C9EAAE" wp14:editId="7A3CEADA">
+          <wp:inline distT="0" distB="0" distL="0" distR="0" wp14:anchorId="38DF74F8" wp14:editId="6F972143">
             <wp:extent cx="5715000" cy="2562225"/>
             <wp:effectExtent l="0" t="0" r="0" b="0"/>
             <wp:docPr id="2" name="newcase-cnr" descr="The first screen of New case: type the CNR, or fill in the details by hand." title="The first screen of New case: type the CNR, or fill in the details by hand."/>
@@ -7927,6 +7869,125 @@
     </w:p>
     <w:p>
       <w:pPr>
+        <w:pStyle w:val="ListParagraph"/>
+        <w:numPr>
+          <w:ilvl w:val="0"/>
+          <w:numId w:val="5"/>
+        </w:numPr>
+        <w:spacing w:after="80" w:line="290" w:lineRule="auto"/>
+      </w:pPr>
+      <w:r>
+        <w:rPr>
+          <w:b/>
+          <w:bCs/>
+        </w:rPr>
+        <w:t>CNR number:</w:t>
+      </w:r>
+      <w:r>
+        <w:t xml:space="preserve"> for a case not yet in court there is a CNR box on its own. Leave it empty for now.</w:t>
+      </w:r>
+    </w:p>
+    <w:p>
+      <w:pPr>
+        <w:pBdr>
+          <w:left w:val="single" w:sz="18" w:space="10" w:color="B8862B"/>
+        </w:pBdr>
+        <w:spacing w:before="80" w:after="180" w:line="290" w:lineRule="auto"/>
+        <w:ind w:left="240"/>
+      </w:pPr>
+      <w:r>
+        <w:rPr>
+          <w:b/>
+          <w:bCs/>
+          <w:i/>
+          <w:iCs/>
+          <w:color w:val="5B6475"/>
+        </w:rPr>
+        <w:t>When the CNR comes later:</w:t>
+      </w:r>
+      <w:r>
+        <w:rPr>
+          <w:i/>
+          <w:iCs/>
+          <w:color w:val="5B6475"/>
+        </w:rPr>
+        <w:t xml:space="preserve"> open the case and enter the CNR either under </w:t>
+      </w:r>
+      <w:r>
+        <w:rPr>
+          <w:b/>
+          <w:bCs/>
+          <w:i/>
+          <w:iCs/>
+          <w:color w:val="5B6475"/>
+        </w:rPr>
+        <w:t>Edit details</w:t>
+      </w:r>
+      <w:r>
+        <w:rPr>
+          <w:i/>
+          <w:iCs/>
+          <w:color w:val="5B6475"/>
+        </w:rPr>
+        <w:t xml:space="preserve"> (CNR number) or straight on the </w:t>
+      </w:r>
+      <w:r>
+        <w:rPr>
+          <w:b/>
+          <w:bCs/>
+          <w:i/>
+          <w:iCs/>
+          <w:color w:val="5B6475"/>
+        </w:rPr>
+        <w:t>Court record</w:t>
+      </w:r>
+      <w:r>
+        <w:rPr>
+          <w:i/>
+          <w:iCs/>
+          <w:color w:val="5B6475"/>
+        </w:rPr>
+        <w:t xml:space="preserve"> tab, which shows a CNR box and </w:t>
+      </w:r>
+      <w:r>
+        <w:rPr>
+          <w:b/>
+          <w:bCs/>
+          <w:i/>
+          <w:iCs/>
+          <w:color w:val="5B6475"/>
+        </w:rPr>
+        <w:t>Save CNR</w:t>
+      </w:r>
+      <w:r>
+        <w:rPr>
+          <w:i/>
+          <w:iCs/>
+          <w:color w:val="5B6475"/>
+        </w:rPr>
+        <w:t xml:space="preserve"> while the case has none. </w:t>
+      </w:r>
+      <w:r>
+        <w:rPr>
+          <w:b/>
+          <w:bCs/>
+          <w:i/>
+          <w:iCs/>
+          <w:color w:val="5B6475"/>
+        </w:rPr>
+        <w:t>Update from court</w:t>
+      </w:r>
+      <w:r>
+        <w:rPr>
+          <w:i/>
+          <w:iCs/>
+          <w:color w:val="5B6475"/>
+        </w:rPr>
+        <w:t xml:space="preserve"> then appears on the Court record tab and fills in the court, the case number, the hearings and the orders.</w:t>
+      </w:r>
+    </w:p>
+    <w:p>
+      <w:pPr>
         <w:keepNext/>
         <w:spacing w:before="120" w:after="60"/>
         <w:jc w:val="center"/>
@@ -7937,7 +7998,7 @@
         </w:rPr>
         <w:lastRenderedPageBreak/>
         <w:drawing>
-          <wp:inline distT="0" distB="0" distL="0" distR="0" wp14:anchorId="0E0A9EA4" wp14:editId="4874AD5A">
+          <wp:inline distT="0" distB="0" distL="0" distR="0" wp14:anchorId="13E3F902" wp14:editId="2BD48A55">
             <wp:extent cx="5715000" cy="8829675"/>
             <wp:effectExtent l="0" t="0" r="0" b="0"/>
             <wp:docPr id="3" name="newcase-manual-top" descr="Filling in a case by hand: the case, the court, the parties, the law." title="Filling in a case by hand: the case, the court, the parties, the law."/>
@@ -8038,17 +8099,7 @@
         <w:t>Lawyers on the case:</w:t>
       </w:r>
       <w:r>
-        <w:t xml:space="preserve"> pick a lawyer from </w:t>
-      </w:r>
-      <w:r>
-        <w:rPr>
-          <w:b/>
-          <w:bCs/>
-        </w:rPr>
-        <w:t>+ Add a lawyer</w:t>
-      </w:r>
-      <w:r>
-        <w:t>. Repeat for each lawyer; the first is the lead. Every lawyer added sees the case in their lawyer workspace.</w:t>
+        <w:t xml:space="preserve"> tick every lawyer the case needs (a case can have several). The first ticked is the lead; set each one's role under the list. Every lawyer ticked sees the case in their lawyer workspace.</w:t>
       </w:r>
     </w:p>
     <w:p>
@@ -8065,20 +8116,10 @@
           <w:b/>
           <w:bCs/>
         </w:rPr>
-        <w:t>Client account:</w:t>
-      </w:r>
-      <w:r>
-        <w:t xml:space="preserve"> pick the client who should see the case, or leave it on </w:t>
-      </w:r>
-      <w:r>
-        <w:rPr>
-          <w:b/>
-          <w:bCs/>
-        </w:rPr>
-        <w:t>Link later</w:t>
-      </w:r>
-      <w:r>
-        <w:t>. The client must already be under Clients (see 'How to add a client' below).</w:t>
+        <w:t>Client accounts:</w:t>
+      </w:r>
+      <w:r>
+        <w:t xml:space="preserve"> tick every client who should see the case (a case can have several), or leave them all unticked to link later. Clients must already be under Clients (see 'How to add a client' below). With a long list, type in the search box to find someone.</w:t>
       </w:r>
     </w:p>
     <w:p>
@@ -8116,10 +8157,10 @@
         </w:rPr>
         <w:lastRenderedPageBreak/>
         <w:drawing>
-          <wp:inline distT="0" distB="0" distL="0" distR="0" wp14:anchorId="3F2B433E" wp14:editId="79BF6A6D">
+          <wp:inline distT="0" distB="0" distL="0" distR="0" wp14:anchorId="13CBB918" wp14:editId="09889BDF">
             <wp:extent cx="5715000" cy="8829675"/>
             <wp:effectExtent l="0" t="0" r="0" b="0"/>
-            <wp:docPr id="4" name="newcase-manual-team" descr="The end of the New case window: lawyers, client account, Create case." title="The end of the New case window: lawyers, client account, Create case."/>
+            <wp:docPr id="4" name="newcase-manual-team-2" descr="The end of the New case window: lawyers, client account, Create case." title="The end of the New case window: lawyers, client account, Create case."/>
             <wp:cNvGraphicFramePr>
               <a:graphicFrameLocks xmlns:a="http://schemas.openxmlformats.org/drawingml/2006/main" noChangeAspect="1"/>
             </wp:cNvGraphicFramePr>
@@ -8177,7 +8218,7 @@
         <w:keepNext/>
         <w:keepLines/>
       </w:pPr>
-      <w:bookmarkStart w:id="16" w:name="_Toc241829600"/>
+      <w:bookmarkStart w:id="16" w:name="_Toc241836077"/>
       <w:r>
         <w:lastRenderedPageBreak/>
         <w:t>How to add a client</w:t>
@@ -8287,20 +8328,20 @@
           <w:b/>
           <w:bCs/>
         </w:rPr>
+        <w:t>Mobile number</w:t>
+      </w:r>
+      <w:r>
+        <w:t xml:space="preserve"> are required; the </w:t>
+      </w:r>
+      <w:r>
+        <w:rPr>
+          <w:b/>
+          <w:bCs/>
+        </w:rPr>
         <w:t>Email</w:t>
       </w:r>
       <w:r>
-        <w:t xml:space="preserve"> are required; add the </w:t>
-      </w:r>
-      <w:r>
-        <w:rPr>
-          <w:b/>
-          <w:bCs/>
-        </w:rPr>
-        <w:t>Phone</w:t>
-      </w:r>
-      <w:r>
-        <w:t xml:space="preserve"> too. For an organisation: </w:t>
+        <w:t xml:space="preserve"> is optional. For an organisation: </w:t>
       </w:r>
       <w:r>
         <w:rPr>
@@ -8327,10 +8368,10 @@
           <w:b/>
           <w:bCs/>
         </w:rPr>
-        <w:t>Email</w:t>
-      </w:r>
-      <w:r>
-        <w:t xml:space="preserve">, phone and </w:t>
+        <w:t>Mobile number</w:t>
+      </w:r>
+      <w:r>
+        <w:t xml:space="preserve"> and </w:t>
       </w:r>
       <w:r>
         <w:rPr>
@@ -8340,7 +8381,7 @@
         <w:t>Office address</w:t>
       </w:r>
       <w:r>
-        <w:t>.</w:t>
+        <w:t>; the email is optional.</w:t>
       </w:r>
     </w:p>
     <w:p>
@@ -8360,20 +8401,20 @@
           <w:b/>
           <w:bCs/>
         </w:rPr>
+        <w:t>Mobile number</w:t>
+      </w:r>
+      <w:r>
+        <w:t xml:space="preserve"> is where their sign-in code (OTP) goes, so check it carefully. Two clients cannot share one number. With an </w:t>
+      </w:r>
+      <w:r>
+        <w:rPr>
+          <w:b/>
+          <w:bCs/>
+        </w:rPr>
         <w:t>Email</w:t>
       </w:r>
       <w:r>
-        <w:t xml:space="preserve"> is what the client signs in with through Google, and the </w:t>
-      </w:r>
-      <w:r>
-        <w:rPr>
-          <w:b/>
-          <w:bCs/>
-        </w:rPr>
-        <w:t>Phone</w:t>
-      </w:r>
-      <w:r>
-        <w:t xml:space="preserve"> is the number their mobile sign-in code goes to. Check both carefully.</w:t>
+        <w:t>, they can also sign in with Google.</w:t>
       </w:r>
     </w:p>
     <w:p>
@@ -8396,17 +8437,7 @@
         <w:t>Cases</w:t>
       </w:r>
       <w:r>
-        <w:t xml:space="preserve">, choose </w:t>
-      </w:r>
-      <w:r>
-        <w:rPr>
-          <w:b/>
-          <w:bCs/>
-        </w:rPr>
-        <w:t>+ Link a case</w:t>
-      </w:r>
-      <w:r>
-        <w:t xml:space="preserve"> to attach their case now, so it is waiting when they first sign in. Repeat for more cases.</w:t>
+        <w:t>, tick every case they should see now, so it is waiting when they first sign in.</w:t>
       </w:r>
     </w:p>
     <w:p>
@@ -8443,10 +8474,10 @@
           <w:noProof/>
         </w:rPr>
         <w:drawing>
-          <wp:inline distT="0" distB="0" distL="0" distR="0" wp14:anchorId="3F62CDAF" wp14:editId="4C79969A">
-            <wp:extent cx="4876800" cy="4762500"/>
+          <wp:inline distT="0" distB="0" distL="0" distR="0" wp14:anchorId="58D07ECB" wp14:editId="519D2835">
+            <wp:extent cx="4876800" cy="5619750"/>
             <wp:effectExtent l="0" t="0" r="0" b="0"/>
-            <wp:docPr id="5" name="clients-add" descr="Add a client: an individual." title="Add a client: an individual."/>
+            <wp:docPr id="5" name="clients-add-2" descr="Add a client: an individual." title="Add a client: an individual."/>
             <wp:cNvGraphicFramePr>
               <a:graphicFrameLocks xmlns:a="http://schemas.openxmlformats.org/drawingml/2006/main" noChangeAspect="1"/>
             </wp:cNvGraphicFramePr>
@@ -8469,7 +8500,7 @@
                   <pic:spPr bwMode="auto">
                     <a:xfrm>
                       <a:off x="0" y="0"/>
-                      <a:ext cx="4876800" cy="4762500"/>
+                      <a:ext cx="4876800" cy="5619750"/>
                     </a:xfrm>
                     <a:prstGeom prst="rect">
                       <a:avLst/>
@@ -8510,10 +8541,10 @@
         </w:rPr>
         <w:lastRenderedPageBreak/>
         <w:drawing>
-          <wp:inline distT="0" distB="0" distL="0" distR="0" wp14:anchorId="6F937E97" wp14:editId="086C4F3C">
-            <wp:extent cx="4876800" cy="6457950"/>
+          <wp:inline distT="0" distB="0" distL="0" distR="0" wp14:anchorId="151C59C4" wp14:editId="7BAC65E1">
+            <wp:extent cx="4876800" cy="7315200"/>
             <wp:effectExtent l="0" t="0" r="0" b="0"/>
-            <wp:docPr id="6" name="clients-add-org" descr="Add a client: an organisation, with its contact person and office address." title="Add a client: an organisation, with its contact person and office address."/>
+            <wp:docPr id="6" name="clients-add-org-2" descr="Add a client: an organisation, with its contact person and office address." title="Add a client: an organisation, with its contact person and office address."/>
             <wp:cNvGraphicFramePr>
               <a:graphicFrameLocks xmlns:a="http://schemas.openxmlformats.org/drawingml/2006/main" noChangeAspect="1"/>
             </wp:cNvGraphicFramePr>
@@ -8536,7 +8567,7 @@
                   <pic:spPr bwMode="auto">
                     <a:xfrm>
                       <a:off x="0" y="0"/>
-                      <a:ext cx="4876800" cy="6457950"/>
+                      <a:ext cx="4876800" cy="7315200"/>
                     </a:xfrm>
                     <a:prstGeom prst="rect">
                       <a:avLst/>
@@ -8592,7 +8623,7 @@
         <w:t>Edit</w:t>
       </w:r>
       <w:r>
-        <w:t xml:space="preserve"> on their row. The sign-in email cannot be changed; everything else can, including their cases and </w:t>
+        <w:t xml:space="preserve"> on their row. A sign-in email cannot be changed once saved, but one can be added to a client who has none; everything else can change, including their cases and </w:t>
       </w:r>
       <w:r>
         <w:rPr>
@@ -8611,7 +8642,7 @@
         <w:keepNext/>
         <w:keepLines/>
       </w:pPr>
-      <w:bookmarkStart w:id="17" w:name="_Toc241829601"/>
+      <w:bookmarkStart w:id="17" w:name="_Toc241836078"/>
       <w:r>
         <w:t>How to add a lawyer (or anyone at the firm)</w:t>
       </w:r>
@@ -8660,6 +8691,7 @@
         <w:spacing w:after="80" w:line="290" w:lineRule="auto"/>
       </w:pPr>
       <w:r>
+        <w:lastRenderedPageBreak/>
         <w:t xml:space="preserve">Add a </w:t>
       </w:r>
       <w:r>
@@ -8707,10 +8739,10 @@
           <w:b/>
           <w:bCs/>
         </w:rPr>
-        <w:t>Email:</w:t>
-      </w:r>
-      <w:r>
-        <w:t xml:space="preserve"> the Gmail address they will use for 'Continue with Google'.</w:t>
+        <w:t>Mobile number</w:t>
+      </w:r>
+      <w:r>
+        <w:t xml:space="preserve"> (required): where their sign-in code (OTP) goes. Two people on the team cannot share one number.</w:t>
       </w:r>
     </w:p>
     <w:p>
@@ -8727,11 +8759,10 @@
           <w:b/>
           <w:bCs/>
         </w:rPr>
-        <w:lastRenderedPageBreak/>
-        <w:t>Phone:</w:t>
-      </w:r>
-      <w:r>
-        <w:t xml:space="preserve"> the mobile number they will use for a sign-in code. A lawyer can sign in only with the email or phone saved here.</w:t>
+        <w:t>Email</w:t>
+      </w:r>
+      <w:r>
+        <w:t xml:space="preserve"> (optional): the Gmail address for 'Continue with Google'. A lawyer can sign in only with the mobile number or email saved here.</w:t>
       </w:r>
     </w:p>
     <w:p>
@@ -8851,10 +8882,10 @@
           <w:noProof/>
         </w:rPr>
         <w:drawing>
-          <wp:inline distT="0" distB="0" distL="0" distR="0" wp14:anchorId="3E286552" wp14:editId="2EC3E14B">
+          <wp:inline distT="0" distB="0" distL="0" distR="0" wp14:anchorId="1FCD52FD" wp14:editId="22F57D44">
             <wp:extent cx="5715000" cy="4371975"/>
             <wp:effectExtent l="0" t="0" r="0" b="0"/>
-            <wp:docPr id="7" name="staff-add" descr="Add a person: who they are, how they sign in, and what they may open." title="Add a person: who they are, how they sign in, and what they may open."/>
+            <wp:docPr id="7" name="staff-add-2" descr="Add a person: who they are, how they sign in, and what they may open." title="Add a person: who they are, how they sign in, and what they may open."/>
             <wp:cNvGraphicFramePr>
               <a:graphicFrameLocks xmlns:a="http://schemas.openxmlformats.org/drawingml/2006/main" noChangeAspect="1"/>
             </wp:cNvGraphicFramePr>
@@ -9086,6 +9117,7 @@
               <w:spacing w:after="40" w:line="270" w:lineRule="auto"/>
             </w:pPr>
             <w:r>
+              <w:lastRenderedPageBreak/>
               <w:t>Admin</w:t>
             </w:r>
           </w:p>
@@ -9260,7 +9292,6 @@
               <w:spacing w:after="40" w:line="270" w:lineRule="auto"/>
             </w:pPr>
             <w:r>
-              <w:lastRenderedPageBreak/>
               <w:t>No sign-in</w:t>
             </w:r>
           </w:p>
@@ -9320,7 +9351,7 @@
         <w:keepNext/>
         <w:keepLines/>
       </w:pPr>
-      <w:bookmarkStart w:id="18" w:name="_Toc241829602"/>
+      <w:bookmarkStart w:id="18" w:name="_Toc241836079"/>
       <w:r>
         <w:t>How to link lawyers and clients to a case</w:t>
       </w:r>
@@ -9417,24 +9448,14 @@
         <w:t>Lawyers on this case → Change.</w:t>
       </w:r>
       <w:r>
-        <w:t xml:space="preserve"> Choose </w:t>
-      </w:r>
-      <w:r>
-        <w:rPr>
-          <w:b/>
-          <w:bCs/>
-        </w:rPr>
-        <w:t>+ Add a lawyer</w:t>
-      </w:r>
-      <w:r>
-        <w:t xml:space="preserve"> for each lawyer, set each one's role (</w:t>
-      </w:r>
-      <w:r>
-        <w:rPr>
-          <w:b/>
-          <w:bCs/>
-        </w:rPr>
-        <w:t>Lead</w:t>
+        <w:t xml:space="preserve"> Tick every lawyer who should be on the case and untick anyone who should come off. Set each one's role (</w:t>
+      </w:r>
+      <w:r>
+        <w:rPr>
+          <w:b/>
+          <w:bCs/>
+        </w:rPr>
+        <w:t>Lead counsel</w:t>
       </w:r>
       <w:r>
         <w:t xml:space="preserve">, </w:t>
@@ -9457,17 +9478,7 @@
         <w:t>Support</w:t>
       </w:r>
       <w:r>
-        <w:t xml:space="preserve">), or </w:t>
-      </w:r>
-      <w:r>
-        <w:rPr>
-          <w:b/>
-          <w:bCs/>
-        </w:rPr>
-        <w:t>Remove</w:t>
-      </w:r>
-      <w:r>
-        <w:t xml:space="preserve"> someone. Click </w:t>
+        <w:t xml:space="preserve">) under the list. Click </w:t>
       </w:r>
       <w:r>
         <w:rPr>
@@ -9497,27 +9508,7 @@
         <w:t>Client accounts → Change.</w:t>
       </w:r>
       <w:r>
-        <w:t xml:space="preserve"> Choose </w:t>
-      </w:r>
-      <w:r>
-        <w:rPr>
-          <w:b/>
-          <w:bCs/>
-        </w:rPr>
-        <w:t>+ Link a client account</w:t>
-      </w:r>
-      <w:r>
-        <w:t xml:space="preserve">, or </w:t>
-      </w:r>
-      <w:r>
-        <w:rPr>
-          <w:b/>
-          <w:bCs/>
-        </w:rPr>
-        <w:t>Remove</w:t>
-      </w:r>
-      <w:r>
-        <w:t xml:space="preserve"> one. Click </w:t>
+        <w:t xml:space="preserve"> Tick every client who should see the case and untick anyone who should not. Click </w:t>
       </w:r>
       <w:r>
         <w:rPr>
@@ -9527,7 +9518,7 @@
         <w:t>Save access</w:t>
       </w:r>
       <w:r>
-        <w:t>. If the client is not in the list, add them under Clients first, using the email they will sign in with.</w:t>
+        <w:t>. If a client is not in the list, add them under Clients first.</w:t>
       </w:r>
     </w:p>
     <w:p>
@@ -9540,11 +9531,12 @@
         <w:rPr>
           <w:noProof/>
         </w:rPr>
+        <w:lastRenderedPageBreak/>
         <w:drawing>
-          <wp:inline distT="0" distB="0" distL="0" distR="0" wp14:anchorId="2BA6C04E" wp14:editId="372C43CF">
-            <wp:extent cx="3352800" cy="3524250"/>
+          <wp:inline distT="0" distB="0" distL="0" distR="0" wp14:anchorId="3ED36CE0" wp14:editId="500498AD">
+            <wp:extent cx="3352800" cy="5010150"/>
             <wp:effectExtent l="0" t="0" r="0" b="0"/>
-            <wp:docPr id="8" name="case-lawyers" descr="Lawyers on this case, after clicking Change." title="Lawyers on this case, after clicking Change."/>
+            <wp:docPr id="8" name="case-lawyers-2" descr="Lawyers on this case, after clicking Change." title="Lawyers on this case, after clicking Change."/>
             <wp:cNvGraphicFramePr>
               <a:graphicFrameLocks xmlns:a="http://schemas.openxmlformats.org/drawingml/2006/main" noChangeAspect="1"/>
             </wp:cNvGraphicFramePr>
@@ -9567,7 +9559,7 @@
                   <pic:spPr bwMode="auto">
                     <a:xfrm>
                       <a:off x="0" y="0"/>
-                      <a:ext cx="3352800" cy="3524250"/>
+                      <a:ext cx="3352800" cy="5010150"/>
                     </a:xfrm>
                     <a:prstGeom prst="rect">
                       <a:avLst/>
@@ -9606,12 +9598,11 @@
         <w:rPr>
           <w:noProof/>
         </w:rPr>
-        <w:lastRenderedPageBreak/>
         <w:drawing>
-          <wp:inline distT="0" distB="0" distL="0" distR="0" wp14:anchorId="38321D03" wp14:editId="758FDA7F">
-            <wp:extent cx="3352800" cy="2762250"/>
+          <wp:inline distT="0" distB="0" distL="0" distR="0" wp14:anchorId="5B6213BD" wp14:editId="5C9C3344">
+            <wp:extent cx="3352800" cy="2971800"/>
             <wp:effectExtent l="0" t="0" r="0" b="0"/>
-            <wp:docPr id="9" name="case-clients" descr="Client accounts, after clicking Change." title="Client accounts, after clicking Change."/>
+            <wp:docPr id="9" name="case-clients-2" descr="Client accounts, after clicking Change." title="Client accounts, after clicking Change."/>
             <wp:cNvGraphicFramePr>
               <a:graphicFrameLocks xmlns:a="http://schemas.openxmlformats.org/drawingml/2006/main" noChangeAspect="1"/>
             </wp:cNvGraphicFramePr>
@@ -9634,7 +9625,7 @@
                   <pic:spPr bwMode="auto">
                     <a:xfrm>
                       <a:off x="0" y="0"/>
-                      <a:ext cx="3352800" cy="2762250"/>
+                      <a:ext cx="3352800" cy="2971800"/>
                     </a:xfrm>
                     <a:prstGeom prst="rect">
                       <a:avLst/>
@@ -9698,27 +9689,7 @@
         <w:t>Cases</w:t>
       </w:r>
       <w:r>
-        <w:t xml:space="preserve"> → </w:t>
-      </w:r>
-      <w:r>
-        <w:rPr>
-          <w:b/>
-          <w:bCs/>
-        </w:rPr>
-        <w:t>+ Link a case</w:t>
-      </w:r>
-      <w:r>
-        <w:t xml:space="preserve"> (or </w:t>
-      </w:r>
-      <w:r>
-        <w:rPr>
-          <w:b/>
-          <w:bCs/>
-        </w:rPr>
-        <w:t>Remove</w:t>
-      </w:r>
-      <w:r>
-        <w:t xml:space="preserve">) → </w:t>
+        <w:t xml:space="preserve">: tick or untick cases → </w:t>
       </w:r>
       <w:r>
         <w:rPr>
@@ -9789,6 +9760,7 @@
                 <w:bCs/>
                 <w:color w:val="FFFFFF"/>
               </w:rPr>
+              <w:lastRenderedPageBreak/>
               <w:t>Once linked…</w:t>
             </w:r>
           </w:p>
@@ -9936,7 +9908,7 @@
               <w:spacing w:after="40" w:line="270" w:lineRule="auto"/>
             </w:pPr>
             <w:r>
-              <w:t>The case on their dashboard: details, hearings and orders, and its From court and Client files folders (never Internal).</w:t>
+              <w:t>The case on their dashboard: details, hearings and orders, and its From court and Client folders (never Internal).</w:t>
             </w:r>
           </w:p>
         </w:tc>
@@ -9953,7 +9925,7 @@
         <w:keepNext/>
         <w:keepLines/>
       </w:pPr>
-      <w:bookmarkStart w:id="19" w:name="_Toc241829603"/>
+      <w:bookmarkStart w:id="19" w:name="_Toc241836080"/>
       <w:r>
         <w:t>Checking who has access</w:t>
       </w:r>
@@ -9987,9 +9959,8 @@
         <w:rPr>
           <w:noProof/>
         </w:rPr>
-        <w:lastRenderedPageBreak/>
         <w:drawing>
-          <wp:inline distT="0" distB="0" distL="0" distR="0" wp14:anchorId="2ABE353F" wp14:editId="5E0D7625">
+          <wp:inline distT="0" distB="0" distL="0" distR="0" wp14:anchorId="6F67B056" wp14:editId="77E4BE03">
             <wp:extent cx="5715000" cy="2876550"/>
             <wp:effectExtent l="0" t="0" r="0" b="0"/>
             <wp:docPr id="10" name="who-can-sign-in" descr="The Who can sign in panel at the top of Team (Lawyers)." title="The Who can sign in panel at the top of Team (Lawyers)."/>
@@ -10140,7 +10111,7 @@
         <w:keepNext/>
         <w:keepLines/>
       </w:pPr>
-      <w:bookmarkStart w:id="20" w:name="_Toc241829604"/>
+      <w:bookmarkStart w:id="20" w:name="_Toc241836081"/>
       <w:r>
         <w:t>Updating a case from the court</w:t>
       </w:r>
@@ -10218,6 +10189,7 @@
         <w:spacing w:after="80" w:line="290" w:lineRule="auto"/>
       </w:pPr>
       <w:r>
+        <w:lastRenderedPageBreak/>
         <w:t xml:space="preserve">Every order PDF the court has uploaded is downloaded and saved into the case's </w:t>
       </w:r>
       <w:r>
@@ -10250,7 +10222,7 @@
         <w:keepNext/>
         <w:keepLines/>
       </w:pPr>
-      <w:bookmarkStart w:id="21" w:name="_Toc241829605"/>
+      <w:bookmarkStart w:id="21" w:name="_Toc241836082"/>
       <w:r>
         <w:t>Things worth knowing</w:t>
       </w:r>
@@ -10330,7 +10302,6 @@
           <w:b/>
           <w:bCs/>
         </w:rPr>
-        <w:lastRenderedPageBreak/>
         <w:t>The eCourtsIndia backup.</w:t>
       </w:r>
       <w:r>
@@ -10362,7 +10333,7 @@
         <w:pStyle w:val="Heading1"/>
         <w:pageBreakBefore/>
       </w:pPr>
-      <w:bookmarkStart w:id="22" w:name="_Toc241829606"/>
+      <w:bookmarkStart w:id="22" w:name="_Toc241836083"/>
       <w:r>
         <w:lastRenderedPageBreak/>
         <w:t>7. Step by step: jobs, articles, enquiries and more</w:t>
@@ -10400,7 +10371,7 @@
         <w:keepNext/>
         <w:keepLines/>
       </w:pPr>
-      <w:bookmarkStart w:id="23" w:name="_Toc241829607"/>
+      <w:bookmarkStart w:id="23" w:name="_Toc241836084"/>
       <w:r>
         <w:t>How to post a job opening</w:t>
       </w:r>
@@ -10687,7 +10658,7 @@
         </w:rPr>
         <w:lastRenderedPageBreak/>
         <w:drawing>
-          <wp:inline distT="0" distB="0" distL="0" distR="0" wp14:anchorId="457A557D" wp14:editId="012E7368">
+          <wp:inline distT="0" distB="0" distL="0" distR="0" wp14:anchorId="1D5A7327" wp14:editId="32004E99">
             <wp:extent cx="5715000" cy="6877050"/>
             <wp:effectExtent l="0" t="0" r="0" b="0"/>
             <wp:docPr id="11" name="jobs-post" descr="Jobs → Post a job: the role, the description, and whether it is open." title="Jobs → Post a job: the role, the description, and whether it is open."/>
@@ -10748,7 +10719,7 @@
         <w:keepNext/>
         <w:keepLines/>
       </w:pPr>
-      <w:bookmarkStart w:id="24" w:name="_Toc241829608"/>
+      <w:bookmarkStart w:id="24" w:name="_Toc241836085"/>
       <w:r>
         <w:t>How to edit, close or delete a job</w:t>
       </w:r>
@@ -10784,7 +10755,7 @@
         </w:rPr>
         <w:lastRenderedPageBreak/>
         <w:drawing>
-          <wp:inline distT="0" distB="0" distL="0" distR="0" wp14:anchorId="6E0E0BD5" wp14:editId="2BE8ED48">
+          <wp:inline distT="0" distB="0" distL="0" distR="0" wp14:anchorId="50D41C99" wp14:editId="7459EB53">
             <wp:extent cx="5715000" cy="2857500"/>
             <wp:effectExtent l="0" t="0" r="0" b="0"/>
             <wp:docPr id="12" name="jobs-page" descr="Jobs → Job openings. Each row has Edit and Delete." title="Jobs → Job openings. Each row has Edit and Delete."/>
@@ -11015,7 +10986,7 @@
         <w:keepNext/>
         <w:keepLines/>
       </w:pPr>
-      <w:bookmarkStart w:id="25" w:name="_Toc241829609"/>
+      <w:bookmarkStart w:id="25" w:name="_Toc241836086"/>
       <w:r>
         <w:t>How to review job applications</w:t>
       </w:r>
@@ -11175,7 +11146,7 @@
         </w:rPr>
         <w:lastRenderedPageBreak/>
         <w:drawing>
-          <wp:inline distT="0" distB="0" distL="0" distR="0" wp14:anchorId="21E3AEC3" wp14:editId="36B42CE2">
+          <wp:inline distT="0" distB="0" distL="0" distR="0" wp14:anchorId="38A5D5E0" wp14:editId="4D0ABCA1">
             <wp:extent cx="5715000" cy="2857500"/>
             <wp:effectExtent l="0" t="0" r="0" b="0"/>
             <wp:docPr id="13" name="jobs-applications" descr="Jobs → Applications: every application, newest first." title="Jobs → Applications: every application, newest first."/>
@@ -11236,7 +11207,7 @@
         <w:keepNext/>
         <w:keepLines/>
       </w:pPr>
-      <w:bookmarkStart w:id="26" w:name="_Toc241829610"/>
+      <w:bookmarkStart w:id="26" w:name="_Toc241836087"/>
       <w:r>
         <w:t>How to write and publish an article</w:t>
       </w:r>
@@ -11569,7 +11540,7 @@
         </w:rPr>
         <w:lastRenderedPageBreak/>
         <w:drawing>
-          <wp:inline distT="0" distB="0" distL="0" distR="0" wp14:anchorId="392A9CDD" wp14:editId="32D09E0E">
+          <wp:inline distT="0" distB="0" distL="0" distR="0" wp14:anchorId="2FF3468E" wp14:editId="22E675CD">
             <wp:extent cx="5715000" cy="3657600"/>
             <wp:effectExtent l="0" t="0" r="0" b="0"/>
             <wp:docPr id="14" name="article-editor" descr="The article editor: Write and Preview, Save, Send for review and Publish at the top; cover image and settings on the right." title="The article editor: Write and Preview, Save, Send for review and Publish at the top; cover image and settings on the right."/>
@@ -11703,7 +11674,7 @@
         <w:keepNext/>
         <w:keepLines/>
       </w:pPr>
-      <w:bookmarkStart w:id="27" w:name="_Toc241829611"/>
+      <w:bookmarkStart w:id="27" w:name="_Toc241836088"/>
       <w:r>
         <w:t>How to have the AI draft an article</w:t>
       </w:r>
@@ -11851,7 +11822,7 @@
         <w:keepNext/>
         <w:keepLines/>
       </w:pPr>
-      <w:bookmarkStart w:id="28" w:name="_Toc241829612"/>
+      <w:bookmarkStart w:id="28" w:name="_Toc241836089"/>
       <w:r>
         <w:t>How to deal with a website enquiry</w:t>
       </w:r>
@@ -12042,7 +12013,7 @@
           <w:noProof/>
         </w:rPr>
         <w:drawing>
-          <wp:inline distT="0" distB="0" distL="0" distR="0" wp14:anchorId="084C5BC7" wp14:editId="746988DA">
+          <wp:inline distT="0" distB="0" distL="0" distR="0" wp14:anchorId="7E42067F" wp14:editId="46002BD9">
             <wp:extent cx="5715000" cy="3657600"/>
             <wp:effectExtent l="0" t="0" r="0" b="0"/>
             <wp:docPr id="15" name="enquiry-open" descr="An enquiry opened: the message at the top, then status, who has it, and an internal note." title="An enquiry opened: the message at the top, then status, who has it, and an internal note."/>
@@ -12138,7 +12109,7 @@
         <w:keepNext/>
         <w:keepLines/>
       </w:pPr>
-      <w:bookmarkStart w:id="29" w:name="_Toc241829613"/>
+      <w:bookmarkStart w:id="29" w:name="_Toc241836090"/>
       <w:r>
         <w:t>How to answer a client query</w:t>
       </w:r>
@@ -12319,7 +12290,7 @@
         </w:rPr>
         <w:lastRenderedPageBreak/>
         <w:drawing>
-          <wp:inline distT="0" distB="0" distL="0" distR="0" wp14:anchorId="0FB40FCE" wp14:editId="09CF0803">
+          <wp:inline distT="0" distB="0" distL="0" distR="0" wp14:anchorId="0F9F0B76" wp14:editId="6387695C">
             <wp:extent cx="4876800" cy="4800600"/>
             <wp:effectExtent l="0" t="0" r="0" b="0"/>
             <wp:docPr id="16" name="query-reply" descr="Replying to a client's query." title="Replying to a client's query."/>
@@ -12380,7 +12351,7 @@
         <w:keepNext/>
         <w:keepLines/>
       </w:pPr>
-      <w:bookmarkStart w:id="30" w:name="_Toc241829614"/>
+      <w:bookmarkStart w:id="30" w:name="_Toc241836091"/>
       <w:r>
         <w:t>How to upload and organise documents</w:t>
       </w:r>
@@ -12494,7 +12465,7 @@
           <w:b/>
           <w:bCs/>
         </w:rPr>
-        <w:t>From client:</w:t>
+        <w:t>Client:</w:t>
       </w:r>
       <w:r>
         <w:t xml:space="preserve"> what the client sends, and anything the firm shares with them.</w:t>
@@ -12560,17 +12531,17 @@
         <w:t>Case</w:t>
       </w:r>
       <w:r>
-        <w:t xml:space="preserve"> and the </w:t>
-      </w:r>
-      <w:r>
-        <w:rPr>
-          <w:b/>
-          <w:bCs/>
-        </w:rPr>
-        <w:t>Folder</w:t>
-      </w:r>
-      <w:r>
-        <w:t xml:space="preserve">, then the file, and click </w:t>
+        <w:t xml:space="preserve">, then tick the </w:t>
+      </w:r>
+      <w:r>
+        <w:rPr>
+          <w:b/>
+          <w:bCs/>
+        </w:rPr>
+        <w:t>Folders</w:t>
+      </w:r>
+      <w:r>
+        <w:t xml:space="preserve"> it goes in (one, or several: for example Internal and From court), choose the file, and click </w:t>
       </w:r>
       <w:r>
         <w:rPr>
@@ -12580,7 +12551,7 @@
         <w:t>Upload document</w:t>
       </w:r>
       <w:r>
-        <w:t>. Inside a folder, the Folder box starts on that folder. Files can be up to 25 MB: PDF, Word, Excel, images and text.</w:t>
+        <w:t>. Inside a folder, that folder starts ticked. Files can be up to 25 MB: PDF, Word, Excel, images and text.</w:t>
       </w:r>
     </w:p>
     <w:p>
@@ -12634,7 +12605,17 @@
         <w:t>Move to</w:t>
       </w:r>
       <w:r>
-        <w:t xml:space="preserve"> puts it in another of the three folders, or a folder inside one. A file moved into Internal stops being visible to the client; one moved out of it becomes visible.</w:t>
+        <w:t xml:space="preserve"> opens a list of the case's folders with tick boxes. Tick every folder the file should be in (it can be in several at once) and click </w:t>
+      </w:r>
+      <w:r>
+        <w:rPr>
+          <w:b/>
+          <w:bCs/>
+        </w:rPr>
+        <w:t>Save</w:t>
+      </w:r>
+      <w:r>
+        <w:t>. A file only in Internal is hidden from the client; one in Client or From court (as well) is visible to them.</w:t>
       </w:r>
     </w:p>
     <w:p>
@@ -12688,10 +12669,10 @@
           <w:noProof/>
         </w:rPr>
         <w:drawing>
-          <wp:inline distT="0" distB="0" distL="0" distR="0" wp14:anchorId="66731B14" wp14:editId="68E2ACBF">
-            <wp:extent cx="5715000" cy="4019550"/>
+          <wp:inline distT="0" distB="0" distL="0" distR="0" wp14:anchorId="5CE1D0CD" wp14:editId="5E143544">
+            <wp:extent cx="5715000" cy="2857500"/>
             <wp:effectExtent l="0" t="0" r="0" b="0"/>
-            <wp:docPr id="17" name="documents-drive-2" descr="Documents: a folder for each case, and the firm-wide Internal folder." title="Documents: a folder for each case, and the firm-wide Internal folder."/>
+            <wp:docPr id="17" name="documents-drive-3" descr="Documents: a folder for each case, and the firm-wide Internal folder." title="Documents: a folder for each case, and the firm-wide Internal folder."/>
             <wp:cNvGraphicFramePr>
               <a:graphicFrameLocks xmlns:a="http://schemas.openxmlformats.org/drawingml/2006/main" noChangeAspect="1"/>
             </wp:cNvGraphicFramePr>
@@ -12714,7 +12695,7 @@
                   <pic:spPr bwMode="auto">
                     <a:xfrm>
                       <a:off x="0" y="0"/>
-                      <a:ext cx="5715000" cy="4019550"/>
+                      <a:ext cx="5715000" cy="2857500"/>
                     </a:xfrm>
                     <a:prstGeom prst="rect">
                       <a:avLst/>
@@ -12754,10 +12735,10 @@
           <w:noProof/>
         </w:rPr>
         <w:drawing>
-          <wp:inline distT="0" distB="0" distL="0" distR="0" wp14:anchorId="5B0A1D76" wp14:editId="2E191E4C">
+          <wp:inline distT="0" distB="0" distL="0" distR="0" wp14:anchorId="484C6804" wp14:editId="363F3406">
             <wp:extent cx="5715000" cy="2857500"/>
             <wp:effectExtent l="0" t="0" r="0" b="0"/>
-            <wp:docPr id="18" name="case-folder-2" descr="Inside a case: Internal, From client and From court." title="Inside a case: Internal, From client and From court."/>
+            <wp:docPr id="18" name="case-folder-3" descr="Inside a case: Internal, Client and From court." title="Inside a case: Internal, Client and From court."/>
             <wp:cNvGraphicFramePr>
               <a:graphicFrameLocks xmlns:a="http://schemas.openxmlformats.org/drawingml/2006/main" noChangeAspect="1"/>
             </wp:cNvGraphicFramePr>
@@ -12806,7 +12787,7 @@
           <w:sz w:val="18"/>
           <w:szCs w:val="18"/>
         </w:rPr>
-        <w:t>Inside a case: Internal, From client and From court.</w:t>
+        <w:t>Inside a case: Internal, Client and From court.</w:t>
       </w:r>
     </w:p>
     <w:p>
@@ -12821,10 +12802,10 @@
         </w:rPr>
         <w:lastRenderedPageBreak/>
         <w:drawing>
-          <wp:inline distT="0" distB="0" distL="0" distR="0" wp14:anchorId="14AC08B4" wp14:editId="26D6929F">
-            <wp:extent cx="4876800" cy="6353175"/>
+          <wp:inline distT="0" distB="0" distL="0" distR="0" wp14:anchorId="31BBAA77" wp14:editId="07875A5F">
+            <wp:extent cx="4876800" cy="4381500"/>
             <wp:effectExtent l="0" t="0" r="0" b="0"/>
-            <wp:docPr id="19" name="documents-upload" descr="Upload document asks for the case and the folder." title="Upload document asks for the case and the folder."/>
+            <wp:docPr id="19" name="documents-upload-2" descr="Upload document asks for the case, then the folders to tick." title="Upload document asks for the case, then the folders to tick."/>
             <wp:cNvGraphicFramePr>
               <a:graphicFrameLocks xmlns:a="http://schemas.openxmlformats.org/drawingml/2006/main" noChangeAspect="1"/>
             </wp:cNvGraphicFramePr>
@@ -12847,7 +12828,7 @@
                   <pic:spPr bwMode="auto">
                     <a:xfrm>
                       <a:off x="0" y="0"/>
-                      <a:ext cx="4876800" cy="6353175"/>
+                      <a:ext cx="4876800" cy="4381500"/>
                     </a:xfrm>
                     <a:prstGeom prst="rect">
                       <a:avLst/>
@@ -12873,165 +12854,7 @@
           <w:sz w:val="18"/>
           <w:szCs w:val="18"/>
         </w:rPr>
-        <w:t>Upload document asks for the case and the folder.</w:t>
-      </w:r>
-    </w:p>
-    <w:p>
-      <w:pPr>
-        <w:pStyle w:val="Heading2"/>
-        <w:keepNext/>
-        <w:keepLines/>
-      </w:pPr>
-      <w:bookmarkStart w:id="31" w:name="_Toc241829615"/>
-      <w:r>
-        <w:t>How to change a client, or stop their access</w:t>
-      </w:r>
-      <w:bookmarkEnd w:id="31"/>
-    </w:p>
-    <w:p>
-      <w:pPr>
-        <w:pStyle w:val="ListParagraph"/>
-        <w:numPr>
-          <w:ilvl w:val="0"/>
-          <w:numId w:val="18"/>
-        </w:numPr>
-        <w:spacing w:after="80" w:line="290" w:lineRule="auto"/>
-      </w:pPr>
-      <w:r>
-        <w:rPr>
-          <w:b/>
-          <w:bCs/>
-        </w:rPr>
-        <w:t>Clients</w:t>
-      </w:r>
-      <w:r>
-        <w:t xml:space="preserve"> → </w:t>
-      </w:r>
-      <w:r>
-        <w:rPr>
-          <w:b/>
-          <w:bCs/>
-        </w:rPr>
-        <w:t>Edit</w:t>
-      </w:r>
-      <w:r>
-        <w:t xml:space="preserve"> on the client's row.</w:t>
-      </w:r>
-    </w:p>
-    <w:p>
-      <w:pPr>
-        <w:pStyle w:val="ListParagraph"/>
-        <w:numPr>
-          <w:ilvl w:val="0"/>
-          <w:numId w:val="18"/>
-        </w:numPr>
-        <w:spacing w:after="80" w:line="290" w:lineRule="auto"/>
-      </w:pPr>
-      <w:r>
-        <w:t>Change the name, the phone or the organisation details as needed. The sign-in email cannot be changed. If it is wrong, add the client again with the right email and deactivate the old account.</w:t>
-      </w:r>
-    </w:p>
-    <w:p>
-      <w:pPr>
-        <w:pStyle w:val="ListParagraph"/>
-        <w:numPr>
-          <w:ilvl w:val="0"/>
-          <w:numId w:val="18"/>
-        </w:numPr>
-        <w:spacing w:after="80" w:line="290" w:lineRule="auto"/>
-      </w:pPr>
-      <w:r>
-        <w:rPr>
-          <w:b/>
-          <w:bCs/>
-        </w:rPr>
-        <w:t>Cases:</w:t>
-      </w:r>
-      <w:r>
-        <w:t xml:space="preserve"> </w:t>
-      </w:r>
-      <w:r>
-        <w:rPr>
-          <w:b/>
-          <w:bCs/>
-        </w:rPr>
-        <w:t>+ Link a case</w:t>
-      </w:r>
-      <w:r>
-        <w:t xml:space="preserve"> adds a case to their dashboard, and </w:t>
-      </w:r>
-      <w:r>
-        <w:rPr>
-          <w:b/>
-          <w:bCs/>
-        </w:rPr>
-        <w:t>Remove</w:t>
-      </w:r>
-      <w:r>
-        <w:t xml:space="preserve"> takes one off.</w:t>
-      </w:r>
-    </w:p>
-    <w:p>
-      <w:pPr>
-        <w:pStyle w:val="ListParagraph"/>
-        <w:numPr>
-          <w:ilvl w:val="0"/>
-          <w:numId w:val="18"/>
-        </w:numPr>
-        <w:spacing w:after="80" w:line="290" w:lineRule="auto"/>
-      </w:pPr>
-      <w:r>
-        <w:rPr>
-          <w:b/>
-          <w:bCs/>
-        </w:rPr>
-        <w:t>Account:</w:t>
-      </w:r>
-      <w:r>
-        <w:t xml:space="preserve"> </w:t>
-      </w:r>
-      <w:r>
-        <w:rPr>
-          <w:b/>
-          <w:bCs/>
-        </w:rPr>
-        <w:t>Deactivated</w:t>
-      </w:r>
-      <w:r>
-        <w:t xml:space="preserve"> stops them signing in and signs them out everywhere at once. Their cases and documents are kept. Set it back to </w:t>
-      </w:r>
-      <w:r>
-        <w:rPr>
-          <w:b/>
-          <w:bCs/>
-        </w:rPr>
-        <w:t>Active</w:t>
-      </w:r>
-      <w:r>
-        <w:t xml:space="preserve"> to let them in again.</w:t>
-      </w:r>
-    </w:p>
-    <w:p>
-      <w:pPr>
-        <w:pStyle w:val="ListParagraph"/>
-        <w:numPr>
-          <w:ilvl w:val="0"/>
-          <w:numId w:val="18"/>
-        </w:numPr>
-        <w:spacing w:after="80" w:line="290" w:lineRule="auto"/>
-      </w:pPr>
-      <w:r>
-        <w:t xml:space="preserve">Click </w:t>
-      </w:r>
-      <w:r>
-        <w:rPr>
-          <w:b/>
-          <w:bCs/>
-        </w:rPr>
-        <w:t>Save client</w:t>
-      </w:r>
-      <w:r>
-        <w:t>.</w:t>
+        <w:t>Upload document asks for the case, then the folders to tick.</w:t>
       </w:r>
     </w:p>
     <w:p>
@@ -13044,12 +12867,11 @@
         <w:rPr>
           <w:noProof/>
         </w:rPr>
-        <w:lastRenderedPageBreak/>
         <w:drawing>
-          <wp:inline distT="0" distB="0" distL="0" distR="0" wp14:anchorId="10C39E34" wp14:editId="3B98EC76">
-            <wp:extent cx="4876800" cy="6372225"/>
+          <wp:inline distT="0" distB="0" distL="0" distR="0" wp14:anchorId="6EA29865" wp14:editId="6EBD4922">
+            <wp:extent cx="4876800" cy="3743325"/>
             <wp:effectExtent l="0" t="0" r="0" b="0"/>
-            <wp:docPr id="20" name="clients-edit" descr="Edit client: their cases, and whether the account is active." title="Edit client: their cases, and whether the account is active."/>
+            <wp:docPr id="20" name="documents-move" descr="Move to: tick every folder the file should be in." title="Move to: tick every folder the file should be in."/>
             <wp:cNvGraphicFramePr>
               <a:graphicFrameLocks xmlns:a="http://schemas.openxmlformats.org/drawingml/2006/main" noChangeAspect="1"/>
             </wp:cNvGraphicFramePr>
@@ -13072,6 +12894,211 @@
                   <pic:spPr bwMode="auto">
                     <a:xfrm>
                       <a:off x="0" y="0"/>
+                      <a:ext cx="4876800" cy="3743325"/>
+                    </a:xfrm>
+                    <a:prstGeom prst="rect">
+                      <a:avLst/>
+                    </a:prstGeom>
+                  </pic:spPr>
+                </pic:pic>
+              </a:graphicData>
+            </a:graphic>
+          </wp:inline>
+        </w:drawing>
+      </w:r>
+    </w:p>
+    <w:p>
+      <w:pPr>
+        <w:spacing w:after="220"/>
+        <w:jc w:val="center"/>
+      </w:pPr>
+      <w:r>
+        <w:rPr>
+          <w:i/>
+          <w:iCs/>
+          <w:color w:val="5B6475"/>
+          <w:sz w:val="18"/>
+          <w:szCs w:val="18"/>
+        </w:rPr>
+        <w:t>Move to: tick every folder the file should be in.</w:t>
+      </w:r>
+    </w:p>
+    <w:p>
+      <w:pPr>
+        <w:pStyle w:val="Heading2"/>
+        <w:keepNext/>
+        <w:keepLines/>
+      </w:pPr>
+      <w:bookmarkStart w:id="31" w:name="_Toc241836092"/>
+      <w:r>
+        <w:lastRenderedPageBreak/>
+        <w:t>How to change a client, or stop their access</w:t>
+      </w:r>
+      <w:bookmarkEnd w:id="31"/>
+    </w:p>
+    <w:p>
+      <w:pPr>
+        <w:pStyle w:val="ListParagraph"/>
+        <w:numPr>
+          <w:ilvl w:val="0"/>
+          <w:numId w:val="18"/>
+        </w:numPr>
+        <w:spacing w:after="80" w:line="290" w:lineRule="auto"/>
+      </w:pPr>
+      <w:r>
+        <w:rPr>
+          <w:b/>
+          <w:bCs/>
+        </w:rPr>
+        <w:t>Clients</w:t>
+      </w:r>
+      <w:r>
+        <w:t xml:space="preserve"> → </w:t>
+      </w:r>
+      <w:r>
+        <w:rPr>
+          <w:b/>
+          <w:bCs/>
+        </w:rPr>
+        <w:t>Edit</w:t>
+      </w:r>
+      <w:r>
+        <w:t xml:space="preserve"> on the client's row.</w:t>
+      </w:r>
+    </w:p>
+    <w:p>
+      <w:pPr>
+        <w:pStyle w:val="ListParagraph"/>
+        <w:numPr>
+          <w:ilvl w:val="0"/>
+          <w:numId w:val="18"/>
+        </w:numPr>
+        <w:spacing w:after="80" w:line="290" w:lineRule="auto"/>
+      </w:pPr>
+      <w:r>
+        <w:t>Change the name, the phone or the organisation details as needed. A sign-in email cannot be changed once saved (one can be added if there is none). If it is wrong, add the client again and deactivate the old account.</w:t>
+      </w:r>
+    </w:p>
+    <w:p>
+      <w:pPr>
+        <w:pStyle w:val="ListParagraph"/>
+        <w:numPr>
+          <w:ilvl w:val="0"/>
+          <w:numId w:val="18"/>
+        </w:numPr>
+        <w:spacing w:after="80" w:line="290" w:lineRule="auto"/>
+      </w:pPr>
+      <w:r>
+        <w:rPr>
+          <w:b/>
+          <w:bCs/>
+        </w:rPr>
+        <w:t>Cases:</w:t>
+      </w:r>
+      <w:r>
+        <w:t xml:space="preserve"> tick a case to add it to their dashboard, untick it to take it off.</w:t>
+      </w:r>
+    </w:p>
+    <w:p>
+      <w:pPr>
+        <w:pStyle w:val="ListParagraph"/>
+        <w:numPr>
+          <w:ilvl w:val="0"/>
+          <w:numId w:val="18"/>
+        </w:numPr>
+        <w:spacing w:after="80" w:line="290" w:lineRule="auto"/>
+      </w:pPr>
+      <w:r>
+        <w:rPr>
+          <w:b/>
+          <w:bCs/>
+        </w:rPr>
+        <w:t>Account:</w:t>
+      </w:r>
+      <w:r>
+        <w:t xml:space="preserve"> </w:t>
+      </w:r>
+      <w:r>
+        <w:rPr>
+          <w:b/>
+          <w:bCs/>
+        </w:rPr>
+        <w:t>Deactivated</w:t>
+      </w:r>
+      <w:r>
+        <w:t xml:space="preserve"> stops them signing in and signs them out everywhere at once. Their cases and documents are kept. Set it back to </w:t>
+      </w:r>
+      <w:r>
+        <w:rPr>
+          <w:b/>
+          <w:bCs/>
+        </w:rPr>
+        <w:t>Active</w:t>
+      </w:r>
+      <w:r>
+        <w:t xml:space="preserve"> to let them in again.</w:t>
+      </w:r>
+    </w:p>
+    <w:p>
+      <w:pPr>
+        <w:pStyle w:val="ListParagraph"/>
+        <w:numPr>
+          <w:ilvl w:val="0"/>
+          <w:numId w:val="18"/>
+        </w:numPr>
+        <w:spacing w:after="80" w:line="290" w:lineRule="auto"/>
+      </w:pPr>
+      <w:r>
+        <w:t xml:space="preserve">Click </w:t>
+      </w:r>
+      <w:r>
+        <w:rPr>
+          <w:b/>
+          <w:bCs/>
+        </w:rPr>
+        <w:t>Save client</w:t>
+      </w:r>
+      <w:r>
+        <w:t>.</w:t>
+      </w:r>
+    </w:p>
+    <w:p>
+      <w:pPr>
+        <w:keepNext/>
+        <w:spacing w:before="120" w:after="60"/>
+        <w:jc w:val="center"/>
+      </w:pPr>
+      <w:r>
+        <w:rPr>
+          <w:noProof/>
+        </w:rPr>
+        <w:drawing>
+          <wp:inline distT="0" distB="0" distL="0" distR="0" wp14:anchorId="6EAB93A9" wp14:editId="474CB367">
+            <wp:extent cx="4876800" cy="6372225"/>
+            <wp:effectExtent l="0" t="0" r="0" b="0"/>
+            <wp:docPr id="21" name="clients-edit" descr="Edit client: their cases, and whether the account is active." title="Edit client: their cases, and whether the account is active."/>
+            <wp:cNvGraphicFramePr>
+              <a:graphicFrameLocks xmlns:a="http://schemas.openxmlformats.org/drawingml/2006/main" noChangeAspect="1"/>
+            </wp:cNvGraphicFramePr>
+            <a:graphic xmlns:a="http://schemas.openxmlformats.org/drawingml/2006/main">
+              <a:graphicData uri="http://schemas.openxmlformats.org/drawingml/2006/picture">
+                <pic:pic xmlns:pic="http://schemas.openxmlformats.org/drawingml/2006/picture">
+                  <pic:nvPicPr>
+                    <pic:cNvPr id="0" name=""/>
+                    <pic:cNvPicPr>
+                      <a:picLocks noChangeAspect="1" noChangeArrowheads="1"/>
+                    </pic:cNvPicPr>
+                  </pic:nvPicPr>
+                  <pic:blipFill>
+                    <a:blip r:embed="rId27"/>
+                    <a:srcRect/>
+                    <a:stretch>
+                      <a:fillRect/>
+                    </a:stretch>
+                  </pic:blipFill>
+                  <pic:spPr bwMode="auto">
+                    <a:xfrm>
+                      <a:off x="0" y="0"/>
                       <a:ext cx="4876800" cy="6372225"/>
                     </a:xfrm>
                     <a:prstGeom prst="rect">
@@ -13107,8 +13134,9 @@
         <w:keepNext/>
         <w:keepLines/>
       </w:pPr>
-      <w:bookmarkStart w:id="32" w:name="_Toc241829616"/>
-      <w:r>
+      <w:bookmarkStart w:id="32" w:name="_Toc241836093"/>
+      <w:r>
+        <w:lastRenderedPageBreak/>
         <w:t>How to change someone's access, or remove them from the team</w:t>
       </w:r>
       <w:bookmarkEnd w:id="32"/>
@@ -13232,9 +13260,8 @@
         <w:keepNext/>
         <w:keepLines/>
       </w:pPr>
-      <w:bookmarkStart w:id="33" w:name="_Toc241829617"/>
-      <w:r>
-        <w:lastRenderedPageBreak/>
+      <w:bookmarkStart w:id="33" w:name="_Toc241836094"/>
+      <w:r>
         <w:t>How to find something in this documentation</w:t>
       </w:r>
       <w:bookmarkEnd w:id="33"/>
@@ -13263,7 +13290,7 @@
         <w:keepNext/>
         <w:keepLines/>
       </w:pPr>
-      <w:bookmarkStart w:id="34" w:name="_Toc241829618"/>
+      <w:bookmarkStart w:id="34" w:name="_Toc241836095"/>
       <w:r>
         <w:t>How to edit this documentation</w:t>
       </w:r>
@@ -13491,7 +13518,7 @@
         <w:pStyle w:val="Heading1"/>
         <w:pageBreakBefore/>
       </w:pPr>
-      <w:bookmarkStart w:id="35" w:name="_Toc241829619"/>
+      <w:bookmarkStart w:id="35" w:name="_Toc241836096"/>
       <w:r>
         <w:lastRenderedPageBreak/>
         <w:t>8. Documents</w:t>
@@ -13504,7 +13531,7 @@
         <w:keepNext/>
         <w:keepLines/>
       </w:pPr>
-      <w:bookmarkStart w:id="36" w:name="_Toc241829620"/>
+      <w:bookmarkStart w:id="36" w:name="_Toc241836097"/>
       <w:r>
         <w:t>Folders</w:t>
       </w:r>
@@ -13536,9 +13563,9 @@
         <w:tblLook w:val="04A0" w:firstRow="1" w:lastRow="0" w:firstColumn="1" w:lastColumn="0" w:noHBand="0" w:noVBand="1"/>
       </w:tblPr>
       <w:tblGrid>
-        <w:gridCol w:w="1089"/>
-        <w:gridCol w:w="2277"/>
-        <w:gridCol w:w="5940"/>
+        <w:gridCol w:w="1001"/>
+        <w:gridCol w:w="2301"/>
+        <w:gridCol w:w="6004"/>
       </w:tblGrid>
       <w:tr>
         <w:tblPrEx>
@@ -13552,7 +13579,7 @@
         </w:trPr>
         <w:tc>
           <w:tcPr>
-            <w:tcW w:w="1089" w:type="dxa"/>
+            <w:tcW w:w="1001" w:type="dxa"/>
             <w:tcBorders>
               <w:top w:val="single" w:sz="4" w:space="0" w:color="D5D9E0"/>
               <w:left w:val="single" w:sz="4" w:space="0" w:color="D5D9E0"/>
@@ -13583,7 +13610,7 @@
         </w:tc>
         <w:tc>
           <w:tcPr>
-            <w:tcW w:w="2277" w:type="dxa"/>
+            <w:tcW w:w="2301" w:type="dxa"/>
             <w:tcBorders>
               <w:top w:val="single" w:sz="4" w:space="0" w:color="D5D9E0"/>
               <w:left w:val="single" w:sz="4" w:space="0" w:color="D5D9E0"/>
@@ -13614,7 +13641,7 @@
         </w:tc>
         <w:tc>
           <w:tcPr>
-            <w:tcW w:w="5940" w:type="dxa"/>
+            <w:tcW w:w="6004" w:type="dxa"/>
             <w:tcBorders>
               <w:top w:val="single" w:sz="4" w:space="0" w:color="D5D9E0"/>
               <w:left w:val="single" w:sz="4" w:space="0" w:color="D5D9E0"/>
@@ -13653,7 +13680,7 @@
         </w:tblPrEx>
         <w:tc>
           <w:tcPr>
-            <w:tcW w:w="1089" w:type="dxa"/>
+            <w:tcW w:w="1001" w:type="dxa"/>
             <w:tcBorders>
               <w:top w:val="single" w:sz="4" w:space="0" w:color="D5D9E0"/>
               <w:left w:val="single" w:sz="4" w:space="0" w:color="D5D9E0"/>
@@ -13678,7 +13705,7 @@
         </w:tc>
         <w:tc>
           <w:tcPr>
-            <w:tcW w:w="2277" w:type="dxa"/>
+            <w:tcW w:w="2301" w:type="dxa"/>
             <w:tcBorders>
               <w:top w:val="single" w:sz="4" w:space="0" w:color="D5D9E0"/>
               <w:left w:val="single" w:sz="4" w:space="0" w:color="D5D9E0"/>
@@ -13703,7 +13730,7 @@
         </w:tc>
         <w:tc>
           <w:tcPr>
-            <w:tcW w:w="5940" w:type="dxa"/>
+            <w:tcW w:w="6004" w:type="dxa"/>
             <w:tcBorders>
               <w:top w:val="single" w:sz="4" w:space="0" w:color="D5D9E0"/>
               <w:left w:val="single" w:sz="4" w:space="0" w:color="D5D9E0"/>
@@ -13736,7 +13763,7 @@
         </w:tblPrEx>
         <w:tc>
           <w:tcPr>
-            <w:tcW w:w="1089" w:type="dxa"/>
+            <w:tcW w:w="1001" w:type="dxa"/>
             <w:tcBorders>
               <w:top w:val="single" w:sz="4" w:space="0" w:color="D5D9E0"/>
               <w:left w:val="single" w:sz="4" w:space="0" w:color="D5D9E0"/>
@@ -13755,13 +13782,13 @@
               <w:spacing w:after="40" w:line="270" w:lineRule="auto"/>
             </w:pPr>
             <w:r>
-              <w:t>From client</w:t>
+              <w:t>Client</w:t>
             </w:r>
           </w:p>
         </w:tc>
         <w:tc>
           <w:tcPr>
-            <w:tcW w:w="2277" w:type="dxa"/>
+            <w:tcW w:w="2301" w:type="dxa"/>
             <w:tcBorders>
               <w:top w:val="single" w:sz="4" w:space="0" w:color="D5D9E0"/>
               <w:left w:val="single" w:sz="4" w:space="0" w:color="D5D9E0"/>
@@ -13786,7 +13813,7 @@
         </w:tc>
         <w:tc>
           <w:tcPr>
-            <w:tcW w:w="5940" w:type="dxa"/>
+            <w:tcW w:w="6004" w:type="dxa"/>
             <w:tcBorders>
               <w:top w:val="single" w:sz="4" w:space="0" w:color="D5D9E0"/>
               <w:left w:val="single" w:sz="4" w:space="0" w:color="D5D9E0"/>
@@ -13805,17 +13832,7 @@
               <w:spacing w:after="40" w:line="270" w:lineRule="auto"/>
             </w:pPr>
             <w:r>
-              <w:t xml:space="preserve">What the client uploads, and anything the firm shares with the client. The client sees it as </w:t>
-            </w:r>
-            <w:r>
-              <w:rPr>
-                <w:b/>
-                <w:bCs/>
-              </w:rPr>
-              <w:t>Client files</w:t>
-            </w:r>
-            <w:r>
-              <w:t>.</w:t>
+              <w:t>What the client uploads, and anything the firm shares with the client.</w:t>
             </w:r>
           </w:p>
         </w:tc>
@@ -13829,7 +13846,7 @@
         </w:tblPrEx>
         <w:tc>
           <w:tcPr>
-            <w:tcW w:w="1089" w:type="dxa"/>
+            <w:tcW w:w="1001" w:type="dxa"/>
             <w:tcBorders>
               <w:top w:val="single" w:sz="4" w:space="0" w:color="D5D9E0"/>
               <w:left w:val="single" w:sz="4" w:space="0" w:color="D5D9E0"/>
@@ -13854,7 +13871,7 @@
         </w:tc>
         <w:tc>
           <w:tcPr>
-            <w:tcW w:w="2277" w:type="dxa"/>
+            <w:tcW w:w="2301" w:type="dxa"/>
             <w:tcBorders>
               <w:top w:val="single" w:sz="4" w:space="0" w:color="D5D9E0"/>
               <w:left w:val="single" w:sz="4" w:space="0" w:color="D5D9E0"/>
@@ -13879,7 +13896,7 @@
         </w:tc>
         <w:tc>
           <w:tcPr>
-            <w:tcW w:w="5940" w:type="dxa"/>
+            <w:tcW w:w="6004" w:type="dxa"/>
             <w:tcBorders>
               <w:top w:val="single" w:sz="4" w:space="0" w:color="D5D9E0"/>
               <w:left w:val="single" w:sz="4" w:space="0" w:color="D5D9E0"/>
@@ -13952,7 +13969,7 @@
         <w:spacing w:after="80" w:line="290" w:lineRule="auto"/>
       </w:pPr>
       <w:r>
-        <w:t>Every upload asks which case and which folder. Uploading is done only in Documents or a case's Documents tab, never from an overview page. Clients upload into Client files.</w:t>
+        <w:t>Every upload asks which case and which folders. Uploading is done only in Documents or a case's Documents tab, never from an overview page. Clients upload into Client.</w:t>
       </w:r>
     </w:p>
     <w:p>
@@ -14008,6 +14025,9 @@
         <w:spacing w:after="80" w:line="290" w:lineRule="auto"/>
       </w:pPr>
       <w:r>
+        <w:t xml:space="preserve">One file can be in several folders at once (for example Internal and From court). </w:t>
+      </w:r>
+      <w:r>
         <w:rPr>
           <w:b/>
           <w:bCs/>
@@ -14015,7 +14035,7 @@
         <w:t>Move to</w:t>
       </w:r>
       <w:r>
-        <w:t xml:space="preserve"> puts a file into another folder, and it takes that folder's visibility.</w:t>
+        <w:t xml:space="preserve"> lists the folders with tick boxes: tick every one it should be in. The client sees a file that is in Client or From court; a file only in Internal stays firm only.</w:t>
       </w:r>
     </w:p>
     <w:p>
@@ -14070,7 +14090,7 @@
         <w:keepNext/>
         <w:keepLines/>
       </w:pPr>
-      <w:bookmarkStart w:id="37" w:name="_Toc241829621"/>
+      <w:bookmarkStart w:id="37" w:name="_Toc241836098"/>
       <w:r>
         <w:t>Safety</w:t>
       </w:r>
@@ -14120,7 +14140,7 @@
         <w:pStyle w:val="Heading1"/>
         <w:pageBreakBefore/>
       </w:pPr>
-      <w:bookmarkStart w:id="38" w:name="_Toc241829622"/>
+      <w:bookmarkStart w:id="38" w:name="_Toc241836099"/>
       <w:r>
         <w:lastRenderedPageBreak/>
         <w:t>9. The lawyer workspace</w:t>
@@ -14192,7 +14212,7 @@
         <w:t>Documents:</w:t>
       </w:r>
       <w:r>
-        <w:t xml:space="preserve"> the folders of their cases (Internal, From client and From court in each), and the firm-wide Internal folder. Documents are uploaded here, and every upload asks which folder.</w:t>
+        <w:t xml:space="preserve"> the folders of their cases (Internal, Client and From court in each), and the firm-wide Internal folder. Documents are uploaded here, and every upload asks which folders.</w:t>
       </w:r>
     </w:p>
     <w:p>
@@ -14237,7 +14257,7 @@
         <w:pStyle w:val="Heading1"/>
         <w:pageBreakBefore/>
       </w:pPr>
-      <w:bookmarkStart w:id="39" w:name="_Toc241829623"/>
+      <w:bookmarkStart w:id="39" w:name="_Toc241836100"/>
       <w:r>
         <w:lastRenderedPageBreak/>
         <w:t>10. The client dashboard</w:t>
@@ -14326,10 +14346,10 @@
           <w:b/>
           <w:bCs/>
         </w:rPr>
-        <w:t>Client files</w:t>
-      </w:r>
-      <w:r>
-        <w:t xml:space="preserve"> (what they send, and what the firm shares with them). Clients upload here, into Client files.</w:t>
+        <w:t>Client</w:t>
+      </w:r>
+      <w:r>
+        <w:t xml:space="preserve"> (what they send, and what the firm shares with them). Clients upload here, into Client.</w:t>
       </w:r>
     </w:p>
     <w:p>
@@ -14358,7 +14378,7 @@
         <w:keepNext/>
         <w:keepLines/>
       </w:pPr>
-      <w:bookmarkStart w:id="40" w:name="_Toc241829624"/>
+      <w:bookmarkStart w:id="40" w:name="_Toc241836101"/>
       <w:r>
         <w:t>What a client cannot do</w:t>
       </w:r>
@@ -14417,7 +14437,7 @@
         <w:keepNext/>
         <w:keepLines/>
       </w:pPr>
-      <w:bookmarkStart w:id="41" w:name="_Toc241829625"/>
+      <w:bookmarkStart w:id="41" w:name="_Toc241836102"/>
       <w:r>
         <w:t>On phones</w:t>
       </w:r>
@@ -14436,7 +14456,7 @@
         <w:pStyle w:val="Heading1"/>
         <w:pageBreakBefore/>
       </w:pPr>
-      <w:bookmarkStart w:id="42" w:name="_Toc241829626"/>
+      <w:bookmarkStart w:id="42" w:name="_Toc241836103"/>
       <w:r>
         <w:lastRenderedPageBreak/>
         <w:t>11. Articles and AI</w:t>
@@ -14449,7 +14469,7 @@
         <w:keepNext/>
         <w:keepLines/>
       </w:pPr>
-      <w:bookmarkStart w:id="43" w:name="_Toc241829627"/>
+      <w:bookmarkStart w:id="43" w:name="_Toc241836104"/>
       <w:r>
         <w:t>Finding topics: trending leads</w:t>
       </w:r>
@@ -14469,7 +14489,7 @@
         <w:keepNext/>
         <w:keepLines/>
       </w:pPr>
-      <w:bookmarkStart w:id="44" w:name="_Toc241829628"/>
+      <w:bookmarkStart w:id="44" w:name="_Toc241836105"/>
       <w:r>
         <w:t>Drafts</w:t>
       </w:r>
@@ -14554,7 +14574,7 @@
         <w:keepNext/>
         <w:keepLines/>
       </w:pPr>
-      <w:bookmarkStart w:id="45" w:name="_Toc241829629"/>
+      <w:bookmarkStart w:id="45" w:name="_Toc241836106"/>
       <w:r>
         <w:t>Cover images</w:t>
       </w:r>
@@ -14657,7 +14677,7 @@
         <w:pStyle w:val="Heading1"/>
         <w:pageBreakBefore/>
       </w:pPr>
-      <w:bookmarkStart w:id="46" w:name="_Toc241829630"/>
+      <w:bookmarkStart w:id="46" w:name="_Toc241836107"/>
       <w:r>
         <w:lastRenderedPageBreak/>
         <w:t>12. Glossary</w:t>
@@ -14682,8 +14702,8 @@
         <w:tblLook w:val="04A0" w:firstRow="1" w:lastRow="0" w:firstColumn="1" w:lastColumn="0" w:noHBand="0" w:noVBand="1"/>
       </w:tblPr>
       <w:tblGrid>
-        <w:gridCol w:w="3429"/>
-        <w:gridCol w:w="5877"/>
+        <w:gridCol w:w="3102"/>
+        <w:gridCol w:w="6204"/>
       </w:tblGrid>
       <w:tr>
         <w:tblPrEx>
@@ -14697,7 +14717,7 @@
         </w:trPr>
         <w:tc>
           <w:tcPr>
-            <w:tcW w:w="3429" w:type="dxa"/>
+            <w:tcW w:w="3102" w:type="dxa"/>
             <w:tcBorders>
               <w:top w:val="single" w:sz="4" w:space="0" w:color="D5D9E0"/>
               <w:left w:val="single" w:sz="4" w:space="0" w:color="D5D9E0"/>
@@ -14728,7 +14748,7 @@
         </w:tc>
         <w:tc>
           <w:tcPr>
-            <w:tcW w:w="5877" w:type="dxa"/>
+            <w:tcW w:w="6204" w:type="dxa"/>
             <w:tcBorders>
               <w:top w:val="single" w:sz="4" w:space="0" w:color="D5D9E0"/>
               <w:left w:val="single" w:sz="4" w:space="0" w:color="D5D9E0"/>
@@ -14767,7 +14787,7 @@
         </w:tblPrEx>
         <w:tc>
           <w:tcPr>
-            <w:tcW w:w="3429" w:type="dxa"/>
+            <w:tcW w:w="3102" w:type="dxa"/>
             <w:tcBorders>
               <w:top w:val="single" w:sz="4" w:space="0" w:color="D5D9E0"/>
               <w:left w:val="single" w:sz="4" w:space="0" w:color="D5D9E0"/>
@@ -14792,7 +14812,7 @@
         </w:tc>
         <w:tc>
           <w:tcPr>
-            <w:tcW w:w="5877" w:type="dxa"/>
+            <w:tcW w:w="6204" w:type="dxa"/>
             <w:tcBorders>
               <w:top w:val="single" w:sz="4" w:space="0" w:color="D5D9E0"/>
               <w:left w:val="single" w:sz="4" w:space="0" w:color="D5D9E0"/>
@@ -14825,7 +14845,7 @@
         </w:tblPrEx>
         <w:tc>
           <w:tcPr>
-            <w:tcW w:w="3429" w:type="dxa"/>
+            <w:tcW w:w="3102" w:type="dxa"/>
             <w:tcBorders>
               <w:top w:val="single" w:sz="4" w:space="0" w:color="D5D9E0"/>
               <w:left w:val="single" w:sz="4" w:space="0" w:color="D5D9E0"/>
@@ -14850,7 +14870,7 @@
         </w:tc>
         <w:tc>
           <w:tcPr>
-            <w:tcW w:w="5877" w:type="dxa"/>
+            <w:tcW w:w="6204" w:type="dxa"/>
             <w:tcBorders>
               <w:top w:val="single" w:sz="4" w:space="0" w:color="D5D9E0"/>
               <w:left w:val="single" w:sz="4" w:space="0" w:color="D5D9E0"/>
@@ -14883,7 +14903,7 @@
         </w:tblPrEx>
         <w:tc>
           <w:tcPr>
-            <w:tcW w:w="3429" w:type="dxa"/>
+            <w:tcW w:w="3102" w:type="dxa"/>
             <w:tcBorders>
               <w:top w:val="single" w:sz="4" w:space="0" w:color="D5D9E0"/>
               <w:left w:val="single" w:sz="4" w:space="0" w:color="D5D9E0"/>
@@ -14902,13 +14922,13 @@
               <w:spacing w:after="40" w:line="270" w:lineRule="auto"/>
             </w:pPr>
             <w:r>
-              <w:t>Internal / From client / From court</w:t>
+              <w:t>Internal / Client / From court</w:t>
             </w:r>
           </w:p>
         </w:tc>
         <w:tc>
           <w:tcPr>
-            <w:tcW w:w="5877" w:type="dxa"/>
+            <w:tcW w:w="6204" w:type="dxa"/>
             <w:tcBorders>
               <w:top w:val="single" w:sz="4" w:space="0" w:color="D5D9E0"/>
               <w:left w:val="single" w:sz="4" w:space="0" w:color="D5D9E0"/>
@@ -14927,7 +14947,7 @@
               <w:spacing w:after="40" w:line="270" w:lineRule="auto"/>
             </w:pPr>
             <w:r>
-              <w:t>A case's three folders: firm only; what the client sends and the firm shares; court orders and filed papers. The client sees the last two, From client as Client files.</w:t>
+              <w:t>A case's three folders: firm only; what the client sends and the firm shares; court orders and filed papers. The client sees the last two. A file can be in more than one.</w:t>
             </w:r>
           </w:p>
         </w:tc>
@@ -14941,7 +14961,7 @@
         </w:tblPrEx>
         <w:tc>
           <w:tcPr>
-            <w:tcW w:w="3429" w:type="dxa"/>
+            <w:tcW w:w="3102" w:type="dxa"/>
             <w:tcBorders>
               <w:top w:val="single" w:sz="4" w:space="0" w:color="D5D9E0"/>
               <w:left w:val="single" w:sz="4" w:space="0" w:color="D5D9E0"/>
@@ -14966,7 +14986,7 @@
         </w:tc>
         <w:tc>
           <w:tcPr>
-            <w:tcW w:w="5877" w:type="dxa"/>
+            <w:tcW w:w="6204" w:type="dxa"/>
             <w:tcBorders>
               <w:top w:val="single" w:sz="4" w:space="0" w:color="D5D9E0"/>
               <w:left w:val="single" w:sz="4" w:space="0" w:color="D5D9E0"/>
@@ -14999,7 +15019,7 @@
         </w:tblPrEx>
         <w:tc>
           <w:tcPr>
-            <w:tcW w:w="3429" w:type="dxa"/>
+            <w:tcW w:w="3102" w:type="dxa"/>
             <w:tcBorders>
               <w:top w:val="single" w:sz="4" w:space="0" w:color="D5D9E0"/>
               <w:left w:val="single" w:sz="4" w:space="0" w:color="D5D9E0"/>
@@ -15024,7 +15044,7 @@
         </w:tc>
         <w:tc>
           <w:tcPr>
-            <w:tcW w:w="5877" w:type="dxa"/>
+            <w:tcW w:w="6204" w:type="dxa"/>
             <w:tcBorders>
               <w:top w:val="single" w:sz="4" w:space="0" w:color="D5D9E0"/>
               <w:left w:val="single" w:sz="4" w:space="0" w:color="D5D9E0"/>
@@ -15057,7 +15077,7 @@
         </w:tblPrEx>
         <w:tc>
           <w:tcPr>
-            <w:tcW w:w="3429" w:type="dxa"/>
+            <w:tcW w:w="3102" w:type="dxa"/>
             <w:tcBorders>
               <w:top w:val="single" w:sz="4" w:space="0" w:color="D5D9E0"/>
               <w:left w:val="single" w:sz="4" w:space="0" w:color="D5D9E0"/>
@@ -15082,7 +15102,7 @@
         </w:tc>
         <w:tc>
           <w:tcPr>
-            <w:tcW w:w="5877" w:type="dxa"/>
+            <w:tcW w:w="6204" w:type="dxa"/>
             <w:tcBorders>
               <w:top w:val="single" w:sz="4" w:space="0" w:color="D5D9E0"/>
               <w:left w:val="single" w:sz="4" w:space="0" w:color="D5D9E0"/>
@@ -15115,7 +15135,7 @@
         </w:tblPrEx>
         <w:tc>
           <w:tcPr>
-            <w:tcW w:w="3429" w:type="dxa"/>
+            <w:tcW w:w="3102" w:type="dxa"/>
             <w:tcBorders>
               <w:top w:val="single" w:sz="4" w:space="0" w:color="D5D9E0"/>
               <w:left w:val="single" w:sz="4" w:space="0" w:color="D5D9E0"/>
@@ -15140,7 +15160,7 @@
         </w:tc>
         <w:tc>
           <w:tcPr>
-            <w:tcW w:w="5877" w:type="dxa"/>
+            <w:tcW w:w="6204" w:type="dxa"/>
             <w:tcBorders>
               <w:top w:val="single" w:sz="4" w:space="0" w:color="D5D9E0"/>
               <w:left w:val="single" w:sz="4" w:space="0" w:color="D5D9E0"/>
@@ -15173,7 +15193,7 @@
         </w:tblPrEx>
         <w:tc>
           <w:tcPr>
-            <w:tcW w:w="3429" w:type="dxa"/>
+            <w:tcW w:w="3102" w:type="dxa"/>
             <w:tcBorders>
               <w:top w:val="single" w:sz="4" w:space="0" w:color="D5D9E0"/>
               <w:left w:val="single" w:sz="4" w:space="0" w:color="D5D9E0"/>
@@ -15198,7 +15218,7 @@
         </w:tc>
         <w:tc>
           <w:tcPr>
-            <w:tcW w:w="5877" w:type="dxa"/>
+            <w:tcW w:w="6204" w:type="dxa"/>
             <w:tcBorders>
               <w:top w:val="single" w:sz="4" w:space="0" w:color="D5D9E0"/>
               <w:left w:val="single" w:sz="4" w:space="0" w:color="D5D9E0"/>
@@ -15231,7 +15251,7 @@
         </w:tblPrEx>
         <w:tc>
           <w:tcPr>
-            <w:tcW w:w="3429" w:type="dxa"/>
+            <w:tcW w:w="3102" w:type="dxa"/>
             <w:tcBorders>
               <w:top w:val="single" w:sz="4" w:space="0" w:color="D5D9E0"/>
               <w:left w:val="single" w:sz="4" w:space="0" w:color="D5D9E0"/>
@@ -15256,7 +15276,7 @@
         </w:tc>
         <w:tc>
           <w:tcPr>
-            <w:tcW w:w="5877" w:type="dxa"/>
+            <w:tcW w:w="6204" w:type="dxa"/>
             <w:tcBorders>
               <w:top w:val="single" w:sz="4" w:space="0" w:color="D5D9E0"/>
               <w:left w:val="single" w:sz="4" w:space="0" w:color="D5D9E0"/>
@@ -15289,7 +15309,7 @@
         </w:tblPrEx>
         <w:tc>
           <w:tcPr>
-            <w:tcW w:w="3429" w:type="dxa"/>
+            <w:tcW w:w="3102" w:type="dxa"/>
             <w:tcBorders>
               <w:top w:val="single" w:sz="4" w:space="0" w:color="D5D9E0"/>
               <w:left w:val="single" w:sz="4" w:space="0" w:color="D5D9E0"/>
@@ -15314,7 +15334,7 @@
         </w:tc>
         <w:tc>
           <w:tcPr>
-            <w:tcW w:w="5877" w:type="dxa"/>
+            <w:tcW w:w="6204" w:type="dxa"/>
             <w:tcBorders>
               <w:top w:val="single" w:sz="4" w:space="0" w:color="D5D9E0"/>
               <w:left w:val="single" w:sz="4" w:space="0" w:color="D5D9E0"/>
@@ -15345,8 +15365,8 @@
       </w:pPr>
     </w:p>
     <w:sectPr>
-      <w:headerReference w:type="default" r:id="rId27"/>
-      <w:footerReference w:type="default" r:id="rId28"/>
+      <w:headerReference w:type="default" r:id="rId28"/>
+      <w:footerReference w:type="default" r:id="rId29"/>
       <w:pgSz w:w="11906" w:h="16838"/>
       <w:pgMar w:top="1300" w:right="1300" w:bottom="1300" w:left="1300" w:header="708" w:footer="708" w:gutter="0"/>
       <w:cols w:space="720"/>
@@ -15474,10 +15494,10 @@
 <file path=word/numbering.xml><?xml version="1.0" encoding="utf-8"?>
 <w:numbering xmlns:wpc="http://schemas.microsoft.com/office/word/2010/wordprocessingCanvas" xmlns:cx="http://schemas.microsoft.com/office/drawing/2014/chartex" xmlns:cx1="http://schemas.microsoft.com/office/drawing/2015/9/8/chartex" xmlns:cx2="http://schemas.microsoft.com/office/drawing/2015/10/21/chartex" xmlns:cx3="http://schemas.microsoft.com/office/drawing/2016/5/9/chartex" xmlns:cx4="http://schemas.microsoft.com/office/drawing/2016/5/10/chartex" xmlns:cx5="http://schemas.microsoft.com/office/drawing/2016/5/11/chartex" xmlns:cx6="http://schemas.microsoft.com/office/drawing/2016/5/12/chartex" xmlns:cx7="http://schemas.microsoft.com/office/drawing/2016/5/13/chartex" xmlns:cx8="http://schemas.microsoft.com/office/drawing/2016/5/14/chartex" xmlns:mc="http://schemas.openxmlformats.org/markup-compatibility/2006" xmlns:aink="http://schemas.microsoft.com/office/drawing/2016/ink" xmlns:am3d="http://schemas.microsoft.com/office/drawing/2017/model3d" xmlns:o="urn:schemas-microsoft-com:office:office" xmlns:oel="http://schemas.microsoft.com/office/2019/extlst" xmlns:r="http://schemas.openxmlformats.org/officeDocument/2006/relationships" xmlns:m="http://schemas.openxmlformats.org/officeDocument/2006/math" xmlns:v="urn:schemas-microsoft-com:vml" xmlns:wp14="http://schemas.microsoft.com/office/word/2010/wordprocessingDrawing" xmlns:wp="http://schemas.openxmlformats.org/drawingml/2006/wordprocessingDrawing" xmlns:w10="urn:schemas-microsoft-com:office:word" xmlns:w="http://schemas.openxmlformats.org/wordprocessingml/2006/main" xmlns:w14="http://schemas.microsoft.com/office/word/2010/wordml" xmlns:w15="http://schemas.microsoft.com/office/word/2012/wordml" xmlns:w16cex="http://schemas.microsoft.com/office/word/2018/wordml/cex" xmlns:w16cid="http://schemas.microsoft.com/office/word/2016/wordml/cid" xmlns:w16="http://schemas.microsoft.com/office/word/2018/wordml" xmlns:w16du="http://schemas.microsoft.com/office/word/2023/wordml/word16du" xmlns:w16sdtdh="http://schemas.microsoft.com/office/word/2020/wordml/sdtdatahash" xmlns:w16sdtfl="http://schemas.microsoft.com/office/word/2024/wordml/sdtformatlock" xmlns:w16se="http://schemas.microsoft.com/office/word/2015/wordml/symex" xmlns:wpg="http://schemas.microsoft.com/office/word/2010/wordprocessingGroup" xmlns:wpi="http://schemas.microsoft.com/office/word/2010/wordprocessingInk" xmlns:wne="http://schemas.microsoft.com/office/word/2006/wordml" xmlns:wps="http://schemas.microsoft.com/office/word/2010/wordprocessingShape" mc:Ignorable="w14 w15 w16se w16cid w16 w16cex w16sdtdh w16sdtfl w16du wp14">
   <w:abstractNum w:abstractNumId="0" w15:restartNumberingAfterBreak="0">
-    <w:nsid w:val="014C6E29"/>
+    <w:nsid w:val="01CC17CE"/>
     <w:multiLevelType w:val="hybridMultilevel"/>
-    <w:tmpl w:val="D4960696"/>
-    <w:lvl w:ilvl="0" w:tplc="2B5856CE">
+    <w:tmpl w:val="FD12383C"/>
+    <w:lvl w:ilvl="0" w:tplc="D55EFEEA">
       <w:start w:val="1"/>
       <w:numFmt w:val="decimal"/>
       <w:lvlText w:val="%1."/>
@@ -15486,52 +15506,52 @@
         <w:ind w:left="540" w:hanging="300"/>
       </w:pPr>
     </w:lvl>
-    <w:lvl w:ilvl="1" w:tplc="8A42A346">
+    <w:lvl w:ilvl="1" w:tplc="0164CC42">
       <w:numFmt w:val="decimal"/>
       <w:lvlText w:val=""/>
       <w:lvlJc w:val="left"/>
     </w:lvl>
-    <w:lvl w:ilvl="2" w:tplc="38AC6C34">
+    <w:lvl w:ilvl="2" w:tplc="984E6F44">
       <w:numFmt w:val="decimal"/>
       <w:lvlText w:val=""/>
       <w:lvlJc w:val="left"/>
     </w:lvl>
-    <w:lvl w:ilvl="3" w:tplc="840E9FA8">
+    <w:lvl w:ilvl="3" w:tplc="F5460170">
       <w:numFmt w:val="decimal"/>
       <w:lvlText w:val=""/>
       <w:lvlJc w:val="left"/>
     </w:lvl>
-    <w:lvl w:ilvl="4" w:tplc="69961606">
+    <w:lvl w:ilvl="4" w:tplc="8A4E7B0E">
       <w:numFmt w:val="decimal"/>
       <w:lvlText w:val=""/>
       <w:lvlJc w:val="left"/>
     </w:lvl>
-    <w:lvl w:ilvl="5" w:tplc="4DAC1FA8">
+    <w:lvl w:ilvl="5" w:tplc="47B44B2A">
       <w:numFmt w:val="decimal"/>
       <w:lvlText w:val=""/>
       <w:lvlJc w:val="left"/>
     </w:lvl>
-    <w:lvl w:ilvl="6" w:tplc="D1CC16B2">
+    <w:lvl w:ilvl="6" w:tplc="D7EAE4EC">
       <w:numFmt w:val="decimal"/>
       <w:lvlText w:val=""/>
       <w:lvlJc w:val="left"/>
     </w:lvl>
-    <w:lvl w:ilvl="7" w:tplc="33C69AF8">
+    <w:lvl w:ilvl="7" w:tplc="E7E27F16">
       <w:numFmt w:val="decimal"/>
       <w:lvlText w:val=""/>
       <w:lvlJc w:val="left"/>
     </w:lvl>
-    <w:lvl w:ilvl="8" w:tplc="8EBC5D30">
+    <w:lvl w:ilvl="8" w:tplc="FF146044">
       <w:numFmt w:val="decimal"/>
       <w:lvlText w:val=""/>
       <w:lvlJc w:val="left"/>
     </w:lvl>
   </w:abstractNum>
   <w:abstractNum w:abstractNumId="1" w15:restartNumberingAfterBreak="0">
-    <w:nsid w:val="12DC2C26"/>
+    <w:nsid w:val="08ED1FCD"/>
     <w:multiLevelType w:val="hybridMultilevel"/>
-    <w:tmpl w:val="E97E1E68"/>
-    <w:lvl w:ilvl="0" w:tplc="CF72F15E">
+    <w:tmpl w:val="7F348E1A"/>
+    <w:lvl w:ilvl="0" w:tplc="0A78E856">
       <w:start w:val="1"/>
       <w:numFmt w:val="decimal"/>
       <w:lvlText w:val="%1."/>
@@ -15540,52 +15560,52 @@
         <w:ind w:left="540" w:hanging="300"/>
       </w:pPr>
     </w:lvl>
-    <w:lvl w:ilvl="1" w:tplc="68285614">
+    <w:lvl w:ilvl="1" w:tplc="B73E6CD8">
       <w:numFmt w:val="decimal"/>
       <w:lvlText w:val=""/>
       <w:lvlJc w:val="left"/>
     </w:lvl>
-    <w:lvl w:ilvl="2" w:tplc="957AF990">
+    <w:lvl w:ilvl="2" w:tplc="09EE5B22">
       <w:numFmt w:val="decimal"/>
       <w:lvlText w:val=""/>
       <w:lvlJc w:val="left"/>
     </w:lvl>
-    <w:lvl w:ilvl="3" w:tplc="C6C61F58">
+    <w:lvl w:ilvl="3" w:tplc="BF443DD8">
       <w:numFmt w:val="decimal"/>
       <w:lvlText w:val=""/>
       <w:lvlJc w:val="left"/>
     </w:lvl>
-    <w:lvl w:ilvl="4" w:tplc="EAFEAE0C">
+    <w:lvl w:ilvl="4" w:tplc="DD7C9586">
       <w:numFmt w:val="decimal"/>
       <w:lvlText w:val=""/>
       <w:lvlJc w:val="left"/>
     </w:lvl>
-    <w:lvl w:ilvl="5" w:tplc="ABB25B5A">
+    <w:lvl w:ilvl="5" w:tplc="9C9ECB7E">
       <w:numFmt w:val="decimal"/>
       <w:lvlText w:val=""/>
       <w:lvlJc w:val="left"/>
     </w:lvl>
-    <w:lvl w:ilvl="6" w:tplc="081EBD08">
+    <w:lvl w:ilvl="6" w:tplc="3BE04D52">
       <w:numFmt w:val="decimal"/>
       <w:lvlText w:val=""/>
       <w:lvlJc w:val="left"/>
     </w:lvl>
-    <w:lvl w:ilvl="7" w:tplc="951019A8">
+    <w:lvl w:ilvl="7" w:tplc="99FE0FC4">
       <w:numFmt w:val="decimal"/>
       <w:lvlText w:val=""/>
       <w:lvlJc w:val="left"/>
     </w:lvl>
-    <w:lvl w:ilvl="8" w:tplc="87DEC674">
+    <w:lvl w:ilvl="8" w:tplc="1336456E">
       <w:numFmt w:val="decimal"/>
       <w:lvlText w:val=""/>
       <w:lvlJc w:val="left"/>
     </w:lvl>
   </w:abstractNum>
   <w:abstractNum w:abstractNumId="2" w15:restartNumberingAfterBreak="0">
-    <w:nsid w:val="157C6654"/>
+    <w:nsid w:val="0C7D5693"/>
     <w:multiLevelType w:val="hybridMultilevel"/>
-    <w:tmpl w:val="D69CBD22"/>
-    <w:lvl w:ilvl="0" w:tplc="64707E36">
+    <w:tmpl w:val="314A2DC8"/>
+    <w:lvl w:ilvl="0" w:tplc="A2982AB6">
       <w:start w:val="1"/>
       <w:numFmt w:val="decimal"/>
       <w:lvlText w:val="%1."/>
@@ -15594,52 +15614,138 @@
         <w:ind w:left="540" w:hanging="300"/>
       </w:pPr>
     </w:lvl>
-    <w:lvl w:ilvl="1" w:tplc="4D5C2742">
+    <w:lvl w:ilvl="1" w:tplc="D69CB7BE">
       <w:numFmt w:val="decimal"/>
       <w:lvlText w:val=""/>
       <w:lvlJc w:val="left"/>
     </w:lvl>
-    <w:lvl w:ilvl="2" w:tplc="785498DA">
+    <w:lvl w:ilvl="2" w:tplc="73505E82">
       <w:numFmt w:val="decimal"/>
       <w:lvlText w:val=""/>
       <w:lvlJc w:val="left"/>
     </w:lvl>
-    <w:lvl w:ilvl="3" w:tplc="722C5D34">
+    <w:lvl w:ilvl="3" w:tplc="229E6C52">
       <w:numFmt w:val="decimal"/>
       <w:lvlText w:val=""/>
       <w:lvlJc w:val="left"/>
     </w:lvl>
-    <w:lvl w:ilvl="4" w:tplc="0B982728">
+    <w:lvl w:ilvl="4" w:tplc="ED3005F0">
       <w:numFmt w:val="decimal"/>
       <w:lvlText w:val=""/>
       <w:lvlJc w:val="left"/>
     </w:lvl>
-    <w:lvl w:ilvl="5" w:tplc="703E7BF2">
+    <w:lvl w:ilvl="5" w:tplc="3E14EFBE">
       <w:numFmt w:val="decimal"/>
       <w:lvlText w:val=""/>
       <w:lvlJc w:val="left"/>
     </w:lvl>
-    <w:lvl w:ilvl="6" w:tplc="7214DAB2">
+    <w:lvl w:ilvl="6" w:tplc="033A1918">
       <w:numFmt w:val="decimal"/>
       <w:lvlText w:val=""/>
       <w:lvlJc w:val="left"/>
     </w:lvl>
-    <w:lvl w:ilvl="7" w:tplc="6304EE60">
+    <w:lvl w:ilvl="7" w:tplc="FB908368">
       <w:numFmt w:val="decimal"/>
       <w:lvlText w:val=""/>
       <w:lvlJc w:val="left"/>
     </w:lvl>
-    <w:lvl w:ilvl="8" w:tplc="67103F28">
+    <w:lvl w:ilvl="8" w:tplc="CCA6A8A4">
       <w:numFmt w:val="decimal"/>
       <w:lvlText w:val=""/>
       <w:lvlJc w:val="left"/>
     </w:lvl>
   </w:abstractNum>
   <w:abstractNum w:abstractNumId="3" w15:restartNumberingAfterBreak="0">
-    <w:nsid w:val="1A682B72"/>
+    <w:nsid w:val="1471780B"/>
     <w:multiLevelType w:val="hybridMultilevel"/>
-    <w:tmpl w:val="F3CEBC80"/>
-    <w:lvl w:ilvl="0" w:tplc="352065A4">
+    <w:tmpl w:val="BE8230FC"/>
+    <w:lvl w:ilvl="0" w:tplc="8E967CE4" w:tentative="1">
+      <w:start w:val="1"/>
+      <w:numFmt w:val="bullet"/>
+      <w:lvlText w:val="●"/>
+      <w:lvlJc w:val="left"/>
+      <w:pPr>
+        <w:ind w:left="720" w:hanging="360"/>
+      </w:pPr>
+    </w:lvl>
+    <w:lvl w:ilvl="1" w:tplc="C40A2BC6" w:tentative="1">
+      <w:start w:val="1"/>
+      <w:numFmt w:val="bullet"/>
+      <w:lvlText w:val="○"/>
+      <w:lvlJc w:val="left"/>
+      <w:pPr>
+        <w:ind w:left="1440" w:hanging="360"/>
+      </w:pPr>
+    </w:lvl>
+    <w:lvl w:ilvl="2" w:tplc="9678F60C" w:tentative="1">
+      <w:start w:val="1"/>
+      <w:numFmt w:val="bullet"/>
+      <w:lvlText w:val="■"/>
+      <w:lvlJc w:val="left"/>
+      <w:pPr>
+        <w:ind w:left="2160" w:hanging="360"/>
+      </w:pPr>
+    </w:lvl>
+    <w:lvl w:ilvl="3" w:tplc="DEF630B4" w:tentative="1">
+      <w:start w:val="1"/>
+      <w:numFmt w:val="bullet"/>
+      <w:lvlText w:val="●"/>
+      <w:lvlJc w:val="left"/>
+      <w:pPr>
+        <w:ind w:left="2880" w:hanging="360"/>
+      </w:pPr>
+    </w:lvl>
+    <w:lvl w:ilvl="4" w:tplc="F500ADEE" w:tentative="1">
+      <w:start w:val="1"/>
+      <w:numFmt w:val="bullet"/>
+      <w:lvlText w:val="○"/>
+      <w:lvlJc w:val="left"/>
+      <w:pPr>
+        <w:ind w:left="3600" w:hanging="360"/>
+      </w:pPr>
+    </w:lvl>
+    <w:lvl w:ilvl="5" w:tplc="269229FE" w:tentative="1">
+      <w:start w:val="1"/>
+      <w:numFmt w:val="bullet"/>
+      <w:lvlText w:val="■"/>
+      <w:lvlJc w:val="left"/>
+      <w:pPr>
+        <w:ind w:left="4320" w:hanging="360"/>
+      </w:pPr>
+    </w:lvl>
+    <w:lvl w:ilvl="6" w:tplc="3EA817BA" w:tentative="1">
+      <w:start w:val="1"/>
+      <w:numFmt w:val="bullet"/>
+      <w:lvlText w:val="●"/>
+      <w:lvlJc w:val="left"/>
+      <w:pPr>
+        <w:ind w:left="5040" w:hanging="360"/>
+      </w:pPr>
+    </w:lvl>
+    <w:lvl w:ilvl="7" w:tplc="9B7EC20C" w:tentative="1">
+      <w:start w:val="1"/>
+      <w:numFmt w:val="bullet"/>
+      <w:lvlText w:val="●"/>
+      <w:lvlJc w:val="left"/>
+      <w:pPr>
+        <w:ind w:left="5760" w:hanging="360"/>
+      </w:pPr>
+    </w:lvl>
+    <w:lvl w:ilvl="8" w:tplc="C0168364" w:tentative="1">
+      <w:start w:val="1"/>
+      <w:numFmt w:val="bullet"/>
+      <w:lvlText w:val="●"/>
+      <w:lvlJc w:val="left"/>
+      <w:pPr>
+        <w:ind w:left="6480" w:hanging="360"/>
+      </w:pPr>
+    </w:lvl>
+  </w:abstractNum>
+  <w:abstractNum w:abstractNumId="4" w15:restartNumberingAfterBreak="0">
+    <w:nsid w:val="24C267C2"/>
+    <w:multiLevelType w:val="hybridMultilevel"/>
+    <w:tmpl w:val="AF70D15A"/>
+    <w:lvl w:ilvl="0" w:tplc="003443D4">
       <w:start w:val="1"/>
       <w:numFmt w:val="decimal"/>
       <w:lvlText w:val="%1."/>
@@ -15648,52 +15754,52 @@
         <w:ind w:left="540" w:hanging="300"/>
       </w:pPr>
     </w:lvl>
-    <w:lvl w:ilvl="1" w:tplc="B5A89272">
+    <w:lvl w:ilvl="1" w:tplc="7E64269C">
       <w:numFmt w:val="decimal"/>
       <w:lvlText w:val=""/>
       <w:lvlJc w:val="left"/>
     </w:lvl>
-    <w:lvl w:ilvl="2" w:tplc="BC827962">
+    <w:lvl w:ilvl="2" w:tplc="8496FDE0">
       <w:numFmt w:val="decimal"/>
       <w:lvlText w:val=""/>
       <w:lvlJc w:val="left"/>
     </w:lvl>
-    <w:lvl w:ilvl="3" w:tplc="030C530C">
+    <w:lvl w:ilvl="3" w:tplc="04FA4090">
       <w:numFmt w:val="decimal"/>
       <w:lvlText w:val=""/>
       <w:lvlJc w:val="left"/>
     </w:lvl>
-    <w:lvl w:ilvl="4" w:tplc="51EEAEAE">
+    <w:lvl w:ilvl="4" w:tplc="59E4DFA6">
       <w:numFmt w:val="decimal"/>
       <w:lvlText w:val=""/>
       <w:lvlJc w:val="left"/>
     </w:lvl>
-    <w:lvl w:ilvl="5" w:tplc="BE02EBF4">
+    <w:lvl w:ilvl="5" w:tplc="A678CC60">
       <w:numFmt w:val="decimal"/>
       <w:lvlText w:val=""/>
       <w:lvlJc w:val="left"/>
     </w:lvl>
-    <w:lvl w:ilvl="6" w:tplc="78D627F4">
+    <w:lvl w:ilvl="6" w:tplc="F3A0EEDA">
       <w:numFmt w:val="decimal"/>
       <w:lvlText w:val=""/>
       <w:lvlJc w:val="left"/>
     </w:lvl>
-    <w:lvl w:ilvl="7" w:tplc="42A8B1F6">
+    <w:lvl w:ilvl="7" w:tplc="E0A2699A">
       <w:numFmt w:val="decimal"/>
       <w:lvlText w:val=""/>
       <w:lvlJc w:val="left"/>
     </w:lvl>
-    <w:lvl w:ilvl="8" w:tplc="CF6612D6">
+    <w:lvl w:ilvl="8" w:tplc="8FD6B05A">
       <w:numFmt w:val="decimal"/>
       <w:lvlText w:val=""/>
       <w:lvlJc w:val="left"/>
     </w:lvl>
   </w:abstractNum>
-  <w:abstractNum w:abstractNumId="4" w15:restartNumberingAfterBreak="0">
-    <w:nsid w:val="1C1A4C6F"/>
+  <w:abstractNum w:abstractNumId="5" w15:restartNumberingAfterBreak="0">
+    <w:nsid w:val="28E5142C"/>
     <w:multiLevelType w:val="hybridMultilevel"/>
-    <w:tmpl w:val="2786C25C"/>
-    <w:lvl w:ilvl="0" w:tplc="B7E69C00">
+    <w:tmpl w:val="15B651CC"/>
+    <w:lvl w:ilvl="0" w:tplc="639CBD60">
       <w:start w:val="1"/>
       <w:numFmt w:val="decimal"/>
       <w:lvlText w:val="%1."/>
@@ -15702,52 +15808,52 @@
         <w:ind w:left="540" w:hanging="300"/>
       </w:pPr>
     </w:lvl>
-    <w:lvl w:ilvl="1" w:tplc="1F348888">
+    <w:lvl w:ilvl="1" w:tplc="B3928340">
       <w:numFmt w:val="decimal"/>
       <w:lvlText w:val=""/>
       <w:lvlJc w:val="left"/>
     </w:lvl>
-    <w:lvl w:ilvl="2" w:tplc="475C0AEE">
+    <w:lvl w:ilvl="2" w:tplc="9D3A3D0A">
       <w:numFmt w:val="decimal"/>
       <w:lvlText w:val=""/>
       <w:lvlJc w:val="left"/>
     </w:lvl>
-    <w:lvl w:ilvl="3" w:tplc="C0B4316E">
+    <w:lvl w:ilvl="3" w:tplc="19400710">
       <w:numFmt w:val="decimal"/>
       <w:lvlText w:val=""/>
       <w:lvlJc w:val="left"/>
     </w:lvl>
-    <w:lvl w:ilvl="4" w:tplc="C700D508">
+    <w:lvl w:ilvl="4" w:tplc="7056F066">
       <w:numFmt w:val="decimal"/>
       <w:lvlText w:val=""/>
       <w:lvlJc w:val="left"/>
     </w:lvl>
-    <w:lvl w:ilvl="5" w:tplc="0DE46432">
+    <w:lvl w:ilvl="5" w:tplc="1ECCDC4C">
       <w:numFmt w:val="decimal"/>
       <w:lvlText w:val=""/>
       <w:lvlJc w:val="left"/>
     </w:lvl>
-    <w:lvl w:ilvl="6" w:tplc="39A87370">
+    <w:lvl w:ilvl="6" w:tplc="F716D012">
       <w:numFmt w:val="decimal"/>
       <w:lvlText w:val=""/>
       <w:lvlJc w:val="left"/>
     </w:lvl>
-    <w:lvl w:ilvl="7" w:tplc="345E89DA">
+    <w:lvl w:ilvl="7" w:tplc="01D0DB9E">
       <w:numFmt w:val="decimal"/>
       <w:lvlText w:val=""/>
       <w:lvlJc w:val="left"/>
     </w:lvl>
-    <w:lvl w:ilvl="8" w:tplc="050030B2">
+    <w:lvl w:ilvl="8" w:tplc="E0A26108">
       <w:numFmt w:val="decimal"/>
       <w:lvlText w:val=""/>
       <w:lvlJc w:val="left"/>
     </w:lvl>
   </w:abstractNum>
-  <w:abstractNum w:abstractNumId="5" w15:restartNumberingAfterBreak="0">
-    <w:nsid w:val="25A735F6"/>
+  <w:abstractNum w:abstractNumId="6" w15:restartNumberingAfterBreak="0">
+    <w:nsid w:val="31984123"/>
     <w:multiLevelType w:val="hybridMultilevel"/>
-    <w:tmpl w:val="DE2E0EEE"/>
-    <w:lvl w:ilvl="0" w:tplc="477CE7E4">
+    <w:tmpl w:val="2F5686DC"/>
+    <w:lvl w:ilvl="0" w:tplc="208A92CA">
       <w:start w:val="1"/>
       <w:numFmt w:val="decimal"/>
       <w:lvlText w:val="%1."/>
@@ -15756,52 +15862,110 @@
         <w:ind w:left="540" w:hanging="300"/>
       </w:pPr>
     </w:lvl>
-    <w:lvl w:ilvl="1" w:tplc="9214B7DE">
+    <w:lvl w:ilvl="1" w:tplc="F34A22F0">
       <w:numFmt w:val="decimal"/>
       <w:lvlText w:val=""/>
       <w:lvlJc w:val="left"/>
     </w:lvl>
-    <w:lvl w:ilvl="2" w:tplc="3DE6FC18">
+    <w:lvl w:ilvl="2" w:tplc="A692E37E">
       <w:numFmt w:val="decimal"/>
       <w:lvlText w:val=""/>
       <w:lvlJc w:val="left"/>
     </w:lvl>
-    <w:lvl w:ilvl="3" w:tplc="AD96C588">
+    <w:lvl w:ilvl="3" w:tplc="F9224F7A">
       <w:numFmt w:val="decimal"/>
       <w:lvlText w:val=""/>
       <w:lvlJc w:val="left"/>
     </w:lvl>
-    <w:lvl w:ilvl="4" w:tplc="AA96DA32">
+    <w:lvl w:ilvl="4" w:tplc="54047F58">
       <w:numFmt w:val="decimal"/>
       <w:lvlText w:val=""/>
       <w:lvlJc w:val="left"/>
     </w:lvl>
-    <w:lvl w:ilvl="5" w:tplc="5FE0806C">
+    <w:lvl w:ilvl="5" w:tplc="E2DCA900">
       <w:numFmt w:val="decimal"/>
       <w:lvlText w:val=""/>
       <w:lvlJc w:val="left"/>
     </w:lvl>
-    <w:lvl w:ilvl="6" w:tplc="53208098">
+    <w:lvl w:ilvl="6" w:tplc="1352A0BE">
       <w:numFmt w:val="decimal"/>
       <w:lvlText w:val=""/>
       <w:lvlJc w:val="left"/>
     </w:lvl>
-    <w:lvl w:ilvl="7" w:tplc="BE72CE70">
+    <w:lvl w:ilvl="7" w:tplc="2AD6BDF6">
       <w:numFmt w:val="decimal"/>
       <w:lvlText w:val=""/>
       <w:lvlJc w:val="left"/>
     </w:lvl>
-    <w:lvl w:ilvl="8" w:tplc="370AC2F4">
+    <w:lvl w:ilvl="8" w:tplc="1AF0B24E">
       <w:numFmt w:val="decimal"/>
       <w:lvlText w:val=""/>
       <w:lvlJc w:val="left"/>
     </w:lvl>
   </w:abstractNum>
-  <w:abstractNum w:abstractNumId="6" w15:restartNumberingAfterBreak="0">
-    <w:nsid w:val="380961BB"/>
+  <w:abstractNum w:abstractNumId="7" w15:restartNumberingAfterBreak="0">
+    <w:nsid w:val="35D4521A"/>
     <w:multiLevelType w:val="hybridMultilevel"/>
-    <w:tmpl w:val="401AA532"/>
-    <w:lvl w:ilvl="0" w:tplc="0AB4014C">
+    <w:tmpl w:val="D99A6DB2"/>
+    <w:lvl w:ilvl="0" w:tplc="ADD66EE0">
+      <w:start w:val="1"/>
+      <w:numFmt w:val="bullet"/>
+      <w:lvlText w:val="•"/>
+      <w:lvlJc w:val="left"/>
+      <w:pPr>
+        <w:ind w:left="540" w:hanging="300"/>
+      </w:pPr>
+    </w:lvl>
+    <w:lvl w:ilvl="1" w:tplc="06A07928">
+      <w:start w:val="1"/>
+      <w:numFmt w:val="bullet"/>
+      <w:lvlText w:val="–"/>
+      <w:lvlJc w:val="left"/>
+      <w:pPr>
+        <w:ind w:left="1000" w:hanging="300"/>
+      </w:pPr>
+    </w:lvl>
+    <w:lvl w:ilvl="2" w:tplc="8A823744">
+      <w:numFmt w:val="decimal"/>
+      <w:lvlText w:val=""/>
+      <w:lvlJc w:val="left"/>
+    </w:lvl>
+    <w:lvl w:ilvl="3" w:tplc="90CC8196">
+      <w:numFmt w:val="decimal"/>
+      <w:lvlText w:val=""/>
+      <w:lvlJc w:val="left"/>
+    </w:lvl>
+    <w:lvl w:ilvl="4" w:tplc="C78CF57E">
+      <w:numFmt w:val="decimal"/>
+      <w:lvlText w:val=""/>
+      <w:lvlJc w:val="left"/>
+    </w:lvl>
+    <w:lvl w:ilvl="5" w:tplc="915E24EA">
+      <w:numFmt w:val="decimal"/>
+      <w:lvlText w:val=""/>
+      <w:lvlJc w:val="left"/>
+    </w:lvl>
+    <w:lvl w:ilvl="6" w:tplc="7FEAC5F0">
+      <w:numFmt w:val="decimal"/>
+      <w:lvlText w:val=""/>
+      <w:lvlJc w:val="left"/>
+    </w:lvl>
+    <w:lvl w:ilvl="7" w:tplc="0BA290F8">
+      <w:numFmt w:val="decimal"/>
+      <w:lvlText w:val=""/>
+      <w:lvlJc w:val="left"/>
+    </w:lvl>
+    <w:lvl w:ilvl="8" w:tplc="094CEC98">
+      <w:numFmt w:val="decimal"/>
+      <w:lvlText w:val=""/>
+      <w:lvlJc w:val="left"/>
+    </w:lvl>
+  </w:abstractNum>
+  <w:abstractNum w:abstractNumId="8" w15:restartNumberingAfterBreak="0">
+    <w:nsid w:val="369F33C6"/>
+    <w:multiLevelType w:val="hybridMultilevel"/>
+    <w:tmpl w:val="048E2FA6"/>
+    <w:lvl w:ilvl="0" w:tplc="43C6615E">
       <w:start w:val="1"/>
       <w:numFmt w:val="decimal"/>
       <w:lvlText w:val="%1."/>
@@ -15810,52 +15974,52 @@
         <w:ind w:left="540" w:hanging="300"/>
       </w:pPr>
     </w:lvl>
-    <w:lvl w:ilvl="1" w:tplc="FD8EBA92">
+    <w:lvl w:ilvl="1" w:tplc="DAA6A5D6">
       <w:numFmt w:val="decimal"/>
       <w:lvlText w:val=""/>
       <w:lvlJc w:val="left"/>
     </w:lvl>
-    <w:lvl w:ilvl="2" w:tplc="12EC6BD8">
+    <w:lvl w:ilvl="2" w:tplc="71AE88AE">
       <w:numFmt w:val="decimal"/>
       <w:lvlText w:val=""/>
       <w:lvlJc w:val="left"/>
     </w:lvl>
-    <w:lvl w:ilvl="3" w:tplc="B72E14AC">
+    <w:lvl w:ilvl="3" w:tplc="F3940B2C">
       <w:numFmt w:val="decimal"/>
       <w:lvlText w:val=""/>
       <w:lvlJc w:val="left"/>
     </w:lvl>
-    <w:lvl w:ilvl="4" w:tplc="79C86FA4">
+    <w:lvl w:ilvl="4" w:tplc="E46A4270">
       <w:numFmt w:val="decimal"/>
       <w:lvlText w:val=""/>
       <w:lvlJc w:val="left"/>
     </w:lvl>
-    <w:lvl w:ilvl="5" w:tplc="87A073F4">
+    <w:lvl w:ilvl="5" w:tplc="146A761C">
       <w:numFmt w:val="decimal"/>
       <w:lvlText w:val=""/>
       <w:lvlJc w:val="left"/>
     </w:lvl>
-    <w:lvl w:ilvl="6" w:tplc="FBF6B9DC">
+    <w:lvl w:ilvl="6" w:tplc="8CD423FC">
       <w:numFmt w:val="decimal"/>
       <w:lvlText w:val=""/>
       <w:lvlJc w:val="left"/>
     </w:lvl>
-    <w:lvl w:ilvl="7" w:tplc="DC9E5CDC">
+    <w:lvl w:ilvl="7" w:tplc="BDAE6F1A">
       <w:numFmt w:val="decimal"/>
       <w:lvlText w:val=""/>
       <w:lvlJc w:val="left"/>
     </w:lvl>
-    <w:lvl w:ilvl="8" w:tplc="C394B902">
+    <w:lvl w:ilvl="8" w:tplc="D5C2FD68">
       <w:numFmt w:val="decimal"/>
       <w:lvlText w:val=""/>
       <w:lvlJc w:val="left"/>
     </w:lvl>
   </w:abstractNum>
-  <w:abstractNum w:abstractNumId="7" w15:restartNumberingAfterBreak="0">
-    <w:nsid w:val="3CB1205C"/>
+  <w:abstractNum w:abstractNumId="9" w15:restartNumberingAfterBreak="0">
+    <w:nsid w:val="3C210834"/>
     <w:multiLevelType w:val="hybridMultilevel"/>
-    <w:tmpl w:val="5A82B830"/>
-    <w:lvl w:ilvl="0" w:tplc="7DE4F5F6">
+    <w:tmpl w:val="D4B019F6"/>
+    <w:lvl w:ilvl="0" w:tplc="5A32A366">
       <w:start w:val="1"/>
       <w:numFmt w:val="decimal"/>
       <w:lvlText w:val="%1."/>
@@ -15864,110 +16028,52 @@
         <w:ind w:left="540" w:hanging="300"/>
       </w:pPr>
     </w:lvl>
-    <w:lvl w:ilvl="1" w:tplc="972A9CA8">
+    <w:lvl w:ilvl="1" w:tplc="E8349B5A">
       <w:numFmt w:val="decimal"/>
       <w:lvlText w:val=""/>
       <w:lvlJc w:val="left"/>
     </w:lvl>
-    <w:lvl w:ilvl="2" w:tplc="5B2AB3B8">
+    <w:lvl w:ilvl="2" w:tplc="5AB89B2C">
       <w:numFmt w:val="decimal"/>
       <w:lvlText w:val=""/>
       <w:lvlJc w:val="left"/>
     </w:lvl>
-    <w:lvl w:ilvl="3" w:tplc="475016EE">
+    <w:lvl w:ilvl="3" w:tplc="855A49BC">
       <w:numFmt w:val="decimal"/>
       <w:lvlText w:val=""/>
       <w:lvlJc w:val="left"/>
     </w:lvl>
-    <w:lvl w:ilvl="4" w:tplc="00F4E808">
+    <w:lvl w:ilvl="4" w:tplc="068CA614">
       <w:numFmt w:val="decimal"/>
       <w:lvlText w:val=""/>
       <w:lvlJc w:val="left"/>
     </w:lvl>
-    <w:lvl w:ilvl="5" w:tplc="302A40DC">
+    <w:lvl w:ilvl="5" w:tplc="BA921D08">
       <w:numFmt w:val="decimal"/>
       <w:lvlText w:val=""/>
       <w:lvlJc w:val="left"/>
     </w:lvl>
-    <w:lvl w:ilvl="6" w:tplc="B67EA944">
+    <w:lvl w:ilvl="6" w:tplc="0256D98E">
       <w:numFmt w:val="decimal"/>
       <w:lvlText w:val=""/>
       <w:lvlJc w:val="left"/>
     </w:lvl>
-    <w:lvl w:ilvl="7" w:tplc="4370A042">
+    <w:lvl w:ilvl="7" w:tplc="A0C636F6">
       <w:numFmt w:val="decimal"/>
       <w:lvlText w:val=""/>
       <w:lvlJc w:val="left"/>
     </w:lvl>
-    <w:lvl w:ilvl="8" w:tplc="A532E002">
+    <w:lvl w:ilvl="8" w:tplc="EC76FA86">
       <w:numFmt w:val="decimal"/>
       <w:lvlText w:val=""/>
       <w:lvlJc w:val="left"/>
     </w:lvl>
   </w:abstractNum>
-  <w:abstractNum w:abstractNumId="8" w15:restartNumberingAfterBreak="0">
-    <w:nsid w:val="3E28506F"/>
+  <w:abstractNum w:abstractNumId="10" w15:restartNumberingAfterBreak="0">
+    <w:nsid w:val="3C8A3A07"/>
     <w:multiLevelType w:val="hybridMultilevel"/>
-    <w:tmpl w:val="E076B7D2"/>
-    <w:lvl w:ilvl="0" w:tplc="90CC5F8A">
-      <w:start w:val="1"/>
-      <w:numFmt w:val="bullet"/>
-      <w:lvlText w:val="•"/>
-      <w:lvlJc w:val="left"/>
-      <w:pPr>
-        <w:ind w:left="540" w:hanging="300"/>
-      </w:pPr>
-    </w:lvl>
-    <w:lvl w:ilvl="1" w:tplc="9F90BE02">
-      <w:start w:val="1"/>
-      <w:numFmt w:val="bullet"/>
-      <w:lvlText w:val="–"/>
-      <w:lvlJc w:val="left"/>
-      <w:pPr>
-        <w:ind w:left="1000" w:hanging="300"/>
-      </w:pPr>
-    </w:lvl>
-    <w:lvl w:ilvl="2" w:tplc="C988DD0E">
-      <w:numFmt w:val="decimal"/>
-      <w:lvlText w:val=""/>
-      <w:lvlJc w:val="left"/>
-    </w:lvl>
-    <w:lvl w:ilvl="3" w:tplc="E26A7740">
-      <w:numFmt w:val="decimal"/>
-      <w:lvlText w:val=""/>
-      <w:lvlJc w:val="left"/>
-    </w:lvl>
-    <w:lvl w:ilvl="4" w:tplc="39420254">
-      <w:numFmt w:val="decimal"/>
-      <w:lvlText w:val=""/>
-      <w:lvlJc w:val="left"/>
-    </w:lvl>
-    <w:lvl w:ilvl="5" w:tplc="D1BCB0BA">
-      <w:numFmt w:val="decimal"/>
-      <w:lvlText w:val=""/>
-      <w:lvlJc w:val="left"/>
-    </w:lvl>
-    <w:lvl w:ilvl="6" w:tplc="50BA7D7A">
-      <w:numFmt w:val="decimal"/>
-      <w:lvlText w:val=""/>
-      <w:lvlJc w:val="left"/>
-    </w:lvl>
-    <w:lvl w:ilvl="7" w:tplc="176AB2A8">
-      <w:numFmt w:val="decimal"/>
-      <w:lvlText w:val=""/>
-      <w:lvlJc w:val="left"/>
-    </w:lvl>
-    <w:lvl w:ilvl="8" w:tplc="48FEB9DC">
-      <w:numFmt w:val="decimal"/>
-      <w:lvlText w:val=""/>
-      <w:lvlJc w:val="left"/>
-    </w:lvl>
-  </w:abstractNum>
-  <w:abstractNum w:abstractNumId="9" w15:restartNumberingAfterBreak="0">
-    <w:nsid w:val="487454BF"/>
-    <w:multiLevelType w:val="hybridMultilevel"/>
-    <w:tmpl w:val="CCCA04A8"/>
-    <w:lvl w:ilvl="0" w:tplc="2014FEA8">
+    <w:tmpl w:val="C19AC7C8"/>
+    <w:lvl w:ilvl="0" w:tplc="D9669C10">
       <w:start w:val="1"/>
       <w:numFmt w:val="decimal"/>
       <w:lvlText w:val="%1."/>
@@ -15976,52 +16082,52 @@
         <w:ind w:left="540" w:hanging="300"/>
       </w:pPr>
     </w:lvl>
-    <w:lvl w:ilvl="1" w:tplc="346C9A94">
+    <w:lvl w:ilvl="1" w:tplc="80582220">
       <w:numFmt w:val="decimal"/>
       <w:lvlText w:val=""/>
       <w:lvlJc w:val="left"/>
     </w:lvl>
-    <w:lvl w:ilvl="2" w:tplc="AD588D4A">
+    <w:lvl w:ilvl="2" w:tplc="7A3CC53A">
       <w:numFmt w:val="decimal"/>
       <w:lvlText w:val=""/>
       <w:lvlJc w:val="left"/>
     </w:lvl>
-    <w:lvl w:ilvl="3" w:tplc="F9B891E2">
+    <w:lvl w:ilvl="3" w:tplc="BF3E5478">
       <w:numFmt w:val="decimal"/>
       <w:lvlText w:val=""/>
       <w:lvlJc w:val="left"/>
     </w:lvl>
-    <w:lvl w:ilvl="4" w:tplc="1DA49ACA">
+    <w:lvl w:ilvl="4" w:tplc="115E97E0">
       <w:numFmt w:val="decimal"/>
       <w:lvlText w:val=""/>
       <w:lvlJc w:val="left"/>
     </w:lvl>
-    <w:lvl w:ilvl="5" w:tplc="BB461986">
+    <w:lvl w:ilvl="5" w:tplc="09A66FC2">
       <w:numFmt w:val="decimal"/>
       <w:lvlText w:val=""/>
       <w:lvlJc w:val="left"/>
     </w:lvl>
-    <w:lvl w:ilvl="6" w:tplc="A8B6BAE0">
+    <w:lvl w:ilvl="6" w:tplc="CE46CD02">
       <w:numFmt w:val="decimal"/>
       <w:lvlText w:val=""/>
       <w:lvlJc w:val="left"/>
     </w:lvl>
-    <w:lvl w:ilvl="7" w:tplc="DD3033DA">
+    <w:lvl w:ilvl="7" w:tplc="3DE62982">
       <w:numFmt w:val="decimal"/>
       <w:lvlText w:val=""/>
       <w:lvlJc w:val="left"/>
     </w:lvl>
-    <w:lvl w:ilvl="8" w:tplc="8370FD32">
+    <w:lvl w:ilvl="8" w:tplc="BD3091AC">
       <w:numFmt w:val="decimal"/>
       <w:lvlText w:val=""/>
       <w:lvlJc w:val="left"/>
     </w:lvl>
   </w:abstractNum>
-  <w:abstractNum w:abstractNumId="10" w15:restartNumberingAfterBreak="0">
-    <w:nsid w:val="54F037D0"/>
+  <w:abstractNum w:abstractNumId="11" w15:restartNumberingAfterBreak="0">
+    <w:nsid w:val="65036937"/>
     <w:multiLevelType w:val="hybridMultilevel"/>
-    <w:tmpl w:val="D3504424"/>
-    <w:lvl w:ilvl="0" w:tplc="A96280F4">
+    <w:tmpl w:val="83A27346"/>
+    <w:lvl w:ilvl="0" w:tplc="B5BC9952">
       <w:start w:val="1"/>
       <w:numFmt w:val="decimal"/>
       <w:lvlText w:val="%1."/>
@@ -16030,52 +16136,52 @@
         <w:ind w:left="540" w:hanging="300"/>
       </w:pPr>
     </w:lvl>
-    <w:lvl w:ilvl="1" w:tplc="8DBE1E26">
+    <w:lvl w:ilvl="1" w:tplc="44447A9A">
       <w:numFmt w:val="decimal"/>
       <w:lvlText w:val=""/>
       <w:lvlJc w:val="left"/>
     </w:lvl>
-    <w:lvl w:ilvl="2" w:tplc="DB7CE436">
+    <w:lvl w:ilvl="2" w:tplc="EA764C2C">
       <w:numFmt w:val="decimal"/>
       <w:lvlText w:val=""/>
       <w:lvlJc w:val="left"/>
     </w:lvl>
-    <w:lvl w:ilvl="3" w:tplc="7644B1E2">
+    <w:lvl w:ilvl="3" w:tplc="CB9A6900">
       <w:numFmt w:val="decimal"/>
       <w:lvlText w:val=""/>
       <w:lvlJc w:val="left"/>
     </w:lvl>
-    <w:lvl w:ilvl="4" w:tplc="CF84939A">
+    <w:lvl w:ilvl="4" w:tplc="AE0214C2">
       <w:numFmt w:val="decimal"/>
       <w:lvlText w:val=""/>
       <w:lvlJc w:val="left"/>
     </w:lvl>
-    <w:lvl w:ilvl="5" w:tplc="21982A5A">
+    <w:lvl w:ilvl="5" w:tplc="B56EAF0C">
       <w:numFmt w:val="decimal"/>
       <w:lvlText w:val=""/>
       <w:lvlJc w:val="left"/>
     </w:lvl>
-    <w:lvl w:ilvl="6" w:tplc="2BF0156A">
+    <w:lvl w:ilvl="6" w:tplc="E4C616D0">
       <w:numFmt w:val="decimal"/>
       <w:lvlText w:val=""/>
       <w:lvlJc w:val="left"/>
     </w:lvl>
-    <w:lvl w:ilvl="7" w:tplc="E1562ECC">
+    <w:lvl w:ilvl="7" w:tplc="A344DE04">
       <w:numFmt w:val="decimal"/>
       <w:lvlText w:val=""/>
       <w:lvlJc w:val="left"/>
     </w:lvl>
-    <w:lvl w:ilvl="8" w:tplc="96220E20">
+    <w:lvl w:ilvl="8" w:tplc="F2AAE41C">
       <w:numFmt w:val="decimal"/>
       <w:lvlText w:val=""/>
       <w:lvlJc w:val="left"/>
     </w:lvl>
   </w:abstractNum>
-  <w:abstractNum w:abstractNumId="11" w15:restartNumberingAfterBreak="0">
-    <w:nsid w:val="671678AC"/>
+  <w:abstractNum w:abstractNumId="12" w15:restartNumberingAfterBreak="0">
+    <w:nsid w:val="69B17E49"/>
     <w:multiLevelType w:val="hybridMultilevel"/>
-    <w:tmpl w:val="70E22728"/>
-    <w:lvl w:ilvl="0" w:tplc="A92A333A">
+    <w:tmpl w:val="3B3E2C2C"/>
+    <w:lvl w:ilvl="0" w:tplc="1E564C5A">
       <w:start w:val="1"/>
       <w:numFmt w:val="decimal"/>
       <w:lvlText w:val="%1."/>
@@ -16084,52 +16190,52 @@
         <w:ind w:left="540" w:hanging="300"/>
       </w:pPr>
     </w:lvl>
-    <w:lvl w:ilvl="1" w:tplc="B6569136">
+    <w:lvl w:ilvl="1" w:tplc="A4DE5E98">
       <w:numFmt w:val="decimal"/>
       <w:lvlText w:val=""/>
       <w:lvlJc w:val="left"/>
     </w:lvl>
-    <w:lvl w:ilvl="2" w:tplc="69C2B996">
+    <w:lvl w:ilvl="2" w:tplc="55483318">
       <w:numFmt w:val="decimal"/>
       <w:lvlText w:val=""/>
       <w:lvlJc w:val="left"/>
     </w:lvl>
-    <w:lvl w:ilvl="3" w:tplc="2EFA898E">
+    <w:lvl w:ilvl="3" w:tplc="9B62945E">
       <w:numFmt w:val="decimal"/>
       <w:lvlText w:val=""/>
       <w:lvlJc w:val="left"/>
     </w:lvl>
-    <w:lvl w:ilvl="4" w:tplc="837EDD86">
+    <w:lvl w:ilvl="4" w:tplc="4F6C6EF4">
       <w:numFmt w:val="decimal"/>
       <w:lvlText w:val=""/>
       <w:lvlJc w:val="left"/>
     </w:lvl>
-    <w:lvl w:ilvl="5" w:tplc="0B40E016">
+    <w:lvl w:ilvl="5" w:tplc="EDEC3E52">
       <w:numFmt w:val="decimal"/>
       <w:lvlText w:val=""/>
       <w:lvlJc w:val="left"/>
     </w:lvl>
-    <w:lvl w:ilvl="6" w:tplc="38489662">
+    <w:lvl w:ilvl="6" w:tplc="1ECAA040">
       <w:numFmt w:val="decimal"/>
       <w:lvlText w:val=""/>
       <w:lvlJc w:val="left"/>
     </w:lvl>
-    <w:lvl w:ilvl="7" w:tplc="966058D0">
+    <w:lvl w:ilvl="7" w:tplc="49B2C8BC">
       <w:numFmt w:val="decimal"/>
       <w:lvlText w:val=""/>
       <w:lvlJc w:val="left"/>
     </w:lvl>
-    <w:lvl w:ilvl="8" w:tplc="7C461596">
+    <w:lvl w:ilvl="8" w:tplc="8A44C6C0">
       <w:numFmt w:val="decimal"/>
       <w:lvlText w:val=""/>
       <w:lvlJc w:val="left"/>
     </w:lvl>
   </w:abstractNum>
-  <w:abstractNum w:abstractNumId="12" w15:restartNumberingAfterBreak="0">
-    <w:nsid w:val="67171D9D"/>
+  <w:abstractNum w:abstractNumId="13" w15:restartNumberingAfterBreak="0">
+    <w:nsid w:val="6B171166"/>
     <w:multiLevelType w:val="hybridMultilevel"/>
-    <w:tmpl w:val="A42A72C8"/>
-    <w:lvl w:ilvl="0" w:tplc="E7624EAC">
+    <w:tmpl w:val="3028FAD6"/>
+    <w:lvl w:ilvl="0" w:tplc="7B6C5A2E">
       <w:start w:val="1"/>
       <w:numFmt w:val="decimal"/>
       <w:lvlText w:val="%1."/>
@@ -16138,52 +16244,52 @@
         <w:ind w:left="540" w:hanging="300"/>
       </w:pPr>
     </w:lvl>
-    <w:lvl w:ilvl="1" w:tplc="B17EDA38">
+    <w:lvl w:ilvl="1" w:tplc="FBA23E96">
       <w:numFmt w:val="decimal"/>
       <w:lvlText w:val=""/>
       <w:lvlJc w:val="left"/>
     </w:lvl>
-    <w:lvl w:ilvl="2" w:tplc="1F74FB86">
+    <w:lvl w:ilvl="2" w:tplc="73EA3696">
       <w:numFmt w:val="decimal"/>
       <w:lvlText w:val=""/>
       <w:lvlJc w:val="left"/>
     </w:lvl>
-    <w:lvl w:ilvl="3" w:tplc="E7FE8388">
+    <w:lvl w:ilvl="3" w:tplc="6A98DD62">
       <w:numFmt w:val="decimal"/>
       <w:lvlText w:val=""/>
       <w:lvlJc w:val="left"/>
     </w:lvl>
-    <w:lvl w:ilvl="4" w:tplc="56B00554">
+    <w:lvl w:ilvl="4" w:tplc="90DE07D0">
       <w:numFmt w:val="decimal"/>
       <w:lvlText w:val=""/>
       <w:lvlJc w:val="left"/>
     </w:lvl>
-    <w:lvl w:ilvl="5" w:tplc="D4160920">
+    <w:lvl w:ilvl="5" w:tplc="1B56F66A">
       <w:numFmt w:val="decimal"/>
       <w:lvlText w:val=""/>
       <w:lvlJc w:val="left"/>
     </w:lvl>
-    <w:lvl w:ilvl="6" w:tplc="823E21D6">
+    <w:lvl w:ilvl="6" w:tplc="02A26C4C">
       <w:numFmt w:val="decimal"/>
       <w:lvlText w:val=""/>
       <w:lvlJc w:val="left"/>
     </w:lvl>
-    <w:lvl w:ilvl="7" w:tplc="80F6FDD0">
+    <w:lvl w:ilvl="7" w:tplc="111249EC">
       <w:numFmt w:val="decimal"/>
       <w:lvlText w:val=""/>
       <w:lvlJc w:val="left"/>
     </w:lvl>
-    <w:lvl w:ilvl="8" w:tplc="C2749258">
+    <w:lvl w:ilvl="8" w:tplc="3EBE5D5C">
       <w:numFmt w:val="decimal"/>
       <w:lvlText w:val=""/>
       <w:lvlJc w:val="left"/>
     </w:lvl>
   </w:abstractNum>
-  <w:abstractNum w:abstractNumId="13" w15:restartNumberingAfterBreak="0">
-    <w:nsid w:val="671C6761"/>
+  <w:abstractNum w:abstractNumId="14" w15:restartNumberingAfterBreak="0">
+    <w:nsid w:val="6E975CBA"/>
     <w:multiLevelType w:val="hybridMultilevel"/>
-    <w:tmpl w:val="A1D6207E"/>
-    <w:lvl w:ilvl="0" w:tplc="DC9AB384">
+    <w:tmpl w:val="16761B06"/>
+    <w:lvl w:ilvl="0" w:tplc="041E5BD6">
       <w:start w:val="1"/>
       <w:numFmt w:val="decimal"/>
       <w:lvlText w:val="%1."/>
@@ -16192,52 +16298,52 @@
         <w:ind w:left="540" w:hanging="300"/>
       </w:pPr>
     </w:lvl>
-    <w:lvl w:ilvl="1" w:tplc="52A4C43C">
+    <w:lvl w:ilvl="1" w:tplc="B90C6F3E">
       <w:numFmt w:val="decimal"/>
       <w:lvlText w:val=""/>
       <w:lvlJc w:val="left"/>
     </w:lvl>
-    <w:lvl w:ilvl="2" w:tplc="D42411A2">
+    <w:lvl w:ilvl="2" w:tplc="2EAA9C32">
       <w:numFmt w:val="decimal"/>
       <w:lvlText w:val=""/>
       <w:lvlJc w:val="left"/>
     </w:lvl>
-    <w:lvl w:ilvl="3" w:tplc="ECECBB3A">
+    <w:lvl w:ilvl="3" w:tplc="9930724A">
       <w:numFmt w:val="decimal"/>
       <w:lvlText w:val=""/>
       <w:lvlJc w:val="left"/>
     </w:lvl>
-    <w:lvl w:ilvl="4" w:tplc="3364FB56">
+    <w:lvl w:ilvl="4" w:tplc="DC58DDC2">
       <w:numFmt w:val="decimal"/>
       <w:lvlText w:val=""/>
       <w:lvlJc w:val="left"/>
     </w:lvl>
-    <w:lvl w:ilvl="5" w:tplc="BF907EB0">
+    <w:lvl w:ilvl="5" w:tplc="0F12A7E2">
       <w:numFmt w:val="decimal"/>
       <w:lvlText w:val=""/>
       <w:lvlJc w:val="left"/>
     </w:lvl>
-    <w:lvl w:ilvl="6" w:tplc="9CF60272">
+    <w:lvl w:ilvl="6" w:tplc="F79A6D0E">
       <w:numFmt w:val="decimal"/>
       <w:lvlText w:val=""/>
       <w:lvlJc w:val="left"/>
     </w:lvl>
-    <w:lvl w:ilvl="7" w:tplc="4F2A80F0">
+    <w:lvl w:ilvl="7" w:tplc="302436D2">
       <w:numFmt w:val="decimal"/>
       <w:lvlText w:val=""/>
       <w:lvlJc w:val="left"/>
     </w:lvl>
-    <w:lvl w:ilvl="8" w:tplc="D80A8CDA">
+    <w:lvl w:ilvl="8" w:tplc="70004810">
       <w:numFmt w:val="decimal"/>
       <w:lvlText w:val=""/>
       <w:lvlJc w:val="left"/>
     </w:lvl>
   </w:abstractNum>
-  <w:abstractNum w:abstractNumId="14" w15:restartNumberingAfterBreak="0">
-    <w:nsid w:val="6F277FE9"/>
+  <w:abstractNum w:abstractNumId="15" w15:restartNumberingAfterBreak="0">
+    <w:nsid w:val="6ECF4400"/>
     <w:multiLevelType w:val="hybridMultilevel"/>
-    <w:tmpl w:val="D88863C2"/>
-    <w:lvl w:ilvl="0" w:tplc="75583554">
+    <w:tmpl w:val="CB7042F8"/>
+    <w:lvl w:ilvl="0" w:tplc="B3A451D4">
       <w:start w:val="1"/>
       <w:numFmt w:val="decimal"/>
       <w:lvlText w:val="%1."/>
@@ -16246,138 +16352,52 @@
         <w:ind w:left="540" w:hanging="300"/>
       </w:pPr>
     </w:lvl>
-    <w:lvl w:ilvl="1" w:tplc="4B30E47E">
+    <w:lvl w:ilvl="1" w:tplc="B7AE25B2">
       <w:numFmt w:val="decimal"/>
       <w:lvlText w:val=""/>
       <w:lvlJc w:val="left"/>
     </w:lvl>
-    <w:lvl w:ilvl="2" w:tplc="6A7479F2">
+    <w:lvl w:ilvl="2" w:tplc="97B8FE46">
       <w:numFmt w:val="decimal"/>
       <w:lvlText w:val=""/>
       <w:lvlJc w:val="left"/>
     </w:lvl>
-    <w:lvl w:ilvl="3" w:tplc="9FA88BDA">
+    <w:lvl w:ilvl="3" w:tplc="76147196">
       <w:numFmt w:val="decimal"/>
       <w:lvlText w:val=""/>
       <w:lvlJc w:val="left"/>
     </w:lvl>
-    <w:lvl w:ilvl="4" w:tplc="B8BA4702">
+    <w:lvl w:ilvl="4" w:tplc="17D4A8EC">
       <w:numFmt w:val="decimal"/>
       <w:lvlText w:val=""/>
       <w:lvlJc w:val="left"/>
     </w:lvl>
-    <w:lvl w:ilvl="5" w:tplc="828A8B36">
+    <w:lvl w:ilvl="5" w:tplc="F274FC36">
       <w:numFmt w:val="decimal"/>
       <w:lvlText w:val=""/>
       <w:lvlJc w:val="left"/>
     </w:lvl>
-    <w:lvl w:ilvl="6" w:tplc="2C4CE692">
+    <w:lvl w:ilvl="6" w:tplc="30B63296">
       <w:numFmt w:val="decimal"/>
       <w:lvlText w:val=""/>
       <w:lvlJc w:val="left"/>
     </w:lvl>
-    <w:lvl w:ilvl="7" w:tplc="F8EAF2EA">
+    <w:lvl w:ilvl="7" w:tplc="2CDC3B16">
       <w:numFmt w:val="decimal"/>
       <w:lvlText w:val=""/>
       <w:lvlJc w:val="left"/>
     </w:lvl>
-    <w:lvl w:ilvl="8" w:tplc="95FEC65E">
+    <w:lvl w:ilvl="8" w:tplc="20EAF778">
       <w:numFmt w:val="decimal"/>
       <w:lvlText w:val=""/>
       <w:lvlJc w:val="left"/>
     </w:lvl>
   </w:abstractNum>
-  <w:abstractNum w:abstractNumId="15" w15:restartNumberingAfterBreak="0">
-    <w:nsid w:val="6F637C6E"/>
+  <w:abstractNum w:abstractNumId="16" w15:restartNumberingAfterBreak="0">
+    <w:nsid w:val="75B2121C"/>
     <w:multiLevelType w:val="hybridMultilevel"/>
-    <w:tmpl w:val="9078EFF0"/>
-    <w:lvl w:ilvl="0" w:tplc="4C2C87B0" w:tentative="1">
-      <w:start w:val="1"/>
-      <w:numFmt w:val="bullet"/>
-      <w:lvlText w:val="●"/>
-      <w:lvlJc w:val="left"/>
-      <w:pPr>
-        <w:ind w:left="720" w:hanging="360"/>
-      </w:pPr>
-    </w:lvl>
-    <w:lvl w:ilvl="1" w:tplc="EC36866A" w:tentative="1">
-      <w:start w:val="1"/>
-      <w:numFmt w:val="bullet"/>
-      <w:lvlText w:val="○"/>
-      <w:lvlJc w:val="left"/>
-      <w:pPr>
-        <w:ind w:left="1440" w:hanging="360"/>
-      </w:pPr>
-    </w:lvl>
-    <w:lvl w:ilvl="2" w:tplc="3274019A" w:tentative="1">
-      <w:start w:val="1"/>
-      <w:numFmt w:val="bullet"/>
-      <w:lvlText w:val="■"/>
-      <w:lvlJc w:val="left"/>
-      <w:pPr>
-        <w:ind w:left="2160" w:hanging="360"/>
-      </w:pPr>
-    </w:lvl>
-    <w:lvl w:ilvl="3" w:tplc="BDEA6ECA" w:tentative="1">
-      <w:start w:val="1"/>
-      <w:numFmt w:val="bullet"/>
-      <w:lvlText w:val="●"/>
-      <w:lvlJc w:val="left"/>
-      <w:pPr>
-        <w:ind w:left="2880" w:hanging="360"/>
-      </w:pPr>
-    </w:lvl>
-    <w:lvl w:ilvl="4" w:tplc="D346D2DE" w:tentative="1">
-      <w:start w:val="1"/>
-      <w:numFmt w:val="bullet"/>
-      <w:lvlText w:val="○"/>
-      <w:lvlJc w:val="left"/>
-      <w:pPr>
-        <w:ind w:left="3600" w:hanging="360"/>
-      </w:pPr>
-    </w:lvl>
-    <w:lvl w:ilvl="5" w:tplc="4ACE1120" w:tentative="1">
-      <w:start w:val="1"/>
-      <w:numFmt w:val="bullet"/>
-      <w:lvlText w:val="■"/>
-      <w:lvlJc w:val="left"/>
-      <w:pPr>
-        <w:ind w:left="4320" w:hanging="360"/>
-      </w:pPr>
-    </w:lvl>
-    <w:lvl w:ilvl="6" w:tplc="588A3360" w:tentative="1">
-      <w:start w:val="1"/>
-      <w:numFmt w:val="bullet"/>
-      <w:lvlText w:val="●"/>
-      <w:lvlJc w:val="left"/>
-      <w:pPr>
-        <w:ind w:left="5040" w:hanging="360"/>
-      </w:pPr>
-    </w:lvl>
-    <w:lvl w:ilvl="7" w:tplc="598E37A0" w:tentative="1">
-      <w:start w:val="1"/>
-      <w:numFmt w:val="bullet"/>
-      <w:lvlText w:val="●"/>
-      <w:lvlJc w:val="left"/>
-      <w:pPr>
-        <w:ind w:left="5760" w:hanging="360"/>
-      </w:pPr>
-    </w:lvl>
-    <w:lvl w:ilvl="8" w:tplc="820A537E" w:tentative="1">
-      <w:start w:val="1"/>
-      <w:numFmt w:val="bullet"/>
-      <w:lvlText w:val="●"/>
-      <w:lvlJc w:val="left"/>
-      <w:pPr>
-        <w:ind w:left="6480" w:hanging="360"/>
-      </w:pPr>
-    </w:lvl>
-  </w:abstractNum>
-  <w:abstractNum w:abstractNumId="16" w15:restartNumberingAfterBreak="0">
-    <w:nsid w:val="6FDE771E"/>
-    <w:multiLevelType w:val="hybridMultilevel"/>
-    <w:tmpl w:val="260C1484"/>
-    <w:lvl w:ilvl="0" w:tplc="585ACE8C">
+    <w:tmpl w:val="044AE3F6"/>
+    <w:lvl w:ilvl="0" w:tplc="04685048">
       <w:start w:val="1"/>
       <w:numFmt w:val="decimal"/>
       <w:lvlText w:val="%1."/>
@@ -16386,52 +16406,52 @@
         <w:ind w:left="540" w:hanging="300"/>
       </w:pPr>
     </w:lvl>
-    <w:lvl w:ilvl="1" w:tplc="4F4C9FA4">
+    <w:lvl w:ilvl="1" w:tplc="49B62438">
       <w:numFmt w:val="decimal"/>
       <w:lvlText w:val=""/>
       <w:lvlJc w:val="left"/>
     </w:lvl>
-    <w:lvl w:ilvl="2" w:tplc="BD224A80">
+    <w:lvl w:ilvl="2" w:tplc="DA3A8F9C">
       <w:numFmt w:val="decimal"/>
       <w:lvlText w:val=""/>
       <w:lvlJc w:val="left"/>
     </w:lvl>
-    <w:lvl w:ilvl="3" w:tplc="7FE27048">
+    <w:lvl w:ilvl="3" w:tplc="D43ECF5A">
       <w:numFmt w:val="decimal"/>
       <w:lvlText w:val=""/>
       <w:lvlJc w:val="left"/>
     </w:lvl>
-    <w:lvl w:ilvl="4" w:tplc="E66C7B50">
+    <w:lvl w:ilvl="4" w:tplc="6B9E1586">
       <w:numFmt w:val="decimal"/>
       <w:lvlText w:val=""/>
       <w:lvlJc w:val="left"/>
     </w:lvl>
-    <w:lvl w:ilvl="5" w:tplc="49FEF7C8">
+    <w:lvl w:ilvl="5" w:tplc="32786E86">
       <w:numFmt w:val="decimal"/>
       <w:lvlText w:val=""/>
       <w:lvlJc w:val="left"/>
     </w:lvl>
-    <w:lvl w:ilvl="6" w:tplc="7A72F7B2">
+    <w:lvl w:ilvl="6" w:tplc="8492366C">
       <w:numFmt w:val="decimal"/>
       <w:lvlText w:val=""/>
       <w:lvlJc w:val="left"/>
     </w:lvl>
-    <w:lvl w:ilvl="7" w:tplc="1C7058C4">
+    <w:lvl w:ilvl="7" w:tplc="2428810C">
       <w:numFmt w:val="decimal"/>
       <w:lvlText w:val=""/>
       <w:lvlJc w:val="left"/>
     </w:lvl>
-    <w:lvl w:ilvl="8" w:tplc="D3945B62">
+    <w:lvl w:ilvl="8" w:tplc="4DBC75DC">
       <w:numFmt w:val="decimal"/>
       <w:lvlText w:val=""/>
       <w:lvlJc w:val="left"/>
     </w:lvl>
   </w:abstractNum>
   <w:abstractNum w:abstractNumId="17" w15:restartNumberingAfterBreak="0">
-    <w:nsid w:val="736700B4"/>
+    <w:nsid w:val="7B0A7B2A"/>
     <w:multiLevelType w:val="hybridMultilevel"/>
-    <w:tmpl w:val="3FF29EE8"/>
-    <w:lvl w:ilvl="0" w:tplc="AC82A260">
+    <w:tmpl w:val="78000302"/>
+    <w:lvl w:ilvl="0" w:tplc="E1E2483C">
       <w:start w:val="1"/>
       <w:numFmt w:val="decimal"/>
       <w:lvlText w:val="%1."/>
@@ -16440,52 +16460,52 @@
         <w:ind w:left="540" w:hanging="300"/>
       </w:pPr>
     </w:lvl>
-    <w:lvl w:ilvl="1" w:tplc="BB66BAA0">
+    <w:lvl w:ilvl="1" w:tplc="9202D3E2">
       <w:numFmt w:val="decimal"/>
       <w:lvlText w:val=""/>
       <w:lvlJc w:val="left"/>
     </w:lvl>
-    <w:lvl w:ilvl="2" w:tplc="08807BC4">
+    <w:lvl w:ilvl="2" w:tplc="430CB9B2">
       <w:numFmt w:val="decimal"/>
       <w:lvlText w:val=""/>
       <w:lvlJc w:val="left"/>
     </w:lvl>
-    <w:lvl w:ilvl="3" w:tplc="8F043396">
+    <w:lvl w:ilvl="3" w:tplc="91D8AF5E">
       <w:numFmt w:val="decimal"/>
       <w:lvlText w:val=""/>
       <w:lvlJc w:val="left"/>
     </w:lvl>
-    <w:lvl w:ilvl="4" w:tplc="7ADEF4F6">
+    <w:lvl w:ilvl="4" w:tplc="3E628EF6">
       <w:numFmt w:val="decimal"/>
       <w:lvlText w:val=""/>
       <w:lvlJc w:val="left"/>
     </w:lvl>
-    <w:lvl w:ilvl="5" w:tplc="23D619DC">
+    <w:lvl w:ilvl="5" w:tplc="D964539A">
       <w:numFmt w:val="decimal"/>
       <w:lvlText w:val=""/>
       <w:lvlJc w:val="left"/>
     </w:lvl>
-    <w:lvl w:ilvl="6" w:tplc="7A966BC6">
+    <w:lvl w:ilvl="6" w:tplc="A274A5D8">
       <w:numFmt w:val="decimal"/>
       <w:lvlText w:val=""/>
       <w:lvlJc w:val="left"/>
     </w:lvl>
-    <w:lvl w:ilvl="7" w:tplc="14E29D5E">
+    <w:lvl w:ilvl="7" w:tplc="BFB05780">
       <w:numFmt w:val="decimal"/>
       <w:lvlText w:val=""/>
       <w:lvlJc w:val="left"/>
     </w:lvl>
-    <w:lvl w:ilvl="8" w:tplc="947A8B9A">
+    <w:lvl w:ilvl="8" w:tplc="50D2F05C">
       <w:numFmt w:val="decimal"/>
       <w:lvlText w:val=""/>
       <w:lvlJc w:val="left"/>
     </w:lvl>
   </w:abstractNum>
   <w:abstractNum w:abstractNumId="18" w15:restartNumberingAfterBreak="0">
-    <w:nsid w:val="7845532F"/>
+    <w:nsid w:val="7B18260C"/>
     <w:multiLevelType w:val="hybridMultilevel"/>
-    <w:tmpl w:val="125476CC"/>
-    <w:lvl w:ilvl="0" w:tplc="F9E45AB2">
+    <w:tmpl w:val="AE00C508"/>
+    <w:lvl w:ilvl="0" w:tplc="35BCE7A2">
       <w:start w:val="1"/>
       <w:numFmt w:val="decimal"/>
       <w:lvlText w:val="%1."/>
@@ -16494,52 +16514,52 @@
         <w:ind w:left="540" w:hanging="300"/>
       </w:pPr>
     </w:lvl>
-    <w:lvl w:ilvl="1" w:tplc="E0BC32CA">
+    <w:lvl w:ilvl="1" w:tplc="E23485FA">
       <w:numFmt w:val="decimal"/>
       <w:lvlText w:val=""/>
       <w:lvlJc w:val="left"/>
     </w:lvl>
-    <w:lvl w:ilvl="2" w:tplc="CC4E5E3A">
+    <w:lvl w:ilvl="2" w:tplc="6416FF22">
       <w:numFmt w:val="decimal"/>
       <w:lvlText w:val=""/>
       <w:lvlJc w:val="left"/>
     </w:lvl>
-    <w:lvl w:ilvl="3" w:tplc="39749BB2">
+    <w:lvl w:ilvl="3" w:tplc="58EE129C">
       <w:numFmt w:val="decimal"/>
       <w:lvlText w:val=""/>
       <w:lvlJc w:val="left"/>
     </w:lvl>
-    <w:lvl w:ilvl="4" w:tplc="8A7C3D7A">
+    <w:lvl w:ilvl="4" w:tplc="5A421300">
       <w:numFmt w:val="decimal"/>
       <w:lvlText w:val=""/>
       <w:lvlJc w:val="left"/>
     </w:lvl>
-    <w:lvl w:ilvl="5" w:tplc="C6564934">
+    <w:lvl w:ilvl="5" w:tplc="44E8DEDA">
       <w:numFmt w:val="decimal"/>
       <w:lvlText w:val=""/>
       <w:lvlJc w:val="left"/>
     </w:lvl>
-    <w:lvl w:ilvl="6" w:tplc="DBBE8492">
+    <w:lvl w:ilvl="6" w:tplc="09D0E802">
       <w:numFmt w:val="decimal"/>
       <w:lvlText w:val=""/>
       <w:lvlJc w:val="left"/>
     </w:lvl>
-    <w:lvl w:ilvl="7" w:tplc="58202FF4">
+    <w:lvl w:ilvl="7" w:tplc="40FA24F0">
       <w:numFmt w:val="decimal"/>
       <w:lvlText w:val=""/>
       <w:lvlJc w:val="left"/>
     </w:lvl>
-    <w:lvl w:ilvl="8" w:tplc="FB1E4BD6">
+    <w:lvl w:ilvl="8" w:tplc="7AE8BA1A">
       <w:numFmt w:val="decimal"/>
       <w:lvlText w:val=""/>
       <w:lvlJc w:val="left"/>
     </w:lvl>
   </w:abstractNum>
   <w:abstractNum w:abstractNumId="19" w15:restartNumberingAfterBreak="0">
-    <w:nsid w:val="7D2E1924"/>
+    <w:nsid w:val="7F860A76"/>
     <w:multiLevelType w:val="hybridMultilevel"/>
-    <w:tmpl w:val="44723502"/>
-    <w:lvl w:ilvl="0" w:tplc="06D0D02E">
+    <w:tmpl w:val="E7321B5E"/>
+    <w:lvl w:ilvl="0" w:tplc="42B46FB4">
       <w:start w:val="1"/>
       <w:numFmt w:val="decimal"/>
       <w:lvlText w:val="%1."/>
@@ -16548,163 +16568,163 @@
         <w:ind w:left="540" w:hanging="300"/>
       </w:pPr>
     </w:lvl>
-    <w:lvl w:ilvl="1" w:tplc="08FE5C64">
+    <w:lvl w:ilvl="1" w:tplc="E2ECFE48">
       <w:numFmt w:val="decimal"/>
       <w:lvlText w:val=""/>
       <w:lvlJc w:val="left"/>
     </w:lvl>
-    <w:lvl w:ilvl="2" w:tplc="FACC10EE">
+    <w:lvl w:ilvl="2" w:tplc="9A1A5C68">
       <w:numFmt w:val="decimal"/>
       <w:lvlText w:val=""/>
       <w:lvlJc w:val="left"/>
     </w:lvl>
-    <w:lvl w:ilvl="3" w:tplc="EA10E848">
+    <w:lvl w:ilvl="3" w:tplc="5AF868A2">
       <w:numFmt w:val="decimal"/>
       <w:lvlText w:val=""/>
       <w:lvlJc w:val="left"/>
     </w:lvl>
-    <w:lvl w:ilvl="4" w:tplc="C418857A">
+    <w:lvl w:ilvl="4" w:tplc="AC6404A4">
       <w:numFmt w:val="decimal"/>
       <w:lvlText w:val=""/>
       <w:lvlJc w:val="left"/>
     </w:lvl>
-    <w:lvl w:ilvl="5" w:tplc="3C8645CC">
+    <w:lvl w:ilvl="5" w:tplc="5A1AFCBC">
       <w:numFmt w:val="decimal"/>
       <w:lvlText w:val=""/>
       <w:lvlJc w:val="left"/>
     </w:lvl>
-    <w:lvl w:ilvl="6" w:tplc="0B82BF04">
+    <w:lvl w:ilvl="6" w:tplc="3B86EFF0">
       <w:numFmt w:val="decimal"/>
       <w:lvlText w:val=""/>
       <w:lvlJc w:val="left"/>
     </w:lvl>
-    <w:lvl w:ilvl="7" w:tplc="B4EEA8F6">
+    <w:lvl w:ilvl="7" w:tplc="6950B070">
       <w:numFmt w:val="decimal"/>
       <w:lvlText w:val=""/>
       <w:lvlJc w:val="left"/>
     </w:lvl>
-    <w:lvl w:ilvl="8" w:tplc="6D82AA54">
+    <w:lvl w:ilvl="8" w:tplc="4AAABA20">
       <w:numFmt w:val="decimal"/>
       <w:lvlText w:val=""/>
       <w:lvlJc w:val="left"/>
     </w:lvl>
   </w:abstractNum>
-  <w:num w:numId="1" w16cid:durableId="1316449445">
+  <w:num w:numId="1" w16cid:durableId="1732541181">
+    <w:abstractNumId w:val="3"/>
+    <w:lvlOverride w:ilvl="0">
+      <w:startOverride w:val="1"/>
+    </w:lvlOverride>
+  </w:num>
+  <w:num w:numId="2" w16cid:durableId="1503886131">
+    <w:abstractNumId w:val="7"/>
+    <w:lvlOverride w:ilvl="0">
+      <w:startOverride w:val="1"/>
+    </w:lvlOverride>
+  </w:num>
+  <w:num w:numId="3" w16cid:durableId="1648632973">
+    <w:abstractNumId w:val="6"/>
+    <w:lvlOverride w:ilvl="0">
+      <w:startOverride w:val="1"/>
+    </w:lvlOverride>
+  </w:num>
+  <w:num w:numId="4" w16cid:durableId="1870407803">
+    <w:abstractNumId w:val="13"/>
+    <w:lvlOverride w:ilvl="0">
+      <w:startOverride w:val="1"/>
+    </w:lvlOverride>
+  </w:num>
+  <w:num w:numId="5" w16cid:durableId="1121150417">
+    <w:abstractNumId w:val="19"/>
+    <w:lvlOverride w:ilvl="0">
+      <w:startOverride w:val="1"/>
+    </w:lvlOverride>
+  </w:num>
+  <w:num w:numId="6" w16cid:durableId="1414204048">
+    <w:abstractNumId w:val="5"/>
+    <w:lvlOverride w:ilvl="0">
+      <w:startOverride w:val="1"/>
+    </w:lvlOverride>
+  </w:num>
+  <w:num w:numId="7" w16cid:durableId="1941908887">
+    <w:abstractNumId w:val="11"/>
+    <w:lvlOverride w:ilvl="0">
+      <w:startOverride w:val="1"/>
+    </w:lvlOverride>
+  </w:num>
+  <w:num w:numId="8" w16cid:durableId="8651756">
+    <w:abstractNumId w:val="16"/>
+    <w:lvlOverride w:ilvl="0">
+      <w:startOverride w:val="1"/>
+    </w:lvlOverride>
+  </w:num>
+  <w:num w:numId="9" w16cid:durableId="413552787">
+    <w:abstractNumId w:val="18"/>
+    <w:lvlOverride w:ilvl="0">
+      <w:startOverride w:val="1"/>
+    </w:lvlOverride>
+  </w:num>
+  <w:num w:numId="10" w16cid:durableId="861629111">
+    <w:abstractNumId w:val="14"/>
+    <w:lvlOverride w:ilvl="0">
+      <w:startOverride w:val="1"/>
+    </w:lvlOverride>
+  </w:num>
+  <w:num w:numId="11" w16cid:durableId="1179545091">
+    <w:abstractNumId w:val="12"/>
+    <w:lvlOverride w:ilvl="0">
+      <w:startOverride w:val="1"/>
+    </w:lvlOverride>
+  </w:num>
+  <w:num w:numId="12" w16cid:durableId="1418792653">
+    <w:abstractNumId w:val="1"/>
+    <w:lvlOverride w:ilvl="0">
+      <w:startOverride w:val="1"/>
+    </w:lvlOverride>
+  </w:num>
+  <w:num w:numId="13" w16cid:durableId="1916434893">
+    <w:abstractNumId w:val="0"/>
+    <w:lvlOverride w:ilvl="0">
+      <w:startOverride w:val="1"/>
+    </w:lvlOverride>
+  </w:num>
+  <w:num w:numId="14" w16cid:durableId="489292468">
+    <w:abstractNumId w:val="4"/>
+    <w:lvlOverride w:ilvl="0">
+      <w:startOverride w:val="1"/>
+    </w:lvlOverride>
+  </w:num>
+  <w:num w:numId="15" w16cid:durableId="1348486415">
+    <w:abstractNumId w:val="8"/>
+    <w:lvlOverride w:ilvl="0">
+      <w:startOverride w:val="1"/>
+    </w:lvlOverride>
+  </w:num>
+  <w:num w:numId="16" w16cid:durableId="368576473">
+    <w:abstractNumId w:val="2"/>
+    <w:lvlOverride w:ilvl="0">
+      <w:startOverride w:val="1"/>
+    </w:lvlOverride>
+  </w:num>
+  <w:num w:numId="17" w16cid:durableId="1322810212">
+    <w:abstractNumId w:val="9"/>
+    <w:lvlOverride w:ilvl="0">
+      <w:startOverride w:val="1"/>
+    </w:lvlOverride>
+  </w:num>
+  <w:num w:numId="18" w16cid:durableId="262808805">
     <w:abstractNumId w:val="15"/>
     <w:lvlOverride w:ilvl="0">
       <w:startOverride w:val="1"/>
     </w:lvlOverride>
   </w:num>
-  <w:num w:numId="2" w16cid:durableId="1861773823">
-    <w:abstractNumId w:val="8"/>
-    <w:lvlOverride w:ilvl="0">
-      <w:startOverride w:val="1"/>
-    </w:lvlOverride>
-  </w:num>
-  <w:num w:numId="3" w16cid:durableId="91127187">
-    <w:abstractNumId w:val="5"/>
-    <w:lvlOverride w:ilvl="0">
-      <w:startOverride w:val="1"/>
-    </w:lvlOverride>
-  </w:num>
-  <w:num w:numId="4" w16cid:durableId="1710840749">
-    <w:abstractNumId w:val="13"/>
-    <w:lvlOverride w:ilvl="0">
-      <w:startOverride w:val="1"/>
-    </w:lvlOverride>
-  </w:num>
-  <w:num w:numId="5" w16cid:durableId="1606957633">
-    <w:abstractNumId w:val="3"/>
-    <w:lvlOverride w:ilvl="0">
-      <w:startOverride w:val="1"/>
-    </w:lvlOverride>
-  </w:num>
-  <w:num w:numId="6" w16cid:durableId="393704684">
-    <w:abstractNumId w:val="9"/>
-    <w:lvlOverride w:ilvl="0">
-      <w:startOverride w:val="1"/>
-    </w:lvlOverride>
-  </w:num>
-  <w:num w:numId="7" w16cid:durableId="1906716445">
-    <w:abstractNumId w:val="7"/>
-    <w:lvlOverride w:ilvl="0">
-      <w:startOverride w:val="1"/>
-    </w:lvlOverride>
-  </w:num>
-  <w:num w:numId="8" w16cid:durableId="763192117">
-    <w:abstractNumId w:val="14"/>
-    <w:lvlOverride w:ilvl="0">
-      <w:startOverride w:val="1"/>
-    </w:lvlOverride>
-  </w:num>
-  <w:num w:numId="9" w16cid:durableId="959724236">
-    <w:abstractNumId w:val="6"/>
-    <w:lvlOverride w:ilvl="0">
-      <w:startOverride w:val="1"/>
-    </w:lvlOverride>
-  </w:num>
-  <w:num w:numId="10" w16cid:durableId="1181896338">
-    <w:abstractNumId w:val="1"/>
-    <w:lvlOverride w:ilvl="0">
-      <w:startOverride w:val="1"/>
-    </w:lvlOverride>
-  </w:num>
-  <w:num w:numId="11" w16cid:durableId="1869294295">
-    <w:abstractNumId w:val="19"/>
-    <w:lvlOverride w:ilvl="0">
-      <w:startOverride w:val="1"/>
-    </w:lvlOverride>
-  </w:num>
-  <w:num w:numId="12" w16cid:durableId="736511582">
-    <w:abstractNumId w:val="10"/>
-    <w:lvlOverride w:ilvl="0">
-      <w:startOverride w:val="1"/>
-    </w:lvlOverride>
-  </w:num>
-  <w:num w:numId="13" w16cid:durableId="1677226225">
-    <w:abstractNumId w:val="0"/>
-    <w:lvlOverride w:ilvl="0">
-      <w:startOverride w:val="1"/>
-    </w:lvlOverride>
-  </w:num>
-  <w:num w:numId="14" w16cid:durableId="1183855368">
-    <w:abstractNumId w:val="11"/>
-    <w:lvlOverride w:ilvl="0">
-      <w:startOverride w:val="1"/>
-    </w:lvlOverride>
-  </w:num>
-  <w:num w:numId="15" w16cid:durableId="1297375345">
-    <w:abstractNumId w:val="2"/>
-    <w:lvlOverride w:ilvl="0">
-      <w:startOverride w:val="1"/>
-    </w:lvlOverride>
-  </w:num>
-  <w:num w:numId="16" w16cid:durableId="1743212612">
+  <w:num w:numId="19" w16cid:durableId="1275207138">
     <w:abstractNumId w:val="17"/>
     <w:lvlOverride w:ilvl="0">
       <w:startOverride w:val="1"/>
     </w:lvlOverride>
   </w:num>
-  <w:num w:numId="17" w16cid:durableId="1867790261">
-    <w:abstractNumId w:val="18"/>
-    <w:lvlOverride w:ilvl="0">
-      <w:startOverride w:val="1"/>
-    </w:lvlOverride>
-  </w:num>
-  <w:num w:numId="18" w16cid:durableId="1398628476">
-    <w:abstractNumId w:val="16"/>
-    <w:lvlOverride w:ilvl="0">
-      <w:startOverride w:val="1"/>
-    </w:lvlOverride>
-  </w:num>
-  <w:num w:numId="19" w16cid:durableId="1096708841">
-    <w:abstractNumId w:val="4"/>
-    <w:lvlOverride w:ilvl="0">
-      <w:startOverride w:val="1"/>
-    </w:lvlOverride>
-  </w:num>
-  <w:num w:numId="20" w16cid:durableId="738139997">
-    <w:abstractNumId w:val="12"/>
+  <w:num w:numId="20" w16cid:durableId="956789318">
+    <w:abstractNumId w:val="10"/>
     <w:lvlOverride w:ilvl="0">
       <w:startOverride w:val="1"/>
     </w:lvlOverride>
@@ -17344,7 +17364,7 @@
     <w:autoRedefine/>
     <w:uiPriority w:val="39"/>
     <w:unhideWhenUsed/>
-    <w:rsid w:val="00362E86"/>
+    <w:rsid w:val="0072052F"/>
     <w:pPr>
       <w:spacing w:after="100"/>
     </w:pPr>
@@ -17356,7 +17376,7 @@
     <w:autoRedefine/>
     <w:uiPriority w:val="39"/>
     <w:unhideWhenUsed/>
-    <w:rsid w:val="00362E86"/>
+    <w:rsid w:val="0072052F"/>
     <w:pPr>
       <w:spacing w:after="100"/>
       <w:ind w:left="220"/>
